--- a/FeladatRadar_Reszletes_Funkcio_Leiras.docx
+++ b/FeladatRadar_Reszletes_Funkcio_Leiras.docx
@@ -1,16 +1,16 @@
 
 <file path=word/document.xml><?xml version="1.0" encoding="utf-8"?>
-<w:document xmlns:wpc="http://schemas.microsoft.com/office/word/2010/wordprocessingCanvas" xmlns:cx="http://schemas.microsoft.com/office/drawing/2014/chartex" xmlns:cx1="http://schemas.microsoft.com/office/drawing/2015/9/8/chartex" xmlns:cx2="http://schemas.microsoft.com/office/drawing/2015/10/21/chartex" xmlns:cx3="http://schemas.microsoft.com/office/drawing/2016/5/9/chartex" xmlns:cx4="http://schemas.microsoft.com/office/drawing/2016/5/10/chartex" xmlns:cx5="http://schemas.microsoft.com/office/drawing/2016/5/11/chartex" xmlns:cx6="http://schemas.microsoft.com/office/drawing/2016/5/12/chartex" xmlns:cx7="http://schemas.microsoft.com/office/drawing/2016/5/13/chartex" xmlns:cx8="http://schemas.microsoft.com/office/drawing/2016/5/14/chartex" xmlns:mc="http://schemas.openxmlformats.org/markup-compatibility/2006" xmlns:aink="http://schemas.microsoft.com/office/drawing/2016/ink" xmlns:am3d="http://schemas.microsoft.com/office/drawing/2017/model3d" xmlns:o="urn:schemas-microsoft-com:office:office" xmlns:r="http://schemas.openxmlformats.org/officeDocument/2006/relationships" xmlns:m="http://schemas.openxmlformats.org/officeDocument/2006/math" xmlns:v="urn:schemas-microsoft-com:vml" xmlns:wp14="http://schemas.microsoft.com/office/word/2010/wordprocessingDrawing" xmlns:wp="http://schemas.openxmlformats.org/drawingml/2006/wordprocessingDrawing" xmlns:w10="urn:schemas-microsoft-com:office:word" xmlns:w="http://schemas.openxmlformats.org/wordprocessingml/2006/main" xmlns:w14="http://schemas.microsoft.com/office/word/2010/wordml" xmlns:w15="http://schemas.microsoft.com/office/word/2012/wordml" xmlns:w16cid="http://schemas.microsoft.com/office/word/2016/wordml/cid" xmlns:w16se="http://schemas.microsoft.com/office/word/2015/wordml/symex" xmlns:wpg="http://schemas.microsoft.com/office/word/2010/wordprocessingGroup" xmlns:wpi="http://schemas.microsoft.com/office/word/2010/wordprocessingInk" xmlns:wne="http://schemas.microsoft.com/office/word/2006/wordml" xmlns:wps="http://schemas.microsoft.com/office/word/2010/wordprocessingShape" mc:Ignorable="w14 w15 w16se w16cid wp14">
+<w:document xmlns:wpc="http://schemas.microsoft.com/office/word/2010/wordprocessingCanvas" xmlns:cx="http://schemas.microsoft.com/office/drawing/2014/chartex" xmlns:cx1="http://schemas.microsoft.com/office/drawing/2015/9/8/chartex" xmlns:cx2="http://schemas.microsoft.com/office/drawing/2015/10/21/chartex" xmlns:cx3="http://schemas.microsoft.com/office/drawing/2016/5/9/chartex" xmlns:cx4="http://schemas.microsoft.com/office/drawing/2016/5/10/chartex" xmlns:cx5="http://schemas.microsoft.com/office/drawing/2016/5/11/chartex" xmlns:cx6="http://schemas.microsoft.com/office/drawing/2016/5/12/chartex" xmlns:cx7="http://schemas.microsoft.com/office/drawing/2016/5/13/chartex" xmlns:cx8="http://schemas.microsoft.com/office/drawing/2016/5/14/chartex" xmlns:mc="http://schemas.openxmlformats.org/markup-compatibility/2006" xmlns:aink="http://schemas.microsoft.com/office/drawing/2016/ink" xmlns:am3d="http://schemas.microsoft.com/office/drawing/2017/model3d" xmlns:o="urn:schemas-microsoft-com:office:office" xmlns:r="http://schemas.openxmlformats.org/officeDocument/2006/relationships" xmlns:m="http://schemas.openxmlformats.org/officeDocument/2006/math" xmlns:v="urn:schemas-microsoft-com:vml" xmlns:wp14="http://schemas.microsoft.com/office/word/2010/wordprocessingDrawing" xmlns:wp="http://schemas.openxmlformats.org/drawingml/2006/wordprocessingDrawing" xmlns:w10="urn:schemas-microsoft-com:office:word" xmlns:w="http://schemas.openxmlformats.org/wordprocessingml/2006/main" xmlns:w14="http://schemas.microsoft.com/office/word/2010/wordml" xmlns:w15="http://schemas.microsoft.com/office/word/2012/wordml" xmlns:w16cex="http://schemas.microsoft.com/office/word/2018/wordml/cex" xmlns:w16cid="http://schemas.microsoft.com/office/word/2016/wordml/cid" xmlns:w16="http://schemas.microsoft.com/office/word/2018/wordml" xmlns:w16sdtdh="http://schemas.microsoft.com/office/word/2020/wordml/sdtdatahash" xmlns:w16se="http://schemas.microsoft.com/office/word/2015/wordml/symex" xmlns:wpg="http://schemas.microsoft.com/office/word/2010/wordprocessingGroup" xmlns:wpi="http://schemas.microsoft.com/office/word/2010/wordprocessingInk" xmlns:wne="http://schemas.microsoft.com/office/word/2006/wordml" xmlns:wps="http://schemas.microsoft.com/office/word/2010/wordprocessingShape" mc:Ignorable="w14 w15 w16se w16cid w16 w16cex w16sdtdh wp14">
   <w:body>
     <w:p>
       <w:pPr>
-        <w:pStyle w:val="Cmsor1"/>
+        <w:pStyle w:val="Heading1"/>
         <w:jc w:val="both"/>
         <w:rPr>
           <w:rFonts w:cstheme="minorHAnsi"/>
         </w:rPr>
       </w:pPr>
-      <w:bookmarkStart w:id="0" w:name="_Toc222771093"/>
+      <w:bookmarkStart w:id="0" w:name="_Toc223686757"/>
       <w:r>
         <w:rPr>
           <w:rFonts w:cstheme="minorHAnsi"/>
@@ -43,7 +43,7 @@
       <w:sdtContent>
         <w:p>
           <w:pPr>
-            <w:pStyle w:val="Tartalomjegyzkcmsora"/>
+            <w:pStyle w:val="TOCHeading"/>
             <w:jc w:val="both"/>
             <w:rPr>
               <w:rFonts w:asciiTheme="minorHAnsi" w:hAnsiTheme="minorHAnsi" w:cstheme="minorHAnsi"/>
@@ -58,14 +58,14 @@
         </w:p>
         <w:p>
           <w:pPr>
-            <w:pStyle w:val="TJ1"/>
+            <w:pStyle w:val="TOC1"/>
             <w:tabs>
               <w:tab w:val="right" w:leader="dot" w:pos="9062"/>
             </w:tabs>
             <w:rPr>
               <w:rFonts w:eastAsiaTheme="minorEastAsia"/>
               <w:noProof/>
-              <w:lang w:eastAsia="hu-HU"/>
+              <w:lang w:val="en-US"/>
             </w:rPr>
           </w:pPr>
           <w:r>
@@ -86,10 +86,10 @@
             </w:rPr>
             <w:fldChar w:fldCharType="separate"/>
           </w:r>
-          <w:hyperlink w:anchor="_Toc222771093" w:history="1">
-            <w:r>
-              <w:rPr>
-                <w:rStyle w:val="Hiperhivatkozs"/>
+          <w:hyperlink w:anchor="_Toc223686757" w:history="1">
+            <w:r>
+              <w:rPr>
+                <w:rStyle w:val="Hyperlink"/>
                 <w:rFonts w:cstheme="minorHAnsi"/>
                 <w:noProof/>
               </w:rPr>
@@ -114,7 +114,7 @@
                 <w:noProof/>
                 <w:webHidden/>
               </w:rPr>
-              <w:instrText xml:space="preserve"> PAGEREF _Toc222771093 \h </w:instrText>
+              <w:instrText xml:space="preserve"> PAGEREF _Toc223686757 \h </w:instrText>
             </w:r>
             <w:r>
               <w:rPr>
@@ -147,20 +147,20 @@
         </w:p>
         <w:p>
           <w:pPr>
-            <w:pStyle w:val="TJ1"/>
+            <w:pStyle w:val="TOC1"/>
             <w:tabs>
               <w:tab w:val="right" w:leader="dot" w:pos="9062"/>
             </w:tabs>
             <w:rPr>
               <w:rFonts w:eastAsiaTheme="minorEastAsia"/>
               <w:noProof/>
-              <w:lang w:eastAsia="hu-HU"/>
+              <w:lang w:val="en-US"/>
             </w:rPr>
           </w:pPr>
-          <w:hyperlink w:anchor="_Toc222771094" w:history="1">
-            <w:r>
-              <w:rPr>
-                <w:rStyle w:val="Hiperhivatkozs"/>
+          <w:hyperlink w:anchor="_Toc223686758" w:history="1">
+            <w:r>
+              <w:rPr>
+                <w:rStyle w:val="Hyperlink"/>
                 <w:rFonts w:cstheme="minorHAnsi"/>
                 <w:noProof/>
               </w:rPr>
@@ -185,7 +185,7 @@
                 <w:noProof/>
                 <w:webHidden/>
               </w:rPr>
-              <w:instrText xml:space="preserve"> PAGEREF _Toc222771094 \h </w:instrText>
+              <w:instrText xml:space="preserve"> PAGEREF _Toc223686758 \h </w:instrText>
             </w:r>
             <w:r>
               <w:rPr>
@@ -218,20 +218,20 @@
         </w:p>
         <w:p>
           <w:pPr>
-            <w:pStyle w:val="TJ2"/>
+            <w:pStyle w:val="TOC2"/>
             <w:tabs>
               <w:tab w:val="right" w:leader="dot" w:pos="9062"/>
             </w:tabs>
             <w:rPr>
               <w:rFonts w:eastAsiaTheme="minorEastAsia"/>
               <w:noProof/>
-              <w:lang w:eastAsia="hu-HU"/>
+              <w:lang w:val="en-US"/>
             </w:rPr>
           </w:pPr>
-          <w:hyperlink w:anchor="_Toc222771095" w:history="1">
-            <w:r>
-              <w:rPr>
-                <w:rStyle w:val="Hiperhivatkozs"/>
+          <w:hyperlink w:anchor="_Toc223686759" w:history="1">
+            <w:r>
+              <w:rPr>
+                <w:rStyle w:val="Hyperlink"/>
                 <w:noProof/>
               </w:rPr>
               <w:t>1.1 Projekt célja</w:t>
@@ -255,7 +255,7 @@
                 <w:noProof/>
                 <w:webHidden/>
               </w:rPr>
-              <w:instrText xml:space="preserve"> PAGEREF _Toc222771095 \h </w:instrText>
+              <w:instrText xml:space="preserve"> PAGEREF _Toc223686759 \h </w:instrText>
             </w:r>
             <w:r>
               <w:rPr>
@@ -288,20 +288,20 @@
         </w:p>
         <w:p>
           <w:pPr>
-            <w:pStyle w:val="TJ2"/>
+            <w:pStyle w:val="TOC2"/>
             <w:tabs>
               <w:tab w:val="right" w:leader="dot" w:pos="9062"/>
             </w:tabs>
             <w:rPr>
               <w:rFonts w:eastAsiaTheme="minorEastAsia"/>
               <w:noProof/>
-              <w:lang w:eastAsia="hu-HU"/>
+              <w:lang w:val="en-US"/>
             </w:rPr>
           </w:pPr>
-          <w:hyperlink w:anchor="_Toc222771096" w:history="1">
-            <w:r>
-              <w:rPr>
-                <w:rStyle w:val="Hiperhivatkozs"/>
+          <w:hyperlink w:anchor="_Toc223686760" w:history="1">
+            <w:r>
+              <w:rPr>
+                <w:rStyle w:val="Hyperlink"/>
                 <w:noProof/>
               </w:rPr>
               <w:t>1.2 Témaválasztás indoklása</w:t>
@@ -325,7 +325,7 @@
                 <w:noProof/>
                 <w:webHidden/>
               </w:rPr>
-              <w:instrText xml:space="preserve"> PAGEREF _Toc222771096 \h </w:instrText>
+              <w:instrText xml:space="preserve"> PAGEREF _Toc223686760 \h </w:instrText>
             </w:r>
             <w:r>
               <w:rPr>
@@ -358,20 +358,20 @@
         </w:p>
         <w:p>
           <w:pPr>
-            <w:pStyle w:val="TJ2"/>
+            <w:pStyle w:val="TOC2"/>
             <w:tabs>
               <w:tab w:val="right" w:leader="dot" w:pos="9062"/>
             </w:tabs>
             <w:rPr>
               <w:rFonts w:eastAsiaTheme="minorEastAsia"/>
               <w:noProof/>
-              <w:lang w:eastAsia="hu-HU"/>
+              <w:lang w:val="en-US"/>
             </w:rPr>
           </w:pPr>
-          <w:hyperlink w:anchor="_Toc222771097" w:history="1">
-            <w:r>
-              <w:rPr>
-                <w:rStyle w:val="Hiperhivatkozs"/>
+          <w:hyperlink w:anchor="_Toc223686761" w:history="1">
+            <w:r>
+              <w:rPr>
+                <w:rStyle w:val="Hyperlink"/>
                 <w:noProof/>
               </w:rPr>
               <w:t>1.3 Célközönség</w:t>
@@ -395,7 +395,7 @@
                 <w:noProof/>
                 <w:webHidden/>
               </w:rPr>
-              <w:instrText xml:space="preserve"> PAGEREF _Toc222771097 \h </w:instrText>
+              <w:instrText xml:space="preserve"> PAGEREF _Toc223686761 \h </w:instrText>
             </w:r>
             <w:r>
               <w:rPr>
@@ -428,20 +428,20 @@
         </w:p>
         <w:p>
           <w:pPr>
-            <w:pStyle w:val="TJ2"/>
+            <w:pStyle w:val="TOC2"/>
             <w:tabs>
               <w:tab w:val="right" w:leader="dot" w:pos="9062"/>
             </w:tabs>
             <w:rPr>
               <w:rFonts w:eastAsiaTheme="minorEastAsia"/>
               <w:noProof/>
-              <w:lang w:eastAsia="hu-HU"/>
+              <w:lang w:val="en-US"/>
             </w:rPr>
           </w:pPr>
-          <w:hyperlink w:anchor="_Toc222771098" w:history="1">
-            <w:r>
-              <w:rPr>
-                <w:rStyle w:val="Hiperhivatkozs"/>
+          <w:hyperlink w:anchor="_Toc223686762" w:history="1">
+            <w:r>
+              <w:rPr>
+                <w:rStyle w:val="Hyperlink"/>
                 <w:noProof/>
               </w:rPr>
               <w:t>1.4 Csoport tagjai és munkamegosztás</w:t>
@@ -465,7 +465,7 @@
                 <w:noProof/>
                 <w:webHidden/>
               </w:rPr>
-              <w:instrText xml:space="preserve"> PAGEREF _Toc222771098 \h </w:instrText>
+              <w:instrText xml:space="preserve"> PAGEREF _Toc223686762 \h </w:instrText>
             </w:r>
             <w:r>
               <w:rPr>
@@ -498,20 +498,20 @@
         </w:p>
         <w:p>
           <w:pPr>
-            <w:pStyle w:val="TJ3"/>
+            <w:pStyle w:val="TOC3"/>
             <w:tabs>
               <w:tab w:val="right" w:leader="dot" w:pos="9062"/>
             </w:tabs>
             <w:rPr>
               <w:rFonts w:eastAsiaTheme="minorEastAsia"/>
               <w:noProof/>
-              <w:lang w:eastAsia="hu-HU"/>
+              <w:lang w:val="en-US"/>
             </w:rPr>
           </w:pPr>
-          <w:hyperlink w:anchor="_Toc222771099" w:history="1">
-            <w:r>
-              <w:rPr>
-                <w:rStyle w:val="Hiperhivatkozs"/>
+          <w:hyperlink w:anchor="_Toc223686763" w:history="1">
+            <w:r>
+              <w:rPr>
+                <w:rStyle w:val="Hyperlink"/>
                 <w:noProof/>
               </w:rPr>
               <w:t>1.4.1 Tarcsányi Csongor Márk feladatai</w:t>
@@ -535,7 +535,7 @@
                 <w:noProof/>
                 <w:webHidden/>
               </w:rPr>
-              <w:instrText xml:space="preserve"> PAGEREF _Toc222771099 \h </w:instrText>
+              <w:instrText xml:space="preserve"> PAGEREF _Toc223686763 \h </w:instrText>
             </w:r>
             <w:r>
               <w:rPr>
@@ -568,20 +568,20 @@
         </w:p>
         <w:p>
           <w:pPr>
-            <w:pStyle w:val="TJ3"/>
+            <w:pStyle w:val="TOC3"/>
             <w:tabs>
               <w:tab w:val="right" w:leader="dot" w:pos="9062"/>
             </w:tabs>
             <w:rPr>
               <w:rFonts w:eastAsiaTheme="minorEastAsia"/>
               <w:noProof/>
-              <w:lang w:eastAsia="hu-HU"/>
+              <w:lang w:val="en-US"/>
             </w:rPr>
           </w:pPr>
-          <w:hyperlink w:anchor="_Toc222771100" w:history="1">
-            <w:r>
-              <w:rPr>
-                <w:rStyle w:val="Hiperhivatkozs"/>
+          <w:hyperlink w:anchor="_Toc223686764" w:history="1">
+            <w:r>
+              <w:rPr>
+                <w:rStyle w:val="Hyperlink"/>
                 <w:noProof/>
               </w:rPr>
               <w:t>1.4.2 Lőrincz Antal feladatai</w:t>
@@ -605,7 +605,7 @@
                 <w:noProof/>
                 <w:webHidden/>
               </w:rPr>
-              <w:instrText xml:space="preserve"> PAGEREF _Toc222771100 \h </w:instrText>
+              <w:instrText xml:space="preserve"> PAGEREF _Toc223686764 \h </w:instrText>
             </w:r>
             <w:r>
               <w:rPr>
@@ -638,20 +638,20 @@
         </w:p>
         <w:p>
           <w:pPr>
-            <w:pStyle w:val="TJ3"/>
+            <w:pStyle w:val="TOC3"/>
             <w:tabs>
               <w:tab w:val="right" w:leader="dot" w:pos="9062"/>
             </w:tabs>
             <w:rPr>
               <w:rFonts w:eastAsiaTheme="minorEastAsia"/>
               <w:noProof/>
-              <w:lang w:eastAsia="hu-HU"/>
+              <w:lang w:val="en-US"/>
             </w:rPr>
           </w:pPr>
-          <w:hyperlink w:anchor="_Toc222771101" w:history="1">
-            <w:r>
-              <w:rPr>
-                <w:rStyle w:val="Hiperhivatkozs"/>
+          <w:hyperlink w:anchor="_Toc223686765" w:history="1">
+            <w:r>
+              <w:rPr>
+                <w:rStyle w:val="Hyperlink"/>
                 <w:noProof/>
               </w:rPr>
               <w:t>1.4.3 Le Tuan Anh (Róbert) feladatai</w:t>
@@ -675,7 +675,7 @@
                 <w:noProof/>
                 <w:webHidden/>
               </w:rPr>
-              <w:instrText xml:space="preserve"> PAGEREF _Toc222771101 \h </w:instrText>
+              <w:instrText xml:space="preserve"> PAGEREF _Toc223686765 \h </w:instrText>
             </w:r>
             <w:r>
               <w:rPr>
@@ -708,20 +708,20 @@
         </w:p>
         <w:p>
           <w:pPr>
-            <w:pStyle w:val="TJ3"/>
+            <w:pStyle w:val="TOC3"/>
             <w:tabs>
               <w:tab w:val="right" w:leader="dot" w:pos="9062"/>
             </w:tabs>
             <w:rPr>
               <w:rFonts w:eastAsiaTheme="minorEastAsia"/>
               <w:noProof/>
-              <w:lang w:eastAsia="hu-HU"/>
+              <w:lang w:val="en-US"/>
             </w:rPr>
           </w:pPr>
-          <w:hyperlink w:anchor="_Toc222771102" w:history="1">
-            <w:r>
-              <w:rPr>
-                <w:rStyle w:val="Hiperhivatkozs"/>
+          <w:hyperlink w:anchor="_Toc223686766" w:history="1">
+            <w:r>
+              <w:rPr>
+                <w:rStyle w:val="Hyperlink"/>
                 <w:noProof/>
               </w:rPr>
               <w:t>1.4.4 Közös fejlesztések</w:t>
@@ -745,7 +745,7 @@
                 <w:noProof/>
                 <w:webHidden/>
               </w:rPr>
-              <w:instrText xml:space="preserve"> PAGEREF _Toc222771102 \h </w:instrText>
+              <w:instrText xml:space="preserve"> PAGEREF _Toc223686766 \h </w:instrText>
             </w:r>
             <w:r>
               <w:rPr>
@@ -778,20 +778,20 @@
         </w:p>
         <w:p>
           <w:pPr>
-            <w:pStyle w:val="TJ2"/>
+            <w:pStyle w:val="TOC2"/>
             <w:tabs>
               <w:tab w:val="right" w:leader="dot" w:pos="9062"/>
             </w:tabs>
             <w:rPr>
               <w:rFonts w:eastAsiaTheme="minorEastAsia"/>
               <w:noProof/>
-              <w:lang w:eastAsia="hu-HU"/>
+              <w:lang w:val="en-US"/>
             </w:rPr>
           </w:pPr>
-          <w:hyperlink w:anchor="_Toc222771103" w:history="1">
-            <w:r>
-              <w:rPr>
-                <w:rStyle w:val="Hiperhivatkozs"/>
+          <w:hyperlink w:anchor="_Toc223686767" w:history="1">
+            <w:r>
+              <w:rPr>
+                <w:rStyle w:val="Hyperlink"/>
                 <w:noProof/>
               </w:rPr>
               <w:t>1.5 Szükséges adatok a megvalósításhoz</w:t>
@@ -815,7 +815,7 @@
                 <w:noProof/>
                 <w:webHidden/>
               </w:rPr>
-              <w:instrText xml:space="preserve"> PAGEREF _Toc222771103 \h </w:instrText>
+              <w:instrText xml:space="preserve"> PAGEREF _Toc223686767 \h </w:instrText>
             </w:r>
             <w:r>
               <w:rPr>
@@ -836,6 +836,358 @@
                 <w:webHidden/>
               </w:rPr>
               <w:t>4</w:t>
+            </w:r>
+            <w:r>
+              <w:rPr>
+                <w:noProof/>
+                <w:webHidden/>
+              </w:rPr>
+              <w:fldChar w:fldCharType="end"/>
+            </w:r>
+          </w:hyperlink>
+        </w:p>
+        <w:p>
+          <w:pPr>
+            <w:pStyle w:val="TOC1"/>
+            <w:tabs>
+              <w:tab w:val="right" w:leader="dot" w:pos="9062"/>
+            </w:tabs>
+            <w:rPr>
+              <w:rFonts w:eastAsiaTheme="minorEastAsia"/>
+              <w:noProof/>
+              <w:lang w:val="en-US"/>
+            </w:rPr>
+          </w:pPr>
+          <w:hyperlink w:anchor="_Toc223686768" w:history="1">
+            <w:r>
+              <w:rPr>
+                <w:rStyle w:val="Hyperlink"/>
+                <w:rFonts w:cstheme="minorHAnsi"/>
+                <w:noProof/>
+                <w:lang w:eastAsia="hu-HU"/>
+              </w:rPr>
+              <w:t>2. Fejlesztői dokumentáció</w:t>
+            </w:r>
+            <w:r>
+              <w:rPr>
+                <w:noProof/>
+                <w:webHidden/>
+              </w:rPr>
+              <w:tab/>
+            </w:r>
+            <w:r>
+              <w:rPr>
+                <w:noProof/>
+                <w:webHidden/>
+              </w:rPr>
+              <w:fldChar w:fldCharType="begin"/>
+            </w:r>
+            <w:r>
+              <w:rPr>
+                <w:noProof/>
+                <w:webHidden/>
+              </w:rPr>
+              <w:instrText xml:space="preserve"> PAGEREF _Toc223686768 \h </w:instrText>
+            </w:r>
+            <w:r>
+              <w:rPr>
+                <w:noProof/>
+                <w:webHidden/>
+              </w:rPr>
+            </w:r>
+            <w:r>
+              <w:rPr>
+                <w:noProof/>
+                <w:webHidden/>
+              </w:rPr>
+              <w:fldChar w:fldCharType="separate"/>
+            </w:r>
+            <w:r>
+              <w:rPr>
+                <w:noProof/>
+                <w:webHidden/>
+              </w:rPr>
+              <w:t>5</w:t>
+            </w:r>
+            <w:r>
+              <w:rPr>
+                <w:noProof/>
+                <w:webHidden/>
+              </w:rPr>
+              <w:fldChar w:fldCharType="end"/>
+            </w:r>
+          </w:hyperlink>
+        </w:p>
+        <w:p>
+          <w:pPr>
+            <w:pStyle w:val="TOC2"/>
+            <w:tabs>
+              <w:tab w:val="right" w:leader="dot" w:pos="9062"/>
+            </w:tabs>
+            <w:rPr>
+              <w:rFonts w:eastAsiaTheme="minorEastAsia"/>
+              <w:noProof/>
+              <w:lang w:val="en-US"/>
+            </w:rPr>
+          </w:pPr>
+          <w:hyperlink w:anchor="_Toc223686769" w:history="1">
+            <w:r>
+              <w:rPr>
+                <w:rStyle w:val="Hyperlink"/>
+                <w:noProof/>
+              </w:rPr>
+              <w:t>2.1 Alkalmazás áttekintés</w:t>
+            </w:r>
+            <w:r>
+              <w:rPr>
+                <w:noProof/>
+                <w:webHidden/>
+              </w:rPr>
+              <w:tab/>
+            </w:r>
+            <w:r>
+              <w:rPr>
+                <w:noProof/>
+                <w:webHidden/>
+              </w:rPr>
+              <w:fldChar w:fldCharType="begin"/>
+            </w:r>
+            <w:r>
+              <w:rPr>
+                <w:noProof/>
+                <w:webHidden/>
+              </w:rPr>
+              <w:instrText xml:space="preserve"> PAGEREF _Toc223686769 \h </w:instrText>
+            </w:r>
+            <w:r>
+              <w:rPr>
+                <w:noProof/>
+                <w:webHidden/>
+              </w:rPr>
+            </w:r>
+            <w:r>
+              <w:rPr>
+                <w:noProof/>
+                <w:webHidden/>
+              </w:rPr>
+              <w:fldChar w:fldCharType="separate"/>
+            </w:r>
+            <w:r>
+              <w:rPr>
+                <w:noProof/>
+                <w:webHidden/>
+              </w:rPr>
+              <w:t>5</w:t>
+            </w:r>
+            <w:r>
+              <w:rPr>
+                <w:noProof/>
+                <w:webHidden/>
+              </w:rPr>
+              <w:fldChar w:fldCharType="end"/>
+            </w:r>
+          </w:hyperlink>
+        </w:p>
+        <w:p>
+          <w:pPr>
+            <w:pStyle w:val="TOC2"/>
+            <w:tabs>
+              <w:tab w:val="right" w:leader="dot" w:pos="9062"/>
+            </w:tabs>
+            <w:rPr>
+              <w:rFonts w:eastAsiaTheme="minorEastAsia"/>
+              <w:noProof/>
+              <w:lang w:val="en-US"/>
+            </w:rPr>
+          </w:pPr>
+          <w:hyperlink w:anchor="_Toc223686770" w:history="1">
+            <w:r>
+              <w:rPr>
+                <w:rStyle w:val="Hyperlink"/>
+                <w:noProof/>
+              </w:rPr>
+              <w:t>2.2 Felhasznált szoftverek</w:t>
+            </w:r>
+            <w:r>
+              <w:rPr>
+                <w:noProof/>
+                <w:webHidden/>
+              </w:rPr>
+              <w:tab/>
+            </w:r>
+            <w:r>
+              <w:rPr>
+                <w:noProof/>
+                <w:webHidden/>
+              </w:rPr>
+              <w:fldChar w:fldCharType="begin"/>
+            </w:r>
+            <w:r>
+              <w:rPr>
+                <w:noProof/>
+                <w:webHidden/>
+              </w:rPr>
+              <w:instrText xml:space="preserve"> PAGEREF _Toc223686770 \h </w:instrText>
+            </w:r>
+            <w:r>
+              <w:rPr>
+                <w:noProof/>
+                <w:webHidden/>
+              </w:rPr>
+            </w:r>
+            <w:r>
+              <w:rPr>
+                <w:noProof/>
+                <w:webHidden/>
+              </w:rPr>
+              <w:fldChar w:fldCharType="separate"/>
+            </w:r>
+            <w:r>
+              <w:rPr>
+                <w:noProof/>
+                <w:webHidden/>
+              </w:rPr>
+              <w:t>5</w:t>
+            </w:r>
+            <w:r>
+              <w:rPr>
+                <w:noProof/>
+                <w:webHidden/>
+              </w:rPr>
+              <w:fldChar w:fldCharType="end"/>
+            </w:r>
+          </w:hyperlink>
+        </w:p>
+        <w:p>
+          <w:pPr>
+            <w:pStyle w:val="TOC2"/>
+            <w:tabs>
+              <w:tab w:val="right" w:leader="dot" w:pos="9062"/>
+            </w:tabs>
+            <w:rPr>
+              <w:rFonts w:eastAsiaTheme="minorEastAsia"/>
+              <w:noProof/>
+              <w:lang w:val="en-US"/>
+            </w:rPr>
+          </w:pPr>
+          <w:hyperlink w:anchor="_Toc223686771" w:history="1">
+            <w:r>
+              <w:rPr>
+                <w:rStyle w:val="Hyperlink"/>
+                <w:noProof/>
+              </w:rPr>
+              <w:t>2.3 Github</w:t>
+            </w:r>
+            <w:r>
+              <w:rPr>
+                <w:noProof/>
+                <w:webHidden/>
+              </w:rPr>
+              <w:tab/>
+            </w:r>
+            <w:r>
+              <w:rPr>
+                <w:noProof/>
+                <w:webHidden/>
+              </w:rPr>
+              <w:fldChar w:fldCharType="begin"/>
+            </w:r>
+            <w:r>
+              <w:rPr>
+                <w:noProof/>
+                <w:webHidden/>
+              </w:rPr>
+              <w:instrText xml:space="preserve"> PAGEREF _Toc223686771 \h </w:instrText>
+            </w:r>
+            <w:r>
+              <w:rPr>
+                <w:noProof/>
+                <w:webHidden/>
+              </w:rPr>
+            </w:r>
+            <w:r>
+              <w:rPr>
+                <w:noProof/>
+                <w:webHidden/>
+              </w:rPr>
+              <w:fldChar w:fldCharType="separate"/>
+            </w:r>
+            <w:r>
+              <w:rPr>
+                <w:noProof/>
+                <w:webHidden/>
+              </w:rPr>
+              <w:t>5</w:t>
+            </w:r>
+            <w:r>
+              <w:rPr>
+                <w:noProof/>
+                <w:webHidden/>
+              </w:rPr>
+              <w:fldChar w:fldCharType="end"/>
+            </w:r>
+          </w:hyperlink>
+        </w:p>
+        <w:p>
+          <w:pPr>
+            <w:pStyle w:val="TOC2"/>
+            <w:tabs>
+              <w:tab w:val="right" w:leader="dot" w:pos="9062"/>
+            </w:tabs>
+            <w:rPr>
+              <w:rFonts w:eastAsiaTheme="minorEastAsia"/>
+              <w:noProof/>
+              <w:lang w:val="en-US"/>
+            </w:rPr>
+          </w:pPr>
+          <w:hyperlink w:anchor="_Toc223686772" w:history="1">
+            <w:r>
+              <w:rPr>
+                <w:rStyle w:val="Hyperlink"/>
+                <w:noProof/>
+              </w:rPr>
+              <w:t>2.4 Fő funkciók</w:t>
+            </w:r>
+            <w:r>
+              <w:rPr>
+                <w:noProof/>
+                <w:webHidden/>
+              </w:rPr>
+              <w:tab/>
+            </w:r>
+            <w:r>
+              <w:rPr>
+                <w:noProof/>
+                <w:webHidden/>
+              </w:rPr>
+              <w:fldChar w:fldCharType="begin"/>
+            </w:r>
+            <w:r>
+              <w:rPr>
+                <w:noProof/>
+                <w:webHidden/>
+              </w:rPr>
+              <w:instrText xml:space="preserve"> PAGEREF _Toc223686772 \h </w:instrText>
+            </w:r>
+            <w:r>
+              <w:rPr>
+                <w:noProof/>
+                <w:webHidden/>
+              </w:rPr>
+            </w:r>
+            <w:r>
+              <w:rPr>
+                <w:noProof/>
+                <w:webHidden/>
+              </w:rPr>
+              <w:fldChar w:fldCharType="separate"/>
+            </w:r>
+            <w:r>
+              <w:rPr>
+                <w:noProof/>
+                <w:webHidden/>
+              </w:rPr>
+              <w:t>5</w:t>
             </w:r>
             <w:r>
               <w:rPr>
@@ -880,13 +1232,13 @@
     </w:p>
     <w:p>
       <w:pPr>
-        <w:pStyle w:val="Cmsor1"/>
+        <w:pStyle w:val="Heading1"/>
         <w:jc w:val="both"/>
         <w:rPr>
           <w:rFonts w:cstheme="minorHAnsi"/>
         </w:rPr>
       </w:pPr>
-      <w:bookmarkStart w:id="1" w:name="_Toc222771094"/>
+      <w:bookmarkStart w:id="1" w:name="_Toc223686758"/>
       <w:r>
         <w:rPr>
           <w:rFonts w:cstheme="minorHAnsi"/>
@@ -898,18 +1250,18 @@
     </w:p>
     <w:p>
       <w:pPr>
-        <w:pStyle w:val="NormlWeb"/>
+        <w:pStyle w:val="NormalWeb"/>
         <w:spacing w:line="400" w:lineRule="exact"/>
         <w:jc w:val="both"/>
         <w:rPr>
-          <w:rStyle w:val="Cmsor2Char"/>
+          <w:rStyle w:val="Heading2Char"/>
           <w:rFonts w:asciiTheme="minorHAnsi" w:hAnsiTheme="minorHAnsi"/>
         </w:rPr>
       </w:pPr>
-      <w:bookmarkStart w:id="2" w:name="_Toc222771095"/>
-      <w:r>
-        <w:rPr>
-          <w:rStyle w:val="Cmsor2Char"/>
+      <w:bookmarkStart w:id="2" w:name="_Toc223686759"/>
+      <w:r>
+        <w:rPr>
+          <w:rStyle w:val="Heading2Char"/>
           <w:rFonts w:asciiTheme="minorHAnsi" w:hAnsiTheme="minorHAnsi"/>
         </w:rPr>
         <w:t>1.1 Projekt célja</w:t>
@@ -918,7 +1270,7 @@
     </w:p>
     <w:p>
       <w:pPr>
-        <w:pStyle w:val="NormlWeb"/>
+        <w:pStyle w:val="NormalWeb"/>
         <w:spacing w:line="360" w:lineRule="auto"/>
         <w:jc w:val="both"/>
         <w:rPr>
@@ -933,7 +1285,7 @@
       </w:r>
       <w:r>
         <w:rPr>
-          <w:rStyle w:val="Kiemels2"/>
+          <w:rStyle w:val="Strong"/>
           <w:rFonts w:asciiTheme="minorHAnsi" w:hAnsiTheme="minorHAnsi" w:cstheme="minorHAnsi"/>
         </w:rPr>
         <w:t>diákok és tanárok számára készült online naptár- és feladatkezelő platform</w:t>
@@ -942,64 +1294,30 @@
         <w:rPr>
           <w:rFonts w:asciiTheme="minorHAnsi" w:hAnsiTheme="minorHAnsi" w:cstheme="minorHAnsi"/>
         </w:rPr>
-        <w:t xml:space="preserve">, amely egy helyen összegyűjti az órarendet, házi feladatokat, dolgozatokat és iskolai eseményeket, miközben lehetőséget biztosít a közösségi információmegosztásra és a csevegésre. Célja, hogy a hiányzó és az aktív diákok egyaránt naprakészen követhessék az iskolai teendőket, és egyszerűbben szervezzék a tanulást. Az oldal központi eleme egy naptár, amelyhez mindenki hozzáférhet, és amelyben könnyen áttekinthető módon jelennek meg a </w:t>
-      </w:r>
-      <w:proofErr w:type="spellStart"/>
-      <w:proofErr w:type="gramStart"/>
+        <w:t>, amely egy helyen összegyűjti az órarendet, házi feladatokat, dolgozatokat és iskolai eseményeket, miközben lehetőséget biztosít a közösségi információmegosztásra</w:t>
+      </w:r>
       <w:r>
         <w:rPr>
           <w:rFonts w:asciiTheme="minorHAnsi" w:hAnsiTheme="minorHAnsi" w:cstheme="minorHAnsi"/>
         </w:rPr>
-        <w:t>teendők.A</w:t>
-      </w:r>
-      <w:proofErr w:type="spellEnd"/>
-      <w:proofErr w:type="gramEnd"/>
+        <w:t xml:space="preserve">. </w:t>
+      </w:r>
       <w:r>
         <w:rPr>
           <w:rFonts w:asciiTheme="minorHAnsi" w:hAnsiTheme="minorHAnsi" w:cstheme="minorHAnsi"/>
         </w:rPr>
-        <w:t xml:space="preserve"> webalkalmazás lehetőséget biztosít a közösségi információmegosztásra, csevegésre, tantárgy szerinti keresésre, valamint az események szavazásos megerősítésére. A rendszer okos emlékeztetőket is kínál, nem csak sima értesítéseket, például figyelmeztet: „Holnap </w:t>
-      </w:r>
-      <w:proofErr w:type="spellStart"/>
-      <w:r>
-        <w:rPr>
-          <w:rFonts w:asciiTheme="minorHAnsi" w:hAnsiTheme="minorHAnsi" w:cstheme="minorHAnsi"/>
-        </w:rPr>
-        <w:t>doga</w:t>
-      </w:r>
-      <w:proofErr w:type="spellEnd"/>
-      <w:r>
-        <w:rPr>
-          <w:rFonts w:asciiTheme="minorHAnsi" w:hAnsiTheme="minorHAnsi" w:cstheme="minorHAnsi"/>
-        </w:rPr>
-        <w:t xml:space="preserve"> matekból, még nincs feltöltve jegyzeted” vagy „3 feladat közeleg ugyanarra a napra”, így segít a diákoknak naprakésznek </w:t>
-      </w:r>
-      <w:proofErr w:type="spellStart"/>
-      <w:proofErr w:type="gramStart"/>
-      <w:r>
-        <w:rPr>
-          <w:rFonts w:asciiTheme="minorHAnsi" w:hAnsiTheme="minorHAnsi" w:cstheme="minorHAnsi"/>
-        </w:rPr>
-        <w:t>maradni.Ezáltal</w:t>
-      </w:r>
-      <w:proofErr w:type="spellEnd"/>
-      <w:proofErr w:type="gramEnd"/>
-      <w:r>
-        <w:rPr>
-          <w:rFonts w:asciiTheme="minorHAnsi" w:hAnsiTheme="minorHAnsi" w:cstheme="minorHAnsi"/>
-        </w:rPr>
-        <w:t xml:space="preserve"> a napok átláthatóbbá válnak, a diákok könnyebben nyomon követhetik az iskolai kötelezettségeiket, és a tanárok is egyszerűbben kommunikálhatják az eseményeket. A projekt célja tehát egy olyan rendszer létrehozása, amely egyszerre praktikus, felhasználóbarát és mindenki számára hozzáférhető.</w:t>
+        <w:t>Célja, hogy a hiányzó és az aktív diákok egyaránt naprakészen követhessék az iskolai teendőket, és egyszerűbben szervezzék a tanulást. Az oldal központi eleme egy naptár, amelyhez mindenki hozzáférhet, és amelyben könnyen áttekinthető módon jelennek meg a teendők.A webalkalmazás lehetőséget biztosít a közösségi információmegosztásra, tantárgy szerinti keresésre, valamint az események szavazásos megerősítésére. A rendszer okos emlékeztetőket is kínál, nem csak sima értesítéseket, például figyelmeztet: „Holnap doga matekból, még nincs feltöltve jegyzeted” vagy „3 feladat közeleg ugyanarra a napra”, így segít a diákoknak naprakésznek maradni.Ezáltal a napok átláthatóbbá válnak, a diákok könnyebben nyomon követhetik az iskolai kötelezettségeiket, és a tanárok is egyszerűbben kommunikálhatják az eseményeket. A projekt célja tehát egy olyan rendszer létrehozása, amely egyszerre praktikus, felhasználóbarát és mindenki számára hozzáférhető.</w:t>
       </w:r>
     </w:p>
     <w:p>
       <w:pPr>
-        <w:pStyle w:val="Cmsor2"/>
+        <w:pStyle w:val="Heading2"/>
         <w:jc w:val="both"/>
       </w:pPr>
-      <w:bookmarkStart w:id="3" w:name="_Toc222771096"/>
-      <w:r>
-        <w:rPr>
-          <w:rStyle w:val="Kiemels2"/>
+      <w:bookmarkStart w:id="3" w:name="_Toc223686760"/>
+      <w:r>
+        <w:rPr>
+          <w:rStyle w:val="Strong"/>
           <w:b w:val="0"/>
           <w:bCs w:val="0"/>
         </w:rPr>
@@ -1056,9 +1374,8 @@
           <w:szCs w:val="24"/>
           <w:lang w:eastAsia="hu-HU"/>
         </w:rPr>
-        <w:t xml:space="preserve"> Az iskolai kommunikáció és szervezés problémájára ad megoldást. A Kréta mellett plusz funkciókat nyújt (pl. közösségi kommunikáció, feladatok megosztása). Használható valódi célcsoport által (diákok és tanárok). A Kréta hivatalos iskolai rendszer, de nincs benne chat és közösségi naptár funkció. Google </w:t>
-      </w:r>
-      <w:proofErr w:type="spellStart"/>
+        <w:t xml:space="preserve"> Az iskolai kommunikáció és szervezés problémájára ad megoldást. A Kréta mellett plusz funkciókat nyújt (pl. feladatok megosztása). Használható valódi célcsoport által (diákok és tanárok). A Kréta hivatalos iskolai rendszer, de nincs benne közösségi naptár funkció. Google Classroom inkább tananyag-megosztásra, nem pedig események és feladatok átlátható kezelésére. </w:t>
+      </w:r>
       <w:r>
         <w:rPr>
           <w:rFonts w:eastAsia="Times New Roman" w:cstheme="minorHAnsi"/>
@@ -1066,9 +1383,8 @@
           <w:szCs w:val="24"/>
           <w:lang w:eastAsia="hu-HU"/>
         </w:rPr>
-        <w:t>Classroom</w:t>
-      </w:r>
-      <w:proofErr w:type="spellEnd"/>
+        <w:t>E</w:t>
+      </w:r>
       <w:r>
         <w:rPr>
           <w:rFonts w:eastAsia="Times New Roman" w:cstheme="minorHAnsi"/>
@@ -1076,78 +1392,18 @@
           <w:szCs w:val="24"/>
           <w:lang w:eastAsia="hu-HU"/>
         </w:rPr>
-        <w:t xml:space="preserve"> inkább tananyag-megosztásra, nem pedig események és feladatok átlátható </w:t>
-      </w:r>
-      <w:proofErr w:type="gramStart"/>
-      <w:r>
-        <w:rPr>
-          <w:rFonts w:eastAsia="Times New Roman" w:cstheme="minorHAnsi"/>
-          <w:sz w:val="24"/>
-          <w:szCs w:val="24"/>
-          <w:lang w:eastAsia="hu-HU"/>
-        </w:rPr>
-        <w:t>kezelésére.Messenger</w:t>
-      </w:r>
-      <w:proofErr w:type="gramEnd"/>
-      <w:r>
-        <w:rPr>
-          <w:rFonts w:eastAsia="Times New Roman" w:cstheme="minorHAnsi"/>
-          <w:sz w:val="24"/>
-          <w:szCs w:val="24"/>
-          <w:lang w:eastAsia="hu-HU"/>
-        </w:rPr>
-        <w:t>/</w:t>
-      </w:r>
-      <w:proofErr w:type="spellStart"/>
-      <w:r>
-        <w:rPr>
-          <w:rFonts w:eastAsia="Times New Roman" w:cstheme="minorHAnsi"/>
-          <w:sz w:val="24"/>
-          <w:szCs w:val="24"/>
-          <w:lang w:eastAsia="hu-HU"/>
-        </w:rPr>
-        <w:t>Discord</w:t>
-      </w:r>
-      <w:proofErr w:type="spellEnd"/>
-      <w:r>
-        <w:rPr>
-          <w:rFonts w:eastAsia="Times New Roman" w:cstheme="minorHAnsi"/>
-          <w:sz w:val="24"/>
-          <w:szCs w:val="24"/>
-          <w:lang w:eastAsia="hu-HU"/>
-        </w:rPr>
-        <w:t xml:space="preserve"> csoportok jó kommunikációra, de nincs naptár és feladatnyilvántartás. ez a </w:t>
-      </w:r>
-      <w:proofErr w:type="gramStart"/>
-      <w:r>
-        <w:rPr>
-          <w:rFonts w:eastAsia="Times New Roman" w:cstheme="minorHAnsi"/>
-          <w:sz w:val="24"/>
-          <w:szCs w:val="24"/>
-          <w:lang w:eastAsia="hu-HU"/>
-        </w:rPr>
-        <w:t>weboldal  kombinálja</w:t>
-      </w:r>
-      <w:proofErr w:type="gramEnd"/>
-      <w:r>
-        <w:rPr>
-          <w:rFonts w:eastAsia="Times New Roman" w:cstheme="minorHAnsi"/>
-          <w:sz w:val="24"/>
-          <w:szCs w:val="24"/>
-          <w:lang w:eastAsia="hu-HU"/>
-        </w:rPr>
-        <w:t xml:space="preserve"> ezeket a funkciókat egy helyen.</w:t>
+        <w:t>z a weboldal  kombinálja ezeket a funkciókat egy helyen.</w:t>
       </w:r>
     </w:p>
     <w:p>
       <w:pPr>
-        <w:pStyle w:val="Cmsor2"/>
+        <w:pStyle w:val="Heading2"/>
         <w:jc w:val="both"/>
       </w:pPr>
-      <w:bookmarkStart w:id="4" w:name="_Toc222771097"/>
-      <w:r>
-        <w:rPr>
-          <w:rStyle w:val="Kiemels2"/>
+      <w:bookmarkStart w:id="4" w:name="_Toc223686761"/>
+      <w:r>
+        <w:rPr>
+          <w:rStyle w:val="Strong"/>
           <w:b w:val="0"/>
           <w:bCs w:val="0"/>
         </w:rPr>
@@ -1157,7 +1413,7 @@
     </w:p>
     <w:p>
       <w:pPr>
-        <w:pStyle w:val="NormlWeb"/>
+        <w:pStyle w:val="NormalWeb"/>
         <w:spacing w:line="360" w:lineRule="auto"/>
         <w:jc w:val="both"/>
         <w:rPr>
@@ -1178,10 +1434,10 @@
           <w:rFonts w:cstheme="minorHAnsi"/>
         </w:rPr>
       </w:pPr>
-      <w:bookmarkStart w:id="5" w:name="_Toc222771098"/>
-      <w:r>
-        <w:rPr>
-          <w:rStyle w:val="Cmsor2Char"/>
+      <w:bookmarkStart w:id="5" w:name="_Toc223686762"/>
+      <w:r>
+        <w:rPr>
+          <w:rStyle w:val="Heading2Char"/>
           <w:rFonts w:eastAsiaTheme="minorHAnsi"/>
         </w:rPr>
         <w:t>1.4 Csoport tagjai és munkamegosztás</w:t>
@@ -1190,7 +1446,7 @@
     </w:p>
     <w:p>
       <w:pPr>
-        <w:pStyle w:val="NormlWeb"/>
+        <w:pStyle w:val="NormalWeb"/>
         <w:spacing w:line="360" w:lineRule="auto"/>
         <w:jc w:val="both"/>
         <w:rPr>
@@ -1201,43 +1457,15 @@
         <w:rPr>
           <w:rFonts w:asciiTheme="minorHAnsi" w:hAnsiTheme="minorHAnsi" w:cstheme="minorHAnsi"/>
         </w:rPr>
-        <w:t xml:space="preserve">A projektet mi, Lőrinc Antal, Tarcsányi Csongor Márk, Le </w:t>
-      </w:r>
-      <w:proofErr w:type="spellStart"/>
-      <w:r>
-        <w:rPr>
-          <w:rFonts w:asciiTheme="minorHAnsi" w:hAnsiTheme="minorHAnsi" w:cstheme="minorHAnsi"/>
-        </w:rPr>
-        <w:t>Tuan</w:t>
-      </w:r>
-      <w:proofErr w:type="spellEnd"/>
-      <w:r>
-        <w:rPr>
-          <w:rFonts w:asciiTheme="minorHAnsi" w:hAnsiTheme="minorHAnsi" w:cstheme="minorHAnsi"/>
-        </w:rPr>
-        <w:t xml:space="preserve"> </w:t>
-      </w:r>
-      <w:proofErr w:type="spellStart"/>
-      <w:r>
-        <w:rPr>
-          <w:rFonts w:asciiTheme="minorHAnsi" w:hAnsiTheme="minorHAnsi" w:cstheme="minorHAnsi"/>
-        </w:rPr>
-        <w:t>Anh</w:t>
-      </w:r>
-      <w:proofErr w:type="spellEnd"/>
-      <w:r>
-        <w:rPr>
-          <w:rFonts w:asciiTheme="minorHAnsi" w:hAnsiTheme="minorHAnsi" w:cstheme="minorHAnsi"/>
-        </w:rPr>
-        <w:t xml:space="preserve"> </w:t>
+        <w:t xml:space="preserve">A projektet mi, Lőrinc Antal, Tarcsányi Csongor Márk, Le Tuan Anh </w:t>
       </w:r>
     </w:p>
     <w:p>
       <w:pPr>
-        <w:pStyle w:val="Cmsor3"/>
+        <w:pStyle w:val="Heading3"/>
         <w:jc w:val="both"/>
       </w:pPr>
-      <w:bookmarkStart w:id="6" w:name="_Toc222771099"/>
+      <w:bookmarkStart w:id="6" w:name="_Toc223686763"/>
       <w:r>
         <w:t>1.4.1 Tarcsányi Csongor Márk feladatai</w:t>
       </w:r>
@@ -1245,7 +1473,7 @@
     </w:p>
     <w:p>
       <w:pPr>
-        <w:pStyle w:val="Listaszerbekezds"/>
+        <w:pStyle w:val="ListParagraph"/>
         <w:numPr>
           <w:ilvl w:val="0"/>
           <w:numId w:val="2"/>
@@ -1263,25 +1491,7 @@
           <w:sz w:val="24"/>
           <w:szCs w:val="24"/>
         </w:rPr>
-        <w:t xml:space="preserve">Felhasználói fiókok </w:t>
-      </w:r>
-      <w:proofErr w:type="gramStart"/>
-      <w:r>
-        <w:rPr>
-          <w:rFonts w:cstheme="minorHAnsi"/>
-          <w:sz w:val="24"/>
-          <w:szCs w:val="24"/>
-        </w:rPr>
-        <w:t>kezelése(</w:t>
-      </w:r>
-      <w:proofErr w:type="gramEnd"/>
-      <w:r>
-        <w:rPr>
-          <w:rFonts w:cstheme="minorHAnsi"/>
-          <w:sz w:val="24"/>
-          <w:szCs w:val="24"/>
-        </w:rPr>
-        <w:t>regisztráció,</w:t>
+        <w:t>Felhasználói fiókok kezelése(regisztráció,</w:t>
       </w:r>
       <w:r>
         <w:rPr>
@@ -1318,7 +1528,7 @@
     </w:p>
     <w:p>
       <w:pPr>
-        <w:pStyle w:val="Listaszerbekezds"/>
+        <w:pStyle w:val="ListParagraph"/>
         <w:numPr>
           <w:ilvl w:val="0"/>
           <w:numId w:val="2"/>
@@ -1373,7 +1583,7 @@
     </w:p>
     <w:p>
       <w:pPr>
-        <w:pStyle w:val="Listaszerbekezds"/>
+        <w:pStyle w:val="ListParagraph"/>
         <w:numPr>
           <w:ilvl w:val="0"/>
           <w:numId w:val="2"/>
@@ -1396,10 +1606,10 @@
     </w:p>
     <w:p>
       <w:pPr>
-        <w:pStyle w:val="Cmsor3"/>
+        <w:pStyle w:val="Heading3"/>
         <w:jc w:val="both"/>
       </w:pPr>
-      <w:bookmarkStart w:id="7" w:name="_Toc222771100"/>
+      <w:bookmarkStart w:id="7" w:name="_Toc223686764"/>
       <w:r>
         <w:t>1.4.2 Lőrincz Antal feladatai</w:t>
       </w:r>
@@ -1407,7 +1617,7 @@
     </w:p>
     <w:p>
       <w:pPr>
-        <w:pStyle w:val="Listaszerbekezds"/>
+        <w:pStyle w:val="ListParagraph"/>
         <w:numPr>
           <w:ilvl w:val="0"/>
           <w:numId w:val="4"/>
@@ -1430,7 +1640,7 @@
     </w:p>
     <w:p>
       <w:pPr>
-        <w:pStyle w:val="Listaszerbekezds"/>
+        <w:pStyle w:val="ListParagraph"/>
         <w:numPr>
           <w:ilvl w:val="0"/>
           <w:numId w:val="3"/>
@@ -1448,12 +1658,42 @@
           <w:sz w:val="24"/>
           <w:szCs w:val="24"/>
         </w:rPr>
-        <w:t>Csevegő szerver(chat) és üzenetek kezelése</w:t>
+        <w:t>Fókusz idő funkció: időzítők, státuszok, statisztikák tárolása</w:t>
       </w:r>
     </w:p>
     <w:p>
       <w:pPr>
-        <w:pStyle w:val="Listaszerbekezds"/>
+        <w:pStyle w:val="ListParagraph"/>
+        <w:jc w:val="both"/>
+        <w:rPr>
+          <w:rFonts w:cstheme="minorHAnsi"/>
+        </w:rPr>
+      </w:pPr>
+    </w:p>
+    <w:p>
+      <w:pPr>
+        <w:pStyle w:val="ListParagraph"/>
+        <w:jc w:val="both"/>
+        <w:rPr>
+          <w:rFonts w:cstheme="minorHAnsi"/>
+        </w:rPr>
+      </w:pPr>
+    </w:p>
+    <w:p>
+      <w:pPr>
+        <w:pStyle w:val="Heading3"/>
+        <w:jc w:val="both"/>
+      </w:pPr>
+      <w:bookmarkStart w:id="8" w:name="_Toc223686765"/>
+      <w:r>
+        <w:lastRenderedPageBreak/>
+        <w:t>1.4.3 Le Tuan Anh (Róbert) feladatai</w:t>
+      </w:r>
+      <w:bookmarkEnd w:id="8"/>
+    </w:p>
+    <w:p>
+      <w:pPr>
+        <w:pStyle w:val="ListParagraph"/>
         <w:numPr>
           <w:ilvl w:val="0"/>
           <w:numId w:val="3"/>
@@ -1471,57 +1711,28 @@
           <w:sz w:val="24"/>
           <w:szCs w:val="24"/>
         </w:rPr>
-        <w:t>Fókusz idő funkció: időzítők, státuszok, statisztikák tárolása</w:t>
+        <w:t>Osztályok, órarendek,</w:t>
+      </w:r>
+      <w:r>
+        <w:rPr>
+          <w:rFonts w:cstheme="minorHAnsi"/>
+          <w:sz w:val="24"/>
+          <w:szCs w:val="24"/>
+        </w:rPr>
+        <w:t xml:space="preserve"> </w:t>
+      </w:r>
+      <w:r>
+        <w:rPr>
+          <w:rFonts w:cstheme="minorHAnsi"/>
+          <w:sz w:val="24"/>
+          <w:szCs w:val="24"/>
+        </w:rPr>
+        <w:t>tantárgyak műveletei</w:t>
       </w:r>
     </w:p>
     <w:p>
       <w:pPr>
-        <w:pStyle w:val="Listaszerbekezds"/>
-        <w:jc w:val="both"/>
-        <w:rPr>
-          <w:rFonts w:cstheme="minorHAnsi"/>
-        </w:rPr>
-      </w:pPr>
-    </w:p>
-    <w:p>
-      <w:pPr>
-        <w:pStyle w:val="Listaszerbekezds"/>
-        <w:jc w:val="both"/>
-        <w:rPr>
-          <w:rFonts w:cstheme="minorHAnsi"/>
-        </w:rPr>
-      </w:pPr>
-    </w:p>
-    <w:p>
-      <w:pPr>
-        <w:pStyle w:val="Cmsor3"/>
-        <w:jc w:val="both"/>
-      </w:pPr>
-      <w:bookmarkStart w:id="8" w:name="_Toc222771101"/>
-      <w:r>
-        <w:t xml:space="preserve">1.4.3 Le </w:t>
-      </w:r>
-      <w:proofErr w:type="spellStart"/>
-      <w:r>
-        <w:t>Tuan</w:t>
-      </w:r>
-      <w:proofErr w:type="spellEnd"/>
-      <w:r>
-        <w:t xml:space="preserve"> </w:t>
-      </w:r>
-      <w:proofErr w:type="spellStart"/>
-      <w:r>
-        <w:t>Anh</w:t>
-      </w:r>
-      <w:proofErr w:type="spellEnd"/>
-      <w:r>
-        <w:t xml:space="preserve"> (Róbert) feladatai</w:t>
-      </w:r>
-      <w:bookmarkEnd w:id="8"/>
-    </w:p>
-    <w:p>
-      <w:pPr>
-        <w:pStyle w:val="Listaszerbekezds"/>
+        <w:pStyle w:val="ListParagraph"/>
         <w:numPr>
           <w:ilvl w:val="0"/>
           <w:numId w:val="3"/>
@@ -1539,28 +1750,12 @@
           <w:sz w:val="24"/>
           <w:szCs w:val="24"/>
         </w:rPr>
-        <w:t>Osztályok, órarendek,</w:t>
-      </w:r>
-      <w:r>
-        <w:rPr>
-          <w:rFonts w:cstheme="minorHAnsi"/>
-          <w:sz w:val="24"/>
-          <w:szCs w:val="24"/>
-        </w:rPr>
-        <w:t xml:space="preserve"> </w:t>
-      </w:r>
-      <w:r>
-        <w:rPr>
-          <w:rFonts w:cstheme="minorHAnsi"/>
-          <w:sz w:val="24"/>
-          <w:szCs w:val="24"/>
-        </w:rPr>
-        <w:t>tantárgyak műveletei</w:t>
+        <w:t>Naptár adatok lekérése a felhasználóhoz kapcsolódóan</w:t>
       </w:r>
     </w:p>
     <w:p>
       <w:pPr>
-        <w:pStyle w:val="Listaszerbekezds"/>
+        <w:pStyle w:val="ListParagraph"/>
         <w:numPr>
           <w:ilvl w:val="0"/>
           <w:numId w:val="3"/>
@@ -1578,65 +1773,24 @@
           <w:sz w:val="24"/>
           <w:szCs w:val="24"/>
         </w:rPr>
-        <w:t>Naptár adatok lekérése a felhasználóhoz kapcsolódóan</w:t>
+        <w:t>Események (órák, házik) kezelése, időbélyeg és ismétlődés logika.</w:t>
       </w:r>
     </w:p>
     <w:p>
       <w:pPr>
-        <w:pStyle w:val="Listaszerbekezds"/>
-        <w:numPr>
-          <w:ilvl w:val="0"/>
-          <w:numId w:val="3"/>
-        </w:numPr>
+        <w:pStyle w:val="ListParagraph"/>
         <w:jc w:val="both"/>
         <w:rPr>
           <w:rFonts w:cstheme="minorHAnsi"/>
-          <w:sz w:val="24"/>
-          <w:szCs w:val="24"/>
-        </w:rPr>
-      </w:pPr>
-      <w:r>
-        <w:rPr>
-          <w:rFonts w:cstheme="minorHAnsi"/>
-          <w:sz w:val="24"/>
-          <w:szCs w:val="24"/>
-        </w:rPr>
-        <w:t xml:space="preserve">Események (órák, </w:t>
-      </w:r>
-      <w:proofErr w:type="spellStart"/>
-      <w:r>
-        <w:rPr>
-          <w:rFonts w:cstheme="minorHAnsi"/>
-          <w:sz w:val="24"/>
-          <w:szCs w:val="24"/>
-        </w:rPr>
-        <w:t>házik</w:t>
-      </w:r>
-      <w:proofErr w:type="spellEnd"/>
-      <w:r>
-        <w:rPr>
-          <w:rFonts w:cstheme="minorHAnsi"/>
-          <w:sz w:val="24"/>
-          <w:szCs w:val="24"/>
-        </w:rPr>
-        <w:t>) kezelése, időbélyeg és ismétlődés logika.</w:t>
-      </w:r>
+        </w:rPr>
+      </w:pPr>
     </w:p>
     <w:p>
       <w:pPr>
-        <w:pStyle w:val="Listaszerbekezds"/>
+        <w:pStyle w:val="Heading3"/>
         <w:jc w:val="both"/>
-        <w:rPr>
-          <w:rFonts w:cstheme="minorHAnsi"/>
-        </w:rPr>
-      </w:pPr>
-    </w:p>
-    <w:p>
-      <w:pPr>
-        <w:pStyle w:val="Cmsor3"/>
-        <w:jc w:val="both"/>
-      </w:pPr>
-      <w:bookmarkStart w:id="9" w:name="_Toc222771102"/>
+      </w:pPr>
+      <w:bookmarkStart w:id="9" w:name="_Toc223686766"/>
       <w:r>
         <w:t>1.4.4 Közös fejlesztések</w:t>
       </w:r>
@@ -1644,7 +1798,7 @@
     </w:p>
     <w:p>
       <w:pPr>
-        <w:pStyle w:val="NormlWeb"/>
+        <w:pStyle w:val="NormalWeb"/>
         <w:numPr>
           <w:ilvl w:val="0"/>
           <w:numId w:val="6"/>
@@ -1658,12 +1812,12 @@
         <w:rPr>
           <w:rFonts w:asciiTheme="minorHAnsi" w:hAnsiTheme="minorHAnsi" w:cstheme="minorHAnsi"/>
         </w:rPr>
-        <w:t>A különböző modulok (felhasználói fiókok, órarend, feladatok, chat) adatbázis-kezelését közösen terveztük, hogy minden részadat összekapcsolódjon.</w:t>
+        <w:t>A különböző modulok (felhasználói fiókok, órarend, feladatok) adatbázis-kezelését közösen terveztük, hogy minden részadat összekapcsolódjon.</w:t>
       </w:r>
     </w:p>
     <w:p>
       <w:pPr>
-        <w:pStyle w:val="NormlWeb"/>
+        <w:pStyle w:val="NormalWeb"/>
         <w:numPr>
           <w:ilvl w:val="0"/>
           <w:numId w:val="6"/>
@@ -1677,12 +1831,12 @@
         <w:rPr>
           <w:rFonts w:asciiTheme="minorHAnsi" w:hAnsiTheme="minorHAnsi" w:cstheme="minorHAnsi"/>
         </w:rPr>
-        <w:t>A naptár, feladatkezelés és chat integrációját közösen valósítottuk meg, hogy a diákok és tanárok egyszerre használhassák az összes funkciót.</w:t>
+        <w:t>A naptár, feladatkezelés közösen valósítottuk meg, hogy a diákok és tanárok egyszerre használhassák az összes funkciót.</w:t>
       </w:r>
     </w:p>
     <w:p>
       <w:pPr>
-        <w:pStyle w:val="NormlWeb"/>
+        <w:pStyle w:val="NormalWeb"/>
         <w:numPr>
           <w:ilvl w:val="0"/>
           <w:numId w:val="6"/>
@@ -1709,10 +1863,10 @@
     </w:p>
     <w:p>
       <w:pPr>
-        <w:pStyle w:val="Cmsor2"/>
+        <w:pStyle w:val="Heading2"/>
         <w:jc w:val="both"/>
       </w:pPr>
-      <w:bookmarkStart w:id="10" w:name="_Toc222771103"/>
+      <w:bookmarkStart w:id="10" w:name="_Toc223686767"/>
       <w:r>
         <w:t>1.5 Szükséges adatok a megvalósításhoz</w:t>
       </w:r>
@@ -1741,49 +1895,7 @@
           <w:szCs w:val="24"/>
           <w:lang w:eastAsia="hu-HU"/>
         </w:rPr>
-        <w:t>Diákok és tanárok adatai (</w:t>
-      </w:r>
-      <w:proofErr w:type="spellStart"/>
-      <w:proofErr w:type="gramStart"/>
-      <w:r>
-        <w:rPr>
-          <w:rFonts w:eastAsia="Times New Roman" w:cstheme="minorHAnsi"/>
-          <w:sz w:val="24"/>
-          <w:szCs w:val="24"/>
-          <w:lang w:eastAsia="hu-HU"/>
-        </w:rPr>
-        <w:t>név,felhasználónév</w:t>
-      </w:r>
-      <w:proofErr w:type="spellEnd"/>
-      <w:proofErr w:type="gramEnd"/>
-      <w:r>
-        <w:rPr>
-          <w:rFonts w:eastAsia="Times New Roman" w:cstheme="minorHAnsi"/>
-          <w:sz w:val="24"/>
-          <w:szCs w:val="24"/>
-          <w:lang w:eastAsia="hu-HU"/>
-        </w:rPr>
-        <w:t xml:space="preserve">, osztály, E-mail </w:t>
-      </w:r>
-      <w:proofErr w:type="spellStart"/>
-      <w:r>
-        <w:rPr>
-          <w:rFonts w:eastAsia="Times New Roman" w:cstheme="minorHAnsi"/>
-          <w:sz w:val="24"/>
-          <w:szCs w:val="24"/>
-          <w:lang w:eastAsia="hu-HU"/>
-        </w:rPr>
-        <w:t>cím,jelszó</w:t>
-      </w:r>
-      <w:proofErr w:type="spellEnd"/>
-      <w:r>
-        <w:rPr>
-          <w:rFonts w:eastAsia="Times New Roman" w:cstheme="minorHAnsi"/>
-          <w:sz w:val="24"/>
-          <w:szCs w:val="24"/>
-          <w:lang w:eastAsia="hu-HU"/>
-        </w:rPr>
-        <w:t>)</w:t>
+        <w:t>Diákok és tanárok adatai (név,felhasználónév, osztály, E-mail cím,jelszó)</w:t>
       </w:r>
     </w:p>
     <w:p>
@@ -1866,12 +1978,540 @@
     </w:p>
     <w:p>
       <w:pPr>
+        <w:rPr>
+          <w:rFonts w:eastAsia="Times New Roman" w:cstheme="minorHAnsi"/>
+          <w:sz w:val="24"/>
+          <w:szCs w:val="24"/>
+          <w:lang w:eastAsia="hu-HU"/>
+        </w:rPr>
+      </w:pPr>
+      <w:r>
+        <w:rPr>
+          <w:rFonts w:eastAsia="Times New Roman" w:cstheme="minorHAnsi"/>
+          <w:sz w:val="24"/>
+          <w:szCs w:val="24"/>
+          <w:lang w:eastAsia="hu-HU"/>
+        </w:rPr>
+        <w:br w:type="page"/>
+      </w:r>
+    </w:p>
+    <w:p>
+      <w:pPr>
+        <w:pStyle w:val="Heading1"/>
+        <w:jc w:val="both"/>
+        <w:rPr>
+          <w:rFonts w:cstheme="minorHAnsi"/>
+          <w:lang w:eastAsia="hu-HU"/>
+        </w:rPr>
+      </w:pPr>
+      <w:bookmarkStart w:id="11" w:name="_Toc223536920"/>
+      <w:bookmarkStart w:id="12" w:name="_Toc223686768"/>
+      <w:r>
+        <w:rPr>
+          <w:rFonts w:cstheme="minorHAnsi"/>
+          <w:lang w:eastAsia="hu-HU"/>
+        </w:rPr>
+        <w:lastRenderedPageBreak/>
+        <w:t>2. Fejlesztői dokumentáció</w:t>
+      </w:r>
+      <w:bookmarkEnd w:id="11"/>
+      <w:bookmarkEnd w:id="12"/>
+    </w:p>
+    <w:p>
+      <w:pPr>
+        <w:pStyle w:val="Heading2"/>
+        <w:jc w:val="both"/>
+      </w:pPr>
+      <w:bookmarkStart w:id="13" w:name="_Toc223536921"/>
+      <w:bookmarkStart w:id="14" w:name="_Toc223686769"/>
+      <w:r>
+        <w:t>2.1 Alkalmazás áttekintés</w:t>
+      </w:r>
+      <w:bookmarkEnd w:id="13"/>
+      <w:bookmarkEnd w:id="14"/>
+    </w:p>
+    <w:p>
+      <w:pPr>
+        <w:jc w:val="both"/>
+        <w:rPr>
+          <w:rFonts w:cstheme="minorHAnsi"/>
+          <w:sz w:val="24"/>
+          <w:szCs w:val="24"/>
+        </w:rPr>
+      </w:pPr>
+      <w:r>
+        <w:rPr>
+          <w:rFonts w:cstheme="minorHAnsi"/>
+          <w:sz w:val="24"/>
+          <w:szCs w:val="24"/>
+        </w:rPr>
+        <w:t>A FeladatRadar egy diákok számára egy eseménykezelő weboldal, amely ASP.NET Core Web API backend-del, Blazor Server frontend-del, JWT autentikációval és SQL Server adatbázissal</w:t>
+      </w:r>
+      <w:r>
+        <w:rPr>
+          <w:rFonts w:cstheme="minorHAnsi"/>
+          <w:color w:val="FF0000"/>
+          <w:sz w:val="24"/>
+          <w:szCs w:val="24"/>
+        </w:rPr>
+        <w:t xml:space="preserve"> </w:t>
+      </w:r>
+      <w:r>
+        <w:rPr>
+          <w:rFonts w:cstheme="minorHAnsi"/>
+          <w:sz w:val="24"/>
+          <w:szCs w:val="24"/>
+        </w:rPr>
+        <w:t>technológiával készült. Az alkalmazás .NET 8 keretrendszert használ, és kettő szerepkört támogat diák (student), tanár (teacher).</w:t>
+      </w:r>
+    </w:p>
+    <w:p>
+      <w:pPr>
+        <w:pStyle w:val="Heading2"/>
+        <w:jc w:val="both"/>
+      </w:pPr>
+      <w:bookmarkStart w:id="15" w:name="_Toc223536922"/>
+      <w:bookmarkStart w:id="16" w:name="_Toc223686770"/>
+      <w:r>
+        <w:t>2.2 Felhasznált szoftverek</w:t>
+      </w:r>
+      <w:bookmarkEnd w:id="15"/>
+      <w:bookmarkEnd w:id="16"/>
+    </w:p>
+    <w:p>
+      <w:pPr>
+        <w:jc w:val="both"/>
+        <w:rPr>
+          <w:rFonts w:cstheme="minorHAnsi"/>
+          <w:sz w:val="24"/>
+          <w:szCs w:val="24"/>
+          <w:lang w:eastAsia="hu-HU"/>
+        </w:rPr>
+      </w:pPr>
+      <w:r>
+        <w:rPr>
+          <w:rFonts w:cstheme="minorHAnsi"/>
+          <w:sz w:val="24"/>
+          <w:szCs w:val="24"/>
+          <w:lang w:eastAsia="hu-HU"/>
+        </w:rPr>
+        <w:t>A fejlesztési folyamat során használt az alábbi szoftvereket használtuk különböző feladatokra:</w:t>
+      </w:r>
+    </w:p>
+    <w:p>
+      <w:pPr>
+        <w:spacing w:before="80" w:after="80"/>
+        <w:jc w:val="both"/>
+        <w:rPr>
+          <w:rFonts w:eastAsia="Arial"/>
+          <w:sz w:val="24"/>
+          <w:szCs w:val="24"/>
+        </w:rPr>
+      </w:pPr>
+      <w:r>
+        <w:rPr>
+          <w:sz w:val="24"/>
+          <w:szCs w:val="24"/>
+        </w:rPr>
+        <w:t>Az alkalmazás Visual Studio 2022-ben fejlesztett ASP.NET Core-alap</w:t>
+      </w:r>
+      <w:r>
+        <w:rPr>
+          <w:sz w:val="24"/>
+          <w:szCs w:val="24"/>
+        </w:rPr>
+        <w:t>ú</w:t>
+      </w:r>
+      <w:r>
+        <w:rPr>
+          <w:sz w:val="24"/>
+          <w:szCs w:val="24"/>
+        </w:rPr>
+        <w:t xml:space="preserve"> webalkalmaz</w:t>
+      </w:r>
+      <w:r>
+        <w:rPr>
+          <w:sz w:val="24"/>
+          <w:szCs w:val="24"/>
+        </w:rPr>
+        <w:t>á</w:t>
+      </w:r>
+      <w:r>
+        <w:rPr>
+          <w:sz w:val="24"/>
+          <w:szCs w:val="24"/>
+        </w:rPr>
+        <w:t>s, amelynek forr</w:t>
+      </w:r>
+      <w:r>
+        <w:rPr>
+          <w:sz w:val="24"/>
+          <w:szCs w:val="24"/>
+        </w:rPr>
+        <w:t>á</w:t>
+      </w:r>
+      <w:r>
+        <w:rPr>
+          <w:sz w:val="24"/>
+          <w:szCs w:val="24"/>
+        </w:rPr>
+        <w:t>sk</w:t>
+      </w:r>
+      <w:r>
+        <w:rPr>
+          <w:sz w:val="24"/>
+          <w:szCs w:val="24"/>
+        </w:rPr>
+        <w:t>ó</w:t>
+      </w:r>
+      <w:r>
+        <w:rPr>
+          <w:sz w:val="24"/>
+          <w:szCs w:val="24"/>
+        </w:rPr>
+        <w:t xml:space="preserve">dja GitHub repository-ban </w:t>
+      </w:r>
+      <w:r>
+        <w:rPr>
+          <w:sz w:val="24"/>
+          <w:szCs w:val="24"/>
+        </w:rPr>
+        <w:t>é</w:t>
+      </w:r>
+      <w:r>
+        <w:rPr>
+          <w:sz w:val="24"/>
+          <w:szCs w:val="24"/>
+        </w:rPr>
+        <w:t>rhet</w:t>
+      </w:r>
+      <w:r>
+        <w:rPr>
+          <w:sz w:val="24"/>
+          <w:szCs w:val="24"/>
+        </w:rPr>
+        <w:t>ő</w:t>
+      </w:r>
+      <w:r>
+        <w:rPr>
+          <w:sz w:val="24"/>
+          <w:szCs w:val="24"/>
+        </w:rPr>
+        <w:t xml:space="preserve"> el. A projekt k</w:t>
+      </w:r>
+      <w:r>
+        <w:rPr>
+          <w:sz w:val="24"/>
+          <w:szCs w:val="24"/>
+        </w:rPr>
+        <w:t>é</w:t>
+      </w:r>
+      <w:r>
+        <w:rPr>
+          <w:sz w:val="24"/>
+          <w:szCs w:val="24"/>
+        </w:rPr>
+        <w:t>t f</w:t>
+      </w:r>
+      <w:r>
+        <w:rPr>
+          <w:sz w:val="24"/>
+          <w:szCs w:val="24"/>
+        </w:rPr>
+        <w:t>ő</w:t>
+      </w:r>
+      <w:r>
+        <w:rPr>
+          <w:sz w:val="24"/>
+          <w:szCs w:val="24"/>
+        </w:rPr>
+        <w:t xml:space="preserve"> r</w:t>
+      </w:r>
+      <w:r>
+        <w:rPr>
+          <w:sz w:val="24"/>
+          <w:szCs w:val="24"/>
+        </w:rPr>
+        <w:t>é</w:t>
+      </w:r>
+      <w:r>
+        <w:rPr>
+          <w:sz w:val="24"/>
+          <w:szCs w:val="24"/>
+        </w:rPr>
+        <w:t>szb</w:t>
+      </w:r>
+      <w:r>
+        <w:rPr>
+          <w:sz w:val="24"/>
+          <w:szCs w:val="24"/>
+        </w:rPr>
+        <w:t>ő</w:t>
+      </w:r>
+      <w:r>
+        <w:rPr>
+          <w:sz w:val="24"/>
+          <w:szCs w:val="24"/>
+        </w:rPr>
+        <w:t xml:space="preserve">l </w:t>
+      </w:r>
+      <w:r>
+        <w:rPr>
+          <w:sz w:val="24"/>
+          <w:szCs w:val="24"/>
+        </w:rPr>
+        <w:t>á</w:t>
+      </w:r>
+      <w:r>
+        <w:rPr>
+          <w:sz w:val="24"/>
+          <w:szCs w:val="24"/>
+        </w:rPr>
+        <w:t>ll: a backend API-b</w:t>
+      </w:r>
+      <w:r>
+        <w:rPr>
+          <w:sz w:val="24"/>
+          <w:szCs w:val="24"/>
+        </w:rPr>
+        <w:t>ó</w:t>
+      </w:r>
+      <w:r>
+        <w:rPr>
+          <w:sz w:val="24"/>
+          <w:szCs w:val="24"/>
+        </w:rPr>
+        <w:t xml:space="preserve">l </w:t>
+      </w:r>
+      <w:r>
+        <w:rPr>
+          <w:sz w:val="24"/>
+          <w:szCs w:val="24"/>
+        </w:rPr>
+        <w:t>é</w:t>
+      </w:r>
+      <w:r>
+        <w:rPr>
+          <w:sz w:val="24"/>
+          <w:szCs w:val="24"/>
+        </w:rPr>
+        <w:t>s a Blazor Server frontendb</w:t>
+      </w:r>
+      <w:r>
+        <w:rPr>
+          <w:sz w:val="24"/>
+          <w:szCs w:val="24"/>
+        </w:rPr>
+        <w:t>ő</w:t>
+      </w:r>
+      <w:r>
+        <w:rPr>
+          <w:sz w:val="24"/>
+          <w:szCs w:val="24"/>
+        </w:rPr>
+        <w:t>l.</w:t>
+      </w:r>
+    </w:p>
+    <w:p>
+      <w:pPr>
+        <w:pStyle w:val="Heading2"/>
+        <w:jc w:val="both"/>
+      </w:pPr>
+      <w:bookmarkStart w:id="17" w:name="_Toc223536923"/>
+      <w:bookmarkStart w:id="18" w:name="_Toc223686771"/>
+      <w:r>
+        <w:t>2.3 Github</w:t>
+      </w:r>
+      <w:bookmarkEnd w:id="17"/>
+      <w:bookmarkEnd w:id="18"/>
+    </w:p>
+    <w:p>
+      <w:pPr>
+        <w:jc w:val="both"/>
+        <w:rPr>
+          <w:rFonts w:cstheme="minorHAnsi"/>
+          <w:sz w:val="24"/>
+          <w:lang w:eastAsia="hu-HU"/>
+        </w:rPr>
+      </w:pPr>
+      <w:r>
+        <w:rPr>
+          <w:rFonts w:cstheme="minorHAnsi"/>
+          <w:sz w:val="24"/>
+          <w:lang w:eastAsia="hu-HU"/>
+        </w:rPr>
+        <w:t>A projekt gördülékeny lebonyolítás érdekében létrehozunk egy közös fejlesztési környezetet GitHub-on. Minden résztvevő a saját @ganziskola.hu végződésű emailcímével regisztrált, így biztosítva az egységes hozzáférést és az egyszerű együttműködést.</w:t>
+      </w:r>
+    </w:p>
+    <w:p>
+      <w:pPr>
+        <w:pStyle w:val="Heading2"/>
+        <w:jc w:val="both"/>
+      </w:pPr>
+      <w:bookmarkStart w:id="19" w:name="_Toc223536924"/>
+      <w:bookmarkStart w:id="20" w:name="_Toc223686772"/>
+      <w:r>
+        <w:t>2.4 Fő funkciók</w:t>
+      </w:r>
+      <w:bookmarkEnd w:id="19"/>
+      <w:bookmarkEnd w:id="20"/>
+    </w:p>
+    <w:p>
+      <w:pPr>
+        <w:pStyle w:val="NormalWeb"/>
+        <w:jc w:val="both"/>
+        <w:rPr>
+          <w:rFonts w:asciiTheme="minorHAnsi" w:hAnsiTheme="minorHAnsi" w:cstheme="minorHAnsi"/>
+          <w:sz w:val="28"/>
+        </w:rPr>
+      </w:pPr>
+      <w:r>
+        <w:rPr>
+          <w:rStyle w:val="Strong"/>
+          <w:rFonts w:asciiTheme="minorHAnsi" w:hAnsiTheme="minorHAnsi" w:cstheme="minorHAnsi"/>
+          <w:b w:val="0"/>
+          <w:sz w:val="28"/>
+        </w:rPr>
+        <w:t>Diákok számára:</w:t>
+      </w:r>
+    </w:p>
+    <w:p>
+      <w:pPr>
+        <w:pStyle w:val="NormalWeb"/>
         <w:numPr>
           <w:ilvl w:val="0"/>
-          <w:numId w:val="1"/>
+          <w:numId w:val="7"/>
         </w:numPr>
+        <w:jc w:val="both"/>
+        <w:rPr>
+          <w:rFonts w:asciiTheme="minorHAnsi" w:hAnsiTheme="minorHAnsi" w:cstheme="minorHAnsi"/>
+        </w:rPr>
+      </w:pPr>
+      <w:r>
+        <w:rPr>
+          <w:rFonts w:asciiTheme="minorHAnsi" w:hAnsiTheme="minorHAnsi" w:cstheme="minorHAnsi"/>
+        </w:rPr>
+        <w:t>Órarend és személyes teendők felvitele</w:t>
+      </w:r>
+    </w:p>
+    <w:p>
+      <w:pPr>
+        <w:pStyle w:val="NormalWeb"/>
+        <w:numPr>
+          <w:ilvl w:val="0"/>
+          <w:numId w:val="7"/>
+        </w:numPr>
+        <w:jc w:val="both"/>
+        <w:rPr>
+          <w:rFonts w:asciiTheme="minorHAnsi" w:hAnsiTheme="minorHAnsi" w:cstheme="minorHAnsi"/>
+        </w:rPr>
+      </w:pPr>
+      <w:r>
+        <w:rPr>
+          <w:rFonts w:asciiTheme="minorHAnsi" w:hAnsiTheme="minorHAnsi" w:cstheme="minorHAnsi"/>
+        </w:rPr>
+        <w:t>Események keresése az órarendben (napra vagy órára)</w:t>
+      </w:r>
+    </w:p>
+    <w:p>
+      <w:pPr>
+        <w:pStyle w:val="NormalWeb"/>
+        <w:numPr>
+          <w:ilvl w:val="0"/>
+          <w:numId w:val="7"/>
+        </w:numPr>
+        <w:jc w:val="both"/>
+        <w:rPr>
+          <w:rFonts w:asciiTheme="minorHAnsi" w:hAnsiTheme="minorHAnsi" w:cstheme="minorHAnsi"/>
+        </w:rPr>
+      </w:pPr>
+      <w:r>
+        <w:rPr>
+          <w:rFonts w:asciiTheme="minorHAnsi" w:hAnsiTheme="minorHAnsi" w:cstheme="minorHAnsi"/>
+        </w:rPr>
+        <w:t>Házi feladatok, jegyzetek rögzítése</w:t>
+      </w:r>
+    </w:p>
+    <w:p>
+      <w:pPr>
+        <w:pStyle w:val="NormalWeb"/>
+        <w:jc w:val="both"/>
+        <w:rPr>
+          <w:rFonts w:asciiTheme="minorHAnsi" w:hAnsiTheme="minorHAnsi" w:cstheme="minorHAnsi"/>
+          <w:sz w:val="28"/>
+        </w:rPr>
+      </w:pPr>
+      <w:r>
+        <w:rPr>
+          <w:rStyle w:val="Strong"/>
+          <w:rFonts w:asciiTheme="minorHAnsi" w:hAnsiTheme="minorHAnsi" w:cstheme="minorHAnsi"/>
+          <w:b w:val="0"/>
+          <w:sz w:val="28"/>
+        </w:rPr>
+        <w:t>Tanárok számára:</w:t>
+      </w:r>
+    </w:p>
+    <w:p>
+      <w:pPr>
+        <w:pStyle w:val="NormalWeb"/>
+        <w:numPr>
+          <w:ilvl w:val="0"/>
+          <w:numId w:val="8"/>
+        </w:numPr>
+        <w:jc w:val="both"/>
+        <w:rPr>
+          <w:rFonts w:asciiTheme="minorHAnsi" w:hAnsiTheme="minorHAnsi" w:cstheme="minorHAnsi"/>
+        </w:rPr>
+      </w:pPr>
+      <w:r>
+        <w:rPr>
+          <w:rFonts w:asciiTheme="minorHAnsi" w:hAnsiTheme="minorHAnsi" w:cstheme="minorHAnsi"/>
+        </w:rPr>
+        <w:t>Órarend és iskolai események feltöltése</w:t>
+      </w:r>
+    </w:p>
+    <w:p>
+      <w:pPr>
+        <w:pStyle w:val="NormalWeb"/>
+        <w:numPr>
+          <w:ilvl w:val="0"/>
+          <w:numId w:val="8"/>
+        </w:numPr>
+        <w:jc w:val="both"/>
+        <w:rPr>
+          <w:rFonts w:asciiTheme="minorHAnsi" w:hAnsiTheme="minorHAnsi" w:cstheme="minorHAnsi"/>
+        </w:rPr>
+      </w:pPr>
+      <w:r>
+        <w:rPr>
+          <w:rFonts w:asciiTheme="minorHAnsi" w:hAnsiTheme="minorHAnsi" w:cstheme="minorHAnsi"/>
+        </w:rPr>
+        <w:t>Feladatok és dolgozatok rögzítése</w:t>
+      </w:r>
+    </w:p>
+    <w:p>
+      <w:pPr>
+        <w:pStyle w:val="NormalWeb"/>
+        <w:numPr>
+          <w:ilvl w:val="0"/>
+          <w:numId w:val="8"/>
+        </w:numPr>
+        <w:jc w:val="both"/>
+        <w:rPr>
+          <w:rFonts w:asciiTheme="minorHAnsi" w:hAnsiTheme="minorHAnsi" w:cstheme="minorHAnsi"/>
+        </w:rPr>
+      </w:pPr>
+      <w:r>
+        <w:rPr>
+          <w:rFonts w:asciiTheme="minorHAnsi" w:hAnsiTheme="minorHAnsi" w:cstheme="minorHAnsi"/>
+        </w:rPr>
+        <w:t>Szavazások létrehozása és kezelése</w:t>
+      </w:r>
+    </w:p>
+    <w:p>
+      <w:pPr>
         <w:spacing w:before="100" w:beforeAutospacing="1" w:after="100" w:afterAutospacing="1" w:line="360" w:lineRule="auto"/>
-        <w:ind w:left="714" w:hanging="357"/>
+        <w:ind w:left="714"/>
         <w:jc w:val="both"/>
         <w:rPr>
           <w:rFonts w:eastAsia="Times New Roman" w:cstheme="minorHAnsi"/>
@@ -1880,17 +2520,6 @@
           <w:lang w:eastAsia="hu-HU"/>
         </w:rPr>
       </w:pPr>
-      <w:r>
-        <w:rPr>
-          <w:rFonts w:eastAsia="Times New Roman" w:cstheme="minorHAnsi"/>
-          <w:sz w:val="24"/>
-          <w:szCs w:val="24"/>
-          <w:lang w:eastAsia="hu-HU"/>
-        </w:rPr>
-        <w:t>Kommunikációs felület adatai (üzenetek, értesítések)</w:t>
-      </w:r>
-      <w:bookmarkStart w:id="11" w:name="_GoBack"/>
-      <w:bookmarkEnd w:id="11"/>
     </w:p>
     <w:sectPr>
       <w:headerReference w:type="default" r:id="rId8"/>
@@ -1905,7 +2534,7 @@
 </file>
 
 <file path=word/endnotes.xml><?xml version="1.0" encoding="utf-8"?>
-<w:endnotes xmlns:wpc="http://schemas.microsoft.com/office/word/2010/wordprocessingCanvas" xmlns:cx="http://schemas.microsoft.com/office/drawing/2014/chartex" xmlns:cx1="http://schemas.microsoft.com/office/drawing/2015/9/8/chartex" xmlns:cx2="http://schemas.microsoft.com/office/drawing/2015/10/21/chartex" xmlns:cx3="http://schemas.microsoft.com/office/drawing/2016/5/9/chartex" xmlns:cx4="http://schemas.microsoft.com/office/drawing/2016/5/10/chartex" xmlns:cx5="http://schemas.microsoft.com/office/drawing/2016/5/11/chartex" xmlns:cx6="http://schemas.microsoft.com/office/drawing/2016/5/12/chartex" xmlns:cx7="http://schemas.microsoft.com/office/drawing/2016/5/13/chartex" xmlns:cx8="http://schemas.microsoft.com/office/drawing/2016/5/14/chartex" xmlns:mc="http://schemas.openxmlformats.org/markup-compatibility/2006" xmlns:aink="http://schemas.microsoft.com/office/drawing/2016/ink" xmlns:am3d="http://schemas.microsoft.com/office/drawing/2017/model3d" xmlns:o="urn:schemas-microsoft-com:office:office" xmlns:r="http://schemas.openxmlformats.org/officeDocument/2006/relationships" xmlns:m="http://schemas.openxmlformats.org/officeDocument/2006/math" xmlns:v="urn:schemas-microsoft-com:vml" xmlns:wp14="http://schemas.microsoft.com/office/word/2010/wordprocessingDrawing" xmlns:wp="http://schemas.openxmlformats.org/drawingml/2006/wordprocessingDrawing" xmlns:w10="urn:schemas-microsoft-com:office:word" xmlns:w="http://schemas.openxmlformats.org/wordprocessingml/2006/main" xmlns:w14="http://schemas.microsoft.com/office/word/2010/wordml" xmlns:w15="http://schemas.microsoft.com/office/word/2012/wordml" xmlns:w16cid="http://schemas.microsoft.com/office/word/2016/wordml/cid" xmlns:w16se="http://schemas.microsoft.com/office/word/2015/wordml/symex" xmlns:wpg="http://schemas.microsoft.com/office/word/2010/wordprocessingGroup" xmlns:wpi="http://schemas.microsoft.com/office/word/2010/wordprocessingInk" xmlns:wne="http://schemas.microsoft.com/office/word/2006/wordml" xmlns:wps="http://schemas.microsoft.com/office/word/2010/wordprocessingShape" mc:Ignorable="w14 w15 w16se w16cid wp14">
+<w:endnotes xmlns:wpc="http://schemas.microsoft.com/office/word/2010/wordprocessingCanvas" xmlns:cx="http://schemas.microsoft.com/office/drawing/2014/chartex" xmlns:cx1="http://schemas.microsoft.com/office/drawing/2015/9/8/chartex" xmlns:cx2="http://schemas.microsoft.com/office/drawing/2015/10/21/chartex" xmlns:cx3="http://schemas.microsoft.com/office/drawing/2016/5/9/chartex" xmlns:cx4="http://schemas.microsoft.com/office/drawing/2016/5/10/chartex" xmlns:cx5="http://schemas.microsoft.com/office/drawing/2016/5/11/chartex" xmlns:cx6="http://schemas.microsoft.com/office/drawing/2016/5/12/chartex" xmlns:cx7="http://schemas.microsoft.com/office/drawing/2016/5/13/chartex" xmlns:cx8="http://schemas.microsoft.com/office/drawing/2016/5/14/chartex" xmlns:mc="http://schemas.openxmlformats.org/markup-compatibility/2006" xmlns:aink="http://schemas.microsoft.com/office/drawing/2016/ink" xmlns:am3d="http://schemas.microsoft.com/office/drawing/2017/model3d" xmlns:o="urn:schemas-microsoft-com:office:office" xmlns:r="http://schemas.openxmlformats.org/officeDocument/2006/relationships" xmlns:m="http://schemas.openxmlformats.org/officeDocument/2006/math" xmlns:v="urn:schemas-microsoft-com:vml" xmlns:wp14="http://schemas.microsoft.com/office/word/2010/wordprocessingDrawing" xmlns:wp="http://schemas.openxmlformats.org/drawingml/2006/wordprocessingDrawing" xmlns:w10="urn:schemas-microsoft-com:office:word" xmlns:w="http://schemas.openxmlformats.org/wordprocessingml/2006/main" xmlns:w14="http://schemas.microsoft.com/office/word/2010/wordml" xmlns:w15="http://schemas.microsoft.com/office/word/2012/wordml" xmlns:w16cex="http://schemas.microsoft.com/office/word/2018/wordml/cex" xmlns:w16cid="http://schemas.microsoft.com/office/word/2016/wordml/cid" xmlns:w16="http://schemas.microsoft.com/office/word/2018/wordml" xmlns:w16sdtdh="http://schemas.microsoft.com/office/word/2020/wordml/sdtdatahash" xmlns:w16se="http://schemas.microsoft.com/office/word/2015/wordml/symex" xmlns:wpg="http://schemas.microsoft.com/office/word/2010/wordprocessingGroup" xmlns:wpi="http://schemas.microsoft.com/office/word/2010/wordprocessingInk" xmlns:wne="http://schemas.microsoft.com/office/word/2006/wordml" xmlns:wps="http://schemas.microsoft.com/office/word/2010/wordprocessingShape" mc:Ignorable="w14 w15 w16se w16cid w16 w16cex w16sdtdh wp14">
   <w:endnote w:type="separator" w:id="-1">
     <w:p>
       <w:pPr>
@@ -1930,10 +2559,10 @@
 </file>
 
 <file path=word/footer1.xml><?xml version="1.0" encoding="utf-8"?>
-<w:ftr xmlns:wpc="http://schemas.microsoft.com/office/word/2010/wordprocessingCanvas" xmlns:cx="http://schemas.microsoft.com/office/drawing/2014/chartex" xmlns:cx1="http://schemas.microsoft.com/office/drawing/2015/9/8/chartex" xmlns:cx2="http://schemas.microsoft.com/office/drawing/2015/10/21/chartex" xmlns:cx3="http://schemas.microsoft.com/office/drawing/2016/5/9/chartex" xmlns:cx4="http://schemas.microsoft.com/office/drawing/2016/5/10/chartex" xmlns:cx5="http://schemas.microsoft.com/office/drawing/2016/5/11/chartex" xmlns:cx6="http://schemas.microsoft.com/office/drawing/2016/5/12/chartex" xmlns:cx7="http://schemas.microsoft.com/office/drawing/2016/5/13/chartex" xmlns:cx8="http://schemas.microsoft.com/office/drawing/2016/5/14/chartex" xmlns:mc="http://schemas.openxmlformats.org/markup-compatibility/2006" xmlns:aink="http://schemas.microsoft.com/office/drawing/2016/ink" xmlns:am3d="http://schemas.microsoft.com/office/drawing/2017/model3d" xmlns:o="urn:schemas-microsoft-com:office:office" xmlns:r="http://schemas.openxmlformats.org/officeDocument/2006/relationships" xmlns:m="http://schemas.openxmlformats.org/officeDocument/2006/math" xmlns:v="urn:schemas-microsoft-com:vml" xmlns:wp14="http://schemas.microsoft.com/office/word/2010/wordprocessingDrawing" xmlns:wp="http://schemas.openxmlformats.org/drawingml/2006/wordprocessingDrawing" xmlns:w10="urn:schemas-microsoft-com:office:word" xmlns:w="http://schemas.openxmlformats.org/wordprocessingml/2006/main" xmlns:w14="http://schemas.microsoft.com/office/word/2010/wordml" xmlns:w15="http://schemas.microsoft.com/office/word/2012/wordml" xmlns:w16cid="http://schemas.microsoft.com/office/word/2016/wordml/cid" xmlns:w16se="http://schemas.microsoft.com/office/word/2015/wordml/symex" xmlns:wpg="http://schemas.microsoft.com/office/word/2010/wordprocessingGroup" xmlns:wpi="http://schemas.microsoft.com/office/word/2010/wordprocessingInk" xmlns:wne="http://schemas.microsoft.com/office/word/2006/wordml" xmlns:wps="http://schemas.microsoft.com/office/word/2010/wordprocessingShape" mc:Ignorable="w14 w15 w16se w16cid wp14">
+<w:ftr xmlns:wpc="http://schemas.microsoft.com/office/word/2010/wordprocessingCanvas" xmlns:cx="http://schemas.microsoft.com/office/drawing/2014/chartex" xmlns:cx1="http://schemas.microsoft.com/office/drawing/2015/9/8/chartex" xmlns:cx2="http://schemas.microsoft.com/office/drawing/2015/10/21/chartex" xmlns:cx3="http://schemas.microsoft.com/office/drawing/2016/5/9/chartex" xmlns:cx4="http://schemas.microsoft.com/office/drawing/2016/5/10/chartex" xmlns:cx5="http://schemas.microsoft.com/office/drawing/2016/5/11/chartex" xmlns:cx6="http://schemas.microsoft.com/office/drawing/2016/5/12/chartex" xmlns:cx7="http://schemas.microsoft.com/office/drawing/2016/5/13/chartex" xmlns:cx8="http://schemas.microsoft.com/office/drawing/2016/5/14/chartex" xmlns:mc="http://schemas.openxmlformats.org/markup-compatibility/2006" xmlns:aink="http://schemas.microsoft.com/office/drawing/2016/ink" xmlns:am3d="http://schemas.microsoft.com/office/drawing/2017/model3d" xmlns:o="urn:schemas-microsoft-com:office:office" xmlns:r="http://schemas.openxmlformats.org/officeDocument/2006/relationships" xmlns:m="http://schemas.openxmlformats.org/officeDocument/2006/math" xmlns:v="urn:schemas-microsoft-com:vml" xmlns:wp14="http://schemas.microsoft.com/office/word/2010/wordprocessingDrawing" xmlns:wp="http://schemas.openxmlformats.org/drawingml/2006/wordprocessingDrawing" xmlns:w10="urn:schemas-microsoft-com:office:word" xmlns:w="http://schemas.openxmlformats.org/wordprocessingml/2006/main" xmlns:w14="http://schemas.microsoft.com/office/word/2010/wordml" xmlns:w15="http://schemas.microsoft.com/office/word/2012/wordml" xmlns:w16cex="http://schemas.microsoft.com/office/word/2018/wordml/cex" xmlns:w16cid="http://schemas.microsoft.com/office/word/2016/wordml/cid" xmlns:w16="http://schemas.microsoft.com/office/word/2018/wordml" xmlns:w16sdtdh="http://schemas.microsoft.com/office/word/2020/wordml/sdtdatahash" xmlns:w16se="http://schemas.microsoft.com/office/word/2015/wordml/symex" xmlns:wpg="http://schemas.microsoft.com/office/word/2010/wordprocessingGroup" xmlns:wpi="http://schemas.microsoft.com/office/word/2010/wordprocessingInk" xmlns:wne="http://schemas.microsoft.com/office/word/2006/wordml" xmlns:wps="http://schemas.microsoft.com/office/word/2010/wordprocessingShape" mc:Ignorable="w14 w15 w16se w16cid w16 w16cex w16sdtdh wp14">
   <w:p>
     <w:pPr>
-      <w:pStyle w:val="llb"/>
+      <w:pStyle w:val="Footer"/>
       <w:jc w:val="center"/>
       <w:rPr>
         <w:caps/>
@@ -1978,14 +2607,14 @@
   </w:p>
   <w:p>
     <w:pPr>
-      <w:pStyle w:val="llb"/>
+      <w:pStyle w:val="Footer"/>
     </w:pPr>
   </w:p>
 </w:ftr>
 </file>
 
 <file path=word/footnotes.xml><?xml version="1.0" encoding="utf-8"?>
-<w:footnotes xmlns:wpc="http://schemas.microsoft.com/office/word/2010/wordprocessingCanvas" xmlns:cx="http://schemas.microsoft.com/office/drawing/2014/chartex" xmlns:cx1="http://schemas.microsoft.com/office/drawing/2015/9/8/chartex" xmlns:cx2="http://schemas.microsoft.com/office/drawing/2015/10/21/chartex" xmlns:cx3="http://schemas.microsoft.com/office/drawing/2016/5/9/chartex" xmlns:cx4="http://schemas.microsoft.com/office/drawing/2016/5/10/chartex" xmlns:cx5="http://schemas.microsoft.com/office/drawing/2016/5/11/chartex" xmlns:cx6="http://schemas.microsoft.com/office/drawing/2016/5/12/chartex" xmlns:cx7="http://schemas.microsoft.com/office/drawing/2016/5/13/chartex" xmlns:cx8="http://schemas.microsoft.com/office/drawing/2016/5/14/chartex" xmlns:mc="http://schemas.openxmlformats.org/markup-compatibility/2006" xmlns:aink="http://schemas.microsoft.com/office/drawing/2016/ink" xmlns:am3d="http://schemas.microsoft.com/office/drawing/2017/model3d" xmlns:o="urn:schemas-microsoft-com:office:office" xmlns:r="http://schemas.openxmlformats.org/officeDocument/2006/relationships" xmlns:m="http://schemas.openxmlformats.org/officeDocument/2006/math" xmlns:v="urn:schemas-microsoft-com:vml" xmlns:wp14="http://schemas.microsoft.com/office/word/2010/wordprocessingDrawing" xmlns:wp="http://schemas.openxmlformats.org/drawingml/2006/wordprocessingDrawing" xmlns:w10="urn:schemas-microsoft-com:office:word" xmlns:w="http://schemas.openxmlformats.org/wordprocessingml/2006/main" xmlns:w14="http://schemas.microsoft.com/office/word/2010/wordml" xmlns:w15="http://schemas.microsoft.com/office/word/2012/wordml" xmlns:w16cid="http://schemas.microsoft.com/office/word/2016/wordml/cid" xmlns:w16se="http://schemas.microsoft.com/office/word/2015/wordml/symex" xmlns:wpg="http://schemas.microsoft.com/office/word/2010/wordprocessingGroup" xmlns:wpi="http://schemas.microsoft.com/office/word/2010/wordprocessingInk" xmlns:wne="http://schemas.microsoft.com/office/word/2006/wordml" xmlns:wps="http://schemas.microsoft.com/office/word/2010/wordprocessingShape" mc:Ignorable="w14 w15 w16se w16cid wp14">
+<w:footnotes xmlns:wpc="http://schemas.microsoft.com/office/word/2010/wordprocessingCanvas" xmlns:cx="http://schemas.microsoft.com/office/drawing/2014/chartex" xmlns:cx1="http://schemas.microsoft.com/office/drawing/2015/9/8/chartex" xmlns:cx2="http://schemas.microsoft.com/office/drawing/2015/10/21/chartex" xmlns:cx3="http://schemas.microsoft.com/office/drawing/2016/5/9/chartex" xmlns:cx4="http://schemas.microsoft.com/office/drawing/2016/5/10/chartex" xmlns:cx5="http://schemas.microsoft.com/office/drawing/2016/5/11/chartex" xmlns:cx6="http://schemas.microsoft.com/office/drawing/2016/5/12/chartex" xmlns:cx7="http://schemas.microsoft.com/office/drawing/2016/5/13/chartex" xmlns:cx8="http://schemas.microsoft.com/office/drawing/2016/5/14/chartex" xmlns:mc="http://schemas.openxmlformats.org/markup-compatibility/2006" xmlns:aink="http://schemas.microsoft.com/office/drawing/2016/ink" xmlns:am3d="http://schemas.microsoft.com/office/drawing/2017/model3d" xmlns:o="urn:schemas-microsoft-com:office:office" xmlns:r="http://schemas.openxmlformats.org/officeDocument/2006/relationships" xmlns:m="http://schemas.openxmlformats.org/officeDocument/2006/math" xmlns:v="urn:schemas-microsoft-com:vml" xmlns:wp14="http://schemas.microsoft.com/office/word/2010/wordprocessingDrawing" xmlns:wp="http://schemas.openxmlformats.org/drawingml/2006/wordprocessingDrawing" xmlns:w10="urn:schemas-microsoft-com:office:word" xmlns:w="http://schemas.openxmlformats.org/wordprocessingml/2006/main" xmlns:w14="http://schemas.microsoft.com/office/word/2010/wordml" xmlns:w15="http://schemas.microsoft.com/office/word/2012/wordml" xmlns:w16cex="http://schemas.microsoft.com/office/word/2018/wordml/cex" xmlns:w16cid="http://schemas.microsoft.com/office/word/2016/wordml/cid" xmlns:w16="http://schemas.microsoft.com/office/word/2018/wordml" xmlns:w16sdtdh="http://schemas.microsoft.com/office/word/2020/wordml/sdtdatahash" xmlns:w16se="http://schemas.microsoft.com/office/word/2015/wordml/symex" xmlns:wpg="http://schemas.microsoft.com/office/word/2010/wordprocessingGroup" xmlns:wpi="http://schemas.microsoft.com/office/word/2010/wordprocessingInk" xmlns:wne="http://schemas.microsoft.com/office/word/2006/wordml" xmlns:wps="http://schemas.microsoft.com/office/word/2010/wordprocessingShape" mc:Ignorable="w14 w15 w16se w16cid w16 w16cex w16sdtdh wp14">
   <w:footnote w:type="separator" w:id="-1">
     <w:p>
       <w:pPr>
@@ -2010,7 +2639,7 @@
 </file>
 
 <file path=word/header1.xml><?xml version="1.0" encoding="utf-8"?>
-<w:hdr xmlns:wpc="http://schemas.microsoft.com/office/word/2010/wordprocessingCanvas" xmlns:cx="http://schemas.microsoft.com/office/drawing/2014/chartex" xmlns:cx1="http://schemas.microsoft.com/office/drawing/2015/9/8/chartex" xmlns:cx2="http://schemas.microsoft.com/office/drawing/2015/10/21/chartex" xmlns:cx3="http://schemas.microsoft.com/office/drawing/2016/5/9/chartex" xmlns:cx4="http://schemas.microsoft.com/office/drawing/2016/5/10/chartex" xmlns:cx5="http://schemas.microsoft.com/office/drawing/2016/5/11/chartex" xmlns:cx6="http://schemas.microsoft.com/office/drawing/2016/5/12/chartex" xmlns:cx7="http://schemas.microsoft.com/office/drawing/2016/5/13/chartex" xmlns:cx8="http://schemas.microsoft.com/office/drawing/2016/5/14/chartex" xmlns:mc="http://schemas.openxmlformats.org/markup-compatibility/2006" xmlns:aink="http://schemas.microsoft.com/office/drawing/2016/ink" xmlns:am3d="http://schemas.microsoft.com/office/drawing/2017/model3d" xmlns:o="urn:schemas-microsoft-com:office:office" xmlns:r="http://schemas.openxmlformats.org/officeDocument/2006/relationships" xmlns:m="http://schemas.openxmlformats.org/officeDocument/2006/math" xmlns:v="urn:schemas-microsoft-com:vml" xmlns:wp14="http://schemas.microsoft.com/office/word/2010/wordprocessingDrawing" xmlns:wp="http://schemas.openxmlformats.org/drawingml/2006/wordprocessingDrawing" xmlns:w10="urn:schemas-microsoft-com:office:word" xmlns:w="http://schemas.openxmlformats.org/wordprocessingml/2006/main" xmlns:w14="http://schemas.microsoft.com/office/word/2010/wordml" xmlns:w15="http://schemas.microsoft.com/office/word/2012/wordml" xmlns:w16cid="http://schemas.microsoft.com/office/word/2016/wordml/cid" xmlns:w16se="http://schemas.microsoft.com/office/word/2015/wordml/symex" xmlns:wpg="http://schemas.microsoft.com/office/word/2010/wordprocessingGroup" xmlns:wpi="http://schemas.microsoft.com/office/word/2010/wordprocessingInk" xmlns:wne="http://schemas.microsoft.com/office/word/2006/wordml" xmlns:wps="http://schemas.microsoft.com/office/word/2010/wordprocessingShape" mc:Ignorable="w14 w15 w16se w16cid wp14">
+<w:hdr xmlns:wpc="http://schemas.microsoft.com/office/word/2010/wordprocessingCanvas" xmlns:cx="http://schemas.microsoft.com/office/drawing/2014/chartex" xmlns:cx1="http://schemas.microsoft.com/office/drawing/2015/9/8/chartex" xmlns:cx2="http://schemas.microsoft.com/office/drawing/2015/10/21/chartex" xmlns:cx3="http://schemas.microsoft.com/office/drawing/2016/5/9/chartex" xmlns:cx4="http://schemas.microsoft.com/office/drawing/2016/5/10/chartex" xmlns:cx5="http://schemas.microsoft.com/office/drawing/2016/5/11/chartex" xmlns:cx6="http://schemas.microsoft.com/office/drawing/2016/5/12/chartex" xmlns:cx7="http://schemas.microsoft.com/office/drawing/2016/5/13/chartex" xmlns:cx8="http://schemas.microsoft.com/office/drawing/2016/5/14/chartex" xmlns:mc="http://schemas.openxmlformats.org/markup-compatibility/2006" xmlns:aink="http://schemas.microsoft.com/office/drawing/2016/ink" xmlns:am3d="http://schemas.microsoft.com/office/drawing/2017/model3d" xmlns:o="urn:schemas-microsoft-com:office:office" xmlns:r="http://schemas.openxmlformats.org/officeDocument/2006/relationships" xmlns:m="http://schemas.openxmlformats.org/officeDocument/2006/math" xmlns:v="urn:schemas-microsoft-com:vml" xmlns:wp14="http://schemas.microsoft.com/office/word/2010/wordprocessingDrawing" xmlns:wp="http://schemas.openxmlformats.org/drawingml/2006/wordprocessingDrawing" xmlns:w10="urn:schemas-microsoft-com:office:word" xmlns:w="http://schemas.openxmlformats.org/wordprocessingml/2006/main" xmlns:w14="http://schemas.microsoft.com/office/word/2010/wordml" xmlns:w15="http://schemas.microsoft.com/office/word/2012/wordml" xmlns:w16cex="http://schemas.microsoft.com/office/word/2018/wordml/cex" xmlns:w16cid="http://schemas.microsoft.com/office/word/2016/wordml/cid" xmlns:w16="http://schemas.microsoft.com/office/word/2018/wordml" xmlns:w16sdtdh="http://schemas.microsoft.com/office/word/2020/wordml/sdtdatahash" xmlns:w16se="http://schemas.microsoft.com/office/word/2015/wordml/symex" xmlns:wpg="http://schemas.microsoft.com/office/word/2010/wordprocessingGroup" xmlns:wpi="http://schemas.microsoft.com/office/word/2010/wordprocessingInk" xmlns:wne="http://schemas.microsoft.com/office/word/2006/wordml" xmlns:wps="http://schemas.microsoft.com/office/word/2010/wordprocessingShape" mc:Ignorable="w14 w15 w16se w16cid w16 w16cex w16sdtdh wp14">
   <w:sdt>
     <w:sdtPr>
       <w:rPr>
@@ -2029,7 +2658,7 @@
     <w:sdtContent>
       <w:p>
         <w:pPr>
-          <w:pStyle w:val="lfej"/>
+          <w:pStyle w:val="Header"/>
           <w:jc w:val="right"/>
           <w:rPr>
             <w:color w:val="7F7F7F" w:themeColor="text1" w:themeTint="80"/>
@@ -2046,14 +2675,14 @@
   </w:sdt>
   <w:p>
     <w:pPr>
-      <w:pStyle w:val="lfej"/>
+      <w:pStyle w:val="Header"/>
     </w:pPr>
   </w:p>
 </w:hdr>
 </file>
 
 <file path=word/numbering.xml><?xml version="1.0" encoding="utf-8"?>
-<w:numbering xmlns:wpc="http://schemas.microsoft.com/office/word/2010/wordprocessingCanvas" xmlns:cx="http://schemas.microsoft.com/office/drawing/2014/chartex" xmlns:cx1="http://schemas.microsoft.com/office/drawing/2015/9/8/chartex" xmlns:cx2="http://schemas.microsoft.com/office/drawing/2015/10/21/chartex" xmlns:cx3="http://schemas.microsoft.com/office/drawing/2016/5/9/chartex" xmlns:cx4="http://schemas.microsoft.com/office/drawing/2016/5/10/chartex" xmlns:cx5="http://schemas.microsoft.com/office/drawing/2016/5/11/chartex" xmlns:cx6="http://schemas.microsoft.com/office/drawing/2016/5/12/chartex" xmlns:cx7="http://schemas.microsoft.com/office/drawing/2016/5/13/chartex" xmlns:cx8="http://schemas.microsoft.com/office/drawing/2016/5/14/chartex" xmlns:mc="http://schemas.openxmlformats.org/markup-compatibility/2006" xmlns:aink="http://schemas.microsoft.com/office/drawing/2016/ink" xmlns:am3d="http://schemas.microsoft.com/office/drawing/2017/model3d" xmlns:o="urn:schemas-microsoft-com:office:office" xmlns:r="http://schemas.openxmlformats.org/officeDocument/2006/relationships" xmlns:m="http://schemas.openxmlformats.org/officeDocument/2006/math" xmlns:v="urn:schemas-microsoft-com:vml" xmlns:wp14="http://schemas.microsoft.com/office/word/2010/wordprocessingDrawing" xmlns:wp="http://schemas.openxmlformats.org/drawingml/2006/wordprocessingDrawing" xmlns:w10="urn:schemas-microsoft-com:office:word" xmlns:w="http://schemas.openxmlformats.org/wordprocessingml/2006/main" xmlns:w14="http://schemas.microsoft.com/office/word/2010/wordml" xmlns:w15="http://schemas.microsoft.com/office/word/2012/wordml" xmlns:w16cid="http://schemas.microsoft.com/office/word/2016/wordml/cid" xmlns:w16se="http://schemas.microsoft.com/office/word/2015/wordml/symex" xmlns:wpg="http://schemas.microsoft.com/office/word/2010/wordprocessingGroup" xmlns:wpi="http://schemas.microsoft.com/office/word/2010/wordprocessingInk" xmlns:wne="http://schemas.microsoft.com/office/word/2006/wordml" xmlns:wps="http://schemas.microsoft.com/office/word/2010/wordprocessingShape" mc:Ignorable="w14 w15 w16se w16cid wp14">
+<w:numbering xmlns:wpc="http://schemas.microsoft.com/office/word/2010/wordprocessingCanvas" xmlns:cx="http://schemas.microsoft.com/office/drawing/2014/chartex" xmlns:cx1="http://schemas.microsoft.com/office/drawing/2015/9/8/chartex" xmlns:cx2="http://schemas.microsoft.com/office/drawing/2015/10/21/chartex" xmlns:cx3="http://schemas.microsoft.com/office/drawing/2016/5/9/chartex" xmlns:cx4="http://schemas.microsoft.com/office/drawing/2016/5/10/chartex" xmlns:cx5="http://schemas.microsoft.com/office/drawing/2016/5/11/chartex" xmlns:cx6="http://schemas.microsoft.com/office/drawing/2016/5/12/chartex" xmlns:cx7="http://schemas.microsoft.com/office/drawing/2016/5/13/chartex" xmlns:cx8="http://schemas.microsoft.com/office/drawing/2016/5/14/chartex" xmlns:mc="http://schemas.openxmlformats.org/markup-compatibility/2006" xmlns:aink="http://schemas.microsoft.com/office/drawing/2016/ink" xmlns:am3d="http://schemas.microsoft.com/office/drawing/2017/model3d" xmlns:o="urn:schemas-microsoft-com:office:office" xmlns:r="http://schemas.openxmlformats.org/officeDocument/2006/relationships" xmlns:m="http://schemas.openxmlformats.org/officeDocument/2006/math" xmlns:v="urn:schemas-microsoft-com:vml" xmlns:wp14="http://schemas.microsoft.com/office/word/2010/wordprocessingDrawing" xmlns:wp="http://schemas.openxmlformats.org/drawingml/2006/wordprocessingDrawing" xmlns:w10="urn:schemas-microsoft-com:office:word" xmlns:w="http://schemas.openxmlformats.org/wordprocessingml/2006/main" xmlns:w14="http://schemas.microsoft.com/office/word/2010/wordml" xmlns:w15="http://schemas.microsoft.com/office/word/2012/wordml" xmlns:w16cex="http://schemas.microsoft.com/office/word/2018/wordml/cex" xmlns:w16cid="http://schemas.microsoft.com/office/word/2016/wordml/cid" xmlns:w16="http://schemas.microsoft.com/office/word/2018/wordml" xmlns:w16sdtdh="http://schemas.microsoft.com/office/word/2020/wordml/sdtdatahash" xmlns:w16se="http://schemas.microsoft.com/office/word/2015/wordml/symex" xmlns:wpg="http://schemas.microsoft.com/office/word/2010/wordprocessingGroup" xmlns:wpi="http://schemas.microsoft.com/office/word/2010/wordprocessingInk" xmlns:wne="http://schemas.microsoft.com/office/word/2006/wordml" xmlns:wps="http://schemas.microsoft.com/office/word/2010/wordprocessingShape" mc:Ignorable="w14 w15 w16se w16cid w16 w16cex w16sdtdh wp14">
   <w:abstractNum w:abstractNumId="0" w15:restartNumberingAfterBreak="0">
     <w:nsid w:val="002D78F0"/>
     <w:multiLevelType w:val="hybridMultilevel"/>
@@ -5341,7 +5970,7 @@
 </file>
 
 <file path=word/styles.xml><?xml version="1.0" encoding="utf-8"?>
-<w:styles xmlns:mc="http://schemas.openxmlformats.org/markup-compatibility/2006" xmlns:r="http://schemas.openxmlformats.org/officeDocument/2006/relationships" xmlns:w="http://schemas.openxmlformats.org/wordprocessingml/2006/main" xmlns:w14="http://schemas.microsoft.com/office/word/2010/wordml" xmlns:w15="http://schemas.microsoft.com/office/word/2012/wordml" xmlns:w16cid="http://schemas.microsoft.com/office/word/2016/wordml/cid" xmlns:w16se="http://schemas.microsoft.com/office/word/2015/wordml/symex" mc:Ignorable="w14 w15 w16se w16cid">
+<w:styles xmlns:mc="http://schemas.openxmlformats.org/markup-compatibility/2006" xmlns:r="http://schemas.openxmlformats.org/officeDocument/2006/relationships" xmlns:w="http://schemas.openxmlformats.org/wordprocessingml/2006/main" xmlns:w14="http://schemas.microsoft.com/office/word/2010/wordml" xmlns:w15="http://schemas.microsoft.com/office/word/2012/wordml" xmlns:w16cex="http://schemas.microsoft.com/office/word/2018/wordml/cex" xmlns:w16cid="http://schemas.microsoft.com/office/word/2016/wordml/cid" xmlns:w16="http://schemas.microsoft.com/office/word/2018/wordml" xmlns:w16sdtdh="http://schemas.microsoft.com/office/word/2020/wordml/sdtdatahash" xmlns:w16se="http://schemas.microsoft.com/office/word/2015/wordml/symex" mc:Ignorable="w14 w15 w16se w16cid w16 w16cex w16sdtdh">
   <w:docDefaults>
     <w:rPrDefault>
       <w:rPr>
@@ -5357,7 +5986,7 @@
       </w:pPr>
     </w:pPrDefault>
   </w:docDefaults>
-  <w:latentStyles w:defLockedState="0" w:defUIPriority="99" w:defSemiHidden="0" w:defUnhideWhenUsed="0" w:defQFormat="0" w:count="375">
+  <w:latentStyles w:defLockedState="0" w:defUIPriority="99" w:defSemiHidden="0" w:defUnhideWhenUsed="0" w:defQFormat="0" w:count="376">
     <w:lsdException w:name="Normal" w:uiPriority="0" w:qFormat="1"/>
     <w:lsdException w:name="heading 1" w:uiPriority="9" w:qFormat="1"/>
     <w:lsdException w:name="heading 2" w:semiHidden="1" w:uiPriority="9" w:unhideWhenUsed="1" w:qFormat="1"/>
@@ -5733,16 +6362,17 @@
     <w:lsdException w:name="Smart Hyperlink" w:semiHidden="1" w:unhideWhenUsed="1"/>
     <w:lsdException w:name="Hashtag" w:semiHidden="1" w:unhideWhenUsed="1"/>
     <w:lsdException w:name="Unresolved Mention" w:semiHidden="1" w:unhideWhenUsed="1"/>
+    <w:lsdException w:name="Smart Link" w:semiHidden="1" w:unhideWhenUsed="1"/>
   </w:latentStyles>
-  <w:style w:type="paragraph" w:default="1" w:styleId="Norml">
+  <w:style w:type="paragraph" w:default="1" w:styleId="Normal">
     <w:name w:val="Normal"/>
     <w:qFormat/>
   </w:style>
-  <w:style w:type="paragraph" w:styleId="Cmsor1">
+  <w:style w:type="paragraph" w:styleId="Heading1">
     <w:name w:val="heading 1"/>
-    <w:basedOn w:val="Norml"/>
-    <w:next w:val="Norml"/>
-    <w:link w:val="Cmsor1Char"/>
+    <w:basedOn w:val="Normal"/>
+    <w:next w:val="Normal"/>
+    <w:link w:val="Heading1Char"/>
     <w:uiPriority w:val="9"/>
     <w:qFormat/>
     <w:rsid w:val="0056423D"/>
@@ -5754,11 +6384,11 @@
       <w:szCs w:val="52"/>
     </w:rPr>
   </w:style>
-  <w:style w:type="paragraph" w:styleId="Cmsor2">
+  <w:style w:type="paragraph" w:styleId="Heading2">
     <w:name w:val="heading 2"/>
-    <w:basedOn w:val="NormlWeb"/>
-    <w:next w:val="Norml"/>
-    <w:link w:val="Cmsor2Char"/>
+    <w:basedOn w:val="NormalWeb"/>
+    <w:next w:val="Normal"/>
+    <w:link w:val="Heading2Char"/>
     <w:uiPriority w:val="9"/>
     <w:unhideWhenUsed/>
     <w:qFormat/>
@@ -5772,11 +6402,11 @@
       <w:szCs w:val="36"/>
     </w:rPr>
   </w:style>
-  <w:style w:type="paragraph" w:styleId="Cmsor3">
+  <w:style w:type="paragraph" w:styleId="Heading3">
     <w:name w:val="heading 3"/>
-    <w:basedOn w:val="Norml"/>
-    <w:next w:val="Norml"/>
-    <w:link w:val="Cmsor3Char"/>
+    <w:basedOn w:val="Normal"/>
+    <w:next w:val="Normal"/>
+    <w:link w:val="Heading3Char"/>
     <w:uiPriority w:val="9"/>
     <w:unhideWhenUsed/>
     <w:qFormat/>
@@ -5795,11 +6425,11 @@
       <w:szCs w:val="28"/>
     </w:rPr>
   </w:style>
-  <w:style w:type="paragraph" w:styleId="Cmsor4">
+  <w:style w:type="paragraph" w:styleId="Heading4">
     <w:name w:val="heading 4"/>
-    <w:basedOn w:val="Norml"/>
-    <w:next w:val="Norml"/>
-    <w:link w:val="Cmsor4Char"/>
+    <w:basedOn w:val="Normal"/>
+    <w:next w:val="Normal"/>
+    <w:link w:val="Heading4Char"/>
     <w:uiPriority w:val="9"/>
     <w:unhideWhenUsed/>
     <w:qFormat/>
@@ -5813,11 +6443,11 @@
       <w:sz w:val="24"/>
     </w:rPr>
   </w:style>
-  <w:style w:type="paragraph" w:styleId="Cmsor5">
+  <w:style w:type="paragraph" w:styleId="Heading5">
     <w:name w:val="heading 5"/>
-    <w:basedOn w:val="Norml"/>
-    <w:next w:val="Norml"/>
-    <w:link w:val="Cmsor5Char"/>
+    <w:basedOn w:val="Normal"/>
+    <w:next w:val="Normal"/>
+    <w:link w:val="Heading5Char"/>
     <w:uiPriority w:val="9"/>
     <w:unhideWhenUsed/>
     <w:qFormat/>
@@ -5831,11 +6461,11 @@
       <w:sz w:val="24"/>
     </w:rPr>
   </w:style>
-  <w:style w:type="paragraph" w:styleId="Cmsor6">
+  <w:style w:type="paragraph" w:styleId="Heading6">
     <w:name w:val="heading 6"/>
-    <w:basedOn w:val="Norml"/>
-    <w:next w:val="Norml"/>
-    <w:link w:val="Cmsor6Char"/>
+    <w:basedOn w:val="Normal"/>
+    <w:next w:val="Normal"/>
+    <w:link w:val="Heading6Char"/>
     <w:uiPriority w:val="9"/>
     <w:unhideWhenUsed/>
     <w:qFormat/>
@@ -5848,13 +6478,13 @@
       <w:sz w:val="24"/>
     </w:rPr>
   </w:style>
-  <w:style w:type="character" w:default="1" w:styleId="Bekezdsalapbettpusa">
+  <w:style w:type="character" w:default="1" w:styleId="DefaultParagraphFont">
     <w:name w:val="Default Paragraph Font"/>
     <w:uiPriority w:val="1"/>
     <w:semiHidden/>
     <w:unhideWhenUsed/>
   </w:style>
-  <w:style w:type="table" w:default="1" w:styleId="Normltblzat">
+  <w:style w:type="table" w:default="1" w:styleId="TableNormal">
     <w:name w:val="Normal Table"/>
     <w:uiPriority w:val="99"/>
     <w:semiHidden/>
@@ -5869,16 +6499,16 @@
       </w:tblCellMar>
     </w:tblPr>
   </w:style>
-  <w:style w:type="numbering" w:default="1" w:styleId="Nemlista">
+  <w:style w:type="numbering" w:default="1" w:styleId="NoList">
     <w:name w:val="No List"/>
     <w:uiPriority w:val="99"/>
     <w:semiHidden/>
     <w:unhideWhenUsed/>
   </w:style>
-  <w:style w:type="character" w:customStyle="1" w:styleId="Cmsor1Char">
-    <w:name w:val="Címsor 1 Char"/>
-    <w:basedOn w:val="Bekezdsalapbettpusa"/>
-    <w:link w:val="Cmsor1"/>
+  <w:style w:type="character" w:customStyle="1" w:styleId="Heading1Char">
+    <w:name w:val="Heading 1 Char"/>
+    <w:basedOn w:val="DefaultParagraphFont"/>
+    <w:link w:val="Heading1"/>
     <w:uiPriority w:val="9"/>
     <w:rsid w:val="0056423D"/>
     <w:rPr>
@@ -5886,10 +6516,10 @@
       <w:szCs w:val="52"/>
     </w:rPr>
   </w:style>
-  <w:style w:type="character" w:customStyle="1" w:styleId="Cmsor2Char">
-    <w:name w:val="Címsor 2 Char"/>
-    <w:basedOn w:val="Bekezdsalapbettpusa"/>
-    <w:link w:val="Cmsor2"/>
+  <w:style w:type="character" w:customStyle="1" w:styleId="Heading2Char">
+    <w:name w:val="Heading 2 Char"/>
+    <w:basedOn w:val="DefaultParagraphFont"/>
+    <w:link w:val="Heading2"/>
     <w:uiPriority w:val="9"/>
     <w:rsid w:val="005B3E60"/>
     <w:rPr>
@@ -5899,9 +6529,9 @@
       <w:lang w:eastAsia="hu-HU"/>
     </w:rPr>
   </w:style>
-  <w:style w:type="paragraph" w:styleId="NormlWeb">
+  <w:style w:type="paragraph" w:styleId="NormalWeb">
     <w:name w:val="Normal (Web)"/>
-    <w:basedOn w:val="Norml"/>
+    <w:basedOn w:val="Normal"/>
     <w:uiPriority w:val="99"/>
     <w:unhideWhenUsed/>
     <w:rsid w:val="0056423D"/>
@@ -5915,9 +6545,9 @@
       <w:lang w:eastAsia="hu-HU"/>
     </w:rPr>
   </w:style>
-  <w:style w:type="character" w:styleId="Kiemels2">
+  <w:style w:type="character" w:styleId="Strong">
     <w:name w:val="Strong"/>
-    <w:basedOn w:val="Bekezdsalapbettpusa"/>
+    <w:basedOn w:val="DefaultParagraphFont"/>
     <w:uiPriority w:val="22"/>
     <w:qFormat/>
     <w:rsid w:val="0056423D"/>
@@ -5926,10 +6556,10 @@
       <w:bCs/>
     </w:rPr>
   </w:style>
-  <w:style w:type="paragraph" w:styleId="lfej">
+  <w:style w:type="paragraph" w:styleId="Header">
     <w:name w:val="header"/>
-    <w:basedOn w:val="Norml"/>
-    <w:link w:val="lfejChar"/>
+    <w:basedOn w:val="Normal"/>
+    <w:link w:val="HeaderChar"/>
     <w:uiPriority w:val="99"/>
     <w:unhideWhenUsed/>
     <w:rsid w:val="00E94C38"/>
@@ -5941,17 +6571,17 @@
       <w:spacing w:after="0" w:line="240" w:lineRule="auto"/>
     </w:pPr>
   </w:style>
-  <w:style w:type="character" w:customStyle="1" w:styleId="lfejChar">
-    <w:name w:val="Élőfej Char"/>
-    <w:basedOn w:val="Bekezdsalapbettpusa"/>
-    <w:link w:val="lfej"/>
+  <w:style w:type="character" w:customStyle="1" w:styleId="HeaderChar">
+    <w:name w:val="Header Char"/>
+    <w:basedOn w:val="DefaultParagraphFont"/>
+    <w:link w:val="Header"/>
     <w:uiPriority w:val="99"/>
     <w:rsid w:val="00E94C38"/>
   </w:style>
-  <w:style w:type="paragraph" w:styleId="llb">
+  <w:style w:type="paragraph" w:styleId="Footer">
     <w:name w:val="footer"/>
-    <w:basedOn w:val="Norml"/>
-    <w:link w:val="llbChar"/>
+    <w:basedOn w:val="Normal"/>
+    <w:link w:val="FooterChar"/>
     <w:uiPriority w:val="99"/>
     <w:unhideWhenUsed/>
     <w:rsid w:val="00E94C38"/>
@@ -5963,17 +6593,17 @@
       <w:spacing w:after="0" w:line="240" w:lineRule="auto"/>
     </w:pPr>
   </w:style>
-  <w:style w:type="character" w:customStyle="1" w:styleId="llbChar">
-    <w:name w:val="Élőláb Char"/>
-    <w:basedOn w:val="Bekezdsalapbettpusa"/>
-    <w:link w:val="llb"/>
+  <w:style w:type="character" w:customStyle="1" w:styleId="FooterChar">
+    <w:name w:val="Footer Char"/>
+    <w:basedOn w:val="DefaultParagraphFont"/>
+    <w:link w:val="Footer"/>
     <w:uiPriority w:val="99"/>
     <w:rsid w:val="00E94C38"/>
   </w:style>
-  <w:style w:type="paragraph" w:styleId="Tartalomjegyzkcmsora">
+  <w:style w:type="paragraph" w:styleId="TOCHeading">
     <w:name w:val="TOC Heading"/>
-    <w:basedOn w:val="Cmsor1"/>
-    <w:next w:val="Norml"/>
+    <w:basedOn w:val="Heading1"/>
+    <w:next w:val="Normal"/>
     <w:uiPriority w:val="39"/>
     <w:unhideWhenUsed/>
     <w:qFormat/>
@@ -5992,10 +6622,10 @@
       <w:lang w:eastAsia="hu-HU"/>
     </w:rPr>
   </w:style>
-  <w:style w:type="paragraph" w:styleId="TJ1">
+  <w:style w:type="paragraph" w:styleId="TOC1">
     <w:name w:val="toc 1"/>
-    <w:basedOn w:val="Norml"/>
-    <w:next w:val="Norml"/>
+    <w:basedOn w:val="Normal"/>
+    <w:next w:val="Normal"/>
     <w:autoRedefine/>
     <w:uiPriority w:val="39"/>
     <w:unhideWhenUsed/>
@@ -6004,10 +6634,10 @@
       <w:spacing w:after="100"/>
     </w:pPr>
   </w:style>
-  <w:style w:type="paragraph" w:styleId="TJ2">
+  <w:style w:type="paragraph" w:styleId="TOC2">
     <w:name w:val="toc 2"/>
-    <w:basedOn w:val="Norml"/>
-    <w:next w:val="Norml"/>
+    <w:basedOn w:val="Normal"/>
+    <w:next w:val="Normal"/>
     <w:autoRedefine/>
     <w:uiPriority w:val="39"/>
     <w:unhideWhenUsed/>
@@ -6017,9 +6647,9 @@
       <w:ind w:left="220"/>
     </w:pPr>
   </w:style>
-  <w:style w:type="character" w:styleId="Hiperhivatkozs">
+  <w:style w:type="character" w:styleId="Hyperlink">
     <w:name w:val="Hyperlink"/>
-    <w:basedOn w:val="Bekezdsalapbettpusa"/>
+    <w:basedOn w:val="DefaultParagraphFont"/>
     <w:uiPriority w:val="99"/>
     <w:unhideWhenUsed/>
     <w:rsid w:val="00E94C38"/>
@@ -6028,9 +6658,9 @@
       <w:u w:val="single"/>
     </w:rPr>
   </w:style>
-  <w:style w:type="paragraph" w:styleId="Listaszerbekezds">
+  <w:style w:type="paragraph" w:styleId="ListParagraph">
     <w:name w:val="List Paragraph"/>
-    <w:basedOn w:val="Norml"/>
+    <w:basedOn w:val="Normal"/>
     <w:uiPriority w:val="34"/>
     <w:qFormat/>
     <w:rsid w:val="00E76741"/>
@@ -6039,10 +6669,10 @@
       <w:contextualSpacing/>
     </w:pPr>
   </w:style>
-  <w:style w:type="character" w:customStyle="1" w:styleId="Cmsor3Char">
-    <w:name w:val="Címsor 3 Char"/>
-    <w:basedOn w:val="Bekezdsalapbettpusa"/>
-    <w:link w:val="Cmsor3"/>
+  <w:style w:type="character" w:customStyle="1" w:styleId="Heading3Char">
+    <w:name w:val="Heading 3 Char"/>
+    <w:basedOn w:val="DefaultParagraphFont"/>
+    <w:link w:val="Heading3"/>
     <w:uiPriority w:val="9"/>
     <w:rsid w:val="004420DF"/>
     <w:rPr>
@@ -6053,10 +6683,10 @@
       <w:szCs w:val="28"/>
     </w:rPr>
   </w:style>
-  <w:style w:type="paragraph" w:styleId="TJ3">
+  <w:style w:type="paragraph" w:styleId="TOC3">
     <w:name w:val="toc 3"/>
-    <w:basedOn w:val="Norml"/>
-    <w:next w:val="Norml"/>
+    <w:basedOn w:val="Normal"/>
+    <w:next w:val="Normal"/>
     <w:autoRedefine/>
     <w:uiPriority w:val="39"/>
     <w:unhideWhenUsed/>
@@ -6068,7 +6698,7 @@
   </w:style>
   <w:style w:type="paragraph" w:customStyle="1" w:styleId="whitespace-normal">
     <w:name w:val="whitespace-normal"/>
-    <w:basedOn w:val="Norml"/>
+    <w:basedOn w:val="Normal"/>
     <w:rsid w:val="00A9676A"/>
     <w:pPr>
       <w:spacing w:before="100" w:beforeAutospacing="1" w:after="100" w:afterAutospacing="1" w:line="240" w:lineRule="auto"/>
@@ -6082,7 +6712,7 @@
   </w:style>
   <w:style w:type="paragraph" w:customStyle="1" w:styleId="font-claude-response-body">
     <w:name w:val="font-claude-response-body"/>
-    <w:basedOn w:val="Norml"/>
+    <w:basedOn w:val="Normal"/>
     <w:rsid w:val="00A9676A"/>
     <w:pPr>
       <w:spacing w:before="100" w:beforeAutospacing="1" w:after="100" w:afterAutospacing="1" w:line="240" w:lineRule="auto"/>
@@ -6094,10 +6724,10 @@
       <w:lang w:eastAsia="hu-HU"/>
     </w:rPr>
   </w:style>
-  <w:style w:type="character" w:customStyle="1" w:styleId="Cmsor4Char">
-    <w:name w:val="Címsor 4 Char"/>
-    <w:basedOn w:val="Bekezdsalapbettpusa"/>
-    <w:link w:val="Cmsor4"/>
+  <w:style w:type="character" w:customStyle="1" w:styleId="Heading4Char">
+    <w:name w:val="Heading 4 Char"/>
+    <w:basedOn w:val="DefaultParagraphFont"/>
+    <w:link w:val="Heading4"/>
     <w:uiPriority w:val="9"/>
     <w:rsid w:val="00120911"/>
     <w:rPr>
@@ -6118,10 +6748,10 @@
       <w:lang w:eastAsia="hu-HU"/>
     </w:rPr>
   </w:style>
-  <w:style w:type="character" w:customStyle="1" w:styleId="Cmsor5Char">
-    <w:name w:val="Címsor 5 Char"/>
-    <w:basedOn w:val="Bekezdsalapbettpusa"/>
-    <w:link w:val="Cmsor5"/>
+  <w:style w:type="character" w:customStyle="1" w:styleId="Heading5Char">
+    <w:name w:val="Heading 5 Char"/>
+    <w:basedOn w:val="DefaultParagraphFont"/>
+    <w:link w:val="Heading5"/>
     <w:uiPriority w:val="9"/>
     <w:rsid w:val="00F43B8F"/>
     <w:rPr>
@@ -6129,10 +6759,10 @@
       <w:sz w:val="24"/>
     </w:rPr>
   </w:style>
-  <w:style w:type="character" w:customStyle="1" w:styleId="Cmsor6Char">
-    <w:name w:val="Címsor 6 Char"/>
-    <w:basedOn w:val="Bekezdsalapbettpusa"/>
-    <w:link w:val="Cmsor6"/>
+  <w:style w:type="character" w:customStyle="1" w:styleId="Heading6Char">
+    <w:name w:val="Heading 6 Char"/>
+    <w:basedOn w:val="DefaultParagraphFont"/>
+    <w:link w:val="Heading6"/>
     <w:uiPriority w:val="9"/>
     <w:rsid w:val="00793C1E"/>
     <w:rPr>
@@ -6144,7 +6774,7 @@
 </file>
 
 <file path=word/glossary/document.xml><?xml version="1.0" encoding="utf-8"?>
-<w:glossaryDocument xmlns:wpc="http://schemas.microsoft.com/office/word/2010/wordprocessingCanvas" xmlns:cx="http://schemas.microsoft.com/office/drawing/2014/chartex" xmlns:cx1="http://schemas.microsoft.com/office/drawing/2015/9/8/chartex" xmlns:cx2="http://schemas.microsoft.com/office/drawing/2015/10/21/chartex" xmlns:cx3="http://schemas.microsoft.com/office/drawing/2016/5/9/chartex" xmlns:cx4="http://schemas.microsoft.com/office/drawing/2016/5/10/chartex" xmlns:cx5="http://schemas.microsoft.com/office/drawing/2016/5/11/chartex" xmlns:cx6="http://schemas.microsoft.com/office/drawing/2016/5/12/chartex" xmlns:cx7="http://schemas.microsoft.com/office/drawing/2016/5/13/chartex" xmlns:cx8="http://schemas.microsoft.com/office/drawing/2016/5/14/chartex" xmlns:mc="http://schemas.openxmlformats.org/markup-compatibility/2006" xmlns:aink="http://schemas.microsoft.com/office/drawing/2016/ink" xmlns:am3d="http://schemas.microsoft.com/office/drawing/2017/model3d" xmlns:o="urn:schemas-microsoft-com:office:office" xmlns:r="http://schemas.openxmlformats.org/officeDocument/2006/relationships" xmlns:m="http://schemas.openxmlformats.org/officeDocument/2006/math" xmlns:v="urn:schemas-microsoft-com:vml" xmlns:wp14="http://schemas.microsoft.com/office/word/2010/wordprocessingDrawing" xmlns:wp="http://schemas.openxmlformats.org/drawingml/2006/wordprocessingDrawing" xmlns:w10="urn:schemas-microsoft-com:office:word" xmlns:w="http://schemas.openxmlformats.org/wordprocessingml/2006/main" xmlns:w14="http://schemas.microsoft.com/office/word/2010/wordml" xmlns:w15="http://schemas.microsoft.com/office/word/2012/wordml" xmlns:w16cid="http://schemas.microsoft.com/office/word/2016/wordml/cid" xmlns:w16se="http://schemas.microsoft.com/office/word/2015/wordml/symex" xmlns:wpg="http://schemas.microsoft.com/office/word/2010/wordprocessingGroup" xmlns:wpi="http://schemas.microsoft.com/office/word/2010/wordprocessingInk" xmlns:wne="http://schemas.microsoft.com/office/word/2006/wordml" xmlns:wps="http://schemas.microsoft.com/office/word/2010/wordprocessingShape" mc:Ignorable="w14 w15 w16se w16cid wp14">
+<w:glossaryDocument xmlns:wpc="http://schemas.microsoft.com/office/word/2010/wordprocessingCanvas" xmlns:cx="http://schemas.microsoft.com/office/drawing/2014/chartex" xmlns:cx1="http://schemas.microsoft.com/office/drawing/2015/9/8/chartex" xmlns:cx2="http://schemas.microsoft.com/office/drawing/2015/10/21/chartex" xmlns:cx3="http://schemas.microsoft.com/office/drawing/2016/5/9/chartex" xmlns:cx4="http://schemas.microsoft.com/office/drawing/2016/5/10/chartex" xmlns:cx5="http://schemas.microsoft.com/office/drawing/2016/5/11/chartex" xmlns:cx6="http://schemas.microsoft.com/office/drawing/2016/5/12/chartex" xmlns:cx7="http://schemas.microsoft.com/office/drawing/2016/5/13/chartex" xmlns:cx8="http://schemas.microsoft.com/office/drawing/2016/5/14/chartex" xmlns:mc="http://schemas.openxmlformats.org/markup-compatibility/2006" xmlns:aink="http://schemas.microsoft.com/office/drawing/2016/ink" xmlns:am3d="http://schemas.microsoft.com/office/drawing/2017/model3d" xmlns:o="urn:schemas-microsoft-com:office:office" xmlns:r="http://schemas.openxmlformats.org/officeDocument/2006/relationships" xmlns:m="http://schemas.openxmlformats.org/officeDocument/2006/math" xmlns:v="urn:schemas-microsoft-com:vml" xmlns:wp14="http://schemas.microsoft.com/office/word/2010/wordprocessingDrawing" xmlns:wp="http://schemas.openxmlformats.org/drawingml/2006/wordprocessingDrawing" xmlns:w10="urn:schemas-microsoft-com:office:word" xmlns:w="http://schemas.openxmlformats.org/wordprocessingml/2006/main" xmlns:w14="http://schemas.microsoft.com/office/word/2010/wordml" xmlns:w15="http://schemas.microsoft.com/office/word/2012/wordml" xmlns:w16cex="http://schemas.microsoft.com/office/word/2018/wordml/cex" xmlns:w16cid="http://schemas.microsoft.com/office/word/2016/wordml/cid" xmlns:w16="http://schemas.microsoft.com/office/word/2018/wordml" xmlns:w16sdtdh="http://schemas.microsoft.com/office/word/2020/wordml/sdtdatahash" xmlns:w16se="http://schemas.microsoft.com/office/word/2015/wordml/symex" xmlns:wpg="http://schemas.microsoft.com/office/word/2010/wordprocessingGroup" xmlns:wpi="http://schemas.microsoft.com/office/word/2010/wordprocessingInk" xmlns:wne="http://schemas.microsoft.com/office/word/2006/wordml" xmlns:wps="http://schemas.microsoft.com/office/word/2010/wordprocessingShape" mc:Ignorable="w14 w15 w16se w16cid w16 w16cex w16sdtdh wp14">
   <w:docParts>
     <w:docPart>
       <w:docPartPr>
@@ -6180,7 +6810,7 @@
 </file>
 
 <file path=word/glossary/fontTable.xml><?xml version="1.0" encoding="utf-8"?>
-<w:fonts xmlns:mc="http://schemas.openxmlformats.org/markup-compatibility/2006" xmlns:r="http://schemas.openxmlformats.org/officeDocument/2006/relationships" xmlns:w="http://schemas.openxmlformats.org/wordprocessingml/2006/main" xmlns:w14="http://schemas.microsoft.com/office/word/2010/wordml" xmlns:w15="http://schemas.microsoft.com/office/word/2012/wordml" xmlns:w16cid="http://schemas.microsoft.com/office/word/2016/wordml/cid" xmlns:w16se="http://schemas.microsoft.com/office/word/2015/wordml/symex" mc:Ignorable="w14 w15 w16se w16cid">
+<w:fonts xmlns:mc="http://schemas.openxmlformats.org/markup-compatibility/2006" xmlns:r="http://schemas.openxmlformats.org/officeDocument/2006/relationships" xmlns:w="http://schemas.openxmlformats.org/wordprocessingml/2006/main" xmlns:w14="http://schemas.microsoft.com/office/word/2010/wordml" xmlns:w15="http://schemas.microsoft.com/office/word/2012/wordml" xmlns:w16cex="http://schemas.microsoft.com/office/word/2018/wordml/cex" xmlns:w16cid="http://schemas.microsoft.com/office/word/2016/wordml/cid" xmlns:w16="http://schemas.microsoft.com/office/word/2018/wordml" xmlns:w16sdtdh="http://schemas.microsoft.com/office/word/2020/wordml/sdtdatahash" xmlns:w16se="http://schemas.microsoft.com/office/word/2015/wordml/symex" mc:Ignorable="w14 w15 w16se w16cid w16 w16cex w16sdtdh">
   <w:font w:name="Symbol">
     <w:panose1 w:val="05050102010706020507"/>
     <w:charset w:val="02"/>
@@ -6197,7 +6827,7 @@
   </w:font>
   <w:font w:name="Courier New">
     <w:panose1 w:val="02070309020205020404"/>
-    <w:charset w:val="EE"/>
+    <w:charset w:val="00"/>
     <w:family w:val="modern"/>
     <w:pitch w:val="fixed"/>
     <w:sig w:usb0="E0002EFF" w:usb1="C0007843" w:usb2="00000009" w:usb3="00000000" w:csb0="000001FF" w:csb1="00000000"/>
@@ -6211,23 +6841,30 @@
   </w:font>
   <w:font w:name="Calibri">
     <w:panose1 w:val="020F0502020204030204"/>
-    <w:charset w:val="EE"/>
+    <w:charset w:val="00"/>
     <w:family w:val="swiss"/>
     <w:pitch w:val="variable"/>
     <w:sig w:usb0="E4002EFF" w:usb1="C200247B" w:usb2="00000009" w:usb3="00000000" w:csb0="000001FF" w:csb1="00000000"/>
   </w:font>
   <w:font w:name="Calibri Light">
     <w:panose1 w:val="020F0302020204030204"/>
-    <w:charset w:val="EE"/>
+    <w:charset w:val="00"/>
     <w:family w:val="swiss"/>
     <w:pitch w:val="variable"/>
     <w:sig w:usb0="E4002EFF" w:usb1="C200247B" w:usb2="00000009" w:usb3="00000000" w:csb0="000001FF" w:csb1="00000000"/>
+  </w:font>
+  <w:font w:name="Arial">
+    <w:panose1 w:val="020B0604020202020204"/>
+    <w:charset w:val="00"/>
+    <w:family w:val="swiss"/>
+    <w:pitch w:val="variable"/>
+    <w:sig w:usb0="E0002EFF" w:usb1="C000785B" w:usb2="00000009" w:usb3="00000000" w:csb0="000001FF" w:csb1="00000000"/>
   </w:font>
 </w:fonts>
 </file>
 
 <file path=word/glossary/settings.xml><?xml version="1.0" encoding="utf-8"?>
-<w:settings xmlns:mc="http://schemas.openxmlformats.org/markup-compatibility/2006" xmlns:o="urn:schemas-microsoft-com:office:office" xmlns:r="http://schemas.openxmlformats.org/officeDocument/2006/relationships" xmlns:m="http://schemas.openxmlformats.org/officeDocument/2006/math" xmlns:v="urn:schemas-microsoft-com:vml" xmlns:w10="urn:schemas-microsoft-com:office:word" xmlns:w="http://schemas.openxmlformats.org/wordprocessingml/2006/main" xmlns:w14="http://schemas.microsoft.com/office/word/2010/wordml" xmlns:w15="http://schemas.microsoft.com/office/word/2012/wordml" xmlns:w16cid="http://schemas.microsoft.com/office/word/2016/wordml/cid" xmlns:w16se="http://schemas.microsoft.com/office/word/2015/wordml/symex" xmlns:sl="http://schemas.openxmlformats.org/schemaLibrary/2006/main" mc:Ignorable="w14 w15 w16se w16cid">
+<w:settings xmlns:mc="http://schemas.openxmlformats.org/markup-compatibility/2006" xmlns:o="urn:schemas-microsoft-com:office:office" xmlns:r="http://schemas.openxmlformats.org/officeDocument/2006/relationships" xmlns:m="http://schemas.openxmlformats.org/officeDocument/2006/math" xmlns:v="urn:schemas-microsoft-com:vml" xmlns:w10="urn:schemas-microsoft-com:office:word" xmlns:w="http://schemas.openxmlformats.org/wordprocessingml/2006/main" xmlns:w14="http://schemas.microsoft.com/office/word/2010/wordml" xmlns:w15="http://schemas.microsoft.com/office/word/2012/wordml" xmlns:w16cex="http://schemas.microsoft.com/office/word/2018/wordml/cex" xmlns:w16cid="http://schemas.microsoft.com/office/word/2016/wordml/cid" xmlns:w16="http://schemas.microsoft.com/office/word/2018/wordml" xmlns:w16sdtdh="http://schemas.microsoft.com/office/word/2020/wordml/sdtdatahash" xmlns:w16se="http://schemas.microsoft.com/office/word/2015/wordml/symex" xmlns:sl="http://schemas.openxmlformats.org/schemaLibrary/2006/main" mc:Ignorable="w14 w15 w16se w16cid w16 w16cex w16sdtdh">
   <w:view w:val="normal"/>
   <w:defaultTabStop w:val="708"/>
   <w:hyphenationZone w:val="425"/>
@@ -6244,6 +6881,7 @@
   <w:rsids>
     <w:rsidRoot w:val="008435C4"/>
     <w:rsid w:val="00125271"/>
+    <w:rsid w:val="001306E1"/>
     <w:rsid w:val="001C0EAF"/>
     <w:rsid w:val="001E0945"/>
     <w:rsid w:val="002838D2"/>
@@ -6251,6 +6889,7 @@
     <w:rsid w:val="007E7CBF"/>
     <w:rsid w:val="008435C4"/>
     <w:rsid w:val="00890334"/>
+    <w:rsid w:val="00A46614"/>
     <w:rsid w:val="00B207F3"/>
     <w:rsid w:val="00BB1830"/>
     <w:rsid w:val="00CC2121"/>
@@ -6279,7 +6918,7 @@
 </file>
 
 <file path=word/glossary/styles.xml><?xml version="1.0" encoding="utf-8"?>
-<w:styles xmlns:mc="http://schemas.openxmlformats.org/markup-compatibility/2006" xmlns:r="http://schemas.openxmlformats.org/officeDocument/2006/relationships" xmlns:w="http://schemas.openxmlformats.org/wordprocessingml/2006/main" xmlns:w14="http://schemas.microsoft.com/office/word/2010/wordml" xmlns:w15="http://schemas.microsoft.com/office/word/2012/wordml" xmlns:w16cid="http://schemas.microsoft.com/office/word/2016/wordml/cid" xmlns:w16se="http://schemas.microsoft.com/office/word/2015/wordml/symex" mc:Ignorable="w14 w15 w16se w16cid">
+<w:styles xmlns:mc="http://schemas.openxmlformats.org/markup-compatibility/2006" xmlns:r="http://schemas.openxmlformats.org/officeDocument/2006/relationships" xmlns:w="http://schemas.openxmlformats.org/wordprocessingml/2006/main" xmlns:w14="http://schemas.microsoft.com/office/word/2010/wordml" xmlns:w15="http://schemas.microsoft.com/office/word/2012/wordml" xmlns:w16cex="http://schemas.microsoft.com/office/word/2018/wordml/cex" xmlns:w16cid="http://schemas.microsoft.com/office/word/2016/wordml/cid" xmlns:w16="http://schemas.microsoft.com/office/word/2018/wordml" xmlns:w16sdtdh="http://schemas.microsoft.com/office/word/2020/wordml/sdtdatahash" xmlns:w16se="http://schemas.microsoft.com/office/word/2015/wordml/symex" mc:Ignorable="w14 w15 w16se w16cid w16 w16cex w16sdtdh">
   <w:docDefaults>
     <w:rPrDefault>
       <w:rPr>
@@ -6295,7 +6934,7 @@
       </w:pPr>
     </w:pPrDefault>
   </w:docDefaults>
-  <w:latentStyles w:defLockedState="0" w:defUIPriority="99" w:defSemiHidden="0" w:defUnhideWhenUsed="0" w:defQFormat="0" w:count="375">
+  <w:latentStyles w:defLockedState="0" w:defUIPriority="99" w:defSemiHidden="0" w:defUnhideWhenUsed="0" w:defQFormat="0" w:count="376">
     <w:lsdException w:name="Normal" w:uiPriority="0" w:qFormat="1"/>
     <w:lsdException w:name="heading 1" w:uiPriority="9" w:qFormat="1"/>
     <w:lsdException w:name="heading 2" w:semiHidden="1" w:uiPriority="9" w:unhideWhenUsed="1" w:qFormat="1"/>
@@ -6671,18 +7310,19 @@
     <w:lsdException w:name="Smart Hyperlink" w:semiHidden="1" w:unhideWhenUsed="1"/>
     <w:lsdException w:name="Hashtag" w:semiHidden="1" w:unhideWhenUsed="1"/>
     <w:lsdException w:name="Unresolved Mention" w:semiHidden="1" w:unhideWhenUsed="1"/>
+    <w:lsdException w:name="Smart Link" w:semiHidden="1" w:unhideWhenUsed="1"/>
   </w:latentStyles>
-  <w:style w:type="paragraph" w:default="1" w:styleId="Norml">
+  <w:style w:type="paragraph" w:default="1" w:styleId="Normal">
     <w:name w:val="Normal"/>
     <w:qFormat/>
   </w:style>
-  <w:style w:type="character" w:default="1" w:styleId="Bekezdsalapbettpusa">
+  <w:style w:type="character" w:default="1" w:styleId="DefaultParagraphFont">
     <w:name w:val="Default Paragraph Font"/>
     <w:uiPriority w:val="1"/>
     <w:semiHidden/>
     <w:unhideWhenUsed/>
   </w:style>
-  <w:style w:type="table" w:default="1" w:styleId="Normltblzat">
+  <w:style w:type="table" w:default="1" w:styleId="TableNormal">
     <w:name w:val="Normal Table"/>
     <w:uiPriority w:val="99"/>
     <w:semiHidden/>
@@ -6697,7 +7337,7 @@
       </w:tblCellMar>
     </w:tblPr>
   </w:style>
-  <w:style w:type="numbering" w:default="1" w:styleId="Nemlista">
+  <w:style w:type="numbering" w:default="1" w:styleId="NoList">
     <w:name w:val="No List"/>
     <w:uiPriority w:val="99"/>
     <w:semiHidden/>
@@ -6711,7 +7351,7 @@
 </file>
 
 <file path=word/glossary/webSettings.xml><?xml version="1.0" encoding="utf-8"?>
-<w:webSettings xmlns:mc="http://schemas.openxmlformats.org/markup-compatibility/2006" xmlns:r="http://schemas.openxmlformats.org/officeDocument/2006/relationships" xmlns:w="http://schemas.openxmlformats.org/wordprocessingml/2006/main" xmlns:w14="http://schemas.microsoft.com/office/word/2010/wordml" xmlns:w15="http://schemas.microsoft.com/office/word/2012/wordml" xmlns:w16cid="http://schemas.microsoft.com/office/word/2016/wordml/cid" xmlns:w16se="http://schemas.microsoft.com/office/word/2015/wordml/symex" mc:Ignorable="w14 w15 w16se w16cid">
+<w:webSettings xmlns:mc="http://schemas.openxmlformats.org/markup-compatibility/2006" xmlns:r="http://schemas.openxmlformats.org/officeDocument/2006/relationships" xmlns:w="http://schemas.openxmlformats.org/wordprocessingml/2006/main" xmlns:w14="http://schemas.microsoft.com/office/word/2010/wordml" xmlns:w15="http://schemas.microsoft.com/office/word/2012/wordml" xmlns:w16cex="http://schemas.microsoft.com/office/word/2018/wordml/cex" xmlns:w16cid="http://schemas.microsoft.com/office/word/2016/wordml/cid" xmlns:w16="http://schemas.microsoft.com/office/word/2018/wordml" xmlns:w16sdtdh="http://schemas.microsoft.com/office/word/2020/wordml/sdtdatahash" xmlns:w16se="http://schemas.microsoft.com/office/word/2015/wordml/symex" mc:Ignorable="w14 w15 w16se w16cid w16 w16cex w16sdtdh">
   <w:optimizeForBrowser/>
   <w:allowPNG/>
 </w:webSettings>

--- a/FeladatRadar_Reszletes_Funkcio_Leiras.docx
+++ b/FeladatRadar_Reszletes_Funkcio_Leiras.docx
@@ -1,10 +1,10 @@
 
 <file path=word/document.xml><?xml version="1.0" encoding="utf-8"?>
-<w:document xmlns:wpc="http://schemas.microsoft.com/office/word/2010/wordprocessingCanvas" xmlns:cx="http://schemas.microsoft.com/office/drawing/2014/chartex" xmlns:cx1="http://schemas.microsoft.com/office/drawing/2015/9/8/chartex" xmlns:cx2="http://schemas.microsoft.com/office/drawing/2015/10/21/chartex" xmlns:cx3="http://schemas.microsoft.com/office/drawing/2016/5/9/chartex" xmlns:cx4="http://schemas.microsoft.com/office/drawing/2016/5/10/chartex" xmlns:cx5="http://schemas.microsoft.com/office/drawing/2016/5/11/chartex" xmlns:cx6="http://schemas.microsoft.com/office/drawing/2016/5/12/chartex" xmlns:cx7="http://schemas.microsoft.com/office/drawing/2016/5/13/chartex" xmlns:cx8="http://schemas.microsoft.com/office/drawing/2016/5/14/chartex" xmlns:mc="http://schemas.openxmlformats.org/markup-compatibility/2006" xmlns:aink="http://schemas.microsoft.com/office/drawing/2016/ink" xmlns:am3d="http://schemas.microsoft.com/office/drawing/2017/model3d" xmlns:o="urn:schemas-microsoft-com:office:office" xmlns:r="http://schemas.openxmlformats.org/officeDocument/2006/relationships" xmlns:m="http://schemas.openxmlformats.org/officeDocument/2006/math" xmlns:v="urn:schemas-microsoft-com:vml" xmlns:wp14="http://schemas.microsoft.com/office/word/2010/wordprocessingDrawing" xmlns:wp="http://schemas.openxmlformats.org/drawingml/2006/wordprocessingDrawing" xmlns:w10="urn:schemas-microsoft-com:office:word" xmlns:w="http://schemas.openxmlformats.org/wordprocessingml/2006/main" xmlns:w14="http://schemas.microsoft.com/office/word/2010/wordml" xmlns:w15="http://schemas.microsoft.com/office/word/2012/wordml" xmlns:w16cex="http://schemas.microsoft.com/office/word/2018/wordml/cex" xmlns:w16cid="http://schemas.microsoft.com/office/word/2016/wordml/cid" xmlns:w16="http://schemas.microsoft.com/office/word/2018/wordml" xmlns:w16sdtdh="http://schemas.microsoft.com/office/word/2020/wordml/sdtdatahash" xmlns:w16se="http://schemas.microsoft.com/office/word/2015/wordml/symex" xmlns:wpg="http://schemas.microsoft.com/office/word/2010/wordprocessingGroup" xmlns:wpi="http://schemas.microsoft.com/office/word/2010/wordprocessingInk" xmlns:wne="http://schemas.microsoft.com/office/word/2006/wordml" xmlns:wps="http://schemas.microsoft.com/office/word/2010/wordprocessingShape" mc:Ignorable="w14 w15 w16se w16cid w16 w16cex w16sdtdh wp14">
+<w:document xmlns:wpc="http://schemas.microsoft.com/office/word/2010/wordprocessingCanvas" xmlns:cx="http://schemas.microsoft.com/office/drawing/2014/chartex" xmlns:cx1="http://schemas.microsoft.com/office/drawing/2015/9/8/chartex" xmlns:cx2="http://schemas.microsoft.com/office/drawing/2015/10/21/chartex" xmlns:cx3="http://schemas.microsoft.com/office/drawing/2016/5/9/chartex" xmlns:cx4="http://schemas.microsoft.com/office/drawing/2016/5/10/chartex" xmlns:cx5="http://schemas.microsoft.com/office/drawing/2016/5/11/chartex" xmlns:cx6="http://schemas.microsoft.com/office/drawing/2016/5/12/chartex" xmlns:cx7="http://schemas.microsoft.com/office/drawing/2016/5/13/chartex" xmlns:cx8="http://schemas.microsoft.com/office/drawing/2016/5/14/chartex" xmlns:mc="http://schemas.openxmlformats.org/markup-compatibility/2006" xmlns:aink="http://schemas.microsoft.com/office/drawing/2016/ink" xmlns:am3d="http://schemas.microsoft.com/office/drawing/2017/model3d" xmlns:o="urn:schemas-microsoft-com:office:office" xmlns:r="http://schemas.openxmlformats.org/officeDocument/2006/relationships" xmlns:m="http://schemas.openxmlformats.org/officeDocument/2006/math" xmlns:v="urn:schemas-microsoft-com:vml" xmlns:wp14="http://schemas.microsoft.com/office/word/2010/wordprocessingDrawing" xmlns:wp="http://schemas.openxmlformats.org/drawingml/2006/wordprocessingDrawing" xmlns:w10="urn:schemas-microsoft-com:office:word" xmlns:w="http://schemas.openxmlformats.org/wordprocessingml/2006/main" xmlns:w14="http://schemas.microsoft.com/office/word/2010/wordml" xmlns:w15="http://schemas.microsoft.com/office/word/2012/wordml" xmlns:w16cid="http://schemas.microsoft.com/office/word/2016/wordml/cid" xmlns:w16se="http://schemas.microsoft.com/office/word/2015/wordml/symex" xmlns:wpg="http://schemas.microsoft.com/office/word/2010/wordprocessingGroup" xmlns:wpi="http://schemas.microsoft.com/office/word/2010/wordprocessingInk" xmlns:wne="http://schemas.microsoft.com/office/word/2006/wordml" xmlns:wps="http://schemas.microsoft.com/office/word/2010/wordprocessingShape" mc:Ignorable="w14 w15 w16se w16cid wp14">
   <w:body>
     <w:p>
       <w:pPr>
-        <w:pStyle w:val="Heading1"/>
+        <w:pStyle w:val="Cmsor1"/>
         <w:jc w:val="both"/>
         <w:rPr>
           <w:rFonts w:cstheme="minorHAnsi"/>
@@ -43,7 +43,7 @@
       <w:sdtContent>
         <w:p>
           <w:pPr>
-            <w:pStyle w:val="TOCHeading"/>
+            <w:pStyle w:val="Tartalomjegyzkcmsora"/>
             <w:jc w:val="both"/>
             <w:rPr>
               <w:rFonts w:asciiTheme="minorHAnsi" w:hAnsiTheme="minorHAnsi" w:cstheme="minorHAnsi"/>
@@ -58,7 +58,7 @@
         </w:p>
         <w:p>
           <w:pPr>
-            <w:pStyle w:val="TOC1"/>
+            <w:pStyle w:val="TJ1"/>
             <w:tabs>
               <w:tab w:val="right" w:leader="dot" w:pos="9062"/>
             </w:tabs>
@@ -89,7 +89,7 @@
           <w:hyperlink w:anchor="_Toc223686757" w:history="1">
             <w:r>
               <w:rPr>
-                <w:rStyle w:val="Hyperlink"/>
+                <w:rStyle w:val="Hiperhivatkozs"/>
                 <w:rFonts w:cstheme="minorHAnsi"/>
                 <w:noProof/>
               </w:rPr>
@@ -147,7 +147,7 @@
         </w:p>
         <w:p>
           <w:pPr>
-            <w:pStyle w:val="TOC1"/>
+            <w:pStyle w:val="TJ1"/>
             <w:tabs>
               <w:tab w:val="right" w:leader="dot" w:pos="9062"/>
             </w:tabs>
@@ -160,7 +160,7 @@
           <w:hyperlink w:anchor="_Toc223686758" w:history="1">
             <w:r>
               <w:rPr>
-                <w:rStyle w:val="Hyperlink"/>
+                <w:rStyle w:val="Hiperhivatkozs"/>
                 <w:rFonts w:cstheme="minorHAnsi"/>
                 <w:noProof/>
               </w:rPr>
@@ -218,7 +218,7 @@
         </w:p>
         <w:p>
           <w:pPr>
-            <w:pStyle w:val="TOC2"/>
+            <w:pStyle w:val="TJ2"/>
             <w:tabs>
               <w:tab w:val="right" w:leader="dot" w:pos="9062"/>
             </w:tabs>
@@ -231,7 +231,7 @@
           <w:hyperlink w:anchor="_Toc223686759" w:history="1">
             <w:r>
               <w:rPr>
-                <w:rStyle w:val="Hyperlink"/>
+                <w:rStyle w:val="Hiperhivatkozs"/>
                 <w:noProof/>
               </w:rPr>
               <w:t>1.1 Projekt célja</w:t>
@@ -288,7 +288,7 @@
         </w:p>
         <w:p>
           <w:pPr>
-            <w:pStyle w:val="TOC2"/>
+            <w:pStyle w:val="TJ2"/>
             <w:tabs>
               <w:tab w:val="right" w:leader="dot" w:pos="9062"/>
             </w:tabs>
@@ -301,7 +301,7 @@
           <w:hyperlink w:anchor="_Toc223686760" w:history="1">
             <w:r>
               <w:rPr>
-                <w:rStyle w:val="Hyperlink"/>
+                <w:rStyle w:val="Hiperhivatkozs"/>
                 <w:noProof/>
               </w:rPr>
               <w:t>1.2 Témaválasztás indoklása</w:t>
@@ -358,7 +358,7 @@
         </w:p>
         <w:p>
           <w:pPr>
-            <w:pStyle w:val="TOC2"/>
+            <w:pStyle w:val="TJ2"/>
             <w:tabs>
               <w:tab w:val="right" w:leader="dot" w:pos="9062"/>
             </w:tabs>
@@ -371,7 +371,7 @@
           <w:hyperlink w:anchor="_Toc223686761" w:history="1">
             <w:r>
               <w:rPr>
-                <w:rStyle w:val="Hyperlink"/>
+                <w:rStyle w:val="Hiperhivatkozs"/>
                 <w:noProof/>
               </w:rPr>
               <w:t>1.3 Célközönség</w:t>
@@ -428,7 +428,7 @@
         </w:p>
         <w:p>
           <w:pPr>
-            <w:pStyle w:val="TOC2"/>
+            <w:pStyle w:val="TJ2"/>
             <w:tabs>
               <w:tab w:val="right" w:leader="dot" w:pos="9062"/>
             </w:tabs>
@@ -441,7 +441,7 @@
           <w:hyperlink w:anchor="_Toc223686762" w:history="1">
             <w:r>
               <w:rPr>
-                <w:rStyle w:val="Hyperlink"/>
+                <w:rStyle w:val="Hiperhivatkozs"/>
                 <w:noProof/>
               </w:rPr>
               <w:t>1.4 Csoport tagjai és munkamegosztás</w:t>
@@ -498,7 +498,7 @@
         </w:p>
         <w:p>
           <w:pPr>
-            <w:pStyle w:val="TOC3"/>
+            <w:pStyle w:val="TJ3"/>
             <w:tabs>
               <w:tab w:val="right" w:leader="dot" w:pos="9062"/>
             </w:tabs>
@@ -511,7 +511,7 @@
           <w:hyperlink w:anchor="_Toc223686763" w:history="1">
             <w:r>
               <w:rPr>
-                <w:rStyle w:val="Hyperlink"/>
+                <w:rStyle w:val="Hiperhivatkozs"/>
                 <w:noProof/>
               </w:rPr>
               <w:t>1.4.1 Tarcsányi Csongor Márk feladatai</w:t>
@@ -568,7 +568,7 @@
         </w:p>
         <w:p>
           <w:pPr>
-            <w:pStyle w:val="TOC3"/>
+            <w:pStyle w:val="TJ3"/>
             <w:tabs>
               <w:tab w:val="right" w:leader="dot" w:pos="9062"/>
             </w:tabs>
@@ -581,7 +581,7 @@
           <w:hyperlink w:anchor="_Toc223686764" w:history="1">
             <w:r>
               <w:rPr>
-                <w:rStyle w:val="Hyperlink"/>
+                <w:rStyle w:val="Hiperhivatkozs"/>
                 <w:noProof/>
               </w:rPr>
               <w:t>1.4.2 Lőrincz Antal feladatai</w:t>
@@ -638,7 +638,7 @@
         </w:p>
         <w:p>
           <w:pPr>
-            <w:pStyle w:val="TOC3"/>
+            <w:pStyle w:val="TJ3"/>
             <w:tabs>
               <w:tab w:val="right" w:leader="dot" w:pos="9062"/>
             </w:tabs>
@@ -651,7 +651,7 @@
           <w:hyperlink w:anchor="_Toc223686765" w:history="1">
             <w:r>
               <w:rPr>
-                <w:rStyle w:val="Hyperlink"/>
+                <w:rStyle w:val="Hiperhivatkozs"/>
                 <w:noProof/>
               </w:rPr>
               <w:t>1.4.3 Le Tuan Anh (Róbert) feladatai</w:t>
@@ -708,7 +708,7 @@
         </w:p>
         <w:p>
           <w:pPr>
-            <w:pStyle w:val="TOC3"/>
+            <w:pStyle w:val="TJ3"/>
             <w:tabs>
               <w:tab w:val="right" w:leader="dot" w:pos="9062"/>
             </w:tabs>
@@ -721,7 +721,7 @@
           <w:hyperlink w:anchor="_Toc223686766" w:history="1">
             <w:r>
               <w:rPr>
-                <w:rStyle w:val="Hyperlink"/>
+                <w:rStyle w:val="Hiperhivatkozs"/>
                 <w:noProof/>
               </w:rPr>
               <w:t>1.4.4 Közös fejlesztések</w:t>
@@ -778,7 +778,7 @@
         </w:p>
         <w:p>
           <w:pPr>
-            <w:pStyle w:val="TOC2"/>
+            <w:pStyle w:val="TJ2"/>
             <w:tabs>
               <w:tab w:val="right" w:leader="dot" w:pos="9062"/>
             </w:tabs>
@@ -791,7 +791,7 @@
           <w:hyperlink w:anchor="_Toc223686767" w:history="1">
             <w:r>
               <w:rPr>
-                <w:rStyle w:val="Hyperlink"/>
+                <w:rStyle w:val="Hiperhivatkozs"/>
                 <w:noProof/>
               </w:rPr>
               <w:t>1.5 Szükséges adatok a megvalósításhoz</w:t>
@@ -848,7 +848,7 @@
         </w:p>
         <w:p>
           <w:pPr>
-            <w:pStyle w:val="TOC1"/>
+            <w:pStyle w:val="TJ1"/>
             <w:tabs>
               <w:tab w:val="right" w:leader="dot" w:pos="9062"/>
             </w:tabs>
@@ -861,7 +861,7 @@
           <w:hyperlink w:anchor="_Toc223686768" w:history="1">
             <w:r>
               <w:rPr>
-                <w:rStyle w:val="Hyperlink"/>
+                <w:rStyle w:val="Hiperhivatkozs"/>
                 <w:rFonts w:cstheme="minorHAnsi"/>
                 <w:noProof/>
                 <w:lang w:eastAsia="hu-HU"/>
@@ -920,7 +920,7 @@
         </w:p>
         <w:p>
           <w:pPr>
-            <w:pStyle w:val="TOC2"/>
+            <w:pStyle w:val="TJ2"/>
             <w:tabs>
               <w:tab w:val="right" w:leader="dot" w:pos="9062"/>
             </w:tabs>
@@ -933,7 +933,7 @@
           <w:hyperlink w:anchor="_Toc223686769" w:history="1">
             <w:r>
               <w:rPr>
-                <w:rStyle w:val="Hyperlink"/>
+                <w:rStyle w:val="Hiperhivatkozs"/>
                 <w:noProof/>
               </w:rPr>
               <w:t>2.1 Alkalmazás áttekintés</w:t>
@@ -990,7 +990,7 @@
         </w:p>
         <w:p>
           <w:pPr>
-            <w:pStyle w:val="TOC2"/>
+            <w:pStyle w:val="TJ2"/>
             <w:tabs>
               <w:tab w:val="right" w:leader="dot" w:pos="9062"/>
             </w:tabs>
@@ -1003,7 +1003,7 @@
           <w:hyperlink w:anchor="_Toc223686770" w:history="1">
             <w:r>
               <w:rPr>
-                <w:rStyle w:val="Hyperlink"/>
+                <w:rStyle w:val="Hiperhivatkozs"/>
                 <w:noProof/>
               </w:rPr>
               <w:t>2.2 Felhasznált szoftverek</w:t>
@@ -1060,7 +1060,7 @@
         </w:p>
         <w:p>
           <w:pPr>
-            <w:pStyle w:val="TOC2"/>
+            <w:pStyle w:val="TJ2"/>
             <w:tabs>
               <w:tab w:val="right" w:leader="dot" w:pos="9062"/>
             </w:tabs>
@@ -1073,7 +1073,7 @@
           <w:hyperlink w:anchor="_Toc223686771" w:history="1">
             <w:r>
               <w:rPr>
-                <w:rStyle w:val="Hyperlink"/>
+                <w:rStyle w:val="Hiperhivatkozs"/>
                 <w:noProof/>
               </w:rPr>
               <w:t>2.3 Github</w:t>
@@ -1130,7 +1130,7 @@
         </w:p>
         <w:p>
           <w:pPr>
-            <w:pStyle w:val="TOC2"/>
+            <w:pStyle w:val="TJ2"/>
             <w:tabs>
               <w:tab w:val="right" w:leader="dot" w:pos="9062"/>
             </w:tabs>
@@ -1143,7 +1143,7 @@
           <w:hyperlink w:anchor="_Toc223686772" w:history="1">
             <w:r>
               <w:rPr>
-                <w:rStyle w:val="Hyperlink"/>
+                <w:rStyle w:val="Hiperhivatkozs"/>
                 <w:noProof/>
               </w:rPr>
               <w:t>2.4 Fő funkciók</w:t>
@@ -1232,7 +1232,7 @@
     </w:p>
     <w:p>
       <w:pPr>
-        <w:pStyle w:val="Heading1"/>
+        <w:pStyle w:val="Cmsor1"/>
         <w:jc w:val="both"/>
         <w:rPr>
           <w:rFonts w:cstheme="minorHAnsi"/>
@@ -1250,18 +1250,18 @@
     </w:p>
     <w:p>
       <w:pPr>
-        <w:pStyle w:val="NormalWeb"/>
+        <w:pStyle w:val="NormlWeb"/>
         <w:spacing w:line="400" w:lineRule="exact"/>
         <w:jc w:val="both"/>
         <w:rPr>
-          <w:rStyle w:val="Heading2Char"/>
+          <w:rStyle w:val="Cmsor2Char"/>
           <w:rFonts w:asciiTheme="minorHAnsi" w:hAnsiTheme="minorHAnsi"/>
         </w:rPr>
       </w:pPr>
       <w:bookmarkStart w:id="2" w:name="_Toc223686759"/>
       <w:r>
         <w:rPr>
-          <w:rStyle w:val="Heading2Char"/>
+          <w:rStyle w:val="Cmsor2Char"/>
           <w:rFonts w:asciiTheme="minorHAnsi" w:hAnsiTheme="minorHAnsi"/>
         </w:rPr>
         <w:t>1.1 Projekt célja</w:t>
@@ -1270,7 +1270,7 @@
     </w:p>
     <w:p>
       <w:pPr>
-        <w:pStyle w:val="NormalWeb"/>
+        <w:pStyle w:val="NormlWeb"/>
         <w:spacing w:line="360" w:lineRule="auto"/>
         <w:jc w:val="both"/>
         <w:rPr>
@@ -1285,7 +1285,7 @@
       </w:r>
       <w:r>
         <w:rPr>
-          <w:rStyle w:val="Strong"/>
+          <w:rStyle w:val="Kiemels2"/>
           <w:rFonts w:asciiTheme="minorHAnsi" w:hAnsiTheme="minorHAnsi" w:cstheme="minorHAnsi"/>
         </w:rPr>
         <w:t>diákok és tanárok számára készült online naptár- és feladatkezelő platform</w:t>
@@ -1311,13 +1311,13 @@
     </w:p>
     <w:p>
       <w:pPr>
-        <w:pStyle w:val="Heading2"/>
+        <w:pStyle w:val="Cmsor2"/>
         <w:jc w:val="both"/>
       </w:pPr>
       <w:bookmarkStart w:id="3" w:name="_Toc223686760"/>
       <w:r>
         <w:rPr>
-          <w:rStyle w:val="Strong"/>
+          <w:rStyle w:val="Kiemels2"/>
           <w:b w:val="0"/>
           <w:bCs w:val="0"/>
         </w:rPr>
@@ -1397,13 +1397,13 @@
     </w:p>
     <w:p>
       <w:pPr>
-        <w:pStyle w:val="Heading2"/>
+        <w:pStyle w:val="Cmsor2"/>
         <w:jc w:val="both"/>
       </w:pPr>
       <w:bookmarkStart w:id="4" w:name="_Toc223686761"/>
       <w:r>
         <w:rPr>
-          <w:rStyle w:val="Strong"/>
+          <w:rStyle w:val="Kiemels2"/>
           <w:b w:val="0"/>
           <w:bCs w:val="0"/>
         </w:rPr>
@@ -1413,7 +1413,7 @@
     </w:p>
     <w:p>
       <w:pPr>
-        <w:pStyle w:val="NormalWeb"/>
+        <w:pStyle w:val="NormlWeb"/>
         <w:spacing w:line="360" w:lineRule="auto"/>
         <w:jc w:val="both"/>
         <w:rPr>
@@ -1437,7 +1437,7 @@
       <w:bookmarkStart w:id="5" w:name="_Toc223686762"/>
       <w:r>
         <w:rPr>
-          <w:rStyle w:val="Heading2Char"/>
+          <w:rStyle w:val="Cmsor2Char"/>
           <w:rFonts w:eastAsiaTheme="minorHAnsi"/>
         </w:rPr>
         <w:t>1.4 Csoport tagjai és munkamegosztás</w:t>
@@ -1446,7 +1446,7 @@
     </w:p>
     <w:p>
       <w:pPr>
-        <w:pStyle w:val="NormalWeb"/>
+        <w:pStyle w:val="NormlWeb"/>
         <w:spacing w:line="360" w:lineRule="auto"/>
         <w:jc w:val="both"/>
         <w:rPr>
@@ -1462,7 +1462,7 @@
     </w:p>
     <w:p>
       <w:pPr>
-        <w:pStyle w:val="Heading3"/>
+        <w:pStyle w:val="Cmsor3"/>
         <w:jc w:val="both"/>
       </w:pPr>
       <w:bookmarkStart w:id="6" w:name="_Toc223686763"/>
@@ -1473,7 +1473,7 @@
     </w:p>
     <w:p>
       <w:pPr>
-        <w:pStyle w:val="ListParagraph"/>
+        <w:pStyle w:val="Listaszerbekezds"/>
         <w:numPr>
           <w:ilvl w:val="0"/>
           <w:numId w:val="2"/>
@@ -1528,7 +1528,7 @@
     </w:p>
     <w:p>
       <w:pPr>
-        <w:pStyle w:val="ListParagraph"/>
+        <w:pStyle w:val="Listaszerbekezds"/>
         <w:numPr>
           <w:ilvl w:val="0"/>
           <w:numId w:val="2"/>
@@ -1583,7 +1583,7 @@
     </w:p>
     <w:p>
       <w:pPr>
-        <w:pStyle w:val="ListParagraph"/>
+        <w:pStyle w:val="Listaszerbekezds"/>
         <w:numPr>
           <w:ilvl w:val="0"/>
           <w:numId w:val="2"/>
@@ -1606,7 +1606,7 @@
     </w:p>
     <w:p>
       <w:pPr>
-        <w:pStyle w:val="Heading3"/>
+        <w:pStyle w:val="Cmsor3"/>
         <w:jc w:val="both"/>
       </w:pPr>
       <w:bookmarkStart w:id="7" w:name="_Toc223686764"/>
@@ -1617,7 +1617,7 @@
     </w:p>
     <w:p>
       <w:pPr>
-        <w:pStyle w:val="ListParagraph"/>
+        <w:pStyle w:val="Listaszerbekezds"/>
         <w:numPr>
           <w:ilvl w:val="0"/>
           <w:numId w:val="4"/>
@@ -1640,7 +1640,7 @@
     </w:p>
     <w:p>
       <w:pPr>
-        <w:pStyle w:val="ListParagraph"/>
+        <w:pStyle w:val="Listaszerbekezds"/>
         <w:numPr>
           <w:ilvl w:val="0"/>
           <w:numId w:val="3"/>
@@ -1663,7 +1663,7 @@
     </w:p>
     <w:p>
       <w:pPr>
-        <w:pStyle w:val="ListParagraph"/>
+        <w:pStyle w:val="Listaszerbekezds"/>
         <w:jc w:val="both"/>
         <w:rPr>
           <w:rFonts w:cstheme="minorHAnsi"/>
@@ -1672,7 +1672,7 @@
     </w:p>
     <w:p>
       <w:pPr>
-        <w:pStyle w:val="ListParagraph"/>
+        <w:pStyle w:val="Listaszerbekezds"/>
         <w:jc w:val="both"/>
         <w:rPr>
           <w:rFonts w:cstheme="minorHAnsi"/>
@@ -1681,7 +1681,7 @@
     </w:p>
     <w:p>
       <w:pPr>
-        <w:pStyle w:val="Heading3"/>
+        <w:pStyle w:val="Cmsor3"/>
         <w:jc w:val="both"/>
       </w:pPr>
       <w:bookmarkStart w:id="8" w:name="_Toc223686765"/>
@@ -1693,7 +1693,7 @@
     </w:p>
     <w:p>
       <w:pPr>
-        <w:pStyle w:val="ListParagraph"/>
+        <w:pStyle w:val="Listaszerbekezds"/>
         <w:numPr>
           <w:ilvl w:val="0"/>
           <w:numId w:val="3"/>
@@ -1732,7 +1732,7 @@
     </w:p>
     <w:p>
       <w:pPr>
-        <w:pStyle w:val="ListParagraph"/>
+        <w:pStyle w:val="Listaszerbekezds"/>
         <w:numPr>
           <w:ilvl w:val="0"/>
           <w:numId w:val="3"/>
@@ -1755,7 +1755,7 @@
     </w:p>
     <w:p>
       <w:pPr>
-        <w:pStyle w:val="ListParagraph"/>
+        <w:pStyle w:val="Listaszerbekezds"/>
         <w:numPr>
           <w:ilvl w:val="0"/>
           <w:numId w:val="3"/>
@@ -1778,7 +1778,7 @@
     </w:p>
     <w:p>
       <w:pPr>
-        <w:pStyle w:val="ListParagraph"/>
+        <w:pStyle w:val="Listaszerbekezds"/>
         <w:jc w:val="both"/>
         <w:rPr>
           <w:rFonts w:cstheme="minorHAnsi"/>
@@ -1787,7 +1787,7 @@
     </w:p>
     <w:p>
       <w:pPr>
-        <w:pStyle w:val="Heading3"/>
+        <w:pStyle w:val="Cmsor3"/>
         <w:jc w:val="both"/>
       </w:pPr>
       <w:bookmarkStart w:id="9" w:name="_Toc223686766"/>
@@ -1798,7 +1798,7 @@
     </w:p>
     <w:p>
       <w:pPr>
-        <w:pStyle w:val="NormalWeb"/>
+        <w:pStyle w:val="NormlWeb"/>
         <w:numPr>
           <w:ilvl w:val="0"/>
           <w:numId w:val="6"/>
@@ -1817,7 +1817,7 @@
     </w:p>
     <w:p>
       <w:pPr>
-        <w:pStyle w:val="NormalWeb"/>
+        <w:pStyle w:val="NormlWeb"/>
         <w:numPr>
           <w:ilvl w:val="0"/>
           <w:numId w:val="6"/>
@@ -1836,7 +1836,7 @@
     </w:p>
     <w:p>
       <w:pPr>
-        <w:pStyle w:val="NormalWeb"/>
+        <w:pStyle w:val="NormlWeb"/>
         <w:numPr>
           <w:ilvl w:val="0"/>
           <w:numId w:val="6"/>
@@ -1863,7 +1863,7 @@
     </w:p>
     <w:p>
       <w:pPr>
-        <w:pStyle w:val="Heading2"/>
+        <w:pStyle w:val="Cmsor2"/>
         <w:jc w:val="both"/>
       </w:pPr>
       <w:bookmarkStart w:id="10" w:name="_Toc223686767"/>
@@ -1997,7 +1997,7 @@
     </w:p>
     <w:p>
       <w:pPr>
-        <w:pStyle w:val="Heading1"/>
+        <w:pStyle w:val="Cmsor1"/>
         <w:jc w:val="both"/>
         <w:rPr>
           <w:rFonts w:cstheme="minorHAnsi"/>
@@ -2019,7 +2019,7 @@
     </w:p>
     <w:p>
       <w:pPr>
-        <w:pStyle w:val="Heading2"/>
+        <w:pStyle w:val="Cmsor2"/>
         <w:jc w:val="both"/>
       </w:pPr>
       <w:bookmarkStart w:id="13" w:name="_Toc223536921"/>
@@ -2067,7 +2067,7 @@
     </w:p>
     <w:p>
       <w:pPr>
-        <w:pStyle w:val="Heading2"/>
+        <w:pStyle w:val="Cmsor2"/>
         <w:jc w:val="both"/>
       </w:pPr>
       <w:bookmarkStart w:id="15" w:name="_Toc223536922"/>
@@ -2314,7 +2314,7 @@
     </w:p>
     <w:p>
       <w:pPr>
-        <w:pStyle w:val="Heading2"/>
+        <w:pStyle w:val="Cmsor2"/>
         <w:jc w:val="both"/>
       </w:pPr>
       <w:bookmarkStart w:id="17" w:name="_Toc223536923"/>
@@ -2345,7 +2345,7 @@
     </w:p>
     <w:p>
       <w:pPr>
-        <w:pStyle w:val="Heading2"/>
+        <w:pStyle w:val="Cmsor2"/>
         <w:jc w:val="both"/>
       </w:pPr>
       <w:bookmarkStart w:id="19" w:name="_Toc223536924"/>
@@ -2358,7 +2358,7 @@
     </w:p>
     <w:p>
       <w:pPr>
-        <w:pStyle w:val="NormalWeb"/>
+        <w:pStyle w:val="NormlWeb"/>
         <w:jc w:val="both"/>
         <w:rPr>
           <w:rFonts w:asciiTheme="minorHAnsi" w:hAnsiTheme="minorHAnsi" w:cstheme="minorHAnsi"/>
@@ -2367,7 +2367,7 @@
       </w:pPr>
       <w:r>
         <w:rPr>
-          <w:rStyle w:val="Strong"/>
+          <w:rStyle w:val="Kiemels2"/>
           <w:rFonts w:asciiTheme="minorHAnsi" w:hAnsiTheme="minorHAnsi" w:cstheme="minorHAnsi"/>
           <w:b w:val="0"/>
           <w:sz w:val="28"/>
@@ -2377,7 +2377,7 @@
     </w:p>
     <w:p>
       <w:pPr>
-        <w:pStyle w:val="NormalWeb"/>
+        <w:pStyle w:val="NormlWeb"/>
         <w:numPr>
           <w:ilvl w:val="0"/>
           <w:numId w:val="7"/>
@@ -2396,7 +2396,7 @@
     </w:p>
     <w:p>
       <w:pPr>
-        <w:pStyle w:val="NormalWeb"/>
+        <w:pStyle w:val="NormlWeb"/>
         <w:numPr>
           <w:ilvl w:val="0"/>
           <w:numId w:val="7"/>
@@ -2415,7 +2415,7 @@
     </w:p>
     <w:p>
       <w:pPr>
-        <w:pStyle w:val="NormalWeb"/>
+        <w:pStyle w:val="NormlWeb"/>
         <w:numPr>
           <w:ilvl w:val="0"/>
           <w:numId w:val="7"/>
@@ -2434,7 +2434,7 @@
     </w:p>
     <w:p>
       <w:pPr>
-        <w:pStyle w:val="NormalWeb"/>
+        <w:pStyle w:val="NormlWeb"/>
         <w:jc w:val="both"/>
         <w:rPr>
           <w:rFonts w:asciiTheme="minorHAnsi" w:hAnsiTheme="minorHAnsi" w:cstheme="minorHAnsi"/>
@@ -2443,7 +2443,7 @@
       </w:pPr>
       <w:r>
         <w:rPr>
-          <w:rStyle w:val="Strong"/>
+          <w:rStyle w:val="Kiemels2"/>
           <w:rFonts w:asciiTheme="minorHAnsi" w:hAnsiTheme="minorHAnsi" w:cstheme="minorHAnsi"/>
           <w:b w:val="0"/>
           <w:sz w:val="28"/>
@@ -2453,7 +2453,7 @@
     </w:p>
     <w:p>
       <w:pPr>
-        <w:pStyle w:val="NormalWeb"/>
+        <w:pStyle w:val="NormlWeb"/>
         <w:numPr>
           <w:ilvl w:val="0"/>
           <w:numId w:val="8"/>
@@ -2472,7 +2472,7 @@
     </w:p>
     <w:p>
       <w:pPr>
-        <w:pStyle w:val="NormalWeb"/>
+        <w:pStyle w:val="NormlWeb"/>
         <w:numPr>
           <w:ilvl w:val="0"/>
           <w:numId w:val="8"/>
@@ -2491,7 +2491,7 @@
     </w:p>
     <w:p>
       <w:pPr>
-        <w:pStyle w:val="NormalWeb"/>
+        <w:pStyle w:val="NormlWeb"/>
         <w:numPr>
           <w:ilvl w:val="0"/>
           <w:numId w:val="8"/>
@@ -2510,14 +2510,1353 @@
     </w:p>
     <w:p>
       <w:pPr>
-        <w:spacing w:before="100" w:beforeAutospacing="1" w:after="100" w:afterAutospacing="1" w:line="360" w:lineRule="auto"/>
-        <w:ind w:left="714"/>
+        <w:pStyle w:val="Cmsor2"/>
         <w:jc w:val="both"/>
         <w:rPr>
-          <w:rFonts w:eastAsia="Times New Roman" w:cstheme="minorHAnsi"/>
-          <w:sz w:val="24"/>
-          <w:szCs w:val="24"/>
-          <w:lang w:eastAsia="hu-HU"/>
+          <w:rFonts w:eastAsia="Arial"/>
+        </w:rPr>
+      </w:pPr>
+      <w:bookmarkStart w:id="21" w:name="_Toc223536925"/>
+      <w:r>
+        <w:rPr>
+          <w:rFonts w:eastAsia="Arial"/>
+        </w:rPr>
+        <w:t>2.5 Adatbázis</w:t>
+      </w:r>
+      <w:bookmarkEnd w:id="21"/>
+    </w:p>
+    <w:p>
+      <w:pPr>
+        <w:spacing w:before="80" w:after="80"/>
+        <w:jc w:val="both"/>
+        <w:rPr>
+          <w:rFonts w:eastAsia="Arial"/>
+          <w:sz w:val="24"/>
+          <w:szCs w:val="24"/>
+        </w:rPr>
+      </w:pPr>
+      <w:r>
+        <w:rPr>
+          <w:sz w:val="24"/>
+          <w:szCs w:val="24"/>
+        </w:rPr>
+        <w:t xml:space="preserve">Az alkalmazás SQL Server adatbázist használ, amelyet az ASP.NET </w:t>
+      </w:r>
+      <w:proofErr w:type="spellStart"/>
+      <w:r>
+        <w:rPr>
+          <w:sz w:val="24"/>
+          <w:szCs w:val="24"/>
+        </w:rPr>
+        <w:t>Core</w:t>
+      </w:r>
+      <w:proofErr w:type="spellEnd"/>
+      <w:r>
+        <w:rPr>
+          <w:sz w:val="24"/>
+          <w:szCs w:val="24"/>
+        </w:rPr>
+        <w:t xml:space="preserve"> Web API backend-el </w:t>
+      </w:r>
+      <w:proofErr w:type="spellStart"/>
+      <w:r>
+        <w:rPr>
+          <w:sz w:val="24"/>
+          <w:szCs w:val="24"/>
+        </w:rPr>
+        <w:t>Entity</w:t>
+      </w:r>
+      <w:proofErr w:type="spellEnd"/>
+      <w:r>
+        <w:rPr>
+          <w:sz w:val="24"/>
+          <w:szCs w:val="24"/>
+        </w:rPr>
+        <w:t xml:space="preserve"> Framework </w:t>
+      </w:r>
+      <w:proofErr w:type="spellStart"/>
+      <w:r>
+        <w:rPr>
+          <w:sz w:val="24"/>
+          <w:szCs w:val="24"/>
+        </w:rPr>
+        <w:t>Core</w:t>
+      </w:r>
+      <w:proofErr w:type="spellEnd"/>
+      <w:r>
+        <w:rPr>
+          <w:sz w:val="24"/>
+          <w:szCs w:val="24"/>
+        </w:rPr>
+        <w:t xml:space="preserve"> ORM rétegen keresztül. Az alábbiakban az egyes táblák részletes leírása található.</w:t>
+      </w:r>
+    </w:p>
+    <w:p>
+      <w:pPr>
+        <w:pStyle w:val="Cmsor3"/>
+        <w:spacing w:before="240"/>
+        <w:jc w:val="both"/>
+        <w:rPr>
+          <w:rFonts w:eastAsia="Arial"/>
+        </w:rPr>
+      </w:pPr>
+      <w:bookmarkStart w:id="22" w:name="_Toc223536926"/>
+      <w:r>
+        <w:rPr>
+          <w:rFonts w:eastAsia="Arial"/>
+        </w:rPr>
+        <w:lastRenderedPageBreak/>
+        <w:t xml:space="preserve">2.5.1 </w:t>
+      </w:r>
+      <w:proofErr w:type="spellStart"/>
+      <w:r>
+        <w:rPr>
+          <w:rFonts w:eastAsia="Arial"/>
+        </w:rPr>
+        <w:t>Users</w:t>
+      </w:r>
+      <w:proofErr w:type="spellEnd"/>
+      <w:r>
+        <w:rPr>
+          <w:rFonts w:eastAsia="Arial"/>
+        </w:rPr>
+        <w:t xml:space="preserve"> tábla (Felhasználók)</w:t>
+      </w:r>
+      <w:bookmarkEnd w:id="22"/>
+    </w:p>
+    <w:p>
+      <w:pPr>
+        <w:spacing w:before="80" w:after="80"/>
+        <w:jc w:val="both"/>
+        <w:rPr>
+          <w:rFonts w:eastAsia="Arial"/>
+          <w:sz w:val="24"/>
+          <w:szCs w:val="24"/>
+        </w:rPr>
+      </w:pPr>
+      <w:r>
+        <w:rPr>
+          <w:sz w:val="24"/>
+          <w:szCs w:val="24"/>
+        </w:rPr>
+        <w:t>Ebben a tábláb</w:t>
+      </w:r>
+      <w:bookmarkStart w:id="23" w:name="_GoBack"/>
+      <w:bookmarkEnd w:id="23"/>
+      <w:r>
+        <w:rPr>
+          <w:sz w:val="24"/>
+          <w:szCs w:val="24"/>
+        </w:rPr>
+        <w:t>an található az összes regisztrált felhasználó adata, mind a diákok, mind a tanárok eseteben.</w:t>
+      </w:r>
+    </w:p>
+    <w:tbl>
+      <w:tblPr>
+        <w:tblW w:w="9026" w:type="dxa"/>
+        <w:tblBorders>
+          <w:top w:val="single" w:sz="4" w:space="0" w:color="auto"/>
+          <w:left w:val="single" w:sz="4" w:space="0" w:color="auto"/>
+          <w:bottom w:val="single" w:sz="4" w:space="0" w:color="auto"/>
+          <w:right w:val="single" w:sz="4" w:space="0" w:color="auto"/>
+          <w:insideH w:val="single" w:sz="4" w:space="0" w:color="auto"/>
+          <w:insideV w:val="single" w:sz="4" w:space="0" w:color="auto"/>
+        </w:tblBorders>
+        <w:tblCellMar>
+          <w:left w:w="10" w:type="dxa"/>
+          <w:right w:w="10" w:type="dxa"/>
+        </w:tblCellMar>
+        <w:tblLook w:val="04A0" w:firstRow="1" w:lastRow="0" w:firstColumn="1" w:lastColumn="0" w:noHBand="0" w:noVBand="1"/>
+      </w:tblPr>
+      <w:tblGrid>
+        <w:gridCol w:w="3008"/>
+        <w:gridCol w:w="3009"/>
+        <w:gridCol w:w="3009"/>
+      </w:tblGrid>
+      <w:tr>
+        <w:tc>
+          <w:tcPr>
+            <w:tcW w:w="3008" w:type="dxa"/>
+            <w:tcBorders>
+              <w:top w:val="single" w:sz="4" w:space="0" w:color="auto"/>
+              <w:left w:val="single" w:sz="4" w:space="0" w:color="auto"/>
+              <w:bottom w:val="single" w:sz="4" w:space="0" w:color="auto"/>
+              <w:right w:val="single" w:sz="4" w:space="0" w:color="auto"/>
+            </w:tcBorders>
+            <w:shd w:val="clear" w:color="auto" w:fill="2E75B6"/>
+            <w:tcMar>
+              <w:top w:w="80" w:type="dxa"/>
+              <w:left w:w="120" w:type="dxa"/>
+              <w:bottom w:w="80" w:type="dxa"/>
+              <w:right w:w="120" w:type="dxa"/>
+            </w:tcMar>
+            <w:hideMark/>
+          </w:tcPr>
+          <w:p>
+            <w:pPr>
+              <w:jc w:val="both"/>
+            </w:pPr>
+            <w:r>
+              <w:rPr>
+                <w:b/>
+                <w:bCs/>
+                <w:color w:val="FFFFFF"/>
+                <w:sz w:val="20"/>
+                <w:szCs w:val="20"/>
+              </w:rPr>
+              <w:t>Oszlop neve</w:t>
+            </w:r>
+          </w:p>
+        </w:tc>
+        <w:tc>
+          <w:tcPr>
+            <w:tcW w:w="3009" w:type="dxa"/>
+            <w:tcBorders>
+              <w:top w:val="single" w:sz="4" w:space="0" w:color="auto"/>
+              <w:left w:val="single" w:sz="4" w:space="0" w:color="auto"/>
+              <w:bottom w:val="single" w:sz="4" w:space="0" w:color="auto"/>
+              <w:right w:val="single" w:sz="4" w:space="0" w:color="auto"/>
+            </w:tcBorders>
+            <w:shd w:val="clear" w:color="auto" w:fill="2E75B6"/>
+            <w:tcMar>
+              <w:top w:w="80" w:type="dxa"/>
+              <w:left w:w="120" w:type="dxa"/>
+              <w:bottom w:w="80" w:type="dxa"/>
+              <w:right w:w="120" w:type="dxa"/>
+            </w:tcMar>
+            <w:hideMark/>
+          </w:tcPr>
+          <w:p>
+            <w:pPr>
+              <w:jc w:val="both"/>
+            </w:pPr>
+            <w:r>
+              <w:rPr>
+                <w:b/>
+                <w:bCs/>
+                <w:color w:val="FFFFFF"/>
+                <w:sz w:val="20"/>
+                <w:szCs w:val="20"/>
+              </w:rPr>
+              <w:t>Típusa</w:t>
+            </w:r>
+          </w:p>
+        </w:tc>
+        <w:tc>
+          <w:tcPr>
+            <w:tcW w:w="3009" w:type="dxa"/>
+            <w:tcBorders>
+              <w:top w:val="single" w:sz="4" w:space="0" w:color="auto"/>
+              <w:left w:val="single" w:sz="4" w:space="0" w:color="auto"/>
+              <w:bottom w:val="single" w:sz="4" w:space="0" w:color="auto"/>
+              <w:right w:val="single" w:sz="4" w:space="0" w:color="auto"/>
+            </w:tcBorders>
+            <w:shd w:val="clear" w:color="auto" w:fill="2E75B6"/>
+            <w:tcMar>
+              <w:top w:w="80" w:type="dxa"/>
+              <w:left w:w="120" w:type="dxa"/>
+              <w:bottom w:w="80" w:type="dxa"/>
+              <w:right w:w="120" w:type="dxa"/>
+            </w:tcMar>
+            <w:hideMark/>
+          </w:tcPr>
+          <w:p>
+            <w:pPr>
+              <w:jc w:val="both"/>
+            </w:pPr>
+            <w:r>
+              <w:rPr>
+                <w:b/>
+                <w:bCs/>
+                <w:color w:val="FFFFFF"/>
+                <w:sz w:val="20"/>
+                <w:szCs w:val="20"/>
+              </w:rPr>
+              <w:t>Leírás</w:t>
+            </w:r>
+          </w:p>
+        </w:tc>
+      </w:tr>
+      <w:tr>
+        <w:tc>
+          <w:tcPr>
+            <w:tcW w:w="3008" w:type="dxa"/>
+            <w:tcBorders>
+              <w:top w:val="single" w:sz="4" w:space="0" w:color="auto"/>
+              <w:left w:val="single" w:sz="4" w:space="0" w:color="auto"/>
+              <w:bottom w:val="single" w:sz="4" w:space="0" w:color="auto"/>
+              <w:right w:val="single" w:sz="4" w:space="0" w:color="auto"/>
+            </w:tcBorders>
+            <w:shd w:val="clear" w:color="auto" w:fill="auto"/>
+            <w:tcMar>
+              <w:top w:w="60" w:type="dxa"/>
+              <w:left w:w="120" w:type="dxa"/>
+              <w:bottom w:w="60" w:type="dxa"/>
+              <w:right w:w="120" w:type="dxa"/>
+            </w:tcMar>
+            <w:hideMark/>
+          </w:tcPr>
+          <w:p>
+            <w:pPr>
+              <w:jc w:val="both"/>
+            </w:pPr>
+            <w:proofErr w:type="spellStart"/>
+            <w:r>
+              <w:rPr>
+                <w:sz w:val="20"/>
+                <w:szCs w:val="20"/>
+              </w:rPr>
+              <w:t>UserId</w:t>
+            </w:r>
+            <w:proofErr w:type="spellEnd"/>
+            <w:r>
+              <w:rPr>
+                <w:sz w:val="20"/>
+                <w:szCs w:val="20"/>
+              </w:rPr>
+              <w:t xml:space="preserve"> (PK)</w:t>
+            </w:r>
+          </w:p>
+        </w:tc>
+        <w:tc>
+          <w:tcPr>
+            <w:tcW w:w="3009" w:type="dxa"/>
+            <w:tcBorders>
+              <w:top w:val="single" w:sz="4" w:space="0" w:color="auto"/>
+              <w:left w:val="single" w:sz="4" w:space="0" w:color="auto"/>
+              <w:bottom w:val="single" w:sz="4" w:space="0" w:color="auto"/>
+              <w:right w:val="single" w:sz="4" w:space="0" w:color="auto"/>
+            </w:tcBorders>
+            <w:shd w:val="clear" w:color="auto" w:fill="auto"/>
+            <w:tcMar>
+              <w:top w:w="60" w:type="dxa"/>
+              <w:left w:w="120" w:type="dxa"/>
+              <w:bottom w:w="60" w:type="dxa"/>
+              <w:right w:w="120" w:type="dxa"/>
+            </w:tcMar>
+            <w:hideMark/>
+          </w:tcPr>
+          <w:p>
+            <w:pPr>
+              <w:jc w:val="both"/>
+            </w:pPr>
+            <w:r>
+              <w:rPr>
+                <w:sz w:val="20"/>
+                <w:szCs w:val="20"/>
+              </w:rPr>
+              <w:t>int (</w:t>
+            </w:r>
+            <w:proofErr w:type="spellStart"/>
+            <w:r>
+              <w:rPr>
+                <w:sz w:val="20"/>
+                <w:szCs w:val="20"/>
+              </w:rPr>
+              <w:t>auto-increment</w:t>
+            </w:r>
+            <w:proofErr w:type="spellEnd"/>
+            <w:r>
+              <w:rPr>
+                <w:sz w:val="20"/>
+                <w:szCs w:val="20"/>
+              </w:rPr>
+              <w:t>)</w:t>
+            </w:r>
+          </w:p>
+        </w:tc>
+        <w:tc>
+          <w:tcPr>
+            <w:tcW w:w="3009" w:type="dxa"/>
+            <w:tcBorders>
+              <w:top w:val="single" w:sz="4" w:space="0" w:color="auto"/>
+              <w:left w:val="single" w:sz="4" w:space="0" w:color="auto"/>
+              <w:bottom w:val="single" w:sz="4" w:space="0" w:color="auto"/>
+              <w:right w:val="single" w:sz="4" w:space="0" w:color="auto"/>
+            </w:tcBorders>
+            <w:shd w:val="clear" w:color="auto" w:fill="auto"/>
+            <w:tcMar>
+              <w:top w:w="60" w:type="dxa"/>
+              <w:left w:w="120" w:type="dxa"/>
+              <w:bottom w:w="60" w:type="dxa"/>
+              <w:right w:w="120" w:type="dxa"/>
+            </w:tcMar>
+            <w:hideMark/>
+          </w:tcPr>
+          <w:p>
+            <w:pPr>
+              <w:jc w:val="both"/>
+            </w:pPr>
+            <w:r>
+              <w:rPr>
+                <w:sz w:val="20"/>
+                <w:szCs w:val="20"/>
+              </w:rPr>
+              <w:t>Elsődleges kulcs, egyedi azonosító</w:t>
+            </w:r>
+          </w:p>
+        </w:tc>
+      </w:tr>
+      <w:tr>
+        <w:tc>
+          <w:tcPr>
+            <w:tcW w:w="3008" w:type="dxa"/>
+            <w:tcBorders>
+              <w:top w:val="single" w:sz="4" w:space="0" w:color="auto"/>
+              <w:left w:val="single" w:sz="4" w:space="0" w:color="auto"/>
+              <w:bottom w:val="single" w:sz="4" w:space="0" w:color="auto"/>
+              <w:right w:val="single" w:sz="4" w:space="0" w:color="auto"/>
+            </w:tcBorders>
+            <w:shd w:val="clear" w:color="auto" w:fill="auto"/>
+            <w:tcMar>
+              <w:top w:w="60" w:type="dxa"/>
+              <w:left w:w="120" w:type="dxa"/>
+              <w:bottom w:w="60" w:type="dxa"/>
+              <w:right w:w="120" w:type="dxa"/>
+            </w:tcMar>
+            <w:hideMark/>
+          </w:tcPr>
+          <w:p>
+            <w:pPr>
+              <w:jc w:val="both"/>
+            </w:pPr>
+            <w:proofErr w:type="spellStart"/>
+            <w:r>
+              <w:rPr>
+                <w:sz w:val="20"/>
+                <w:szCs w:val="20"/>
+              </w:rPr>
+              <w:t>User</w:t>
+            </w:r>
+            <w:r>
+              <w:rPr>
+                <w:sz w:val="20"/>
+                <w:szCs w:val="20"/>
+              </w:rPr>
+              <w:t>n</w:t>
+            </w:r>
+            <w:r>
+              <w:rPr>
+                <w:sz w:val="20"/>
+                <w:szCs w:val="20"/>
+              </w:rPr>
+              <w:t>ame</w:t>
+            </w:r>
+            <w:proofErr w:type="spellEnd"/>
+          </w:p>
+        </w:tc>
+        <w:tc>
+          <w:tcPr>
+            <w:tcW w:w="3009" w:type="dxa"/>
+            <w:tcBorders>
+              <w:top w:val="single" w:sz="4" w:space="0" w:color="auto"/>
+              <w:left w:val="single" w:sz="4" w:space="0" w:color="auto"/>
+              <w:bottom w:val="single" w:sz="4" w:space="0" w:color="auto"/>
+              <w:right w:val="single" w:sz="4" w:space="0" w:color="auto"/>
+            </w:tcBorders>
+            <w:shd w:val="clear" w:color="auto" w:fill="auto"/>
+            <w:tcMar>
+              <w:top w:w="60" w:type="dxa"/>
+              <w:left w:w="120" w:type="dxa"/>
+              <w:bottom w:w="60" w:type="dxa"/>
+              <w:right w:w="120" w:type="dxa"/>
+            </w:tcMar>
+            <w:hideMark/>
+          </w:tcPr>
+          <w:p>
+            <w:pPr>
+              <w:jc w:val="both"/>
+            </w:pPr>
+            <w:proofErr w:type="spellStart"/>
+            <w:proofErr w:type="gramStart"/>
+            <w:r>
+              <w:rPr>
+                <w:sz w:val="20"/>
+                <w:szCs w:val="20"/>
+              </w:rPr>
+              <w:t>nvarchar</w:t>
+            </w:r>
+            <w:proofErr w:type="spellEnd"/>
+            <w:r>
+              <w:rPr>
+                <w:sz w:val="20"/>
+                <w:szCs w:val="20"/>
+              </w:rPr>
+              <w:t>(</w:t>
+            </w:r>
+            <w:proofErr w:type="gramEnd"/>
+            <w:r>
+              <w:rPr>
+                <w:sz w:val="20"/>
+                <w:szCs w:val="20"/>
+              </w:rPr>
+              <w:t>50)</w:t>
+            </w:r>
+          </w:p>
+        </w:tc>
+        <w:tc>
+          <w:tcPr>
+            <w:tcW w:w="3009" w:type="dxa"/>
+            <w:tcBorders>
+              <w:top w:val="single" w:sz="4" w:space="0" w:color="auto"/>
+              <w:left w:val="single" w:sz="4" w:space="0" w:color="auto"/>
+              <w:bottom w:val="single" w:sz="4" w:space="0" w:color="auto"/>
+              <w:right w:val="single" w:sz="4" w:space="0" w:color="auto"/>
+            </w:tcBorders>
+            <w:shd w:val="clear" w:color="auto" w:fill="auto"/>
+            <w:tcMar>
+              <w:top w:w="60" w:type="dxa"/>
+              <w:left w:w="120" w:type="dxa"/>
+              <w:bottom w:w="60" w:type="dxa"/>
+              <w:right w:w="120" w:type="dxa"/>
+            </w:tcMar>
+            <w:hideMark/>
+          </w:tcPr>
+          <w:p>
+            <w:pPr>
+              <w:jc w:val="both"/>
+            </w:pPr>
+            <w:r>
+              <w:rPr>
+                <w:sz w:val="20"/>
+                <w:szCs w:val="20"/>
+              </w:rPr>
+              <w:t>Felhasználói bejelentkezési név</w:t>
+            </w:r>
+          </w:p>
+        </w:tc>
+      </w:tr>
+      <w:tr>
+        <w:tc>
+          <w:tcPr>
+            <w:tcW w:w="3008" w:type="dxa"/>
+            <w:tcBorders>
+              <w:top w:val="single" w:sz="4" w:space="0" w:color="auto"/>
+              <w:left w:val="single" w:sz="4" w:space="0" w:color="auto"/>
+              <w:bottom w:val="single" w:sz="4" w:space="0" w:color="auto"/>
+              <w:right w:val="single" w:sz="4" w:space="0" w:color="auto"/>
+            </w:tcBorders>
+            <w:shd w:val="clear" w:color="auto" w:fill="auto"/>
+            <w:tcMar>
+              <w:top w:w="60" w:type="dxa"/>
+              <w:left w:w="120" w:type="dxa"/>
+              <w:bottom w:w="60" w:type="dxa"/>
+              <w:right w:w="120" w:type="dxa"/>
+            </w:tcMar>
+            <w:hideMark/>
+          </w:tcPr>
+          <w:p>
+            <w:pPr>
+              <w:jc w:val="both"/>
+            </w:pPr>
+            <w:proofErr w:type="spellStart"/>
+            <w:r>
+              <w:rPr>
+                <w:sz w:val="20"/>
+                <w:szCs w:val="20"/>
+              </w:rPr>
+              <w:t>PasswordHash</w:t>
+            </w:r>
+            <w:proofErr w:type="spellEnd"/>
+          </w:p>
+        </w:tc>
+        <w:tc>
+          <w:tcPr>
+            <w:tcW w:w="3009" w:type="dxa"/>
+            <w:tcBorders>
+              <w:top w:val="single" w:sz="4" w:space="0" w:color="auto"/>
+              <w:left w:val="single" w:sz="4" w:space="0" w:color="auto"/>
+              <w:bottom w:val="single" w:sz="4" w:space="0" w:color="auto"/>
+              <w:right w:val="single" w:sz="4" w:space="0" w:color="auto"/>
+            </w:tcBorders>
+            <w:shd w:val="clear" w:color="auto" w:fill="auto"/>
+            <w:tcMar>
+              <w:top w:w="60" w:type="dxa"/>
+              <w:left w:w="120" w:type="dxa"/>
+              <w:bottom w:w="60" w:type="dxa"/>
+              <w:right w:w="120" w:type="dxa"/>
+            </w:tcMar>
+            <w:hideMark/>
+          </w:tcPr>
+          <w:p>
+            <w:pPr>
+              <w:jc w:val="both"/>
+            </w:pPr>
+            <w:proofErr w:type="spellStart"/>
+            <w:proofErr w:type="gramStart"/>
+            <w:r>
+              <w:rPr>
+                <w:sz w:val="20"/>
+                <w:szCs w:val="20"/>
+              </w:rPr>
+              <w:t>nvarchar</w:t>
+            </w:r>
+            <w:proofErr w:type="spellEnd"/>
+            <w:r>
+              <w:rPr>
+                <w:sz w:val="20"/>
+                <w:szCs w:val="20"/>
+              </w:rPr>
+              <w:t>(</w:t>
+            </w:r>
+            <w:proofErr w:type="gramEnd"/>
+            <w:r>
+              <w:rPr>
+                <w:sz w:val="20"/>
+                <w:szCs w:val="20"/>
+              </w:rPr>
+              <w:t>256)</w:t>
+            </w:r>
+          </w:p>
+        </w:tc>
+        <w:tc>
+          <w:tcPr>
+            <w:tcW w:w="3009" w:type="dxa"/>
+            <w:tcBorders>
+              <w:top w:val="single" w:sz="4" w:space="0" w:color="auto"/>
+              <w:left w:val="single" w:sz="4" w:space="0" w:color="auto"/>
+              <w:bottom w:val="single" w:sz="4" w:space="0" w:color="auto"/>
+              <w:right w:val="single" w:sz="4" w:space="0" w:color="auto"/>
+            </w:tcBorders>
+            <w:shd w:val="clear" w:color="auto" w:fill="auto"/>
+            <w:tcMar>
+              <w:top w:w="60" w:type="dxa"/>
+              <w:left w:w="120" w:type="dxa"/>
+              <w:bottom w:w="60" w:type="dxa"/>
+              <w:right w:w="120" w:type="dxa"/>
+            </w:tcMar>
+            <w:hideMark/>
+          </w:tcPr>
+          <w:p>
+            <w:pPr>
+              <w:jc w:val="both"/>
+            </w:pPr>
+            <w:proofErr w:type="spellStart"/>
+            <w:r>
+              <w:rPr>
+                <w:sz w:val="20"/>
+                <w:szCs w:val="20"/>
+              </w:rPr>
+              <w:t>BCrypt</w:t>
+            </w:r>
+            <w:proofErr w:type="spellEnd"/>
+            <w:r>
+              <w:rPr>
+                <w:sz w:val="20"/>
+                <w:szCs w:val="20"/>
+              </w:rPr>
+              <w:t xml:space="preserve">-tel </w:t>
+            </w:r>
+            <w:proofErr w:type="spellStart"/>
+            <w:r>
+              <w:rPr>
+                <w:sz w:val="20"/>
+                <w:szCs w:val="20"/>
+              </w:rPr>
+              <w:t>hashelt</w:t>
+            </w:r>
+            <w:proofErr w:type="spellEnd"/>
+            <w:r>
+              <w:rPr>
+                <w:sz w:val="20"/>
+                <w:szCs w:val="20"/>
+              </w:rPr>
+              <w:t xml:space="preserve"> jelszó</w:t>
+            </w:r>
+          </w:p>
+        </w:tc>
+      </w:tr>
+      <w:tr>
+        <w:tc>
+          <w:tcPr>
+            <w:tcW w:w="3008" w:type="dxa"/>
+            <w:tcBorders>
+              <w:top w:val="single" w:sz="4" w:space="0" w:color="auto"/>
+              <w:left w:val="single" w:sz="4" w:space="0" w:color="auto"/>
+              <w:bottom w:val="single" w:sz="4" w:space="0" w:color="auto"/>
+              <w:right w:val="single" w:sz="4" w:space="0" w:color="auto"/>
+            </w:tcBorders>
+            <w:shd w:val="clear" w:color="auto" w:fill="auto"/>
+            <w:tcMar>
+              <w:top w:w="60" w:type="dxa"/>
+              <w:left w:w="120" w:type="dxa"/>
+              <w:bottom w:w="60" w:type="dxa"/>
+              <w:right w:w="120" w:type="dxa"/>
+            </w:tcMar>
+            <w:hideMark/>
+          </w:tcPr>
+          <w:p>
+            <w:pPr>
+              <w:jc w:val="both"/>
+            </w:pPr>
+            <w:r>
+              <w:rPr>
+                <w:sz w:val="20"/>
+                <w:szCs w:val="20"/>
+              </w:rPr>
+              <w:t>Email</w:t>
+            </w:r>
+          </w:p>
+        </w:tc>
+        <w:tc>
+          <w:tcPr>
+            <w:tcW w:w="3009" w:type="dxa"/>
+            <w:tcBorders>
+              <w:top w:val="single" w:sz="4" w:space="0" w:color="auto"/>
+              <w:left w:val="single" w:sz="4" w:space="0" w:color="auto"/>
+              <w:bottom w:val="single" w:sz="4" w:space="0" w:color="auto"/>
+              <w:right w:val="single" w:sz="4" w:space="0" w:color="auto"/>
+            </w:tcBorders>
+            <w:shd w:val="clear" w:color="auto" w:fill="auto"/>
+            <w:tcMar>
+              <w:top w:w="60" w:type="dxa"/>
+              <w:left w:w="120" w:type="dxa"/>
+              <w:bottom w:w="60" w:type="dxa"/>
+              <w:right w:w="120" w:type="dxa"/>
+            </w:tcMar>
+            <w:hideMark/>
+          </w:tcPr>
+          <w:p>
+            <w:pPr>
+              <w:jc w:val="both"/>
+            </w:pPr>
+            <w:proofErr w:type="spellStart"/>
+            <w:proofErr w:type="gramStart"/>
+            <w:r>
+              <w:rPr>
+                <w:sz w:val="20"/>
+                <w:szCs w:val="20"/>
+              </w:rPr>
+              <w:t>nvarchar</w:t>
+            </w:r>
+            <w:proofErr w:type="spellEnd"/>
+            <w:r>
+              <w:rPr>
+                <w:sz w:val="20"/>
+                <w:szCs w:val="20"/>
+              </w:rPr>
+              <w:t>(</w:t>
+            </w:r>
+            <w:proofErr w:type="gramEnd"/>
+            <w:r>
+              <w:rPr>
+                <w:sz w:val="20"/>
+                <w:szCs w:val="20"/>
+              </w:rPr>
+              <w:t>100)</w:t>
+            </w:r>
+          </w:p>
+        </w:tc>
+        <w:tc>
+          <w:tcPr>
+            <w:tcW w:w="3009" w:type="dxa"/>
+            <w:tcBorders>
+              <w:top w:val="single" w:sz="4" w:space="0" w:color="auto"/>
+              <w:left w:val="single" w:sz="4" w:space="0" w:color="auto"/>
+              <w:bottom w:val="single" w:sz="4" w:space="0" w:color="auto"/>
+              <w:right w:val="single" w:sz="4" w:space="0" w:color="auto"/>
+            </w:tcBorders>
+            <w:shd w:val="clear" w:color="auto" w:fill="auto"/>
+            <w:tcMar>
+              <w:top w:w="60" w:type="dxa"/>
+              <w:left w:w="120" w:type="dxa"/>
+              <w:bottom w:w="60" w:type="dxa"/>
+              <w:right w:w="120" w:type="dxa"/>
+            </w:tcMar>
+            <w:hideMark/>
+          </w:tcPr>
+          <w:p>
+            <w:pPr>
+              <w:jc w:val="both"/>
+            </w:pPr>
+            <w:r>
+              <w:rPr>
+                <w:sz w:val="20"/>
+                <w:szCs w:val="20"/>
+              </w:rPr>
+              <w:t>E-mail cím, egyedi (UNIQUE)</w:t>
+            </w:r>
+          </w:p>
+        </w:tc>
+      </w:tr>
+      <w:tr>
+        <w:tc>
+          <w:tcPr>
+            <w:tcW w:w="3008" w:type="dxa"/>
+            <w:tcBorders>
+              <w:top w:val="single" w:sz="4" w:space="0" w:color="auto"/>
+              <w:left w:val="single" w:sz="4" w:space="0" w:color="auto"/>
+              <w:bottom w:val="single" w:sz="4" w:space="0" w:color="auto"/>
+              <w:right w:val="single" w:sz="4" w:space="0" w:color="auto"/>
+            </w:tcBorders>
+            <w:shd w:val="clear" w:color="auto" w:fill="auto"/>
+            <w:tcMar>
+              <w:top w:w="60" w:type="dxa"/>
+              <w:left w:w="120" w:type="dxa"/>
+              <w:bottom w:w="60" w:type="dxa"/>
+              <w:right w:w="120" w:type="dxa"/>
+            </w:tcMar>
+            <w:hideMark/>
+          </w:tcPr>
+          <w:p>
+            <w:pPr>
+              <w:jc w:val="both"/>
+            </w:pPr>
+            <w:proofErr w:type="spellStart"/>
+            <w:r>
+              <w:rPr>
+                <w:sz w:val="20"/>
+                <w:szCs w:val="20"/>
+              </w:rPr>
+              <w:t>FirstName</w:t>
+            </w:r>
+            <w:proofErr w:type="spellEnd"/>
+          </w:p>
+        </w:tc>
+        <w:tc>
+          <w:tcPr>
+            <w:tcW w:w="3009" w:type="dxa"/>
+            <w:tcBorders>
+              <w:top w:val="single" w:sz="4" w:space="0" w:color="auto"/>
+              <w:left w:val="single" w:sz="4" w:space="0" w:color="auto"/>
+              <w:bottom w:val="single" w:sz="4" w:space="0" w:color="auto"/>
+              <w:right w:val="single" w:sz="4" w:space="0" w:color="auto"/>
+            </w:tcBorders>
+            <w:shd w:val="clear" w:color="auto" w:fill="auto"/>
+            <w:tcMar>
+              <w:top w:w="60" w:type="dxa"/>
+              <w:left w:w="120" w:type="dxa"/>
+              <w:bottom w:w="60" w:type="dxa"/>
+              <w:right w:w="120" w:type="dxa"/>
+            </w:tcMar>
+            <w:hideMark/>
+          </w:tcPr>
+          <w:p>
+            <w:pPr>
+              <w:jc w:val="both"/>
+            </w:pPr>
+            <w:proofErr w:type="spellStart"/>
+            <w:proofErr w:type="gramStart"/>
+            <w:r>
+              <w:rPr>
+                <w:sz w:val="20"/>
+                <w:szCs w:val="20"/>
+              </w:rPr>
+              <w:t>nvarchar</w:t>
+            </w:r>
+            <w:proofErr w:type="spellEnd"/>
+            <w:r>
+              <w:rPr>
+                <w:sz w:val="20"/>
+                <w:szCs w:val="20"/>
+              </w:rPr>
+              <w:t>(</w:t>
+            </w:r>
+            <w:proofErr w:type="gramEnd"/>
+            <w:r>
+              <w:rPr>
+                <w:sz w:val="20"/>
+                <w:szCs w:val="20"/>
+              </w:rPr>
+              <w:t>100)</w:t>
+            </w:r>
+          </w:p>
+        </w:tc>
+        <w:tc>
+          <w:tcPr>
+            <w:tcW w:w="3009" w:type="dxa"/>
+            <w:tcBorders>
+              <w:top w:val="single" w:sz="4" w:space="0" w:color="auto"/>
+              <w:left w:val="single" w:sz="4" w:space="0" w:color="auto"/>
+              <w:bottom w:val="single" w:sz="4" w:space="0" w:color="auto"/>
+              <w:right w:val="single" w:sz="4" w:space="0" w:color="auto"/>
+            </w:tcBorders>
+            <w:shd w:val="clear" w:color="auto" w:fill="auto"/>
+            <w:tcMar>
+              <w:top w:w="60" w:type="dxa"/>
+              <w:left w:w="120" w:type="dxa"/>
+              <w:bottom w:w="60" w:type="dxa"/>
+              <w:right w:w="120" w:type="dxa"/>
+            </w:tcMar>
+            <w:hideMark/>
+          </w:tcPr>
+          <w:p>
+            <w:pPr>
+              <w:jc w:val="both"/>
+            </w:pPr>
+            <w:r>
+              <w:rPr>
+                <w:sz w:val="20"/>
+                <w:szCs w:val="20"/>
+              </w:rPr>
+              <w:t>Vezeték</w:t>
+            </w:r>
+            <w:r>
+              <w:rPr>
+                <w:sz w:val="20"/>
+                <w:szCs w:val="20"/>
+              </w:rPr>
+              <w:t>név</w:t>
+            </w:r>
+          </w:p>
+        </w:tc>
+      </w:tr>
+      <w:tr>
+        <w:tc>
+          <w:tcPr>
+            <w:tcW w:w="3008" w:type="dxa"/>
+            <w:tcBorders>
+              <w:top w:val="single" w:sz="4" w:space="0" w:color="auto"/>
+              <w:left w:val="single" w:sz="4" w:space="0" w:color="auto"/>
+              <w:bottom w:val="single" w:sz="4" w:space="0" w:color="auto"/>
+              <w:right w:val="single" w:sz="4" w:space="0" w:color="auto"/>
+            </w:tcBorders>
+            <w:shd w:val="clear" w:color="auto" w:fill="auto"/>
+            <w:tcMar>
+              <w:top w:w="60" w:type="dxa"/>
+              <w:left w:w="120" w:type="dxa"/>
+              <w:bottom w:w="60" w:type="dxa"/>
+              <w:right w:w="120" w:type="dxa"/>
+            </w:tcMar>
+          </w:tcPr>
+          <w:p>
+            <w:pPr>
+              <w:jc w:val="both"/>
+            </w:pPr>
+            <w:proofErr w:type="spellStart"/>
+            <w:r>
+              <w:t>LastName</w:t>
+            </w:r>
+            <w:proofErr w:type="spellEnd"/>
+          </w:p>
+        </w:tc>
+        <w:tc>
+          <w:tcPr>
+            <w:tcW w:w="3009" w:type="dxa"/>
+            <w:tcBorders>
+              <w:top w:val="single" w:sz="4" w:space="0" w:color="auto"/>
+              <w:left w:val="single" w:sz="4" w:space="0" w:color="auto"/>
+              <w:bottom w:val="single" w:sz="4" w:space="0" w:color="auto"/>
+              <w:right w:val="single" w:sz="4" w:space="0" w:color="auto"/>
+            </w:tcBorders>
+            <w:shd w:val="clear" w:color="auto" w:fill="auto"/>
+            <w:tcMar>
+              <w:top w:w="60" w:type="dxa"/>
+              <w:left w:w="120" w:type="dxa"/>
+              <w:bottom w:w="60" w:type="dxa"/>
+              <w:right w:w="120" w:type="dxa"/>
+            </w:tcMar>
+          </w:tcPr>
+          <w:p>
+            <w:pPr>
+              <w:jc w:val="both"/>
+            </w:pPr>
+            <w:proofErr w:type="spellStart"/>
+            <w:proofErr w:type="gramStart"/>
+            <w:r>
+              <w:t>nvarchar</w:t>
+            </w:r>
+            <w:proofErr w:type="spellEnd"/>
+            <w:r>
+              <w:t>(</w:t>
+            </w:r>
+            <w:proofErr w:type="gramEnd"/>
+            <w:r>
+              <w:t>100)</w:t>
+            </w:r>
+          </w:p>
+        </w:tc>
+        <w:tc>
+          <w:tcPr>
+            <w:tcW w:w="3009" w:type="dxa"/>
+            <w:tcBorders>
+              <w:top w:val="single" w:sz="4" w:space="0" w:color="auto"/>
+              <w:left w:val="single" w:sz="4" w:space="0" w:color="auto"/>
+              <w:bottom w:val="single" w:sz="4" w:space="0" w:color="auto"/>
+              <w:right w:val="single" w:sz="4" w:space="0" w:color="auto"/>
+            </w:tcBorders>
+            <w:shd w:val="clear" w:color="auto" w:fill="auto"/>
+            <w:tcMar>
+              <w:top w:w="60" w:type="dxa"/>
+              <w:left w:w="120" w:type="dxa"/>
+              <w:bottom w:w="60" w:type="dxa"/>
+              <w:right w:w="120" w:type="dxa"/>
+            </w:tcMar>
+          </w:tcPr>
+          <w:p>
+            <w:pPr>
+              <w:jc w:val="both"/>
+            </w:pPr>
+            <w:r>
+              <w:t>Keresztnév</w:t>
+            </w:r>
+          </w:p>
+        </w:tc>
+      </w:tr>
+      <w:tr>
+        <w:tc>
+          <w:tcPr>
+            <w:tcW w:w="3008" w:type="dxa"/>
+            <w:tcBorders>
+              <w:top w:val="single" w:sz="4" w:space="0" w:color="auto"/>
+              <w:left w:val="single" w:sz="4" w:space="0" w:color="auto"/>
+              <w:bottom w:val="single" w:sz="4" w:space="0" w:color="auto"/>
+              <w:right w:val="single" w:sz="4" w:space="0" w:color="auto"/>
+            </w:tcBorders>
+            <w:shd w:val="clear" w:color="auto" w:fill="auto"/>
+            <w:tcMar>
+              <w:top w:w="60" w:type="dxa"/>
+              <w:left w:w="120" w:type="dxa"/>
+              <w:bottom w:w="60" w:type="dxa"/>
+              <w:right w:w="120" w:type="dxa"/>
+            </w:tcMar>
+          </w:tcPr>
+          <w:p>
+            <w:pPr>
+              <w:jc w:val="both"/>
+            </w:pPr>
+            <w:proofErr w:type="spellStart"/>
+            <w:r>
+              <w:rPr>
+                <w:sz w:val="20"/>
+                <w:szCs w:val="20"/>
+              </w:rPr>
+              <w:t>User</w:t>
+            </w:r>
+            <w:r>
+              <w:rPr>
+                <w:sz w:val="20"/>
+                <w:szCs w:val="20"/>
+              </w:rPr>
+              <w:t>Role</w:t>
+            </w:r>
+            <w:proofErr w:type="spellEnd"/>
+          </w:p>
+        </w:tc>
+        <w:tc>
+          <w:tcPr>
+            <w:tcW w:w="3009" w:type="dxa"/>
+            <w:tcBorders>
+              <w:top w:val="single" w:sz="4" w:space="0" w:color="auto"/>
+              <w:left w:val="single" w:sz="4" w:space="0" w:color="auto"/>
+              <w:bottom w:val="single" w:sz="4" w:space="0" w:color="auto"/>
+              <w:right w:val="single" w:sz="4" w:space="0" w:color="auto"/>
+            </w:tcBorders>
+            <w:shd w:val="clear" w:color="auto" w:fill="auto"/>
+            <w:tcMar>
+              <w:top w:w="60" w:type="dxa"/>
+              <w:left w:w="120" w:type="dxa"/>
+              <w:bottom w:w="60" w:type="dxa"/>
+              <w:right w:w="120" w:type="dxa"/>
+            </w:tcMar>
+          </w:tcPr>
+          <w:p>
+            <w:pPr>
+              <w:jc w:val="both"/>
+            </w:pPr>
+            <w:proofErr w:type="spellStart"/>
+            <w:proofErr w:type="gramStart"/>
+            <w:r>
+              <w:rPr>
+                <w:sz w:val="20"/>
+                <w:szCs w:val="20"/>
+              </w:rPr>
+              <w:t>nvarchar</w:t>
+            </w:r>
+            <w:proofErr w:type="spellEnd"/>
+            <w:r>
+              <w:rPr>
+                <w:sz w:val="20"/>
+                <w:szCs w:val="20"/>
+              </w:rPr>
+              <w:t>(</w:t>
+            </w:r>
+            <w:proofErr w:type="gramEnd"/>
+            <w:r>
+              <w:rPr>
+                <w:sz w:val="20"/>
+                <w:szCs w:val="20"/>
+              </w:rPr>
+              <w:t>20)</w:t>
+            </w:r>
+          </w:p>
+        </w:tc>
+        <w:tc>
+          <w:tcPr>
+            <w:tcW w:w="3009" w:type="dxa"/>
+            <w:tcBorders>
+              <w:top w:val="single" w:sz="4" w:space="0" w:color="auto"/>
+              <w:left w:val="single" w:sz="4" w:space="0" w:color="auto"/>
+              <w:bottom w:val="single" w:sz="4" w:space="0" w:color="auto"/>
+              <w:right w:val="single" w:sz="4" w:space="0" w:color="auto"/>
+            </w:tcBorders>
+            <w:shd w:val="clear" w:color="auto" w:fill="auto"/>
+            <w:tcMar>
+              <w:top w:w="60" w:type="dxa"/>
+              <w:left w:w="120" w:type="dxa"/>
+              <w:bottom w:w="60" w:type="dxa"/>
+              <w:right w:w="120" w:type="dxa"/>
+            </w:tcMar>
+          </w:tcPr>
+          <w:p>
+            <w:pPr>
+              <w:jc w:val="both"/>
+            </w:pPr>
+            <w:r>
+              <w:rPr>
+                <w:sz w:val="20"/>
+                <w:szCs w:val="20"/>
+              </w:rPr>
+              <w:t xml:space="preserve">Szerepkör: </w:t>
+            </w:r>
+            <w:proofErr w:type="spellStart"/>
+            <w:r>
+              <w:rPr>
+                <w:sz w:val="20"/>
+                <w:szCs w:val="20"/>
+              </w:rPr>
+              <w:t>student</w:t>
+            </w:r>
+            <w:proofErr w:type="spellEnd"/>
+            <w:r>
+              <w:rPr>
+                <w:sz w:val="20"/>
+                <w:szCs w:val="20"/>
+              </w:rPr>
+              <w:t xml:space="preserve"> vagy </w:t>
+            </w:r>
+            <w:proofErr w:type="spellStart"/>
+            <w:r>
+              <w:rPr>
+                <w:sz w:val="20"/>
+                <w:szCs w:val="20"/>
+              </w:rPr>
+              <w:t>teacher</w:t>
+            </w:r>
+            <w:proofErr w:type="spellEnd"/>
+          </w:p>
+        </w:tc>
+      </w:tr>
+      <w:tr>
+        <w:tc>
+          <w:tcPr>
+            <w:tcW w:w="3008" w:type="dxa"/>
+            <w:tcBorders>
+              <w:top w:val="single" w:sz="4" w:space="0" w:color="auto"/>
+              <w:left w:val="single" w:sz="4" w:space="0" w:color="auto"/>
+              <w:bottom w:val="single" w:sz="4" w:space="0" w:color="auto"/>
+              <w:right w:val="single" w:sz="4" w:space="0" w:color="auto"/>
+            </w:tcBorders>
+            <w:shd w:val="clear" w:color="auto" w:fill="auto"/>
+            <w:tcMar>
+              <w:top w:w="60" w:type="dxa"/>
+              <w:left w:w="120" w:type="dxa"/>
+              <w:bottom w:w="60" w:type="dxa"/>
+              <w:right w:w="120" w:type="dxa"/>
+            </w:tcMar>
+          </w:tcPr>
+          <w:p>
+            <w:pPr>
+              <w:jc w:val="both"/>
+            </w:pPr>
+            <w:proofErr w:type="spellStart"/>
+            <w:r>
+              <w:rPr>
+                <w:sz w:val="20"/>
+                <w:szCs w:val="20"/>
+              </w:rPr>
+              <w:t>CreatedAt</w:t>
+            </w:r>
+            <w:proofErr w:type="spellEnd"/>
+          </w:p>
+        </w:tc>
+        <w:tc>
+          <w:tcPr>
+            <w:tcW w:w="3009" w:type="dxa"/>
+            <w:tcBorders>
+              <w:top w:val="single" w:sz="4" w:space="0" w:color="auto"/>
+              <w:left w:val="single" w:sz="4" w:space="0" w:color="auto"/>
+              <w:bottom w:val="single" w:sz="4" w:space="0" w:color="auto"/>
+              <w:right w:val="single" w:sz="4" w:space="0" w:color="auto"/>
+            </w:tcBorders>
+            <w:shd w:val="clear" w:color="auto" w:fill="auto"/>
+            <w:tcMar>
+              <w:top w:w="60" w:type="dxa"/>
+              <w:left w:w="120" w:type="dxa"/>
+              <w:bottom w:w="60" w:type="dxa"/>
+              <w:right w:w="120" w:type="dxa"/>
+            </w:tcMar>
+          </w:tcPr>
+          <w:p>
+            <w:pPr>
+              <w:jc w:val="both"/>
+            </w:pPr>
+            <w:r>
+              <w:rPr>
+                <w:sz w:val="20"/>
+                <w:szCs w:val="20"/>
+              </w:rPr>
+              <w:t>datetime2</w:t>
+            </w:r>
+          </w:p>
+        </w:tc>
+        <w:tc>
+          <w:tcPr>
+            <w:tcW w:w="3009" w:type="dxa"/>
+            <w:tcBorders>
+              <w:top w:val="single" w:sz="4" w:space="0" w:color="auto"/>
+              <w:left w:val="single" w:sz="4" w:space="0" w:color="auto"/>
+              <w:bottom w:val="single" w:sz="4" w:space="0" w:color="auto"/>
+              <w:right w:val="single" w:sz="4" w:space="0" w:color="auto"/>
+            </w:tcBorders>
+            <w:shd w:val="clear" w:color="auto" w:fill="auto"/>
+            <w:tcMar>
+              <w:top w:w="60" w:type="dxa"/>
+              <w:left w:w="120" w:type="dxa"/>
+              <w:bottom w:w="60" w:type="dxa"/>
+              <w:right w:w="120" w:type="dxa"/>
+            </w:tcMar>
+          </w:tcPr>
+          <w:p>
+            <w:pPr>
+              <w:jc w:val="both"/>
+            </w:pPr>
+            <w:r>
+              <w:rPr>
+                <w:sz w:val="20"/>
+                <w:szCs w:val="20"/>
+              </w:rPr>
+              <w:t>Regisztráció időpontja</w:t>
+            </w:r>
+          </w:p>
+        </w:tc>
+      </w:tr>
+    </w:tbl>
+    <w:p>
+      <w:pPr>
+        <w:spacing w:before="80" w:after="80"/>
+        <w:jc w:val="both"/>
+      </w:pPr>
+    </w:p>
+    <w:p>
+      <w:pPr>
+        <w:spacing w:before="80" w:after="80"/>
+        <w:jc w:val="both"/>
+        <w:rPr>
+          <w:sz w:val="24"/>
+          <w:szCs w:val="24"/>
+        </w:rPr>
+      </w:pPr>
+      <w:r>
+        <w:rPr>
+          <w:sz w:val="24"/>
+          <w:szCs w:val="24"/>
+        </w:rPr>
+        <w:t xml:space="preserve">A </w:t>
+      </w:r>
+      <w:proofErr w:type="spellStart"/>
+      <w:r>
+        <w:rPr>
+          <w:sz w:val="24"/>
+          <w:szCs w:val="24"/>
+        </w:rPr>
+        <w:t>UserId</w:t>
+      </w:r>
+      <w:proofErr w:type="spellEnd"/>
+      <w:r>
+        <w:rPr>
+          <w:sz w:val="24"/>
+          <w:szCs w:val="24"/>
+        </w:rPr>
+        <w:t xml:space="preserve"> kapta az elsődleges kulcsot, ez alapján azonosítható legkönnyebben egy felhasználó. Az érték automatikusan növekszik. A </w:t>
+      </w:r>
+      <w:proofErr w:type="spellStart"/>
+      <w:r>
+        <w:rPr>
+          <w:sz w:val="24"/>
+          <w:szCs w:val="24"/>
+        </w:rPr>
+        <w:t>Role</w:t>
+      </w:r>
+      <w:proofErr w:type="spellEnd"/>
+      <w:r>
+        <w:rPr>
+          <w:sz w:val="24"/>
+          <w:szCs w:val="24"/>
+        </w:rPr>
+        <w:t xml:space="preserve"> mező határozza meg, hogy a felhasználó diák vagy tanár. A jelszó </w:t>
+      </w:r>
+      <w:proofErr w:type="spellStart"/>
+      <w:r>
+        <w:rPr>
+          <w:sz w:val="24"/>
+          <w:szCs w:val="24"/>
+        </w:rPr>
+        <w:t>BCrypt</w:t>
+      </w:r>
+      <w:proofErr w:type="spellEnd"/>
+      <w:r>
+        <w:rPr>
+          <w:sz w:val="24"/>
+          <w:szCs w:val="24"/>
+        </w:rPr>
+        <w:t xml:space="preserve"> </w:t>
+      </w:r>
+      <w:proofErr w:type="spellStart"/>
+      <w:r>
+        <w:rPr>
+          <w:sz w:val="24"/>
+          <w:szCs w:val="24"/>
+        </w:rPr>
+        <w:t>hashelt</w:t>
+      </w:r>
+      <w:proofErr w:type="spellEnd"/>
+      <w:r>
+        <w:rPr>
+          <w:sz w:val="24"/>
+          <w:szCs w:val="24"/>
+        </w:rPr>
+        <w:t xml:space="preserve"> formában tárolódik. Az </w:t>
+      </w:r>
+      <w:proofErr w:type="spellStart"/>
+      <w:r>
+        <w:rPr>
+          <w:sz w:val="24"/>
+          <w:szCs w:val="24"/>
+        </w:rPr>
+        <w:t>IsActive</w:t>
+      </w:r>
+      <w:proofErr w:type="spellEnd"/>
+      <w:r>
+        <w:rPr>
+          <w:sz w:val="24"/>
+          <w:szCs w:val="24"/>
+        </w:rPr>
+        <w:t xml:space="preserve"> mező 0 értéke </w:t>
+      </w:r>
+      <w:proofErr w:type="spellStart"/>
+      <w:r>
+        <w:rPr>
+          <w:sz w:val="24"/>
+          <w:szCs w:val="24"/>
+        </w:rPr>
+        <w:t>bannolt</w:t>
+      </w:r>
+      <w:proofErr w:type="spellEnd"/>
+      <w:r>
+        <w:rPr>
+          <w:sz w:val="24"/>
+          <w:szCs w:val="24"/>
+        </w:rPr>
+        <w:t xml:space="preserve"> fiókot jelöl, amellyel nem lehet bejelentkezni.</w:t>
+      </w:r>
+    </w:p>
+    <w:p>
+      <w:pPr>
+        <w:pStyle w:val="NormlWeb"/>
+        <w:jc w:val="both"/>
+        <w:rPr>
+          <w:rFonts w:asciiTheme="minorHAnsi" w:hAnsiTheme="minorHAnsi" w:cstheme="minorHAnsi"/>
         </w:rPr>
       </w:pPr>
     </w:p>
@@ -2534,7 +3873,7 @@
 </file>
 
 <file path=word/endnotes.xml><?xml version="1.0" encoding="utf-8"?>
-<w:endnotes xmlns:wpc="http://schemas.microsoft.com/office/word/2010/wordprocessingCanvas" xmlns:cx="http://schemas.microsoft.com/office/drawing/2014/chartex" xmlns:cx1="http://schemas.microsoft.com/office/drawing/2015/9/8/chartex" xmlns:cx2="http://schemas.microsoft.com/office/drawing/2015/10/21/chartex" xmlns:cx3="http://schemas.microsoft.com/office/drawing/2016/5/9/chartex" xmlns:cx4="http://schemas.microsoft.com/office/drawing/2016/5/10/chartex" xmlns:cx5="http://schemas.microsoft.com/office/drawing/2016/5/11/chartex" xmlns:cx6="http://schemas.microsoft.com/office/drawing/2016/5/12/chartex" xmlns:cx7="http://schemas.microsoft.com/office/drawing/2016/5/13/chartex" xmlns:cx8="http://schemas.microsoft.com/office/drawing/2016/5/14/chartex" xmlns:mc="http://schemas.openxmlformats.org/markup-compatibility/2006" xmlns:aink="http://schemas.microsoft.com/office/drawing/2016/ink" xmlns:am3d="http://schemas.microsoft.com/office/drawing/2017/model3d" xmlns:o="urn:schemas-microsoft-com:office:office" xmlns:r="http://schemas.openxmlformats.org/officeDocument/2006/relationships" xmlns:m="http://schemas.openxmlformats.org/officeDocument/2006/math" xmlns:v="urn:schemas-microsoft-com:vml" xmlns:wp14="http://schemas.microsoft.com/office/word/2010/wordprocessingDrawing" xmlns:wp="http://schemas.openxmlformats.org/drawingml/2006/wordprocessingDrawing" xmlns:w10="urn:schemas-microsoft-com:office:word" xmlns:w="http://schemas.openxmlformats.org/wordprocessingml/2006/main" xmlns:w14="http://schemas.microsoft.com/office/word/2010/wordml" xmlns:w15="http://schemas.microsoft.com/office/word/2012/wordml" xmlns:w16cex="http://schemas.microsoft.com/office/word/2018/wordml/cex" xmlns:w16cid="http://schemas.microsoft.com/office/word/2016/wordml/cid" xmlns:w16="http://schemas.microsoft.com/office/word/2018/wordml" xmlns:w16sdtdh="http://schemas.microsoft.com/office/word/2020/wordml/sdtdatahash" xmlns:w16se="http://schemas.microsoft.com/office/word/2015/wordml/symex" xmlns:wpg="http://schemas.microsoft.com/office/word/2010/wordprocessingGroup" xmlns:wpi="http://schemas.microsoft.com/office/word/2010/wordprocessingInk" xmlns:wne="http://schemas.microsoft.com/office/word/2006/wordml" xmlns:wps="http://schemas.microsoft.com/office/word/2010/wordprocessingShape" mc:Ignorable="w14 w15 w16se w16cid w16 w16cex w16sdtdh wp14">
+<w:endnotes xmlns:wpc="http://schemas.microsoft.com/office/word/2010/wordprocessingCanvas" xmlns:cx="http://schemas.microsoft.com/office/drawing/2014/chartex" xmlns:cx1="http://schemas.microsoft.com/office/drawing/2015/9/8/chartex" xmlns:cx2="http://schemas.microsoft.com/office/drawing/2015/10/21/chartex" xmlns:cx3="http://schemas.microsoft.com/office/drawing/2016/5/9/chartex" xmlns:cx4="http://schemas.microsoft.com/office/drawing/2016/5/10/chartex" xmlns:cx5="http://schemas.microsoft.com/office/drawing/2016/5/11/chartex" xmlns:cx6="http://schemas.microsoft.com/office/drawing/2016/5/12/chartex" xmlns:cx7="http://schemas.microsoft.com/office/drawing/2016/5/13/chartex" xmlns:cx8="http://schemas.microsoft.com/office/drawing/2016/5/14/chartex" xmlns:mc="http://schemas.openxmlformats.org/markup-compatibility/2006" xmlns:aink="http://schemas.microsoft.com/office/drawing/2016/ink" xmlns:am3d="http://schemas.microsoft.com/office/drawing/2017/model3d" xmlns:o="urn:schemas-microsoft-com:office:office" xmlns:r="http://schemas.openxmlformats.org/officeDocument/2006/relationships" xmlns:m="http://schemas.openxmlformats.org/officeDocument/2006/math" xmlns:v="urn:schemas-microsoft-com:vml" xmlns:wp14="http://schemas.microsoft.com/office/word/2010/wordprocessingDrawing" xmlns:wp="http://schemas.openxmlformats.org/drawingml/2006/wordprocessingDrawing" xmlns:w10="urn:schemas-microsoft-com:office:word" xmlns:w="http://schemas.openxmlformats.org/wordprocessingml/2006/main" xmlns:w14="http://schemas.microsoft.com/office/word/2010/wordml" xmlns:w15="http://schemas.microsoft.com/office/word/2012/wordml" xmlns:w16cid="http://schemas.microsoft.com/office/word/2016/wordml/cid" xmlns:w16se="http://schemas.microsoft.com/office/word/2015/wordml/symex" xmlns:wpg="http://schemas.microsoft.com/office/word/2010/wordprocessingGroup" xmlns:wpi="http://schemas.microsoft.com/office/word/2010/wordprocessingInk" xmlns:wne="http://schemas.microsoft.com/office/word/2006/wordml" xmlns:wps="http://schemas.microsoft.com/office/word/2010/wordprocessingShape" mc:Ignorable="w14 w15 w16se w16cid wp14">
   <w:endnote w:type="separator" w:id="-1">
     <w:p>
       <w:pPr>
@@ -2559,10 +3898,10 @@
 </file>
 
 <file path=word/footer1.xml><?xml version="1.0" encoding="utf-8"?>
-<w:ftr xmlns:wpc="http://schemas.microsoft.com/office/word/2010/wordprocessingCanvas" xmlns:cx="http://schemas.microsoft.com/office/drawing/2014/chartex" xmlns:cx1="http://schemas.microsoft.com/office/drawing/2015/9/8/chartex" xmlns:cx2="http://schemas.microsoft.com/office/drawing/2015/10/21/chartex" xmlns:cx3="http://schemas.microsoft.com/office/drawing/2016/5/9/chartex" xmlns:cx4="http://schemas.microsoft.com/office/drawing/2016/5/10/chartex" xmlns:cx5="http://schemas.microsoft.com/office/drawing/2016/5/11/chartex" xmlns:cx6="http://schemas.microsoft.com/office/drawing/2016/5/12/chartex" xmlns:cx7="http://schemas.microsoft.com/office/drawing/2016/5/13/chartex" xmlns:cx8="http://schemas.microsoft.com/office/drawing/2016/5/14/chartex" xmlns:mc="http://schemas.openxmlformats.org/markup-compatibility/2006" xmlns:aink="http://schemas.microsoft.com/office/drawing/2016/ink" xmlns:am3d="http://schemas.microsoft.com/office/drawing/2017/model3d" xmlns:o="urn:schemas-microsoft-com:office:office" xmlns:r="http://schemas.openxmlformats.org/officeDocument/2006/relationships" xmlns:m="http://schemas.openxmlformats.org/officeDocument/2006/math" xmlns:v="urn:schemas-microsoft-com:vml" xmlns:wp14="http://schemas.microsoft.com/office/word/2010/wordprocessingDrawing" xmlns:wp="http://schemas.openxmlformats.org/drawingml/2006/wordprocessingDrawing" xmlns:w10="urn:schemas-microsoft-com:office:word" xmlns:w="http://schemas.openxmlformats.org/wordprocessingml/2006/main" xmlns:w14="http://schemas.microsoft.com/office/word/2010/wordml" xmlns:w15="http://schemas.microsoft.com/office/word/2012/wordml" xmlns:w16cex="http://schemas.microsoft.com/office/word/2018/wordml/cex" xmlns:w16cid="http://schemas.microsoft.com/office/word/2016/wordml/cid" xmlns:w16="http://schemas.microsoft.com/office/word/2018/wordml" xmlns:w16sdtdh="http://schemas.microsoft.com/office/word/2020/wordml/sdtdatahash" xmlns:w16se="http://schemas.microsoft.com/office/word/2015/wordml/symex" xmlns:wpg="http://schemas.microsoft.com/office/word/2010/wordprocessingGroup" xmlns:wpi="http://schemas.microsoft.com/office/word/2010/wordprocessingInk" xmlns:wne="http://schemas.microsoft.com/office/word/2006/wordml" xmlns:wps="http://schemas.microsoft.com/office/word/2010/wordprocessingShape" mc:Ignorable="w14 w15 w16se w16cid w16 w16cex w16sdtdh wp14">
+<w:ftr xmlns:wpc="http://schemas.microsoft.com/office/word/2010/wordprocessingCanvas" xmlns:cx="http://schemas.microsoft.com/office/drawing/2014/chartex" xmlns:cx1="http://schemas.microsoft.com/office/drawing/2015/9/8/chartex" xmlns:cx2="http://schemas.microsoft.com/office/drawing/2015/10/21/chartex" xmlns:cx3="http://schemas.microsoft.com/office/drawing/2016/5/9/chartex" xmlns:cx4="http://schemas.microsoft.com/office/drawing/2016/5/10/chartex" xmlns:cx5="http://schemas.microsoft.com/office/drawing/2016/5/11/chartex" xmlns:cx6="http://schemas.microsoft.com/office/drawing/2016/5/12/chartex" xmlns:cx7="http://schemas.microsoft.com/office/drawing/2016/5/13/chartex" xmlns:cx8="http://schemas.microsoft.com/office/drawing/2016/5/14/chartex" xmlns:mc="http://schemas.openxmlformats.org/markup-compatibility/2006" xmlns:aink="http://schemas.microsoft.com/office/drawing/2016/ink" xmlns:am3d="http://schemas.microsoft.com/office/drawing/2017/model3d" xmlns:o="urn:schemas-microsoft-com:office:office" xmlns:r="http://schemas.openxmlformats.org/officeDocument/2006/relationships" xmlns:m="http://schemas.openxmlformats.org/officeDocument/2006/math" xmlns:v="urn:schemas-microsoft-com:vml" xmlns:wp14="http://schemas.microsoft.com/office/word/2010/wordprocessingDrawing" xmlns:wp="http://schemas.openxmlformats.org/drawingml/2006/wordprocessingDrawing" xmlns:w10="urn:schemas-microsoft-com:office:word" xmlns:w="http://schemas.openxmlformats.org/wordprocessingml/2006/main" xmlns:w14="http://schemas.microsoft.com/office/word/2010/wordml" xmlns:w15="http://schemas.microsoft.com/office/word/2012/wordml" xmlns:w16cid="http://schemas.microsoft.com/office/word/2016/wordml/cid" xmlns:w16se="http://schemas.microsoft.com/office/word/2015/wordml/symex" xmlns:wpg="http://schemas.microsoft.com/office/word/2010/wordprocessingGroup" xmlns:wpi="http://schemas.microsoft.com/office/word/2010/wordprocessingInk" xmlns:wne="http://schemas.microsoft.com/office/word/2006/wordml" xmlns:wps="http://schemas.microsoft.com/office/word/2010/wordprocessingShape" mc:Ignorable="w14 w15 w16se w16cid wp14">
   <w:p>
     <w:pPr>
-      <w:pStyle w:val="Footer"/>
+      <w:pStyle w:val="llb"/>
       <w:jc w:val="center"/>
       <w:rPr>
         <w:caps/>
@@ -2607,14 +3946,14 @@
   </w:p>
   <w:p>
     <w:pPr>
-      <w:pStyle w:val="Footer"/>
+      <w:pStyle w:val="llb"/>
     </w:pPr>
   </w:p>
 </w:ftr>
 </file>
 
 <file path=word/footnotes.xml><?xml version="1.0" encoding="utf-8"?>
-<w:footnotes xmlns:wpc="http://schemas.microsoft.com/office/word/2010/wordprocessingCanvas" xmlns:cx="http://schemas.microsoft.com/office/drawing/2014/chartex" xmlns:cx1="http://schemas.microsoft.com/office/drawing/2015/9/8/chartex" xmlns:cx2="http://schemas.microsoft.com/office/drawing/2015/10/21/chartex" xmlns:cx3="http://schemas.microsoft.com/office/drawing/2016/5/9/chartex" xmlns:cx4="http://schemas.microsoft.com/office/drawing/2016/5/10/chartex" xmlns:cx5="http://schemas.microsoft.com/office/drawing/2016/5/11/chartex" xmlns:cx6="http://schemas.microsoft.com/office/drawing/2016/5/12/chartex" xmlns:cx7="http://schemas.microsoft.com/office/drawing/2016/5/13/chartex" xmlns:cx8="http://schemas.microsoft.com/office/drawing/2016/5/14/chartex" xmlns:mc="http://schemas.openxmlformats.org/markup-compatibility/2006" xmlns:aink="http://schemas.microsoft.com/office/drawing/2016/ink" xmlns:am3d="http://schemas.microsoft.com/office/drawing/2017/model3d" xmlns:o="urn:schemas-microsoft-com:office:office" xmlns:r="http://schemas.openxmlformats.org/officeDocument/2006/relationships" xmlns:m="http://schemas.openxmlformats.org/officeDocument/2006/math" xmlns:v="urn:schemas-microsoft-com:vml" xmlns:wp14="http://schemas.microsoft.com/office/word/2010/wordprocessingDrawing" xmlns:wp="http://schemas.openxmlformats.org/drawingml/2006/wordprocessingDrawing" xmlns:w10="urn:schemas-microsoft-com:office:word" xmlns:w="http://schemas.openxmlformats.org/wordprocessingml/2006/main" xmlns:w14="http://schemas.microsoft.com/office/word/2010/wordml" xmlns:w15="http://schemas.microsoft.com/office/word/2012/wordml" xmlns:w16cex="http://schemas.microsoft.com/office/word/2018/wordml/cex" xmlns:w16cid="http://schemas.microsoft.com/office/word/2016/wordml/cid" xmlns:w16="http://schemas.microsoft.com/office/word/2018/wordml" xmlns:w16sdtdh="http://schemas.microsoft.com/office/word/2020/wordml/sdtdatahash" xmlns:w16se="http://schemas.microsoft.com/office/word/2015/wordml/symex" xmlns:wpg="http://schemas.microsoft.com/office/word/2010/wordprocessingGroup" xmlns:wpi="http://schemas.microsoft.com/office/word/2010/wordprocessingInk" xmlns:wne="http://schemas.microsoft.com/office/word/2006/wordml" xmlns:wps="http://schemas.microsoft.com/office/word/2010/wordprocessingShape" mc:Ignorable="w14 w15 w16se w16cid w16 w16cex w16sdtdh wp14">
+<w:footnotes xmlns:wpc="http://schemas.microsoft.com/office/word/2010/wordprocessingCanvas" xmlns:cx="http://schemas.microsoft.com/office/drawing/2014/chartex" xmlns:cx1="http://schemas.microsoft.com/office/drawing/2015/9/8/chartex" xmlns:cx2="http://schemas.microsoft.com/office/drawing/2015/10/21/chartex" xmlns:cx3="http://schemas.microsoft.com/office/drawing/2016/5/9/chartex" xmlns:cx4="http://schemas.microsoft.com/office/drawing/2016/5/10/chartex" xmlns:cx5="http://schemas.microsoft.com/office/drawing/2016/5/11/chartex" xmlns:cx6="http://schemas.microsoft.com/office/drawing/2016/5/12/chartex" xmlns:cx7="http://schemas.microsoft.com/office/drawing/2016/5/13/chartex" xmlns:cx8="http://schemas.microsoft.com/office/drawing/2016/5/14/chartex" xmlns:mc="http://schemas.openxmlformats.org/markup-compatibility/2006" xmlns:aink="http://schemas.microsoft.com/office/drawing/2016/ink" xmlns:am3d="http://schemas.microsoft.com/office/drawing/2017/model3d" xmlns:o="urn:schemas-microsoft-com:office:office" xmlns:r="http://schemas.openxmlformats.org/officeDocument/2006/relationships" xmlns:m="http://schemas.openxmlformats.org/officeDocument/2006/math" xmlns:v="urn:schemas-microsoft-com:vml" xmlns:wp14="http://schemas.microsoft.com/office/word/2010/wordprocessingDrawing" xmlns:wp="http://schemas.openxmlformats.org/drawingml/2006/wordprocessingDrawing" xmlns:w10="urn:schemas-microsoft-com:office:word" xmlns:w="http://schemas.openxmlformats.org/wordprocessingml/2006/main" xmlns:w14="http://schemas.microsoft.com/office/word/2010/wordml" xmlns:w15="http://schemas.microsoft.com/office/word/2012/wordml" xmlns:w16cid="http://schemas.microsoft.com/office/word/2016/wordml/cid" xmlns:w16se="http://schemas.microsoft.com/office/word/2015/wordml/symex" xmlns:wpg="http://schemas.microsoft.com/office/word/2010/wordprocessingGroup" xmlns:wpi="http://schemas.microsoft.com/office/word/2010/wordprocessingInk" xmlns:wne="http://schemas.microsoft.com/office/word/2006/wordml" xmlns:wps="http://schemas.microsoft.com/office/word/2010/wordprocessingShape" mc:Ignorable="w14 w15 w16se w16cid wp14">
   <w:footnote w:type="separator" w:id="-1">
     <w:p>
       <w:pPr>
@@ -2639,7 +3978,7 @@
 </file>
 
 <file path=word/header1.xml><?xml version="1.0" encoding="utf-8"?>
-<w:hdr xmlns:wpc="http://schemas.microsoft.com/office/word/2010/wordprocessingCanvas" xmlns:cx="http://schemas.microsoft.com/office/drawing/2014/chartex" xmlns:cx1="http://schemas.microsoft.com/office/drawing/2015/9/8/chartex" xmlns:cx2="http://schemas.microsoft.com/office/drawing/2015/10/21/chartex" xmlns:cx3="http://schemas.microsoft.com/office/drawing/2016/5/9/chartex" xmlns:cx4="http://schemas.microsoft.com/office/drawing/2016/5/10/chartex" xmlns:cx5="http://schemas.microsoft.com/office/drawing/2016/5/11/chartex" xmlns:cx6="http://schemas.microsoft.com/office/drawing/2016/5/12/chartex" xmlns:cx7="http://schemas.microsoft.com/office/drawing/2016/5/13/chartex" xmlns:cx8="http://schemas.microsoft.com/office/drawing/2016/5/14/chartex" xmlns:mc="http://schemas.openxmlformats.org/markup-compatibility/2006" xmlns:aink="http://schemas.microsoft.com/office/drawing/2016/ink" xmlns:am3d="http://schemas.microsoft.com/office/drawing/2017/model3d" xmlns:o="urn:schemas-microsoft-com:office:office" xmlns:r="http://schemas.openxmlformats.org/officeDocument/2006/relationships" xmlns:m="http://schemas.openxmlformats.org/officeDocument/2006/math" xmlns:v="urn:schemas-microsoft-com:vml" xmlns:wp14="http://schemas.microsoft.com/office/word/2010/wordprocessingDrawing" xmlns:wp="http://schemas.openxmlformats.org/drawingml/2006/wordprocessingDrawing" xmlns:w10="urn:schemas-microsoft-com:office:word" xmlns:w="http://schemas.openxmlformats.org/wordprocessingml/2006/main" xmlns:w14="http://schemas.microsoft.com/office/word/2010/wordml" xmlns:w15="http://schemas.microsoft.com/office/word/2012/wordml" xmlns:w16cex="http://schemas.microsoft.com/office/word/2018/wordml/cex" xmlns:w16cid="http://schemas.microsoft.com/office/word/2016/wordml/cid" xmlns:w16="http://schemas.microsoft.com/office/word/2018/wordml" xmlns:w16sdtdh="http://schemas.microsoft.com/office/word/2020/wordml/sdtdatahash" xmlns:w16se="http://schemas.microsoft.com/office/word/2015/wordml/symex" xmlns:wpg="http://schemas.microsoft.com/office/word/2010/wordprocessingGroup" xmlns:wpi="http://schemas.microsoft.com/office/word/2010/wordprocessingInk" xmlns:wne="http://schemas.microsoft.com/office/word/2006/wordml" xmlns:wps="http://schemas.microsoft.com/office/word/2010/wordprocessingShape" mc:Ignorable="w14 w15 w16se w16cid w16 w16cex w16sdtdh wp14">
+<w:hdr xmlns:wpc="http://schemas.microsoft.com/office/word/2010/wordprocessingCanvas" xmlns:cx="http://schemas.microsoft.com/office/drawing/2014/chartex" xmlns:cx1="http://schemas.microsoft.com/office/drawing/2015/9/8/chartex" xmlns:cx2="http://schemas.microsoft.com/office/drawing/2015/10/21/chartex" xmlns:cx3="http://schemas.microsoft.com/office/drawing/2016/5/9/chartex" xmlns:cx4="http://schemas.microsoft.com/office/drawing/2016/5/10/chartex" xmlns:cx5="http://schemas.microsoft.com/office/drawing/2016/5/11/chartex" xmlns:cx6="http://schemas.microsoft.com/office/drawing/2016/5/12/chartex" xmlns:cx7="http://schemas.microsoft.com/office/drawing/2016/5/13/chartex" xmlns:cx8="http://schemas.microsoft.com/office/drawing/2016/5/14/chartex" xmlns:mc="http://schemas.openxmlformats.org/markup-compatibility/2006" xmlns:aink="http://schemas.microsoft.com/office/drawing/2016/ink" xmlns:am3d="http://schemas.microsoft.com/office/drawing/2017/model3d" xmlns:o="urn:schemas-microsoft-com:office:office" xmlns:r="http://schemas.openxmlformats.org/officeDocument/2006/relationships" xmlns:m="http://schemas.openxmlformats.org/officeDocument/2006/math" xmlns:v="urn:schemas-microsoft-com:vml" xmlns:wp14="http://schemas.microsoft.com/office/word/2010/wordprocessingDrawing" xmlns:wp="http://schemas.openxmlformats.org/drawingml/2006/wordprocessingDrawing" xmlns:w10="urn:schemas-microsoft-com:office:word" xmlns:w="http://schemas.openxmlformats.org/wordprocessingml/2006/main" xmlns:w14="http://schemas.microsoft.com/office/word/2010/wordml" xmlns:w15="http://schemas.microsoft.com/office/word/2012/wordml" xmlns:w16cid="http://schemas.microsoft.com/office/word/2016/wordml/cid" xmlns:w16se="http://schemas.microsoft.com/office/word/2015/wordml/symex" xmlns:wpg="http://schemas.microsoft.com/office/word/2010/wordprocessingGroup" xmlns:wpi="http://schemas.microsoft.com/office/word/2010/wordprocessingInk" xmlns:wne="http://schemas.microsoft.com/office/word/2006/wordml" xmlns:wps="http://schemas.microsoft.com/office/word/2010/wordprocessingShape" mc:Ignorable="w14 w15 w16se w16cid wp14">
   <w:sdt>
     <w:sdtPr>
       <w:rPr>
@@ -2658,7 +3997,7 @@
     <w:sdtContent>
       <w:p>
         <w:pPr>
-          <w:pStyle w:val="Header"/>
+          <w:pStyle w:val="lfej"/>
           <w:jc w:val="right"/>
           <w:rPr>
             <w:color w:val="7F7F7F" w:themeColor="text1" w:themeTint="80"/>
@@ -2675,14 +4014,14 @@
   </w:sdt>
   <w:p>
     <w:pPr>
-      <w:pStyle w:val="Header"/>
+      <w:pStyle w:val="lfej"/>
     </w:pPr>
   </w:p>
 </w:hdr>
 </file>
 
 <file path=word/numbering.xml><?xml version="1.0" encoding="utf-8"?>
-<w:numbering xmlns:wpc="http://schemas.microsoft.com/office/word/2010/wordprocessingCanvas" xmlns:cx="http://schemas.microsoft.com/office/drawing/2014/chartex" xmlns:cx1="http://schemas.microsoft.com/office/drawing/2015/9/8/chartex" xmlns:cx2="http://schemas.microsoft.com/office/drawing/2015/10/21/chartex" xmlns:cx3="http://schemas.microsoft.com/office/drawing/2016/5/9/chartex" xmlns:cx4="http://schemas.microsoft.com/office/drawing/2016/5/10/chartex" xmlns:cx5="http://schemas.microsoft.com/office/drawing/2016/5/11/chartex" xmlns:cx6="http://schemas.microsoft.com/office/drawing/2016/5/12/chartex" xmlns:cx7="http://schemas.microsoft.com/office/drawing/2016/5/13/chartex" xmlns:cx8="http://schemas.microsoft.com/office/drawing/2016/5/14/chartex" xmlns:mc="http://schemas.openxmlformats.org/markup-compatibility/2006" xmlns:aink="http://schemas.microsoft.com/office/drawing/2016/ink" xmlns:am3d="http://schemas.microsoft.com/office/drawing/2017/model3d" xmlns:o="urn:schemas-microsoft-com:office:office" xmlns:r="http://schemas.openxmlformats.org/officeDocument/2006/relationships" xmlns:m="http://schemas.openxmlformats.org/officeDocument/2006/math" xmlns:v="urn:schemas-microsoft-com:vml" xmlns:wp14="http://schemas.microsoft.com/office/word/2010/wordprocessingDrawing" xmlns:wp="http://schemas.openxmlformats.org/drawingml/2006/wordprocessingDrawing" xmlns:w10="urn:schemas-microsoft-com:office:word" xmlns:w="http://schemas.openxmlformats.org/wordprocessingml/2006/main" xmlns:w14="http://schemas.microsoft.com/office/word/2010/wordml" xmlns:w15="http://schemas.microsoft.com/office/word/2012/wordml" xmlns:w16cex="http://schemas.microsoft.com/office/word/2018/wordml/cex" xmlns:w16cid="http://schemas.microsoft.com/office/word/2016/wordml/cid" xmlns:w16="http://schemas.microsoft.com/office/word/2018/wordml" xmlns:w16sdtdh="http://schemas.microsoft.com/office/word/2020/wordml/sdtdatahash" xmlns:w16se="http://schemas.microsoft.com/office/word/2015/wordml/symex" xmlns:wpg="http://schemas.microsoft.com/office/word/2010/wordprocessingGroup" xmlns:wpi="http://schemas.microsoft.com/office/word/2010/wordprocessingInk" xmlns:wne="http://schemas.microsoft.com/office/word/2006/wordml" xmlns:wps="http://schemas.microsoft.com/office/word/2010/wordprocessingShape" mc:Ignorable="w14 w15 w16se w16cid w16 w16cex w16sdtdh wp14">
+<w:numbering xmlns:wpc="http://schemas.microsoft.com/office/word/2010/wordprocessingCanvas" xmlns:cx="http://schemas.microsoft.com/office/drawing/2014/chartex" xmlns:cx1="http://schemas.microsoft.com/office/drawing/2015/9/8/chartex" xmlns:cx2="http://schemas.microsoft.com/office/drawing/2015/10/21/chartex" xmlns:cx3="http://schemas.microsoft.com/office/drawing/2016/5/9/chartex" xmlns:cx4="http://schemas.microsoft.com/office/drawing/2016/5/10/chartex" xmlns:cx5="http://schemas.microsoft.com/office/drawing/2016/5/11/chartex" xmlns:cx6="http://schemas.microsoft.com/office/drawing/2016/5/12/chartex" xmlns:cx7="http://schemas.microsoft.com/office/drawing/2016/5/13/chartex" xmlns:cx8="http://schemas.microsoft.com/office/drawing/2016/5/14/chartex" xmlns:mc="http://schemas.openxmlformats.org/markup-compatibility/2006" xmlns:aink="http://schemas.microsoft.com/office/drawing/2016/ink" xmlns:am3d="http://schemas.microsoft.com/office/drawing/2017/model3d" xmlns:o="urn:schemas-microsoft-com:office:office" xmlns:r="http://schemas.openxmlformats.org/officeDocument/2006/relationships" xmlns:m="http://schemas.openxmlformats.org/officeDocument/2006/math" xmlns:v="urn:schemas-microsoft-com:vml" xmlns:wp14="http://schemas.microsoft.com/office/word/2010/wordprocessingDrawing" xmlns:wp="http://schemas.openxmlformats.org/drawingml/2006/wordprocessingDrawing" xmlns:w10="urn:schemas-microsoft-com:office:word" xmlns:w="http://schemas.openxmlformats.org/wordprocessingml/2006/main" xmlns:w14="http://schemas.microsoft.com/office/word/2010/wordml" xmlns:w15="http://schemas.microsoft.com/office/word/2012/wordml" xmlns:w16cid="http://schemas.microsoft.com/office/word/2016/wordml/cid" xmlns:w16se="http://schemas.microsoft.com/office/word/2015/wordml/symex" xmlns:wpg="http://schemas.microsoft.com/office/word/2010/wordprocessingGroup" xmlns:wpi="http://schemas.microsoft.com/office/word/2010/wordprocessingInk" xmlns:wne="http://schemas.microsoft.com/office/word/2006/wordml" xmlns:wps="http://schemas.microsoft.com/office/word/2010/wordprocessingShape" mc:Ignorable="w14 w15 w16se w16cid wp14">
   <w:abstractNum w:abstractNumId="0" w15:restartNumberingAfterBreak="0">
     <w:nsid w:val="002D78F0"/>
     <w:multiLevelType w:val="hybridMultilevel"/>
@@ -5970,7 +7309,7 @@
 </file>
 
 <file path=word/styles.xml><?xml version="1.0" encoding="utf-8"?>
-<w:styles xmlns:mc="http://schemas.openxmlformats.org/markup-compatibility/2006" xmlns:r="http://schemas.openxmlformats.org/officeDocument/2006/relationships" xmlns:w="http://schemas.openxmlformats.org/wordprocessingml/2006/main" xmlns:w14="http://schemas.microsoft.com/office/word/2010/wordml" xmlns:w15="http://schemas.microsoft.com/office/word/2012/wordml" xmlns:w16cex="http://schemas.microsoft.com/office/word/2018/wordml/cex" xmlns:w16cid="http://schemas.microsoft.com/office/word/2016/wordml/cid" xmlns:w16="http://schemas.microsoft.com/office/word/2018/wordml" xmlns:w16sdtdh="http://schemas.microsoft.com/office/word/2020/wordml/sdtdatahash" xmlns:w16se="http://schemas.microsoft.com/office/word/2015/wordml/symex" mc:Ignorable="w14 w15 w16se w16cid w16 w16cex w16sdtdh">
+<w:styles xmlns:mc="http://schemas.openxmlformats.org/markup-compatibility/2006" xmlns:r="http://schemas.openxmlformats.org/officeDocument/2006/relationships" xmlns:w="http://schemas.openxmlformats.org/wordprocessingml/2006/main" xmlns:w14="http://schemas.microsoft.com/office/word/2010/wordml" xmlns:w15="http://schemas.microsoft.com/office/word/2012/wordml" xmlns:w16cid="http://schemas.microsoft.com/office/word/2016/wordml/cid" xmlns:w16se="http://schemas.microsoft.com/office/word/2015/wordml/symex" mc:Ignorable="w14 w15 w16se w16cid">
   <w:docDefaults>
     <w:rPrDefault>
       <w:rPr>
@@ -5986,7 +7325,7 @@
       </w:pPr>
     </w:pPrDefault>
   </w:docDefaults>
-  <w:latentStyles w:defLockedState="0" w:defUIPriority="99" w:defSemiHidden="0" w:defUnhideWhenUsed="0" w:defQFormat="0" w:count="376">
+  <w:latentStyles w:defLockedState="0" w:defUIPriority="99" w:defSemiHidden="0" w:defUnhideWhenUsed="0" w:defQFormat="0" w:count="375">
     <w:lsdException w:name="Normal" w:uiPriority="0" w:qFormat="1"/>
     <w:lsdException w:name="heading 1" w:uiPriority="9" w:qFormat="1"/>
     <w:lsdException w:name="heading 2" w:semiHidden="1" w:uiPriority="9" w:unhideWhenUsed="1" w:qFormat="1"/>
@@ -6362,17 +7701,16 @@
     <w:lsdException w:name="Smart Hyperlink" w:semiHidden="1" w:unhideWhenUsed="1"/>
     <w:lsdException w:name="Hashtag" w:semiHidden="1" w:unhideWhenUsed="1"/>
     <w:lsdException w:name="Unresolved Mention" w:semiHidden="1" w:unhideWhenUsed="1"/>
-    <w:lsdException w:name="Smart Link" w:semiHidden="1" w:unhideWhenUsed="1"/>
   </w:latentStyles>
-  <w:style w:type="paragraph" w:default="1" w:styleId="Normal">
+  <w:style w:type="paragraph" w:default="1" w:styleId="Norml">
     <w:name w:val="Normal"/>
     <w:qFormat/>
   </w:style>
-  <w:style w:type="paragraph" w:styleId="Heading1">
+  <w:style w:type="paragraph" w:styleId="Cmsor1">
     <w:name w:val="heading 1"/>
-    <w:basedOn w:val="Normal"/>
-    <w:next w:val="Normal"/>
-    <w:link w:val="Heading1Char"/>
+    <w:basedOn w:val="Norml"/>
+    <w:next w:val="Norml"/>
+    <w:link w:val="Cmsor1Char"/>
     <w:uiPriority w:val="9"/>
     <w:qFormat/>
     <w:rsid w:val="0056423D"/>
@@ -6384,11 +7722,11 @@
       <w:szCs w:val="52"/>
     </w:rPr>
   </w:style>
-  <w:style w:type="paragraph" w:styleId="Heading2">
+  <w:style w:type="paragraph" w:styleId="Cmsor2">
     <w:name w:val="heading 2"/>
-    <w:basedOn w:val="NormalWeb"/>
-    <w:next w:val="Normal"/>
-    <w:link w:val="Heading2Char"/>
+    <w:basedOn w:val="NormlWeb"/>
+    <w:next w:val="Norml"/>
+    <w:link w:val="Cmsor2Char"/>
     <w:uiPriority w:val="9"/>
     <w:unhideWhenUsed/>
     <w:qFormat/>
@@ -6402,11 +7740,11 @@
       <w:szCs w:val="36"/>
     </w:rPr>
   </w:style>
-  <w:style w:type="paragraph" w:styleId="Heading3">
+  <w:style w:type="paragraph" w:styleId="Cmsor3">
     <w:name w:val="heading 3"/>
-    <w:basedOn w:val="Normal"/>
-    <w:next w:val="Normal"/>
-    <w:link w:val="Heading3Char"/>
+    <w:basedOn w:val="Norml"/>
+    <w:next w:val="Norml"/>
+    <w:link w:val="Cmsor3Char"/>
     <w:uiPriority w:val="9"/>
     <w:unhideWhenUsed/>
     <w:qFormat/>
@@ -6425,11 +7763,11 @@
       <w:szCs w:val="28"/>
     </w:rPr>
   </w:style>
-  <w:style w:type="paragraph" w:styleId="Heading4">
+  <w:style w:type="paragraph" w:styleId="Cmsor4">
     <w:name w:val="heading 4"/>
-    <w:basedOn w:val="Normal"/>
-    <w:next w:val="Normal"/>
-    <w:link w:val="Heading4Char"/>
+    <w:basedOn w:val="Norml"/>
+    <w:next w:val="Norml"/>
+    <w:link w:val="Cmsor4Char"/>
     <w:uiPriority w:val="9"/>
     <w:unhideWhenUsed/>
     <w:qFormat/>
@@ -6443,11 +7781,11 @@
       <w:sz w:val="24"/>
     </w:rPr>
   </w:style>
-  <w:style w:type="paragraph" w:styleId="Heading5">
+  <w:style w:type="paragraph" w:styleId="Cmsor5">
     <w:name w:val="heading 5"/>
-    <w:basedOn w:val="Normal"/>
-    <w:next w:val="Normal"/>
-    <w:link w:val="Heading5Char"/>
+    <w:basedOn w:val="Norml"/>
+    <w:next w:val="Norml"/>
+    <w:link w:val="Cmsor5Char"/>
     <w:uiPriority w:val="9"/>
     <w:unhideWhenUsed/>
     <w:qFormat/>
@@ -6461,11 +7799,11 @@
       <w:sz w:val="24"/>
     </w:rPr>
   </w:style>
-  <w:style w:type="paragraph" w:styleId="Heading6">
+  <w:style w:type="paragraph" w:styleId="Cmsor6">
     <w:name w:val="heading 6"/>
-    <w:basedOn w:val="Normal"/>
-    <w:next w:val="Normal"/>
-    <w:link w:val="Heading6Char"/>
+    <w:basedOn w:val="Norml"/>
+    <w:next w:val="Norml"/>
+    <w:link w:val="Cmsor6Char"/>
     <w:uiPriority w:val="9"/>
     <w:unhideWhenUsed/>
     <w:qFormat/>
@@ -6478,13 +7816,13 @@
       <w:sz w:val="24"/>
     </w:rPr>
   </w:style>
-  <w:style w:type="character" w:default="1" w:styleId="DefaultParagraphFont">
+  <w:style w:type="character" w:default="1" w:styleId="Bekezdsalapbettpusa">
     <w:name w:val="Default Paragraph Font"/>
     <w:uiPriority w:val="1"/>
     <w:semiHidden/>
     <w:unhideWhenUsed/>
   </w:style>
-  <w:style w:type="table" w:default="1" w:styleId="TableNormal">
+  <w:style w:type="table" w:default="1" w:styleId="Normltblzat">
     <w:name w:val="Normal Table"/>
     <w:uiPriority w:val="99"/>
     <w:semiHidden/>
@@ -6499,16 +7837,16 @@
       </w:tblCellMar>
     </w:tblPr>
   </w:style>
-  <w:style w:type="numbering" w:default="1" w:styleId="NoList">
+  <w:style w:type="numbering" w:default="1" w:styleId="Nemlista">
     <w:name w:val="No List"/>
     <w:uiPriority w:val="99"/>
     <w:semiHidden/>
     <w:unhideWhenUsed/>
   </w:style>
-  <w:style w:type="character" w:customStyle="1" w:styleId="Heading1Char">
-    <w:name w:val="Heading 1 Char"/>
-    <w:basedOn w:val="DefaultParagraphFont"/>
-    <w:link w:val="Heading1"/>
+  <w:style w:type="character" w:customStyle="1" w:styleId="Cmsor1Char">
+    <w:name w:val="Címsor 1 Char"/>
+    <w:basedOn w:val="Bekezdsalapbettpusa"/>
+    <w:link w:val="Cmsor1"/>
     <w:uiPriority w:val="9"/>
     <w:rsid w:val="0056423D"/>
     <w:rPr>
@@ -6516,10 +7854,10 @@
       <w:szCs w:val="52"/>
     </w:rPr>
   </w:style>
-  <w:style w:type="character" w:customStyle="1" w:styleId="Heading2Char">
-    <w:name w:val="Heading 2 Char"/>
-    <w:basedOn w:val="DefaultParagraphFont"/>
-    <w:link w:val="Heading2"/>
+  <w:style w:type="character" w:customStyle="1" w:styleId="Cmsor2Char">
+    <w:name w:val="Címsor 2 Char"/>
+    <w:basedOn w:val="Bekezdsalapbettpusa"/>
+    <w:link w:val="Cmsor2"/>
     <w:uiPriority w:val="9"/>
     <w:rsid w:val="005B3E60"/>
     <w:rPr>
@@ -6529,9 +7867,9 @@
       <w:lang w:eastAsia="hu-HU"/>
     </w:rPr>
   </w:style>
-  <w:style w:type="paragraph" w:styleId="NormalWeb">
+  <w:style w:type="paragraph" w:styleId="NormlWeb">
     <w:name w:val="Normal (Web)"/>
-    <w:basedOn w:val="Normal"/>
+    <w:basedOn w:val="Norml"/>
     <w:uiPriority w:val="99"/>
     <w:unhideWhenUsed/>
     <w:rsid w:val="0056423D"/>
@@ -6545,9 +7883,9 @@
       <w:lang w:eastAsia="hu-HU"/>
     </w:rPr>
   </w:style>
-  <w:style w:type="character" w:styleId="Strong">
+  <w:style w:type="character" w:styleId="Kiemels2">
     <w:name w:val="Strong"/>
-    <w:basedOn w:val="DefaultParagraphFont"/>
+    <w:basedOn w:val="Bekezdsalapbettpusa"/>
     <w:uiPriority w:val="22"/>
     <w:qFormat/>
     <w:rsid w:val="0056423D"/>
@@ -6556,10 +7894,10 @@
       <w:bCs/>
     </w:rPr>
   </w:style>
-  <w:style w:type="paragraph" w:styleId="Header">
+  <w:style w:type="paragraph" w:styleId="lfej">
     <w:name w:val="header"/>
-    <w:basedOn w:val="Normal"/>
-    <w:link w:val="HeaderChar"/>
+    <w:basedOn w:val="Norml"/>
+    <w:link w:val="lfejChar"/>
     <w:uiPriority w:val="99"/>
     <w:unhideWhenUsed/>
     <w:rsid w:val="00E94C38"/>
@@ -6571,17 +7909,17 @@
       <w:spacing w:after="0" w:line="240" w:lineRule="auto"/>
     </w:pPr>
   </w:style>
-  <w:style w:type="character" w:customStyle="1" w:styleId="HeaderChar">
-    <w:name w:val="Header Char"/>
-    <w:basedOn w:val="DefaultParagraphFont"/>
-    <w:link w:val="Header"/>
+  <w:style w:type="character" w:customStyle="1" w:styleId="lfejChar">
+    <w:name w:val="Élőfej Char"/>
+    <w:basedOn w:val="Bekezdsalapbettpusa"/>
+    <w:link w:val="lfej"/>
     <w:uiPriority w:val="99"/>
     <w:rsid w:val="00E94C38"/>
   </w:style>
-  <w:style w:type="paragraph" w:styleId="Footer">
+  <w:style w:type="paragraph" w:styleId="llb">
     <w:name w:val="footer"/>
-    <w:basedOn w:val="Normal"/>
-    <w:link w:val="FooterChar"/>
+    <w:basedOn w:val="Norml"/>
+    <w:link w:val="llbChar"/>
     <w:uiPriority w:val="99"/>
     <w:unhideWhenUsed/>
     <w:rsid w:val="00E94C38"/>
@@ -6593,17 +7931,17 @@
       <w:spacing w:after="0" w:line="240" w:lineRule="auto"/>
     </w:pPr>
   </w:style>
-  <w:style w:type="character" w:customStyle="1" w:styleId="FooterChar">
-    <w:name w:val="Footer Char"/>
-    <w:basedOn w:val="DefaultParagraphFont"/>
-    <w:link w:val="Footer"/>
+  <w:style w:type="character" w:customStyle="1" w:styleId="llbChar">
+    <w:name w:val="Élőláb Char"/>
+    <w:basedOn w:val="Bekezdsalapbettpusa"/>
+    <w:link w:val="llb"/>
     <w:uiPriority w:val="99"/>
     <w:rsid w:val="00E94C38"/>
   </w:style>
-  <w:style w:type="paragraph" w:styleId="TOCHeading">
+  <w:style w:type="paragraph" w:styleId="Tartalomjegyzkcmsora">
     <w:name w:val="TOC Heading"/>
-    <w:basedOn w:val="Heading1"/>
-    <w:next w:val="Normal"/>
+    <w:basedOn w:val="Cmsor1"/>
+    <w:next w:val="Norml"/>
     <w:uiPriority w:val="39"/>
     <w:unhideWhenUsed/>
     <w:qFormat/>
@@ -6622,10 +7960,10 @@
       <w:lang w:eastAsia="hu-HU"/>
     </w:rPr>
   </w:style>
-  <w:style w:type="paragraph" w:styleId="TOC1">
+  <w:style w:type="paragraph" w:styleId="TJ1">
     <w:name w:val="toc 1"/>
-    <w:basedOn w:val="Normal"/>
-    <w:next w:val="Normal"/>
+    <w:basedOn w:val="Norml"/>
+    <w:next w:val="Norml"/>
     <w:autoRedefine/>
     <w:uiPriority w:val="39"/>
     <w:unhideWhenUsed/>
@@ -6634,10 +7972,10 @@
       <w:spacing w:after="100"/>
     </w:pPr>
   </w:style>
-  <w:style w:type="paragraph" w:styleId="TOC2">
+  <w:style w:type="paragraph" w:styleId="TJ2">
     <w:name w:val="toc 2"/>
-    <w:basedOn w:val="Normal"/>
-    <w:next w:val="Normal"/>
+    <w:basedOn w:val="Norml"/>
+    <w:next w:val="Norml"/>
     <w:autoRedefine/>
     <w:uiPriority w:val="39"/>
     <w:unhideWhenUsed/>
@@ -6647,9 +7985,9 @@
       <w:ind w:left="220"/>
     </w:pPr>
   </w:style>
-  <w:style w:type="character" w:styleId="Hyperlink">
+  <w:style w:type="character" w:styleId="Hiperhivatkozs">
     <w:name w:val="Hyperlink"/>
-    <w:basedOn w:val="DefaultParagraphFont"/>
+    <w:basedOn w:val="Bekezdsalapbettpusa"/>
     <w:uiPriority w:val="99"/>
     <w:unhideWhenUsed/>
     <w:rsid w:val="00E94C38"/>
@@ -6658,9 +7996,9 @@
       <w:u w:val="single"/>
     </w:rPr>
   </w:style>
-  <w:style w:type="paragraph" w:styleId="ListParagraph">
+  <w:style w:type="paragraph" w:styleId="Listaszerbekezds">
     <w:name w:val="List Paragraph"/>
-    <w:basedOn w:val="Normal"/>
+    <w:basedOn w:val="Norml"/>
     <w:uiPriority w:val="34"/>
     <w:qFormat/>
     <w:rsid w:val="00E76741"/>
@@ -6669,10 +8007,10 @@
       <w:contextualSpacing/>
     </w:pPr>
   </w:style>
-  <w:style w:type="character" w:customStyle="1" w:styleId="Heading3Char">
-    <w:name w:val="Heading 3 Char"/>
-    <w:basedOn w:val="DefaultParagraphFont"/>
-    <w:link w:val="Heading3"/>
+  <w:style w:type="character" w:customStyle="1" w:styleId="Cmsor3Char">
+    <w:name w:val="Címsor 3 Char"/>
+    <w:basedOn w:val="Bekezdsalapbettpusa"/>
+    <w:link w:val="Cmsor3"/>
     <w:uiPriority w:val="9"/>
     <w:rsid w:val="004420DF"/>
     <w:rPr>
@@ -6683,10 +8021,10 @@
       <w:szCs w:val="28"/>
     </w:rPr>
   </w:style>
-  <w:style w:type="paragraph" w:styleId="TOC3">
+  <w:style w:type="paragraph" w:styleId="TJ3">
     <w:name w:val="toc 3"/>
-    <w:basedOn w:val="Normal"/>
-    <w:next w:val="Normal"/>
+    <w:basedOn w:val="Norml"/>
+    <w:next w:val="Norml"/>
     <w:autoRedefine/>
     <w:uiPriority w:val="39"/>
     <w:unhideWhenUsed/>
@@ -6698,7 +8036,7 @@
   </w:style>
   <w:style w:type="paragraph" w:customStyle="1" w:styleId="whitespace-normal">
     <w:name w:val="whitespace-normal"/>
-    <w:basedOn w:val="Normal"/>
+    <w:basedOn w:val="Norml"/>
     <w:rsid w:val="00A9676A"/>
     <w:pPr>
       <w:spacing w:before="100" w:beforeAutospacing="1" w:after="100" w:afterAutospacing="1" w:line="240" w:lineRule="auto"/>
@@ -6712,7 +8050,7 @@
   </w:style>
   <w:style w:type="paragraph" w:customStyle="1" w:styleId="font-claude-response-body">
     <w:name w:val="font-claude-response-body"/>
-    <w:basedOn w:val="Normal"/>
+    <w:basedOn w:val="Norml"/>
     <w:rsid w:val="00A9676A"/>
     <w:pPr>
       <w:spacing w:before="100" w:beforeAutospacing="1" w:after="100" w:afterAutospacing="1" w:line="240" w:lineRule="auto"/>
@@ -6724,10 +8062,10 @@
       <w:lang w:eastAsia="hu-HU"/>
     </w:rPr>
   </w:style>
-  <w:style w:type="character" w:customStyle="1" w:styleId="Heading4Char">
-    <w:name w:val="Heading 4 Char"/>
-    <w:basedOn w:val="DefaultParagraphFont"/>
-    <w:link w:val="Heading4"/>
+  <w:style w:type="character" w:customStyle="1" w:styleId="Cmsor4Char">
+    <w:name w:val="Címsor 4 Char"/>
+    <w:basedOn w:val="Bekezdsalapbettpusa"/>
+    <w:link w:val="Cmsor4"/>
     <w:uiPriority w:val="9"/>
     <w:rsid w:val="00120911"/>
     <w:rPr>
@@ -6748,10 +8086,10 @@
       <w:lang w:eastAsia="hu-HU"/>
     </w:rPr>
   </w:style>
-  <w:style w:type="character" w:customStyle="1" w:styleId="Heading5Char">
-    <w:name w:val="Heading 5 Char"/>
-    <w:basedOn w:val="DefaultParagraphFont"/>
-    <w:link w:val="Heading5"/>
+  <w:style w:type="character" w:customStyle="1" w:styleId="Cmsor5Char">
+    <w:name w:val="Címsor 5 Char"/>
+    <w:basedOn w:val="Bekezdsalapbettpusa"/>
+    <w:link w:val="Cmsor5"/>
     <w:uiPriority w:val="9"/>
     <w:rsid w:val="00F43B8F"/>
     <w:rPr>
@@ -6759,10 +8097,10 @@
       <w:sz w:val="24"/>
     </w:rPr>
   </w:style>
-  <w:style w:type="character" w:customStyle="1" w:styleId="Heading6Char">
-    <w:name w:val="Heading 6 Char"/>
-    <w:basedOn w:val="DefaultParagraphFont"/>
-    <w:link w:val="Heading6"/>
+  <w:style w:type="character" w:customStyle="1" w:styleId="Cmsor6Char">
+    <w:name w:val="Címsor 6 Char"/>
+    <w:basedOn w:val="Bekezdsalapbettpusa"/>
+    <w:link w:val="Cmsor6"/>
     <w:uiPriority w:val="9"/>
     <w:rsid w:val="00793C1E"/>
     <w:rPr>
@@ -6774,7 +8112,7 @@
 </file>
 
 <file path=word/glossary/document.xml><?xml version="1.0" encoding="utf-8"?>
-<w:glossaryDocument xmlns:wpc="http://schemas.microsoft.com/office/word/2010/wordprocessingCanvas" xmlns:cx="http://schemas.microsoft.com/office/drawing/2014/chartex" xmlns:cx1="http://schemas.microsoft.com/office/drawing/2015/9/8/chartex" xmlns:cx2="http://schemas.microsoft.com/office/drawing/2015/10/21/chartex" xmlns:cx3="http://schemas.microsoft.com/office/drawing/2016/5/9/chartex" xmlns:cx4="http://schemas.microsoft.com/office/drawing/2016/5/10/chartex" xmlns:cx5="http://schemas.microsoft.com/office/drawing/2016/5/11/chartex" xmlns:cx6="http://schemas.microsoft.com/office/drawing/2016/5/12/chartex" xmlns:cx7="http://schemas.microsoft.com/office/drawing/2016/5/13/chartex" xmlns:cx8="http://schemas.microsoft.com/office/drawing/2016/5/14/chartex" xmlns:mc="http://schemas.openxmlformats.org/markup-compatibility/2006" xmlns:aink="http://schemas.microsoft.com/office/drawing/2016/ink" xmlns:am3d="http://schemas.microsoft.com/office/drawing/2017/model3d" xmlns:o="urn:schemas-microsoft-com:office:office" xmlns:r="http://schemas.openxmlformats.org/officeDocument/2006/relationships" xmlns:m="http://schemas.openxmlformats.org/officeDocument/2006/math" xmlns:v="urn:schemas-microsoft-com:vml" xmlns:wp14="http://schemas.microsoft.com/office/word/2010/wordprocessingDrawing" xmlns:wp="http://schemas.openxmlformats.org/drawingml/2006/wordprocessingDrawing" xmlns:w10="urn:schemas-microsoft-com:office:word" xmlns:w="http://schemas.openxmlformats.org/wordprocessingml/2006/main" xmlns:w14="http://schemas.microsoft.com/office/word/2010/wordml" xmlns:w15="http://schemas.microsoft.com/office/word/2012/wordml" xmlns:w16cex="http://schemas.microsoft.com/office/word/2018/wordml/cex" xmlns:w16cid="http://schemas.microsoft.com/office/word/2016/wordml/cid" xmlns:w16="http://schemas.microsoft.com/office/word/2018/wordml" xmlns:w16sdtdh="http://schemas.microsoft.com/office/word/2020/wordml/sdtdatahash" xmlns:w16se="http://schemas.microsoft.com/office/word/2015/wordml/symex" xmlns:wpg="http://schemas.microsoft.com/office/word/2010/wordprocessingGroup" xmlns:wpi="http://schemas.microsoft.com/office/word/2010/wordprocessingInk" xmlns:wne="http://schemas.microsoft.com/office/word/2006/wordml" xmlns:wps="http://schemas.microsoft.com/office/word/2010/wordprocessingShape" mc:Ignorable="w14 w15 w16se w16cid w16 w16cex w16sdtdh wp14">
+<w:glossaryDocument xmlns:wpc="http://schemas.microsoft.com/office/word/2010/wordprocessingCanvas" xmlns:cx="http://schemas.microsoft.com/office/drawing/2014/chartex" xmlns:cx1="http://schemas.microsoft.com/office/drawing/2015/9/8/chartex" xmlns:cx2="http://schemas.microsoft.com/office/drawing/2015/10/21/chartex" xmlns:cx3="http://schemas.microsoft.com/office/drawing/2016/5/9/chartex" xmlns:cx4="http://schemas.microsoft.com/office/drawing/2016/5/10/chartex" xmlns:cx5="http://schemas.microsoft.com/office/drawing/2016/5/11/chartex" xmlns:cx6="http://schemas.microsoft.com/office/drawing/2016/5/12/chartex" xmlns:cx7="http://schemas.microsoft.com/office/drawing/2016/5/13/chartex" xmlns:cx8="http://schemas.microsoft.com/office/drawing/2016/5/14/chartex" xmlns:mc="http://schemas.openxmlformats.org/markup-compatibility/2006" xmlns:aink="http://schemas.microsoft.com/office/drawing/2016/ink" xmlns:am3d="http://schemas.microsoft.com/office/drawing/2017/model3d" xmlns:o="urn:schemas-microsoft-com:office:office" xmlns:r="http://schemas.openxmlformats.org/officeDocument/2006/relationships" xmlns:m="http://schemas.openxmlformats.org/officeDocument/2006/math" xmlns:v="urn:schemas-microsoft-com:vml" xmlns:wp14="http://schemas.microsoft.com/office/word/2010/wordprocessingDrawing" xmlns:wp="http://schemas.openxmlformats.org/drawingml/2006/wordprocessingDrawing" xmlns:w10="urn:schemas-microsoft-com:office:word" xmlns:w="http://schemas.openxmlformats.org/wordprocessingml/2006/main" xmlns:w14="http://schemas.microsoft.com/office/word/2010/wordml" xmlns:w15="http://schemas.microsoft.com/office/word/2012/wordml" xmlns:w16cid="http://schemas.microsoft.com/office/word/2016/wordml/cid" xmlns:w16se="http://schemas.microsoft.com/office/word/2015/wordml/symex" xmlns:wpg="http://schemas.microsoft.com/office/word/2010/wordprocessingGroup" xmlns:wpi="http://schemas.microsoft.com/office/word/2010/wordprocessingInk" xmlns:wne="http://schemas.microsoft.com/office/word/2006/wordml" xmlns:wps="http://schemas.microsoft.com/office/word/2010/wordprocessingShape" mc:Ignorable="w14 w15 w16se w16cid wp14">
   <w:docParts>
     <w:docPart>
       <w:docPartPr>
@@ -6810,7 +8148,7 @@
 </file>
 
 <file path=word/glossary/fontTable.xml><?xml version="1.0" encoding="utf-8"?>
-<w:fonts xmlns:mc="http://schemas.openxmlformats.org/markup-compatibility/2006" xmlns:r="http://schemas.openxmlformats.org/officeDocument/2006/relationships" xmlns:w="http://schemas.openxmlformats.org/wordprocessingml/2006/main" xmlns:w14="http://schemas.microsoft.com/office/word/2010/wordml" xmlns:w15="http://schemas.microsoft.com/office/word/2012/wordml" xmlns:w16cex="http://schemas.microsoft.com/office/word/2018/wordml/cex" xmlns:w16cid="http://schemas.microsoft.com/office/word/2016/wordml/cid" xmlns:w16="http://schemas.microsoft.com/office/word/2018/wordml" xmlns:w16sdtdh="http://schemas.microsoft.com/office/word/2020/wordml/sdtdatahash" xmlns:w16se="http://schemas.microsoft.com/office/word/2015/wordml/symex" mc:Ignorable="w14 w15 w16se w16cid w16 w16cex w16sdtdh">
+<w:fonts xmlns:mc="http://schemas.openxmlformats.org/markup-compatibility/2006" xmlns:r="http://schemas.openxmlformats.org/officeDocument/2006/relationships" xmlns:w="http://schemas.openxmlformats.org/wordprocessingml/2006/main" xmlns:w14="http://schemas.microsoft.com/office/word/2010/wordml" xmlns:w15="http://schemas.microsoft.com/office/word/2012/wordml" xmlns:w16cid="http://schemas.microsoft.com/office/word/2016/wordml/cid" xmlns:w16se="http://schemas.microsoft.com/office/word/2015/wordml/symex" mc:Ignorable="w14 w15 w16se w16cid">
   <w:font w:name="Symbol">
     <w:panose1 w:val="05050102010706020507"/>
     <w:charset w:val="02"/>
@@ -6827,7 +8165,7 @@
   </w:font>
   <w:font w:name="Courier New">
     <w:panose1 w:val="02070309020205020404"/>
-    <w:charset w:val="00"/>
+    <w:charset w:val="EE"/>
     <w:family w:val="modern"/>
     <w:pitch w:val="fixed"/>
     <w:sig w:usb0="E0002EFF" w:usb1="C0007843" w:usb2="00000009" w:usb3="00000000" w:csb0="000001FF" w:csb1="00000000"/>
@@ -6841,14 +8179,14 @@
   </w:font>
   <w:font w:name="Calibri">
     <w:panose1 w:val="020F0502020204030204"/>
-    <w:charset w:val="00"/>
+    <w:charset w:val="EE"/>
     <w:family w:val="swiss"/>
     <w:pitch w:val="variable"/>
     <w:sig w:usb0="E4002EFF" w:usb1="C200247B" w:usb2="00000009" w:usb3="00000000" w:csb0="000001FF" w:csb1="00000000"/>
   </w:font>
   <w:font w:name="Calibri Light">
     <w:panose1 w:val="020F0302020204030204"/>
-    <w:charset w:val="00"/>
+    <w:charset w:val="EE"/>
     <w:family w:val="swiss"/>
     <w:pitch w:val="variable"/>
     <w:sig w:usb0="E4002EFF" w:usb1="C200247B" w:usb2="00000009" w:usb3="00000000" w:csb0="000001FF" w:csb1="00000000"/>
@@ -6864,7 +8202,7 @@
 </file>
 
 <file path=word/glossary/settings.xml><?xml version="1.0" encoding="utf-8"?>
-<w:settings xmlns:mc="http://schemas.openxmlformats.org/markup-compatibility/2006" xmlns:o="urn:schemas-microsoft-com:office:office" xmlns:r="http://schemas.openxmlformats.org/officeDocument/2006/relationships" xmlns:m="http://schemas.openxmlformats.org/officeDocument/2006/math" xmlns:v="urn:schemas-microsoft-com:vml" xmlns:w10="urn:schemas-microsoft-com:office:word" xmlns:w="http://schemas.openxmlformats.org/wordprocessingml/2006/main" xmlns:w14="http://schemas.microsoft.com/office/word/2010/wordml" xmlns:w15="http://schemas.microsoft.com/office/word/2012/wordml" xmlns:w16cex="http://schemas.microsoft.com/office/word/2018/wordml/cex" xmlns:w16cid="http://schemas.microsoft.com/office/word/2016/wordml/cid" xmlns:w16="http://schemas.microsoft.com/office/word/2018/wordml" xmlns:w16sdtdh="http://schemas.microsoft.com/office/word/2020/wordml/sdtdatahash" xmlns:w16se="http://schemas.microsoft.com/office/word/2015/wordml/symex" xmlns:sl="http://schemas.openxmlformats.org/schemaLibrary/2006/main" mc:Ignorable="w14 w15 w16se w16cid w16 w16cex w16sdtdh">
+<w:settings xmlns:mc="http://schemas.openxmlformats.org/markup-compatibility/2006" xmlns:o="urn:schemas-microsoft-com:office:office" xmlns:r="http://schemas.openxmlformats.org/officeDocument/2006/relationships" xmlns:m="http://schemas.openxmlformats.org/officeDocument/2006/math" xmlns:v="urn:schemas-microsoft-com:vml" xmlns:w10="urn:schemas-microsoft-com:office:word" xmlns:w="http://schemas.openxmlformats.org/wordprocessingml/2006/main" xmlns:w14="http://schemas.microsoft.com/office/word/2010/wordml" xmlns:w15="http://schemas.microsoft.com/office/word/2012/wordml" xmlns:w16cid="http://schemas.microsoft.com/office/word/2016/wordml/cid" xmlns:w16se="http://schemas.microsoft.com/office/word/2015/wordml/symex" xmlns:sl="http://schemas.openxmlformats.org/schemaLibrary/2006/main" mc:Ignorable="w14 w15 w16se w16cid">
   <w:view w:val="normal"/>
   <w:defaultTabStop w:val="708"/>
   <w:hyphenationZone w:val="425"/>
@@ -6886,6 +8224,7 @@
     <w:rsid w:val="001E0945"/>
     <w:rsid w:val="002838D2"/>
     <w:rsid w:val="004041B5"/>
+    <w:rsid w:val="00722E1A"/>
     <w:rsid w:val="007E7CBF"/>
     <w:rsid w:val="008435C4"/>
     <w:rsid w:val="00890334"/>
@@ -6918,7 +8257,7 @@
 </file>
 
 <file path=word/glossary/styles.xml><?xml version="1.0" encoding="utf-8"?>
-<w:styles xmlns:mc="http://schemas.openxmlformats.org/markup-compatibility/2006" xmlns:r="http://schemas.openxmlformats.org/officeDocument/2006/relationships" xmlns:w="http://schemas.openxmlformats.org/wordprocessingml/2006/main" xmlns:w14="http://schemas.microsoft.com/office/word/2010/wordml" xmlns:w15="http://schemas.microsoft.com/office/word/2012/wordml" xmlns:w16cex="http://schemas.microsoft.com/office/word/2018/wordml/cex" xmlns:w16cid="http://schemas.microsoft.com/office/word/2016/wordml/cid" xmlns:w16="http://schemas.microsoft.com/office/word/2018/wordml" xmlns:w16sdtdh="http://schemas.microsoft.com/office/word/2020/wordml/sdtdatahash" xmlns:w16se="http://schemas.microsoft.com/office/word/2015/wordml/symex" mc:Ignorable="w14 w15 w16se w16cid w16 w16cex w16sdtdh">
+<w:styles xmlns:mc="http://schemas.openxmlformats.org/markup-compatibility/2006" xmlns:r="http://schemas.openxmlformats.org/officeDocument/2006/relationships" xmlns:w="http://schemas.openxmlformats.org/wordprocessingml/2006/main" xmlns:w14="http://schemas.microsoft.com/office/word/2010/wordml" xmlns:w15="http://schemas.microsoft.com/office/word/2012/wordml" xmlns:w16cid="http://schemas.microsoft.com/office/word/2016/wordml/cid" xmlns:w16se="http://schemas.microsoft.com/office/word/2015/wordml/symex" mc:Ignorable="w14 w15 w16se w16cid">
   <w:docDefaults>
     <w:rPrDefault>
       <w:rPr>
@@ -6934,7 +8273,7 @@
       </w:pPr>
     </w:pPrDefault>
   </w:docDefaults>
-  <w:latentStyles w:defLockedState="0" w:defUIPriority="99" w:defSemiHidden="0" w:defUnhideWhenUsed="0" w:defQFormat="0" w:count="376">
+  <w:latentStyles w:defLockedState="0" w:defUIPriority="99" w:defSemiHidden="0" w:defUnhideWhenUsed="0" w:defQFormat="0" w:count="375">
     <w:lsdException w:name="Normal" w:uiPriority="0" w:qFormat="1"/>
     <w:lsdException w:name="heading 1" w:uiPriority="9" w:qFormat="1"/>
     <w:lsdException w:name="heading 2" w:semiHidden="1" w:uiPriority="9" w:unhideWhenUsed="1" w:qFormat="1"/>
@@ -7310,19 +8649,18 @@
     <w:lsdException w:name="Smart Hyperlink" w:semiHidden="1" w:unhideWhenUsed="1"/>
     <w:lsdException w:name="Hashtag" w:semiHidden="1" w:unhideWhenUsed="1"/>
     <w:lsdException w:name="Unresolved Mention" w:semiHidden="1" w:unhideWhenUsed="1"/>
-    <w:lsdException w:name="Smart Link" w:semiHidden="1" w:unhideWhenUsed="1"/>
   </w:latentStyles>
-  <w:style w:type="paragraph" w:default="1" w:styleId="Normal">
+  <w:style w:type="paragraph" w:default="1" w:styleId="Norml">
     <w:name w:val="Normal"/>
     <w:qFormat/>
   </w:style>
-  <w:style w:type="character" w:default="1" w:styleId="DefaultParagraphFont">
+  <w:style w:type="character" w:default="1" w:styleId="Bekezdsalapbettpusa">
     <w:name w:val="Default Paragraph Font"/>
     <w:uiPriority w:val="1"/>
     <w:semiHidden/>
     <w:unhideWhenUsed/>
   </w:style>
-  <w:style w:type="table" w:default="1" w:styleId="TableNormal">
+  <w:style w:type="table" w:default="1" w:styleId="Normltblzat">
     <w:name w:val="Normal Table"/>
     <w:uiPriority w:val="99"/>
     <w:semiHidden/>
@@ -7337,7 +8675,7 @@
       </w:tblCellMar>
     </w:tblPr>
   </w:style>
-  <w:style w:type="numbering" w:default="1" w:styleId="NoList">
+  <w:style w:type="numbering" w:default="1" w:styleId="Nemlista">
     <w:name w:val="No List"/>
     <w:uiPriority w:val="99"/>
     <w:semiHidden/>
@@ -7351,7 +8689,7 @@
 </file>
 
 <file path=word/glossary/webSettings.xml><?xml version="1.0" encoding="utf-8"?>
-<w:webSettings xmlns:mc="http://schemas.openxmlformats.org/markup-compatibility/2006" xmlns:r="http://schemas.openxmlformats.org/officeDocument/2006/relationships" xmlns:w="http://schemas.openxmlformats.org/wordprocessingml/2006/main" xmlns:w14="http://schemas.microsoft.com/office/word/2010/wordml" xmlns:w15="http://schemas.microsoft.com/office/word/2012/wordml" xmlns:w16cex="http://schemas.microsoft.com/office/word/2018/wordml/cex" xmlns:w16cid="http://schemas.microsoft.com/office/word/2016/wordml/cid" xmlns:w16="http://schemas.microsoft.com/office/word/2018/wordml" xmlns:w16sdtdh="http://schemas.microsoft.com/office/word/2020/wordml/sdtdatahash" xmlns:w16se="http://schemas.microsoft.com/office/word/2015/wordml/symex" mc:Ignorable="w14 w15 w16se w16cid w16 w16cex w16sdtdh">
+<w:webSettings xmlns:mc="http://schemas.openxmlformats.org/markup-compatibility/2006" xmlns:r="http://schemas.openxmlformats.org/officeDocument/2006/relationships" xmlns:w="http://schemas.openxmlformats.org/wordprocessingml/2006/main" xmlns:w14="http://schemas.microsoft.com/office/word/2010/wordml" xmlns:w15="http://schemas.microsoft.com/office/word/2012/wordml" xmlns:w16cid="http://schemas.microsoft.com/office/word/2016/wordml/cid" xmlns:w16se="http://schemas.microsoft.com/office/word/2015/wordml/symex" mc:Ignorable="w14 w15 w16se w16cid">
   <w:optimizeForBrowser/>
   <w:allowPNG/>
 </w:webSettings>
@@ -7657,7 +8995,7 @@
 </file>
 
 <file path=customXml/itemProps1.xml><?xml version="1.0" encoding="utf-8"?>
-<ds:datastoreItem xmlns:ds="http://schemas.openxmlformats.org/officeDocument/2006/customXml" ds:itemID="{276FAAE2-DEAF-4E8C-AD53-4D827F83226B}">
+<ds:datastoreItem xmlns:ds="http://schemas.openxmlformats.org/officeDocument/2006/customXml" ds:itemID="{3F3FB911-6E3C-4A92-B87D-27359A730D53}">
   <ds:schemaRefs>
     <ds:schemaRef ds:uri="http://schemas.openxmlformats.org/officeDocument/2006/bibliography"/>
   </ds:schemaRefs>

--- a/FeladatRadar_Reszletes_Funkcio_Leiras.docx
+++ b/FeladatRadar_Reszletes_Funkcio_Leiras.docx
@@ -1,10 +1,10 @@
 
 <file path=word/document.xml><?xml version="1.0" encoding="utf-8"?>
-<w:document xmlns:wpc="http://schemas.microsoft.com/office/word/2010/wordprocessingCanvas" xmlns:cx="http://schemas.microsoft.com/office/drawing/2014/chartex" xmlns:cx1="http://schemas.microsoft.com/office/drawing/2015/9/8/chartex" xmlns:cx2="http://schemas.microsoft.com/office/drawing/2015/10/21/chartex" xmlns:cx3="http://schemas.microsoft.com/office/drawing/2016/5/9/chartex" xmlns:cx4="http://schemas.microsoft.com/office/drawing/2016/5/10/chartex" xmlns:cx5="http://schemas.microsoft.com/office/drawing/2016/5/11/chartex" xmlns:cx6="http://schemas.microsoft.com/office/drawing/2016/5/12/chartex" xmlns:cx7="http://schemas.microsoft.com/office/drawing/2016/5/13/chartex" xmlns:cx8="http://schemas.microsoft.com/office/drawing/2016/5/14/chartex" xmlns:mc="http://schemas.openxmlformats.org/markup-compatibility/2006" xmlns:aink="http://schemas.microsoft.com/office/drawing/2016/ink" xmlns:am3d="http://schemas.microsoft.com/office/drawing/2017/model3d" xmlns:o="urn:schemas-microsoft-com:office:office" xmlns:r="http://schemas.openxmlformats.org/officeDocument/2006/relationships" xmlns:m="http://schemas.openxmlformats.org/officeDocument/2006/math" xmlns:v="urn:schemas-microsoft-com:vml" xmlns:wp14="http://schemas.microsoft.com/office/word/2010/wordprocessingDrawing" xmlns:wp="http://schemas.openxmlformats.org/drawingml/2006/wordprocessingDrawing" xmlns:w10="urn:schemas-microsoft-com:office:word" xmlns:w="http://schemas.openxmlformats.org/wordprocessingml/2006/main" xmlns:w14="http://schemas.microsoft.com/office/word/2010/wordml" xmlns:w15="http://schemas.microsoft.com/office/word/2012/wordml" xmlns:w16cid="http://schemas.microsoft.com/office/word/2016/wordml/cid" xmlns:w16se="http://schemas.microsoft.com/office/word/2015/wordml/symex" xmlns:wpg="http://schemas.microsoft.com/office/word/2010/wordprocessingGroup" xmlns:wpi="http://schemas.microsoft.com/office/word/2010/wordprocessingInk" xmlns:wne="http://schemas.microsoft.com/office/word/2006/wordml" xmlns:wps="http://schemas.microsoft.com/office/word/2010/wordprocessingShape" mc:Ignorable="w14 w15 w16se w16cid wp14">
+<w:document xmlns:wpc="http://schemas.microsoft.com/office/word/2010/wordprocessingCanvas" xmlns:cx="http://schemas.microsoft.com/office/drawing/2014/chartex" xmlns:cx1="http://schemas.microsoft.com/office/drawing/2015/9/8/chartex" xmlns:cx2="http://schemas.microsoft.com/office/drawing/2015/10/21/chartex" xmlns:cx3="http://schemas.microsoft.com/office/drawing/2016/5/9/chartex" xmlns:cx4="http://schemas.microsoft.com/office/drawing/2016/5/10/chartex" xmlns:cx5="http://schemas.microsoft.com/office/drawing/2016/5/11/chartex" xmlns:cx6="http://schemas.microsoft.com/office/drawing/2016/5/12/chartex" xmlns:cx7="http://schemas.microsoft.com/office/drawing/2016/5/13/chartex" xmlns:cx8="http://schemas.microsoft.com/office/drawing/2016/5/14/chartex" xmlns:mc="http://schemas.openxmlformats.org/markup-compatibility/2006" xmlns:aink="http://schemas.microsoft.com/office/drawing/2016/ink" xmlns:am3d="http://schemas.microsoft.com/office/drawing/2017/model3d" xmlns:o="urn:schemas-microsoft-com:office:office" xmlns:r="http://schemas.openxmlformats.org/officeDocument/2006/relationships" xmlns:m="http://schemas.openxmlformats.org/officeDocument/2006/math" xmlns:v="urn:schemas-microsoft-com:vml" xmlns:wp14="http://schemas.microsoft.com/office/word/2010/wordprocessingDrawing" xmlns:wp="http://schemas.openxmlformats.org/drawingml/2006/wordprocessingDrawing" xmlns:w10="urn:schemas-microsoft-com:office:word" xmlns:w="http://schemas.openxmlformats.org/wordprocessingml/2006/main" xmlns:w14="http://schemas.microsoft.com/office/word/2010/wordml" xmlns:w15="http://schemas.microsoft.com/office/word/2012/wordml" xmlns:w16cex="http://schemas.microsoft.com/office/word/2018/wordml/cex" xmlns:w16cid="http://schemas.microsoft.com/office/word/2016/wordml/cid" xmlns:w16="http://schemas.microsoft.com/office/word/2018/wordml" xmlns:w16sdtdh="http://schemas.microsoft.com/office/word/2020/wordml/sdtdatahash" xmlns:w16se="http://schemas.microsoft.com/office/word/2015/wordml/symex" xmlns:wpg="http://schemas.microsoft.com/office/word/2010/wordprocessingGroup" xmlns:wpi="http://schemas.microsoft.com/office/word/2010/wordprocessingInk" xmlns:wne="http://schemas.microsoft.com/office/word/2006/wordml" xmlns:wps="http://schemas.microsoft.com/office/word/2010/wordprocessingShape" mc:Ignorable="w14 w15 w16se w16cid w16 w16cex w16sdtdh wp14">
   <w:body>
     <w:p>
       <w:pPr>
-        <w:pStyle w:val="Cmsor1"/>
+        <w:pStyle w:val="Heading1"/>
         <w:jc w:val="both"/>
         <w:rPr>
           <w:rFonts w:cstheme="minorHAnsi"/>
@@ -43,7 +43,7 @@
       <w:sdtContent>
         <w:p>
           <w:pPr>
-            <w:pStyle w:val="Tartalomjegyzkcmsora"/>
+            <w:pStyle w:val="TOCHeading"/>
             <w:jc w:val="both"/>
             <w:rPr>
               <w:rFonts w:asciiTheme="minorHAnsi" w:hAnsiTheme="minorHAnsi" w:cstheme="minorHAnsi"/>
@@ -58,7 +58,7 @@
         </w:p>
         <w:p>
           <w:pPr>
-            <w:pStyle w:val="TJ1"/>
+            <w:pStyle w:val="TOC1"/>
             <w:tabs>
               <w:tab w:val="right" w:leader="dot" w:pos="9062"/>
             </w:tabs>
@@ -89,7 +89,7 @@
           <w:hyperlink w:anchor="_Toc223686757" w:history="1">
             <w:r>
               <w:rPr>
-                <w:rStyle w:val="Hiperhivatkozs"/>
+                <w:rStyle w:val="Hyperlink"/>
                 <w:rFonts w:cstheme="minorHAnsi"/>
                 <w:noProof/>
               </w:rPr>
@@ -147,7 +147,7 @@
         </w:p>
         <w:p>
           <w:pPr>
-            <w:pStyle w:val="TJ1"/>
+            <w:pStyle w:val="TOC1"/>
             <w:tabs>
               <w:tab w:val="right" w:leader="dot" w:pos="9062"/>
             </w:tabs>
@@ -160,7 +160,7 @@
           <w:hyperlink w:anchor="_Toc223686758" w:history="1">
             <w:r>
               <w:rPr>
-                <w:rStyle w:val="Hiperhivatkozs"/>
+                <w:rStyle w:val="Hyperlink"/>
                 <w:rFonts w:cstheme="minorHAnsi"/>
                 <w:noProof/>
               </w:rPr>
@@ -218,7 +218,7 @@
         </w:p>
         <w:p>
           <w:pPr>
-            <w:pStyle w:val="TJ2"/>
+            <w:pStyle w:val="TOC2"/>
             <w:tabs>
               <w:tab w:val="right" w:leader="dot" w:pos="9062"/>
             </w:tabs>
@@ -231,7 +231,7 @@
           <w:hyperlink w:anchor="_Toc223686759" w:history="1">
             <w:r>
               <w:rPr>
-                <w:rStyle w:val="Hiperhivatkozs"/>
+                <w:rStyle w:val="Hyperlink"/>
                 <w:noProof/>
               </w:rPr>
               <w:t>1.1 Projekt célja</w:t>
@@ -288,7 +288,7 @@
         </w:p>
         <w:p>
           <w:pPr>
-            <w:pStyle w:val="TJ2"/>
+            <w:pStyle w:val="TOC2"/>
             <w:tabs>
               <w:tab w:val="right" w:leader="dot" w:pos="9062"/>
             </w:tabs>
@@ -301,7 +301,7 @@
           <w:hyperlink w:anchor="_Toc223686760" w:history="1">
             <w:r>
               <w:rPr>
-                <w:rStyle w:val="Hiperhivatkozs"/>
+                <w:rStyle w:val="Hyperlink"/>
                 <w:noProof/>
               </w:rPr>
               <w:t>1.2 Témaválasztás indoklása</w:t>
@@ -358,7 +358,7 @@
         </w:p>
         <w:p>
           <w:pPr>
-            <w:pStyle w:val="TJ2"/>
+            <w:pStyle w:val="TOC2"/>
             <w:tabs>
               <w:tab w:val="right" w:leader="dot" w:pos="9062"/>
             </w:tabs>
@@ -371,7 +371,7 @@
           <w:hyperlink w:anchor="_Toc223686761" w:history="1">
             <w:r>
               <w:rPr>
-                <w:rStyle w:val="Hiperhivatkozs"/>
+                <w:rStyle w:val="Hyperlink"/>
                 <w:noProof/>
               </w:rPr>
               <w:t>1.3 Célközönség</w:t>
@@ -428,7 +428,7 @@
         </w:p>
         <w:p>
           <w:pPr>
-            <w:pStyle w:val="TJ2"/>
+            <w:pStyle w:val="TOC2"/>
             <w:tabs>
               <w:tab w:val="right" w:leader="dot" w:pos="9062"/>
             </w:tabs>
@@ -441,7 +441,7 @@
           <w:hyperlink w:anchor="_Toc223686762" w:history="1">
             <w:r>
               <w:rPr>
-                <w:rStyle w:val="Hiperhivatkozs"/>
+                <w:rStyle w:val="Hyperlink"/>
                 <w:noProof/>
               </w:rPr>
               <w:t>1.4 Csoport tagjai és munkamegosztás</w:t>
@@ -498,7 +498,7 @@
         </w:p>
         <w:p>
           <w:pPr>
-            <w:pStyle w:val="TJ3"/>
+            <w:pStyle w:val="TOC3"/>
             <w:tabs>
               <w:tab w:val="right" w:leader="dot" w:pos="9062"/>
             </w:tabs>
@@ -511,7 +511,7 @@
           <w:hyperlink w:anchor="_Toc223686763" w:history="1">
             <w:r>
               <w:rPr>
-                <w:rStyle w:val="Hiperhivatkozs"/>
+                <w:rStyle w:val="Hyperlink"/>
                 <w:noProof/>
               </w:rPr>
               <w:t>1.4.1 Tarcsányi Csongor Márk feladatai</w:t>
@@ -568,7 +568,7 @@
         </w:p>
         <w:p>
           <w:pPr>
-            <w:pStyle w:val="TJ3"/>
+            <w:pStyle w:val="TOC3"/>
             <w:tabs>
               <w:tab w:val="right" w:leader="dot" w:pos="9062"/>
             </w:tabs>
@@ -581,7 +581,7 @@
           <w:hyperlink w:anchor="_Toc223686764" w:history="1">
             <w:r>
               <w:rPr>
-                <w:rStyle w:val="Hiperhivatkozs"/>
+                <w:rStyle w:val="Hyperlink"/>
                 <w:noProof/>
               </w:rPr>
               <w:t>1.4.2 Lőrincz Antal feladatai</w:t>
@@ -638,7 +638,7 @@
         </w:p>
         <w:p>
           <w:pPr>
-            <w:pStyle w:val="TJ3"/>
+            <w:pStyle w:val="TOC3"/>
             <w:tabs>
               <w:tab w:val="right" w:leader="dot" w:pos="9062"/>
             </w:tabs>
@@ -651,7 +651,7 @@
           <w:hyperlink w:anchor="_Toc223686765" w:history="1">
             <w:r>
               <w:rPr>
-                <w:rStyle w:val="Hiperhivatkozs"/>
+                <w:rStyle w:val="Hyperlink"/>
                 <w:noProof/>
               </w:rPr>
               <w:t>1.4.3 Le Tuan Anh (Róbert) feladatai</w:t>
@@ -708,7 +708,7 @@
         </w:p>
         <w:p>
           <w:pPr>
-            <w:pStyle w:val="TJ3"/>
+            <w:pStyle w:val="TOC3"/>
             <w:tabs>
               <w:tab w:val="right" w:leader="dot" w:pos="9062"/>
             </w:tabs>
@@ -721,7 +721,7 @@
           <w:hyperlink w:anchor="_Toc223686766" w:history="1">
             <w:r>
               <w:rPr>
-                <w:rStyle w:val="Hiperhivatkozs"/>
+                <w:rStyle w:val="Hyperlink"/>
                 <w:noProof/>
               </w:rPr>
               <w:t>1.4.4 Közös fejlesztések</w:t>
@@ -778,7 +778,7 @@
         </w:p>
         <w:p>
           <w:pPr>
-            <w:pStyle w:val="TJ2"/>
+            <w:pStyle w:val="TOC2"/>
             <w:tabs>
               <w:tab w:val="right" w:leader="dot" w:pos="9062"/>
             </w:tabs>
@@ -791,7 +791,7 @@
           <w:hyperlink w:anchor="_Toc223686767" w:history="1">
             <w:r>
               <w:rPr>
-                <w:rStyle w:val="Hiperhivatkozs"/>
+                <w:rStyle w:val="Hyperlink"/>
                 <w:noProof/>
               </w:rPr>
               <w:t>1.5 Szükséges adatok a megvalósításhoz</w:t>
@@ -848,7 +848,7 @@
         </w:p>
         <w:p>
           <w:pPr>
-            <w:pStyle w:val="TJ1"/>
+            <w:pStyle w:val="TOC1"/>
             <w:tabs>
               <w:tab w:val="right" w:leader="dot" w:pos="9062"/>
             </w:tabs>
@@ -861,7 +861,7 @@
           <w:hyperlink w:anchor="_Toc223686768" w:history="1">
             <w:r>
               <w:rPr>
-                <w:rStyle w:val="Hiperhivatkozs"/>
+                <w:rStyle w:val="Hyperlink"/>
                 <w:rFonts w:cstheme="minorHAnsi"/>
                 <w:noProof/>
                 <w:lang w:eastAsia="hu-HU"/>
@@ -920,7 +920,7 @@
         </w:p>
         <w:p>
           <w:pPr>
-            <w:pStyle w:val="TJ2"/>
+            <w:pStyle w:val="TOC2"/>
             <w:tabs>
               <w:tab w:val="right" w:leader="dot" w:pos="9062"/>
             </w:tabs>
@@ -933,7 +933,7 @@
           <w:hyperlink w:anchor="_Toc223686769" w:history="1">
             <w:r>
               <w:rPr>
-                <w:rStyle w:val="Hiperhivatkozs"/>
+                <w:rStyle w:val="Hyperlink"/>
                 <w:noProof/>
               </w:rPr>
               <w:t>2.1 Alkalmazás áttekintés</w:t>
@@ -990,7 +990,7 @@
         </w:p>
         <w:p>
           <w:pPr>
-            <w:pStyle w:val="TJ2"/>
+            <w:pStyle w:val="TOC2"/>
             <w:tabs>
               <w:tab w:val="right" w:leader="dot" w:pos="9062"/>
             </w:tabs>
@@ -1003,7 +1003,7 @@
           <w:hyperlink w:anchor="_Toc223686770" w:history="1">
             <w:r>
               <w:rPr>
-                <w:rStyle w:val="Hiperhivatkozs"/>
+                <w:rStyle w:val="Hyperlink"/>
                 <w:noProof/>
               </w:rPr>
               <w:t>2.2 Felhasznált szoftverek</w:t>
@@ -1060,7 +1060,7 @@
         </w:p>
         <w:p>
           <w:pPr>
-            <w:pStyle w:val="TJ2"/>
+            <w:pStyle w:val="TOC2"/>
             <w:tabs>
               <w:tab w:val="right" w:leader="dot" w:pos="9062"/>
             </w:tabs>
@@ -1073,7 +1073,7 @@
           <w:hyperlink w:anchor="_Toc223686771" w:history="1">
             <w:r>
               <w:rPr>
-                <w:rStyle w:val="Hiperhivatkozs"/>
+                <w:rStyle w:val="Hyperlink"/>
                 <w:noProof/>
               </w:rPr>
               <w:t>2.3 Github</w:t>
@@ -1130,7 +1130,7 @@
         </w:p>
         <w:p>
           <w:pPr>
-            <w:pStyle w:val="TJ2"/>
+            <w:pStyle w:val="TOC2"/>
             <w:tabs>
               <w:tab w:val="right" w:leader="dot" w:pos="9062"/>
             </w:tabs>
@@ -1143,7 +1143,7 @@
           <w:hyperlink w:anchor="_Toc223686772" w:history="1">
             <w:r>
               <w:rPr>
-                <w:rStyle w:val="Hiperhivatkozs"/>
+                <w:rStyle w:val="Hyperlink"/>
                 <w:noProof/>
               </w:rPr>
               <w:t>2.4 Fő funkciók</w:t>
@@ -1232,7 +1232,7 @@
     </w:p>
     <w:p>
       <w:pPr>
-        <w:pStyle w:val="Cmsor1"/>
+        <w:pStyle w:val="Heading1"/>
         <w:jc w:val="both"/>
         <w:rPr>
           <w:rFonts w:cstheme="minorHAnsi"/>
@@ -1250,18 +1250,18 @@
     </w:p>
     <w:p>
       <w:pPr>
-        <w:pStyle w:val="NormlWeb"/>
+        <w:pStyle w:val="NormalWeb"/>
         <w:spacing w:line="400" w:lineRule="exact"/>
         <w:jc w:val="both"/>
         <w:rPr>
-          <w:rStyle w:val="Cmsor2Char"/>
+          <w:rStyle w:val="Heading2Char"/>
           <w:rFonts w:asciiTheme="minorHAnsi" w:hAnsiTheme="minorHAnsi"/>
         </w:rPr>
       </w:pPr>
       <w:bookmarkStart w:id="2" w:name="_Toc223686759"/>
       <w:r>
         <w:rPr>
-          <w:rStyle w:val="Cmsor2Char"/>
+          <w:rStyle w:val="Heading2Char"/>
           <w:rFonts w:asciiTheme="minorHAnsi" w:hAnsiTheme="minorHAnsi"/>
         </w:rPr>
         <w:t>1.1 Projekt célja</w:t>
@@ -1270,7 +1270,7 @@
     </w:p>
     <w:p>
       <w:pPr>
-        <w:pStyle w:val="NormlWeb"/>
+        <w:pStyle w:val="NormalWeb"/>
         <w:spacing w:line="360" w:lineRule="auto"/>
         <w:jc w:val="both"/>
         <w:rPr>
@@ -1285,7 +1285,7 @@
       </w:r>
       <w:r>
         <w:rPr>
-          <w:rStyle w:val="Kiemels2"/>
+          <w:rStyle w:val="Strong"/>
           <w:rFonts w:asciiTheme="minorHAnsi" w:hAnsiTheme="minorHAnsi" w:cstheme="minorHAnsi"/>
         </w:rPr>
         <w:t>diákok és tanárok számára készült online naptár- és feladatkezelő platform</w:t>
@@ -1311,13 +1311,13 @@
     </w:p>
     <w:p>
       <w:pPr>
-        <w:pStyle w:val="Cmsor2"/>
+        <w:pStyle w:val="Heading2"/>
         <w:jc w:val="both"/>
       </w:pPr>
       <w:bookmarkStart w:id="3" w:name="_Toc223686760"/>
       <w:r>
         <w:rPr>
-          <w:rStyle w:val="Kiemels2"/>
+          <w:rStyle w:val="Strong"/>
           <w:b w:val="0"/>
           <w:bCs w:val="0"/>
         </w:rPr>
@@ -1397,13 +1397,13 @@
     </w:p>
     <w:p>
       <w:pPr>
-        <w:pStyle w:val="Cmsor2"/>
+        <w:pStyle w:val="Heading2"/>
         <w:jc w:val="both"/>
       </w:pPr>
       <w:bookmarkStart w:id="4" w:name="_Toc223686761"/>
       <w:r>
         <w:rPr>
-          <w:rStyle w:val="Kiemels2"/>
+          <w:rStyle w:val="Strong"/>
           <w:b w:val="0"/>
           <w:bCs w:val="0"/>
         </w:rPr>
@@ -1413,7 +1413,7 @@
     </w:p>
     <w:p>
       <w:pPr>
-        <w:pStyle w:val="NormlWeb"/>
+        <w:pStyle w:val="NormalWeb"/>
         <w:spacing w:line="360" w:lineRule="auto"/>
         <w:jc w:val="both"/>
         <w:rPr>
@@ -1437,7 +1437,7 @@
       <w:bookmarkStart w:id="5" w:name="_Toc223686762"/>
       <w:r>
         <w:rPr>
-          <w:rStyle w:val="Cmsor2Char"/>
+          <w:rStyle w:val="Heading2Char"/>
           <w:rFonts w:eastAsiaTheme="minorHAnsi"/>
         </w:rPr>
         <w:t>1.4 Csoport tagjai és munkamegosztás</w:t>
@@ -1446,7 +1446,7 @@
     </w:p>
     <w:p>
       <w:pPr>
-        <w:pStyle w:val="NormlWeb"/>
+        <w:pStyle w:val="NormalWeb"/>
         <w:spacing w:line="360" w:lineRule="auto"/>
         <w:jc w:val="both"/>
         <w:rPr>
@@ -1462,7 +1462,7 @@
     </w:p>
     <w:p>
       <w:pPr>
-        <w:pStyle w:val="Cmsor3"/>
+        <w:pStyle w:val="Heading3"/>
         <w:jc w:val="both"/>
       </w:pPr>
       <w:bookmarkStart w:id="6" w:name="_Toc223686763"/>
@@ -1473,7 +1473,7 @@
     </w:p>
     <w:p>
       <w:pPr>
-        <w:pStyle w:val="Listaszerbekezds"/>
+        <w:pStyle w:val="ListParagraph"/>
         <w:numPr>
           <w:ilvl w:val="0"/>
           <w:numId w:val="2"/>
@@ -1528,7 +1528,7 @@
     </w:p>
     <w:p>
       <w:pPr>
-        <w:pStyle w:val="Listaszerbekezds"/>
+        <w:pStyle w:val="ListParagraph"/>
         <w:numPr>
           <w:ilvl w:val="0"/>
           <w:numId w:val="2"/>
@@ -1583,7 +1583,7 @@
     </w:p>
     <w:p>
       <w:pPr>
-        <w:pStyle w:val="Listaszerbekezds"/>
+        <w:pStyle w:val="ListParagraph"/>
         <w:numPr>
           <w:ilvl w:val="0"/>
           <w:numId w:val="2"/>
@@ -1606,7 +1606,7 @@
     </w:p>
     <w:p>
       <w:pPr>
-        <w:pStyle w:val="Cmsor3"/>
+        <w:pStyle w:val="Heading3"/>
         <w:jc w:val="both"/>
       </w:pPr>
       <w:bookmarkStart w:id="7" w:name="_Toc223686764"/>
@@ -1617,7 +1617,7 @@
     </w:p>
     <w:p>
       <w:pPr>
-        <w:pStyle w:val="Listaszerbekezds"/>
+        <w:pStyle w:val="ListParagraph"/>
         <w:numPr>
           <w:ilvl w:val="0"/>
           <w:numId w:val="4"/>
@@ -1640,7 +1640,7 @@
     </w:p>
     <w:p>
       <w:pPr>
-        <w:pStyle w:val="Listaszerbekezds"/>
+        <w:pStyle w:val="ListParagraph"/>
         <w:numPr>
           <w:ilvl w:val="0"/>
           <w:numId w:val="3"/>
@@ -1663,7 +1663,7 @@
     </w:p>
     <w:p>
       <w:pPr>
-        <w:pStyle w:val="Listaszerbekezds"/>
+        <w:pStyle w:val="ListParagraph"/>
         <w:jc w:val="both"/>
         <w:rPr>
           <w:rFonts w:cstheme="minorHAnsi"/>
@@ -1672,7 +1672,7 @@
     </w:p>
     <w:p>
       <w:pPr>
-        <w:pStyle w:val="Listaszerbekezds"/>
+        <w:pStyle w:val="ListParagraph"/>
         <w:jc w:val="both"/>
         <w:rPr>
           <w:rFonts w:cstheme="minorHAnsi"/>
@@ -1681,7 +1681,7 @@
     </w:p>
     <w:p>
       <w:pPr>
-        <w:pStyle w:val="Cmsor3"/>
+        <w:pStyle w:val="Heading3"/>
         <w:jc w:val="both"/>
       </w:pPr>
       <w:bookmarkStart w:id="8" w:name="_Toc223686765"/>
@@ -1693,7 +1693,7 @@
     </w:p>
     <w:p>
       <w:pPr>
-        <w:pStyle w:val="Listaszerbekezds"/>
+        <w:pStyle w:val="ListParagraph"/>
         <w:numPr>
           <w:ilvl w:val="0"/>
           <w:numId w:val="3"/>
@@ -1732,7 +1732,7 @@
     </w:p>
     <w:p>
       <w:pPr>
-        <w:pStyle w:val="Listaszerbekezds"/>
+        <w:pStyle w:val="ListParagraph"/>
         <w:numPr>
           <w:ilvl w:val="0"/>
           <w:numId w:val="3"/>
@@ -1755,7 +1755,7 @@
     </w:p>
     <w:p>
       <w:pPr>
-        <w:pStyle w:val="Listaszerbekezds"/>
+        <w:pStyle w:val="ListParagraph"/>
         <w:numPr>
           <w:ilvl w:val="0"/>
           <w:numId w:val="3"/>
@@ -1778,7 +1778,7 @@
     </w:p>
     <w:p>
       <w:pPr>
-        <w:pStyle w:val="Listaszerbekezds"/>
+        <w:pStyle w:val="ListParagraph"/>
         <w:jc w:val="both"/>
         <w:rPr>
           <w:rFonts w:cstheme="minorHAnsi"/>
@@ -1787,7 +1787,7 @@
     </w:p>
     <w:p>
       <w:pPr>
-        <w:pStyle w:val="Cmsor3"/>
+        <w:pStyle w:val="Heading3"/>
         <w:jc w:val="both"/>
       </w:pPr>
       <w:bookmarkStart w:id="9" w:name="_Toc223686766"/>
@@ -1798,7 +1798,7 @@
     </w:p>
     <w:p>
       <w:pPr>
-        <w:pStyle w:val="NormlWeb"/>
+        <w:pStyle w:val="NormalWeb"/>
         <w:numPr>
           <w:ilvl w:val="0"/>
           <w:numId w:val="6"/>
@@ -1817,7 +1817,7 @@
     </w:p>
     <w:p>
       <w:pPr>
-        <w:pStyle w:val="NormlWeb"/>
+        <w:pStyle w:val="NormalWeb"/>
         <w:numPr>
           <w:ilvl w:val="0"/>
           <w:numId w:val="6"/>
@@ -1836,7 +1836,7 @@
     </w:p>
     <w:p>
       <w:pPr>
-        <w:pStyle w:val="NormlWeb"/>
+        <w:pStyle w:val="NormalWeb"/>
         <w:numPr>
           <w:ilvl w:val="0"/>
           <w:numId w:val="6"/>
@@ -1863,7 +1863,7 @@
     </w:p>
     <w:p>
       <w:pPr>
-        <w:pStyle w:val="Cmsor2"/>
+        <w:pStyle w:val="Heading2"/>
         <w:jc w:val="both"/>
       </w:pPr>
       <w:bookmarkStart w:id="10" w:name="_Toc223686767"/>
@@ -1997,7 +1997,7 @@
     </w:p>
     <w:p>
       <w:pPr>
-        <w:pStyle w:val="Cmsor1"/>
+        <w:pStyle w:val="Heading1"/>
         <w:jc w:val="both"/>
         <w:rPr>
           <w:rFonts w:cstheme="minorHAnsi"/>
@@ -2019,7 +2019,7 @@
     </w:p>
     <w:p>
       <w:pPr>
-        <w:pStyle w:val="Cmsor2"/>
+        <w:pStyle w:val="Heading2"/>
         <w:jc w:val="both"/>
       </w:pPr>
       <w:bookmarkStart w:id="13" w:name="_Toc223536921"/>
@@ -2067,7 +2067,7 @@
     </w:p>
     <w:p>
       <w:pPr>
-        <w:pStyle w:val="Cmsor2"/>
+        <w:pStyle w:val="Heading2"/>
         <w:jc w:val="both"/>
       </w:pPr>
       <w:bookmarkStart w:id="15" w:name="_Toc223536922"/>
@@ -2314,7 +2314,7 @@
     </w:p>
     <w:p>
       <w:pPr>
-        <w:pStyle w:val="Cmsor2"/>
+        <w:pStyle w:val="Heading2"/>
         <w:jc w:val="both"/>
       </w:pPr>
       <w:bookmarkStart w:id="17" w:name="_Toc223536923"/>
@@ -2345,7 +2345,7 @@
     </w:p>
     <w:p>
       <w:pPr>
-        <w:pStyle w:val="Cmsor2"/>
+        <w:pStyle w:val="Heading2"/>
         <w:jc w:val="both"/>
       </w:pPr>
       <w:bookmarkStart w:id="19" w:name="_Toc223536924"/>
@@ -2358,7 +2358,7 @@
     </w:p>
     <w:p>
       <w:pPr>
-        <w:pStyle w:val="NormlWeb"/>
+        <w:pStyle w:val="NormalWeb"/>
         <w:jc w:val="both"/>
         <w:rPr>
           <w:rFonts w:asciiTheme="minorHAnsi" w:hAnsiTheme="minorHAnsi" w:cstheme="minorHAnsi"/>
@@ -2367,7 +2367,7 @@
       </w:pPr>
       <w:r>
         <w:rPr>
-          <w:rStyle w:val="Kiemels2"/>
+          <w:rStyle w:val="Strong"/>
           <w:rFonts w:asciiTheme="minorHAnsi" w:hAnsiTheme="minorHAnsi" w:cstheme="minorHAnsi"/>
           <w:b w:val="0"/>
           <w:sz w:val="28"/>
@@ -2377,7 +2377,7 @@
     </w:p>
     <w:p>
       <w:pPr>
-        <w:pStyle w:val="NormlWeb"/>
+        <w:pStyle w:val="NormalWeb"/>
         <w:numPr>
           <w:ilvl w:val="0"/>
           <w:numId w:val="7"/>
@@ -2396,7 +2396,7 @@
     </w:p>
     <w:p>
       <w:pPr>
-        <w:pStyle w:val="NormlWeb"/>
+        <w:pStyle w:val="NormalWeb"/>
         <w:numPr>
           <w:ilvl w:val="0"/>
           <w:numId w:val="7"/>
@@ -2415,7 +2415,7 @@
     </w:p>
     <w:p>
       <w:pPr>
-        <w:pStyle w:val="NormlWeb"/>
+        <w:pStyle w:val="NormalWeb"/>
         <w:numPr>
           <w:ilvl w:val="0"/>
           <w:numId w:val="7"/>
@@ -2434,7 +2434,7 @@
     </w:p>
     <w:p>
       <w:pPr>
-        <w:pStyle w:val="NormlWeb"/>
+        <w:pStyle w:val="NormalWeb"/>
         <w:jc w:val="both"/>
         <w:rPr>
           <w:rFonts w:asciiTheme="minorHAnsi" w:hAnsiTheme="minorHAnsi" w:cstheme="minorHAnsi"/>
@@ -2443,7 +2443,7 @@
       </w:pPr>
       <w:r>
         <w:rPr>
-          <w:rStyle w:val="Kiemels2"/>
+          <w:rStyle w:val="Strong"/>
           <w:rFonts w:asciiTheme="minorHAnsi" w:hAnsiTheme="minorHAnsi" w:cstheme="minorHAnsi"/>
           <w:b w:val="0"/>
           <w:sz w:val="28"/>
@@ -2453,7 +2453,7 @@
     </w:p>
     <w:p>
       <w:pPr>
-        <w:pStyle w:val="NormlWeb"/>
+        <w:pStyle w:val="NormalWeb"/>
         <w:numPr>
           <w:ilvl w:val="0"/>
           <w:numId w:val="8"/>
@@ -2472,7 +2472,7 @@
     </w:p>
     <w:p>
       <w:pPr>
-        <w:pStyle w:val="NormlWeb"/>
+        <w:pStyle w:val="NormalWeb"/>
         <w:numPr>
           <w:ilvl w:val="0"/>
           <w:numId w:val="8"/>
@@ -2491,7 +2491,7 @@
     </w:p>
     <w:p>
       <w:pPr>
-        <w:pStyle w:val="NormlWeb"/>
+        <w:pStyle w:val="NormalWeb"/>
         <w:numPr>
           <w:ilvl w:val="0"/>
           <w:numId w:val="8"/>
@@ -2510,7 +2510,7 @@
     </w:p>
     <w:p>
       <w:pPr>
-        <w:pStyle w:val="Cmsor2"/>
+        <w:pStyle w:val="Heading2"/>
         <w:jc w:val="both"/>
         <w:rPr>
           <w:rFonts w:eastAsia="Arial"/>
@@ -2540,60 +2540,12 @@
           <w:sz w:val="24"/>
           <w:szCs w:val="24"/>
         </w:rPr>
-        <w:t xml:space="preserve">Az alkalmazás SQL Server adatbázist használ, amelyet az ASP.NET </w:t>
-      </w:r>
-      <w:proofErr w:type="spellStart"/>
-      <w:r>
-        <w:rPr>
-          <w:sz w:val="24"/>
-          <w:szCs w:val="24"/>
-        </w:rPr>
-        <w:t>Core</w:t>
-      </w:r>
-      <w:proofErr w:type="spellEnd"/>
-      <w:r>
-        <w:rPr>
-          <w:sz w:val="24"/>
-          <w:szCs w:val="24"/>
-        </w:rPr>
-        <w:t xml:space="preserve"> Web API backend-el </w:t>
-      </w:r>
-      <w:proofErr w:type="spellStart"/>
-      <w:r>
-        <w:rPr>
-          <w:sz w:val="24"/>
-          <w:szCs w:val="24"/>
-        </w:rPr>
-        <w:t>Entity</w:t>
-      </w:r>
-      <w:proofErr w:type="spellEnd"/>
-      <w:r>
-        <w:rPr>
-          <w:sz w:val="24"/>
-          <w:szCs w:val="24"/>
-        </w:rPr>
-        <w:t xml:space="preserve"> Framework </w:t>
-      </w:r>
-      <w:proofErr w:type="spellStart"/>
-      <w:r>
-        <w:rPr>
-          <w:sz w:val="24"/>
-          <w:szCs w:val="24"/>
-        </w:rPr>
-        <w:t>Core</w:t>
-      </w:r>
-      <w:proofErr w:type="spellEnd"/>
-      <w:r>
-        <w:rPr>
-          <w:sz w:val="24"/>
-          <w:szCs w:val="24"/>
-        </w:rPr>
-        <w:t xml:space="preserve"> ORM rétegen keresztül. Az alábbiakban az egyes táblák részletes leírása található.</w:t>
+        <w:t>Az alkalmazás SQL Server adatbázist használ, amelyet az ASP.NET Core Web API backend-el Entity Framework Core ORM rétegen keresztül. Az alábbiakban az egyes táblák részletes leírása található.</w:t>
       </w:r>
     </w:p>
     <w:p>
       <w:pPr>
-        <w:pStyle w:val="Cmsor3"/>
+        <w:pStyle w:val="Heading3"/>
         <w:spacing w:before="240"/>
         <w:jc w:val="both"/>
         <w:rPr>
@@ -2606,21 +2558,7 @@
           <w:rFonts w:eastAsia="Arial"/>
         </w:rPr>
         <w:lastRenderedPageBreak/>
-        <w:t xml:space="preserve">2.5.1 </w:t>
-      </w:r>
-      <w:proofErr w:type="spellStart"/>
-      <w:r>
-        <w:rPr>
-          <w:rFonts w:eastAsia="Arial"/>
-        </w:rPr>
-        <w:t>Users</w:t>
-      </w:r>
-      <w:proofErr w:type="spellEnd"/>
-      <w:r>
-        <w:rPr>
-          <w:rFonts w:eastAsia="Arial"/>
-        </w:rPr>
-        <w:t xml:space="preserve"> tábla (Felhasználók)</w:t>
+        <w:t>2.5.1 Users tábla (Felhasználók)</w:t>
       </w:r>
       <w:bookmarkEnd w:id="22"/>
     </w:p>
@@ -2639,16 +2577,7 @@
           <w:sz w:val="24"/>
           <w:szCs w:val="24"/>
         </w:rPr>
-        <w:t>Ebben a tábláb</w:t>
-      </w:r>
-      <w:bookmarkStart w:id="23" w:name="_GoBack"/>
-      <w:bookmarkEnd w:id="23"/>
-      <w:r>
-        <w:rPr>
-          <w:sz w:val="24"/>
-          <w:szCs w:val="24"/>
-        </w:rPr>
-        <w:t>an található az összes regisztrált felhasználó adata, mind a diákok, mind a tanárok eseteben.</w:t>
+        <w:t>Ebben a táblában található az összes regisztrált felhasználó adata, mind a diákok, mind a tanárok eseteben.</w:t>
       </w:r>
     </w:p>
     <w:tbl>
@@ -2800,21 +2729,12 @@
             <w:pPr>
               <w:jc w:val="both"/>
             </w:pPr>
-            <w:proofErr w:type="spellStart"/>
             <w:r>
               <w:rPr>
                 <w:sz w:val="20"/>
                 <w:szCs w:val="20"/>
               </w:rPr>
-              <w:t>UserId</w:t>
-            </w:r>
-            <w:proofErr w:type="spellEnd"/>
-            <w:r>
-              <w:rPr>
-                <w:sz w:val="20"/>
-                <w:szCs w:val="20"/>
-              </w:rPr>
-              <w:t xml:space="preserve"> (PK)</w:t>
+              <w:t>UserId (PK)</w:t>
             </w:r>
           </w:p>
         </w:tc>
@@ -2845,23 +2765,7 @@
                 <w:sz w:val="20"/>
                 <w:szCs w:val="20"/>
               </w:rPr>
-              <w:t>int (</w:t>
-            </w:r>
-            <w:proofErr w:type="spellStart"/>
-            <w:r>
-              <w:rPr>
-                <w:sz w:val="20"/>
-                <w:szCs w:val="20"/>
-              </w:rPr>
-              <w:t>auto-increment</w:t>
-            </w:r>
-            <w:proofErr w:type="spellEnd"/>
-            <w:r>
-              <w:rPr>
-                <w:sz w:val="20"/>
-                <w:szCs w:val="20"/>
-              </w:rPr>
-              <w:t>)</w:t>
+              <w:t>int (auto-increment)</w:t>
             </w:r>
           </w:p>
         </w:tc>
@@ -2920,29 +2824,13 @@
             <w:pPr>
               <w:jc w:val="both"/>
             </w:pPr>
-            <w:proofErr w:type="spellStart"/>
             <w:r>
               <w:rPr>
                 <w:sz w:val="20"/>
                 <w:szCs w:val="20"/>
               </w:rPr>
-              <w:t>User</w:t>
-            </w:r>
-            <w:r>
-              <w:rPr>
-                <w:sz w:val="20"/>
-                <w:szCs w:val="20"/>
-              </w:rPr>
-              <w:t>n</w:t>
-            </w:r>
-            <w:r>
-              <w:rPr>
-                <w:sz w:val="20"/>
-                <w:szCs w:val="20"/>
-              </w:rPr>
-              <w:t>ame</w:t>
-            </w:r>
-            <w:proofErr w:type="spellEnd"/>
+              <w:t>Username</w:t>
+            </w:r>
           </w:p>
         </w:tc>
         <w:tc>
@@ -2967,30 +2855,12 @@
             <w:pPr>
               <w:jc w:val="both"/>
             </w:pPr>
-            <w:proofErr w:type="spellStart"/>
-            <w:proofErr w:type="gramStart"/>
             <w:r>
               <w:rPr>
                 <w:sz w:val="20"/>
                 <w:szCs w:val="20"/>
               </w:rPr>
-              <w:t>nvarchar</w:t>
-            </w:r>
-            <w:proofErr w:type="spellEnd"/>
-            <w:r>
-              <w:rPr>
-                <w:sz w:val="20"/>
-                <w:szCs w:val="20"/>
-              </w:rPr>
-              <w:t>(</w:t>
-            </w:r>
-            <w:proofErr w:type="gramEnd"/>
-            <w:r>
-              <w:rPr>
-                <w:sz w:val="20"/>
-                <w:szCs w:val="20"/>
-              </w:rPr>
-              <w:t>50)</w:t>
+              <w:t>nvarchar(50)</w:t>
             </w:r>
           </w:p>
         </w:tc>
@@ -3049,7 +2919,6 @@
             <w:pPr>
               <w:jc w:val="both"/>
             </w:pPr>
-            <w:proofErr w:type="spellStart"/>
             <w:r>
               <w:rPr>
                 <w:sz w:val="20"/>
@@ -3057,7 +2926,6 @@
               </w:rPr>
               <w:t>PasswordHash</w:t>
             </w:r>
-            <w:proofErr w:type="spellEnd"/>
           </w:p>
         </w:tc>
         <w:tc>
@@ -3082,30 +2950,12 @@
             <w:pPr>
               <w:jc w:val="both"/>
             </w:pPr>
-            <w:proofErr w:type="spellStart"/>
-            <w:proofErr w:type="gramStart"/>
             <w:r>
               <w:rPr>
                 <w:sz w:val="20"/>
                 <w:szCs w:val="20"/>
               </w:rPr>
-              <w:t>nvarchar</w:t>
-            </w:r>
-            <w:proofErr w:type="spellEnd"/>
-            <w:r>
-              <w:rPr>
-                <w:sz w:val="20"/>
-                <w:szCs w:val="20"/>
-              </w:rPr>
-              <w:t>(</w:t>
-            </w:r>
-            <w:proofErr w:type="gramEnd"/>
-            <w:r>
-              <w:rPr>
-                <w:sz w:val="20"/>
-                <w:szCs w:val="20"/>
-              </w:rPr>
-              <w:t>256)</w:t>
+              <w:t>nvarchar(256)</w:t>
             </w:r>
           </w:p>
         </w:tc>
@@ -3131,37 +2981,12 @@
             <w:pPr>
               <w:jc w:val="both"/>
             </w:pPr>
-            <w:proofErr w:type="spellStart"/>
             <w:r>
               <w:rPr>
                 <w:sz w:val="20"/>
                 <w:szCs w:val="20"/>
               </w:rPr>
-              <w:t>BCrypt</w:t>
-            </w:r>
-            <w:proofErr w:type="spellEnd"/>
-            <w:r>
-              <w:rPr>
-                <w:sz w:val="20"/>
-                <w:szCs w:val="20"/>
-              </w:rPr>
-              <w:t xml:space="preserve">-tel </w:t>
-            </w:r>
-            <w:proofErr w:type="spellStart"/>
-            <w:r>
-              <w:rPr>
-                <w:sz w:val="20"/>
-                <w:szCs w:val="20"/>
-              </w:rPr>
-              <w:t>hashelt</w:t>
-            </w:r>
-            <w:proofErr w:type="spellEnd"/>
-            <w:r>
-              <w:rPr>
-                <w:sz w:val="20"/>
-                <w:szCs w:val="20"/>
-              </w:rPr>
-              <w:t xml:space="preserve"> jelszó</w:t>
+              <w:t>BCrypt-tel hashelt jelszó</w:t>
             </w:r>
           </w:p>
         </w:tc>
@@ -3220,30 +3045,12 @@
             <w:pPr>
               <w:jc w:val="both"/>
             </w:pPr>
-            <w:proofErr w:type="spellStart"/>
-            <w:proofErr w:type="gramStart"/>
             <w:r>
               <w:rPr>
                 <w:sz w:val="20"/>
                 <w:szCs w:val="20"/>
               </w:rPr>
-              <w:t>nvarchar</w:t>
-            </w:r>
-            <w:proofErr w:type="spellEnd"/>
-            <w:r>
-              <w:rPr>
-                <w:sz w:val="20"/>
-                <w:szCs w:val="20"/>
-              </w:rPr>
-              <w:t>(</w:t>
-            </w:r>
-            <w:proofErr w:type="gramEnd"/>
-            <w:r>
-              <w:rPr>
-                <w:sz w:val="20"/>
-                <w:szCs w:val="20"/>
-              </w:rPr>
-              <w:t>100)</w:t>
+              <w:t>nvarchar(100)</w:t>
             </w:r>
           </w:p>
         </w:tc>
@@ -3302,7 +3109,6 @@
             <w:pPr>
               <w:jc w:val="both"/>
             </w:pPr>
-            <w:proofErr w:type="spellStart"/>
             <w:r>
               <w:rPr>
                 <w:sz w:val="20"/>
@@ -3310,7 +3116,6 @@
               </w:rPr>
               <w:t>FirstName</w:t>
             </w:r>
-            <w:proofErr w:type="spellEnd"/>
           </w:p>
         </w:tc>
         <w:tc>
@@ -3335,30 +3140,12 @@
             <w:pPr>
               <w:jc w:val="both"/>
             </w:pPr>
-            <w:proofErr w:type="spellStart"/>
-            <w:proofErr w:type="gramStart"/>
             <w:r>
               <w:rPr>
                 <w:sz w:val="20"/>
                 <w:szCs w:val="20"/>
               </w:rPr>
-              <w:t>nvarchar</w:t>
-            </w:r>
-            <w:proofErr w:type="spellEnd"/>
-            <w:r>
-              <w:rPr>
-                <w:sz w:val="20"/>
-                <w:szCs w:val="20"/>
-              </w:rPr>
-              <w:t>(</w:t>
-            </w:r>
-            <w:proofErr w:type="gramEnd"/>
-            <w:r>
-              <w:rPr>
-                <w:sz w:val="20"/>
-                <w:szCs w:val="20"/>
-              </w:rPr>
-              <w:t>100)</w:t>
+              <w:t>nvarchar(100)</w:t>
             </w:r>
           </w:p>
         </w:tc>
@@ -3389,14 +3176,7 @@
                 <w:sz w:val="20"/>
                 <w:szCs w:val="20"/>
               </w:rPr>
-              <w:t>Vezeték</w:t>
-            </w:r>
-            <w:r>
-              <w:rPr>
-                <w:sz w:val="20"/>
-                <w:szCs w:val="20"/>
-              </w:rPr>
-              <w:t>név</w:t>
+              <w:t>Vezetéknév</w:t>
             </w:r>
           </w:p>
         </w:tc>
@@ -3423,11 +3203,9 @@
             <w:pPr>
               <w:jc w:val="both"/>
             </w:pPr>
-            <w:proofErr w:type="spellStart"/>
             <w:r>
               <w:t>LastName</w:t>
             </w:r>
-            <w:proofErr w:type="spellEnd"/>
           </w:p>
         </w:tc>
         <w:tc>
@@ -3451,18 +3229,8 @@
             <w:pPr>
               <w:jc w:val="both"/>
             </w:pPr>
-            <w:proofErr w:type="spellStart"/>
-            <w:proofErr w:type="gramStart"/>
-            <w:r>
-              <w:t>nvarchar</w:t>
-            </w:r>
-            <w:proofErr w:type="spellEnd"/>
-            <w:r>
-              <w:t>(</w:t>
-            </w:r>
-            <w:proofErr w:type="gramEnd"/>
-            <w:r>
-              <w:t>100)</w:t>
+            <w:r>
+              <w:t>nvarchar(100)</w:t>
             </w:r>
           </w:p>
         </w:tc>
@@ -3515,22 +3283,13 @@
             <w:pPr>
               <w:jc w:val="both"/>
             </w:pPr>
-            <w:proofErr w:type="spellStart"/>
             <w:r>
               <w:rPr>
                 <w:sz w:val="20"/>
                 <w:szCs w:val="20"/>
               </w:rPr>
-              <w:t>User</w:t>
-            </w:r>
-            <w:r>
-              <w:rPr>
-                <w:sz w:val="20"/>
-                <w:szCs w:val="20"/>
-              </w:rPr>
-              <w:t>Role</w:t>
-            </w:r>
-            <w:proofErr w:type="spellEnd"/>
+              <w:t>UserRole</w:t>
+            </w:r>
           </w:p>
         </w:tc>
         <w:tc>
@@ -3554,30 +3313,12 @@
             <w:pPr>
               <w:jc w:val="both"/>
             </w:pPr>
-            <w:proofErr w:type="spellStart"/>
-            <w:proofErr w:type="gramStart"/>
             <w:r>
               <w:rPr>
                 <w:sz w:val="20"/>
                 <w:szCs w:val="20"/>
               </w:rPr>
-              <w:t>nvarchar</w:t>
-            </w:r>
-            <w:proofErr w:type="spellEnd"/>
-            <w:r>
-              <w:rPr>
-                <w:sz w:val="20"/>
-                <w:szCs w:val="20"/>
-              </w:rPr>
-              <w:t>(</w:t>
-            </w:r>
-            <w:proofErr w:type="gramEnd"/>
-            <w:r>
-              <w:rPr>
-                <w:sz w:val="20"/>
-                <w:szCs w:val="20"/>
-              </w:rPr>
-              <w:t>20)</w:t>
+              <w:t>nvarchar(20)</w:t>
             </w:r>
           </w:p>
         </w:tc>
@@ -3607,33 +3348,8 @@
                 <w:sz w:val="20"/>
                 <w:szCs w:val="20"/>
               </w:rPr>
-              <w:t xml:space="preserve">Szerepkör: </w:t>
-            </w:r>
-            <w:proofErr w:type="spellStart"/>
-            <w:r>
-              <w:rPr>
-                <w:sz w:val="20"/>
-                <w:szCs w:val="20"/>
-              </w:rPr>
-              <w:t>student</w:t>
-            </w:r>
-            <w:proofErr w:type="spellEnd"/>
-            <w:r>
-              <w:rPr>
-                <w:sz w:val="20"/>
-                <w:szCs w:val="20"/>
-              </w:rPr>
-              <w:t xml:space="preserve"> vagy </w:t>
-            </w:r>
-            <w:proofErr w:type="spellStart"/>
-            <w:r>
-              <w:rPr>
-                <w:sz w:val="20"/>
-                <w:szCs w:val="20"/>
-              </w:rPr>
-              <w:t>teacher</w:t>
-            </w:r>
-            <w:proofErr w:type="spellEnd"/>
+              <w:t>Szerepkör: student vagy teacher</w:t>
+            </w:r>
           </w:p>
         </w:tc>
       </w:tr>
@@ -3659,7 +3375,6 @@
             <w:pPr>
               <w:jc w:val="both"/>
             </w:pPr>
-            <w:proofErr w:type="spellStart"/>
             <w:r>
               <w:rPr>
                 <w:sz w:val="20"/>
@@ -3667,7 +3382,6 @@
               </w:rPr>
               <w:t>CreatedAt</w:t>
             </w:r>
-            <w:proofErr w:type="spellEnd"/>
           </w:p>
         </w:tc>
         <w:tc>
@@ -3752,108 +3466,12 @@
           <w:sz w:val="24"/>
           <w:szCs w:val="24"/>
         </w:rPr>
-        <w:t xml:space="preserve">A </w:t>
-      </w:r>
-      <w:proofErr w:type="spellStart"/>
-      <w:r>
-        <w:rPr>
-          <w:sz w:val="24"/>
-          <w:szCs w:val="24"/>
-        </w:rPr>
-        <w:t>UserId</w:t>
-      </w:r>
-      <w:proofErr w:type="spellEnd"/>
-      <w:r>
-        <w:rPr>
-          <w:sz w:val="24"/>
-          <w:szCs w:val="24"/>
-        </w:rPr>
-        <w:t xml:space="preserve"> kapta az elsődleges kulcsot, ez alapján azonosítható legkönnyebben egy felhasználó. Az érték automatikusan növekszik. A </w:t>
-      </w:r>
-      <w:proofErr w:type="spellStart"/>
-      <w:r>
-        <w:rPr>
-          <w:sz w:val="24"/>
-          <w:szCs w:val="24"/>
-        </w:rPr>
-        <w:t>Role</w:t>
-      </w:r>
-      <w:proofErr w:type="spellEnd"/>
-      <w:r>
-        <w:rPr>
-          <w:sz w:val="24"/>
-          <w:szCs w:val="24"/>
-        </w:rPr>
-        <w:t xml:space="preserve"> mező határozza meg, hogy a felhasználó diák vagy tanár. A jelszó </w:t>
-      </w:r>
-      <w:proofErr w:type="spellStart"/>
-      <w:r>
-        <w:rPr>
-          <w:sz w:val="24"/>
-          <w:szCs w:val="24"/>
-        </w:rPr>
-        <w:t>BCrypt</w:t>
-      </w:r>
-      <w:proofErr w:type="spellEnd"/>
-      <w:r>
-        <w:rPr>
-          <w:sz w:val="24"/>
-          <w:szCs w:val="24"/>
-        </w:rPr>
-        <w:t xml:space="preserve"> </w:t>
-      </w:r>
-      <w:proofErr w:type="spellStart"/>
-      <w:r>
-        <w:rPr>
-          <w:sz w:val="24"/>
-          <w:szCs w:val="24"/>
-        </w:rPr>
-        <w:t>hashelt</w:t>
-      </w:r>
-      <w:proofErr w:type="spellEnd"/>
-      <w:r>
-        <w:rPr>
-          <w:sz w:val="24"/>
-          <w:szCs w:val="24"/>
-        </w:rPr>
-        <w:t xml:space="preserve"> formában tárolódik. Az </w:t>
-      </w:r>
-      <w:proofErr w:type="spellStart"/>
-      <w:r>
-        <w:rPr>
-          <w:sz w:val="24"/>
-          <w:szCs w:val="24"/>
-        </w:rPr>
-        <w:t>IsActive</w:t>
-      </w:r>
-      <w:proofErr w:type="spellEnd"/>
-      <w:r>
-        <w:rPr>
-          <w:sz w:val="24"/>
-          <w:szCs w:val="24"/>
-        </w:rPr>
-        <w:t xml:space="preserve"> mező 0 értéke </w:t>
-      </w:r>
-      <w:proofErr w:type="spellStart"/>
-      <w:r>
-        <w:rPr>
-          <w:sz w:val="24"/>
-          <w:szCs w:val="24"/>
-        </w:rPr>
-        <w:t>bannolt</w:t>
-      </w:r>
-      <w:proofErr w:type="spellEnd"/>
-      <w:r>
-        <w:rPr>
-          <w:sz w:val="24"/>
-          <w:szCs w:val="24"/>
-        </w:rPr>
-        <w:t xml:space="preserve"> fiókot jelöl, amellyel nem lehet bejelentkezni.</w:t>
+        <w:t>A UserId kapta az elsődleges kulcsot, ez alapján azonosítható legkönnyebben egy felhasználó. Az érték automatikusan növekszik. A Role mező határozza meg, hogy a felhasználó diák vagy tanár. A jelszó BCrypt hashelt formában tárolódik. Az IsActive mező 0 értéke bannolt fiókot jelöl, amellyel nem lehet bejelentkezni.</w:t>
       </w:r>
     </w:p>
     <w:p>
       <w:pPr>
-        <w:pStyle w:val="NormlWeb"/>
+        <w:pStyle w:val="NormalWeb"/>
         <w:jc w:val="both"/>
         <w:rPr>
           <w:rFonts w:asciiTheme="minorHAnsi" w:hAnsiTheme="minorHAnsi" w:cstheme="minorHAnsi"/>
@@ -3873,7 +3491,7 @@
 </file>
 
 <file path=word/endnotes.xml><?xml version="1.0" encoding="utf-8"?>
-<w:endnotes xmlns:wpc="http://schemas.microsoft.com/office/word/2010/wordprocessingCanvas" xmlns:cx="http://schemas.microsoft.com/office/drawing/2014/chartex" xmlns:cx1="http://schemas.microsoft.com/office/drawing/2015/9/8/chartex" xmlns:cx2="http://schemas.microsoft.com/office/drawing/2015/10/21/chartex" xmlns:cx3="http://schemas.microsoft.com/office/drawing/2016/5/9/chartex" xmlns:cx4="http://schemas.microsoft.com/office/drawing/2016/5/10/chartex" xmlns:cx5="http://schemas.microsoft.com/office/drawing/2016/5/11/chartex" xmlns:cx6="http://schemas.microsoft.com/office/drawing/2016/5/12/chartex" xmlns:cx7="http://schemas.microsoft.com/office/drawing/2016/5/13/chartex" xmlns:cx8="http://schemas.microsoft.com/office/drawing/2016/5/14/chartex" xmlns:mc="http://schemas.openxmlformats.org/markup-compatibility/2006" xmlns:aink="http://schemas.microsoft.com/office/drawing/2016/ink" xmlns:am3d="http://schemas.microsoft.com/office/drawing/2017/model3d" xmlns:o="urn:schemas-microsoft-com:office:office" xmlns:r="http://schemas.openxmlformats.org/officeDocument/2006/relationships" xmlns:m="http://schemas.openxmlformats.org/officeDocument/2006/math" xmlns:v="urn:schemas-microsoft-com:vml" xmlns:wp14="http://schemas.microsoft.com/office/word/2010/wordprocessingDrawing" xmlns:wp="http://schemas.openxmlformats.org/drawingml/2006/wordprocessingDrawing" xmlns:w10="urn:schemas-microsoft-com:office:word" xmlns:w="http://schemas.openxmlformats.org/wordprocessingml/2006/main" xmlns:w14="http://schemas.microsoft.com/office/word/2010/wordml" xmlns:w15="http://schemas.microsoft.com/office/word/2012/wordml" xmlns:w16cid="http://schemas.microsoft.com/office/word/2016/wordml/cid" xmlns:w16se="http://schemas.microsoft.com/office/word/2015/wordml/symex" xmlns:wpg="http://schemas.microsoft.com/office/word/2010/wordprocessingGroup" xmlns:wpi="http://schemas.microsoft.com/office/word/2010/wordprocessingInk" xmlns:wne="http://schemas.microsoft.com/office/word/2006/wordml" xmlns:wps="http://schemas.microsoft.com/office/word/2010/wordprocessingShape" mc:Ignorable="w14 w15 w16se w16cid wp14">
+<w:endnotes xmlns:wpc="http://schemas.microsoft.com/office/word/2010/wordprocessingCanvas" xmlns:cx="http://schemas.microsoft.com/office/drawing/2014/chartex" xmlns:cx1="http://schemas.microsoft.com/office/drawing/2015/9/8/chartex" xmlns:cx2="http://schemas.microsoft.com/office/drawing/2015/10/21/chartex" xmlns:cx3="http://schemas.microsoft.com/office/drawing/2016/5/9/chartex" xmlns:cx4="http://schemas.microsoft.com/office/drawing/2016/5/10/chartex" xmlns:cx5="http://schemas.microsoft.com/office/drawing/2016/5/11/chartex" xmlns:cx6="http://schemas.microsoft.com/office/drawing/2016/5/12/chartex" xmlns:cx7="http://schemas.microsoft.com/office/drawing/2016/5/13/chartex" xmlns:cx8="http://schemas.microsoft.com/office/drawing/2016/5/14/chartex" xmlns:mc="http://schemas.openxmlformats.org/markup-compatibility/2006" xmlns:aink="http://schemas.microsoft.com/office/drawing/2016/ink" xmlns:am3d="http://schemas.microsoft.com/office/drawing/2017/model3d" xmlns:o="urn:schemas-microsoft-com:office:office" xmlns:r="http://schemas.openxmlformats.org/officeDocument/2006/relationships" xmlns:m="http://schemas.openxmlformats.org/officeDocument/2006/math" xmlns:v="urn:schemas-microsoft-com:vml" xmlns:wp14="http://schemas.microsoft.com/office/word/2010/wordprocessingDrawing" xmlns:wp="http://schemas.openxmlformats.org/drawingml/2006/wordprocessingDrawing" xmlns:w10="urn:schemas-microsoft-com:office:word" xmlns:w="http://schemas.openxmlformats.org/wordprocessingml/2006/main" xmlns:w14="http://schemas.microsoft.com/office/word/2010/wordml" xmlns:w15="http://schemas.microsoft.com/office/word/2012/wordml" xmlns:w16cex="http://schemas.microsoft.com/office/word/2018/wordml/cex" xmlns:w16cid="http://schemas.microsoft.com/office/word/2016/wordml/cid" xmlns:w16="http://schemas.microsoft.com/office/word/2018/wordml" xmlns:w16sdtdh="http://schemas.microsoft.com/office/word/2020/wordml/sdtdatahash" xmlns:w16se="http://schemas.microsoft.com/office/word/2015/wordml/symex" xmlns:wpg="http://schemas.microsoft.com/office/word/2010/wordprocessingGroup" xmlns:wpi="http://schemas.microsoft.com/office/word/2010/wordprocessingInk" xmlns:wne="http://schemas.microsoft.com/office/word/2006/wordml" xmlns:wps="http://schemas.microsoft.com/office/word/2010/wordprocessingShape" mc:Ignorable="w14 w15 w16se w16cid w16 w16cex w16sdtdh wp14">
   <w:endnote w:type="separator" w:id="-1">
     <w:p>
       <w:pPr>
@@ -3898,10 +3516,10 @@
 </file>
 
 <file path=word/footer1.xml><?xml version="1.0" encoding="utf-8"?>
-<w:ftr xmlns:wpc="http://schemas.microsoft.com/office/word/2010/wordprocessingCanvas" xmlns:cx="http://schemas.microsoft.com/office/drawing/2014/chartex" xmlns:cx1="http://schemas.microsoft.com/office/drawing/2015/9/8/chartex" xmlns:cx2="http://schemas.microsoft.com/office/drawing/2015/10/21/chartex" xmlns:cx3="http://schemas.microsoft.com/office/drawing/2016/5/9/chartex" xmlns:cx4="http://schemas.microsoft.com/office/drawing/2016/5/10/chartex" xmlns:cx5="http://schemas.microsoft.com/office/drawing/2016/5/11/chartex" xmlns:cx6="http://schemas.microsoft.com/office/drawing/2016/5/12/chartex" xmlns:cx7="http://schemas.microsoft.com/office/drawing/2016/5/13/chartex" xmlns:cx8="http://schemas.microsoft.com/office/drawing/2016/5/14/chartex" xmlns:mc="http://schemas.openxmlformats.org/markup-compatibility/2006" xmlns:aink="http://schemas.microsoft.com/office/drawing/2016/ink" xmlns:am3d="http://schemas.microsoft.com/office/drawing/2017/model3d" xmlns:o="urn:schemas-microsoft-com:office:office" xmlns:r="http://schemas.openxmlformats.org/officeDocument/2006/relationships" xmlns:m="http://schemas.openxmlformats.org/officeDocument/2006/math" xmlns:v="urn:schemas-microsoft-com:vml" xmlns:wp14="http://schemas.microsoft.com/office/word/2010/wordprocessingDrawing" xmlns:wp="http://schemas.openxmlformats.org/drawingml/2006/wordprocessingDrawing" xmlns:w10="urn:schemas-microsoft-com:office:word" xmlns:w="http://schemas.openxmlformats.org/wordprocessingml/2006/main" xmlns:w14="http://schemas.microsoft.com/office/word/2010/wordml" xmlns:w15="http://schemas.microsoft.com/office/word/2012/wordml" xmlns:w16cid="http://schemas.microsoft.com/office/word/2016/wordml/cid" xmlns:w16se="http://schemas.microsoft.com/office/word/2015/wordml/symex" xmlns:wpg="http://schemas.microsoft.com/office/word/2010/wordprocessingGroup" xmlns:wpi="http://schemas.microsoft.com/office/word/2010/wordprocessingInk" xmlns:wne="http://schemas.microsoft.com/office/word/2006/wordml" xmlns:wps="http://schemas.microsoft.com/office/word/2010/wordprocessingShape" mc:Ignorable="w14 w15 w16se w16cid wp14">
+<w:ftr xmlns:wpc="http://schemas.microsoft.com/office/word/2010/wordprocessingCanvas" xmlns:cx="http://schemas.microsoft.com/office/drawing/2014/chartex" xmlns:cx1="http://schemas.microsoft.com/office/drawing/2015/9/8/chartex" xmlns:cx2="http://schemas.microsoft.com/office/drawing/2015/10/21/chartex" xmlns:cx3="http://schemas.microsoft.com/office/drawing/2016/5/9/chartex" xmlns:cx4="http://schemas.microsoft.com/office/drawing/2016/5/10/chartex" xmlns:cx5="http://schemas.microsoft.com/office/drawing/2016/5/11/chartex" xmlns:cx6="http://schemas.microsoft.com/office/drawing/2016/5/12/chartex" xmlns:cx7="http://schemas.microsoft.com/office/drawing/2016/5/13/chartex" xmlns:cx8="http://schemas.microsoft.com/office/drawing/2016/5/14/chartex" xmlns:mc="http://schemas.openxmlformats.org/markup-compatibility/2006" xmlns:aink="http://schemas.microsoft.com/office/drawing/2016/ink" xmlns:am3d="http://schemas.microsoft.com/office/drawing/2017/model3d" xmlns:o="urn:schemas-microsoft-com:office:office" xmlns:r="http://schemas.openxmlformats.org/officeDocument/2006/relationships" xmlns:m="http://schemas.openxmlformats.org/officeDocument/2006/math" xmlns:v="urn:schemas-microsoft-com:vml" xmlns:wp14="http://schemas.microsoft.com/office/word/2010/wordprocessingDrawing" xmlns:wp="http://schemas.openxmlformats.org/drawingml/2006/wordprocessingDrawing" xmlns:w10="urn:schemas-microsoft-com:office:word" xmlns:w="http://schemas.openxmlformats.org/wordprocessingml/2006/main" xmlns:w14="http://schemas.microsoft.com/office/word/2010/wordml" xmlns:w15="http://schemas.microsoft.com/office/word/2012/wordml" xmlns:w16cex="http://schemas.microsoft.com/office/word/2018/wordml/cex" xmlns:w16cid="http://schemas.microsoft.com/office/word/2016/wordml/cid" xmlns:w16="http://schemas.microsoft.com/office/word/2018/wordml" xmlns:w16sdtdh="http://schemas.microsoft.com/office/word/2020/wordml/sdtdatahash" xmlns:w16se="http://schemas.microsoft.com/office/word/2015/wordml/symex" xmlns:wpg="http://schemas.microsoft.com/office/word/2010/wordprocessingGroup" xmlns:wpi="http://schemas.microsoft.com/office/word/2010/wordprocessingInk" xmlns:wne="http://schemas.microsoft.com/office/word/2006/wordml" xmlns:wps="http://schemas.microsoft.com/office/word/2010/wordprocessingShape" mc:Ignorable="w14 w15 w16se w16cid w16 w16cex w16sdtdh wp14">
   <w:p>
     <w:pPr>
-      <w:pStyle w:val="llb"/>
+      <w:pStyle w:val="Footer"/>
       <w:jc w:val="center"/>
       <w:rPr>
         <w:caps/>
@@ -3946,14 +3564,14 @@
   </w:p>
   <w:p>
     <w:pPr>
-      <w:pStyle w:val="llb"/>
+      <w:pStyle w:val="Footer"/>
     </w:pPr>
   </w:p>
 </w:ftr>
 </file>
 
 <file path=word/footnotes.xml><?xml version="1.0" encoding="utf-8"?>
-<w:footnotes xmlns:wpc="http://schemas.microsoft.com/office/word/2010/wordprocessingCanvas" xmlns:cx="http://schemas.microsoft.com/office/drawing/2014/chartex" xmlns:cx1="http://schemas.microsoft.com/office/drawing/2015/9/8/chartex" xmlns:cx2="http://schemas.microsoft.com/office/drawing/2015/10/21/chartex" xmlns:cx3="http://schemas.microsoft.com/office/drawing/2016/5/9/chartex" xmlns:cx4="http://schemas.microsoft.com/office/drawing/2016/5/10/chartex" xmlns:cx5="http://schemas.microsoft.com/office/drawing/2016/5/11/chartex" xmlns:cx6="http://schemas.microsoft.com/office/drawing/2016/5/12/chartex" xmlns:cx7="http://schemas.microsoft.com/office/drawing/2016/5/13/chartex" xmlns:cx8="http://schemas.microsoft.com/office/drawing/2016/5/14/chartex" xmlns:mc="http://schemas.openxmlformats.org/markup-compatibility/2006" xmlns:aink="http://schemas.microsoft.com/office/drawing/2016/ink" xmlns:am3d="http://schemas.microsoft.com/office/drawing/2017/model3d" xmlns:o="urn:schemas-microsoft-com:office:office" xmlns:r="http://schemas.openxmlformats.org/officeDocument/2006/relationships" xmlns:m="http://schemas.openxmlformats.org/officeDocument/2006/math" xmlns:v="urn:schemas-microsoft-com:vml" xmlns:wp14="http://schemas.microsoft.com/office/word/2010/wordprocessingDrawing" xmlns:wp="http://schemas.openxmlformats.org/drawingml/2006/wordprocessingDrawing" xmlns:w10="urn:schemas-microsoft-com:office:word" xmlns:w="http://schemas.openxmlformats.org/wordprocessingml/2006/main" xmlns:w14="http://schemas.microsoft.com/office/word/2010/wordml" xmlns:w15="http://schemas.microsoft.com/office/word/2012/wordml" xmlns:w16cid="http://schemas.microsoft.com/office/word/2016/wordml/cid" xmlns:w16se="http://schemas.microsoft.com/office/word/2015/wordml/symex" xmlns:wpg="http://schemas.microsoft.com/office/word/2010/wordprocessingGroup" xmlns:wpi="http://schemas.microsoft.com/office/word/2010/wordprocessingInk" xmlns:wne="http://schemas.microsoft.com/office/word/2006/wordml" xmlns:wps="http://schemas.microsoft.com/office/word/2010/wordprocessingShape" mc:Ignorable="w14 w15 w16se w16cid wp14">
+<w:footnotes xmlns:wpc="http://schemas.microsoft.com/office/word/2010/wordprocessingCanvas" xmlns:cx="http://schemas.microsoft.com/office/drawing/2014/chartex" xmlns:cx1="http://schemas.microsoft.com/office/drawing/2015/9/8/chartex" xmlns:cx2="http://schemas.microsoft.com/office/drawing/2015/10/21/chartex" xmlns:cx3="http://schemas.microsoft.com/office/drawing/2016/5/9/chartex" xmlns:cx4="http://schemas.microsoft.com/office/drawing/2016/5/10/chartex" xmlns:cx5="http://schemas.microsoft.com/office/drawing/2016/5/11/chartex" xmlns:cx6="http://schemas.microsoft.com/office/drawing/2016/5/12/chartex" xmlns:cx7="http://schemas.microsoft.com/office/drawing/2016/5/13/chartex" xmlns:cx8="http://schemas.microsoft.com/office/drawing/2016/5/14/chartex" xmlns:mc="http://schemas.openxmlformats.org/markup-compatibility/2006" xmlns:aink="http://schemas.microsoft.com/office/drawing/2016/ink" xmlns:am3d="http://schemas.microsoft.com/office/drawing/2017/model3d" xmlns:o="urn:schemas-microsoft-com:office:office" xmlns:r="http://schemas.openxmlformats.org/officeDocument/2006/relationships" xmlns:m="http://schemas.openxmlformats.org/officeDocument/2006/math" xmlns:v="urn:schemas-microsoft-com:vml" xmlns:wp14="http://schemas.microsoft.com/office/word/2010/wordprocessingDrawing" xmlns:wp="http://schemas.openxmlformats.org/drawingml/2006/wordprocessingDrawing" xmlns:w10="urn:schemas-microsoft-com:office:word" xmlns:w="http://schemas.openxmlformats.org/wordprocessingml/2006/main" xmlns:w14="http://schemas.microsoft.com/office/word/2010/wordml" xmlns:w15="http://schemas.microsoft.com/office/word/2012/wordml" xmlns:w16cex="http://schemas.microsoft.com/office/word/2018/wordml/cex" xmlns:w16cid="http://schemas.microsoft.com/office/word/2016/wordml/cid" xmlns:w16="http://schemas.microsoft.com/office/word/2018/wordml" xmlns:w16sdtdh="http://schemas.microsoft.com/office/word/2020/wordml/sdtdatahash" xmlns:w16se="http://schemas.microsoft.com/office/word/2015/wordml/symex" xmlns:wpg="http://schemas.microsoft.com/office/word/2010/wordprocessingGroup" xmlns:wpi="http://schemas.microsoft.com/office/word/2010/wordprocessingInk" xmlns:wne="http://schemas.microsoft.com/office/word/2006/wordml" xmlns:wps="http://schemas.microsoft.com/office/word/2010/wordprocessingShape" mc:Ignorable="w14 w15 w16se w16cid w16 w16cex w16sdtdh wp14">
   <w:footnote w:type="separator" w:id="-1">
     <w:p>
       <w:pPr>
@@ -3978,7 +3596,7 @@
 </file>
 
 <file path=word/header1.xml><?xml version="1.0" encoding="utf-8"?>
-<w:hdr xmlns:wpc="http://schemas.microsoft.com/office/word/2010/wordprocessingCanvas" xmlns:cx="http://schemas.microsoft.com/office/drawing/2014/chartex" xmlns:cx1="http://schemas.microsoft.com/office/drawing/2015/9/8/chartex" xmlns:cx2="http://schemas.microsoft.com/office/drawing/2015/10/21/chartex" xmlns:cx3="http://schemas.microsoft.com/office/drawing/2016/5/9/chartex" xmlns:cx4="http://schemas.microsoft.com/office/drawing/2016/5/10/chartex" xmlns:cx5="http://schemas.microsoft.com/office/drawing/2016/5/11/chartex" xmlns:cx6="http://schemas.microsoft.com/office/drawing/2016/5/12/chartex" xmlns:cx7="http://schemas.microsoft.com/office/drawing/2016/5/13/chartex" xmlns:cx8="http://schemas.microsoft.com/office/drawing/2016/5/14/chartex" xmlns:mc="http://schemas.openxmlformats.org/markup-compatibility/2006" xmlns:aink="http://schemas.microsoft.com/office/drawing/2016/ink" xmlns:am3d="http://schemas.microsoft.com/office/drawing/2017/model3d" xmlns:o="urn:schemas-microsoft-com:office:office" xmlns:r="http://schemas.openxmlformats.org/officeDocument/2006/relationships" xmlns:m="http://schemas.openxmlformats.org/officeDocument/2006/math" xmlns:v="urn:schemas-microsoft-com:vml" xmlns:wp14="http://schemas.microsoft.com/office/word/2010/wordprocessingDrawing" xmlns:wp="http://schemas.openxmlformats.org/drawingml/2006/wordprocessingDrawing" xmlns:w10="urn:schemas-microsoft-com:office:word" xmlns:w="http://schemas.openxmlformats.org/wordprocessingml/2006/main" xmlns:w14="http://schemas.microsoft.com/office/word/2010/wordml" xmlns:w15="http://schemas.microsoft.com/office/word/2012/wordml" xmlns:w16cid="http://schemas.microsoft.com/office/word/2016/wordml/cid" xmlns:w16se="http://schemas.microsoft.com/office/word/2015/wordml/symex" xmlns:wpg="http://schemas.microsoft.com/office/word/2010/wordprocessingGroup" xmlns:wpi="http://schemas.microsoft.com/office/word/2010/wordprocessingInk" xmlns:wne="http://schemas.microsoft.com/office/word/2006/wordml" xmlns:wps="http://schemas.microsoft.com/office/word/2010/wordprocessingShape" mc:Ignorable="w14 w15 w16se w16cid wp14">
+<w:hdr xmlns:wpc="http://schemas.microsoft.com/office/word/2010/wordprocessingCanvas" xmlns:cx="http://schemas.microsoft.com/office/drawing/2014/chartex" xmlns:cx1="http://schemas.microsoft.com/office/drawing/2015/9/8/chartex" xmlns:cx2="http://schemas.microsoft.com/office/drawing/2015/10/21/chartex" xmlns:cx3="http://schemas.microsoft.com/office/drawing/2016/5/9/chartex" xmlns:cx4="http://schemas.microsoft.com/office/drawing/2016/5/10/chartex" xmlns:cx5="http://schemas.microsoft.com/office/drawing/2016/5/11/chartex" xmlns:cx6="http://schemas.microsoft.com/office/drawing/2016/5/12/chartex" xmlns:cx7="http://schemas.microsoft.com/office/drawing/2016/5/13/chartex" xmlns:cx8="http://schemas.microsoft.com/office/drawing/2016/5/14/chartex" xmlns:mc="http://schemas.openxmlformats.org/markup-compatibility/2006" xmlns:aink="http://schemas.microsoft.com/office/drawing/2016/ink" xmlns:am3d="http://schemas.microsoft.com/office/drawing/2017/model3d" xmlns:o="urn:schemas-microsoft-com:office:office" xmlns:r="http://schemas.openxmlformats.org/officeDocument/2006/relationships" xmlns:m="http://schemas.openxmlformats.org/officeDocument/2006/math" xmlns:v="urn:schemas-microsoft-com:vml" xmlns:wp14="http://schemas.microsoft.com/office/word/2010/wordprocessingDrawing" xmlns:wp="http://schemas.openxmlformats.org/drawingml/2006/wordprocessingDrawing" xmlns:w10="urn:schemas-microsoft-com:office:word" xmlns:w="http://schemas.openxmlformats.org/wordprocessingml/2006/main" xmlns:w14="http://schemas.microsoft.com/office/word/2010/wordml" xmlns:w15="http://schemas.microsoft.com/office/word/2012/wordml" xmlns:w16cex="http://schemas.microsoft.com/office/word/2018/wordml/cex" xmlns:w16cid="http://schemas.microsoft.com/office/word/2016/wordml/cid" xmlns:w16="http://schemas.microsoft.com/office/word/2018/wordml" xmlns:w16sdtdh="http://schemas.microsoft.com/office/word/2020/wordml/sdtdatahash" xmlns:w16se="http://schemas.microsoft.com/office/word/2015/wordml/symex" xmlns:wpg="http://schemas.microsoft.com/office/word/2010/wordprocessingGroup" xmlns:wpi="http://schemas.microsoft.com/office/word/2010/wordprocessingInk" xmlns:wne="http://schemas.microsoft.com/office/word/2006/wordml" xmlns:wps="http://schemas.microsoft.com/office/word/2010/wordprocessingShape" mc:Ignorable="w14 w15 w16se w16cid w16 w16cex w16sdtdh wp14">
   <w:sdt>
     <w:sdtPr>
       <w:rPr>
@@ -3997,7 +3615,7 @@
     <w:sdtContent>
       <w:p>
         <w:pPr>
-          <w:pStyle w:val="lfej"/>
+          <w:pStyle w:val="Header"/>
           <w:jc w:val="right"/>
           <w:rPr>
             <w:color w:val="7F7F7F" w:themeColor="text1" w:themeTint="80"/>
@@ -4014,14 +3632,14 @@
   </w:sdt>
   <w:p>
     <w:pPr>
-      <w:pStyle w:val="lfej"/>
+      <w:pStyle w:val="Header"/>
     </w:pPr>
   </w:p>
 </w:hdr>
 </file>
 
 <file path=word/numbering.xml><?xml version="1.0" encoding="utf-8"?>
-<w:numbering xmlns:wpc="http://schemas.microsoft.com/office/word/2010/wordprocessingCanvas" xmlns:cx="http://schemas.microsoft.com/office/drawing/2014/chartex" xmlns:cx1="http://schemas.microsoft.com/office/drawing/2015/9/8/chartex" xmlns:cx2="http://schemas.microsoft.com/office/drawing/2015/10/21/chartex" xmlns:cx3="http://schemas.microsoft.com/office/drawing/2016/5/9/chartex" xmlns:cx4="http://schemas.microsoft.com/office/drawing/2016/5/10/chartex" xmlns:cx5="http://schemas.microsoft.com/office/drawing/2016/5/11/chartex" xmlns:cx6="http://schemas.microsoft.com/office/drawing/2016/5/12/chartex" xmlns:cx7="http://schemas.microsoft.com/office/drawing/2016/5/13/chartex" xmlns:cx8="http://schemas.microsoft.com/office/drawing/2016/5/14/chartex" xmlns:mc="http://schemas.openxmlformats.org/markup-compatibility/2006" xmlns:aink="http://schemas.microsoft.com/office/drawing/2016/ink" xmlns:am3d="http://schemas.microsoft.com/office/drawing/2017/model3d" xmlns:o="urn:schemas-microsoft-com:office:office" xmlns:r="http://schemas.openxmlformats.org/officeDocument/2006/relationships" xmlns:m="http://schemas.openxmlformats.org/officeDocument/2006/math" xmlns:v="urn:schemas-microsoft-com:vml" xmlns:wp14="http://schemas.microsoft.com/office/word/2010/wordprocessingDrawing" xmlns:wp="http://schemas.openxmlformats.org/drawingml/2006/wordprocessingDrawing" xmlns:w10="urn:schemas-microsoft-com:office:word" xmlns:w="http://schemas.openxmlformats.org/wordprocessingml/2006/main" xmlns:w14="http://schemas.microsoft.com/office/word/2010/wordml" xmlns:w15="http://schemas.microsoft.com/office/word/2012/wordml" xmlns:w16cid="http://schemas.microsoft.com/office/word/2016/wordml/cid" xmlns:w16se="http://schemas.microsoft.com/office/word/2015/wordml/symex" xmlns:wpg="http://schemas.microsoft.com/office/word/2010/wordprocessingGroup" xmlns:wpi="http://schemas.microsoft.com/office/word/2010/wordprocessingInk" xmlns:wne="http://schemas.microsoft.com/office/word/2006/wordml" xmlns:wps="http://schemas.microsoft.com/office/word/2010/wordprocessingShape" mc:Ignorable="w14 w15 w16se w16cid wp14">
+<w:numbering xmlns:wpc="http://schemas.microsoft.com/office/word/2010/wordprocessingCanvas" xmlns:cx="http://schemas.microsoft.com/office/drawing/2014/chartex" xmlns:cx1="http://schemas.microsoft.com/office/drawing/2015/9/8/chartex" xmlns:cx2="http://schemas.microsoft.com/office/drawing/2015/10/21/chartex" xmlns:cx3="http://schemas.microsoft.com/office/drawing/2016/5/9/chartex" xmlns:cx4="http://schemas.microsoft.com/office/drawing/2016/5/10/chartex" xmlns:cx5="http://schemas.microsoft.com/office/drawing/2016/5/11/chartex" xmlns:cx6="http://schemas.microsoft.com/office/drawing/2016/5/12/chartex" xmlns:cx7="http://schemas.microsoft.com/office/drawing/2016/5/13/chartex" xmlns:cx8="http://schemas.microsoft.com/office/drawing/2016/5/14/chartex" xmlns:mc="http://schemas.openxmlformats.org/markup-compatibility/2006" xmlns:aink="http://schemas.microsoft.com/office/drawing/2016/ink" xmlns:am3d="http://schemas.microsoft.com/office/drawing/2017/model3d" xmlns:o="urn:schemas-microsoft-com:office:office" xmlns:r="http://schemas.openxmlformats.org/officeDocument/2006/relationships" xmlns:m="http://schemas.openxmlformats.org/officeDocument/2006/math" xmlns:v="urn:schemas-microsoft-com:vml" xmlns:wp14="http://schemas.microsoft.com/office/word/2010/wordprocessingDrawing" xmlns:wp="http://schemas.openxmlformats.org/drawingml/2006/wordprocessingDrawing" xmlns:w10="urn:schemas-microsoft-com:office:word" xmlns:w="http://schemas.openxmlformats.org/wordprocessingml/2006/main" xmlns:w14="http://schemas.microsoft.com/office/word/2010/wordml" xmlns:w15="http://schemas.microsoft.com/office/word/2012/wordml" xmlns:w16cex="http://schemas.microsoft.com/office/word/2018/wordml/cex" xmlns:w16cid="http://schemas.microsoft.com/office/word/2016/wordml/cid" xmlns:w16="http://schemas.microsoft.com/office/word/2018/wordml" xmlns:w16sdtdh="http://schemas.microsoft.com/office/word/2020/wordml/sdtdatahash" xmlns:w16se="http://schemas.microsoft.com/office/word/2015/wordml/symex" xmlns:wpg="http://schemas.microsoft.com/office/word/2010/wordprocessingGroup" xmlns:wpi="http://schemas.microsoft.com/office/word/2010/wordprocessingInk" xmlns:wne="http://schemas.microsoft.com/office/word/2006/wordml" xmlns:wps="http://schemas.microsoft.com/office/word/2010/wordprocessingShape" mc:Ignorable="w14 w15 w16se w16cid w16 w16cex w16sdtdh wp14">
   <w:abstractNum w:abstractNumId="0" w15:restartNumberingAfterBreak="0">
     <w:nsid w:val="002D78F0"/>
     <w:multiLevelType w:val="hybridMultilevel"/>
@@ -7309,7 +6927,7 @@
 </file>
 
 <file path=word/styles.xml><?xml version="1.0" encoding="utf-8"?>
-<w:styles xmlns:mc="http://schemas.openxmlformats.org/markup-compatibility/2006" xmlns:r="http://schemas.openxmlformats.org/officeDocument/2006/relationships" xmlns:w="http://schemas.openxmlformats.org/wordprocessingml/2006/main" xmlns:w14="http://schemas.microsoft.com/office/word/2010/wordml" xmlns:w15="http://schemas.microsoft.com/office/word/2012/wordml" xmlns:w16cid="http://schemas.microsoft.com/office/word/2016/wordml/cid" xmlns:w16se="http://schemas.microsoft.com/office/word/2015/wordml/symex" mc:Ignorable="w14 w15 w16se w16cid">
+<w:styles xmlns:mc="http://schemas.openxmlformats.org/markup-compatibility/2006" xmlns:r="http://schemas.openxmlformats.org/officeDocument/2006/relationships" xmlns:w="http://schemas.openxmlformats.org/wordprocessingml/2006/main" xmlns:w14="http://schemas.microsoft.com/office/word/2010/wordml" xmlns:w15="http://schemas.microsoft.com/office/word/2012/wordml" xmlns:w16cex="http://schemas.microsoft.com/office/word/2018/wordml/cex" xmlns:w16cid="http://schemas.microsoft.com/office/word/2016/wordml/cid" xmlns:w16="http://schemas.microsoft.com/office/word/2018/wordml" xmlns:w16sdtdh="http://schemas.microsoft.com/office/word/2020/wordml/sdtdatahash" xmlns:w16se="http://schemas.microsoft.com/office/word/2015/wordml/symex" mc:Ignorable="w14 w15 w16se w16cid w16 w16cex w16sdtdh">
   <w:docDefaults>
     <w:rPrDefault>
       <w:rPr>
@@ -7325,7 +6943,7 @@
       </w:pPr>
     </w:pPrDefault>
   </w:docDefaults>
-  <w:latentStyles w:defLockedState="0" w:defUIPriority="99" w:defSemiHidden="0" w:defUnhideWhenUsed="0" w:defQFormat="0" w:count="375">
+  <w:latentStyles w:defLockedState="0" w:defUIPriority="99" w:defSemiHidden="0" w:defUnhideWhenUsed="0" w:defQFormat="0" w:count="376">
     <w:lsdException w:name="Normal" w:uiPriority="0" w:qFormat="1"/>
     <w:lsdException w:name="heading 1" w:uiPriority="9" w:qFormat="1"/>
     <w:lsdException w:name="heading 2" w:semiHidden="1" w:uiPriority="9" w:unhideWhenUsed="1" w:qFormat="1"/>
@@ -7701,16 +7319,17 @@
     <w:lsdException w:name="Smart Hyperlink" w:semiHidden="1" w:unhideWhenUsed="1"/>
     <w:lsdException w:name="Hashtag" w:semiHidden="1" w:unhideWhenUsed="1"/>
     <w:lsdException w:name="Unresolved Mention" w:semiHidden="1" w:unhideWhenUsed="1"/>
+    <w:lsdException w:name="Smart Link" w:semiHidden="1" w:unhideWhenUsed="1"/>
   </w:latentStyles>
-  <w:style w:type="paragraph" w:default="1" w:styleId="Norml">
+  <w:style w:type="paragraph" w:default="1" w:styleId="Normal">
     <w:name w:val="Normal"/>
     <w:qFormat/>
   </w:style>
-  <w:style w:type="paragraph" w:styleId="Cmsor1">
+  <w:style w:type="paragraph" w:styleId="Heading1">
     <w:name w:val="heading 1"/>
-    <w:basedOn w:val="Norml"/>
-    <w:next w:val="Norml"/>
-    <w:link w:val="Cmsor1Char"/>
+    <w:basedOn w:val="Normal"/>
+    <w:next w:val="Normal"/>
+    <w:link w:val="Heading1Char"/>
     <w:uiPriority w:val="9"/>
     <w:qFormat/>
     <w:rsid w:val="0056423D"/>
@@ -7722,11 +7341,11 @@
       <w:szCs w:val="52"/>
     </w:rPr>
   </w:style>
-  <w:style w:type="paragraph" w:styleId="Cmsor2">
+  <w:style w:type="paragraph" w:styleId="Heading2">
     <w:name w:val="heading 2"/>
-    <w:basedOn w:val="NormlWeb"/>
-    <w:next w:val="Norml"/>
-    <w:link w:val="Cmsor2Char"/>
+    <w:basedOn w:val="NormalWeb"/>
+    <w:next w:val="Normal"/>
+    <w:link w:val="Heading2Char"/>
     <w:uiPriority w:val="9"/>
     <w:unhideWhenUsed/>
     <w:qFormat/>
@@ -7740,11 +7359,11 @@
       <w:szCs w:val="36"/>
     </w:rPr>
   </w:style>
-  <w:style w:type="paragraph" w:styleId="Cmsor3">
+  <w:style w:type="paragraph" w:styleId="Heading3">
     <w:name w:val="heading 3"/>
-    <w:basedOn w:val="Norml"/>
-    <w:next w:val="Norml"/>
-    <w:link w:val="Cmsor3Char"/>
+    <w:basedOn w:val="Normal"/>
+    <w:next w:val="Normal"/>
+    <w:link w:val="Heading3Char"/>
     <w:uiPriority w:val="9"/>
     <w:unhideWhenUsed/>
     <w:qFormat/>
@@ -7763,11 +7382,11 @@
       <w:szCs w:val="28"/>
     </w:rPr>
   </w:style>
-  <w:style w:type="paragraph" w:styleId="Cmsor4">
+  <w:style w:type="paragraph" w:styleId="Heading4">
     <w:name w:val="heading 4"/>
-    <w:basedOn w:val="Norml"/>
-    <w:next w:val="Norml"/>
-    <w:link w:val="Cmsor4Char"/>
+    <w:basedOn w:val="Normal"/>
+    <w:next w:val="Normal"/>
+    <w:link w:val="Heading4Char"/>
     <w:uiPriority w:val="9"/>
     <w:unhideWhenUsed/>
     <w:qFormat/>
@@ -7781,11 +7400,11 @@
       <w:sz w:val="24"/>
     </w:rPr>
   </w:style>
-  <w:style w:type="paragraph" w:styleId="Cmsor5">
+  <w:style w:type="paragraph" w:styleId="Heading5">
     <w:name w:val="heading 5"/>
-    <w:basedOn w:val="Norml"/>
-    <w:next w:val="Norml"/>
-    <w:link w:val="Cmsor5Char"/>
+    <w:basedOn w:val="Normal"/>
+    <w:next w:val="Normal"/>
+    <w:link w:val="Heading5Char"/>
     <w:uiPriority w:val="9"/>
     <w:unhideWhenUsed/>
     <w:qFormat/>
@@ -7799,11 +7418,11 @@
       <w:sz w:val="24"/>
     </w:rPr>
   </w:style>
-  <w:style w:type="paragraph" w:styleId="Cmsor6">
+  <w:style w:type="paragraph" w:styleId="Heading6">
     <w:name w:val="heading 6"/>
-    <w:basedOn w:val="Norml"/>
-    <w:next w:val="Norml"/>
-    <w:link w:val="Cmsor6Char"/>
+    <w:basedOn w:val="Normal"/>
+    <w:next w:val="Normal"/>
+    <w:link w:val="Heading6Char"/>
     <w:uiPriority w:val="9"/>
     <w:unhideWhenUsed/>
     <w:qFormat/>
@@ -7816,13 +7435,13 @@
       <w:sz w:val="24"/>
     </w:rPr>
   </w:style>
-  <w:style w:type="character" w:default="1" w:styleId="Bekezdsalapbettpusa">
+  <w:style w:type="character" w:default="1" w:styleId="DefaultParagraphFont">
     <w:name w:val="Default Paragraph Font"/>
     <w:uiPriority w:val="1"/>
     <w:semiHidden/>
     <w:unhideWhenUsed/>
   </w:style>
-  <w:style w:type="table" w:default="1" w:styleId="Normltblzat">
+  <w:style w:type="table" w:default="1" w:styleId="TableNormal">
     <w:name w:val="Normal Table"/>
     <w:uiPriority w:val="99"/>
     <w:semiHidden/>
@@ -7837,16 +7456,16 @@
       </w:tblCellMar>
     </w:tblPr>
   </w:style>
-  <w:style w:type="numbering" w:default="1" w:styleId="Nemlista">
+  <w:style w:type="numbering" w:default="1" w:styleId="NoList">
     <w:name w:val="No List"/>
     <w:uiPriority w:val="99"/>
     <w:semiHidden/>
     <w:unhideWhenUsed/>
   </w:style>
-  <w:style w:type="character" w:customStyle="1" w:styleId="Cmsor1Char">
-    <w:name w:val="Címsor 1 Char"/>
-    <w:basedOn w:val="Bekezdsalapbettpusa"/>
-    <w:link w:val="Cmsor1"/>
+  <w:style w:type="character" w:customStyle="1" w:styleId="Heading1Char">
+    <w:name w:val="Heading 1 Char"/>
+    <w:basedOn w:val="DefaultParagraphFont"/>
+    <w:link w:val="Heading1"/>
     <w:uiPriority w:val="9"/>
     <w:rsid w:val="0056423D"/>
     <w:rPr>
@@ -7854,10 +7473,10 @@
       <w:szCs w:val="52"/>
     </w:rPr>
   </w:style>
-  <w:style w:type="character" w:customStyle="1" w:styleId="Cmsor2Char">
-    <w:name w:val="Címsor 2 Char"/>
-    <w:basedOn w:val="Bekezdsalapbettpusa"/>
-    <w:link w:val="Cmsor2"/>
+  <w:style w:type="character" w:customStyle="1" w:styleId="Heading2Char">
+    <w:name w:val="Heading 2 Char"/>
+    <w:basedOn w:val="DefaultParagraphFont"/>
+    <w:link w:val="Heading2"/>
     <w:uiPriority w:val="9"/>
     <w:rsid w:val="005B3E60"/>
     <w:rPr>
@@ -7867,9 +7486,9 @@
       <w:lang w:eastAsia="hu-HU"/>
     </w:rPr>
   </w:style>
-  <w:style w:type="paragraph" w:styleId="NormlWeb">
+  <w:style w:type="paragraph" w:styleId="NormalWeb">
     <w:name w:val="Normal (Web)"/>
-    <w:basedOn w:val="Norml"/>
+    <w:basedOn w:val="Normal"/>
     <w:uiPriority w:val="99"/>
     <w:unhideWhenUsed/>
     <w:rsid w:val="0056423D"/>
@@ -7883,9 +7502,9 @@
       <w:lang w:eastAsia="hu-HU"/>
     </w:rPr>
   </w:style>
-  <w:style w:type="character" w:styleId="Kiemels2">
+  <w:style w:type="character" w:styleId="Strong">
     <w:name w:val="Strong"/>
-    <w:basedOn w:val="Bekezdsalapbettpusa"/>
+    <w:basedOn w:val="DefaultParagraphFont"/>
     <w:uiPriority w:val="22"/>
     <w:qFormat/>
     <w:rsid w:val="0056423D"/>
@@ -7894,10 +7513,10 @@
       <w:bCs/>
     </w:rPr>
   </w:style>
-  <w:style w:type="paragraph" w:styleId="lfej">
+  <w:style w:type="paragraph" w:styleId="Header">
     <w:name w:val="header"/>
-    <w:basedOn w:val="Norml"/>
-    <w:link w:val="lfejChar"/>
+    <w:basedOn w:val="Normal"/>
+    <w:link w:val="HeaderChar"/>
     <w:uiPriority w:val="99"/>
     <w:unhideWhenUsed/>
     <w:rsid w:val="00E94C38"/>
@@ -7909,17 +7528,17 @@
       <w:spacing w:after="0" w:line="240" w:lineRule="auto"/>
     </w:pPr>
   </w:style>
-  <w:style w:type="character" w:customStyle="1" w:styleId="lfejChar">
-    <w:name w:val="Élőfej Char"/>
-    <w:basedOn w:val="Bekezdsalapbettpusa"/>
-    <w:link w:val="lfej"/>
+  <w:style w:type="character" w:customStyle="1" w:styleId="HeaderChar">
+    <w:name w:val="Header Char"/>
+    <w:basedOn w:val="DefaultParagraphFont"/>
+    <w:link w:val="Header"/>
     <w:uiPriority w:val="99"/>
     <w:rsid w:val="00E94C38"/>
   </w:style>
-  <w:style w:type="paragraph" w:styleId="llb">
+  <w:style w:type="paragraph" w:styleId="Footer">
     <w:name w:val="footer"/>
-    <w:basedOn w:val="Norml"/>
-    <w:link w:val="llbChar"/>
+    <w:basedOn w:val="Normal"/>
+    <w:link w:val="FooterChar"/>
     <w:uiPriority w:val="99"/>
     <w:unhideWhenUsed/>
     <w:rsid w:val="00E94C38"/>
@@ -7931,17 +7550,17 @@
       <w:spacing w:after="0" w:line="240" w:lineRule="auto"/>
     </w:pPr>
   </w:style>
-  <w:style w:type="character" w:customStyle="1" w:styleId="llbChar">
-    <w:name w:val="Élőláb Char"/>
-    <w:basedOn w:val="Bekezdsalapbettpusa"/>
-    <w:link w:val="llb"/>
+  <w:style w:type="character" w:customStyle="1" w:styleId="FooterChar">
+    <w:name w:val="Footer Char"/>
+    <w:basedOn w:val="DefaultParagraphFont"/>
+    <w:link w:val="Footer"/>
     <w:uiPriority w:val="99"/>
     <w:rsid w:val="00E94C38"/>
   </w:style>
-  <w:style w:type="paragraph" w:styleId="Tartalomjegyzkcmsora">
+  <w:style w:type="paragraph" w:styleId="TOCHeading">
     <w:name w:val="TOC Heading"/>
-    <w:basedOn w:val="Cmsor1"/>
-    <w:next w:val="Norml"/>
+    <w:basedOn w:val="Heading1"/>
+    <w:next w:val="Normal"/>
     <w:uiPriority w:val="39"/>
     <w:unhideWhenUsed/>
     <w:qFormat/>
@@ -7960,10 +7579,10 @@
       <w:lang w:eastAsia="hu-HU"/>
     </w:rPr>
   </w:style>
-  <w:style w:type="paragraph" w:styleId="TJ1">
+  <w:style w:type="paragraph" w:styleId="TOC1">
     <w:name w:val="toc 1"/>
-    <w:basedOn w:val="Norml"/>
-    <w:next w:val="Norml"/>
+    <w:basedOn w:val="Normal"/>
+    <w:next w:val="Normal"/>
     <w:autoRedefine/>
     <w:uiPriority w:val="39"/>
     <w:unhideWhenUsed/>
@@ -7972,10 +7591,10 @@
       <w:spacing w:after="100"/>
     </w:pPr>
   </w:style>
-  <w:style w:type="paragraph" w:styleId="TJ2">
+  <w:style w:type="paragraph" w:styleId="TOC2">
     <w:name w:val="toc 2"/>
-    <w:basedOn w:val="Norml"/>
-    <w:next w:val="Norml"/>
+    <w:basedOn w:val="Normal"/>
+    <w:next w:val="Normal"/>
     <w:autoRedefine/>
     <w:uiPriority w:val="39"/>
     <w:unhideWhenUsed/>
@@ -7985,9 +7604,9 @@
       <w:ind w:left="220"/>
     </w:pPr>
   </w:style>
-  <w:style w:type="character" w:styleId="Hiperhivatkozs">
+  <w:style w:type="character" w:styleId="Hyperlink">
     <w:name w:val="Hyperlink"/>
-    <w:basedOn w:val="Bekezdsalapbettpusa"/>
+    <w:basedOn w:val="DefaultParagraphFont"/>
     <w:uiPriority w:val="99"/>
     <w:unhideWhenUsed/>
     <w:rsid w:val="00E94C38"/>
@@ -7996,9 +7615,9 @@
       <w:u w:val="single"/>
     </w:rPr>
   </w:style>
-  <w:style w:type="paragraph" w:styleId="Listaszerbekezds">
+  <w:style w:type="paragraph" w:styleId="ListParagraph">
     <w:name w:val="List Paragraph"/>
-    <w:basedOn w:val="Norml"/>
+    <w:basedOn w:val="Normal"/>
     <w:uiPriority w:val="34"/>
     <w:qFormat/>
     <w:rsid w:val="00E76741"/>
@@ -8007,10 +7626,10 @@
       <w:contextualSpacing/>
     </w:pPr>
   </w:style>
-  <w:style w:type="character" w:customStyle="1" w:styleId="Cmsor3Char">
-    <w:name w:val="Címsor 3 Char"/>
-    <w:basedOn w:val="Bekezdsalapbettpusa"/>
-    <w:link w:val="Cmsor3"/>
+  <w:style w:type="character" w:customStyle="1" w:styleId="Heading3Char">
+    <w:name w:val="Heading 3 Char"/>
+    <w:basedOn w:val="DefaultParagraphFont"/>
+    <w:link w:val="Heading3"/>
     <w:uiPriority w:val="9"/>
     <w:rsid w:val="004420DF"/>
     <w:rPr>
@@ -8021,10 +7640,10 @@
       <w:szCs w:val="28"/>
     </w:rPr>
   </w:style>
-  <w:style w:type="paragraph" w:styleId="TJ3">
+  <w:style w:type="paragraph" w:styleId="TOC3">
     <w:name w:val="toc 3"/>
-    <w:basedOn w:val="Norml"/>
-    <w:next w:val="Norml"/>
+    <w:basedOn w:val="Normal"/>
+    <w:next w:val="Normal"/>
     <w:autoRedefine/>
     <w:uiPriority w:val="39"/>
     <w:unhideWhenUsed/>
@@ -8036,7 +7655,7 @@
   </w:style>
   <w:style w:type="paragraph" w:customStyle="1" w:styleId="whitespace-normal">
     <w:name w:val="whitespace-normal"/>
-    <w:basedOn w:val="Norml"/>
+    <w:basedOn w:val="Normal"/>
     <w:rsid w:val="00A9676A"/>
     <w:pPr>
       <w:spacing w:before="100" w:beforeAutospacing="1" w:after="100" w:afterAutospacing="1" w:line="240" w:lineRule="auto"/>
@@ -8050,7 +7669,7 @@
   </w:style>
   <w:style w:type="paragraph" w:customStyle="1" w:styleId="font-claude-response-body">
     <w:name w:val="font-claude-response-body"/>
-    <w:basedOn w:val="Norml"/>
+    <w:basedOn w:val="Normal"/>
     <w:rsid w:val="00A9676A"/>
     <w:pPr>
       <w:spacing w:before="100" w:beforeAutospacing="1" w:after="100" w:afterAutospacing="1" w:line="240" w:lineRule="auto"/>
@@ -8062,10 +7681,10 @@
       <w:lang w:eastAsia="hu-HU"/>
     </w:rPr>
   </w:style>
-  <w:style w:type="character" w:customStyle="1" w:styleId="Cmsor4Char">
-    <w:name w:val="Címsor 4 Char"/>
-    <w:basedOn w:val="Bekezdsalapbettpusa"/>
-    <w:link w:val="Cmsor4"/>
+  <w:style w:type="character" w:customStyle="1" w:styleId="Heading4Char">
+    <w:name w:val="Heading 4 Char"/>
+    <w:basedOn w:val="DefaultParagraphFont"/>
+    <w:link w:val="Heading4"/>
     <w:uiPriority w:val="9"/>
     <w:rsid w:val="00120911"/>
     <w:rPr>
@@ -8086,10 +7705,10 @@
       <w:lang w:eastAsia="hu-HU"/>
     </w:rPr>
   </w:style>
-  <w:style w:type="character" w:customStyle="1" w:styleId="Cmsor5Char">
-    <w:name w:val="Címsor 5 Char"/>
-    <w:basedOn w:val="Bekezdsalapbettpusa"/>
-    <w:link w:val="Cmsor5"/>
+  <w:style w:type="character" w:customStyle="1" w:styleId="Heading5Char">
+    <w:name w:val="Heading 5 Char"/>
+    <w:basedOn w:val="DefaultParagraphFont"/>
+    <w:link w:val="Heading5"/>
     <w:uiPriority w:val="9"/>
     <w:rsid w:val="00F43B8F"/>
     <w:rPr>
@@ -8097,10 +7716,10 @@
       <w:sz w:val="24"/>
     </w:rPr>
   </w:style>
-  <w:style w:type="character" w:customStyle="1" w:styleId="Cmsor6Char">
-    <w:name w:val="Címsor 6 Char"/>
-    <w:basedOn w:val="Bekezdsalapbettpusa"/>
-    <w:link w:val="Cmsor6"/>
+  <w:style w:type="character" w:customStyle="1" w:styleId="Heading6Char">
+    <w:name w:val="Heading 6 Char"/>
+    <w:basedOn w:val="DefaultParagraphFont"/>
+    <w:link w:val="Heading6"/>
     <w:uiPriority w:val="9"/>
     <w:rsid w:val="00793C1E"/>
     <w:rPr>
@@ -8112,7 +7731,7 @@
 </file>
 
 <file path=word/glossary/document.xml><?xml version="1.0" encoding="utf-8"?>
-<w:glossaryDocument xmlns:wpc="http://schemas.microsoft.com/office/word/2010/wordprocessingCanvas" xmlns:cx="http://schemas.microsoft.com/office/drawing/2014/chartex" xmlns:cx1="http://schemas.microsoft.com/office/drawing/2015/9/8/chartex" xmlns:cx2="http://schemas.microsoft.com/office/drawing/2015/10/21/chartex" xmlns:cx3="http://schemas.microsoft.com/office/drawing/2016/5/9/chartex" xmlns:cx4="http://schemas.microsoft.com/office/drawing/2016/5/10/chartex" xmlns:cx5="http://schemas.microsoft.com/office/drawing/2016/5/11/chartex" xmlns:cx6="http://schemas.microsoft.com/office/drawing/2016/5/12/chartex" xmlns:cx7="http://schemas.microsoft.com/office/drawing/2016/5/13/chartex" xmlns:cx8="http://schemas.microsoft.com/office/drawing/2016/5/14/chartex" xmlns:mc="http://schemas.openxmlformats.org/markup-compatibility/2006" xmlns:aink="http://schemas.microsoft.com/office/drawing/2016/ink" xmlns:am3d="http://schemas.microsoft.com/office/drawing/2017/model3d" xmlns:o="urn:schemas-microsoft-com:office:office" xmlns:r="http://schemas.openxmlformats.org/officeDocument/2006/relationships" xmlns:m="http://schemas.openxmlformats.org/officeDocument/2006/math" xmlns:v="urn:schemas-microsoft-com:vml" xmlns:wp14="http://schemas.microsoft.com/office/word/2010/wordprocessingDrawing" xmlns:wp="http://schemas.openxmlformats.org/drawingml/2006/wordprocessingDrawing" xmlns:w10="urn:schemas-microsoft-com:office:word" xmlns:w="http://schemas.openxmlformats.org/wordprocessingml/2006/main" xmlns:w14="http://schemas.microsoft.com/office/word/2010/wordml" xmlns:w15="http://schemas.microsoft.com/office/word/2012/wordml" xmlns:w16cid="http://schemas.microsoft.com/office/word/2016/wordml/cid" xmlns:w16se="http://schemas.microsoft.com/office/word/2015/wordml/symex" xmlns:wpg="http://schemas.microsoft.com/office/word/2010/wordprocessingGroup" xmlns:wpi="http://schemas.microsoft.com/office/word/2010/wordprocessingInk" xmlns:wne="http://schemas.microsoft.com/office/word/2006/wordml" xmlns:wps="http://schemas.microsoft.com/office/word/2010/wordprocessingShape" mc:Ignorable="w14 w15 w16se w16cid wp14">
+<w:glossaryDocument xmlns:wpc="http://schemas.microsoft.com/office/word/2010/wordprocessingCanvas" xmlns:cx="http://schemas.microsoft.com/office/drawing/2014/chartex" xmlns:cx1="http://schemas.microsoft.com/office/drawing/2015/9/8/chartex" xmlns:cx2="http://schemas.microsoft.com/office/drawing/2015/10/21/chartex" xmlns:cx3="http://schemas.microsoft.com/office/drawing/2016/5/9/chartex" xmlns:cx4="http://schemas.microsoft.com/office/drawing/2016/5/10/chartex" xmlns:cx5="http://schemas.microsoft.com/office/drawing/2016/5/11/chartex" xmlns:cx6="http://schemas.microsoft.com/office/drawing/2016/5/12/chartex" xmlns:cx7="http://schemas.microsoft.com/office/drawing/2016/5/13/chartex" xmlns:cx8="http://schemas.microsoft.com/office/drawing/2016/5/14/chartex" xmlns:mc="http://schemas.openxmlformats.org/markup-compatibility/2006" xmlns:aink="http://schemas.microsoft.com/office/drawing/2016/ink" xmlns:am3d="http://schemas.microsoft.com/office/drawing/2017/model3d" xmlns:o="urn:schemas-microsoft-com:office:office" xmlns:r="http://schemas.openxmlformats.org/officeDocument/2006/relationships" xmlns:m="http://schemas.openxmlformats.org/officeDocument/2006/math" xmlns:v="urn:schemas-microsoft-com:vml" xmlns:wp14="http://schemas.microsoft.com/office/word/2010/wordprocessingDrawing" xmlns:wp="http://schemas.openxmlformats.org/drawingml/2006/wordprocessingDrawing" xmlns:w10="urn:schemas-microsoft-com:office:word" xmlns:w="http://schemas.openxmlformats.org/wordprocessingml/2006/main" xmlns:w14="http://schemas.microsoft.com/office/word/2010/wordml" xmlns:w15="http://schemas.microsoft.com/office/word/2012/wordml" xmlns:w16cex="http://schemas.microsoft.com/office/word/2018/wordml/cex" xmlns:w16cid="http://schemas.microsoft.com/office/word/2016/wordml/cid" xmlns:w16="http://schemas.microsoft.com/office/word/2018/wordml" xmlns:w16sdtdh="http://schemas.microsoft.com/office/word/2020/wordml/sdtdatahash" xmlns:w16se="http://schemas.microsoft.com/office/word/2015/wordml/symex" xmlns:wpg="http://schemas.microsoft.com/office/word/2010/wordprocessingGroup" xmlns:wpi="http://schemas.microsoft.com/office/word/2010/wordprocessingInk" xmlns:wne="http://schemas.microsoft.com/office/word/2006/wordml" xmlns:wps="http://schemas.microsoft.com/office/word/2010/wordprocessingShape" mc:Ignorable="w14 w15 w16se w16cid w16 w16cex w16sdtdh wp14">
   <w:docParts>
     <w:docPart>
       <w:docPartPr>
@@ -8148,7 +7767,7 @@
 </file>
 
 <file path=word/glossary/fontTable.xml><?xml version="1.0" encoding="utf-8"?>
-<w:fonts xmlns:mc="http://schemas.openxmlformats.org/markup-compatibility/2006" xmlns:r="http://schemas.openxmlformats.org/officeDocument/2006/relationships" xmlns:w="http://schemas.openxmlformats.org/wordprocessingml/2006/main" xmlns:w14="http://schemas.microsoft.com/office/word/2010/wordml" xmlns:w15="http://schemas.microsoft.com/office/word/2012/wordml" xmlns:w16cid="http://schemas.microsoft.com/office/word/2016/wordml/cid" xmlns:w16se="http://schemas.microsoft.com/office/word/2015/wordml/symex" mc:Ignorable="w14 w15 w16se w16cid">
+<w:fonts xmlns:mc="http://schemas.openxmlformats.org/markup-compatibility/2006" xmlns:r="http://schemas.openxmlformats.org/officeDocument/2006/relationships" xmlns:w="http://schemas.openxmlformats.org/wordprocessingml/2006/main" xmlns:w14="http://schemas.microsoft.com/office/word/2010/wordml" xmlns:w15="http://schemas.microsoft.com/office/word/2012/wordml" xmlns:w16cex="http://schemas.microsoft.com/office/word/2018/wordml/cex" xmlns:w16cid="http://schemas.microsoft.com/office/word/2016/wordml/cid" xmlns:w16="http://schemas.microsoft.com/office/word/2018/wordml" xmlns:w16sdtdh="http://schemas.microsoft.com/office/word/2020/wordml/sdtdatahash" xmlns:w16se="http://schemas.microsoft.com/office/word/2015/wordml/symex" mc:Ignorable="w14 w15 w16se w16cid w16 w16cex w16sdtdh">
   <w:font w:name="Symbol">
     <w:panose1 w:val="05050102010706020507"/>
     <w:charset w:val="02"/>
@@ -8165,7 +7784,7 @@
   </w:font>
   <w:font w:name="Courier New">
     <w:panose1 w:val="02070309020205020404"/>
-    <w:charset w:val="EE"/>
+    <w:charset w:val="00"/>
     <w:family w:val="modern"/>
     <w:pitch w:val="fixed"/>
     <w:sig w:usb0="E0002EFF" w:usb1="C0007843" w:usb2="00000009" w:usb3="00000000" w:csb0="000001FF" w:csb1="00000000"/>
@@ -8179,14 +7798,14 @@
   </w:font>
   <w:font w:name="Calibri">
     <w:panose1 w:val="020F0502020204030204"/>
-    <w:charset w:val="EE"/>
+    <w:charset w:val="00"/>
     <w:family w:val="swiss"/>
     <w:pitch w:val="variable"/>
     <w:sig w:usb0="E4002EFF" w:usb1="C200247B" w:usb2="00000009" w:usb3="00000000" w:csb0="000001FF" w:csb1="00000000"/>
   </w:font>
   <w:font w:name="Calibri Light">
     <w:panose1 w:val="020F0302020204030204"/>
-    <w:charset w:val="EE"/>
+    <w:charset w:val="00"/>
     <w:family w:val="swiss"/>
     <w:pitch w:val="variable"/>
     <w:sig w:usb0="E4002EFF" w:usb1="C200247B" w:usb2="00000009" w:usb3="00000000" w:csb0="000001FF" w:csb1="00000000"/>
@@ -8202,7 +7821,7 @@
 </file>
 
 <file path=word/glossary/settings.xml><?xml version="1.0" encoding="utf-8"?>
-<w:settings xmlns:mc="http://schemas.openxmlformats.org/markup-compatibility/2006" xmlns:o="urn:schemas-microsoft-com:office:office" xmlns:r="http://schemas.openxmlformats.org/officeDocument/2006/relationships" xmlns:m="http://schemas.openxmlformats.org/officeDocument/2006/math" xmlns:v="urn:schemas-microsoft-com:vml" xmlns:w10="urn:schemas-microsoft-com:office:word" xmlns:w="http://schemas.openxmlformats.org/wordprocessingml/2006/main" xmlns:w14="http://schemas.microsoft.com/office/word/2010/wordml" xmlns:w15="http://schemas.microsoft.com/office/word/2012/wordml" xmlns:w16cid="http://schemas.microsoft.com/office/word/2016/wordml/cid" xmlns:w16se="http://schemas.microsoft.com/office/word/2015/wordml/symex" xmlns:sl="http://schemas.openxmlformats.org/schemaLibrary/2006/main" mc:Ignorable="w14 w15 w16se w16cid">
+<w:settings xmlns:mc="http://schemas.openxmlformats.org/markup-compatibility/2006" xmlns:o="urn:schemas-microsoft-com:office:office" xmlns:r="http://schemas.openxmlformats.org/officeDocument/2006/relationships" xmlns:m="http://schemas.openxmlformats.org/officeDocument/2006/math" xmlns:v="urn:schemas-microsoft-com:vml" xmlns:w10="urn:schemas-microsoft-com:office:word" xmlns:w="http://schemas.openxmlformats.org/wordprocessingml/2006/main" xmlns:w14="http://schemas.microsoft.com/office/word/2010/wordml" xmlns:w15="http://schemas.microsoft.com/office/word/2012/wordml" xmlns:w16cex="http://schemas.microsoft.com/office/word/2018/wordml/cex" xmlns:w16cid="http://schemas.microsoft.com/office/word/2016/wordml/cid" xmlns:w16="http://schemas.microsoft.com/office/word/2018/wordml" xmlns:w16sdtdh="http://schemas.microsoft.com/office/word/2020/wordml/sdtdatahash" xmlns:w16se="http://schemas.microsoft.com/office/word/2015/wordml/symex" xmlns:sl="http://schemas.openxmlformats.org/schemaLibrary/2006/main" mc:Ignorable="w14 w15 w16se w16cid w16 w16cex w16sdtdh">
   <w:view w:val="normal"/>
   <w:defaultTabStop w:val="708"/>
   <w:hyphenationZone w:val="425"/>
@@ -8222,6 +7841,7 @@
     <w:rsid w:val="001306E1"/>
     <w:rsid w:val="001C0EAF"/>
     <w:rsid w:val="001E0945"/>
+    <w:rsid w:val="00207778"/>
     <w:rsid w:val="002838D2"/>
     <w:rsid w:val="004041B5"/>
     <w:rsid w:val="00722E1A"/>
@@ -8230,6 +7850,7 @@
     <w:rsid w:val="00890334"/>
     <w:rsid w:val="00A46614"/>
     <w:rsid w:val="00B207F3"/>
+    <w:rsid w:val="00B66DEA"/>
     <w:rsid w:val="00BB1830"/>
     <w:rsid w:val="00CC2121"/>
     <w:rsid w:val="00D609F3"/>
@@ -8257,7 +7878,7 @@
 </file>
 
 <file path=word/glossary/styles.xml><?xml version="1.0" encoding="utf-8"?>
-<w:styles xmlns:mc="http://schemas.openxmlformats.org/markup-compatibility/2006" xmlns:r="http://schemas.openxmlformats.org/officeDocument/2006/relationships" xmlns:w="http://schemas.openxmlformats.org/wordprocessingml/2006/main" xmlns:w14="http://schemas.microsoft.com/office/word/2010/wordml" xmlns:w15="http://schemas.microsoft.com/office/word/2012/wordml" xmlns:w16cid="http://schemas.microsoft.com/office/word/2016/wordml/cid" xmlns:w16se="http://schemas.microsoft.com/office/word/2015/wordml/symex" mc:Ignorable="w14 w15 w16se w16cid">
+<w:styles xmlns:mc="http://schemas.openxmlformats.org/markup-compatibility/2006" xmlns:r="http://schemas.openxmlformats.org/officeDocument/2006/relationships" xmlns:w="http://schemas.openxmlformats.org/wordprocessingml/2006/main" xmlns:w14="http://schemas.microsoft.com/office/word/2010/wordml" xmlns:w15="http://schemas.microsoft.com/office/word/2012/wordml" xmlns:w16cex="http://schemas.microsoft.com/office/word/2018/wordml/cex" xmlns:w16cid="http://schemas.microsoft.com/office/word/2016/wordml/cid" xmlns:w16="http://schemas.microsoft.com/office/word/2018/wordml" xmlns:w16sdtdh="http://schemas.microsoft.com/office/word/2020/wordml/sdtdatahash" xmlns:w16se="http://schemas.microsoft.com/office/word/2015/wordml/symex" mc:Ignorable="w14 w15 w16se w16cid w16 w16cex w16sdtdh">
   <w:docDefaults>
     <w:rPrDefault>
       <w:rPr>
@@ -8273,7 +7894,7 @@
       </w:pPr>
     </w:pPrDefault>
   </w:docDefaults>
-  <w:latentStyles w:defLockedState="0" w:defUIPriority="99" w:defSemiHidden="0" w:defUnhideWhenUsed="0" w:defQFormat="0" w:count="375">
+  <w:latentStyles w:defLockedState="0" w:defUIPriority="99" w:defSemiHidden="0" w:defUnhideWhenUsed="0" w:defQFormat="0" w:count="376">
     <w:lsdException w:name="Normal" w:uiPriority="0" w:qFormat="1"/>
     <w:lsdException w:name="heading 1" w:uiPriority="9" w:qFormat="1"/>
     <w:lsdException w:name="heading 2" w:semiHidden="1" w:uiPriority="9" w:unhideWhenUsed="1" w:qFormat="1"/>
@@ -8649,18 +8270,19 @@
     <w:lsdException w:name="Smart Hyperlink" w:semiHidden="1" w:unhideWhenUsed="1"/>
     <w:lsdException w:name="Hashtag" w:semiHidden="1" w:unhideWhenUsed="1"/>
     <w:lsdException w:name="Unresolved Mention" w:semiHidden="1" w:unhideWhenUsed="1"/>
+    <w:lsdException w:name="Smart Link" w:semiHidden="1" w:unhideWhenUsed="1"/>
   </w:latentStyles>
-  <w:style w:type="paragraph" w:default="1" w:styleId="Norml">
+  <w:style w:type="paragraph" w:default="1" w:styleId="Normal">
     <w:name w:val="Normal"/>
     <w:qFormat/>
   </w:style>
-  <w:style w:type="character" w:default="1" w:styleId="Bekezdsalapbettpusa">
+  <w:style w:type="character" w:default="1" w:styleId="DefaultParagraphFont">
     <w:name w:val="Default Paragraph Font"/>
     <w:uiPriority w:val="1"/>
     <w:semiHidden/>
     <w:unhideWhenUsed/>
   </w:style>
-  <w:style w:type="table" w:default="1" w:styleId="Normltblzat">
+  <w:style w:type="table" w:default="1" w:styleId="TableNormal">
     <w:name w:val="Normal Table"/>
     <w:uiPriority w:val="99"/>
     <w:semiHidden/>
@@ -8675,7 +8297,7 @@
       </w:tblCellMar>
     </w:tblPr>
   </w:style>
-  <w:style w:type="numbering" w:default="1" w:styleId="Nemlista">
+  <w:style w:type="numbering" w:default="1" w:styleId="NoList">
     <w:name w:val="No List"/>
     <w:uiPriority w:val="99"/>
     <w:semiHidden/>
@@ -8689,7 +8311,7 @@
 </file>
 
 <file path=word/glossary/webSettings.xml><?xml version="1.0" encoding="utf-8"?>
-<w:webSettings xmlns:mc="http://schemas.openxmlformats.org/markup-compatibility/2006" xmlns:r="http://schemas.openxmlformats.org/officeDocument/2006/relationships" xmlns:w="http://schemas.openxmlformats.org/wordprocessingml/2006/main" xmlns:w14="http://schemas.microsoft.com/office/word/2010/wordml" xmlns:w15="http://schemas.microsoft.com/office/word/2012/wordml" xmlns:w16cid="http://schemas.microsoft.com/office/word/2016/wordml/cid" xmlns:w16se="http://schemas.microsoft.com/office/word/2015/wordml/symex" mc:Ignorable="w14 w15 w16se w16cid">
+<w:webSettings xmlns:mc="http://schemas.openxmlformats.org/markup-compatibility/2006" xmlns:r="http://schemas.openxmlformats.org/officeDocument/2006/relationships" xmlns:w="http://schemas.openxmlformats.org/wordprocessingml/2006/main" xmlns:w14="http://schemas.microsoft.com/office/word/2010/wordml" xmlns:w15="http://schemas.microsoft.com/office/word/2012/wordml" xmlns:w16cex="http://schemas.microsoft.com/office/word/2018/wordml/cex" xmlns:w16cid="http://schemas.microsoft.com/office/word/2016/wordml/cid" xmlns:w16="http://schemas.microsoft.com/office/word/2018/wordml" xmlns:w16sdtdh="http://schemas.microsoft.com/office/word/2020/wordml/sdtdatahash" xmlns:w16se="http://schemas.microsoft.com/office/word/2015/wordml/symex" mc:Ignorable="w14 w15 w16se w16cid w16 w16cex w16sdtdh">
   <w:optimizeForBrowser/>
   <w:allowPNG/>
 </w:webSettings>

--- a/FeladatRadar_Reszletes_Funkcio_Leiras.docx
+++ b/FeladatRadar_Reszletes_Funkcio_Leiras.docx
@@ -10,7 +10,7 @@
           <w:rFonts w:cstheme="minorHAnsi"/>
         </w:rPr>
       </w:pPr>
-      <w:bookmarkStart w:id="0" w:name="_Toc223686757"/>
+      <w:bookmarkStart w:id="0" w:name="_Toc223805760"/>
       <w:r>
         <w:rPr>
           <w:rFonts w:cstheme="minorHAnsi"/>
@@ -86,7 +86,7 @@
             </w:rPr>
             <w:fldChar w:fldCharType="separate"/>
           </w:r>
-          <w:hyperlink w:anchor="_Toc223686757" w:history="1">
+          <w:hyperlink w:anchor="_Toc223805760" w:history="1">
             <w:r>
               <w:rPr>
                 <w:rStyle w:val="Hyperlink"/>
@@ -114,7 +114,7 @@
                 <w:noProof/>
                 <w:webHidden/>
               </w:rPr>
-              <w:instrText xml:space="preserve"> PAGEREF _Toc223686757 \h </w:instrText>
+              <w:instrText xml:space="preserve"> PAGEREF _Toc223805760 \h </w:instrText>
             </w:r>
             <w:r>
               <w:rPr>
@@ -157,7 +157,7 @@
               <w:lang w:val="en-US"/>
             </w:rPr>
           </w:pPr>
-          <w:hyperlink w:anchor="_Toc223686758" w:history="1">
+          <w:hyperlink w:anchor="_Toc223805761" w:history="1">
             <w:r>
               <w:rPr>
                 <w:rStyle w:val="Hyperlink"/>
@@ -185,7 +185,7 @@
                 <w:noProof/>
                 <w:webHidden/>
               </w:rPr>
-              <w:instrText xml:space="preserve"> PAGEREF _Toc223686758 \h </w:instrText>
+              <w:instrText xml:space="preserve"> PAGEREF _Toc223805761 \h </w:instrText>
             </w:r>
             <w:r>
               <w:rPr>
@@ -228,7 +228,7 @@
               <w:lang w:val="en-US"/>
             </w:rPr>
           </w:pPr>
-          <w:hyperlink w:anchor="_Toc223686759" w:history="1">
+          <w:hyperlink w:anchor="_Toc223805762" w:history="1">
             <w:r>
               <w:rPr>
                 <w:rStyle w:val="Hyperlink"/>
@@ -255,7 +255,7 @@
                 <w:noProof/>
                 <w:webHidden/>
               </w:rPr>
-              <w:instrText xml:space="preserve"> PAGEREF _Toc223686759 \h </w:instrText>
+              <w:instrText xml:space="preserve"> PAGEREF _Toc223805762 \h </w:instrText>
             </w:r>
             <w:r>
               <w:rPr>
@@ -298,7 +298,7 @@
               <w:lang w:val="en-US"/>
             </w:rPr>
           </w:pPr>
-          <w:hyperlink w:anchor="_Toc223686760" w:history="1">
+          <w:hyperlink w:anchor="_Toc223805763" w:history="1">
             <w:r>
               <w:rPr>
                 <w:rStyle w:val="Hyperlink"/>
@@ -325,7 +325,7 @@
                 <w:noProof/>
                 <w:webHidden/>
               </w:rPr>
-              <w:instrText xml:space="preserve"> PAGEREF _Toc223686760 \h </w:instrText>
+              <w:instrText xml:space="preserve"> PAGEREF _Toc223805763 \h </w:instrText>
             </w:r>
             <w:r>
               <w:rPr>
@@ -368,7 +368,7 @@
               <w:lang w:val="en-US"/>
             </w:rPr>
           </w:pPr>
-          <w:hyperlink w:anchor="_Toc223686761" w:history="1">
+          <w:hyperlink w:anchor="_Toc223805764" w:history="1">
             <w:r>
               <w:rPr>
                 <w:rStyle w:val="Hyperlink"/>
@@ -395,7 +395,7 @@
                 <w:noProof/>
                 <w:webHidden/>
               </w:rPr>
-              <w:instrText xml:space="preserve"> PAGEREF _Toc223686761 \h </w:instrText>
+              <w:instrText xml:space="preserve"> PAGEREF _Toc223805764 \h </w:instrText>
             </w:r>
             <w:r>
               <w:rPr>
@@ -438,7 +438,7 @@
               <w:lang w:val="en-US"/>
             </w:rPr>
           </w:pPr>
-          <w:hyperlink w:anchor="_Toc223686762" w:history="1">
+          <w:hyperlink w:anchor="_Toc223805765" w:history="1">
             <w:r>
               <w:rPr>
                 <w:rStyle w:val="Hyperlink"/>
@@ -465,7 +465,7 @@
                 <w:noProof/>
                 <w:webHidden/>
               </w:rPr>
-              <w:instrText xml:space="preserve"> PAGEREF _Toc223686762 \h </w:instrText>
+              <w:instrText xml:space="preserve"> PAGEREF _Toc223805765 \h </w:instrText>
             </w:r>
             <w:r>
               <w:rPr>
@@ -508,7 +508,7 @@
               <w:lang w:val="en-US"/>
             </w:rPr>
           </w:pPr>
-          <w:hyperlink w:anchor="_Toc223686763" w:history="1">
+          <w:hyperlink w:anchor="_Toc223805766" w:history="1">
             <w:r>
               <w:rPr>
                 <w:rStyle w:val="Hyperlink"/>
@@ -535,7 +535,7 @@
                 <w:noProof/>
                 <w:webHidden/>
               </w:rPr>
-              <w:instrText xml:space="preserve"> PAGEREF _Toc223686763 \h </w:instrText>
+              <w:instrText xml:space="preserve"> PAGEREF _Toc223805766 \h </w:instrText>
             </w:r>
             <w:r>
               <w:rPr>
@@ -578,7 +578,7 @@
               <w:lang w:val="en-US"/>
             </w:rPr>
           </w:pPr>
-          <w:hyperlink w:anchor="_Toc223686764" w:history="1">
+          <w:hyperlink w:anchor="_Toc223805767" w:history="1">
             <w:r>
               <w:rPr>
                 <w:rStyle w:val="Hyperlink"/>
@@ -605,7 +605,7 @@
                 <w:noProof/>
                 <w:webHidden/>
               </w:rPr>
-              <w:instrText xml:space="preserve"> PAGEREF _Toc223686764 \h </w:instrText>
+              <w:instrText xml:space="preserve"> PAGEREF _Toc223805767 \h </w:instrText>
             </w:r>
             <w:r>
               <w:rPr>
@@ -648,7 +648,7 @@
               <w:lang w:val="en-US"/>
             </w:rPr>
           </w:pPr>
-          <w:hyperlink w:anchor="_Toc223686765" w:history="1">
+          <w:hyperlink w:anchor="_Toc223805768" w:history="1">
             <w:r>
               <w:rPr>
                 <w:rStyle w:val="Hyperlink"/>
@@ -675,7 +675,7 @@
                 <w:noProof/>
                 <w:webHidden/>
               </w:rPr>
-              <w:instrText xml:space="preserve"> PAGEREF _Toc223686765 \h </w:instrText>
+              <w:instrText xml:space="preserve"> PAGEREF _Toc223805768 \h </w:instrText>
             </w:r>
             <w:r>
               <w:rPr>
@@ -718,7 +718,7 @@
               <w:lang w:val="en-US"/>
             </w:rPr>
           </w:pPr>
-          <w:hyperlink w:anchor="_Toc223686766" w:history="1">
+          <w:hyperlink w:anchor="_Toc223805769" w:history="1">
             <w:r>
               <w:rPr>
                 <w:rStyle w:val="Hyperlink"/>
@@ -745,7 +745,7 @@
                 <w:noProof/>
                 <w:webHidden/>
               </w:rPr>
-              <w:instrText xml:space="preserve"> PAGEREF _Toc223686766 \h </w:instrText>
+              <w:instrText xml:space="preserve"> PAGEREF _Toc223805769 \h </w:instrText>
             </w:r>
             <w:r>
               <w:rPr>
@@ -788,7 +788,7 @@
               <w:lang w:val="en-US"/>
             </w:rPr>
           </w:pPr>
-          <w:hyperlink w:anchor="_Toc223686767" w:history="1">
+          <w:hyperlink w:anchor="_Toc223805770" w:history="1">
             <w:r>
               <w:rPr>
                 <w:rStyle w:val="Hyperlink"/>
@@ -815,7 +815,7 @@
                 <w:noProof/>
                 <w:webHidden/>
               </w:rPr>
-              <w:instrText xml:space="preserve"> PAGEREF _Toc223686767 \h </w:instrText>
+              <w:instrText xml:space="preserve"> PAGEREF _Toc223805770 \h </w:instrText>
             </w:r>
             <w:r>
               <w:rPr>
@@ -858,7 +858,7 @@
               <w:lang w:val="en-US"/>
             </w:rPr>
           </w:pPr>
-          <w:hyperlink w:anchor="_Toc223686768" w:history="1">
+          <w:hyperlink w:anchor="_Toc223805771" w:history="1">
             <w:r>
               <w:rPr>
                 <w:rStyle w:val="Hyperlink"/>
@@ -887,7 +887,7 @@
                 <w:noProof/>
                 <w:webHidden/>
               </w:rPr>
-              <w:instrText xml:space="preserve"> PAGEREF _Toc223686768 \h </w:instrText>
+              <w:instrText xml:space="preserve"> PAGEREF _Toc223805771 \h </w:instrText>
             </w:r>
             <w:r>
               <w:rPr>
@@ -930,7 +930,7 @@
               <w:lang w:val="en-US"/>
             </w:rPr>
           </w:pPr>
-          <w:hyperlink w:anchor="_Toc223686769" w:history="1">
+          <w:hyperlink w:anchor="_Toc223805772" w:history="1">
             <w:r>
               <w:rPr>
                 <w:rStyle w:val="Hyperlink"/>
@@ -957,7 +957,7 @@
                 <w:noProof/>
                 <w:webHidden/>
               </w:rPr>
-              <w:instrText xml:space="preserve"> PAGEREF _Toc223686769 \h </w:instrText>
+              <w:instrText xml:space="preserve"> PAGEREF _Toc223805772 \h </w:instrText>
             </w:r>
             <w:r>
               <w:rPr>
@@ -1000,7 +1000,7 @@
               <w:lang w:val="en-US"/>
             </w:rPr>
           </w:pPr>
-          <w:hyperlink w:anchor="_Toc223686770" w:history="1">
+          <w:hyperlink w:anchor="_Toc223805773" w:history="1">
             <w:r>
               <w:rPr>
                 <w:rStyle w:val="Hyperlink"/>
@@ -1027,7 +1027,7 @@
                 <w:noProof/>
                 <w:webHidden/>
               </w:rPr>
-              <w:instrText xml:space="preserve"> PAGEREF _Toc223686770 \h </w:instrText>
+              <w:instrText xml:space="preserve"> PAGEREF _Toc223805773 \h </w:instrText>
             </w:r>
             <w:r>
               <w:rPr>
@@ -1070,7 +1070,7 @@
               <w:lang w:val="en-US"/>
             </w:rPr>
           </w:pPr>
-          <w:hyperlink w:anchor="_Toc223686771" w:history="1">
+          <w:hyperlink w:anchor="_Toc223805774" w:history="1">
             <w:r>
               <w:rPr>
                 <w:rStyle w:val="Hyperlink"/>
@@ -1097,7 +1097,7 @@
                 <w:noProof/>
                 <w:webHidden/>
               </w:rPr>
-              <w:instrText xml:space="preserve"> PAGEREF _Toc223686771 \h </w:instrText>
+              <w:instrText xml:space="preserve"> PAGEREF _Toc223805774 \h </w:instrText>
             </w:r>
             <w:r>
               <w:rPr>
@@ -1140,7 +1140,7 @@
               <w:lang w:val="en-US"/>
             </w:rPr>
           </w:pPr>
-          <w:hyperlink w:anchor="_Toc223686772" w:history="1">
+          <w:hyperlink w:anchor="_Toc223805775" w:history="1">
             <w:r>
               <w:rPr>
                 <w:rStyle w:val="Hyperlink"/>
@@ -1167,7 +1167,7 @@
                 <w:noProof/>
                 <w:webHidden/>
               </w:rPr>
-              <w:instrText xml:space="preserve"> PAGEREF _Toc223686772 \h </w:instrText>
+              <w:instrText xml:space="preserve"> PAGEREF _Toc223805775 \h </w:instrText>
             </w:r>
             <w:r>
               <w:rPr>
@@ -1188,6 +1188,358 @@
                 <w:webHidden/>
               </w:rPr>
               <w:t>5</w:t>
+            </w:r>
+            <w:r>
+              <w:rPr>
+                <w:noProof/>
+                <w:webHidden/>
+              </w:rPr>
+              <w:fldChar w:fldCharType="end"/>
+            </w:r>
+          </w:hyperlink>
+        </w:p>
+        <w:p>
+          <w:pPr>
+            <w:pStyle w:val="TOC2"/>
+            <w:tabs>
+              <w:tab w:val="right" w:leader="dot" w:pos="9062"/>
+            </w:tabs>
+            <w:rPr>
+              <w:rFonts w:eastAsiaTheme="minorEastAsia"/>
+              <w:noProof/>
+              <w:lang w:val="en-US"/>
+            </w:rPr>
+          </w:pPr>
+          <w:hyperlink w:anchor="_Toc223805776" w:history="1">
+            <w:r>
+              <w:rPr>
+                <w:rStyle w:val="Hyperlink"/>
+                <w:rFonts w:eastAsia="Arial"/>
+                <w:noProof/>
+              </w:rPr>
+              <w:t>2.5 Adatbázis</w:t>
+            </w:r>
+            <w:r>
+              <w:rPr>
+                <w:noProof/>
+                <w:webHidden/>
+              </w:rPr>
+              <w:tab/>
+            </w:r>
+            <w:r>
+              <w:rPr>
+                <w:noProof/>
+                <w:webHidden/>
+              </w:rPr>
+              <w:fldChar w:fldCharType="begin"/>
+            </w:r>
+            <w:r>
+              <w:rPr>
+                <w:noProof/>
+                <w:webHidden/>
+              </w:rPr>
+              <w:instrText xml:space="preserve"> PAGEREF _Toc223805776 \h </w:instrText>
+            </w:r>
+            <w:r>
+              <w:rPr>
+                <w:noProof/>
+                <w:webHidden/>
+              </w:rPr>
+            </w:r>
+            <w:r>
+              <w:rPr>
+                <w:noProof/>
+                <w:webHidden/>
+              </w:rPr>
+              <w:fldChar w:fldCharType="separate"/>
+            </w:r>
+            <w:r>
+              <w:rPr>
+                <w:noProof/>
+                <w:webHidden/>
+              </w:rPr>
+              <w:t>5</w:t>
+            </w:r>
+            <w:r>
+              <w:rPr>
+                <w:noProof/>
+                <w:webHidden/>
+              </w:rPr>
+              <w:fldChar w:fldCharType="end"/>
+            </w:r>
+          </w:hyperlink>
+        </w:p>
+        <w:p>
+          <w:pPr>
+            <w:pStyle w:val="TOC3"/>
+            <w:tabs>
+              <w:tab w:val="right" w:leader="dot" w:pos="9062"/>
+            </w:tabs>
+            <w:rPr>
+              <w:rFonts w:eastAsiaTheme="minorEastAsia"/>
+              <w:noProof/>
+              <w:lang w:val="en-US"/>
+            </w:rPr>
+          </w:pPr>
+          <w:hyperlink w:anchor="_Toc223805777" w:history="1">
+            <w:r>
+              <w:rPr>
+                <w:rStyle w:val="Hyperlink"/>
+                <w:rFonts w:eastAsia="Arial"/>
+                <w:noProof/>
+              </w:rPr>
+              <w:t>2.5.1 Users tábla (Felhasználók)</w:t>
+            </w:r>
+            <w:r>
+              <w:rPr>
+                <w:noProof/>
+                <w:webHidden/>
+              </w:rPr>
+              <w:tab/>
+            </w:r>
+            <w:r>
+              <w:rPr>
+                <w:noProof/>
+                <w:webHidden/>
+              </w:rPr>
+              <w:fldChar w:fldCharType="begin"/>
+            </w:r>
+            <w:r>
+              <w:rPr>
+                <w:noProof/>
+                <w:webHidden/>
+              </w:rPr>
+              <w:instrText xml:space="preserve"> PAGEREF _Toc223805777 \h </w:instrText>
+            </w:r>
+            <w:r>
+              <w:rPr>
+                <w:noProof/>
+                <w:webHidden/>
+              </w:rPr>
+            </w:r>
+            <w:r>
+              <w:rPr>
+                <w:noProof/>
+                <w:webHidden/>
+              </w:rPr>
+              <w:fldChar w:fldCharType="separate"/>
+            </w:r>
+            <w:r>
+              <w:rPr>
+                <w:noProof/>
+                <w:webHidden/>
+              </w:rPr>
+              <w:t>6</w:t>
+            </w:r>
+            <w:r>
+              <w:rPr>
+                <w:noProof/>
+                <w:webHidden/>
+              </w:rPr>
+              <w:fldChar w:fldCharType="end"/>
+            </w:r>
+          </w:hyperlink>
+        </w:p>
+        <w:p>
+          <w:pPr>
+            <w:pStyle w:val="TOC3"/>
+            <w:tabs>
+              <w:tab w:val="right" w:leader="dot" w:pos="9062"/>
+            </w:tabs>
+            <w:rPr>
+              <w:rFonts w:eastAsiaTheme="minorEastAsia"/>
+              <w:noProof/>
+              <w:lang w:val="en-US"/>
+            </w:rPr>
+          </w:pPr>
+          <w:hyperlink w:anchor="_Toc223805778" w:history="1">
+            <w:r>
+              <w:rPr>
+                <w:rStyle w:val="Hyperlink"/>
+                <w:noProof/>
+              </w:rPr>
+              <w:t>2.5.2 Enrollments tábla (Beiratkozások)</w:t>
+            </w:r>
+            <w:r>
+              <w:rPr>
+                <w:noProof/>
+                <w:webHidden/>
+              </w:rPr>
+              <w:tab/>
+            </w:r>
+            <w:r>
+              <w:rPr>
+                <w:noProof/>
+                <w:webHidden/>
+              </w:rPr>
+              <w:fldChar w:fldCharType="begin"/>
+            </w:r>
+            <w:r>
+              <w:rPr>
+                <w:noProof/>
+                <w:webHidden/>
+              </w:rPr>
+              <w:instrText xml:space="preserve"> PAGEREF _Toc223805778 \h </w:instrText>
+            </w:r>
+            <w:r>
+              <w:rPr>
+                <w:noProof/>
+                <w:webHidden/>
+              </w:rPr>
+            </w:r>
+            <w:r>
+              <w:rPr>
+                <w:noProof/>
+                <w:webHidden/>
+              </w:rPr>
+              <w:fldChar w:fldCharType="separate"/>
+            </w:r>
+            <w:r>
+              <w:rPr>
+                <w:noProof/>
+                <w:webHidden/>
+              </w:rPr>
+              <w:t>6</w:t>
+            </w:r>
+            <w:r>
+              <w:rPr>
+                <w:noProof/>
+                <w:webHidden/>
+              </w:rPr>
+              <w:fldChar w:fldCharType="end"/>
+            </w:r>
+          </w:hyperlink>
+        </w:p>
+        <w:p>
+          <w:pPr>
+            <w:pStyle w:val="TOC3"/>
+            <w:tabs>
+              <w:tab w:val="right" w:leader="dot" w:pos="9062"/>
+            </w:tabs>
+            <w:rPr>
+              <w:rFonts w:eastAsiaTheme="minorEastAsia"/>
+              <w:noProof/>
+              <w:lang w:val="en-US"/>
+            </w:rPr>
+          </w:pPr>
+          <w:hyperlink w:anchor="_Toc223805779" w:history="1">
+            <w:r>
+              <w:rPr>
+                <w:rStyle w:val="Hyperlink"/>
+                <w:noProof/>
+              </w:rPr>
+              <w:t>2.5.3 Subjects tábla (Tantárgyak)</w:t>
+            </w:r>
+            <w:r>
+              <w:rPr>
+                <w:noProof/>
+                <w:webHidden/>
+              </w:rPr>
+              <w:tab/>
+            </w:r>
+            <w:r>
+              <w:rPr>
+                <w:noProof/>
+                <w:webHidden/>
+              </w:rPr>
+              <w:fldChar w:fldCharType="begin"/>
+            </w:r>
+            <w:r>
+              <w:rPr>
+                <w:noProof/>
+                <w:webHidden/>
+              </w:rPr>
+              <w:instrText xml:space="preserve"> PAGEREF _Toc223805779 \h </w:instrText>
+            </w:r>
+            <w:r>
+              <w:rPr>
+                <w:noProof/>
+                <w:webHidden/>
+              </w:rPr>
+            </w:r>
+            <w:r>
+              <w:rPr>
+                <w:noProof/>
+                <w:webHidden/>
+              </w:rPr>
+              <w:fldChar w:fldCharType="separate"/>
+            </w:r>
+            <w:r>
+              <w:rPr>
+                <w:noProof/>
+                <w:webHidden/>
+              </w:rPr>
+              <w:t>7</w:t>
+            </w:r>
+            <w:r>
+              <w:rPr>
+                <w:noProof/>
+                <w:webHidden/>
+              </w:rPr>
+              <w:fldChar w:fldCharType="end"/>
+            </w:r>
+          </w:hyperlink>
+        </w:p>
+        <w:p>
+          <w:pPr>
+            <w:pStyle w:val="TOC3"/>
+            <w:tabs>
+              <w:tab w:val="right" w:leader="dot" w:pos="9062"/>
+            </w:tabs>
+            <w:rPr>
+              <w:rFonts w:eastAsiaTheme="minorEastAsia"/>
+              <w:noProof/>
+              <w:lang w:val="en-US"/>
+            </w:rPr>
+          </w:pPr>
+          <w:hyperlink w:anchor="_Toc223805780" w:history="1">
+            <w:r>
+              <w:rPr>
+                <w:rStyle w:val="Hyperlink"/>
+                <w:noProof/>
+              </w:rPr>
+              <w:t>2.5.4 ScheduleEntries tábla (Órarend)</w:t>
+            </w:r>
+            <w:r>
+              <w:rPr>
+                <w:noProof/>
+                <w:webHidden/>
+              </w:rPr>
+              <w:tab/>
+            </w:r>
+            <w:r>
+              <w:rPr>
+                <w:noProof/>
+                <w:webHidden/>
+              </w:rPr>
+              <w:fldChar w:fldCharType="begin"/>
+            </w:r>
+            <w:r>
+              <w:rPr>
+                <w:noProof/>
+                <w:webHidden/>
+              </w:rPr>
+              <w:instrText xml:space="preserve"> PAGEREF _Toc223805780 \h </w:instrText>
+            </w:r>
+            <w:r>
+              <w:rPr>
+                <w:noProof/>
+                <w:webHidden/>
+              </w:rPr>
+            </w:r>
+            <w:r>
+              <w:rPr>
+                <w:noProof/>
+                <w:webHidden/>
+              </w:rPr>
+              <w:fldChar w:fldCharType="separate"/>
+            </w:r>
+            <w:r>
+              <w:rPr>
+                <w:noProof/>
+                <w:webHidden/>
+              </w:rPr>
+              <w:t>7</w:t>
             </w:r>
             <w:r>
               <w:rPr>
@@ -1238,7 +1590,7 @@
           <w:rFonts w:cstheme="minorHAnsi"/>
         </w:rPr>
       </w:pPr>
-      <w:bookmarkStart w:id="1" w:name="_Toc223686758"/>
+      <w:bookmarkStart w:id="1" w:name="_Toc223805761"/>
       <w:r>
         <w:rPr>
           <w:rFonts w:cstheme="minorHAnsi"/>
@@ -1258,7 +1610,7 @@
           <w:rFonts w:asciiTheme="minorHAnsi" w:hAnsiTheme="minorHAnsi"/>
         </w:rPr>
       </w:pPr>
-      <w:bookmarkStart w:id="2" w:name="_Toc223686759"/>
+      <w:bookmarkStart w:id="2" w:name="_Toc223805762"/>
       <w:r>
         <w:rPr>
           <w:rStyle w:val="Heading2Char"/>
@@ -1314,7 +1666,7 @@
         <w:pStyle w:val="Heading2"/>
         <w:jc w:val="both"/>
       </w:pPr>
-      <w:bookmarkStart w:id="3" w:name="_Toc223686760"/>
+      <w:bookmarkStart w:id="3" w:name="_Toc223805763"/>
       <w:r>
         <w:rPr>
           <w:rStyle w:val="Strong"/>
@@ -1400,7 +1752,7 @@
         <w:pStyle w:val="Heading2"/>
         <w:jc w:val="both"/>
       </w:pPr>
-      <w:bookmarkStart w:id="4" w:name="_Toc223686761"/>
+      <w:bookmarkStart w:id="4" w:name="_Toc223805764"/>
       <w:r>
         <w:rPr>
           <w:rStyle w:val="Strong"/>
@@ -1434,7 +1786,7 @@
           <w:rFonts w:cstheme="minorHAnsi"/>
         </w:rPr>
       </w:pPr>
-      <w:bookmarkStart w:id="5" w:name="_Toc223686762"/>
+      <w:bookmarkStart w:id="5" w:name="_Toc223805765"/>
       <w:r>
         <w:rPr>
           <w:rStyle w:val="Heading2Char"/>
@@ -1465,7 +1817,7 @@
         <w:pStyle w:val="Heading3"/>
         <w:jc w:val="both"/>
       </w:pPr>
-      <w:bookmarkStart w:id="6" w:name="_Toc223686763"/>
+      <w:bookmarkStart w:id="6" w:name="_Toc223805766"/>
       <w:r>
         <w:t>1.4.1 Tarcsányi Csongor Márk feladatai</w:t>
       </w:r>
@@ -1609,7 +1961,7 @@
         <w:pStyle w:val="Heading3"/>
         <w:jc w:val="both"/>
       </w:pPr>
-      <w:bookmarkStart w:id="7" w:name="_Toc223686764"/>
+      <w:bookmarkStart w:id="7" w:name="_Toc223805767"/>
       <w:r>
         <w:t>1.4.2 Lőrincz Antal feladatai</w:t>
       </w:r>
@@ -1684,7 +2036,7 @@
         <w:pStyle w:val="Heading3"/>
         <w:jc w:val="both"/>
       </w:pPr>
-      <w:bookmarkStart w:id="8" w:name="_Toc223686765"/>
+      <w:bookmarkStart w:id="8" w:name="_Toc223805768"/>
       <w:r>
         <w:lastRenderedPageBreak/>
         <w:t>1.4.3 Le Tuan Anh (Róbert) feladatai</w:t>
@@ -1790,7 +2142,7 @@
         <w:pStyle w:val="Heading3"/>
         <w:jc w:val="both"/>
       </w:pPr>
-      <w:bookmarkStart w:id="9" w:name="_Toc223686766"/>
+      <w:bookmarkStart w:id="9" w:name="_Toc223805769"/>
       <w:r>
         <w:t>1.4.4 Közös fejlesztések</w:t>
       </w:r>
@@ -1866,7 +2218,7 @@
         <w:pStyle w:val="Heading2"/>
         <w:jc w:val="both"/>
       </w:pPr>
-      <w:bookmarkStart w:id="10" w:name="_Toc223686767"/>
+      <w:bookmarkStart w:id="10" w:name="_Toc223805770"/>
       <w:r>
         <w:t>1.5 Szükséges adatok a megvalósításhoz</w:t>
       </w:r>
@@ -2005,7 +2357,7 @@
         </w:rPr>
       </w:pPr>
       <w:bookmarkStart w:id="11" w:name="_Toc223536920"/>
-      <w:bookmarkStart w:id="12" w:name="_Toc223686768"/>
+      <w:bookmarkStart w:id="12" w:name="_Toc223805771"/>
       <w:r>
         <w:rPr>
           <w:rFonts w:cstheme="minorHAnsi"/>
@@ -2023,7 +2375,7 @@
         <w:jc w:val="both"/>
       </w:pPr>
       <w:bookmarkStart w:id="13" w:name="_Toc223536921"/>
-      <w:bookmarkStart w:id="14" w:name="_Toc223686769"/>
+      <w:bookmarkStart w:id="14" w:name="_Toc223805772"/>
       <w:r>
         <w:t>2.1 Alkalmazás áttekintés</w:t>
       </w:r>
@@ -2071,7 +2423,7 @@
         <w:jc w:val="both"/>
       </w:pPr>
       <w:bookmarkStart w:id="15" w:name="_Toc223536922"/>
-      <w:bookmarkStart w:id="16" w:name="_Toc223686770"/>
+      <w:bookmarkStart w:id="16" w:name="_Toc223805773"/>
       <w:r>
         <w:t>2.2 Felhasznált szoftverek</w:t>
       </w:r>
@@ -2318,7 +2670,7 @@
         <w:jc w:val="both"/>
       </w:pPr>
       <w:bookmarkStart w:id="17" w:name="_Toc223536923"/>
-      <w:bookmarkStart w:id="18" w:name="_Toc223686771"/>
+      <w:bookmarkStart w:id="18" w:name="_Toc223805774"/>
       <w:r>
         <w:t>2.3 Github</w:t>
       </w:r>
@@ -2349,7 +2701,7 @@
         <w:jc w:val="both"/>
       </w:pPr>
       <w:bookmarkStart w:id="19" w:name="_Toc223536924"/>
-      <w:bookmarkStart w:id="20" w:name="_Toc223686772"/>
+      <w:bookmarkStart w:id="20" w:name="_Toc223805775"/>
       <w:r>
         <w:t>2.4 Fő funkciók</w:t>
       </w:r>
@@ -2517,6 +2869,7 @@
         </w:rPr>
       </w:pPr>
       <w:bookmarkStart w:id="21" w:name="_Toc223536925"/>
+      <w:bookmarkStart w:id="22" w:name="_Toc223805776"/>
       <w:r>
         <w:rPr>
           <w:rFonts w:eastAsia="Arial"/>
@@ -2524,6 +2877,7 @@
         <w:t>2.5 Adatbázis</w:t>
       </w:r>
       <w:bookmarkEnd w:id="21"/>
+      <w:bookmarkEnd w:id="22"/>
     </w:p>
     <w:p>
       <w:pPr>
@@ -2552,7 +2906,8 @@
           <w:rFonts w:eastAsia="Arial"/>
         </w:rPr>
       </w:pPr>
-      <w:bookmarkStart w:id="22" w:name="_Toc223536926"/>
+      <w:bookmarkStart w:id="23" w:name="_Toc223536926"/>
+      <w:bookmarkStart w:id="24" w:name="_Toc223805777"/>
       <w:r>
         <w:rPr>
           <w:rFonts w:eastAsia="Arial"/>
@@ -2560,7 +2915,8 @@
         <w:lastRenderedPageBreak/>
         <w:t>2.5.1 Users tábla (Felhasználók)</w:t>
       </w:r>
-      <w:bookmarkEnd w:id="22"/>
+      <w:bookmarkEnd w:id="23"/>
+      <w:bookmarkEnd w:id="24"/>
     </w:p>
     <w:p>
       <w:pPr>
@@ -3467,6 +3823,1830 @@
           <w:szCs w:val="24"/>
         </w:rPr>
         <w:t>A UserId kapta az elsődleges kulcsot, ez alapján azonosítható legkönnyebben egy felhasználó. Az érték automatikusan növekszik. A Role mező határozza meg, hogy a felhasználó diák vagy tanár. A jelszó BCrypt hashelt formában tárolódik. Az IsActive mező 0 értéke bannolt fiókot jelöl, amellyel nem lehet bejelentkezni.</w:t>
+      </w:r>
+    </w:p>
+    <w:p>
+      <w:pPr>
+        <w:spacing w:before="80" w:after="80"/>
+        <w:jc w:val="both"/>
+        <w:rPr>
+          <w:sz w:val="24"/>
+          <w:szCs w:val="24"/>
+        </w:rPr>
+      </w:pPr>
+    </w:p>
+    <w:p>
+      <w:pPr>
+        <w:pStyle w:val="Heading3"/>
+      </w:pPr>
+      <w:bookmarkStart w:id="25" w:name="_Toc223805778"/>
+      <w:r>
+        <w:t>2.5.2 Enrollments tábla (Beiratkozások)</w:t>
+      </w:r>
+      <w:bookmarkEnd w:id="25"/>
+    </w:p>
+    <w:p>
+      <w:pPr>
+        <w:spacing w:before="80" w:after="80"/>
+        <w:jc w:val="both"/>
+      </w:pPr>
+      <w:r>
+        <w:rPr>
+          <w:sz w:val="24"/>
+          <w:szCs w:val="24"/>
+        </w:rPr>
+        <w:t>Ebben a táblában tároljuk, hogy melyik diák melyik tantárgyra iratkozott be. Az EnrollmentStatus mező mutatja a beiratkozás aktuális állapotát.</w:t>
+      </w:r>
+    </w:p>
+    <w:tbl>
+      <w:tblPr>
+        <w:tblW w:w="9026" w:type="dxa"/>
+        <w:tblBorders>
+          <w:top w:val="single" w:sz="4" w:space="0" w:color="auto"/>
+          <w:left w:val="single" w:sz="4" w:space="0" w:color="auto"/>
+          <w:bottom w:val="single" w:sz="4" w:space="0" w:color="auto"/>
+          <w:right w:val="single" w:sz="4" w:space="0" w:color="auto"/>
+          <w:insideH w:val="single" w:sz="4" w:space="0" w:color="auto"/>
+          <w:insideV w:val="single" w:sz="4" w:space="0" w:color="auto"/>
+        </w:tblBorders>
+        <w:tblLook w:val="04A0" w:firstRow="1" w:lastRow="0" w:firstColumn="1" w:lastColumn="0" w:noHBand="0" w:noVBand="1"/>
+      </w:tblPr>
+      <w:tblGrid>
+        <w:gridCol w:w="3009"/>
+        <w:gridCol w:w="3009"/>
+        <w:gridCol w:w="3008"/>
+      </w:tblGrid>
+      <w:tr>
+        <w:tc>
+          <w:tcPr>
+            <w:tcW w:w="3009" w:type="dxa"/>
+            <w:shd w:val="clear" w:color="auto" w:fill="2563EB"/>
+          </w:tcPr>
+          <w:p>
+            <w:r>
+              <w:rPr>
+                <w:b/>
+                <w:color w:val="FFFFFF"/>
+                <w:sz w:val="20"/>
+                <w:szCs w:val="20"/>
+              </w:rPr>
+              <w:t>Oszlop neve</w:t>
+            </w:r>
+          </w:p>
+        </w:tc>
+        <w:tc>
+          <w:tcPr>
+            <w:tcW w:w="3009" w:type="dxa"/>
+            <w:shd w:val="clear" w:color="auto" w:fill="2563EB"/>
+          </w:tcPr>
+          <w:p>
+            <w:r>
+              <w:rPr>
+                <w:b/>
+                <w:color w:val="FFFFFF"/>
+                <w:sz w:val="20"/>
+                <w:szCs w:val="20"/>
+              </w:rPr>
+              <w:t>Típusa</w:t>
+            </w:r>
+          </w:p>
+        </w:tc>
+        <w:tc>
+          <w:tcPr>
+            <w:tcW w:w="3008" w:type="dxa"/>
+            <w:shd w:val="clear" w:color="auto" w:fill="2563EB"/>
+          </w:tcPr>
+          <w:p>
+            <w:r>
+              <w:rPr>
+                <w:b/>
+                <w:color w:val="FFFFFF"/>
+                <w:sz w:val="20"/>
+                <w:szCs w:val="20"/>
+              </w:rPr>
+              <w:t>Leírás</w:t>
+            </w:r>
+          </w:p>
+        </w:tc>
+      </w:tr>
+      <w:tr>
+        <w:tc>
+          <w:tcPr>
+            <w:tcW w:w="3009" w:type="dxa"/>
+          </w:tcPr>
+          <w:p>
+            <w:r>
+              <w:rPr>
+                <w:sz w:val="20"/>
+                <w:szCs w:val="20"/>
+              </w:rPr>
+              <w:t>EnrollmentID (PK)</w:t>
+            </w:r>
+          </w:p>
+        </w:tc>
+        <w:tc>
+          <w:tcPr>
+            <w:tcW w:w="3009" w:type="dxa"/>
+          </w:tcPr>
+          <w:p>
+            <w:r>
+              <w:rPr>
+                <w:sz w:val="20"/>
+                <w:szCs w:val="20"/>
+              </w:rPr>
+              <w:t>int (auto-increment)</w:t>
+            </w:r>
+          </w:p>
+        </w:tc>
+        <w:tc>
+          <w:tcPr>
+            <w:tcW w:w="3008" w:type="dxa"/>
+          </w:tcPr>
+          <w:p>
+            <w:r>
+              <w:rPr>
+                <w:sz w:val="20"/>
+                <w:szCs w:val="20"/>
+              </w:rPr>
+              <w:t>Elsődleges kulcs</w:t>
+            </w:r>
+          </w:p>
+        </w:tc>
+      </w:tr>
+      <w:tr>
+        <w:tc>
+          <w:tcPr>
+            <w:tcW w:w="3009" w:type="dxa"/>
+          </w:tcPr>
+          <w:p>
+            <w:r>
+              <w:rPr>
+                <w:sz w:val="20"/>
+                <w:szCs w:val="20"/>
+              </w:rPr>
+              <w:t>StudentID (FK)</w:t>
+            </w:r>
+          </w:p>
+        </w:tc>
+        <w:tc>
+          <w:tcPr>
+            <w:tcW w:w="3009" w:type="dxa"/>
+          </w:tcPr>
+          <w:p>
+            <w:r>
+              <w:rPr>
+                <w:sz w:val="20"/>
+                <w:szCs w:val="20"/>
+              </w:rPr>
+              <w:t>int</w:t>
+            </w:r>
+          </w:p>
+        </w:tc>
+        <w:tc>
+          <w:tcPr>
+            <w:tcW w:w="3008" w:type="dxa"/>
+          </w:tcPr>
+          <w:p>
+            <w:r>
+              <w:rPr>
+                <w:sz w:val="20"/>
+                <w:szCs w:val="20"/>
+              </w:rPr>
+              <w:t>Idégen kulcs a Users táblára</w:t>
+            </w:r>
+          </w:p>
+        </w:tc>
+      </w:tr>
+      <w:tr>
+        <w:tc>
+          <w:tcPr>
+            <w:tcW w:w="3009" w:type="dxa"/>
+          </w:tcPr>
+          <w:p>
+            <w:r>
+              <w:rPr>
+                <w:sz w:val="20"/>
+                <w:szCs w:val="20"/>
+              </w:rPr>
+              <w:t>SubjectID (FK)</w:t>
+            </w:r>
+          </w:p>
+        </w:tc>
+        <w:tc>
+          <w:tcPr>
+            <w:tcW w:w="3009" w:type="dxa"/>
+          </w:tcPr>
+          <w:p>
+            <w:r>
+              <w:rPr>
+                <w:sz w:val="20"/>
+                <w:szCs w:val="20"/>
+              </w:rPr>
+              <w:t>int</w:t>
+            </w:r>
+          </w:p>
+        </w:tc>
+        <w:tc>
+          <w:tcPr>
+            <w:tcW w:w="3008" w:type="dxa"/>
+          </w:tcPr>
+          <w:p>
+            <w:r>
+              <w:rPr>
+                <w:sz w:val="20"/>
+                <w:szCs w:val="20"/>
+              </w:rPr>
+              <w:t>Idégen kulcs a Subjects táblára</w:t>
+            </w:r>
+          </w:p>
+        </w:tc>
+      </w:tr>
+      <w:tr>
+        <w:tc>
+          <w:tcPr>
+            <w:tcW w:w="3009" w:type="dxa"/>
+          </w:tcPr>
+          <w:p>
+            <w:r>
+              <w:rPr>
+                <w:sz w:val="20"/>
+                <w:szCs w:val="20"/>
+              </w:rPr>
+              <w:t>EnrolledAt</w:t>
+            </w:r>
+          </w:p>
+        </w:tc>
+        <w:tc>
+          <w:tcPr>
+            <w:tcW w:w="3009" w:type="dxa"/>
+          </w:tcPr>
+          <w:p>
+            <w:r>
+              <w:rPr>
+                <w:sz w:val="20"/>
+                <w:szCs w:val="20"/>
+              </w:rPr>
+              <w:t>datetime</w:t>
+            </w:r>
+          </w:p>
+        </w:tc>
+        <w:tc>
+          <w:tcPr>
+            <w:tcW w:w="3008" w:type="dxa"/>
+          </w:tcPr>
+          <w:p>
+            <w:r>
+              <w:rPr>
+                <w:sz w:val="20"/>
+                <w:szCs w:val="20"/>
+              </w:rPr>
+              <w:t>Beiratkozás időpontja</w:t>
+            </w:r>
+          </w:p>
+        </w:tc>
+      </w:tr>
+      <w:tr>
+        <w:tc>
+          <w:tcPr>
+            <w:tcW w:w="3009" w:type="dxa"/>
+          </w:tcPr>
+          <w:p>
+            <w:r>
+              <w:rPr>
+                <w:sz w:val="20"/>
+                <w:szCs w:val="20"/>
+              </w:rPr>
+              <w:t>EnrollmentStatus</w:t>
+            </w:r>
+          </w:p>
+        </w:tc>
+        <w:tc>
+          <w:tcPr>
+            <w:tcW w:w="3009" w:type="dxa"/>
+          </w:tcPr>
+          <w:p>
+            <w:r>
+              <w:rPr>
+                <w:sz w:val="20"/>
+                <w:szCs w:val="20"/>
+              </w:rPr>
+              <w:t>nvarchar(20)</w:t>
+            </w:r>
+          </w:p>
+        </w:tc>
+        <w:tc>
+          <w:tcPr>
+            <w:tcW w:w="3008" w:type="dxa"/>
+          </w:tcPr>
+          <w:p>
+            <w:r>
+              <w:rPr>
+                <w:sz w:val="20"/>
+                <w:szCs w:val="20"/>
+              </w:rPr>
+              <w:t>Aktív / Leiratkozott</w:t>
+            </w:r>
+          </w:p>
+        </w:tc>
+      </w:tr>
+    </w:tbl>
+    <w:p>
+      <w:pPr>
+        <w:spacing w:before="80" w:after="80"/>
+        <w:jc w:val="both"/>
+      </w:pPr>
+      <w:r>
+        <w:rPr>
+          <w:sz w:val="24"/>
+          <w:szCs w:val="24"/>
+        </w:rPr>
+        <w:t>Az EnrollmentID az elsődleges kulcs. A StudentID és SubjectID idegen kulcsok kötik össze a Users és Subjects táblákkal. Az EnrollmentStatus mező jelzi, hogy a diák jelenleg akt</w:t>
+      </w:r>
+      <w:r>
+        <w:rPr>
+          <w:sz w:val="24"/>
+          <w:szCs w:val="24"/>
+        </w:rPr>
+        <w:t>í</w:t>
+      </w:r>
+      <w:r>
+        <w:rPr>
+          <w:sz w:val="24"/>
+          <w:szCs w:val="24"/>
+        </w:rPr>
+        <w:tab/>
+      </w:r>
+      <w:r>
+        <w:rPr>
+          <w:sz w:val="24"/>
+          <w:szCs w:val="24"/>
+        </w:rPr>
+        <w:t>van beiratkozott-e, vagy lem</w:t>
+      </w:r>
+      <w:r>
+        <w:rPr>
+          <w:sz w:val="24"/>
+          <w:szCs w:val="24"/>
+        </w:rPr>
+        <w:t>o</w:t>
+      </w:r>
+      <w:r>
+        <w:rPr>
+          <w:sz w:val="24"/>
+          <w:szCs w:val="24"/>
+        </w:rPr>
+        <w:t>ndta a tantárgyat.</w:t>
+      </w:r>
+    </w:p>
+    <w:p>
+      <w:pPr>
+        <w:pStyle w:val="Heading3"/>
+      </w:pPr>
+      <w:bookmarkStart w:id="26" w:name="_Toc223805779"/>
+      <w:r>
+        <w:lastRenderedPageBreak/>
+        <w:t>2.5.3 Subjects tábla (Tantárgyak)</w:t>
+      </w:r>
+      <w:bookmarkEnd w:id="26"/>
+    </w:p>
+    <w:p>
+      <w:pPr>
+        <w:spacing w:before="80" w:after="80"/>
+        <w:jc w:val="both"/>
+      </w:pPr>
+      <w:r>
+        <w:rPr>
+          <w:sz w:val="24"/>
+          <w:szCs w:val="24"/>
+        </w:rPr>
+        <w:t>Ebben a táblában tároljuk az összes tantárgyat, amelyeket a diákok felvehetnek. Minden tantárgyhoz tartozik egy tanár, aki felelős az órákért, valamint meghatározott maximális létszám és kreditpont szám.</w:t>
+      </w:r>
+    </w:p>
+    <w:tbl>
+      <w:tblPr>
+        <w:tblW w:w="9026" w:type="dxa"/>
+        <w:tblBorders>
+          <w:top w:val="single" w:sz="4" w:space="0" w:color="auto"/>
+          <w:left w:val="single" w:sz="4" w:space="0" w:color="auto"/>
+          <w:bottom w:val="single" w:sz="4" w:space="0" w:color="auto"/>
+          <w:right w:val="single" w:sz="4" w:space="0" w:color="auto"/>
+          <w:insideH w:val="single" w:sz="4" w:space="0" w:color="auto"/>
+          <w:insideV w:val="single" w:sz="4" w:space="0" w:color="auto"/>
+        </w:tblBorders>
+        <w:tblLook w:val="04A0" w:firstRow="1" w:lastRow="0" w:firstColumn="1" w:lastColumn="0" w:noHBand="0" w:noVBand="1"/>
+      </w:tblPr>
+      <w:tblGrid>
+        <w:gridCol w:w="3009"/>
+        <w:gridCol w:w="3009"/>
+        <w:gridCol w:w="3008"/>
+      </w:tblGrid>
+      <w:tr>
+        <w:tc>
+          <w:tcPr>
+            <w:tcW w:w="3009" w:type="dxa"/>
+            <w:shd w:val="clear" w:color="auto" w:fill="2563EB"/>
+          </w:tcPr>
+          <w:p>
+            <w:pPr>
+              <w:jc w:val="both"/>
+            </w:pPr>
+            <w:r>
+              <w:rPr>
+                <w:b/>
+                <w:color w:val="FFFFFF"/>
+                <w:sz w:val="20"/>
+                <w:szCs w:val="20"/>
+              </w:rPr>
+              <w:t>Oszlop neve</w:t>
+            </w:r>
+          </w:p>
+        </w:tc>
+        <w:tc>
+          <w:tcPr>
+            <w:tcW w:w="3009" w:type="dxa"/>
+            <w:shd w:val="clear" w:color="auto" w:fill="2563EB"/>
+          </w:tcPr>
+          <w:p>
+            <w:pPr>
+              <w:jc w:val="both"/>
+            </w:pPr>
+            <w:r>
+              <w:rPr>
+                <w:b/>
+                <w:color w:val="FFFFFF"/>
+                <w:sz w:val="20"/>
+                <w:szCs w:val="20"/>
+              </w:rPr>
+              <w:t>Típusa</w:t>
+            </w:r>
+          </w:p>
+        </w:tc>
+        <w:tc>
+          <w:tcPr>
+            <w:tcW w:w="3008" w:type="dxa"/>
+            <w:shd w:val="clear" w:color="auto" w:fill="2563EB"/>
+          </w:tcPr>
+          <w:p>
+            <w:pPr>
+              <w:jc w:val="both"/>
+            </w:pPr>
+            <w:r>
+              <w:rPr>
+                <w:b/>
+                <w:color w:val="FFFFFF"/>
+                <w:sz w:val="20"/>
+                <w:szCs w:val="20"/>
+              </w:rPr>
+              <w:t>Leírás</w:t>
+            </w:r>
+          </w:p>
+        </w:tc>
+      </w:tr>
+      <w:tr>
+        <w:tc>
+          <w:tcPr>
+            <w:tcW w:w="3009" w:type="dxa"/>
+          </w:tcPr>
+          <w:p>
+            <w:pPr>
+              <w:jc w:val="both"/>
+            </w:pPr>
+            <w:r>
+              <w:rPr>
+                <w:sz w:val="20"/>
+                <w:szCs w:val="20"/>
+              </w:rPr>
+              <w:t>SubjectID (PK)</w:t>
+            </w:r>
+          </w:p>
+        </w:tc>
+        <w:tc>
+          <w:tcPr>
+            <w:tcW w:w="3009" w:type="dxa"/>
+          </w:tcPr>
+          <w:p>
+            <w:pPr>
+              <w:jc w:val="both"/>
+            </w:pPr>
+            <w:r>
+              <w:rPr>
+                <w:sz w:val="20"/>
+                <w:szCs w:val="20"/>
+              </w:rPr>
+              <w:t>int (auto-increment)</w:t>
+            </w:r>
+          </w:p>
+        </w:tc>
+        <w:tc>
+          <w:tcPr>
+            <w:tcW w:w="3008" w:type="dxa"/>
+          </w:tcPr>
+          <w:p>
+            <w:pPr>
+              <w:jc w:val="both"/>
+            </w:pPr>
+            <w:r>
+              <w:rPr>
+                <w:sz w:val="20"/>
+                <w:szCs w:val="20"/>
+              </w:rPr>
+              <w:t>Elsődleges kulcs</w:t>
+            </w:r>
+          </w:p>
+        </w:tc>
+      </w:tr>
+      <w:tr>
+        <w:tc>
+          <w:tcPr>
+            <w:tcW w:w="3009" w:type="dxa"/>
+          </w:tcPr>
+          <w:p>
+            <w:pPr>
+              <w:jc w:val="both"/>
+            </w:pPr>
+            <w:r>
+              <w:rPr>
+                <w:sz w:val="20"/>
+                <w:szCs w:val="20"/>
+              </w:rPr>
+              <w:t>SubjectCode</w:t>
+            </w:r>
+          </w:p>
+        </w:tc>
+        <w:tc>
+          <w:tcPr>
+            <w:tcW w:w="3009" w:type="dxa"/>
+          </w:tcPr>
+          <w:p>
+            <w:pPr>
+              <w:jc w:val="both"/>
+            </w:pPr>
+            <w:r>
+              <w:rPr>
+                <w:sz w:val="20"/>
+                <w:szCs w:val="20"/>
+              </w:rPr>
+              <w:t>nvarchar(20)</w:t>
+            </w:r>
+          </w:p>
+        </w:tc>
+        <w:tc>
+          <w:tcPr>
+            <w:tcW w:w="3008" w:type="dxa"/>
+          </w:tcPr>
+          <w:p>
+            <w:pPr>
+              <w:jc w:val="both"/>
+            </w:pPr>
+            <w:r>
+              <w:rPr>
+                <w:sz w:val="20"/>
+                <w:szCs w:val="20"/>
+              </w:rPr>
+              <w:t>Tantárgy kódja (pl. MAT101)</w:t>
+            </w:r>
+          </w:p>
+        </w:tc>
+      </w:tr>
+      <w:tr>
+        <w:tc>
+          <w:tcPr>
+            <w:tcW w:w="3009" w:type="dxa"/>
+          </w:tcPr>
+          <w:p>
+            <w:pPr>
+              <w:jc w:val="both"/>
+            </w:pPr>
+            <w:r>
+              <w:rPr>
+                <w:sz w:val="20"/>
+                <w:szCs w:val="20"/>
+              </w:rPr>
+              <w:t>SubjectName</w:t>
+            </w:r>
+          </w:p>
+        </w:tc>
+        <w:tc>
+          <w:tcPr>
+            <w:tcW w:w="3009" w:type="dxa"/>
+          </w:tcPr>
+          <w:p>
+            <w:pPr>
+              <w:jc w:val="both"/>
+            </w:pPr>
+            <w:r>
+              <w:rPr>
+                <w:sz w:val="20"/>
+                <w:szCs w:val="20"/>
+              </w:rPr>
+              <w:t>nvarchar(100)</w:t>
+            </w:r>
+          </w:p>
+        </w:tc>
+        <w:tc>
+          <w:tcPr>
+            <w:tcW w:w="3008" w:type="dxa"/>
+          </w:tcPr>
+          <w:p>
+            <w:pPr>
+              <w:jc w:val="both"/>
+            </w:pPr>
+            <w:r>
+              <w:rPr>
+                <w:sz w:val="20"/>
+                <w:szCs w:val="20"/>
+              </w:rPr>
+              <w:t>Tantárgy neve</w:t>
+            </w:r>
+          </w:p>
+        </w:tc>
+      </w:tr>
+      <w:tr>
+        <w:tc>
+          <w:tcPr>
+            <w:tcW w:w="3009" w:type="dxa"/>
+          </w:tcPr>
+          <w:p>
+            <w:pPr>
+              <w:jc w:val="both"/>
+            </w:pPr>
+            <w:r>
+              <w:rPr>
+                <w:sz w:val="20"/>
+                <w:szCs w:val="20"/>
+              </w:rPr>
+              <w:t>Description</w:t>
+            </w:r>
+          </w:p>
+        </w:tc>
+        <w:tc>
+          <w:tcPr>
+            <w:tcW w:w="3009" w:type="dxa"/>
+          </w:tcPr>
+          <w:p>
+            <w:pPr>
+              <w:jc w:val="both"/>
+            </w:pPr>
+            <w:r>
+              <w:rPr>
+                <w:sz w:val="20"/>
+                <w:szCs w:val="20"/>
+              </w:rPr>
+              <w:t>nvarchar(500)</w:t>
+            </w:r>
+          </w:p>
+        </w:tc>
+        <w:tc>
+          <w:tcPr>
+            <w:tcW w:w="3008" w:type="dxa"/>
+          </w:tcPr>
+          <w:p>
+            <w:pPr>
+              <w:jc w:val="both"/>
+            </w:pPr>
+            <w:r>
+              <w:rPr>
+                <w:sz w:val="20"/>
+                <w:szCs w:val="20"/>
+              </w:rPr>
+              <w:t>Rövid leírás</w:t>
+            </w:r>
+          </w:p>
+        </w:tc>
+      </w:tr>
+      <w:tr>
+        <w:tc>
+          <w:tcPr>
+            <w:tcW w:w="3009" w:type="dxa"/>
+          </w:tcPr>
+          <w:p>
+            <w:pPr>
+              <w:jc w:val="both"/>
+            </w:pPr>
+            <w:r>
+              <w:rPr>
+                <w:sz w:val="20"/>
+                <w:szCs w:val="20"/>
+              </w:rPr>
+              <w:t>Credits</w:t>
+            </w:r>
+          </w:p>
+        </w:tc>
+        <w:tc>
+          <w:tcPr>
+            <w:tcW w:w="3009" w:type="dxa"/>
+          </w:tcPr>
+          <w:p>
+            <w:pPr>
+              <w:jc w:val="both"/>
+            </w:pPr>
+            <w:r>
+              <w:rPr>
+                <w:sz w:val="20"/>
+                <w:szCs w:val="20"/>
+              </w:rPr>
+              <w:t>int</w:t>
+            </w:r>
+          </w:p>
+        </w:tc>
+        <w:tc>
+          <w:tcPr>
+            <w:tcW w:w="3008" w:type="dxa"/>
+          </w:tcPr>
+          <w:p>
+            <w:pPr>
+              <w:jc w:val="both"/>
+            </w:pPr>
+            <w:r>
+              <w:rPr>
+                <w:sz w:val="20"/>
+                <w:szCs w:val="20"/>
+              </w:rPr>
+              <w:t>Kreditpontok száma</w:t>
+            </w:r>
+          </w:p>
+        </w:tc>
+      </w:tr>
+      <w:tr>
+        <w:tc>
+          <w:tcPr>
+            <w:tcW w:w="3009" w:type="dxa"/>
+          </w:tcPr>
+          <w:p>
+            <w:pPr>
+              <w:jc w:val="both"/>
+            </w:pPr>
+            <w:r>
+              <w:rPr>
+                <w:sz w:val="20"/>
+                <w:szCs w:val="20"/>
+              </w:rPr>
+              <w:t>MaxStudents</w:t>
+            </w:r>
+          </w:p>
+        </w:tc>
+        <w:tc>
+          <w:tcPr>
+            <w:tcW w:w="3009" w:type="dxa"/>
+          </w:tcPr>
+          <w:p>
+            <w:pPr>
+              <w:jc w:val="both"/>
+            </w:pPr>
+            <w:r>
+              <w:rPr>
+                <w:sz w:val="20"/>
+                <w:szCs w:val="20"/>
+              </w:rPr>
+              <w:t>int</w:t>
+            </w:r>
+          </w:p>
+        </w:tc>
+        <w:tc>
+          <w:tcPr>
+            <w:tcW w:w="3008" w:type="dxa"/>
+          </w:tcPr>
+          <w:p>
+            <w:pPr>
+              <w:jc w:val="both"/>
+            </w:pPr>
+            <w:r>
+              <w:rPr>
+                <w:sz w:val="20"/>
+                <w:szCs w:val="20"/>
+              </w:rPr>
+              <w:t>Maximális diáklétszám</w:t>
+            </w:r>
+          </w:p>
+        </w:tc>
+      </w:tr>
+      <w:tr>
+        <w:tc>
+          <w:tcPr>
+            <w:tcW w:w="3009" w:type="dxa"/>
+          </w:tcPr>
+          <w:p>
+            <w:pPr>
+              <w:jc w:val="both"/>
+            </w:pPr>
+            <w:r>
+              <w:rPr>
+                <w:sz w:val="20"/>
+                <w:szCs w:val="20"/>
+              </w:rPr>
+              <w:t>TeacherID (FK)</w:t>
+            </w:r>
+          </w:p>
+        </w:tc>
+        <w:tc>
+          <w:tcPr>
+            <w:tcW w:w="3009" w:type="dxa"/>
+          </w:tcPr>
+          <w:p>
+            <w:pPr>
+              <w:jc w:val="both"/>
+            </w:pPr>
+            <w:r>
+              <w:rPr>
+                <w:sz w:val="20"/>
+                <w:szCs w:val="20"/>
+              </w:rPr>
+              <w:t>int</w:t>
+            </w:r>
+          </w:p>
+        </w:tc>
+        <w:tc>
+          <w:tcPr>
+            <w:tcW w:w="3008" w:type="dxa"/>
+          </w:tcPr>
+          <w:p>
+            <w:pPr>
+              <w:jc w:val="both"/>
+            </w:pPr>
+            <w:r>
+              <w:rPr>
+                <w:sz w:val="20"/>
+                <w:szCs w:val="20"/>
+              </w:rPr>
+              <w:t>Idégen kulcs a Users táblára</w:t>
+            </w:r>
+          </w:p>
+        </w:tc>
+      </w:tr>
+      <w:tr>
+        <w:tc>
+          <w:tcPr>
+            <w:tcW w:w="3009" w:type="dxa"/>
+          </w:tcPr>
+          <w:p>
+            <w:pPr>
+              <w:jc w:val="both"/>
+            </w:pPr>
+            <w:r>
+              <w:rPr>
+                <w:sz w:val="20"/>
+                <w:szCs w:val="20"/>
+              </w:rPr>
+              <w:t>Status</w:t>
+            </w:r>
+          </w:p>
+        </w:tc>
+        <w:tc>
+          <w:tcPr>
+            <w:tcW w:w="3009" w:type="dxa"/>
+          </w:tcPr>
+          <w:p>
+            <w:pPr>
+              <w:jc w:val="both"/>
+            </w:pPr>
+            <w:r>
+              <w:rPr>
+                <w:sz w:val="20"/>
+                <w:szCs w:val="20"/>
+              </w:rPr>
+              <w:t>nvarchar(20)</w:t>
+            </w:r>
+          </w:p>
+        </w:tc>
+        <w:tc>
+          <w:tcPr>
+            <w:tcW w:w="3008" w:type="dxa"/>
+          </w:tcPr>
+          <w:p>
+            <w:pPr>
+              <w:jc w:val="both"/>
+            </w:pPr>
+            <w:r>
+              <w:rPr>
+                <w:sz w:val="20"/>
+                <w:szCs w:val="20"/>
+              </w:rPr>
+              <w:t>Active / Inactive</w:t>
+            </w:r>
+          </w:p>
+        </w:tc>
+      </w:tr>
+    </w:tbl>
+    <w:p>
+      <w:pPr>
+        <w:spacing w:before="80" w:after="80"/>
+        <w:jc w:val="both"/>
+        <w:rPr>
+          <w:sz w:val="24"/>
+          <w:szCs w:val="24"/>
+        </w:rPr>
+      </w:pPr>
+      <w:r>
+        <w:rPr>
+          <w:sz w:val="24"/>
+          <w:szCs w:val="24"/>
+        </w:rPr>
+        <w:t>A SubjectID az elsődleges kulcs, amely egyedi azonosítót ad minden tantárgynak. A TeacherID idegen kulcsként kapcsolódik a Users táblához, ezáltal minden tantárgyhoz pontosan egy tanár tartozik. A MaxStudents mező határozza meg, hogy legfeljebb hány diák iratkozhat fel az adott tantárgyra. A Status mező segítségével az adminisztrátor aktiválhatja vagy deaktiválhatja a tantárgyat.</w:t>
+      </w:r>
+    </w:p>
+    <w:p>
+      <w:pPr>
+        <w:spacing w:before="80" w:after="80"/>
+        <w:jc w:val="both"/>
+      </w:pPr>
+    </w:p>
+    <w:p>
+      <w:pPr>
+        <w:pStyle w:val="Heading3"/>
+      </w:pPr>
+      <w:bookmarkStart w:id="27" w:name="_Toc223805780"/>
+      <w:r>
+        <w:t>2.5.4 ScheduleEntries tábla (Órarend)</w:t>
+      </w:r>
+      <w:bookmarkEnd w:id="27"/>
+    </w:p>
+    <w:p>
+      <w:pPr>
+        <w:spacing w:before="80" w:after="80"/>
+        <w:jc w:val="both"/>
+      </w:pPr>
+      <w:r>
+        <w:rPr>
+          <w:sz w:val="24"/>
+          <w:szCs w:val="24"/>
+        </w:rPr>
+        <w:t>Ebben a táblában tároljuk a diákok személyes órarendjeit. Minden bejegyzés egy diák és egy tantárgy közötti kapcsolatot reprezentál, kiegészítve az óra időpontjával, helyszínével és ismétlődési szablyaival.</w:t>
+      </w:r>
+    </w:p>
+    <w:tbl>
+      <w:tblPr>
+        <w:tblW w:w="9026" w:type="dxa"/>
+        <w:tblBorders>
+          <w:top w:val="single" w:sz="4" w:space="0" w:color="auto"/>
+          <w:left w:val="single" w:sz="4" w:space="0" w:color="auto"/>
+          <w:bottom w:val="single" w:sz="4" w:space="0" w:color="auto"/>
+          <w:right w:val="single" w:sz="4" w:space="0" w:color="auto"/>
+          <w:insideH w:val="single" w:sz="4" w:space="0" w:color="auto"/>
+          <w:insideV w:val="single" w:sz="4" w:space="0" w:color="auto"/>
+        </w:tblBorders>
+        <w:tblLook w:val="04A0" w:firstRow="1" w:lastRow="0" w:firstColumn="1" w:lastColumn="0" w:noHBand="0" w:noVBand="1"/>
+      </w:tblPr>
+      <w:tblGrid>
+        <w:gridCol w:w="3009"/>
+        <w:gridCol w:w="3009"/>
+        <w:gridCol w:w="3008"/>
+      </w:tblGrid>
+      <w:tr>
+        <w:tc>
+          <w:tcPr>
+            <w:tcW w:w="3009" w:type="dxa"/>
+            <w:tcBorders>
+              <w:top w:val="single" w:sz="4" w:space="0" w:color="auto"/>
+              <w:left w:val="single" w:sz="4" w:space="0" w:color="auto"/>
+              <w:bottom w:val="single" w:sz="4" w:space="0" w:color="auto"/>
+              <w:right w:val="single" w:sz="4" w:space="0" w:color="auto"/>
+            </w:tcBorders>
+            <w:shd w:val="clear" w:color="auto" w:fill="2563EB"/>
+            <w:hideMark/>
+          </w:tcPr>
+          <w:p>
+            <w:pPr>
+              <w:jc w:val="both"/>
+            </w:pPr>
+            <w:r>
+              <w:rPr>
+                <w:b/>
+                <w:color w:val="FFFFFF"/>
+                <w:sz w:val="20"/>
+                <w:szCs w:val="20"/>
+              </w:rPr>
+              <w:t>Oszlop neve</w:t>
+            </w:r>
+          </w:p>
+        </w:tc>
+        <w:tc>
+          <w:tcPr>
+            <w:tcW w:w="3009" w:type="dxa"/>
+            <w:tcBorders>
+              <w:top w:val="single" w:sz="4" w:space="0" w:color="auto"/>
+              <w:left w:val="single" w:sz="4" w:space="0" w:color="auto"/>
+              <w:bottom w:val="single" w:sz="4" w:space="0" w:color="auto"/>
+              <w:right w:val="single" w:sz="4" w:space="0" w:color="auto"/>
+            </w:tcBorders>
+            <w:shd w:val="clear" w:color="auto" w:fill="2563EB"/>
+            <w:hideMark/>
+          </w:tcPr>
+          <w:p>
+            <w:pPr>
+              <w:jc w:val="both"/>
+            </w:pPr>
+            <w:r>
+              <w:rPr>
+                <w:b/>
+                <w:color w:val="FFFFFF"/>
+                <w:sz w:val="20"/>
+                <w:szCs w:val="20"/>
+              </w:rPr>
+              <w:t>Típusa</w:t>
+            </w:r>
+          </w:p>
+        </w:tc>
+        <w:tc>
+          <w:tcPr>
+            <w:tcW w:w="3008" w:type="dxa"/>
+            <w:tcBorders>
+              <w:top w:val="single" w:sz="4" w:space="0" w:color="auto"/>
+              <w:left w:val="single" w:sz="4" w:space="0" w:color="auto"/>
+              <w:bottom w:val="single" w:sz="4" w:space="0" w:color="auto"/>
+              <w:right w:val="single" w:sz="4" w:space="0" w:color="auto"/>
+            </w:tcBorders>
+            <w:shd w:val="clear" w:color="auto" w:fill="2563EB"/>
+            <w:hideMark/>
+          </w:tcPr>
+          <w:p>
+            <w:pPr>
+              <w:jc w:val="both"/>
+            </w:pPr>
+            <w:r>
+              <w:rPr>
+                <w:b/>
+                <w:color w:val="FFFFFF"/>
+                <w:sz w:val="20"/>
+                <w:szCs w:val="20"/>
+              </w:rPr>
+              <w:t>Leírás</w:t>
+            </w:r>
+          </w:p>
+        </w:tc>
+      </w:tr>
+      <w:tr>
+        <w:tc>
+          <w:tcPr>
+            <w:tcW w:w="3009" w:type="dxa"/>
+            <w:tcBorders>
+              <w:top w:val="single" w:sz="4" w:space="0" w:color="auto"/>
+              <w:left w:val="single" w:sz="4" w:space="0" w:color="auto"/>
+              <w:bottom w:val="single" w:sz="4" w:space="0" w:color="auto"/>
+              <w:right w:val="single" w:sz="4" w:space="0" w:color="auto"/>
+            </w:tcBorders>
+            <w:hideMark/>
+          </w:tcPr>
+          <w:p>
+            <w:pPr>
+              <w:jc w:val="both"/>
+            </w:pPr>
+            <w:r>
+              <w:rPr>
+                <w:sz w:val="20"/>
+                <w:szCs w:val="20"/>
+              </w:rPr>
+              <w:t>EntryID (PK)</w:t>
+            </w:r>
+          </w:p>
+        </w:tc>
+        <w:tc>
+          <w:tcPr>
+            <w:tcW w:w="3009" w:type="dxa"/>
+            <w:tcBorders>
+              <w:top w:val="single" w:sz="4" w:space="0" w:color="auto"/>
+              <w:left w:val="single" w:sz="4" w:space="0" w:color="auto"/>
+              <w:bottom w:val="single" w:sz="4" w:space="0" w:color="auto"/>
+              <w:right w:val="single" w:sz="4" w:space="0" w:color="auto"/>
+            </w:tcBorders>
+            <w:hideMark/>
+          </w:tcPr>
+          <w:p>
+            <w:pPr>
+              <w:jc w:val="both"/>
+            </w:pPr>
+            <w:r>
+              <w:rPr>
+                <w:sz w:val="20"/>
+                <w:szCs w:val="20"/>
+              </w:rPr>
+              <w:t>int (auto-increment)</w:t>
+            </w:r>
+          </w:p>
+        </w:tc>
+        <w:tc>
+          <w:tcPr>
+            <w:tcW w:w="3008" w:type="dxa"/>
+            <w:tcBorders>
+              <w:top w:val="single" w:sz="4" w:space="0" w:color="auto"/>
+              <w:left w:val="single" w:sz="4" w:space="0" w:color="auto"/>
+              <w:bottom w:val="single" w:sz="4" w:space="0" w:color="auto"/>
+              <w:right w:val="single" w:sz="4" w:space="0" w:color="auto"/>
+            </w:tcBorders>
+            <w:hideMark/>
+          </w:tcPr>
+          <w:p>
+            <w:pPr>
+              <w:jc w:val="both"/>
+            </w:pPr>
+            <w:r>
+              <w:rPr>
+                <w:sz w:val="20"/>
+                <w:szCs w:val="20"/>
+              </w:rPr>
+              <w:t>Elsődleges kulcs</w:t>
+            </w:r>
+          </w:p>
+        </w:tc>
+      </w:tr>
+      <w:tr>
+        <w:tc>
+          <w:tcPr>
+            <w:tcW w:w="3009" w:type="dxa"/>
+            <w:tcBorders>
+              <w:top w:val="single" w:sz="4" w:space="0" w:color="auto"/>
+              <w:left w:val="single" w:sz="4" w:space="0" w:color="auto"/>
+              <w:bottom w:val="single" w:sz="4" w:space="0" w:color="auto"/>
+              <w:right w:val="single" w:sz="4" w:space="0" w:color="auto"/>
+            </w:tcBorders>
+            <w:hideMark/>
+          </w:tcPr>
+          <w:p>
+            <w:pPr>
+              <w:jc w:val="both"/>
+            </w:pPr>
+            <w:r>
+              <w:rPr>
+                <w:sz w:val="20"/>
+                <w:szCs w:val="20"/>
+              </w:rPr>
+              <w:t>StudentID (FK)</w:t>
+            </w:r>
+          </w:p>
+        </w:tc>
+        <w:tc>
+          <w:tcPr>
+            <w:tcW w:w="3009" w:type="dxa"/>
+            <w:tcBorders>
+              <w:top w:val="single" w:sz="4" w:space="0" w:color="auto"/>
+              <w:left w:val="single" w:sz="4" w:space="0" w:color="auto"/>
+              <w:bottom w:val="single" w:sz="4" w:space="0" w:color="auto"/>
+              <w:right w:val="single" w:sz="4" w:space="0" w:color="auto"/>
+            </w:tcBorders>
+            <w:hideMark/>
+          </w:tcPr>
+          <w:p>
+            <w:pPr>
+              <w:jc w:val="both"/>
+            </w:pPr>
+            <w:r>
+              <w:rPr>
+                <w:sz w:val="20"/>
+                <w:szCs w:val="20"/>
+              </w:rPr>
+              <w:t>int</w:t>
+            </w:r>
+          </w:p>
+        </w:tc>
+        <w:tc>
+          <w:tcPr>
+            <w:tcW w:w="3008" w:type="dxa"/>
+            <w:tcBorders>
+              <w:top w:val="single" w:sz="4" w:space="0" w:color="auto"/>
+              <w:left w:val="single" w:sz="4" w:space="0" w:color="auto"/>
+              <w:bottom w:val="single" w:sz="4" w:space="0" w:color="auto"/>
+              <w:right w:val="single" w:sz="4" w:space="0" w:color="auto"/>
+            </w:tcBorders>
+            <w:hideMark/>
+          </w:tcPr>
+          <w:p>
+            <w:pPr>
+              <w:jc w:val="both"/>
+            </w:pPr>
+            <w:r>
+              <w:rPr>
+                <w:sz w:val="20"/>
+                <w:szCs w:val="20"/>
+              </w:rPr>
+              <w:t>Idégen kulcs a Users táblára</w:t>
+            </w:r>
+          </w:p>
+        </w:tc>
+      </w:tr>
+      <w:tr>
+        <w:tc>
+          <w:tcPr>
+            <w:tcW w:w="3009" w:type="dxa"/>
+            <w:tcBorders>
+              <w:top w:val="single" w:sz="4" w:space="0" w:color="auto"/>
+              <w:left w:val="single" w:sz="4" w:space="0" w:color="auto"/>
+              <w:bottom w:val="single" w:sz="4" w:space="0" w:color="auto"/>
+              <w:right w:val="single" w:sz="4" w:space="0" w:color="auto"/>
+            </w:tcBorders>
+            <w:hideMark/>
+          </w:tcPr>
+          <w:p>
+            <w:pPr>
+              <w:jc w:val="both"/>
+            </w:pPr>
+            <w:r>
+              <w:rPr>
+                <w:sz w:val="20"/>
+                <w:szCs w:val="20"/>
+              </w:rPr>
+              <w:t>SubjectID (FK)</w:t>
+            </w:r>
+          </w:p>
+        </w:tc>
+        <w:tc>
+          <w:tcPr>
+            <w:tcW w:w="3009" w:type="dxa"/>
+            <w:tcBorders>
+              <w:top w:val="single" w:sz="4" w:space="0" w:color="auto"/>
+              <w:left w:val="single" w:sz="4" w:space="0" w:color="auto"/>
+              <w:bottom w:val="single" w:sz="4" w:space="0" w:color="auto"/>
+              <w:right w:val="single" w:sz="4" w:space="0" w:color="auto"/>
+            </w:tcBorders>
+            <w:hideMark/>
+          </w:tcPr>
+          <w:p>
+            <w:pPr>
+              <w:jc w:val="both"/>
+            </w:pPr>
+            <w:r>
+              <w:rPr>
+                <w:sz w:val="20"/>
+                <w:szCs w:val="20"/>
+              </w:rPr>
+              <w:t>int</w:t>
+            </w:r>
+          </w:p>
+        </w:tc>
+        <w:tc>
+          <w:tcPr>
+            <w:tcW w:w="3008" w:type="dxa"/>
+            <w:tcBorders>
+              <w:top w:val="single" w:sz="4" w:space="0" w:color="auto"/>
+              <w:left w:val="single" w:sz="4" w:space="0" w:color="auto"/>
+              <w:bottom w:val="single" w:sz="4" w:space="0" w:color="auto"/>
+              <w:right w:val="single" w:sz="4" w:space="0" w:color="auto"/>
+            </w:tcBorders>
+            <w:hideMark/>
+          </w:tcPr>
+          <w:p>
+            <w:pPr>
+              <w:jc w:val="both"/>
+            </w:pPr>
+            <w:r>
+              <w:rPr>
+                <w:sz w:val="20"/>
+                <w:szCs w:val="20"/>
+              </w:rPr>
+              <w:t>Idégen kulcs a Subjects táblára</w:t>
+            </w:r>
+          </w:p>
+        </w:tc>
+      </w:tr>
+      <w:tr>
+        <w:tc>
+          <w:tcPr>
+            <w:tcW w:w="3009" w:type="dxa"/>
+            <w:tcBorders>
+              <w:top w:val="single" w:sz="4" w:space="0" w:color="auto"/>
+              <w:left w:val="single" w:sz="4" w:space="0" w:color="auto"/>
+              <w:bottom w:val="single" w:sz="4" w:space="0" w:color="auto"/>
+              <w:right w:val="single" w:sz="4" w:space="0" w:color="auto"/>
+            </w:tcBorders>
+            <w:hideMark/>
+          </w:tcPr>
+          <w:p>
+            <w:pPr>
+              <w:jc w:val="both"/>
+            </w:pPr>
+            <w:r>
+              <w:rPr>
+                <w:sz w:val="20"/>
+                <w:szCs w:val="20"/>
+              </w:rPr>
+              <w:t>DayOfWeek</w:t>
+            </w:r>
+          </w:p>
+        </w:tc>
+        <w:tc>
+          <w:tcPr>
+            <w:tcW w:w="3009" w:type="dxa"/>
+            <w:tcBorders>
+              <w:top w:val="single" w:sz="4" w:space="0" w:color="auto"/>
+              <w:left w:val="single" w:sz="4" w:space="0" w:color="auto"/>
+              <w:bottom w:val="single" w:sz="4" w:space="0" w:color="auto"/>
+              <w:right w:val="single" w:sz="4" w:space="0" w:color="auto"/>
+            </w:tcBorders>
+            <w:hideMark/>
+          </w:tcPr>
+          <w:p>
+            <w:pPr>
+              <w:jc w:val="both"/>
+            </w:pPr>
+            <w:r>
+              <w:rPr>
+                <w:sz w:val="20"/>
+                <w:szCs w:val="20"/>
+              </w:rPr>
+              <w:t>int (1-7)</w:t>
+            </w:r>
+          </w:p>
+        </w:tc>
+        <w:tc>
+          <w:tcPr>
+            <w:tcW w:w="3008" w:type="dxa"/>
+            <w:tcBorders>
+              <w:top w:val="single" w:sz="4" w:space="0" w:color="auto"/>
+              <w:left w:val="single" w:sz="4" w:space="0" w:color="auto"/>
+              <w:bottom w:val="single" w:sz="4" w:space="0" w:color="auto"/>
+              <w:right w:val="single" w:sz="4" w:space="0" w:color="auto"/>
+            </w:tcBorders>
+            <w:hideMark/>
+          </w:tcPr>
+          <w:p>
+            <w:pPr>
+              <w:jc w:val="both"/>
+            </w:pPr>
+            <w:r>
+              <w:rPr>
+                <w:sz w:val="20"/>
+                <w:szCs w:val="20"/>
+              </w:rPr>
+              <w:t>Hét napja (1=Hétfő, 7=Vasárnap)</w:t>
+            </w:r>
+          </w:p>
+        </w:tc>
+      </w:tr>
+      <w:tr>
+        <w:tc>
+          <w:tcPr>
+            <w:tcW w:w="3009" w:type="dxa"/>
+            <w:tcBorders>
+              <w:top w:val="single" w:sz="4" w:space="0" w:color="auto"/>
+              <w:left w:val="single" w:sz="4" w:space="0" w:color="auto"/>
+              <w:bottom w:val="single" w:sz="4" w:space="0" w:color="auto"/>
+              <w:right w:val="single" w:sz="4" w:space="0" w:color="auto"/>
+            </w:tcBorders>
+            <w:hideMark/>
+          </w:tcPr>
+          <w:p>
+            <w:pPr>
+              <w:jc w:val="both"/>
+            </w:pPr>
+            <w:r>
+              <w:rPr>
+                <w:sz w:val="20"/>
+                <w:szCs w:val="20"/>
+              </w:rPr>
+              <w:t>StartTime</w:t>
+            </w:r>
+          </w:p>
+        </w:tc>
+        <w:tc>
+          <w:tcPr>
+            <w:tcW w:w="3009" w:type="dxa"/>
+            <w:tcBorders>
+              <w:top w:val="single" w:sz="4" w:space="0" w:color="auto"/>
+              <w:left w:val="single" w:sz="4" w:space="0" w:color="auto"/>
+              <w:bottom w:val="single" w:sz="4" w:space="0" w:color="auto"/>
+              <w:right w:val="single" w:sz="4" w:space="0" w:color="auto"/>
+            </w:tcBorders>
+            <w:hideMark/>
+          </w:tcPr>
+          <w:p>
+            <w:pPr>
+              <w:jc w:val="both"/>
+            </w:pPr>
+            <w:r>
+              <w:rPr>
+                <w:sz w:val="20"/>
+                <w:szCs w:val="20"/>
+              </w:rPr>
+              <w:t>nvarchar(5)</w:t>
+            </w:r>
+          </w:p>
+        </w:tc>
+        <w:tc>
+          <w:tcPr>
+            <w:tcW w:w="3008" w:type="dxa"/>
+            <w:tcBorders>
+              <w:top w:val="single" w:sz="4" w:space="0" w:color="auto"/>
+              <w:left w:val="single" w:sz="4" w:space="0" w:color="auto"/>
+              <w:bottom w:val="single" w:sz="4" w:space="0" w:color="auto"/>
+              <w:right w:val="single" w:sz="4" w:space="0" w:color="auto"/>
+            </w:tcBorders>
+            <w:hideMark/>
+          </w:tcPr>
+          <w:p>
+            <w:pPr>
+              <w:jc w:val="both"/>
+            </w:pPr>
+            <w:r>
+              <w:rPr>
+                <w:sz w:val="20"/>
+                <w:szCs w:val="20"/>
+              </w:rPr>
+              <w:t>Kezdés időpontja (pl. 08:00)</w:t>
+            </w:r>
+          </w:p>
+        </w:tc>
+      </w:tr>
+      <w:tr>
+        <w:tc>
+          <w:tcPr>
+            <w:tcW w:w="3009" w:type="dxa"/>
+            <w:tcBorders>
+              <w:top w:val="single" w:sz="4" w:space="0" w:color="auto"/>
+              <w:left w:val="single" w:sz="4" w:space="0" w:color="auto"/>
+              <w:bottom w:val="single" w:sz="4" w:space="0" w:color="auto"/>
+              <w:right w:val="single" w:sz="4" w:space="0" w:color="auto"/>
+            </w:tcBorders>
+            <w:hideMark/>
+          </w:tcPr>
+          <w:p>
+            <w:pPr>
+              <w:jc w:val="both"/>
+            </w:pPr>
+            <w:r>
+              <w:rPr>
+                <w:sz w:val="20"/>
+                <w:szCs w:val="20"/>
+              </w:rPr>
+              <w:t>EndTime</w:t>
+            </w:r>
+          </w:p>
+        </w:tc>
+        <w:tc>
+          <w:tcPr>
+            <w:tcW w:w="3009" w:type="dxa"/>
+            <w:tcBorders>
+              <w:top w:val="single" w:sz="4" w:space="0" w:color="auto"/>
+              <w:left w:val="single" w:sz="4" w:space="0" w:color="auto"/>
+              <w:bottom w:val="single" w:sz="4" w:space="0" w:color="auto"/>
+              <w:right w:val="single" w:sz="4" w:space="0" w:color="auto"/>
+            </w:tcBorders>
+            <w:hideMark/>
+          </w:tcPr>
+          <w:p>
+            <w:pPr>
+              <w:jc w:val="both"/>
+            </w:pPr>
+            <w:r>
+              <w:rPr>
+                <w:sz w:val="20"/>
+                <w:szCs w:val="20"/>
+              </w:rPr>
+              <w:t>nvarchar(5)</w:t>
+            </w:r>
+          </w:p>
+        </w:tc>
+        <w:tc>
+          <w:tcPr>
+            <w:tcW w:w="3008" w:type="dxa"/>
+            <w:tcBorders>
+              <w:top w:val="single" w:sz="4" w:space="0" w:color="auto"/>
+              <w:left w:val="single" w:sz="4" w:space="0" w:color="auto"/>
+              <w:bottom w:val="single" w:sz="4" w:space="0" w:color="auto"/>
+              <w:right w:val="single" w:sz="4" w:space="0" w:color="auto"/>
+            </w:tcBorders>
+            <w:hideMark/>
+          </w:tcPr>
+          <w:p>
+            <w:pPr>
+              <w:jc w:val="both"/>
+            </w:pPr>
+            <w:r>
+              <w:rPr>
+                <w:sz w:val="20"/>
+                <w:szCs w:val="20"/>
+              </w:rPr>
+              <w:t>Beféjezés időpontja (pl. 09:30)</w:t>
+            </w:r>
+          </w:p>
+        </w:tc>
+      </w:tr>
+      <w:tr>
+        <w:tc>
+          <w:tcPr>
+            <w:tcW w:w="3009" w:type="dxa"/>
+            <w:tcBorders>
+              <w:top w:val="single" w:sz="4" w:space="0" w:color="auto"/>
+              <w:left w:val="single" w:sz="4" w:space="0" w:color="auto"/>
+              <w:bottom w:val="single" w:sz="4" w:space="0" w:color="auto"/>
+              <w:right w:val="single" w:sz="4" w:space="0" w:color="auto"/>
+            </w:tcBorders>
+            <w:hideMark/>
+          </w:tcPr>
+          <w:p>
+            <w:pPr>
+              <w:jc w:val="both"/>
+            </w:pPr>
+            <w:r>
+              <w:rPr>
+                <w:sz w:val="20"/>
+                <w:szCs w:val="20"/>
+              </w:rPr>
+              <w:t>Location</w:t>
+            </w:r>
+          </w:p>
+        </w:tc>
+        <w:tc>
+          <w:tcPr>
+            <w:tcW w:w="3009" w:type="dxa"/>
+            <w:tcBorders>
+              <w:top w:val="single" w:sz="4" w:space="0" w:color="auto"/>
+              <w:left w:val="single" w:sz="4" w:space="0" w:color="auto"/>
+              <w:bottom w:val="single" w:sz="4" w:space="0" w:color="auto"/>
+              <w:right w:val="single" w:sz="4" w:space="0" w:color="auto"/>
+            </w:tcBorders>
+            <w:hideMark/>
+          </w:tcPr>
+          <w:p>
+            <w:pPr>
+              <w:jc w:val="both"/>
+            </w:pPr>
+            <w:r>
+              <w:rPr>
+                <w:sz w:val="20"/>
+                <w:szCs w:val="20"/>
+              </w:rPr>
+              <w:t>nvarchar(100)</w:t>
+            </w:r>
+          </w:p>
+        </w:tc>
+        <w:tc>
+          <w:tcPr>
+            <w:tcW w:w="3008" w:type="dxa"/>
+            <w:tcBorders>
+              <w:top w:val="single" w:sz="4" w:space="0" w:color="auto"/>
+              <w:left w:val="single" w:sz="4" w:space="0" w:color="auto"/>
+              <w:bottom w:val="single" w:sz="4" w:space="0" w:color="auto"/>
+              <w:right w:val="single" w:sz="4" w:space="0" w:color="auto"/>
+            </w:tcBorders>
+            <w:hideMark/>
+          </w:tcPr>
+          <w:p>
+            <w:pPr>
+              <w:jc w:val="both"/>
+            </w:pPr>
+            <w:r>
+              <w:rPr>
+                <w:sz w:val="20"/>
+                <w:szCs w:val="20"/>
+              </w:rPr>
+              <w:t>Terem száma (pl. A101)</w:t>
+            </w:r>
+          </w:p>
+        </w:tc>
+      </w:tr>
+      <w:tr>
+        <w:tc>
+          <w:tcPr>
+            <w:tcW w:w="3009" w:type="dxa"/>
+            <w:tcBorders>
+              <w:top w:val="single" w:sz="4" w:space="0" w:color="auto"/>
+              <w:left w:val="single" w:sz="4" w:space="0" w:color="auto"/>
+              <w:bottom w:val="single" w:sz="4" w:space="0" w:color="auto"/>
+              <w:right w:val="single" w:sz="4" w:space="0" w:color="auto"/>
+            </w:tcBorders>
+            <w:hideMark/>
+          </w:tcPr>
+          <w:p>
+            <w:pPr>
+              <w:jc w:val="both"/>
+            </w:pPr>
+            <w:r>
+              <w:rPr>
+                <w:sz w:val="20"/>
+                <w:szCs w:val="20"/>
+              </w:rPr>
+              <w:t>RecurrenceType</w:t>
+            </w:r>
+          </w:p>
+        </w:tc>
+        <w:tc>
+          <w:tcPr>
+            <w:tcW w:w="3009" w:type="dxa"/>
+            <w:tcBorders>
+              <w:top w:val="single" w:sz="4" w:space="0" w:color="auto"/>
+              <w:left w:val="single" w:sz="4" w:space="0" w:color="auto"/>
+              <w:bottom w:val="single" w:sz="4" w:space="0" w:color="auto"/>
+              <w:right w:val="single" w:sz="4" w:space="0" w:color="auto"/>
+            </w:tcBorders>
+            <w:hideMark/>
+          </w:tcPr>
+          <w:p>
+            <w:pPr>
+              <w:jc w:val="both"/>
+            </w:pPr>
+            <w:r>
+              <w:rPr>
+                <w:sz w:val="20"/>
+                <w:szCs w:val="20"/>
+              </w:rPr>
+              <w:t>nvarchar(20)</w:t>
+            </w:r>
+          </w:p>
+        </w:tc>
+        <w:tc>
+          <w:tcPr>
+            <w:tcW w:w="3008" w:type="dxa"/>
+            <w:tcBorders>
+              <w:top w:val="single" w:sz="4" w:space="0" w:color="auto"/>
+              <w:left w:val="single" w:sz="4" w:space="0" w:color="auto"/>
+              <w:bottom w:val="single" w:sz="4" w:space="0" w:color="auto"/>
+              <w:right w:val="single" w:sz="4" w:space="0" w:color="auto"/>
+            </w:tcBorders>
+            <w:hideMark/>
+          </w:tcPr>
+          <w:p>
+            <w:pPr>
+              <w:jc w:val="both"/>
+            </w:pPr>
+            <w:r>
+              <w:rPr>
+                <w:sz w:val="20"/>
+                <w:szCs w:val="20"/>
+              </w:rPr>
+              <w:t>Ismétlődés: None/Weekly/Biweekly/Monthly</w:t>
+            </w:r>
+          </w:p>
+        </w:tc>
+      </w:tr>
+      <w:tr>
+        <w:tc>
+          <w:tcPr>
+            <w:tcW w:w="3009" w:type="dxa"/>
+            <w:tcBorders>
+              <w:top w:val="single" w:sz="4" w:space="0" w:color="auto"/>
+              <w:left w:val="single" w:sz="4" w:space="0" w:color="auto"/>
+              <w:bottom w:val="single" w:sz="4" w:space="0" w:color="auto"/>
+              <w:right w:val="single" w:sz="4" w:space="0" w:color="auto"/>
+            </w:tcBorders>
+          </w:tcPr>
+          <w:p>
+            <w:pPr>
+              <w:jc w:val="both"/>
+            </w:pPr>
+            <w:r>
+              <w:rPr>
+                <w:sz w:val="20"/>
+                <w:szCs w:val="20"/>
+              </w:rPr>
+              <w:t>Recurrence</w:t>
+            </w:r>
+            <w:r>
+              <w:rPr>
+                <w:sz w:val="20"/>
+                <w:szCs w:val="20"/>
+              </w:rPr>
+              <w:t>EndDate</w:t>
+            </w:r>
+          </w:p>
+        </w:tc>
+        <w:tc>
+          <w:tcPr>
+            <w:tcW w:w="3009" w:type="dxa"/>
+            <w:tcBorders>
+              <w:top w:val="single" w:sz="4" w:space="0" w:color="auto"/>
+              <w:left w:val="single" w:sz="4" w:space="0" w:color="auto"/>
+              <w:bottom w:val="single" w:sz="4" w:space="0" w:color="auto"/>
+              <w:right w:val="single" w:sz="4" w:space="0" w:color="auto"/>
+            </w:tcBorders>
+          </w:tcPr>
+          <w:p>
+            <w:pPr>
+              <w:jc w:val="both"/>
+            </w:pPr>
+            <w:r>
+              <w:rPr>
+                <w:sz w:val="20"/>
+                <w:szCs w:val="20"/>
+              </w:rPr>
+              <w:t>datetime</w:t>
+            </w:r>
+          </w:p>
+        </w:tc>
+        <w:tc>
+          <w:tcPr>
+            <w:tcW w:w="3008" w:type="dxa"/>
+            <w:tcBorders>
+              <w:top w:val="single" w:sz="4" w:space="0" w:color="auto"/>
+              <w:left w:val="single" w:sz="4" w:space="0" w:color="auto"/>
+              <w:bottom w:val="single" w:sz="4" w:space="0" w:color="auto"/>
+              <w:right w:val="single" w:sz="4" w:space="0" w:color="auto"/>
+            </w:tcBorders>
+          </w:tcPr>
+          <w:p>
+            <w:pPr>
+              <w:jc w:val="both"/>
+            </w:pPr>
+            <w:r>
+              <w:rPr>
+                <w:sz w:val="20"/>
+                <w:szCs w:val="20"/>
+              </w:rPr>
+              <w:t>Ismétlődés:</w:t>
+            </w:r>
+            <w:r>
+              <w:rPr>
+                <w:sz w:val="20"/>
+                <w:szCs w:val="20"/>
+              </w:rPr>
+              <w:t>befejezési dátuma</w:t>
+            </w:r>
+          </w:p>
+        </w:tc>
+      </w:tr>
+      <w:tr>
+        <w:tc>
+          <w:tcPr>
+            <w:tcW w:w="3009" w:type="dxa"/>
+            <w:tcBorders>
+              <w:top w:val="single" w:sz="4" w:space="0" w:color="auto"/>
+              <w:left w:val="single" w:sz="4" w:space="0" w:color="auto"/>
+              <w:bottom w:val="single" w:sz="4" w:space="0" w:color="auto"/>
+              <w:right w:val="single" w:sz="4" w:space="0" w:color="auto"/>
+            </w:tcBorders>
+          </w:tcPr>
+          <w:p>
+            <w:pPr>
+              <w:jc w:val="both"/>
+              <w:rPr>
+                <w:sz w:val="20"/>
+                <w:szCs w:val="20"/>
+              </w:rPr>
+            </w:pPr>
+            <w:r>
+              <w:rPr>
+                <w:sz w:val="20"/>
+                <w:szCs w:val="20"/>
+              </w:rPr>
+              <w:lastRenderedPageBreak/>
+              <w:t>CreatedAt</w:t>
+            </w:r>
+          </w:p>
+        </w:tc>
+        <w:tc>
+          <w:tcPr>
+            <w:tcW w:w="3009" w:type="dxa"/>
+            <w:tcBorders>
+              <w:top w:val="single" w:sz="4" w:space="0" w:color="auto"/>
+              <w:left w:val="single" w:sz="4" w:space="0" w:color="auto"/>
+              <w:bottom w:val="single" w:sz="4" w:space="0" w:color="auto"/>
+              <w:right w:val="single" w:sz="4" w:space="0" w:color="auto"/>
+            </w:tcBorders>
+          </w:tcPr>
+          <w:p>
+            <w:pPr>
+              <w:jc w:val="both"/>
+              <w:rPr>
+                <w:sz w:val="20"/>
+                <w:szCs w:val="20"/>
+              </w:rPr>
+            </w:pPr>
+            <w:r>
+              <w:rPr>
+                <w:sz w:val="20"/>
+                <w:szCs w:val="20"/>
+              </w:rPr>
+              <w:t>datetime</w:t>
+            </w:r>
+          </w:p>
+        </w:tc>
+        <w:tc>
+          <w:tcPr>
+            <w:tcW w:w="3008" w:type="dxa"/>
+            <w:tcBorders>
+              <w:top w:val="single" w:sz="4" w:space="0" w:color="auto"/>
+              <w:left w:val="single" w:sz="4" w:space="0" w:color="auto"/>
+              <w:bottom w:val="single" w:sz="4" w:space="0" w:color="auto"/>
+              <w:right w:val="single" w:sz="4" w:space="0" w:color="auto"/>
+            </w:tcBorders>
+          </w:tcPr>
+          <w:p>
+            <w:pPr>
+              <w:jc w:val="both"/>
+              <w:rPr>
+                <w:sz w:val="20"/>
+                <w:szCs w:val="20"/>
+              </w:rPr>
+            </w:pPr>
+            <w:r>
+              <w:rPr>
+                <w:sz w:val="20"/>
+                <w:szCs w:val="20"/>
+              </w:rPr>
+              <w:t>Létrehozás időpontja</w:t>
+            </w:r>
+          </w:p>
+        </w:tc>
+      </w:tr>
+    </w:tbl>
+    <w:p>
+      <w:pPr>
+        <w:spacing w:before="80" w:after="80"/>
+        <w:jc w:val="both"/>
+      </w:pPr>
+      <w:r>
+        <w:rPr>
+          <w:sz w:val="24"/>
+          <w:szCs w:val="24"/>
+        </w:rPr>
+        <w:t>A ScheduleEntries tábla tárolja a diákok személyes órarendjeit. A DayOfWeek mező 1-től 7-ig terjed, ahol 1 a hétfőt és 7 a vasárnapot jelenti. A StartTime és EndTime mezők "HH:mm" formátumban tárolják az óra kezdését és végét. A RecurrenceType határozza meg az ismétlődés típusát: None (egyszeri), Weekly (heti), Biweekly (kétheatente), Monthly (havonta). A rendszer automatikusan felismeri, ha egy óra éppen folyamatban van, és ezt a dashboardon jelzi a felhasználónak.</w:t>
       </w:r>
     </w:p>
     <w:p>
@@ -7843,7 +10023,11 @@
     <w:rsid w:val="001E0945"/>
     <w:rsid w:val="00207778"/>
     <w:rsid w:val="002838D2"/>
+    <w:rsid w:val="002E6693"/>
+    <w:rsid w:val="003927F4"/>
+    <w:rsid w:val="003D6416"/>
     <w:rsid w:val="004041B5"/>
+    <w:rsid w:val="00461721"/>
     <w:rsid w:val="00722E1A"/>
     <w:rsid w:val="007E7CBF"/>
     <w:rsid w:val="008435C4"/>

--- a/FeladatRadar_Reszletes_Funkcio_Leiras.docx
+++ b/FeladatRadar_Reszletes_Funkcio_Leiras.docx
@@ -1,16 +1,16 @@
 
 <file path=word/document.xml><?xml version="1.0" encoding="utf-8"?>
-<w:document xmlns:wpc="http://schemas.microsoft.com/office/word/2010/wordprocessingCanvas" xmlns:cx="http://schemas.microsoft.com/office/drawing/2014/chartex" xmlns:cx1="http://schemas.microsoft.com/office/drawing/2015/9/8/chartex" xmlns:cx2="http://schemas.microsoft.com/office/drawing/2015/10/21/chartex" xmlns:cx3="http://schemas.microsoft.com/office/drawing/2016/5/9/chartex" xmlns:cx4="http://schemas.microsoft.com/office/drawing/2016/5/10/chartex" xmlns:cx5="http://schemas.microsoft.com/office/drawing/2016/5/11/chartex" xmlns:cx6="http://schemas.microsoft.com/office/drawing/2016/5/12/chartex" xmlns:cx7="http://schemas.microsoft.com/office/drawing/2016/5/13/chartex" xmlns:cx8="http://schemas.microsoft.com/office/drawing/2016/5/14/chartex" xmlns:mc="http://schemas.openxmlformats.org/markup-compatibility/2006" xmlns:aink="http://schemas.microsoft.com/office/drawing/2016/ink" xmlns:am3d="http://schemas.microsoft.com/office/drawing/2017/model3d" xmlns:o="urn:schemas-microsoft-com:office:office" xmlns:r="http://schemas.openxmlformats.org/officeDocument/2006/relationships" xmlns:m="http://schemas.openxmlformats.org/officeDocument/2006/math" xmlns:v="urn:schemas-microsoft-com:vml" xmlns:wp14="http://schemas.microsoft.com/office/word/2010/wordprocessingDrawing" xmlns:wp="http://schemas.openxmlformats.org/drawingml/2006/wordprocessingDrawing" xmlns:w10="urn:schemas-microsoft-com:office:word" xmlns:w="http://schemas.openxmlformats.org/wordprocessingml/2006/main" xmlns:w14="http://schemas.microsoft.com/office/word/2010/wordml" xmlns:w15="http://schemas.microsoft.com/office/word/2012/wordml" xmlns:w16cex="http://schemas.microsoft.com/office/word/2018/wordml/cex" xmlns:w16cid="http://schemas.microsoft.com/office/word/2016/wordml/cid" xmlns:w16="http://schemas.microsoft.com/office/word/2018/wordml" xmlns:w16sdtdh="http://schemas.microsoft.com/office/word/2020/wordml/sdtdatahash" xmlns:w16se="http://schemas.microsoft.com/office/word/2015/wordml/symex" xmlns:wpg="http://schemas.microsoft.com/office/word/2010/wordprocessingGroup" xmlns:wpi="http://schemas.microsoft.com/office/word/2010/wordprocessingInk" xmlns:wne="http://schemas.microsoft.com/office/word/2006/wordml" xmlns:wps="http://schemas.microsoft.com/office/word/2010/wordprocessingShape" mc:Ignorable="w14 w15 w16se w16cid w16 w16cex w16sdtdh wp14">
+<w:document xmlns:wpc="http://schemas.microsoft.com/office/word/2010/wordprocessingCanvas" xmlns:cx="http://schemas.microsoft.com/office/drawing/2014/chartex" xmlns:cx1="http://schemas.microsoft.com/office/drawing/2015/9/8/chartex" xmlns:cx2="http://schemas.microsoft.com/office/drawing/2015/10/21/chartex" xmlns:cx3="http://schemas.microsoft.com/office/drawing/2016/5/9/chartex" xmlns:cx4="http://schemas.microsoft.com/office/drawing/2016/5/10/chartex" xmlns:cx5="http://schemas.microsoft.com/office/drawing/2016/5/11/chartex" xmlns:cx6="http://schemas.microsoft.com/office/drawing/2016/5/12/chartex" xmlns:cx7="http://schemas.microsoft.com/office/drawing/2016/5/13/chartex" xmlns:cx8="http://schemas.microsoft.com/office/drawing/2016/5/14/chartex" xmlns:mc="http://schemas.openxmlformats.org/markup-compatibility/2006" xmlns:aink="http://schemas.microsoft.com/office/drawing/2016/ink" xmlns:am3d="http://schemas.microsoft.com/office/drawing/2017/model3d" xmlns:o="urn:schemas-microsoft-com:office:office" xmlns:r="http://schemas.openxmlformats.org/officeDocument/2006/relationships" xmlns:m="http://schemas.openxmlformats.org/officeDocument/2006/math" xmlns:v="urn:schemas-microsoft-com:vml" xmlns:wp14="http://schemas.microsoft.com/office/word/2010/wordprocessingDrawing" xmlns:wp="http://schemas.openxmlformats.org/drawingml/2006/wordprocessingDrawing" xmlns:w10="urn:schemas-microsoft-com:office:word" xmlns:w="http://schemas.openxmlformats.org/wordprocessingml/2006/main" xmlns:w14="http://schemas.microsoft.com/office/word/2010/wordml" xmlns:w15="http://schemas.microsoft.com/office/word/2012/wordml" xmlns:w16cid="http://schemas.microsoft.com/office/word/2016/wordml/cid" xmlns:w16se="http://schemas.microsoft.com/office/word/2015/wordml/symex" xmlns:wpg="http://schemas.microsoft.com/office/word/2010/wordprocessingGroup" xmlns:wpi="http://schemas.microsoft.com/office/word/2010/wordprocessingInk" xmlns:wne="http://schemas.microsoft.com/office/word/2006/wordml" xmlns:wps="http://schemas.microsoft.com/office/word/2010/wordprocessingShape" mc:Ignorable="w14 w15 w16se w16cid wp14">
   <w:body>
     <w:p>
       <w:pPr>
-        <w:pStyle w:val="Heading1"/>
+        <w:pStyle w:val="Cmsor1"/>
         <w:jc w:val="both"/>
         <w:rPr>
           <w:rFonts w:cstheme="minorHAnsi"/>
         </w:rPr>
       </w:pPr>
-      <w:bookmarkStart w:id="0" w:name="_Toc223805760"/>
+      <w:bookmarkStart w:id="0" w:name="_Toc223984708"/>
       <w:r>
         <w:rPr>
           <w:rFonts w:cstheme="minorHAnsi"/>
@@ -43,7 +43,7 @@
       <w:sdtContent>
         <w:p>
           <w:pPr>
-            <w:pStyle w:val="TOCHeading"/>
+            <w:pStyle w:val="Tartalomjegyzkcmsora"/>
             <w:jc w:val="both"/>
             <w:rPr>
               <w:rFonts w:asciiTheme="minorHAnsi" w:hAnsiTheme="minorHAnsi" w:cstheme="minorHAnsi"/>
@@ -58,14 +58,14 @@
         </w:p>
         <w:p>
           <w:pPr>
-            <w:pStyle w:val="TOC1"/>
+            <w:pStyle w:val="TJ1"/>
             <w:tabs>
               <w:tab w:val="right" w:leader="dot" w:pos="9062"/>
             </w:tabs>
             <w:rPr>
               <w:rFonts w:eastAsiaTheme="minorEastAsia"/>
               <w:noProof/>
-              <w:lang w:val="en-US"/>
+              <w:lang w:eastAsia="hu-HU"/>
             </w:rPr>
           </w:pPr>
           <w:r>
@@ -86,10 +86,10 @@
             </w:rPr>
             <w:fldChar w:fldCharType="separate"/>
           </w:r>
-          <w:hyperlink w:anchor="_Toc223805760" w:history="1">
-            <w:r>
-              <w:rPr>
-                <w:rStyle w:val="Hyperlink"/>
+          <w:hyperlink w:anchor="_Toc223984708" w:history="1">
+            <w:r>
+              <w:rPr>
+                <w:rStyle w:val="Hiperhivatkozs"/>
                 <w:rFonts w:cstheme="minorHAnsi"/>
                 <w:noProof/>
               </w:rPr>
@@ -114,7 +114,7 @@
                 <w:noProof/>
                 <w:webHidden/>
               </w:rPr>
-              <w:instrText xml:space="preserve"> PAGEREF _Toc223805760 \h </w:instrText>
+              <w:instrText xml:space="preserve"> PAGEREF _Toc223984708 \h </w:instrText>
             </w:r>
             <w:r>
               <w:rPr>
@@ -147,20 +147,20 @@
         </w:p>
         <w:p>
           <w:pPr>
-            <w:pStyle w:val="TOC1"/>
+            <w:pStyle w:val="TJ1"/>
             <w:tabs>
               <w:tab w:val="right" w:leader="dot" w:pos="9062"/>
             </w:tabs>
             <w:rPr>
               <w:rFonts w:eastAsiaTheme="minorEastAsia"/>
               <w:noProof/>
-              <w:lang w:val="en-US"/>
+              <w:lang w:eastAsia="hu-HU"/>
             </w:rPr>
           </w:pPr>
-          <w:hyperlink w:anchor="_Toc223805761" w:history="1">
-            <w:r>
-              <w:rPr>
-                <w:rStyle w:val="Hyperlink"/>
+          <w:hyperlink w:anchor="_Toc223984709" w:history="1">
+            <w:r>
+              <w:rPr>
+                <w:rStyle w:val="Hiperhivatkozs"/>
                 <w:rFonts w:cstheme="minorHAnsi"/>
                 <w:noProof/>
               </w:rPr>
@@ -185,7 +185,7 @@
                 <w:noProof/>
                 <w:webHidden/>
               </w:rPr>
-              <w:instrText xml:space="preserve"> PAGEREF _Toc223805761 \h </w:instrText>
+              <w:instrText xml:space="preserve"> PAGEREF _Toc223984709 \h </w:instrText>
             </w:r>
             <w:r>
               <w:rPr>
@@ -218,20 +218,20 @@
         </w:p>
         <w:p>
           <w:pPr>
-            <w:pStyle w:val="TOC2"/>
+            <w:pStyle w:val="TJ2"/>
             <w:tabs>
               <w:tab w:val="right" w:leader="dot" w:pos="9062"/>
             </w:tabs>
             <w:rPr>
               <w:rFonts w:eastAsiaTheme="minorEastAsia"/>
               <w:noProof/>
-              <w:lang w:val="en-US"/>
+              <w:lang w:eastAsia="hu-HU"/>
             </w:rPr>
           </w:pPr>
-          <w:hyperlink w:anchor="_Toc223805762" w:history="1">
-            <w:r>
-              <w:rPr>
-                <w:rStyle w:val="Hyperlink"/>
+          <w:hyperlink w:anchor="_Toc223984710" w:history="1">
+            <w:r>
+              <w:rPr>
+                <w:rStyle w:val="Hiperhivatkozs"/>
                 <w:noProof/>
               </w:rPr>
               <w:t>1.1 Projekt célja</w:t>
@@ -255,7 +255,7 @@
                 <w:noProof/>
                 <w:webHidden/>
               </w:rPr>
-              <w:instrText xml:space="preserve"> PAGEREF _Toc223805762 \h </w:instrText>
+              <w:instrText xml:space="preserve"> PAGEREF _Toc223984710 \h </w:instrText>
             </w:r>
             <w:r>
               <w:rPr>
@@ -288,20 +288,20 @@
         </w:p>
         <w:p>
           <w:pPr>
-            <w:pStyle w:val="TOC2"/>
+            <w:pStyle w:val="TJ2"/>
             <w:tabs>
               <w:tab w:val="right" w:leader="dot" w:pos="9062"/>
             </w:tabs>
             <w:rPr>
               <w:rFonts w:eastAsiaTheme="minorEastAsia"/>
               <w:noProof/>
-              <w:lang w:val="en-US"/>
+              <w:lang w:eastAsia="hu-HU"/>
             </w:rPr>
           </w:pPr>
-          <w:hyperlink w:anchor="_Toc223805763" w:history="1">
-            <w:r>
-              <w:rPr>
-                <w:rStyle w:val="Hyperlink"/>
+          <w:hyperlink w:anchor="_Toc223984711" w:history="1">
+            <w:r>
+              <w:rPr>
+                <w:rStyle w:val="Hiperhivatkozs"/>
                 <w:noProof/>
               </w:rPr>
               <w:t>1.2 Témaválasztás indoklása</w:t>
@@ -325,7 +325,7 @@
                 <w:noProof/>
                 <w:webHidden/>
               </w:rPr>
-              <w:instrText xml:space="preserve"> PAGEREF _Toc223805763 \h </w:instrText>
+              <w:instrText xml:space="preserve"> PAGEREF _Toc223984711 \h </w:instrText>
             </w:r>
             <w:r>
               <w:rPr>
@@ -358,20 +358,20 @@
         </w:p>
         <w:p>
           <w:pPr>
-            <w:pStyle w:val="TOC2"/>
+            <w:pStyle w:val="TJ2"/>
             <w:tabs>
               <w:tab w:val="right" w:leader="dot" w:pos="9062"/>
             </w:tabs>
             <w:rPr>
               <w:rFonts w:eastAsiaTheme="minorEastAsia"/>
               <w:noProof/>
-              <w:lang w:val="en-US"/>
+              <w:lang w:eastAsia="hu-HU"/>
             </w:rPr>
           </w:pPr>
-          <w:hyperlink w:anchor="_Toc223805764" w:history="1">
-            <w:r>
-              <w:rPr>
-                <w:rStyle w:val="Hyperlink"/>
+          <w:hyperlink w:anchor="_Toc223984712" w:history="1">
+            <w:r>
+              <w:rPr>
+                <w:rStyle w:val="Hiperhivatkozs"/>
                 <w:noProof/>
               </w:rPr>
               <w:t>1.3 Célközönség</w:t>
@@ -395,7 +395,7 @@
                 <w:noProof/>
                 <w:webHidden/>
               </w:rPr>
-              <w:instrText xml:space="preserve"> PAGEREF _Toc223805764 \h </w:instrText>
+              <w:instrText xml:space="preserve"> PAGEREF _Toc223984712 \h </w:instrText>
             </w:r>
             <w:r>
               <w:rPr>
@@ -428,20 +428,20 @@
         </w:p>
         <w:p>
           <w:pPr>
-            <w:pStyle w:val="TOC2"/>
+            <w:pStyle w:val="TJ2"/>
             <w:tabs>
               <w:tab w:val="right" w:leader="dot" w:pos="9062"/>
             </w:tabs>
             <w:rPr>
               <w:rFonts w:eastAsiaTheme="minorEastAsia"/>
               <w:noProof/>
-              <w:lang w:val="en-US"/>
+              <w:lang w:eastAsia="hu-HU"/>
             </w:rPr>
           </w:pPr>
-          <w:hyperlink w:anchor="_Toc223805765" w:history="1">
-            <w:r>
-              <w:rPr>
-                <w:rStyle w:val="Hyperlink"/>
+          <w:hyperlink w:anchor="_Toc223984713" w:history="1">
+            <w:r>
+              <w:rPr>
+                <w:rStyle w:val="Hiperhivatkozs"/>
                 <w:noProof/>
               </w:rPr>
               <w:t>1.4 Csoport tagjai és munkamegosztás</w:t>
@@ -465,7 +465,7 @@
                 <w:noProof/>
                 <w:webHidden/>
               </w:rPr>
-              <w:instrText xml:space="preserve"> PAGEREF _Toc223805765 \h </w:instrText>
+              <w:instrText xml:space="preserve"> PAGEREF _Toc223984713 \h </w:instrText>
             </w:r>
             <w:r>
               <w:rPr>
@@ -498,20 +498,20 @@
         </w:p>
         <w:p>
           <w:pPr>
-            <w:pStyle w:val="TOC3"/>
+            <w:pStyle w:val="TJ3"/>
             <w:tabs>
               <w:tab w:val="right" w:leader="dot" w:pos="9062"/>
             </w:tabs>
             <w:rPr>
               <w:rFonts w:eastAsiaTheme="minorEastAsia"/>
               <w:noProof/>
-              <w:lang w:val="en-US"/>
+              <w:lang w:eastAsia="hu-HU"/>
             </w:rPr>
           </w:pPr>
-          <w:hyperlink w:anchor="_Toc223805766" w:history="1">
-            <w:r>
-              <w:rPr>
-                <w:rStyle w:val="Hyperlink"/>
+          <w:hyperlink w:anchor="_Toc223984714" w:history="1">
+            <w:r>
+              <w:rPr>
+                <w:rStyle w:val="Hiperhivatkozs"/>
                 <w:noProof/>
               </w:rPr>
               <w:t>1.4.1 Tarcsányi Csongor Márk feladatai</w:t>
@@ -535,7 +535,7 @@
                 <w:noProof/>
                 <w:webHidden/>
               </w:rPr>
-              <w:instrText xml:space="preserve"> PAGEREF _Toc223805766 \h </w:instrText>
+              <w:instrText xml:space="preserve"> PAGEREF _Toc223984714 \h </w:instrText>
             </w:r>
             <w:r>
               <w:rPr>
@@ -568,20 +568,20 @@
         </w:p>
         <w:p>
           <w:pPr>
-            <w:pStyle w:val="TOC3"/>
+            <w:pStyle w:val="TJ3"/>
             <w:tabs>
               <w:tab w:val="right" w:leader="dot" w:pos="9062"/>
             </w:tabs>
             <w:rPr>
               <w:rFonts w:eastAsiaTheme="minorEastAsia"/>
               <w:noProof/>
-              <w:lang w:val="en-US"/>
+              <w:lang w:eastAsia="hu-HU"/>
             </w:rPr>
           </w:pPr>
-          <w:hyperlink w:anchor="_Toc223805767" w:history="1">
-            <w:r>
-              <w:rPr>
-                <w:rStyle w:val="Hyperlink"/>
+          <w:hyperlink w:anchor="_Toc223984715" w:history="1">
+            <w:r>
+              <w:rPr>
+                <w:rStyle w:val="Hiperhivatkozs"/>
                 <w:noProof/>
               </w:rPr>
               <w:t>1.4.2 Lőrincz Antal feladatai</w:t>
@@ -605,7 +605,7 @@
                 <w:noProof/>
                 <w:webHidden/>
               </w:rPr>
-              <w:instrText xml:space="preserve"> PAGEREF _Toc223805767 \h </w:instrText>
+              <w:instrText xml:space="preserve"> PAGEREF _Toc223984715 \h </w:instrText>
             </w:r>
             <w:r>
               <w:rPr>
@@ -638,20 +638,20 @@
         </w:p>
         <w:p>
           <w:pPr>
-            <w:pStyle w:val="TOC3"/>
+            <w:pStyle w:val="TJ3"/>
             <w:tabs>
               <w:tab w:val="right" w:leader="dot" w:pos="9062"/>
             </w:tabs>
             <w:rPr>
               <w:rFonts w:eastAsiaTheme="minorEastAsia"/>
               <w:noProof/>
-              <w:lang w:val="en-US"/>
+              <w:lang w:eastAsia="hu-HU"/>
             </w:rPr>
           </w:pPr>
-          <w:hyperlink w:anchor="_Toc223805768" w:history="1">
-            <w:r>
-              <w:rPr>
-                <w:rStyle w:val="Hyperlink"/>
+          <w:hyperlink w:anchor="_Toc223984716" w:history="1">
+            <w:r>
+              <w:rPr>
+                <w:rStyle w:val="Hiperhivatkozs"/>
                 <w:noProof/>
               </w:rPr>
               <w:t>1.4.3 Le Tuan Anh (Róbert) feladatai</w:t>
@@ -675,7 +675,7 @@
                 <w:noProof/>
                 <w:webHidden/>
               </w:rPr>
-              <w:instrText xml:space="preserve"> PAGEREF _Toc223805768 \h </w:instrText>
+              <w:instrText xml:space="preserve"> PAGEREF _Toc223984716 \h </w:instrText>
             </w:r>
             <w:r>
               <w:rPr>
@@ -708,20 +708,20 @@
         </w:p>
         <w:p>
           <w:pPr>
-            <w:pStyle w:val="TOC3"/>
+            <w:pStyle w:val="TJ3"/>
             <w:tabs>
               <w:tab w:val="right" w:leader="dot" w:pos="9062"/>
             </w:tabs>
             <w:rPr>
               <w:rFonts w:eastAsiaTheme="minorEastAsia"/>
               <w:noProof/>
-              <w:lang w:val="en-US"/>
+              <w:lang w:eastAsia="hu-HU"/>
             </w:rPr>
           </w:pPr>
-          <w:hyperlink w:anchor="_Toc223805769" w:history="1">
-            <w:r>
-              <w:rPr>
-                <w:rStyle w:val="Hyperlink"/>
+          <w:hyperlink w:anchor="_Toc223984717" w:history="1">
+            <w:r>
+              <w:rPr>
+                <w:rStyle w:val="Hiperhivatkozs"/>
                 <w:noProof/>
               </w:rPr>
               <w:t>1.4.4 Közös fejlesztések</w:t>
@@ -745,7 +745,7 @@
                 <w:noProof/>
                 <w:webHidden/>
               </w:rPr>
-              <w:instrText xml:space="preserve"> PAGEREF _Toc223805769 \h </w:instrText>
+              <w:instrText xml:space="preserve"> PAGEREF _Toc223984717 \h </w:instrText>
             </w:r>
             <w:r>
               <w:rPr>
@@ -778,20 +778,20 @@
         </w:p>
         <w:p>
           <w:pPr>
-            <w:pStyle w:val="TOC2"/>
+            <w:pStyle w:val="TJ2"/>
             <w:tabs>
               <w:tab w:val="right" w:leader="dot" w:pos="9062"/>
             </w:tabs>
             <w:rPr>
               <w:rFonts w:eastAsiaTheme="minorEastAsia"/>
               <w:noProof/>
-              <w:lang w:val="en-US"/>
+              <w:lang w:eastAsia="hu-HU"/>
             </w:rPr>
           </w:pPr>
-          <w:hyperlink w:anchor="_Toc223805770" w:history="1">
-            <w:r>
-              <w:rPr>
-                <w:rStyle w:val="Hyperlink"/>
+          <w:hyperlink w:anchor="_Toc223984718" w:history="1">
+            <w:r>
+              <w:rPr>
+                <w:rStyle w:val="Hiperhivatkozs"/>
                 <w:noProof/>
               </w:rPr>
               <w:t>1.5 Szükséges adatok a megvalósításhoz</w:t>
@@ -815,7 +815,7 @@
                 <w:noProof/>
                 <w:webHidden/>
               </w:rPr>
-              <w:instrText xml:space="preserve"> PAGEREF _Toc223805770 \h </w:instrText>
+              <w:instrText xml:space="preserve"> PAGEREF _Toc223984718 \h </w:instrText>
             </w:r>
             <w:r>
               <w:rPr>
@@ -848,20 +848,20 @@
         </w:p>
         <w:p>
           <w:pPr>
-            <w:pStyle w:val="TOC1"/>
+            <w:pStyle w:val="TJ1"/>
             <w:tabs>
               <w:tab w:val="right" w:leader="dot" w:pos="9062"/>
             </w:tabs>
             <w:rPr>
               <w:rFonts w:eastAsiaTheme="minorEastAsia"/>
               <w:noProof/>
-              <w:lang w:val="en-US"/>
+              <w:lang w:eastAsia="hu-HU"/>
             </w:rPr>
           </w:pPr>
-          <w:hyperlink w:anchor="_Toc223805771" w:history="1">
-            <w:r>
-              <w:rPr>
-                <w:rStyle w:val="Hyperlink"/>
+          <w:hyperlink w:anchor="_Toc223984719" w:history="1">
+            <w:r>
+              <w:rPr>
+                <w:rStyle w:val="Hiperhivatkozs"/>
                 <w:rFonts w:cstheme="minorHAnsi"/>
                 <w:noProof/>
                 <w:lang w:eastAsia="hu-HU"/>
@@ -887,7 +887,7 @@
                 <w:noProof/>
                 <w:webHidden/>
               </w:rPr>
-              <w:instrText xml:space="preserve"> PAGEREF _Toc223805771 \h </w:instrText>
+              <w:instrText xml:space="preserve"> PAGEREF _Toc223984719 \h </w:instrText>
             </w:r>
             <w:r>
               <w:rPr>
@@ -920,20 +920,20 @@
         </w:p>
         <w:p>
           <w:pPr>
-            <w:pStyle w:val="TOC2"/>
+            <w:pStyle w:val="TJ2"/>
             <w:tabs>
               <w:tab w:val="right" w:leader="dot" w:pos="9062"/>
             </w:tabs>
             <w:rPr>
               <w:rFonts w:eastAsiaTheme="minorEastAsia"/>
               <w:noProof/>
-              <w:lang w:val="en-US"/>
+              <w:lang w:eastAsia="hu-HU"/>
             </w:rPr>
           </w:pPr>
-          <w:hyperlink w:anchor="_Toc223805772" w:history="1">
-            <w:r>
-              <w:rPr>
-                <w:rStyle w:val="Hyperlink"/>
+          <w:hyperlink w:anchor="_Toc223984720" w:history="1">
+            <w:r>
+              <w:rPr>
+                <w:rStyle w:val="Hiperhivatkozs"/>
                 <w:noProof/>
               </w:rPr>
               <w:t>2.1 Alkalmazás áttekintés</w:t>
@@ -957,7 +957,7 @@
                 <w:noProof/>
                 <w:webHidden/>
               </w:rPr>
-              <w:instrText xml:space="preserve"> PAGEREF _Toc223805772 \h </w:instrText>
+              <w:instrText xml:space="preserve"> PAGEREF _Toc223984720 \h </w:instrText>
             </w:r>
             <w:r>
               <w:rPr>
@@ -990,20 +990,20 @@
         </w:p>
         <w:p>
           <w:pPr>
-            <w:pStyle w:val="TOC2"/>
+            <w:pStyle w:val="TJ2"/>
             <w:tabs>
               <w:tab w:val="right" w:leader="dot" w:pos="9062"/>
             </w:tabs>
             <w:rPr>
               <w:rFonts w:eastAsiaTheme="minorEastAsia"/>
               <w:noProof/>
-              <w:lang w:val="en-US"/>
+              <w:lang w:eastAsia="hu-HU"/>
             </w:rPr>
           </w:pPr>
-          <w:hyperlink w:anchor="_Toc223805773" w:history="1">
-            <w:r>
-              <w:rPr>
-                <w:rStyle w:val="Hyperlink"/>
+          <w:hyperlink w:anchor="_Toc223984721" w:history="1">
+            <w:r>
+              <w:rPr>
+                <w:rStyle w:val="Hiperhivatkozs"/>
                 <w:noProof/>
               </w:rPr>
               <w:t>2.2 Felhasznált szoftverek</w:t>
@@ -1027,7 +1027,7 @@
                 <w:noProof/>
                 <w:webHidden/>
               </w:rPr>
-              <w:instrText xml:space="preserve"> PAGEREF _Toc223805773 \h </w:instrText>
+              <w:instrText xml:space="preserve"> PAGEREF _Toc223984721 \h </w:instrText>
             </w:r>
             <w:r>
               <w:rPr>
@@ -1060,20 +1060,20 @@
         </w:p>
         <w:p>
           <w:pPr>
-            <w:pStyle w:val="TOC2"/>
+            <w:pStyle w:val="TJ2"/>
             <w:tabs>
               <w:tab w:val="right" w:leader="dot" w:pos="9062"/>
             </w:tabs>
             <w:rPr>
               <w:rFonts w:eastAsiaTheme="minorEastAsia"/>
               <w:noProof/>
-              <w:lang w:val="en-US"/>
+              <w:lang w:eastAsia="hu-HU"/>
             </w:rPr>
           </w:pPr>
-          <w:hyperlink w:anchor="_Toc223805774" w:history="1">
-            <w:r>
-              <w:rPr>
-                <w:rStyle w:val="Hyperlink"/>
+          <w:hyperlink w:anchor="_Toc223984722" w:history="1">
+            <w:r>
+              <w:rPr>
+                <w:rStyle w:val="Hiperhivatkozs"/>
                 <w:noProof/>
               </w:rPr>
               <w:t>2.3 Github</w:t>
@@ -1097,7 +1097,7 @@
                 <w:noProof/>
                 <w:webHidden/>
               </w:rPr>
-              <w:instrText xml:space="preserve"> PAGEREF _Toc223805774 \h </w:instrText>
+              <w:instrText xml:space="preserve"> PAGEREF _Toc223984722 \h </w:instrText>
             </w:r>
             <w:r>
               <w:rPr>
@@ -1130,20 +1130,20 @@
         </w:p>
         <w:p>
           <w:pPr>
-            <w:pStyle w:val="TOC2"/>
+            <w:pStyle w:val="TJ2"/>
             <w:tabs>
               <w:tab w:val="right" w:leader="dot" w:pos="9062"/>
             </w:tabs>
             <w:rPr>
               <w:rFonts w:eastAsiaTheme="minorEastAsia"/>
               <w:noProof/>
-              <w:lang w:val="en-US"/>
+              <w:lang w:eastAsia="hu-HU"/>
             </w:rPr>
           </w:pPr>
-          <w:hyperlink w:anchor="_Toc223805775" w:history="1">
-            <w:r>
-              <w:rPr>
-                <w:rStyle w:val="Hyperlink"/>
+          <w:hyperlink w:anchor="_Toc223984723" w:history="1">
+            <w:r>
+              <w:rPr>
+                <w:rStyle w:val="Hiperhivatkozs"/>
                 <w:noProof/>
               </w:rPr>
               <w:t>2.4 Fő funkciók</w:t>
@@ -1167,7 +1167,7 @@
                 <w:noProof/>
                 <w:webHidden/>
               </w:rPr>
-              <w:instrText xml:space="preserve"> PAGEREF _Toc223805775 \h </w:instrText>
+              <w:instrText xml:space="preserve"> PAGEREF _Toc223984723 \h </w:instrText>
             </w:r>
             <w:r>
               <w:rPr>
@@ -1200,20 +1200,20 @@
         </w:p>
         <w:p>
           <w:pPr>
-            <w:pStyle w:val="TOC2"/>
+            <w:pStyle w:val="TJ2"/>
             <w:tabs>
               <w:tab w:val="right" w:leader="dot" w:pos="9062"/>
             </w:tabs>
             <w:rPr>
               <w:rFonts w:eastAsiaTheme="minorEastAsia"/>
               <w:noProof/>
-              <w:lang w:val="en-US"/>
+              <w:lang w:eastAsia="hu-HU"/>
             </w:rPr>
           </w:pPr>
-          <w:hyperlink w:anchor="_Toc223805776" w:history="1">
-            <w:r>
-              <w:rPr>
-                <w:rStyle w:val="Hyperlink"/>
+          <w:hyperlink w:anchor="_Toc223984724" w:history="1">
+            <w:r>
+              <w:rPr>
+                <w:rStyle w:val="Hiperhivatkozs"/>
                 <w:rFonts w:eastAsia="Arial"/>
                 <w:noProof/>
               </w:rPr>
@@ -1238,7 +1238,7 @@
                 <w:noProof/>
                 <w:webHidden/>
               </w:rPr>
-              <w:instrText xml:space="preserve"> PAGEREF _Toc223805776 \h </w:instrText>
+              <w:instrText xml:space="preserve"> PAGEREF _Toc223984724 \h </w:instrText>
             </w:r>
             <w:r>
               <w:rPr>
@@ -1271,20 +1271,20 @@
         </w:p>
         <w:p>
           <w:pPr>
-            <w:pStyle w:val="TOC3"/>
+            <w:pStyle w:val="TJ3"/>
             <w:tabs>
               <w:tab w:val="right" w:leader="dot" w:pos="9062"/>
             </w:tabs>
             <w:rPr>
               <w:rFonts w:eastAsiaTheme="minorEastAsia"/>
               <w:noProof/>
-              <w:lang w:val="en-US"/>
+              <w:lang w:eastAsia="hu-HU"/>
             </w:rPr>
           </w:pPr>
-          <w:hyperlink w:anchor="_Toc223805777" w:history="1">
-            <w:r>
-              <w:rPr>
-                <w:rStyle w:val="Hyperlink"/>
+          <w:hyperlink w:anchor="_Toc223984725" w:history="1">
+            <w:r>
+              <w:rPr>
+                <w:rStyle w:val="Hiperhivatkozs"/>
                 <w:rFonts w:eastAsia="Arial"/>
                 <w:noProof/>
               </w:rPr>
@@ -1309,7 +1309,7 @@
                 <w:noProof/>
                 <w:webHidden/>
               </w:rPr>
-              <w:instrText xml:space="preserve"> PAGEREF _Toc223805777 \h </w:instrText>
+              <w:instrText xml:space="preserve"> PAGEREF _Toc223984725 \h </w:instrText>
             </w:r>
             <w:r>
               <w:rPr>
@@ -1342,20 +1342,20 @@
         </w:p>
         <w:p>
           <w:pPr>
-            <w:pStyle w:val="TOC3"/>
+            <w:pStyle w:val="TJ3"/>
             <w:tabs>
               <w:tab w:val="right" w:leader="dot" w:pos="9062"/>
             </w:tabs>
             <w:rPr>
               <w:rFonts w:eastAsiaTheme="minorEastAsia"/>
               <w:noProof/>
-              <w:lang w:val="en-US"/>
+              <w:lang w:eastAsia="hu-HU"/>
             </w:rPr>
           </w:pPr>
-          <w:hyperlink w:anchor="_Toc223805778" w:history="1">
-            <w:r>
-              <w:rPr>
-                <w:rStyle w:val="Hyperlink"/>
+          <w:hyperlink w:anchor="_Toc223984726" w:history="1">
+            <w:r>
+              <w:rPr>
+                <w:rStyle w:val="Hiperhivatkozs"/>
                 <w:noProof/>
               </w:rPr>
               <w:t>2.5.2 Enrollments tábla (Beiratkozások)</w:t>
@@ -1379,7 +1379,7 @@
                 <w:noProof/>
                 <w:webHidden/>
               </w:rPr>
-              <w:instrText xml:space="preserve"> PAGEREF _Toc223805778 \h </w:instrText>
+              <w:instrText xml:space="preserve"> PAGEREF _Toc223984726 \h </w:instrText>
             </w:r>
             <w:r>
               <w:rPr>
@@ -1412,20 +1412,20 @@
         </w:p>
         <w:p>
           <w:pPr>
-            <w:pStyle w:val="TOC3"/>
+            <w:pStyle w:val="TJ3"/>
             <w:tabs>
               <w:tab w:val="right" w:leader="dot" w:pos="9062"/>
             </w:tabs>
             <w:rPr>
               <w:rFonts w:eastAsiaTheme="minorEastAsia"/>
               <w:noProof/>
-              <w:lang w:val="en-US"/>
+              <w:lang w:eastAsia="hu-HU"/>
             </w:rPr>
           </w:pPr>
-          <w:hyperlink w:anchor="_Toc223805779" w:history="1">
-            <w:r>
-              <w:rPr>
-                <w:rStyle w:val="Hyperlink"/>
+          <w:hyperlink w:anchor="_Toc223984727" w:history="1">
+            <w:r>
+              <w:rPr>
+                <w:rStyle w:val="Hiperhivatkozs"/>
                 <w:noProof/>
               </w:rPr>
               <w:t>2.5.3 Subjects tábla (Tantárgyak)</w:t>
@@ -1449,7 +1449,7 @@
                 <w:noProof/>
                 <w:webHidden/>
               </w:rPr>
-              <w:instrText xml:space="preserve"> PAGEREF _Toc223805779 \h </w:instrText>
+              <w:instrText xml:space="preserve"> PAGEREF _Toc223984727 \h </w:instrText>
             </w:r>
             <w:r>
               <w:rPr>
@@ -1482,20 +1482,20 @@
         </w:p>
         <w:p>
           <w:pPr>
-            <w:pStyle w:val="TOC3"/>
+            <w:pStyle w:val="TJ3"/>
             <w:tabs>
               <w:tab w:val="right" w:leader="dot" w:pos="9062"/>
             </w:tabs>
             <w:rPr>
               <w:rFonts w:eastAsiaTheme="minorEastAsia"/>
               <w:noProof/>
-              <w:lang w:val="en-US"/>
+              <w:lang w:eastAsia="hu-HU"/>
             </w:rPr>
           </w:pPr>
-          <w:hyperlink w:anchor="_Toc223805780" w:history="1">
-            <w:r>
-              <w:rPr>
-                <w:rStyle w:val="Hyperlink"/>
+          <w:hyperlink w:anchor="_Toc223984728" w:history="1">
+            <w:r>
+              <w:rPr>
+                <w:rStyle w:val="Hiperhivatkozs"/>
                 <w:noProof/>
               </w:rPr>
               <w:t>2.5.4 ScheduleEntries tábla (Órarend)</w:t>
@@ -1519,7 +1519,7 @@
                 <w:noProof/>
                 <w:webHidden/>
               </w:rPr>
-              <w:instrText xml:space="preserve"> PAGEREF _Toc223805780 \h </w:instrText>
+              <w:instrText xml:space="preserve"> PAGEREF _Toc223984728 \h </w:instrText>
             </w:r>
             <w:r>
               <w:rPr>
@@ -1540,6 +1540,154 @@
                 <w:webHidden/>
               </w:rPr>
               <w:t>7</w:t>
+            </w:r>
+            <w:r>
+              <w:rPr>
+                <w:noProof/>
+                <w:webHidden/>
+              </w:rPr>
+              <w:fldChar w:fldCharType="end"/>
+            </w:r>
+          </w:hyperlink>
+        </w:p>
+        <w:p>
+          <w:pPr>
+            <w:pStyle w:val="TJ3"/>
+            <w:tabs>
+              <w:tab w:val="right" w:leader="dot" w:pos="9062"/>
+            </w:tabs>
+            <w:rPr>
+              <w:rFonts w:eastAsiaTheme="minorEastAsia"/>
+              <w:noProof/>
+              <w:lang w:eastAsia="hu-HU"/>
+            </w:rPr>
+          </w:pPr>
+          <w:hyperlink w:anchor="_Toc223984729" w:history="1">
+            <w:r>
+              <w:rPr>
+                <w:rStyle w:val="Hiperhivatkozs"/>
+                <w:noProof/>
+              </w:rPr>
+              <w:t xml:space="preserve">2.5.5 </w:t>
+            </w:r>
+            <w:r>
+              <w:rPr>
+                <w:rStyle w:val="Hiperhivatkozs"/>
+                <w:rFonts w:eastAsia="Arial"/>
+                <w:noProof/>
+              </w:rPr>
+              <w:t>Backend-Frontend kapcsolat</w:t>
+            </w:r>
+            <w:r>
+              <w:rPr>
+                <w:noProof/>
+                <w:webHidden/>
+              </w:rPr>
+              <w:tab/>
+            </w:r>
+            <w:r>
+              <w:rPr>
+                <w:noProof/>
+                <w:webHidden/>
+              </w:rPr>
+              <w:fldChar w:fldCharType="begin"/>
+            </w:r>
+            <w:r>
+              <w:rPr>
+                <w:noProof/>
+                <w:webHidden/>
+              </w:rPr>
+              <w:instrText xml:space="preserve"> PAGEREF _Toc223984729 \h </w:instrText>
+            </w:r>
+            <w:r>
+              <w:rPr>
+                <w:noProof/>
+                <w:webHidden/>
+              </w:rPr>
+            </w:r>
+            <w:r>
+              <w:rPr>
+                <w:noProof/>
+                <w:webHidden/>
+              </w:rPr>
+              <w:fldChar w:fldCharType="separate"/>
+            </w:r>
+            <w:r>
+              <w:rPr>
+                <w:noProof/>
+                <w:webHidden/>
+              </w:rPr>
+              <w:t>8</w:t>
+            </w:r>
+            <w:r>
+              <w:rPr>
+                <w:noProof/>
+                <w:webHidden/>
+              </w:rPr>
+              <w:fldChar w:fldCharType="end"/>
+            </w:r>
+          </w:hyperlink>
+        </w:p>
+        <w:p>
+          <w:pPr>
+            <w:pStyle w:val="TJ2"/>
+            <w:tabs>
+              <w:tab w:val="right" w:leader="dot" w:pos="9062"/>
+            </w:tabs>
+            <w:rPr>
+              <w:rFonts w:eastAsiaTheme="minorEastAsia"/>
+              <w:noProof/>
+              <w:lang w:eastAsia="hu-HU"/>
+            </w:rPr>
+          </w:pPr>
+          <w:hyperlink w:anchor="_Toc223984730" w:history="1">
+            <w:r>
+              <w:rPr>
+                <w:rStyle w:val="Hiperhivatkozs"/>
+                <w:noProof/>
+              </w:rPr>
+              <w:t>2.7 JWT Autentikáció és Jogosultságkezelés</w:t>
+            </w:r>
+            <w:r>
+              <w:rPr>
+                <w:noProof/>
+                <w:webHidden/>
+              </w:rPr>
+              <w:tab/>
+            </w:r>
+            <w:r>
+              <w:rPr>
+                <w:noProof/>
+                <w:webHidden/>
+              </w:rPr>
+              <w:fldChar w:fldCharType="begin"/>
+            </w:r>
+            <w:r>
+              <w:rPr>
+                <w:noProof/>
+                <w:webHidden/>
+              </w:rPr>
+              <w:instrText xml:space="preserve"> PAGEREF _Toc223984730 \h </w:instrText>
+            </w:r>
+            <w:r>
+              <w:rPr>
+                <w:noProof/>
+                <w:webHidden/>
+              </w:rPr>
+            </w:r>
+            <w:r>
+              <w:rPr>
+                <w:noProof/>
+                <w:webHidden/>
+              </w:rPr>
+              <w:fldChar w:fldCharType="separate"/>
+            </w:r>
+            <w:r>
+              <w:rPr>
+                <w:noProof/>
+                <w:webHidden/>
+              </w:rPr>
+              <w:t>8</w:t>
             </w:r>
             <w:r>
               <w:rPr>
@@ -1584,13 +1732,13 @@
     </w:p>
     <w:p>
       <w:pPr>
-        <w:pStyle w:val="Heading1"/>
+        <w:pStyle w:val="Cmsor1"/>
         <w:jc w:val="both"/>
         <w:rPr>
           <w:rFonts w:cstheme="minorHAnsi"/>
         </w:rPr>
       </w:pPr>
-      <w:bookmarkStart w:id="1" w:name="_Toc223805761"/>
+      <w:bookmarkStart w:id="1" w:name="_Toc223984709"/>
       <w:r>
         <w:rPr>
           <w:rFonts w:cstheme="minorHAnsi"/>
@@ -1602,18 +1750,18 @@
     </w:p>
     <w:p>
       <w:pPr>
-        <w:pStyle w:val="NormalWeb"/>
+        <w:pStyle w:val="NormlWeb"/>
         <w:spacing w:line="400" w:lineRule="exact"/>
         <w:jc w:val="both"/>
         <w:rPr>
-          <w:rStyle w:val="Heading2Char"/>
+          <w:rStyle w:val="Cmsor2Char"/>
           <w:rFonts w:asciiTheme="minorHAnsi" w:hAnsiTheme="minorHAnsi"/>
         </w:rPr>
       </w:pPr>
-      <w:bookmarkStart w:id="2" w:name="_Toc223805762"/>
-      <w:r>
-        <w:rPr>
-          <w:rStyle w:val="Heading2Char"/>
+      <w:bookmarkStart w:id="2" w:name="_Toc223984710"/>
+      <w:r>
+        <w:rPr>
+          <w:rStyle w:val="Cmsor2Char"/>
           <w:rFonts w:asciiTheme="minorHAnsi" w:hAnsiTheme="minorHAnsi"/>
         </w:rPr>
         <w:t>1.1 Projekt célja</w:t>
@@ -1622,7 +1770,7 @@
     </w:p>
     <w:p>
       <w:pPr>
-        <w:pStyle w:val="NormalWeb"/>
+        <w:pStyle w:val="NormlWeb"/>
         <w:spacing w:line="360" w:lineRule="auto"/>
         <w:jc w:val="both"/>
         <w:rPr>
@@ -1637,7 +1785,7 @@
       </w:r>
       <w:r>
         <w:rPr>
-          <w:rStyle w:val="Strong"/>
+          <w:rStyle w:val="Kiemels2"/>
           <w:rFonts w:asciiTheme="minorHAnsi" w:hAnsiTheme="minorHAnsi" w:cstheme="minorHAnsi"/>
         </w:rPr>
         <w:t>diákok és tanárok számára készült online naptár- és feladatkezelő platform</w:t>
@@ -1663,13 +1811,13 @@
     </w:p>
     <w:p>
       <w:pPr>
-        <w:pStyle w:val="Heading2"/>
+        <w:pStyle w:val="Cmsor2"/>
         <w:jc w:val="both"/>
       </w:pPr>
-      <w:bookmarkStart w:id="3" w:name="_Toc223805763"/>
-      <w:r>
-        <w:rPr>
-          <w:rStyle w:val="Strong"/>
+      <w:bookmarkStart w:id="3" w:name="_Toc223984711"/>
+      <w:r>
+        <w:rPr>
+          <w:rStyle w:val="Kiemels2"/>
           <w:b w:val="0"/>
           <w:bCs w:val="0"/>
         </w:rPr>
@@ -1749,13 +1897,13 @@
     </w:p>
     <w:p>
       <w:pPr>
-        <w:pStyle w:val="Heading2"/>
+        <w:pStyle w:val="Cmsor2"/>
         <w:jc w:val="both"/>
       </w:pPr>
-      <w:bookmarkStart w:id="4" w:name="_Toc223805764"/>
-      <w:r>
-        <w:rPr>
-          <w:rStyle w:val="Strong"/>
+      <w:bookmarkStart w:id="4" w:name="_Toc223984712"/>
+      <w:r>
+        <w:rPr>
+          <w:rStyle w:val="Kiemels2"/>
           <w:b w:val="0"/>
           <w:bCs w:val="0"/>
         </w:rPr>
@@ -1765,7 +1913,7 @@
     </w:p>
     <w:p>
       <w:pPr>
-        <w:pStyle w:val="NormalWeb"/>
+        <w:pStyle w:val="NormlWeb"/>
         <w:spacing w:line="360" w:lineRule="auto"/>
         <w:jc w:val="both"/>
         <w:rPr>
@@ -1786,10 +1934,10 @@
           <w:rFonts w:cstheme="minorHAnsi"/>
         </w:rPr>
       </w:pPr>
-      <w:bookmarkStart w:id="5" w:name="_Toc223805765"/>
-      <w:r>
-        <w:rPr>
-          <w:rStyle w:val="Heading2Char"/>
+      <w:bookmarkStart w:id="5" w:name="_Toc223984713"/>
+      <w:r>
+        <w:rPr>
+          <w:rStyle w:val="Cmsor2Char"/>
           <w:rFonts w:eastAsiaTheme="minorHAnsi"/>
         </w:rPr>
         <w:t>1.4 Csoport tagjai és munkamegosztás</w:t>
@@ -1798,7 +1946,7 @@
     </w:p>
     <w:p>
       <w:pPr>
-        <w:pStyle w:val="NormalWeb"/>
+        <w:pStyle w:val="NormlWeb"/>
         <w:spacing w:line="360" w:lineRule="auto"/>
         <w:jc w:val="both"/>
         <w:rPr>
@@ -1814,10 +1962,10 @@
     </w:p>
     <w:p>
       <w:pPr>
-        <w:pStyle w:val="Heading3"/>
+        <w:pStyle w:val="Cmsor3"/>
         <w:jc w:val="both"/>
       </w:pPr>
-      <w:bookmarkStart w:id="6" w:name="_Toc223805766"/>
+      <w:bookmarkStart w:id="6" w:name="_Toc223984714"/>
       <w:r>
         <w:t>1.4.1 Tarcsányi Csongor Márk feladatai</w:t>
       </w:r>
@@ -1825,7 +1973,7 @@
     </w:p>
     <w:p>
       <w:pPr>
-        <w:pStyle w:val="ListParagraph"/>
+        <w:pStyle w:val="Listaszerbekezds"/>
         <w:numPr>
           <w:ilvl w:val="0"/>
           <w:numId w:val="2"/>
@@ -1880,7 +2028,7 @@
     </w:p>
     <w:p>
       <w:pPr>
-        <w:pStyle w:val="ListParagraph"/>
+        <w:pStyle w:val="Listaszerbekezds"/>
         <w:numPr>
           <w:ilvl w:val="0"/>
           <w:numId w:val="2"/>
@@ -1935,7 +2083,7 @@
     </w:p>
     <w:p>
       <w:pPr>
-        <w:pStyle w:val="ListParagraph"/>
+        <w:pStyle w:val="Listaszerbekezds"/>
         <w:numPr>
           <w:ilvl w:val="0"/>
           <w:numId w:val="2"/>
@@ -1958,10 +2106,10 @@
     </w:p>
     <w:p>
       <w:pPr>
-        <w:pStyle w:val="Heading3"/>
+        <w:pStyle w:val="Cmsor3"/>
         <w:jc w:val="both"/>
       </w:pPr>
-      <w:bookmarkStart w:id="7" w:name="_Toc223805767"/>
+      <w:bookmarkStart w:id="7" w:name="_Toc223984715"/>
       <w:r>
         <w:t>1.4.2 Lőrincz Antal feladatai</w:t>
       </w:r>
@@ -1969,7 +2117,7 @@
     </w:p>
     <w:p>
       <w:pPr>
-        <w:pStyle w:val="ListParagraph"/>
+        <w:pStyle w:val="Listaszerbekezds"/>
         <w:numPr>
           <w:ilvl w:val="0"/>
           <w:numId w:val="4"/>
@@ -1992,7 +2140,7 @@
     </w:p>
     <w:p>
       <w:pPr>
-        <w:pStyle w:val="ListParagraph"/>
+        <w:pStyle w:val="Listaszerbekezds"/>
         <w:numPr>
           <w:ilvl w:val="0"/>
           <w:numId w:val="3"/>
@@ -2015,7 +2163,7 @@
     </w:p>
     <w:p>
       <w:pPr>
-        <w:pStyle w:val="ListParagraph"/>
+        <w:pStyle w:val="Listaszerbekezds"/>
         <w:jc w:val="both"/>
         <w:rPr>
           <w:rFonts w:cstheme="minorHAnsi"/>
@@ -2024,7 +2172,7 @@
     </w:p>
     <w:p>
       <w:pPr>
-        <w:pStyle w:val="ListParagraph"/>
+        <w:pStyle w:val="Listaszerbekezds"/>
         <w:jc w:val="both"/>
         <w:rPr>
           <w:rFonts w:cstheme="minorHAnsi"/>
@@ -2033,10 +2181,10 @@
     </w:p>
     <w:p>
       <w:pPr>
-        <w:pStyle w:val="Heading3"/>
+        <w:pStyle w:val="Cmsor3"/>
         <w:jc w:val="both"/>
       </w:pPr>
-      <w:bookmarkStart w:id="8" w:name="_Toc223805768"/>
+      <w:bookmarkStart w:id="8" w:name="_Toc223984716"/>
       <w:r>
         <w:lastRenderedPageBreak/>
         <w:t>1.4.3 Le Tuan Anh (Róbert) feladatai</w:t>
@@ -2045,7 +2193,7 @@
     </w:p>
     <w:p>
       <w:pPr>
-        <w:pStyle w:val="ListParagraph"/>
+        <w:pStyle w:val="Listaszerbekezds"/>
         <w:numPr>
           <w:ilvl w:val="0"/>
           <w:numId w:val="3"/>
@@ -2084,7 +2232,7 @@
     </w:p>
     <w:p>
       <w:pPr>
-        <w:pStyle w:val="ListParagraph"/>
+        <w:pStyle w:val="Listaszerbekezds"/>
         <w:numPr>
           <w:ilvl w:val="0"/>
           <w:numId w:val="3"/>
@@ -2107,7 +2255,7 @@
     </w:p>
     <w:p>
       <w:pPr>
-        <w:pStyle w:val="ListParagraph"/>
+        <w:pStyle w:val="Listaszerbekezds"/>
         <w:numPr>
           <w:ilvl w:val="0"/>
           <w:numId w:val="3"/>
@@ -2130,7 +2278,7 @@
     </w:p>
     <w:p>
       <w:pPr>
-        <w:pStyle w:val="ListParagraph"/>
+        <w:pStyle w:val="Listaszerbekezds"/>
         <w:jc w:val="both"/>
         <w:rPr>
           <w:rFonts w:cstheme="minorHAnsi"/>
@@ -2139,10 +2287,10 @@
     </w:p>
     <w:p>
       <w:pPr>
-        <w:pStyle w:val="Heading3"/>
+        <w:pStyle w:val="Cmsor3"/>
         <w:jc w:val="both"/>
       </w:pPr>
-      <w:bookmarkStart w:id="9" w:name="_Toc223805769"/>
+      <w:bookmarkStart w:id="9" w:name="_Toc223984717"/>
       <w:r>
         <w:t>1.4.4 Közös fejlesztések</w:t>
       </w:r>
@@ -2150,7 +2298,7 @@
     </w:p>
     <w:p>
       <w:pPr>
-        <w:pStyle w:val="NormalWeb"/>
+        <w:pStyle w:val="NormlWeb"/>
         <w:numPr>
           <w:ilvl w:val="0"/>
           <w:numId w:val="6"/>
@@ -2169,7 +2317,7 @@
     </w:p>
     <w:p>
       <w:pPr>
-        <w:pStyle w:val="NormalWeb"/>
+        <w:pStyle w:val="NormlWeb"/>
         <w:numPr>
           <w:ilvl w:val="0"/>
           <w:numId w:val="6"/>
@@ -2188,7 +2336,7 @@
     </w:p>
     <w:p>
       <w:pPr>
-        <w:pStyle w:val="NormalWeb"/>
+        <w:pStyle w:val="NormlWeb"/>
         <w:numPr>
           <w:ilvl w:val="0"/>
           <w:numId w:val="6"/>
@@ -2215,10 +2363,10 @@
     </w:p>
     <w:p>
       <w:pPr>
-        <w:pStyle w:val="Heading2"/>
+        <w:pStyle w:val="Cmsor2"/>
         <w:jc w:val="both"/>
       </w:pPr>
-      <w:bookmarkStart w:id="10" w:name="_Toc223805770"/>
+      <w:bookmarkStart w:id="10" w:name="_Toc223984718"/>
       <w:r>
         <w:t>1.5 Szükséges adatok a megvalósításhoz</w:t>
       </w:r>
@@ -2349,7 +2497,7 @@
     </w:p>
     <w:p>
       <w:pPr>
-        <w:pStyle w:val="Heading1"/>
+        <w:pStyle w:val="Cmsor1"/>
         <w:jc w:val="both"/>
         <w:rPr>
           <w:rFonts w:cstheme="minorHAnsi"/>
@@ -2357,7 +2505,7 @@
         </w:rPr>
       </w:pPr>
       <w:bookmarkStart w:id="11" w:name="_Toc223536920"/>
-      <w:bookmarkStart w:id="12" w:name="_Toc223805771"/>
+      <w:bookmarkStart w:id="12" w:name="_Toc223984719"/>
       <w:r>
         <w:rPr>
           <w:rFonts w:cstheme="minorHAnsi"/>
@@ -2371,11 +2519,11 @@
     </w:p>
     <w:p>
       <w:pPr>
-        <w:pStyle w:val="Heading2"/>
+        <w:pStyle w:val="Cmsor2"/>
         <w:jc w:val="both"/>
       </w:pPr>
       <w:bookmarkStart w:id="13" w:name="_Toc223536921"/>
-      <w:bookmarkStart w:id="14" w:name="_Toc223805772"/>
+      <w:bookmarkStart w:id="14" w:name="_Toc223984720"/>
       <w:r>
         <w:t>2.1 Alkalmazás áttekintés</w:t>
       </w:r>
@@ -2419,11 +2567,11 @@
     </w:p>
     <w:p>
       <w:pPr>
-        <w:pStyle w:val="Heading2"/>
+        <w:pStyle w:val="Cmsor2"/>
         <w:jc w:val="both"/>
       </w:pPr>
       <w:bookmarkStart w:id="15" w:name="_Toc223536922"/>
-      <w:bookmarkStart w:id="16" w:name="_Toc223805773"/>
+      <w:bookmarkStart w:id="16" w:name="_Toc223984721"/>
       <w:r>
         <w:t>2.2 Felhasznált szoftverek</w:t>
       </w:r>
@@ -2666,11 +2814,11 @@
     </w:p>
     <w:p>
       <w:pPr>
-        <w:pStyle w:val="Heading2"/>
+        <w:pStyle w:val="Cmsor2"/>
         <w:jc w:val="both"/>
       </w:pPr>
       <w:bookmarkStart w:id="17" w:name="_Toc223536923"/>
-      <w:bookmarkStart w:id="18" w:name="_Toc223805774"/>
+      <w:bookmarkStart w:id="18" w:name="_Toc223984722"/>
       <w:r>
         <w:t>2.3 Github</w:t>
       </w:r>
@@ -2697,11 +2845,11 @@
     </w:p>
     <w:p>
       <w:pPr>
-        <w:pStyle w:val="Heading2"/>
+        <w:pStyle w:val="Cmsor2"/>
         <w:jc w:val="both"/>
       </w:pPr>
       <w:bookmarkStart w:id="19" w:name="_Toc223536924"/>
-      <w:bookmarkStart w:id="20" w:name="_Toc223805775"/>
+      <w:bookmarkStart w:id="20" w:name="_Toc223984723"/>
       <w:r>
         <w:t>2.4 Fő funkciók</w:t>
       </w:r>
@@ -2710,7 +2858,7 @@
     </w:p>
     <w:p>
       <w:pPr>
-        <w:pStyle w:val="NormalWeb"/>
+        <w:pStyle w:val="NormlWeb"/>
         <w:jc w:val="both"/>
         <w:rPr>
           <w:rFonts w:asciiTheme="minorHAnsi" w:hAnsiTheme="minorHAnsi" w:cstheme="minorHAnsi"/>
@@ -2719,7 +2867,7 @@
       </w:pPr>
       <w:r>
         <w:rPr>
-          <w:rStyle w:val="Strong"/>
+          <w:rStyle w:val="Kiemels2"/>
           <w:rFonts w:asciiTheme="minorHAnsi" w:hAnsiTheme="minorHAnsi" w:cstheme="minorHAnsi"/>
           <w:b w:val="0"/>
           <w:sz w:val="28"/>
@@ -2729,7 +2877,7 @@
     </w:p>
     <w:p>
       <w:pPr>
-        <w:pStyle w:val="NormalWeb"/>
+        <w:pStyle w:val="NormlWeb"/>
         <w:numPr>
           <w:ilvl w:val="0"/>
           <w:numId w:val="7"/>
@@ -2748,7 +2896,7 @@
     </w:p>
     <w:p>
       <w:pPr>
-        <w:pStyle w:val="NormalWeb"/>
+        <w:pStyle w:val="NormlWeb"/>
         <w:numPr>
           <w:ilvl w:val="0"/>
           <w:numId w:val="7"/>
@@ -2767,7 +2915,7 @@
     </w:p>
     <w:p>
       <w:pPr>
-        <w:pStyle w:val="NormalWeb"/>
+        <w:pStyle w:val="NormlWeb"/>
         <w:numPr>
           <w:ilvl w:val="0"/>
           <w:numId w:val="7"/>
@@ -2786,7 +2934,7 @@
     </w:p>
     <w:p>
       <w:pPr>
-        <w:pStyle w:val="NormalWeb"/>
+        <w:pStyle w:val="NormlWeb"/>
         <w:jc w:val="both"/>
         <w:rPr>
           <w:rFonts w:asciiTheme="minorHAnsi" w:hAnsiTheme="minorHAnsi" w:cstheme="minorHAnsi"/>
@@ -2795,7 +2943,7 @@
       </w:pPr>
       <w:r>
         <w:rPr>
-          <w:rStyle w:val="Strong"/>
+          <w:rStyle w:val="Kiemels2"/>
           <w:rFonts w:asciiTheme="minorHAnsi" w:hAnsiTheme="minorHAnsi" w:cstheme="minorHAnsi"/>
           <w:b w:val="0"/>
           <w:sz w:val="28"/>
@@ -2805,7 +2953,7 @@
     </w:p>
     <w:p>
       <w:pPr>
-        <w:pStyle w:val="NormalWeb"/>
+        <w:pStyle w:val="NormlWeb"/>
         <w:numPr>
           <w:ilvl w:val="0"/>
           <w:numId w:val="8"/>
@@ -2824,7 +2972,7 @@
     </w:p>
     <w:p>
       <w:pPr>
-        <w:pStyle w:val="NormalWeb"/>
+        <w:pStyle w:val="NormlWeb"/>
         <w:numPr>
           <w:ilvl w:val="0"/>
           <w:numId w:val="8"/>
@@ -2843,7 +2991,7 @@
     </w:p>
     <w:p>
       <w:pPr>
-        <w:pStyle w:val="NormalWeb"/>
+        <w:pStyle w:val="NormlWeb"/>
         <w:numPr>
           <w:ilvl w:val="0"/>
           <w:numId w:val="8"/>
@@ -2862,14 +3010,14 @@
     </w:p>
     <w:p>
       <w:pPr>
-        <w:pStyle w:val="Heading2"/>
+        <w:pStyle w:val="Cmsor2"/>
         <w:jc w:val="both"/>
         <w:rPr>
           <w:rFonts w:eastAsia="Arial"/>
         </w:rPr>
       </w:pPr>
       <w:bookmarkStart w:id="21" w:name="_Toc223536925"/>
-      <w:bookmarkStart w:id="22" w:name="_Toc223805776"/>
+      <w:bookmarkStart w:id="22" w:name="_Toc223984724"/>
       <w:r>
         <w:rPr>
           <w:rFonts w:eastAsia="Arial"/>
@@ -2899,7 +3047,7 @@
     </w:p>
     <w:p>
       <w:pPr>
-        <w:pStyle w:val="Heading3"/>
+        <w:pStyle w:val="Cmsor3"/>
         <w:spacing w:before="240"/>
         <w:jc w:val="both"/>
         <w:rPr>
@@ -2907,7 +3055,7 @@
         </w:rPr>
       </w:pPr>
       <w:bookmarkStart w:id="23" w:name="_Toc223536926"/>
-      <w:bookmarkStart w:id="24" w:name="_Toc223805777"/>
+      <w:bookmarkStart w:id="24" w:name="_Toc223984725"/>
       <w:r>
         <w:rPr>
           <w:rFonts w:eastAsia="Arial"/>
@@ -2968,7 +3116,7 @@
               <w:bottom w:val="single" w:sz="4" w:space="0" w:color="auto"/>
               <w:right w:val="single" w:sz="4" w:space="0" w:color="auto"/>
             </w:tcBorders>
-            <w:shd w:val="clear" w:color="auto" w:fill="2E75B6"/>
+            <w:shd w:val="clear" w:color="auto" w:fill="2563EB"/>
             <w:tcMar>
               <w:top w:w="80" w:type="dxa"/>
               <w:left w:w="120" w:type="dxa"/>
@@ -3002,7 +3150,7 @@
               <w:bottom w:val="single" w:sz="4" w:space="0" w:color="auto"/>
               <w:right w:val="single" w:sz="4" w:space="0" w:color="auto"/>
             </w:tcBorders>
-            <w:shd w:val="clear" w:color="auto" w:fill="2E75B6"/>
+            <w:shd w:val="clear" w:color="auto" w:fill="2563EB"/>
             <w:tcMar>
               <w:top w:w="80" w:type="dxa"/>
               <w:left w:w="120" w:type="dxa"/>
@@ -3036,7 +3184,7 @@
               <w:bottom w:val="single" w:sz="4" w:space="0" w:color="auto"/>
               <w:right w:val="single" w:sz="4" w:space="0" w:color="auto"/>
             </w:tcBorders>
-            <w:shd w:val="clear" w:color="auto" w:fill="2E75B6"/>
+            <w:shd w:val="clear" w:color="auto" w:fill="2563EB"/>
             <w:tcMar>
               <w:top w:w="80" w:type="dxa"/>
               <w:left w:w="120" w:type="dxa"/>
@@ -3837,9 +3985,9 @@
     </w:p>
     <w:p>
       <w:pPr>
-        <w:pStyle w:val="Heading3"/>
-      </w:pPr>
-      <w:bookmarkStart w:id="25" w:name="_Toc223805778"/>
+        <w:pStyle w:val="Cmsor3"/>
+      </w:pPr>
+      <w:bookmarkStart w:id="25" w:name="_Toc223984726"/>
       <w:r>
         <w:t>2.5.2 Enrollments tábla (Beiratkozások)</w:t>
       </w:r>
@@ -4200,9 +4348,9 @@
     </w:p>
     <w:p>
       <w:pPr>
-        <w:pStyle w:val="Heading3"/>
-      </w:pPr>
-      <w:bookmarkStart w:id="26" w:name="_Toc223805779"/>
+        <w:pStyle w:val="Cmsor3"/>
+      </w:pPr>
+      <w:bookmarkStart w:id="26" w:name="_Toc223984727"/>
       <w:r>
         <w:lastRenderedPageBreak/>
         <w:t>2.5.3 Subjects tábla (Tantárgyak)</w:t>
@@ -4752,9 +4900,9 @@
     </w:p>
     <w:p>
       <w:pPr>
-        <w:pStyle w:val="Heading3"/>
-      </w:pPr>
-      <w:bookmarkStart w:id="27" w:name="_Toc223805780"/>
+        <w:pStyle w:val="Cmsor3"/>
+      </w:pPr>
+      <w:bookmarkStart w:id="27" w:name="_Toc223984728"/>
       <w:r>
         <w:t>2.5.4 ScheduleEntries tábla (Órarend)</w:t>
       </w:r>
@@ -5486,14 +5634,7 @@
                 <w:sz w:val="20"/>
                 <w:szCs w:val="20"/>
               </w:rPr>
-              <w:t>Recurrence</w:t>
-            </w:r>
-            <w:r>
-              <w:rPr>
-                <w:sz w:val="20"/>
-                <w:szCs w:val="20"/>
-              </w:rPr>
-              <w:t>EndDate</w:t>
+              <w:t>RecurrenceEndDate</w:t>
             </w:r>
           </w:p>
         </w:tc>
@@ -5539,14 +5680,7 @@
                 <w:sz w:val="20"/>
                 <w:szCs w:val="20"/>
               </w:rPr>
-              <w:t>Ismétlődés:</w:t>
-            </w:r>
-            <w:r>
-              <w:rPr>
-                <w:sz w:val="20"/>
-                <w:szCs w:val="20"/>
-              </w:rPr>
-              <w:t>befejezési dátuma</w:t>
+              <w:t>Ismétlődés:befejezési dátuma</w:t>
             </w:r>
           </w:p>
         </w:tc>
@@ -5640,18 +5774,1094 @@
       <w:pPr>
         <w:spacing w:before="80" w:after="80"/>
         <w:jc w:val="both"/>
-      </w:pPr>
-      <w:r>
-        <w:rPr>
-          <w:sz w:val="24"/>
-          <w:szCs w:val="24"/>
-        </w:rPr>
-        <w:t>A ScheduleEntries tábla tárolja a diákok személyes órarendjeit. A DayOfWeek mező 1-től 7-ig terjed, ahol 1 a hétfőt és 7 a vasárnapot jelenti. A StartTime és EndTime mezők "HH:mm" formátumban tárolják az óra kezdését és végét. A RecurrenceType határozza meg az ismétlődés típusát: None (egyszeri), Weekly (heti), Biweekly (kétheatente), Monthly (havonta). A rendszer automatikusan felismeri, ha egy óra éppen folyamatban van, és ezt a dashboardon jelzi a felhasználónak.</w:t>
+        <w:rPr>
+          <w:sz w:val="24"/>
+          <w:szCs w:val="24"/>
+        </w:rPr>
+      </w:pPr>
+      <w:r>
+        <w:rPr>
+          <w:sz w:val="24"/>
+          <w:szCs w:val="24"/>
+        </w:rPr>
+        <w:t xml:space="preserve">A ScheduleEntries tábla tárolja a diákok személyes órarendjeit. A DayOfWeek mező 1-től 7-ig terjed, ahol 1 a hétfőt és 7 a vasárnapot jelenti. A StartTime és EndTime mezők "HH:mm" formátumban tárolják az óra kezdését és végét. A RecurrenceType határozza meg az ismétlődés típusát: None (egyszeri), Weekly (heti), Biweekly (kétheatente), Monthly (havonta). A rendszer automatikusan felismeri, ha egy óra éppen folyamatban van, és ezt a </w:t>
+      </w:r>
+      <w:proofErr w:type="spellStart"/>
+      <w:r>
+        <w:rPr>
+          <w:sz w:val="24"/>
+          <w:szCs w:val="24"/>
+        </w:rPr>
+        <w:t>dashboardon</w:t>
+      </w:r>
+      <w:proofErr w:type="spellEnd"/>
+      <w:r>
+        <w:rPr>
+          <w:sz w:val="24"/>
+          <w:szCs w:val="24"/>
+        </w:rPr>
+        <w:t xml:space="preserve"> jelzi a felhasználónak.</w:t>
       </w:r>
     </w:p>
     <w:p>
       <w:pPr>
-        <w:pStyle w:val="NormalWeb"/>
+        <w:pStyle w:val="Cmsor3"/>
+      </w:pPr>
+      <w:bookmarkStart w:id="28" w:name="_Toc223984729"/>
+      <w:r>
+        <w:t xml:space="preserve">2.5.5 </w:t>
+      </w:r>
+      <w:r>
+        <w:rPr>
+          <w:rFonts w:eastAsia="Arial"/>
+        </w:rPr>
+        <w:t>Backend-Frontend kapcsolat</w:t>
+      </w:r>
+      <w:bookmarkEnd w:id="28"/>
+    </w:p>
+    <w:p>
+      <w:pPr>
+        <w:spacing w:before="80" w:after="80"/>
+        <w:jc w:val="both"/>
+        <w:rPr>
+          <w:sz w:val="24"/>
+          <w:szCs w:val="24"/>
+        </w:rPr>
+      </w:pPr>
+      <w:r>
+        <w:rPr>
+          <w:sz w:val="24"/>
+          <w:szCs w:val="24"/>
+        </w:rPr>
+        <w:t xml:space="preserve">A </w:t>
+      </w:r>
+      <w:proofErr w:type="spellStart"/>
+      <w:r>
+        <w:rPr>
+          <w:sz w:val="24"/>
+          <w:szCs w:val="24"/>
+        </w:rPr>
+        <w:t>Blazor</w:t>
+      </w:r>
+      <w:proofErr w:type="spellEnd"/>
+      <w:r>
+        <w:rPr>
+          <w:sz w:val="24"/>
+          <w:szCs w:val="24"/>
+        </w:rPr>
+        <w:t xml:space="preserve"> Server alkalmaz</w:t>
+      </w:r>
+      <w:r>
+        <w:rPr>
+          <w:sz w:val="24"/>
+          <w:szCs w:val="24"/>
+        </w:rPr>
+        <w:t>á</w:t>
+      </w:r>
+      <w:r>
+        <w:rPr>
+          <w:sz w:val="24"/>
+          <w:szCs w:val="24"/>
+        </w:rPr>
+        <w:t>s k</w:t>
+      </w:r>
+      <w:r>
+        <w:rPr>
+          <w:sz w:val="24"/>
+          <w:szCs w:val="24"/>
+        </w:rPr>
+        <w:t>ö</w:t>
+      </w:r>
+      <w:r>
+        <w:rPr>
+          <w:sz w:val="24"/>
+          <w:szCs w:val="24"/>
+        </w:rPr>
+        <w:t>zvetlen C# k</w:t>
+      </w:r>
+      <w:r>
+        <w:rPr>
+          <w:sz w:val="24"/>
+          <w:szCs w:val="24"/>
+        </w:rPr>
+        <w:t>ó</w:t>
+      </w:r>
+      <w:r>
+        <w:rPr>
+          <w:sz w:val="24"/>
+          <w:szCs w:val="24"/>
+        </w:rPr>
+        <w:t>don kereszt</w:t>
+      </w:r>
+      <w:r>
+        <w:rPr>
+          <w:sz w:val="24"/>
+          <w:szCs w:val="24"/>
+        </w:rPr>
+        <w:t>ü</w:t>
+      </w:r>
+      <w:r>
+        <w:rPr>
+          <w:sz w:val="24"/>
+          <w:szCs w:val="24"/>
+        </w:rPr>
+        <w:t>l kommunik</w:t>
+      </w:r>
+      <w:r>
+        <w:rPr>
+          <w:sz w:val="24"/>
+          <w:szCs w:val="24"/>
+        </w:rPr>
+        <w:t>á</w:t>
+      </w:r>
+      <w:r>
+        <w:rPr>
+          <w:sz w:val="24"/>
+          <w:szCs w:val="24"/>
+        </w:rPr>
+        <w:t>l a backend API-</w:t>
+      </w:r>
+      <w:proofErr w:type="spellStart"/>
+      <w:r>
+        <w:rPr>
+          <w:sz w:val="24"/>
+          <w:szCs w:val="24"/>
+        </w:rPr>
+        <w:t>val</w:t>
+      </w:r>
+      <w:proofErr w:type="spellEnd"/>
+      <w:r>
+        <w:rPr>
+          <w:sz w:val="24"/>
+          <w:szCs w:val="24"/>
+        </w:rPr>
+        <w:t xml:space="preserve"> </w:t>
+      </w:r>
+      <w:proofErr w:type="spellStart"/>
+      <w:r>
+        <w:rPr>
+          <w:sz w:val="24"/>
+          <w:szCs w:val="24"/>
+        </w:rPr>
+        <w:t>HttpClient</w:t>
+      </w:r>
+      <w:proofErr w:type="spellEnd"/>
+      <w:r>
+        <w:rPr>
+          <w:sz w:val="24"/>
+          <w:szCs w:val="24"/>
+        </w:rPr>
+        <w:t xml:space="preserve"> seg</w:t>
+      </w:r>
+      <w:r>
+        <w:rPr>
+          <w:sz w:val="24"/>
+          <w:szCs w:val="24"/>
+        </w:rPr>
+        <w:t>í</w:t>
+      </w:r>
+      <w:r>
+        <w:rPr>
+          <w:sz w:val="24"/>
+          <w:szCs w:val="24"/>
+        </w:rPr>
+        <w:t>ts</w:t>
+      </w:r>
+      <w:r>
+        <w:rPr>
+          <w:sz w:val="24"/>
+          <w:szCs w:val="24"/>
+        </w:rPr>
+        <w:t>é</w:t>
+      </w:r>
+      <w:r>
+        <w:rPr>
+          <w:sz w:val="24"/>
+          <w:szCs w:val="24"/>
+        </w:rPr>
+        <w:t>g</w:t>
+      </w:r>
+      <w:r>
+        <w:rPr>
+          <w:sz w:val="24"/>
+          <w:szCs w:val="24"/>
+        </w:rPr>
+        <w:t>é</w:t>
+      </w:r>
+      <w:r>
+        <w:rPr>
+          <w:sz w:val="24"/>
+          <w:szCs w:val="24"/>
+        </w:rPr>
+        <w:t xml:space="preserve">vel. Az </w:t>
+      </w:r>
+      <w:proofErr w:type="spellStart"/>
+      <w:r>
+        <w:rPr>
+          <w:sz w:val="24"/>
+          <w:szCs w:val="24"/>
+        </w:rPr>
+        <w:t>autentik</w:t>
+      </w:r>
+      <w:r>
+        <w:rPr>
+          <w:sz w:val="24"/>
+          <w:szCs w:val="24"/>
+        </w:rPr>
+        <w:t>á</w:t>
+      </w:r>
+      <w:r>
+        <w:rPr>
+          <w:sz w:val="24"/>
+          <w:szCs w:val="24"/>
+        </w:rPr>
+        <w:t>ci</w:t>
+      </w:r>
+      <w:r>
+        <w:rPr>
+          <w:sz w:val="24"/>
+          <w:szCs w:val="24"/>
+        </w:rPr>
+        <w:t>ó</w:t>
+      </w:r>
+      <w:proofErr w:type="spellEnd"/>
+      <w:r>
+        <w:rPr>
+          <w:sz w:val="24"/>
+          <w:szCs w:val="24"/>
+        </w:rPr>
+        <w:t xml:space="preserve"> JWT </w:t>
+      </w:r>
+      <w:proofErr w:type="spellStart"/>
+      <w:r>
+        <w:rPr>
+          <w:sz w:val="24"/>
+          <w:szCs w:val="24"/>
+        </w:rPr>
+        <w:t>tokenr</w:t>
+      </w:r>
+      <w:r>
+        <w:rPr>
+          <w:sz w:val="24"/>
+          <w:szCs w:val="24"/>
+        </w:rPr>
+        <w:t>ő</w:t>
+      </w:r>
+      <w:r>
+        <w:rPr>
+          <w:sz w:val="24"/>
+          <w:szCs w:val="24"/>
+        </w:rPr>
+        <w:t>l</w:t>
+      </w:r>
+      <w:proofErr w:type="spellEnd"/>
+      <w:r>
+        <w:rPr>
+          <w:sz w:val="24"/>
+          <w:szCs w:val="24"/>
+        </w:rPr>
+        <w:t xml:space="preserve"> t</w:t>
+      </w:r>
+      <w:r>
+        <w:rPr>
+          <w:sz w:val="24"/>
+          <w:szCs w:val="24"/>
+        </w:rPr>
+        <w:t>ö</w:t>
+      </w:r>
+      <w:r>
+        <w:rPr>
+          <w:sz w:val="24"/>
+          <w:szCs w:val="24"/>
+        </w:rPr>
+        <w:t>rt</w:t>
+      </w:r>
+      <w:r>
+        <w:rPr>
+          <w:sz w:val="24"/>
+          <w:szCs w:val="24"/>
+        </w:rPr>
+        <w:t>é</w:t>
+      </w:r>
+      <w:r>
+        <w:rPr>
+          <w:sz w:val="24"/>
+          <w:szCs w:val="24"/>
+        </w:rPr>
+        <w:t>nik: bejelentkez</w:t>
+      </w:r>
+      <w:r>
+        <w:rPr>
+          <w:sz w:val="24"/>
+          <w:szCs w:val="24"/>
+        </w:rPr>
+        <w:t>é</w:t>
+      </w:r>
+      <w:r>
+        <w:rPr>
+          <w:sz w:val="24"/>
+          <w:szCs w:val="24"/>
+        </w:rPr>
+        <w:t xml:space="preserve">skor a kliens megkapja a </w:t>
+      </w:r>
+      <w:proofErr w:type="spellStart"/>
+      <w:r>
+        <w:rPr>
+          <w:sz w:val="24"/>
+          <w:szCs w:val="24"/>
+        </w:rPr>
+        <w:t>tokent</w:t>
+      </w:r>
+      <w:proofErr w:type="spellEnd"/>
+      <w:r>
+        <w:rPr>
+          <w:sz w:val="24"/>
+          <w:szCs w:val="24"/>
+        </w:rPr>
+        <w:t>, amelyet minden tov</w:t>
+      </w:r>
+      <w:r>
+        <w:rPr>
+          <w:sz w:val="24"/>
+          <w:szCs w:val="24"/>
+        </w:rPr>
+        <w:t>á</w:t>
+      </w:r>
+      <w:r>
+        <w:rPr>
+          <w:sz w:val="24"/>
+          <w:szCs w:val="24"/>
+        </w:rPr>
+        <w:t>bbi API k</w:t>
+      </w:r>
+      <w:r>
+        <w:rPr>
+          <w:sz w:val="24"/>
+          <w:szCs w:val="24"/>
+        </w:rPr>
+        <w:t>é</w:t>
+      </w:r>
+      <w:r>
+        <w:rPr>
+          <w:sz w:val="24"/>
+          <w:szCs w:val="24"/>
+        </w:rPr>
+        <w:t>r</w:t>
+      </w:r>
+      <w:r>
+        <w:rPr>
+          <w:sz w:val="24"/>
+          <w:szCs w:val="24"/>
+        </w:rPr>
+        <w:t>é</w:t>
+      </w:r>
+      <w:r>
+        <w:rPr>
+          <w:sz w:val="24"/>
+          <w:szCs w:val="24"/>
+        </w:rPr>
+        <w:t xml:space="preserve">shez az </w:t>
+      </w:r>
+      <w:proofErr w:type="spellStart"/>
+      <w:r>
+        <w:rPr>
+          <w:sz w:val="24"/>
+          <w:szCs w:val="24"/>
+        </w:rPr>
+        <w:t>Authorization</w:t>
+      </w:r>
+      <w:proofErr w:type="spellEnd"/>
+      <w:r>
+        <w:rPr>
+          <w:sz w:val="24"/>
+          <w:szCs w:val="24"/>
+        </w:rPr>
+        <w:t xml:space="preserve"> </w:t>
+      </w:r>
+      <w:proofErr w:type="spellStart"/>
+      <w:r>
+        <w:rPr>
+          <w:sz w:val="24"/>
+          <w:szCs w:val="24"/>
+        </w:rPr>
+        <w:t>header</w:t>
+      </w:r>
+      <w:proofErr w:type="spellEnd"/>
+      <w:r>
+        <w:rPr>
+          <w:sz w:val="24"/>
+          <w:szCs w:val="24"/>
+        </w:rPr>
+        <w:t>-ben k</w:t>
+      </w:r>
+      <w:r>
+        <w:rPr>
+          <w:sz w:val="24"/>
+          <w:szCs w:val="24"/>
+        </w:rPr>
+        <w:t>ü</w:t>
+      </w:r>
+      <w:r>
+        <w:rPr>
+          <w:sz w:val="24"/>
+          <w:szCs w:val="24"/>
+        </w:rPr>
+        <w:t>ld el.</w:t>
+      </w:r>
+    </w:p>
+    <w:p>
+      <w:pPr>
+        <w:pStyle w:val="Cmsor2"/>
+        <w:jc w:val="both"/>
+      </w:pPr>
+      <w:bookmarkStart w:id="29" w:name="_Toc223536933"/>
+      <w:bookmarkStart w:id="30" w:name="_Toc223984730"/>
+      <w:r>
+        <w:t>2</w:t>
+      </w:r>
+      <w:r>
+        <w:t>.</w:t>
+      </w:r>
+      <w:r>
+        <w:rPr>
+          <w:rStyle w:val="Cmsor2Char"/>
+        </w:rPr>
+        <w:t>7</w:t>
+      </w:r>
+      <w:r>
+        <w:rPr>
+          <w:rStyle w:val="Cmsor2Char"/>
+        </w:rPr>
+        <w:t xml:space="preserve"> JWT </w:t>
+      </w:r>
+      <w:proofErr w:type="spellStart"/>
+      <w:r>
+        <w:rPr>
+          <w:rStyle w:val="Cmsor2Char"/>
+        </w:rPr>
+        <w:t>Autentikáció</w:t>
+      </w:r>
+      <w:proofErr w:type="spellEnd"/>
+      <w:r>
+        <w:rPr>
+          <w:rStyle w:val="Cmsor2Char"/>
+        </w:rPr>
+        <w:t xml:space="preserve"> és Jogosultságkezelés</w:t>
+      </w:r>
+      <w:bookmarkEnd w:id="29"/>
+      <w:bookmarkEnd w:id="30"/>
+    </w:p>
+    <w:p>
+      <w:pPr>
+        <w:spacing w:before="80"/>
+        <w:jc w:val="both"/>
+        <w:rPr>
+          <w:rFonts w:cstheme="minorHAnsi"/>
+          <w:sz w:val="24"/>
+          <w:szCs w:val="24"/>
+        </w:rPr>
+      </w:pPr>
+      <w:r>
+        <w:rPr>
+          <w:rFonts w:cstheme="minorHAnsi"/>
+          <w:sz w:val="24"/>
+          <w:szCs w:val="24"/>
+        </w:rPr>
+        <w:t xml:space="preserve">Az alkalmazás </w:t>
+      </w:r>
+      <w:proofErr w:type="spellStart"/>
+      <w:r>
+        <w:rPr>
+          <w:rFonts w:cstheme="minorHAnsi"/>
+          <w:sz w:val="24"/>
+          <w:szCs w:val="24"/>
+        </w:rPr>
+        <w:t>stateless</w:t>
+      </w:r>
+      <w:proofErr w:type="spellEnd"/>
+      <w:r>
+        <w:rPr>
+          <w:rFonts w:cstheme="minorHAnsi"/>
+          <w:sz w:val="24"/>
+          <w:szCs w:val="24"/>
+        </w:rPr>
+        <w:t xml:space="preserve"> JWT (JSON Web </w:t>
+      </w:r>
+      <w:proofErr w:type="spellStart"/>
+      <w:r>
+        <w:rPr>
+          <w:rFonts w:cstheme="minorHAnsi"/>
+          <w:sz w:val="24"/>
+          <w:szCs w:val="24"/>
+        </w:rPr>
+        <w:t>Token</w:t>
+      </w:r>
+      <w:proofErr w:type="spellEnd"/>
+      <w:r>
+        <w:rPr>
+          <w:rFonts w:cstheme="minorHAnsi"/>
+          <w:sz w:val="24"/>
+          <w:szCs w:val="24"/>
+        </w:rPr>
+        <w:t>) alapú hi</w:t>
+      </w:r>
+      <w:bookmarkStart w:id="31" w:name="_GoBack"/>
+      <w:bookmarkEnd w:id="31"/>
+      <w:r>
+        <w:rPr>
+          <w:rFonts w:cstheme="minorHAnsi"/>
+          <w:sz w:val="24"/>
+          <w:szCs w:val="24"/>
+        </w:rPr>
+        <w:t xml:space="preserve">telesítést alkalmaz. A </w:t>
+      </w:r>
+      <w:proofErr w:type="spellStart"/>
+      <w:r>
+        <w:rPr>
+          <w:rFonts w:cstheme="minorHAnsi"/>
+          <w:sz w:val="24"/>
+          <w:szCs w:val="24"/>
+        </w:rPr>
+        <w:t>token</w:t>
+      </w:r>
+      <w:proofErr w:type="spellEnd"/>
+      <w:r>
+        <w:rPr>
+          <w:rFonts w:cstheme="minorHAnsi"/>
+          <w:sz w:val="24"/>
+          <w:szCs w:val="24"/>
+        </w:rPr>
+        <w:t xml:space="preserve"> tartalmazza a felhasználó azonosítóját (</w:t>
+      </w:r>
+      <w:proofErr w:type="spellStart"/>
+      <w:r>
+        <w:rPr>
+          <w:rFonts w:cstheme="minorHAnsi"/>
+          <w:sz w:val="24"/>
+          <w:szCs w:val="24"/>
+        </w:rPr>
+        <w:t>UserId</w:t>
+      </w:r>
+      <w:proofErr w:type="spellEnd"/>
+      <w:r>
+        <w:rPr>
+          <w:rFonts w:cstheme="minorHAnsi"/>
+          <w:sz w:val="24"/>
+          <w:szCs w:val="24"/>
+        </w:rPr>
+        <w:t>), szerepkörét (</w:t>
+      </w:r>
+      <w:proofErr w:type="spellStart"/>
+      <w:r>
+        <w:rPr>
+          <w:rFonts w:cstheme="minorHAnsi"/>
+          <w:sz w:val="24"/>
+          <w:szCs w:val="24"/>
+        </w:rPr>
+        <w:t>Role</w:t>
+      </w:r>
+      <w:proofErr w:type="spellEnd"/>
+      <w:r>
+        <w:rPr>
+          <w:rFonts w:cstheme="minorHAnsi"/>
+          <w:sz w:val="24"/>
+          <w:szCs w:val="24"/>
+        </w:rPr>
+        <w:t>) és lejárati idejét.</w:t>
+      </w:r>
+    </w:p>
+    <w:tbl>
+      <w:tblPr>
+        <w:tblW w:w="9026" w:type="dxa"/>
+        <w:tblBorders>
+          <w:top w:val="single" w:sz="4" w:space="0" w:color="auto"/>
+          <w:left w:val="single" w:sz="4" w:space="0" w:color="auto"/>
+          <w:bottom w:val="single" w:sz="4" w:space="0" w:color="auto"/>
+          <w:right w:val="single" w:sz="4" w:space="0" w:color="auto"/>
+          <w:insideH w:val="single" w:sz="4" w:space="0" w:color="auto"/>
+          <w:insideV w:val="single" w:sz="4" w:space="0" w:color="auto"/>
+        </w:tblBorders>
+        <w:tblCellMar>
+          <w:left w:w="10" w:type="dxa"/>
+          <w:right w:w="10" w:type="dxa"/>
+        </w:tblCellMar>
+        <w:tblLook w:val="04A0" w:firstRow="1" w:lastRow="0" w:firstColumn="1" w:lastColumn="0" w:noHBand="0" w:noVBand="1"/>
+      </w:tblPr>
+      <w:tblGrid>
+        <w:gridCol w:w="3008"/>
+        <w:gridCol w:w="3009"/>
+        <w:gridCol w:w="3009"/>
+      </w:tblGrid>
+      <w:tr>
+        <w:tc>
+          <w:tcPr>
+            <w:tcW w:w="3008" w:type="dxa"/>
+            <w:shd w:val="clear" w:color="auto" w:fill="2563EB"/>
+            <w:tcMar>
+              <w:top w:w="80" w:type="dxa"/>
+              <w:left w:w="120" w:type="dxa"/>
+              <w:bottom w:w="80" w:type="dxa"/>
+              <w:right w:w="120" w:type="dxa"/>
+            </w:tcMar>
+          </w:tcPr>
+          <w:p>
+            <w:pPr>
+              <w:jc w:val="both"/>
+              <w:rPr>
+                <w:rFonts w:cstheme="minorHAnsi"/>
+              </w:rPr>
+            </w:pPr>
+            <w:r>
+              <w:rPr>
+                <w:rFonts w:cstheme="minorHAnsi"/>
+                <w:b/>
+                <w:bCs/>
+                <w:color w:val="FFFFFF"/>
+                <w:sz w:val="20"/>
+                <w:szCs w:val="20"/>
+              </w:rPr>
+              <w:t>Funkci</w:t>
+            </w:r>
+            <w:r>
+              <w:rPr>
+                <w:rFonts w:cstheme="minorHAnsi"/>
+                <w:b/>
+                <w:bCs/>
+                <w:color w:val="FFFFFF"/>
+                <w:sz w:val="20"/>
+                <w:szCs w:val="20"/>
+              </w:rPr>
+              <w:t>ó</w:t>
+            </w:r>
+          </w:p>
+        </w:tc>
+        <w:tc>
+          <w:tcPr>
+            <w:tcW w:w="3008" w:type="dxa"/>
+            <w:shd w:val="clear" w:color="auto" w:fill="2563EB"/>
+            <w:tcMar>
+              <w:top w:w="80" w:type="dxa"/>
+              <w:left w:w="120" w:type="dxa"/>
+              <w:bottom w:w="80" w:type="dxa"/>
+              <w:right w:w="120" w:type="dxa"/>
+            </w:tcMar>
+          </w:tcPr>
+          <w:p>
+            <w:pPr>
+              <w:jc w:val="both"/>
+              <w:rPr>
+                <w:rFonts w:cstheme="minorHAnsi"/>
+              </w:rPr>
+            </w:pPr>
+            <w:r>
+              <w:rPr>
+                <w:rFonts w:cstheme="minorHAnsi"/>
+                <w:b/>
+                <w:bCs/>
+                <w:color w:val="FFFFFF"/>
+                <w:sz w:val="20"/>
+                <w:szCs w:val="20"/>
+              </w:rPr>
+              <w:t>Di</w:t>
+            </w:r>
+            <w:r>
+              <w:rPr>
+                <w:rFonts w:cstheme="minorHAnsi"/>
+                <w:b/>
+                <w:bCs/>
+                <w:color w:val="FFFFFF"/>
+                <w:sz w:val="20"/>
+                <w:szCs w:val="20"/>
+              </w:rPr>
+              <w:t>á</w:t>
+            </w:r>
+            <w:r>
+              <w:rPr>
+                <w:rFonts w:cstheme="minorHAnsi"/>
+                <w:b/>
+                <w:bCs/>
+                <w:color w:val="FFFFFF"/>
+                <w:sz w:val="20"/>
+                <w:szCs w:val="20"/>
+              </w:rPr>
+              <w:t>k (</w:t>
+            </w:r>
+            <w:proofErr w:type="spellStart"/>
+            <w:r>
+              <w:rPr>
+                <w:rFonts w:cstheme="minorHAnsi"/>
+                <w:b/>
+                <w:bCs/>
+                <w:color w:val="FFFFFF"/>
+                <w:sz w:val="20"/>
+                <w:szCs w:val="20"/>
+              </w:rPr>
+              <w:t>student</w:t>
+            </w:r>
+            <w:proofErr w:type="spellEnd"/>
+            <w:r>
+              <w:rPr>
+                <w:rFonts w:cstheme="minorHAnsi"/>
+                <w:b/>
+                <w:bCs/>
+                <w:color w:val="FFFFFF"/>
+                <w:sz w:val="20"/>
+                <w:szCs w:val="20"/>
+              </w:rPr>
+              <w:t>)</w:t>
+            </w:r>
+          </w:p>
+        </w:tc>
+        <w:tc>
+          <w:tcPr>
+            <w:tcW w:w="3008" w:type="dxa"/>
+            <w:shd w:val="clear" w:color="auto" w:fill="2563EB"/>
+            <w:tcMar>
+              <w:top w:w="80" w:type="dxa"/>
+              <w:left w:w="120" w:type="dxa"/>
+              <w:bottom w:w="80" w:type="dxa"/>
+              <w:right w:w="120" w:type="dxa"/>
+            </w:tcMar>
+          </w:tcPr>
+          <w:p>
+            <w:pPr>
+              <w:jc w:val="both"/>
+              <w:rPr>
+                <w:rFonts w:cstheme="minorHAnsi"/>
+              </w:rPr>
+            </w:pPr>
+            <w:r>
+              <w:rPr>
+                <w:rFonts w:cstheme="minorHAnsi"/>
+                <w:b/>
+                <w:bCs/>
+                <w:color w:val="FFFFFF"/>
+                <w:sz w:val="20"/>
+                <w:szCs w:val="20"/>
+              </w:rPr>
+              <w:t>Tan</w:t>
+            </w:r>
+            <w:r>
+              <w:rPr>
+                <w:rFonts w:cstheme="minorHAnsi"/>
+                <w:b/>
+                <w:bCs/>
+                <w:color w:val="FFFFFF"/>
+                <w:sz w:val="20"/>
+                <w:szCs w:val="20"/>
+              </w:rPr>
+              <w:t>á</w:t>
+            </w:r>
+            <w:r>
+              <w:rPr>
+                <w:rFonts w:cstheme="minorHAnsi"/>
+                <w:b/>
+                <w:bCs/>
+                <w:color w:val="FFFFFF"/>
+                <w:sz w:val="20"/>
+                <w:szCs w:val="20"/>
+              </w:rPr>
+              <w:t>r (</w:t>
+            </w:r>
+            <w:proofErr w:type="spellStart"/>
+            <w:r>
+              <w:rPr>
+                <w:rFonts w:cstheme="minorHAnsi"/>
+                <w:b/>
+                <w:bCs/>
+                <w:color w:val="FFFFFF"/>
+                <w:sz w:val="20"/>
+                <w:szCs w:val="20"/>
+              </w:rPr>
+              <w:t>teacher</w:t>
+            </w:r>
+            <w:proofErr w:type="spellEnd"/>
+            <w:r>
+              <w:rPr>
+                <w:rFonts w:cstheme="minorHAnsi"/>
+                <w:b/>
+                <w:bCs/>
+                <w:color w:val="FFFFFF"/>
+                <w:sz w:val="20"/>
+                <w:szCs w:val="20"/>
+              </w:rPr>
+              <w:t>)</w:t>
+            </w:r>
+          </w:p>
+        </w:tc>
+      </w:tr>
+      <w:tr>
+        <w:tc>
+          <w:tcPr>
+            <w:tcW w:w="3008" w:type="dxa"/>
+            <w:shd w:val="clear" w:color="auto" w:fill="auto"/>
+            <w:tcMar>
+              <w:top w:w="60" w:type="dxa"/>
+              <w:left w:w="120" w:type="dxa"/>
+              <w:bottom w:w="60" w:type="dxa"/>
+              <w:right w:w="120" w:type="dxa"/>
+            </w:tcMar>
+          </w:tcPr>
+          <w:p>
+            <w:pPr>
+              <w:jc w:val="both"/>
+              <w:rPr>
+                <w:rFonts w:cstheme="minorHAnsi"/>
+              </w:rPr>
+            </w:pPr>
+            <w:r>
+              <w:rPr>
+                <w:rFonts w:cstheme="minorHAnsi"/>
+                <w:sz w:val="20"/>
+                <w:szCs w:val="20"/>
+              </w:rPr>
+              <w:t>Napt</w:t>
+            </w:r>
+            <w:r>
+              <w:rPr>
+                <w:rFonts w:cstheme="minorHAnsi"/>
+                <w:sz w:val="20"/>
+                <w:szCs w:val="20"/>
+              </w:rPr>
+              <w:t>á</w:t>
+            </w:r>
+            <w:r>
+              <w:rPr>
+                <w:rFonts w:cstheme="minorHAnsi"/>
+                <w:sz w:val="20"/>
+                <w:szCs w:val="20"/>
+              </w:rPr>
+              <w:t>r megtekint</w:t>
+            </w:r>
+            <w:r>
+              <w:rPr>
+                <w:rFonts w:cstheme="minorHAnsi"/>
+                <w:sz w:val="20"/>
+                <w:szCs w:val="20"/>
+              </w:rPr>
+              <w:t>é</w:t>
+            </w:r>
+            <w:r>
+              <w:rPr>
+                <w:rFonts w:cstheme="minorHAnsi"/>
+                <w:sz w:val="20"/>
+                <w:szCs w:val="20"/>
+              </w:rPr>
+              <w:t>se</w:t>
+            </w:r>
+          </w:p>
+        </w:tc>
+        <w:tc>
+          <w:tcPr>
+            <w:tcW w:w="3008" w:type="dxa"/>
+            <w:shd w:val="clear" w:color="auto" w:fill="auto"/>
+            <w:tcMar>
+              <w:top w:w="60" w:type="dxa"/>
+              <w:left w:w="120" w:type="dxa"/>
+              <w:bottom w:w="60" w:type="dxa"/>
+              <w:right w:w="120" w:type="dxa"/>
+            </w:tcMar>
+          </w:tcPr>
+          <w:p>
+            <w:pPr>
+              <w:jc w:val="both"/>
+              <w:rPr>
+                <w:rFonts w:cstheme="minorHAnsi"/>
+              </w:rPr>
+            </w:pPr>
+            <w:r>
+              <w:rPr>
+                <w:rFonts w:cstheme="minorHAnsi"/>
+                <w:sz w:val="20"/>
+                <w:szCs w:val="20"/>
+              </w:rPr>
+              <w:t>igen</w:t>
+            </w:r>
+          </w:p>
+        </w:tc>
+        <w:tc>
+          <w:tcPr>
+            <w:tcW w:w="3008" w:type="dxa"/>
+            <w:shd w:val="clear" w:color="auto" w:fill="auto"/>
+            <w:tcMar>
+              <w:top w:w="60" w:type="dxa"/>
+              <w:left w:w="120" w:type="dxa"/>
+              <w:bottom w:w="60" w:type="dxa"/>
+              <w:right w:w="120" w:type="dxa"/>
+            </w:tcMar>
+          </w:tcPr>
+          <w:p>
+            <w:pPr>
+              <w:jc w:val="both"/>
+              <w:rPr>
+                <w:rFonts w:cstheme="minorHAnsi"/>
+              </w:rPr>
+            </w:pPr>
+            <w:r>
+              <w:rPr>
+                <w:rFonts w:cstheme="minorHAnsi"/>
+                <w:sz w:val="20"/>
+                <w:szCs w:val="20"/>
+              </w:rPr>
+              <w:t>igen</w:t>
+            </w:r>
+          </w:p>
+        </w:tc>
+      </w:tr>
+      <w:tr>
+        <w:tc>
+          <w:tcPr>
+            <w:tcW w:w="3008" w:type="dxa"/>
+            <w:shd w:val="clear" w:color="auto" w:fill="auto"/>
+            <w:tcMar>
+              <w:top w:w="60" w:type="dxa"/>
+              <w:left w:w="120" w:type="dxa"/>
+              <w:bottom w:w="60" w:type="dxa"/>
+              <w:right w:w="120" w:type="dxa"/>
+            </w:tcMar>
+          </w:tcPr>
+          <w:p>
+            <w:pPr>
+              <w:jc w:val="both"/>
+              <w:rPr>
+                <w:rFonts w:cstheme="minorHAnsi"/>
+              </w:rPr>
+            </w:pPr>
+            <w:r>
+              <w:rPr>
+                <w:rFonts w:cstheme="minorHAnsi"/>
+                <w:sz w:val="20"/>
+                <w:szCs w:val="20"/>
+              </w:rPr>
+              <w:t>Esem</w:t>
+            </w:r>
+            <w:r>
+              <w:rPr>
+                <w:rFonts w:cstheme="minorHAnsi"/>
+                <w:sz w:val="20"/>
+                <w:szCs w:val="20"/>
+              </w:rPr>
+              <w:t>é</w:t>
+            </w:r>
+            <w:r>
+              <w:rPr>
+                <w:rFonts w:cstheme="minorHAnsi"/>
+                <w:sz w:val="20"/>
+                <w:szCs w:val="20"/>
+              </w:rPr>
+              <w:t>ny felt</w:t>
+            </w:r>
+            <w:r>
+              <w:rPr>
+                <w:rFonts w:cstheme="minorHAnsi"/>
+                <w:sz w:val="20"/>
+                <w:szCs w:val="20"/>
+              </w:rPr>
+              <w:t>ö</w:t>
+            </w:r>
+            <w:r>
+              <w:rPr>
+                <w:rFonts w:cstheme="minorHAnsi"/>
+                <w:sz w:val="20"/>
+                <w:szCs w:val="20"/>
+              </w:rPr>
+              <w:t>lt</w:t>
+            </w:r>
+            <w:r>
+              <w:rPr>
+                <w:rFonts w:cstheme="minorHAnsi"/>
+                <w:sz w:val="20"/>
+                <w:szCs w:val="20"/>
+              </w:rPr>
+              <w:t>é</w:t>
+            </w:r>
+            <w:r>
+              <w:rPr>
+                <w:rFonts w:cstheme="minorHAnsi"/>
+                <w:sz w:val="20"/>
+                <w:szCs w:val="20"/>
+              </w:rPr>
+              <w:t>se</w:t>
+            </w:r>
+          </w:p>
+        </w:tc>
+        <w:tc>
+          <w:tcPr>
+            <w:tcW w:w="3008" w:type="dxa"/>
+            <w:shd w:val="clear" w:color="auto" w:fill="auto"/>
+            <w:tcMar>
+              <w:top w:w="60" w:type="dxa"/>
+              <w:left w:w="120" w:type="dxa"/>
+              <w:bottom w:w="60" w:type="dxa"/>
+              <w:right w:w="120" w:type="dxa"/>
+            </w:tcMar>
+          </w:tcPr>
+          <w:p>
+            <w:pPr>
+              <w:jc w:val="both"/>
+              <w:rPr>
+                <w:rFonts w:cstheme="minorHAnsi"/>
+              </w:rPr>
+            </w:pPr>
+            <w:r>
+              <w:rPr>
+                <w:rFonts w:cstheme="minorHAnsi"/>
+                <w:sz w:val="20"/>
+                <w:szCs w:val="20"/>
+              </w:rPr>
+              <w:t>igen (t</w:t>
+            </w:r>
+            <w:r>
+              <w:rPr>
+                <w:rFonts w:cstheme="minorHAnsi"/>
+                <w:sz w:val="20"/>
+                <w:szCs w:val="20"/>
+              </w:rPr>
+              <w:t>á</w:t>
+            </w:r>
+            <w:r>
+              <w:rPr>
+                <w:rFonts w:cstheme="minorHAnsi"/>
+                <w:sz w:val="20"/>
+                <w:szCs w:val="20"/>
+              </w:rPr>
+              <w:t>rsainak)</w:t>
+            </w:r>
+          </w:p>
+        </w:tc>
+        <w:tc>
+          <w:tcPr>
+            <w:tcW w:w="3008" w:type="dxa"/>
+            <w:shd w:val="clear" w:color="auto" w:fill="auto"/>
+            <w:tcMar>
+              <w:top w:w="60" w:type="dxa"/>
+              <w:left w:w="120" w:type="dxa"/>
+              <w:bottom w:w="60" w:type="dxa"/>
+              <w:right w:w="120" w:type="dxa"/>
+            </w:tcMar>
+          </w:tcPr>
+          <w:p>
+            <w:pPr>
+              <w:jc w:val="both"/>
+              <w:rPr>
+                <w:rFonts w:cstheme="minorHAnsi"/>
+              </w:rPr>
+            </w:pPr>
+            <w:r>
+              <w:rPr>
+                <w:rFonts w:cstheme="minorHAnsi"/>
+                <w:sz w:val="20"/>
+                <w:szCs w:val="20"/>
+              </w:rPr>
+              <w:t>igen (hivatalos)</w:t>
+            </w:r>
+          </w:p>
+        </w:tc>
+      </w:tr>
+    </w:tbl>
+    <w:p>
+      <w:pPr>
+        <w:pStyle w:val="NormlWeb"/>
         <w:jc w:val="both"/>
         <w:rPr>
           <w:rFonts w:asciiTheme="minorHAnsi" w:hAnsiTheme="minorHAnsi" w:cstheme="minorHAnsi"/>
@@ -5671,7 +6881,7 @@
 </file>
 
 <file path=word/endnotes.xml><?xml version="1.0" encoding="utf-8"?>
-<w:endnotes xmlns:wpc="http://schemas.microsoft.com/office/word/2010/wordprocessingCanvas" xmlns:cx="http://schemas.microsoft.com/office/drawing/2014/chartex" xmlns:cx1="http://schemas.microsoft.com/office/drawing/2015/9/8/chartex" xmlns:cx2="http://schemas.microsoft.com/office/drawing/2015/10/21/chartex" xmlns:cx3="http://schemas.microsoft.com/office/drawing/2016/5/9/chartex" xmlns:cx4="http://schemas.microsoft.com/office/drawing/2016/5/10/chartex" xmlns:cx5="http://schemas.microsoft.com/office/drawing/2016/5/11/chartex" xmlns:cx6="http://schemas.microsoft.com/office/drawing/2016/5/12/chartex" xmlns:cx7="http://schemas.microsoft.com/office/drawing/2016/5/13/chartex" xmlns:cx8="http://schemas.microsoft.com/office/drawing/2016/5/14/chartex" xmlns:mc="http://schemas.openxmlformats.org/markup-compatibility/2006" xmlns:aink="http://schemas.microsoft.com/office/drawing/2016/ink" xmlns:am3d="http://schemas.microsoft.com/office/drawing/2017/model3d" xmlns:o="urn:schemas-microsoft-com:office:office" xmlns:r="http://schemas.openxmlformats.org/officeDocument/2006/relationships" xmlns:m="http://schemas.openxmlformats.org/officeDocument/2006/math" xmlns:v="urn:schemas-microsoft-com:vml" xmlns:wp14="http://schemas.microsoft.com/office/word/2010/wordprocessingDrawing" xmlns:wp="http://schemas.openxmlformats.org/drawingml/2006/wordprocessingDrawing" xmlns:w10="urn:schemas-microsoft-com:office:word" xmlns:w="http://schemas.openxmlformats.org/wordprocessingml/2006/main" xmlns:w14="http://schemas.microsoft.com/office/word/2010/wordml" xmlns:w15="http://schemas.microsoft.com/office/word/2012/wordml" xmlns:w16cex="http://schemas.microsoft.com/office/word/2018/wordml/cex" xmlns:w16cid="http://schemas.microsoft.com/office/word/2016/wordml/cid" xmlns:w16="http://schemas.microsoft.com/office/word/2018/wordml" xmlns:w16sdtdh="http://schemas.microsoft.com/office/word/2020/wordml/sdtdatahash" xmlns:w16se="http://schemas.microsoft.com/office/word/2015/wordml/symex" xmlns:wpg="http://schemas.microsoft.com/office/word/2010/wordprocessingGroup" xmlns:wpi="http://schemas.microsoft.com/office/word/2010/wordprocessingInk" xmlns:wne="http://schemas.microsoft.com/office/word/2006/wordml" xmlns:wps="http://schemas.microsoft.com/office/word/2010/wordprocessingShape" mc:Ignorable="w14 w15 w16se w16cid w16 w16cex w16sdtdh wp14">
+<w:endnotes xmlns:wpc="http://schemas.microsoft.com/office/word/2010/wordprocessingCanvas" xmlns:cx="http://schemas.microsoft.com/office/drawing/2014/chartex" xmlns:cx1="http://schemas.microsoft.com/office/drawing/2015/9/8/chartex" xmlns:cx2="http://schemas.microsoft.com/office/drawing/2015/10/21/chartex" xmlns:cx3="http://schemas.microsoft.com/office/drawing/2016/5/9/chartex" xmlns:cx4="http://schemas.microsoft.com/office/drawing/2016/5/10/chartex" xmlns:cx5="http://schemas.microsoft.com/office/drawing/2016/5/11/chartex" xmlns:cx6="http://schemas.microsoft.com/office/drawing/2016/5/12/chartex" xmlns:cx7="http://schemas.microsoft.com/office/drawing/2016/5/13/chartex" xmlns:cx8="http://schemas.microsoft.com/office/drawing/2016/5/14/chartex" xmlns:mc="http://schemas.openxmlformats.org/markup-compatibility/2006" xmlns:aink="http://schemas.microsoft.com/office/drawing/2016/ink" xmlns:am3d="http://schemas.microsoft.com/office/drawing/2017/model3d" xmlns:o="urn:schemas-microsoft-com:office:office" xmlns:r="http://schemas.openxmlformats.org/officeDocument/2006/relationships" xmlns:m="http://schemas.openxmlformats.org/officeDocument/2006/math" xmlns:v="urn:schemas-microsoft-com:vml" xmlns:wp14="http://schemas.microsoft.com/office/word/2010/wordprocessingDrawing" xmlns:wp="http://schemas.openxmlformats.org/drawingml/2006/wordprocessingDrawing" xmlns:w10="urn:schemas-microsoft-com:office:word" xmlns:w="http://schemas.openxmlformats.org/wordprocessingml/2006/main" xmlns:w14="http://schemas.microsoft.com/office/word/2010/wordml" xmlns:w15="http://schemas.microsoft.com/office/word/2012/wordml" xmlns:w16cid="http://schemas.microsoft.com/office/word/2016/wordml/cid" xmlns:w16se="http://schemas.microsoft.com/office/word/2015/wordml/symex" xmlns:wpg="http://schemas.microsoft.com/office/word/2010/wordprocessingGroup" xmlns:wpi="http://schemas.microsoft.com/office/word/2010/wordprocessingInk" xmlns:wne="http://schemas.microsoft.com/office/word/2006/wordml" xmlns:wps="http://schemas.microsoft.com/office/word/2010/wordprocessingShape" mc:Ignorable="w14 w15 w16se w16cid wp14">
   <w:endnote w:type="separator" w:id="-1">
     <w:p>
       <w:pPr>
@@ -5696,10 +6906,10 @@
 </file>
 
 <file path=word/footer1.xml><?xml version="1.0" encoding="utf-8"?>
-<w:ftr xmlns:wpc="http://schemas.microsoft.com/office/word/2010/wordprocessingCanvas" xmlns:cx="http://schemas.microsoft.com/office/drawing/2014/chartex" xmlns:cx1="http://schemas.microsoft.com/office/drawing/2015/9/8/chartex" xmlns:cx2="http://schemas.microsoft.com/office/drawing/2015/10/21/chartex" xmlns:cx3="http://schemas.microsoft.com/office/drawing/2016/5/9/chartex" xmlns:cx4="http://schemas.microsoft.com/office/drawing/2016/5/10/chartex" xmlns:cx5="http://schemas.microsoft.com/office/drawing/2016/5/11/chartex" xmlns:cx6="http://schemas.microsoft.com/office/drawing/2016/5/12/chartex" xmlns:cx7="http://schemas.microsoft.com/office/drawing/2016/5/13/chartex" xmlns:cx8="http://schemas.microsoft.com/office/drawing/2016/5/14/chartex" xmlns:mc="http://schemas.openxmlformats.org/markup-compatibility/2006" xmlns:aink="http://schemas.microsoft.com/office/drawing/2016/ink" xmlns:am3d="http://schemas.microsoft.com/office/drawing/2017/model3d" xmlns:o="urn:schemas-microsoft-com:office:office" xmlns:r="http://schemas.openxmlformats.org/officeDocument/2006/relationships" xmlns:m="http://schemas.openxmlformats.org/officeDocument/2006/math" xmlns:v="urn:schemas-microsoft-com:vml" xmlns:wp14="http://schemas.microsoft.com/office/word/2010/wordprocessingDrawing" xmlns:wp="http://schemas.openxmlformats.org/drawingml/2006/wordprocessingDrawing" xmlns:w10="urn:schemas-microsoft-com:office:word" xmlns:w="http://schemas.openxmlformats.org/wordprocessingml/2006/main" xmlns:w14="http://schemas.microsoft.com/office/word/2010/wordml" xmlns:w15="http://schemas.microsoft.com/office/word/2012/wordml" xmlns:w16cex="http://schemas.microsoft.com/office/word/2018/wordml/cex" xmlns:w16cid="http://schemas.microsoft.com/office/word/2016/wordml/cid" xmlns:w16="http://schemas.microsoft.com/office/word/2018/wordml" xmlns:w16sdtdh="http://schemas.microsoft.com/office/word/2020/wordml/sdtdatahash" xmlns:w16se="http://schemas.microsoft.com/office/word/2015/wordml/symex" xmlns:wpg="http://schemas.microsoft.com/office/word/2010/wordprocessingGroup" xmlns:wpi="http://schemas.microsoft.com/office/word/2010/wordprocessingInk" xmlns:wne="http://schemas.microsoft.com/office/word/2006/wordml" xmlns:wps="http://schemas.microsoft.com/office/word/2010/wordprocessingShape" mc:Ignorable="w14 w15 w16se w16cid w16 w16cex w16sdtdh wp14">
+<w:ftr xmlns:wpc="http://schemas.microsoft.com/office/word/2010/wordprocessingCanvas" xmlns:cx="http://schemas.microsoft.com/office/drawing/2014/chartex" xmlns:cx1="http://schemas.microsoft.com/office/drawing/2015/9/8/chartex" xmlns:cx2="http://schemas.microsoft.com/office/drawing/2015/10/21/chartex" xmlns:cx3="http://schemas.microsoft.com/office/drawing/2016/5/9/chartex" xmlns:cx4="http://schemas.microsoft.com/office/drawing/2016/5/10/chartex" xmlns:cx5="http://schemas.microsoft.com/office/drawing/2016/5/11/chartex" xmlns:cx6="http://schemas.microsoft.com/office/drawing/2016/5/12/chartex" xmlns:cx7="http://schemas.microsoft.com/office/drawing/2016/5/13/chartex" xmlns:cx8="http://schemas.microsoft.com/office/drawing/2016/5/14/chartex" xmlns:mc="http://schemas.openxmlformats.org/markup-compatibility/2006" xmlns:aink="http://schemas.microsoft.com/office/drawing/2016/ink" xmlns:am3d="http://schemas.microsoft.com/office/drawing/2017/model3d" xmlns:o="urn:schemas-microsoft-com:office:office" xmlns:r="http://schemas.openxmlformats.org/officeDocument/2006/relationships" xmlns:m="http://schemas.openxmlformats.org/officeDocument/2006/math" xmlns:v="urn:schemas-microsoft-com:vml" xmlns:wp14="http://schemas.microsoft.com/office/word/2010/wordprocessingDrawing" xmlns:wp="http://schemas.openxmlformats.org/drawingml/2006/wordprocessingDrawing" xmlns:w10="urn:schemas-microsoft-com:office:word" xmlns:w="http://schemas.openxmlformats.org/wordprocessingml/2006/main" xmlns:w14="http://schemas.microsoft.com/office/word/2010/wordml" xmlns:w15="http://schemas.microsoft.com/office/word/2012/wordml" xmlns:w16cid="http://schemas.microsoft.com/office/word/2016/wordml/cid" xmlns:w16se="http://schemas.microsoft.com/office/word/2015/wordml/symex" xmlns:wpg="http://schemas.microsoft.com/office/word/2010/wordprocessingGroup" xmlns:wpi="http://schemas.microsoft.com/office/word/2010/wordprocessingInk" xmlns:wne="http://schemas.microsoft.com/office/word/2006/wordml" xmlns:wps="http://schemas.microsoft.com/office/word/2010/wordprocessingShape" mc:Ignorable="w14 w15 w16se w16cid wp14">
   <w:p>
     <w:pPr>
-      <w:pStyle w:val="Footer"/>
+      <w:pStyle w:val="llb"/>
       <w:jc w:val="center"/>
       <w:rPr>
         <w:caps/>
@@ -5744,14 +6954,14 @@
   </w:p>
   <w:p>
     <w:pPr>
-      <w:pStyle w:val="Footer"/>
+      <w:pStyle w:val="llb"/>
     </w:pPr>
   </w:p>
 </w:ftr>
 </file>
 
 <file path=word/footnotes.xml><?xml version="1.0" encoding="utf-8"?>
-<w:footnotes xmlns:wpc="http://schemas.microsoft.com/office/word/2010/wordprocessingCanvas" xmlns:cx="http://schemas.microsoft.com/office/drawing/2014/chartex" xmlns:cx1="http://schemas.microsoft.com/office/drawing/2015/9/8/chartex" xmlns:cx2="http://schemas.microsoft.com/office/drawing/2015/10/21/chartex" xmlns:cx3="http://schemas.microsoft.com/office/drawing/2016/5/9/chartex" xmlns:cx4="http://schemas.microsoft.com/office/drawing/2016/5/10/chartex" xmlns:cx5="http://schemas.microsoft.com/office/drawing/2016/5/11/chartex" xmlns:cx6="http://schemas.microsoft.com/office/drawing/2016/5/12/chartex" xmlns:cx7="http://schemas.microsoft.com/office/drawing/2016/5/13/chartex" xmlns:cx8="http://schemas.microsoft.com/office/drawing/2016/5/14/chartex" xmlns:mc="http://schemas.openxmlformats.org/markup-compatibility/2006" xmlns:aink="http://schemas.microsoft.com/office/drawing/2016/ink" xmlns:am3d="http://schemas.microsoft.com/office/drawing/2017/model3d" xmlns:o="urn:schemas-microsoft-com:office:office" xmlns:r="http://schemas.openxmlformats.org/officeDocument/2006/relationships" xmlns:m="http://schemas.openxmlformats.org/officeDocument/2006/math" xmlns:v="urn:schemas-microsoft-com:vml" xmlns:wp14="http://schemas.microsoft.com/office/word/2010/wordprocessingDrawing" xmlns:wp="http://schemas.openxmlformats.org/drawingml/2006/wordprocessingDrawing" xmlns:w10="urn:schemas-microsoft-com:office:word" xmlns:w="http://schemas.openxmlformats.org/wordprocessingml/2006/main" xmlns:w14="http://schemas.microsoft.com/office/word/2010/wordml" xmlns:w15="http://schemas.microsoft.com/office/word/2012/wordml" xmlns:w16cex="http://schemas.microsoft.com/office/word/2018/wordml/cex" xmlns:w16cid="http://schemas.microsoft.com/office/word/2016/wordml/cid" xmlns:w16="http://schemas.microsoft.com/office/word/2018/wordml" xmlns:w16sdtdh="http://schemas.microsoft.com/office/word/2020/wordml/sdtdatahash" xmlns:w16se="http://schemas.microsoft.com/office/word/2015/wordml/symex" xmlns:wpg="http://schemas.microsoft.com/office/word/2010/wordprocessingGroup" xmlns:wpi="http://schemas.microsoft.com/office/word/2010/wordprocessingInk" xmlns:wne="http://schemas.microsoft.com/office/word/2006/wordml" xmlns:wps="http://schemas.microsoft.com/office/word/2010/wordprocessingShape" mc:Ignorable="w14 w15 w16se w16cid w16 w16cex w16sdtdh wp14">
+<w:footnotes xmlns:wpc="http://schemas.microsoft.com/office/word/2010/wordprocessingCanvas" xmlns:cx="http://schemas.microsoft.com/office/drawing/2014/chartex" xmlns:cx1="http://schemas.microsoft.com/office/drawing/2015/9/8/chartex" xmlns:cx2="http://schemas.microsoft.com/office/drawing/2015/10/21/chartex" xmlns:cx3="http://schemas.microsoft.com/office/drawing/2016/5/9/chartex" xmlns:cx4="http://schemas.microsoft.com/office/drawing/2016/5/10/chartex" xmlns:cx5="http://schemas.microsoft.com/office/drawing/2016/5/11/chartex" xmlns:cx6="http://schemas.microsoft.com/office/drawing/2016/5/12/chartex" xmlns:cx7="http://schemas.microsoft.com/office/drawing/2016/5/13/chartex" xmlns:cx8="http://schemas.microsoft.com/office/drawing/2016/5/14/chartex" xmlns:mc="http://schemas.openxmlformats.org/markup-compatibility/2006" xmlns:aink="http://schemas.microsoft.com/office/drawing/2016/ink" xmlns:am3d="http://schemas.microsoft.com/office/drawing/2017/model3d" xmlns:o="urn:schemas-microsoft-com:office:office" xmlns:r="http://schemas.openxmlformats.org/officeDocument/2006/relationships" xmlns:m="http://schemas.openxmlformats.org/officeDocument/2006/math" xmlns:v="urn:schemas-microsoft-com:vml" xmlns:wp14="http://schemas.microsoft.com/office/word/2010/wordprocessingDrawing" xmlns:wp="http://schemas.openxmlformats.org/drawingml/2006/wordprocessingDrawing" xmlns:w10="urn:schemas-microsoft-com:office:word" xmlns:w="http://schemas.openxmlformats.org/wordprocessingml/2006/main" xmlns:w14="http://schemas.microsoft.com/office/word/2010/wordml" xmlns:w15="http://schemas.microsoft.com/office/word/2012/wordml" xmlns:w16cid="http://schemas.microsoft.com/office/word/2016/wordml/cid" xmlns:w16se="http://schemas.microsoft.com/office/word/2015/wordml/symex" xmlns:wpg="http://schemas.microsoft.com/office/word/2010/wordprocessingGroup" xmlns:wpi="http://schemas.microsoft.com/office/word/2010/wordprocessingInk" xmlns:wne="http://schemas.microsoft.com/office/word/2006/wordml" xmlns:wps="http://schemas.microsoft.com/office/word/2010/wordprocessingShape" mc:Ignorable="w14 w15 w16se w16cid wp14">
   <w:footnote w:type="separator" w:id="-1">
     <w:p>
       <w:pPr>
@@ -5776,7 +6986,7 @@
 </file>
 
 <file path=word/header1.xml><?xml version="1.0" encoding="utf-8"?>
-<w:hdr xmlns:wpc="http://schemas.microsoft.com/office/word/2010/wordprocessingCanvas" xmlns:cx="http://schemas.microsoft.com/office/drawing/2014/chartex" xmlns:cx1="http://schemas.microsoft.com/office/drawing/2015/9/8/chartex" xmlns:cx2="http://schemas.microsoft.com/office/drawing/2015/10/21/chartex" xmlns:cx3="http://schemas.microsoft.com/office/drawing/2016/5/9/chartex" xmlns:cx4="http://schemas.microsoft.com/office/drawing/2016/5/10/chartex" xmlns:cx5="http://schemas.microsoft.com/office/drawing/2016/5/11/chartex" xmlns:cx6="http://schemas.microsoft.com/office/drawing/2016/5/12/chartex" xmlns:cx7="http://schemas.microsoft.com/office/drawing/2016/5/13/chartex" xmlns:cx8="http://schemas.microsoft.com/office/drawing/2016/5/14/chartex" xmlns:mc="http://schemas.openxmlformats.org/markup-compatibility/2006" xmlns:aink="http://schemas.microsoft.com/office/drawing/2016/ink" xmlns:am3d="http://schemas.microsoft.com/office/drawing/2017/model3d" xmlns:o="urn:schemas-microsoft-com:office:office" xmlns:r="http://schemas.openxmlformats.org/officeDocument/2006/relationships" xmlns:m="http://schemas.openxmlformats.org/officeDocument/2006/math" xmlns:v="urn:schemas-microsoft-com:vml" xmlns:wp14="http://schemas.microsoft.com/office/word/2010/wordprocessingDrawing" xmlns:wp="http://schemas.openxmlformats.org/drawingml/2006/wordprocessingDrawing" xmlns:w10="urn:schemas-microsoft-com:office:word" xmlns:w="http://schemas.openxmlformats.org/wordprocessingml/2006/main" xmlns:w14="http://schemas.microsoft.com/office/word/2010/wordml" xmlns:w15="http://schemas.microsoft.com/office/word/2012/wordml" xmlns:w16cex="http://schemas.microsoft.com/office/word/2018/wordml/cex" xmlns:w16cid="http://schemas.microsoft.com/office/word/2016/wordml/cid" xmlns:w16="http://schemas.microsoft.com/office/word/2018/wordml" xmlns:w16sdtdh="http://schemas.microsoft.com/office/word/2020/wordml/sdtdatahash" xmlns:w16se="http://schemas.microsoft.com/office/word/2015/wordml/symex" xmlns:wpg="http://schemas.microsoft.com/office/word/2010/wordprocessingGroup" xmlns:wpi="http://schemas.microsoft.com/office/word/2010/wordprocessingInk" xmlns:wne="http://schemas.microsoft.com/office/word/2006/wordml" xmlns:wps="http://schemas.microsoft.com/office/word/2010/wordprocessingShape" mc:Ignorable="w14 w15 w16se w16cid w16 w16cex w16sdtdh wp14">
+<w:hdr xmlns:wpc="http://schemas.microsoft.com/office/word/2010/wordprocessingCanvas" xmlns:cx="http://schemas.microsoft.com/office/drawing/2014/chartex" xmlns:cx1="http://schemas.microsoft.com/office/drawing/2015/9/8/chartex" xmlns:cx2="http://schemas.microsoft.com/office/drawing/2015/10/21/chartex" xmlns:cx3="http://schemas.microsoft.com/office/drawing/2016/5/9/chartex" xmlns:cx4="http://schemas.microsoft.com/office/drawing/2016/5/10/chartex" xmlns:cx5="http://schemas.microsoft.com/office/drawing/2016/5/11/chartex" xmlns:cx6="http://schemas.microsoft.com/office/drawing/2016/5/12/chartex" xmlns:cx7="http://schemas.microsoft.com/office/drawing/2016/5/13/chartex" xmlns:cx8="http://schemas.microsoft.com/office/drawing/2016/5/14/chartex" xmlns:mc="http://schemas.openxmlformats.org/markup-compatibility/2006" xmlns:aink="http://schemas.microsoft.com/office/drawing/2016/ink" xmlns:am3d="http://schemas.microsoft.com/office/drawing/2017/model3d" xmlns:o="urn:schemas-microsoft-com:office:office" xmlns:r="http://schemas.openxmlformats.org/officeDocument/2006/relationships" xmlns:m="http://schemas.openxmlformats.org/officeDocument/2006/math" xmlns:v="urn:schemas-microsoft-com:vml" xmlns:wp14="http://schemas.microsoft.com/office/word/2010/wordprocessingDrawing" xmlns:wp="http://schemas.openxmlformats.org/drawingml/2006/wordprocessingDrawing" xmlns:w10="urn:schemas-microsoft-com:office:word" xmlns:w="http://schemas.openxmlformats.org/wordprocessingml/2006/main" xmlns:w14="http://schemas.microsoft.com/office/word/2010/wordml" xmlns:w15="http://schemas.microsoft.com/office/word/2012/wordml" xmlns:w16cid="http://schemas.microsoft.com/office/word/2016/wordml/cid" xmlns:w16se="http://schemas.microsoft.com/office/word/2015/wordml/symex" xmlns:wpg="http://schemas.microsoft.com/office/word/2010/wordprocessingGroup" xmlns:wpi="http://schemas.microsoft.com/office/word/2010/wordprocessingInk" xmlns:wne="http://schemas.microsoft.com/office/word/2006/wordml" xmlns:wps="http://schemas.microsoft.com/office/word/2010/wordprocessingShape" mc:Ignorable="w14 w15 w16se w16cid wp14">
   <w:sdt>
     <w:sdtPr>
       <w:rPr>
@@ -5795,7 +7005,7 @@
     <w:sdtContent>
       <w:p>
         <w:pPr>
-          <w:pStyle w:val="Header"/>
+          <w:pStyle w:val="lfej"/>
           <w:jc w:val="right"/>
           <w:rPr>
             <w:color w:val="7F7F7F" w:themeColor="text1" w:themeTint="80"/>
@@ -5812,14 +7022,14 @@
   </w:sdt>
   <w:p>
     <w:pPr>
-      <w:pStyle w:val="Header"/>
+      <w:pStyle w:val="lfej"/>
     </w:pPr>
   </w:p>
 </w:hdr>
 </file>
 
 <file path=word/numbering.xml><?xml version="1.0" encoding="utf-8"?>
-<w:numbering xmlns:wpc="http://schemas.microsoft.com/office/word/2010/wordprocessingCanvas" xmlns:cx="http://schemas.microsoft.com/office/drawing/2014/chartex" xmlns:cx1="http://schemas.microsoft.com/office/drawing/2015/9/8/chartex" xmlns:cx2="http://schemas.microsoft.com/office/drawing/2015/10/21/chartex" xmlns:cx3="http://schemas.microsoft.com/office/drawing/2016/5/9/chartex" xmlns:cx4="http://schemas.microsoft.com/office/drawing/2016/5/10/chartex" xmlns:cx5="http://schemas.microsoft.com/office/drawing/2016/5/11/chartex" xmlns:cx6="http://schemas.microsoft.com/office/drawing/2016/5/12/chartex" xmlns:cx7="http://schemas.microsoft.com/office/drawing/2016/5/13/chartex" xmlns:cx8="http://schemas.microsoft.com/office/drawing/2016/5/14/chartex" xmlns:mc="http://schemas.openxmlformats.org/markup-compatibility/2006" xmlns:aink="http://schemas.microsoft.com/office/drawing/2016/ink" xmlns:am3d="http://schemas.microsoft.com/office/drawing/2017/model3d" xmlns:o="urn:schemas-microsoft-com:office:office" xmlns:r="http://schemas.openxmlformats.org/officeDocument/2006/relationships" xmlns:m="http://schemas.openxmlformats.org/officeDocument/2006/math" xmlns:v="urn:schemas-microsoft-com:vml" xmlns:wp14="http://schemas.microsoft.com/office/word/2010/wordprocessingDrawing" xmlns:wp="http://schemas.openxmlformats.org/drawingml/2006/wordprocessingDrawing" xmlns:w10="urn:schemas-microsoft-com:office:word" xmlns:w="http://schemas.openxmlformats.org/wordprocessingml/2006/main" xmlns:w14="http://schemas.microsoft.com/office/word/2010/wordml" xmlns:w15="http://schemas.microsoft.com/office/word/2012/wordml" xmlns:w16cex="http://schemas.microsoft.com/office/word/2018/wordml/cex" xmlns:w16cid="http://schemas.microsoft.com/office/word/2016/wordml/cid" xmlns:w16="http://schemas.microsoft.com/office/word/2018/wordml" xmlns:w16sdtdh="http://schemas.microsoft.com/office/word/2020/wordml/sdtdatahash" xmlns:w16se="http://schemas.microsoft.com/office/word/2015/wordml/symex" xmlns:wpg="http://schemas.microsoft.com/office/word/2010/wordprocessingGroup" xmlns:wpi="http://schemas.microsoft.com/office/word/2010/wordprocessingInk" xmlns:wne="http://schemas.microsoft.com/office/word/2006/wordml" xmlns:wps="http://schemas.microsoft.com/office/word/2010/wordprocessingShape" mc:Ignorable="w14 w15 w16se w16cid w16 w16cex w16sdtdh wp14">
+<w:numbering xmlns:wpc="http://schemas.microsoft.com/office/word/2010/wordprocessingCanvas" xmlns:cx="http://schemas.microsoft.com/office/drawing/2014/chartex" xmlns:cx1="http://schemas.microsoft.com/office/drawing/2015/9/8/chartex" xmlns:cx2="http://schemas.microsoft.com/office/drawing/2015/10/21/chartex" xmlns:cx3="http://schemas.microsoft.com/office/drawing/2016/5/9/chartex" xmlns:cx4="http://schemas.microsoft.com/office/drawing/2016/5/10/chartex" xmlns:cx5="http://schemas.microsoft.com/office/drawing/2016/5/11/chartex" xmlns:cx6="http://schemas.microsoft.com/office/drawing/2016/5/12/chartex" xmlns:cx7="http://schemas.microsoft.com/office/drawing/2016/5/13/chartex" xmlns:cx8="http://schemas.microsoft.com/office/drawing/2016/5/14/chartex" xmlns:mc="http://schemas.openxmlformats.org/markup-compatibility/2006" xmlns:aink="http://schemas.microsoft.com/office/drawing/2016/ink" xmlns:am3d="http://schemas.microsoft.com/office/drawing/2017/model3d" xmlns:o="urn:schemas-microsoft-com:office:office" xmlns:r="http://schemas.openxmlformats.org/officeDocument/2006/relationships" xmlns:m="http://schemas.openxmlformats.org/officeDocument/2006/math" xmlns:v="urn:schemas-microsoft-com:vml" xmlns:wp14="http://schemas.microsoft.com/office/word/2010/wordprocessingDrawing" xmlns:wp="http://schemas.openxmlformats.org/drawingml/2006/wordprocessingDrawing" xmlns:w10="urn:schemas-microsoft-com:office:word" xmlns:w="http://schemas.openxmlformats.org/wordprocessingml/2006/main" xmlns:w14="http://schemas.microsoft.com/office/word/2010/wordml" xmlns:w15="http://schemas.microsoft.com/office/word/2012/wordml" xmlns:w16cid="http://schemas.microsoft.com/office/word/2016/wordml/cid" xmlns:w16se="http://schemas.microsoft.com/office/word/2015/wordml/symex" xmlns:wpg="http://schemas.microsoft.com/office/word/2010/wordprocessingGroup" xmlns:wpi="http://schemas.microsoft.com/office/word/2010/wordprocessingInk" xmlns:wne="http://schemas.microsoft.com/office/word/2006/wordml" xmlns:wps="http://schemas.microsoft.com/office/word/2010/wordprocessingShape" mc:Ignorable="w14 w15 w16se w16cid wp14">
   <w:abstractNum w:abstractNumId="0" w15:restartNumberingAfterBreak="0">
     <w:nsid w:val="002D78F0"/>
     <w:multiLevelType w:val="hybridMultilevel"/>
@@ -9107,7 +10317,7 @@
 </file>
 
 <file path=word/styles.xml><?xml version="1.0" encoding="utf-8"?>
-<w:styles xmlns:mc="http://schemas.openxmlformats.org/markup-compatibility/2006" xmlns:r="http://schemas.openxmlformats.org/officeDocument/2006/relationships" xmlns:w="http://schemas.openxmlformats.org/wordprocessingml/2006/main" xmlns:w14="http://schemas.microsoft.com/office/word/2010/wordml" xmlns:w15="http://schemas.microsoft.com/office/word/2012/wordml" xmlns:w16cex="http://schemas.microsoft.com/office/word/2018/wordml/cex" xmlns:w16cid="http://schemas.microsoft.com/office/word/2016/wordml/cid" xmlns:w16="http://schemas.microsoft.com/office/word/2018/wordml" xmlns:w16sdtdh="http://schemas.microsoft.com/office/word/2020/wordml/sdtdatahash" xmlns:w16se="http://schemas.microsoft.com/office/word/2015/wordml/symex" mc:Ignorable="w14 w15 w16se w16cid w16 w16cex w16sdtdh">
+<w:styles xmlns:mc="http://schemas.openxmlformats.org/markup-compatibility/2006" xmlns:r="http://schemas.openxmlformats.org/officeDocument/2006/relationships" xmlns:w="http://schemas.openxmlformats.org/wordprocessingml/2006/main" xmlns:w14="http://schemas.microsoft.com/office/word/2010/wordml" xmlns:w15="http://schemas.microsoft.com/office/word/2012/wordml" xmlns:w16cid="http://schemas.microsoft.com/office/word/2016/wordml/cid" xmlns:w16se="http://schemas.microsoft.com/office/word/2015/wordml/symex" mc:Ignorable="w14 w15 w16se w16cid">
   <w:docDefaults>
     <w:rPrDefault>
       <w:rPr>
@@ -9123,7 +10333,7 @@
       </w:pPr>
     </w:pPrDefault>
   </w:docDefaults>
-  <w:latentStyles w:defLockedState="0" w:defUIPriority="99" w:defSemiHidden="0" w:defUnhideWhenUsed="0" w:defQFormat="0" w:count="376">
+  <w:latentStyles w:defLockedState="0" w:defUIPriority="99" w:defSemiHidden="0" w:defUnhideWhenUsed="0" w:defQFormat="0" w:count="375">
     <w:lsdException w:name="Normal" w:uiPriority="0" w:qFormat="1"/>
     <w:lsdException w:name="heading 1" w:uiPriority="9" w:qFormat="1"/>
     <w:lsdException w:name="heading 2" w:semiHidden="1" w:uiPriority="9" w:unhideWhenUsed="1" w:qFormat="1"/>
@@ -9499,17 +10709,16 @@
     <w:lsdException w:name="Smart Hyperlink" w:semiHidden="1" w:unhideWhenUsed="1"/>
     <w:lsdException w:name="Hashtag" w:semiHidden="1" w:unhideWhenUsed="1"/>
     <w:lsdException w:name="Unresolved Mention" w:semiHidden="1" w:unhideWhenUsed="1"/>
-    <w:lsdException w:name="Smart Link" w:semiHidden="1" w:unhideWhenUsed="1"/>
   </w:latentStyles>
-  <w:style w:type="paragraph" w:default="1" w:styleId="Normal">
+  <w:style w:type="paragraph" w:default="1" w:styleId="Norml">
     <w:name w:val="Normal"/>
     <w:qFormat/>
   </w:style>
-  <w:style w:type="paragraph" w:styleId="Heading1">
+  <w:style w:type="paragraph" w:styleId="Cmsor1">
     <w:name w:val="heading 1"/>
-    <w:basedOn w:val="Normal"/>
-    <w:next w:val="Normal"/>
-    <w:link w:val="Heading1Char"/>
+    <w:basedOn w:val="Norml"/>
+    <w:next w:val="Norml"/>
+    <w:link w:val="Cmsor1Char"/>
     <w:uiPriority w:val="9"/>
     <w:qFormat/>
     <w:rsid w:val="0056423D"/>
@@ -9521,11 +10730,11 @@
       <w:szCs w:val="52"/>
     </w:rPr>
   </w:style>
-  <w:style w:type="paragraph" w:styleId="Heading2">
+  <w:style w:type="paragraph" w:styleId="Cmsor2">
     <w:name w:val="heading 2"/>
-    <w:basedOn w:val="NormalWeb"/>
-    <w:next w:val="Normal"/>
-    <w:link w:val="Heading2Char"/>
+    <w:basedOn w:val="NormlWeb"/>
+    <w:next w:val="Norml"/>
+    <w:link w:val="Cmsor2Char"/>
     <w:uiPriority w:val="9"/>
     <w:unhideWhenUsed/>
     <w:qFormat/>
@@ -9539,11 +10748,11 @@
       <w:szCs w:val="36"/>
     </w:rPr>
   </w:style>
-  <w:style w:type="paragraph" w:styleId="Heading3">
+  <w:style w:type="paragraph" w:styleId="Cmsor3">
     <w:name w:val="heading 3"/>
-    <w:basedOn w:val="Normal"/>
-    <w:next w:val="Normal"/>
-    <w:link w:val="Heading3Char"/>
+    <w:basedOn w:val="Norml"/>
+    <w:next w:val="Norml"/>
+    <w:link w:val="Cmsor3Char"/>
     <w:uiPriority w:val="9"/>
     <w:unhideWhenUsed/>
     <w:qFormat/>
@@ -9562,11 +10771,11 @@
       <w:szCs w:val="28"/>
     </w:rPr>
   </w:style>
-  <w:style w:type="paragraph" w:styleId="Heading4">
+  <w:style w:type="paragraph" w:styleId="Cmsor4">
     <w:name w:val="heading 4"/>
-    <w:basedOn w:val="Normal"/>
-    <w:next w:val="Normal"/>
-    <w:link w:val="Heading4Char"/>
+    <w:basedOn w:val="Norml"/>
+    <w:next w:val="Norml"/>
+    <w:link w:val="Cmsor4Char"/>
     <w:uiPriority w:val="9"/>
     <w:unhideWhenUsed/>
     <w:qFormat/>
@@ -9580,11 +10789,11 @@
       <w:sz w:val="24"/>
     </w:rPr>
   </w:style>
-  <w:style w:type="paragraph" w:styleId="Heading5">
+  <w:style w:type="paragraph" w:styleId="Cmsor5">
     <w:name w:val="heading 5"/>
-    <w:basedOn w:val="Normal"/>
-    <w:next w:val="Normal"/>
-    <w:link w:val="Heading5Char"/>
+    <w:basedOn w:val="Norml"/>
+    <w:next w:val="Norml"/>
+    <w:link w:val="Cmsor5Char"/>
     <w:uiPriority w:val="9"/>
     <w:unhideWhenUsed/>
     <w:qFormat/>
@@ -9598,11 +10807,11 @@
       <w:sz w:val="24"/>
     </w:rPr>
   </w:style>
-  <w:style w:type="paragraph" w:styleId="Heading6">
+  <w:style w:type="paragraph" w:styleId="Cmsor6">
     <w:name w:val="heading 6"/>
-    <w:basedOn w:val="Normal"/>
-    <w:next w:val="Normal"/>
-    <w:link w:val="Heading6Char"/>
+    <w:basedOn w:val="Norml"/>
+    <w:next w:val="Norml"/>
+    <w:link w:val="Cmsor6Char"/>
     <w:uiPriority w:val="9"/>
     <w:unhideWhenUsed/>
     <w:qFormat/>
@@ -9615,13 +10824,13 @@
       <w:sz w:val="24"/>
     </w:rPr>
   </w:style>
-  <w:style w:type="character" w:default="1" w:styleId="DefaultParagraphFont">
+  <w:style w:type="character" w:default="1" w:styleId="Bekezdsalapbettpusa">
     <w:name w:val="Default Paragraph Font"/>
     <w:uiPriority w:val="1"/>
     <w:semiHidden/>
     <w:unhideWhenUsed/>
   </w:style>
-  <w:style w:type="table" w:default="1" w:styleId="TableNormal">
+  <w:style w:type="table" w:default="1" w:styleId="Normltblzat">
     <w:name w:val="Normal Table"/>
     <w:uiPriority w:val="99"/>
     <w:semiHidden/>
@@ -9636,16 +10845,16 @@
       </w:tblCellMar>
     </w:tblPr>
   </w:style>
-  <w:style w:type="numbering" w:default="1" w:styleId="NoList">
+  <w:style w:type="numbering" w:default="1" w:styleId="Nemlista">
     <w:name w:val="No List"/>
     <w:uiPriority w:val="99"/>
     <w:semiHidden/>
     <w:unhideWhenUsed/>
   </w:style>
-  <w:style w:type="character" w:customStyle="1" w:styleId="Heading1Char">
-    <w:name w:val="Heading 1 Char"/>
-    <w:basedOn w:val="DefaultParagraphFont"/>
-    <w:link w:val="Heading1"/>
+  <w:style w:type="character" w:customStyle="1" w:styleId="Cmsor1Char">
+    <w:name w:val="Címsor 1 Char"/>
+    <w:basedOn w:val="Bekezdsalapbettpusa"/>
+    <w:link w:val="Cmsor1"/>
     <w:uiPriority w:val="9"/>
     <w:rsid w:val="0056423D"/>
     <w:rPr>
@@ -9653,10 +10862,10 @@
       <w:szCs w:val="52"/>
     </w:rPr>
   </w:style>
-  <w:style w:type="character" w:customStyle="1" w:styleId="Heading2Char">
-    <w:name w:val="Heading 2 Char"/>
-    <w:basedOn w:val="DefaultParagraphFont"/>
-    <w:link w:val="Heading2"/>
+  <w:style w:type="character" w:customStyle="1" w:styleId="Cmsor2Char">
+    <w:name w:val="Címsor 2 Char"/>
+    <w:basedOn w:val="Bekezdsalapbettpusa"/>
+    <w:link w:val="Cmsor2"/>
     <w:uiPriority w:val="9"/>
     <w:rsid w:val="005B3E60"/>
     <w:rPr>
@@ -9666,9 +10875,9 @@
       <w:lang w:eastAsia="hu-HU"/>
     </w:rPr>
   </w:style>
-  <w:style w:type="paragraph" w:styleId="NormalWeb">
+  <w:style w:type="paragraph" w:styleId="NormlWeb">
     <w:name w:val="Normal (Web)"/>
-    <w:basedOn w:val="Normal"/>
+    <w:basedOn w:val="Norml"/>
     <w:uiPriority w:val="99"/>
     <w:unhideWhenUsed/>
     <w:rsid w:val="0056423D"/>
@@ -9682,9 +10891,9 @@
       <w:lang w:eastAsia="hu-HU"/>
     </w:rPr>
   </w:style>
-  <w:style w:type="character" w:styleId="Strong">
+  <w:style w:type="character" w:styleId="Kiemels2">
     <w:name w:val="Strong"/>
-    <w:basedOn w:val="DefaultParagraphFont"/>
+    <w:basedOn w:val="Bekezdsalapbettpusa"/>
     <w:uiPriority w:val="22"/>
     <w:qFormat/>
     <w:rsid w:val="0056423D"/>
@@ -9693,10 +10902,10 @@
       <w:bCs/>
     </w:rPr>
   </w:style>
-  <w:style w:type="paragraph" w:styleId="Header">
+  <w:style w:type="paragraph" w:styleId="lfej">
     <w:name w:val="header"/>
-    <w:basedOn w:val="Normal"/>
-    <w:link w:val="HeaderChar"/>
+    <w:basedOn w:val="Norml"/>
+    <w:link w:val="lfejChar"/>
     <w:uiPriority w:val="99"/>
     <w:unhideWhenUsed/>
     <w:rsid w:val="00E94C38"/>
@@ -9708,17 +10917,17 @@
       <w:spacing w:after="0" w:line="240" w:lineRule="auto"/>
     </w:pPr>
   </w:style>
-  <w:style w:type="character" w:customStyle="1" w:styleId="HeaderChar">
-    <w:name w:val="Header Char"/>
-    <w:basedOn w:val="DefaultParagraphFont"/>
-    <w:link w:val="Header"/>
+  <w:style w:type="character" w:customStyle="1" w:styleId="lfejChar">
+    <w:name w:val="Élőfej Char"/>
+    <w:basedOn w:val="Bekezdsalapbettpusa"/>
+    <w:link w:val="lfej"/>
     <w:uiPriority w:val="99"/>
     <w:rsid w:val="00E94C38"/>
   </w:style>
-  <w:style w:type="paragraph" w:styleId="Footer">
+  <w:style w:type="paragraph" w:styleId="llb">
     <w:name w:val="footer"/>
-    <w:basedOn w:val="Normal"/>
-    <w:link w:val="FooterChar"/>
+    <w:basedOn w:val="Norml"/>
+    <w:link w:val="llbChar"/>
     <w:uiPriority w:val="99"/>
     <w:unhideWhenUsed/>
     <w:rsid w:val="00E94C38"/>
@@ -9730,17 +10939,17 @@
       <w:spacing w:after="0" w:line="240" w:lineRule="auto"/>
     </w:pPr>
   </w:style>
-  <w:style w:type="character" w:customStyle="1" w:styleId="FooterChar">
-    <w:name w:val="Footer Char"/>
-    <w:basedOn w:val="DefaultParagraphFont"/>
-    <w:link w:val="Footer"/>
+  <w:style w:type="character" w:customStyle="1" w:styleId="llbChar">
+    <w:name w:val="Élőláb Char"/>
+    <w:basedOn w:val="Bekezdsalapbettpusa"/>
+    <w:link w:val="llb"/>
     <w:uiPriority w:val="99"/>
     <w:rsid w:val="00E94C38"/>
   </w:style>
-  <w:style w:type="paragraph" w:styleId="TOCHeading">
+  <w:style w:type="paragraph" w:styleId="Tartalomjegyzkcmsora">
     <w:name w:val="TOC Heading"/>
-    <w:basedOn w:val="Heading1"/>
-    <w:next w:val="Normal"/>
+    <w:basedOn w:val="Cmsor1"/>
+    <w:next w:val="Norml"/>
     <w:uiPriority w:val="39"/>
     <w:unhideWhenUsed/>
     <w:qFormat/>
@@ -9759,10 +10968,10 @@
       <w:lang w:eastAsia="hu-HU"/>
     </w:rPr>
   </w:style>
-  <w:style w:type="paragraph" w:styleId="TOC1">
+  <w:style w:type="paragraph" w:styleId="TJ1">
     <w:name w:val="toc 1"/>
-    <w:basedOn w:val="Normal"/>
-    <w:next w:val="Normal"/>
+    <w:basedOn w:val="Norml"/>
+    <w:next w:val="Norml"/>
     <w:autoRedefine/>
     <w:uiPriority w:val="39"/>
     <w:unhideWhenUsed/>
@@ -9771,10 +10980,10 @@
       <w:spacing w:after="100"/>
     </w:pPr>
   </w:style>
-  <w:style w:type="paragraph" w:styleId="TOC2">
+  <w:style w:type="paragraph" w:styleId="TJ2">
     <w:name w:val="toc 2"/>
-    <w:basedOn w:val="Normal"/>
-    <w:next w:val="Normal"/>
+    <w:basedOn w:val="Norml"/>
+    <w:next w:val="Norml"/>
     <w:autoRedefine/>
     <w:uiPriority w:val="39"/>
     <w:unhideWhenUsed/>
@@ -9784,9 +10993,9 @@
       <w:ind w:left="220"/>
     </w:pPr>
   </w:style>
-  <w:style w:type="character" w:styleId="Hyperlink">
+  <w:style w:type="character" w:styleId="Hiperhivatkozs">
     <w:name w:val="Hyperlink"/>
-    <w:basedOn w:val="DefaultParagraphFont"/>
+    <w:basedOn w:val="Bekezdsalapbettpusa"/>
     <w:uiPriority w:val="99"/>
     <w:unhideWhenUsed/>
     <w:rsid w:val="00E94C38"/>
@@ -9795,9 +11004,9 @@
       <w:u w:val="single"/>
     </w:rPr>
   </w:style>
-  <w:style w:type="paragraph" w:styleId="ListParagraph">
+  <w:style w:type="paragraph" w:styleId="Listaszerbekezds">
     <w:name w:val="List Paragraph"/>
-    <w:basedOn w:val="Normal"/>
+    <w:basedOn w:val="Norml"/>
     <w:uiPriority w:val="34"/>
     <w:qFormat/>
     <w:rsid w:val="00E76741"/>
@@ -9806,10 +11015,10 @@
       <w:contextualSpacing/>
     </w:pPr>
   </w:style>
-  <w:style w:type="character" w:customStyle="1" w:styleId="Heading3Char">
-    <w:name w:val="Heading 3 Char"/>
-    <w:basedOn w:val="DefaultParagraphFont"/>
-    <w:link w:val="Heading3"/>
+  <w:style w:type="character" w:customStyle="1" w:styleId="Cmsor3Char">
+    <w:name w:val="Címsor 3 Char"/>
+    <w:basedOn w:val="Bekezdsalapbettpusa"/>
+    <w:link w:val="Cmsor3"/>
     <w:uiPriority w:val="9"/>
     <w:rsid w:val="004420DF"/>
     <w:rPr>
@@ -9820,10 +11029,10 @@
       <w:szCs w:val="28"/>
     </w:rPr>
   </w:style>
-  <w:style w:type="paragraph" w:styleId="TOC3">
+  <w:style w:type="paragraph" w:styleId="TJ3">
     <w:name w:val="toc 3"/>
-    <w:basedOn w:val="Normal"/>
-    <w:next w:val="Normal"/>
+    <w:basedOn w:val="Norml"/>
+    <w:next w:val="Norml"/>
     <w:autoRedefine/>
     <w:uiPriority w:val="39"/>
     <w:unhideWhenUsed/>
@@ -9835,7 +11044,7 @@
   </w:style>
   <w:style w:type="paragraph" w:customStyle="1" w:styleId="whitespace-normal">
     <w:name w:val="whitespace-normal"/>
-    <w:basedOn w:val="Normal"/>
+    <w:basedOn w:val="Norml"/>
     <w:rsid w:val="00A9676A"/>
     <w:pPr>
       <w:spacing w:before="100" w:beforeAutospacing="1" w:after="100" w:afterAutospacing="1" w:line="240" w:lineRule="auto"/>
@@ -9849,7 +11058,7 @@
   </w:style>
   <w:style w:type="paragraph" w:customStyle="1" w:styleId="font-claude-response-body">
     <w:name w:val="font-claude-response-body"/>
-    <w:basedOn w:val="Normal"/>
+    <w:basedOn w:val="Norml"/>
     <w:rsid w:val="00A9676A"/>
     <w:pPr>
       <w:spacing w:before="100" w:beforeAutospacing="1" w:after="100" w:afterAutospacing="1" w:line="240" w:lineRule="auto"/>
@@ -9861,10 +11070,10 @@
       <w:lang w:eastAsia="hu-HU"/>
     </w:rPr>
   </w:style>
-  <w:style w:type="character" w:customStyle="1" w:styleId="Heading4Char">
-    <w:name w:val="Heading 4 Char"/>
-    <w:basedOn w:val="DefaultParagraphFont"/>
-    <w:link w:val="Heading4"/>
+  <w:style w:type="character" w:customStyle="1" w:styleId="Cmsor4Char">
+    <w:name w:val="Címsor 4 Char"/>
+    <w:basedOn w:val="Bekezdsalapbettpusa"/>
+    <w:link w:val="Cmsor4"/>
     <w:uiPriority w:val="9"/>
     <w:rsid w:val="00120911"/>
     <w:rPr>
@@ -9885,10 +11094,10 @@
       <w:lang w:eastAsia="hu-HU"/>
     </w:rPr>
   </w:style>
-  <w:style w:type="character" w:customStyle="1" w:styleId="Heading5Char">
-    <w:name w:val="Heading 5 Char"/>
-    <w:basedOn w:val="DefaultParagraphFont"/>
-    <w:link w:val="Heading5"/>
+  <w:style w:type="character" w:customStyle="1" w:styleId="Cmsor5Char">
+    <w:name w:val="Címsor 5 Char"/>
+    <w:basedOn w:val="Bekezdsalapbettpusa"/>
+    <w:link w:val="Cmsor5"/>
     <w:uiPriority w:val="9"/>
     <w:rsid w:val="00F43B8F"/>
     <w:rPr>
@@ -9896,10 +11105,10 @@
       <w:sz w:val="24"/>
     </w:rPr>
   </w:style>
-  <w:style w:type="character" w:customStyle="1" w:styleId="Heading6Char">
-    <w:name w:val="Heading 6 Char"/>
-    <w:basedOn w:val="DefaultParagraphFont"/>
-    <w:link w:val="Heading6"/>
+  <w:style w:type="character" w:customStyle="1" w:styleId="Cmsor6Char">
+    <w:name w:val="Címsor 6 Char"/>
+    <w:basedOn w:val="Bekezdsalapbettpusa"/>
+    <w:link w:val="Cmsor6"/>
     <w:uiPriority w:val="9"/>
     <w:rsid w:val="00793C1E"/>
     <w:rPr>
@@ -9911,7 +11120,7 @@
 </file>
 
 <file path=word/glossary/document.xml><?xml version="1.0" encoding="utf-8"?>
-<w:glossaryDocument xmlns:wpc="http://schemas.microsoft.com/office/word/2010/wordprocessingCanvas" xmlns:cx="http://schemas.microsoft.com/office/drawing/2014/chartex" xmlns:cx1="http://schemas.microsoft.com/office/drawing/2015/9/8/chartex" xmlns:cx2="http://schemas.microsoft.com/office/drawing/2015/10/21/chartex" xmlns:cx3="http://schemas.microsoft.com/office/drawing/2016/5/9/chartex" xmlns:cx4="http://schemas.microsoft.com/office/drawing/2016/5/10/chartex" xmlns:cx5="http://schemas.microsoft.com/office/drawing/2016/5/11/chartex" xmlns:cx6="http://schemas.microsoft.com/office/drawing/2016/5/12/chartex" xmlns:cx7="http://schemas.microsoft.com/office/drawing/2016/5/13/chartex" xmlns:cx8="http://schemas.microsoft.com/office/drawing/2016/5/14/chartex" xmlns:mc="http://schemas.openxmlformats.org/markup-compatibility/2006" xmlns:aink="http://schemas.microsoft.com/office/drawing/2016/ink" xmlns:am3d="http://schemas.microsoft.com/office/drawing/2017/model3d" xmlns:o="urn:schemas-microsoft-com:office:office" xmlns:r="http://schemas.openxmlformats.org/officeDocument/2006/relationships" xmlns:m="http://schemas.openxmlformats.org/officeDocument/2006/math" xmlns:v="urn:schemas-microsoft-com:vml" xmlns:wp14="http://schemas.microsoft.com/office/word/2010/wordprocessingDrawing" xmlns:wp="http://schemas.openxmlformats.org/drawingml/2006/wordprocessingDrawing" xmlns:w10="urn:schemas-microsoft-com:office:word" xmlns:w="http://schemas.openxmlformats.org/wordprocessingml/2006/main" xmlns:w14="http://schemas.microsoft.com/office/word/2010/wordml" xmlns:w15="http://schemas.microsoft.com/office/word/2012/wordml" xmlns:w16cex="http://schemas.microsoft.com/office/word/2018/wordml/cex" xmlns:w16cid="http://schemas.microsoft.com/office/word/2016/wordml/cid" xmlns:w16="http://schemas.microsoft.com/office/word/2018/wordml" xmlns:w16sdtdh="http://schemas.microsoft.com/office/word/2020/wordml/sdtdatahash" xmlns:w16se="http://schemas.microsoft.com/office/word/2015/wordml/symex" xmlns:wpg="http://schemas.microsoft.com/office/word/2010/wordprocessingGroup" xmlns:wpi="http://schemas.microsoft.com/office/word/2010/wordprocessingInk" xmlns:wne="http://schemas.microsoft.com/office/word/2006/wordml" xmlns:wps="http://schemas.microsoft.com/office/word/2010/wordprocessingShape" mc:Ignorable="w14 w15 w16se w16cid w16 w16cex w16sdtdh wp14">
+<w:glossaryDocument xmlns:wpc="http://schemas.microsoft.com/office/word/2010/wordprocessingCanvas" xmlns:cx="http://schemas.microsoft.com/office/drawing/2014/chartex" xmlns:cx1="http://schemas.microsoft.com/office/drawing/2015/9/8/chartex" xmlns:cx2="http://schemas.microsoft.com/office/drawing/2015/10/21/chartex" xmlns:cx3="http://schemas.microsoft.com/office/drawing/2016/5/9/chartex" xmlns:cx4="http://schemas.microsoft.com/office/drawing/2016/5/10/chartex" xmlns:cx5="http://schemas.microsoft.com/office/drawing/2016/5/11/chartex" xmlns:cx6="http://schemas.microsoft.com/office/drawing/2016/5/12/chartex" xmlns:cx7="http://schemas.microsoft.com/office/drawing/2016/5/13/chartex" xmlns:cx8="http://schemas.microsoft.com/office/drawing/2016/5/14/chartex" xmlns:mc="http://schemas.openxmlformats.org/markup-compatibility/2006" xmlns:aink="http://schemas.microsoft.com/office/drawing/2016/ink" xmlns:am3d="http://schemas.microsoft.com/office/drawing/2017/model3d" xmlns:o="urn:schemas-microsoft-com:office:office" xmlns:r="http://schemas.openxmlformats.org/officeDocument/2006/relationships" xmlns:m="http://schemas.openxmlformats.org/officeDocument/2006/math" xmlns:v="urn:schemas-microsoft-com:vml" xmlns:wp14="http://schemas.microsoft.com/office/word/2010/wordprocessingDrawing" xmlns:wp="http://schemas.openxmlformats.org/drawingml/2006/wordprocessingDrawing" xmlns:w10="urn:schemas-microsoft-com:office:word" xmlns:w="http://schemas.openxmlformats.org/wordprocessingml/2006/main" xmlns:w14="http://schemas.microsoft.com/office/word/2010/wordml" xmlns:w15="http://schemas.microsoft.com/office/word/2012/wordml" xmlns:w16cid="http://schemas.microsoft.com/office/word/2016/wordml/cid" xmlns:w16se="http://schemas.microsoft.com/office/word/2015/wordml/symex" xmlns:wpg="http://schemas.microsoft.com/office/word/2010/wordprocessingGroup" xmlns:wpi="http://schemas.microsoft.com/office/word/2010/wordprocessingInk" xmlns:wne="http://schemas.microsoft.com/office/word/2006/wordml" xmlns:wps="http://schemas.microsoft.com/office/word/2010/wordprocessingShape" mc:Ignorable="w14 w15 w16se w16cid wp14">
   <w:docParts>
     <w:docPart>
       <w:docPartPr>
@@ -9947,7 +11156,7 @@
 </file>
 
 <file path=word/glossary/fontTable.xml><?xml version="1.0" encoding="utf-8"?>
-<w:fonts xmlns:mc="http://schemas.openxmlformats.org/markup-compatibility/2006" xmlns:r="http://schemas.openxmlformats.org/officeDocument/2006/relationships" xmlns:w="http://schemas.openxmlformats.org/wordprocessingml/2006/main" xmlns:w14="http://schemas.microsoft.com/office/word/2010/wordml" xmlns:w15="http://schemas.microsoft.com/office/word/2012/wordml" xmlns:w16cex="http://schemas.microsoft.com/office/word/2018/wordml/cex" xmlns:w16cid="http://schemas.microsoft.com/office/word/2016/wordml/cid" xmlns:w16="http://schemas.microsoft.com/office/word/2018/wordml" xmlns:w16sdtdh="http://schemas.microsoft.com/office/word/2020/wordml/sdtdatahash" xmlns:w16se="http://schemas.microsoft.com/office/word/2015/wordml/symex" mc:Ignorable="w14 w15 w16se w16cid w16 w16cex w16sdtdh">
+<w:fonts xmlns:mc="http://schemas.openxmlformats.org/markup-compatibility/2006" xmlns:r="http://schemas.openxmlformats.org/officeDocument/2006/relationships" xmlns:w="http://schemas.openxmlformats.org/wordprocessingml/2006/main" xmlns:w14="http://schemas.microsoft.com/office/word/2010/wordml" xmlns:w15="http://schemas.microsoft.com/office/word/2012/wordml" xmlns:w16cid="http://schemas.microsoft.com/office/word/2016/wordml/cid" xmlns:w16se="http://schemas.microsoft.com/office/word/2015/wordml/symex" mc:Ignorable="w14 w15 w16se w16cid">
   <w:font w:name="Symbol">
     <w:panose1 w:val="05050102010706020507"/>
     <w:charset w:val="02"/>
@@ -9964,7 +11173,7 @@
   </w:font>
   <w:font w:name="Courier New">
     <w:panose1 w:val="02070309020205020404"/>
-    <w:charset w:val="00"/>
+    <w:charset w:val="EE"/>
     <w:family w:val="modern"/>
     <w:pitch w:val="fixed"/>
     <w:sig w:usb0="E0002EFF" w:usb1="C0007843" w:usb2="00000009" w:usb3="00000000" w:csb0="000001FF" w:csb1="00000000"/>
@@ -9978,14 +11187,14 @@
   </w:font>
   <w:font w:name="Calibri">
     <w:panose1 w:val="020F0502020204030204"/>
-    <w:charset w:val="00"/>
+    <w:charset w:val="EE"/>
     <w:family w:val="swiss"/>
     <w:pitch w:val="variable"/>
     <w:sig w:usb0="E4002EFF" w:usb1="C200247B" w:usb2="00000009" w:usb3="00000000" w:csb0="000001FF" w:csb1="00000000"/>
   </w:font>
   <w:font w:name="Calibri Light">
     <w:panose1 w:val="020F0302020204030204"/>
-    <w:charset w:val="00"/>
+    <w:charset w:val="EE"/>
     <w:family w:val="swiss"/>
     <w:pitch w:val="variable"/>
     <w:sig w:usb0="E4002EFF" w:usb1="C200247B" w:usb2="00000009" w:usb3="00000000" w:csb0="000001FF" w:csb1="00000000"/>
@@ -10001,7 +11210,7 @@
 </file>
 
 <file path=word/glossary/settings.xml><?xml version="1.0" encoding="utf-8"?>
-<w:settings xmlns:mc="http://schemas.openxmlformats.org/markup-compatibility/2006" xmlns:o="urn:schemas-microsoft-com:office:office" xmlns:r="http://schemas.openxmlformats.org/officeDocument/2006/relationships" xmlns:m="http://schemas.openxmlformats.org/officeDocument/2006/math" xmlns:v="urn:schemas-microsoft-com:vml" xmlns:w10="urn:schemas-microsoft-com:office:word" xmlns:w="http://schemas.openxmlformats.org/wordprocessingml/2006/main" xmlns:w14="http://schemas.microsoft.com/office/word/2010/wordml" xmlns:w15="http://schemas.microsoft.com/office/word/2012/wordml" xmlns:w16cex="http://schemas.microsoft.com/office/word/2018/wordml/cex" xmlns:w16cid="http://schemas.microsoft.com/office/word/2016/wordml/cid" xmlns:w16="http://schemas.microsoft.com/office/word/2018/wordml" xmlns:w16sdtdh="http://schemas.microsoft.com/office/word/2020/wordml/sdtdatahash" xmlns:w16se="http://schemas.microsoft.com/office/word/2015/wordml/symex" xmlns:sl="http://schemas.openxmlformats.org/schemaLibrary/2006/main" mc:Ignorable="w14 w15 w16se w16cid w16 w16cex w16sdtdh">
+<w:settings xmlns:mc="http://schemas.openxmlformats.org/markup-compatibility/2006" xmlns:o="urn:schemas-microsoft-com:office:office" xmlns:r="http://schemas.openxmlformats.org/officeDocument/2006/relationships" xmlns:m="http://schemas.openxmlformats.org/officeDocument/2006/math" xmlns:v="urn:schemas-microsoft-com:vml" xmlns:w10="urn:schemas-microsoft-com:office:word" xmlns:w="http://schemas.openxmlformats.org/wordprocessingml/2006/main" xmlns:w14="http://schemas.microsoft.com/office/word/2010/wordml" xmlns:w15="http://schemas.microsoft.com/office/word/2012/wordml" xmlns:w16cid="http://schemas.microsoft.com/office/word/2016/wordml/cid" xmlns:w16se="http://schemas.microsoft.com/office/word/2015/wordml/symex" xmlns:sl="http://schemas.openxmlformats.org/schemaLibrary/2006/main" mc:Ignorable="w14 w15 w16se w16cid">
   <w:view w:val="normal"/>
   <w:defaultTabStop w:val="708"/>
   <w:hyphenationZone w:val="425"/>
@@ -10037,7 +11246,9 @@
     <w:rsid w:val="00B66DEA"/>
     <w:rsid w:val="00BB1830"/>
     <w:rsid w:val="00CC2121"/>
+    <w:rsid w:val="00D229FD"/>
     <w:rsid w:val="00D609F3"/>
+    <w:rsid w:val="00F01533"/>
     <w:rsid w:val="00F23542"/>
   </w:rsids>
   <m:mathPr>
@@ -10062,7 +11273,7 @@
 </file>
 
 <file path=word/glossary/styles.xml><?xml version="1.0" encoding="utf-8"?>
-<w:styles xmlns:mc="http://schemas.openxmlformats.org/markup-compatibility/2006" xmlns:r="http://schemas.openxmlformats.org/officeDocument/2006/relationships" xmlns:w="http://schemas.openxmlformats.org/wordprocessingml/2006/main" xmlns:w14="http://schemas.microsoft.com/office/word/2010/wordml" xmlns:w15="http://schemas.microsoft.com/office/word/2012/wordml" xmlns:w16cex="http://schemas.microsoft.com/office/word/2018/wordml/cex" xmlns:w16cid="http://schemas.microsoft.com/office/word/2016/wordml/cid" xmlns:w16="http://schemas.microsoft.com/office/word/2018/wordml" xmlns:w16sdtdh="http://schemas.microsoft.com/office/word/2020/wordml/sdtdatahash" xmlns:w16se="http://schemas.microsoft.com/office/word/2015/wordml/symex" mc:Ignorable="w14 w15 w16se w16cid w16 w16cex w16sdtdh">
+<w:styles xmlns:mc="http://schemas.openxmlformats.org/markup-compatibility/2006" xmlns:r="http://schemas.openxmlformats.org/officeDocument/2006/relationships" xmlns:w="http://schemas.openxmlformats.org/wordprocessingml/2006/main" xmlns:w14="http://schemas.microsoft.com/office/word/2010/wordml" xmlns:w15="http://schemas.microsoft.com/office/word/2012/wordml" xmlns:w16cid="http://schemas.microsoft.com/office/word/2016/wordml/cid" xmlns:w16se="http://schemas.microsoft.com/office/word/2015/wordml/symex" mc:Ignorable="w14 w15 w16se w16cid">
   <w:docDefaults>
     <w:rPrDefault>
       <w:rPr>
@@ -10078,7 +11289,7 @@
       </w:pPr>
     </w:pPrDefault>
   </w:docDefaults>
-  <w:latentStyles w:defLockedState="0" w:defUIPriority="99" w:defSemiHidden="0" w:defUnhideWhenUsed="0" w:defQFormat="0" w:count="376">
+  <w:latentStyles w:defLockedState="0" w:defUIPriority="99" w:defSemiHidden="0" w:defUnhideWhenUsed="0" w:defQFormat="0" w:count="375">
     <w:lsdException w:name="Normal" w:uiPriority="0" w:qFormat="1"/>
     <w:lsdException w:name="heading 1" w:uiPriority="9" w:qFormat="1"/>
     <w:lsdException w:name="heading 2" w:semiHidden="1" w:uiPriority="9" w:unhideWhenUsed="1" w:qFormat="1"/>
@@ -10454,19 +11665,18 @@
     <w:lsdException w:name="Smart Hyperlink" w:semiHidden="1" w:unhideWhenUsed="1"/>
     <w:lsdException w:name="Hashtag" w:semiHidden="1" w:unhideWhenUsed="1"/>
     <w:lsdException w:name="Unresolved Mention" w:semiHidden="1" w:unhideWhenUsed="1"/>
-    <w:lsdException w:name="Smart Link" w:semiHidden="1" w:unhideWhenUsed="1"/>
   </w:latentStyles>
-  <w:style w:type="paragraph" w:default="1" w:styleId="Normal">
+  <w:style w:type="paragraph" w:default="1" w:styleId="Norml">
     <w:name w:val="Normal"/>
     <w:qFormat/>
   </w:style>
-  <w:style w:type="character" w:default="1" w:styleId="DefaultParagraphFont">
+  <w:style w:type="character" w:default="1" w:styleId="Bekezdsalapbettpusa">
     <w:name w:val="Default Paragraph Font"/>
     <w:uiPriority w:val="1"/>
     <w:semiHidden/>
     <w:unhideWhenUsed/>
   </w:style>
-  <w:style w:type="table" w:default="1" w:styleId="TableNormal">
+  <w:style w:type="table" w:default="1" w:styleId="Normltblzat">
     <w:name w:val="Normal Table"/>
     <w:uiPriority w:val="99"/>
     <w:semiHidden/>
@@ -10481,7 +11691,7 @@
       </w:tblCellMar>
     </w:tblPr>
   </w:style>
-  <w:style w:type="numbering" w:default="1" w:styleId="NoList">
+  <w:style w:type="numbering" w:default="1" w:styleId="Nemlista">
     <w:name w:val="No List"/>
     <w:uiPriority w:val="99"/>
     <w:semiHidden/>
@@ -10495,7 +11705,7 @@
 </file>
 
 <file path=word/glossary/webSettings.xml><?xml version="1.0" encoding="utf-8"?>
-<w:webSettings xmlns:mc="http://schemas.openxmlformats.org/markup-compatibility/2006" xmlns:r="http://schemas.openxmlformats.org/officeDocument/2006/relationships" xmlns:w="http://schemas.openxmlformats.org/wordprocessingml/2006/main" xmlns:w14="http://schemas.microsoft.com/office/word/2010/wordml" xmlns:w15="http://schemas.microsoft.com/office/word/2012/wordml" xmlns:w16cex="http://schemas.microsoft.com/office/word/2018/wordml/cex" xmlns:w16cid="http://schemas.microsoft.com/office/word/2016/wordml/cid" xmlns:w16="http://schemas.microsoft.com/office/word/2018/wordml" xmlns:w16sdtdh="http://schemas.microsoft.com/office/word/2020/wordml/sdtdatahash" xmlns:w16se="http://schemas.microsoft.com/office/word/2015/wordml/symex" mc:Ignorable="w14 w15 w16se w16cid w16 w16cex w16sdtdh">
+<w:webSettings xmlns:mc="http://schemas.openxmlformats.org/markup-compatibility/2006" xmlns:r="http://schemas.openxmlformats.org/officeDocument/2006/relationships" xmlns:w="http://schemas.openxmlformats.org/wordprocessingml/2006/main" xmlns:w14="http://schemas.microsoft.com/office/word/2010/wordml" xmlns:w15="http://schemas.microsoft.com/office/word/2012/wordml" xmlns:w16cid="http://schemas.microsoft.com/office/word/2016/wordml/cid" xmlns:w16se="http://schemas.microsoft.com/office/word/2015/wordml/symex" mc:Ignorable="w14 w15 w16se w16cid">
   <w:optimizeForBrowser/>
   <w:allowPNG/>
 </w:webSettings>
@@ -10801,7 +12011,7 @@
 </file>
 
 <file path=customXml/itemProps1.xml><?xml version="1.0" encoding="utf-8"?>
-<ds:datastoreItem xmlns:ds="http://schemas.openxmlformats.org/officeDocument/2006/customXml" ds:itemID="{3F3FB911-6E3C-4A92-B87D-27359A730D53}">
+<ds:datastoreItem xmlns:ds="http://schemas.openxmlformats.org/officeDocument/2006/customXml" ds:itemID="{A6B15545-47F6-4497-99F6-85E2F35AB1F9}">
   <ds:schemaRefs>
     <ds:schemaRef ds:uri="http://schemas.openxmlformats.org/officeDocument/2006/bibliography"/>
   </ds:schemaRefs>

--- a/FeladatRadar_Reszletes_Funkcio_Leiras.docx
+++ b/FeladatRadar_Reszletes_Funkcio_Leiras.docx
@@ -3116,7 +3116,7 @@
               <w:bottom w:val="single" w:sz="4" w:space="0" w:color="auto"/>
               <w:right w:val="single" w:sz="4" w:space="0" w:color="auto"/>
             </w:tcBorders>
-            <w:shd w:val="clear" w:color="auto" w:fill="2563EB"/>
+            <w:shd w:val="clear" w:color="auto" w:fill="0070C0"/>
             <w:tcMar>
               <w:top w:w="80" w:type="dxa"/>
               <w:left w:w="120" w:type="dxa"/>
@@ -3150,7 +3150,7 @@
               <w:bottom w:val="single" w:sz="4" w:space="0" w:color="auto"/>
               <w:right w:val="single" w:sz="4" w:space="0" w:color="auto"/>
             </w:tcBorders>
-            <w:shd w:val="clear" w:color="auto" w:fill="2563EB"/>
+            <w:shd w:val="clear" w:color="auto" w:fill="0070C0"/>
             <w:tcMar>
               <w:top w:w="80" w:type="dxa"/>
               <w:left w:w="120" w:type="dxa"/>
@@ -3184,7 +3184,7 @@
               <w:bottom w:val="single" w:sz="4" w:space="0" w:color="auto"/>
               <w:right w:val="single" w:sz="4" w:space="0" w:color="auto"/>
             </w:tcBorders>
-            <w:shd w:val="clear" w:color="auto" w:fill="2563EB"/>
+            <w:shd w:val="clear" w:color="auto" w:fill="0070C0"/>
             <w:tcMar>
               <w:top w:w="80" w:type="dxa"/>
               <w:left w:w="120" w:type="dxa"/>
@@ -4028,7 +4028,7 @@
         <w:tc>
           <w:tcPr>
             <w:tcW w:w="3009" w:type="dxa"/>
-            <w:shd w:val="clear" w:color="auto" w:fill="2563EB"/>
+            <w:shd w:val="clear" w:color="auto" w:fill="0070C0"/>
           </w:tcPr>
           <w:p>
             <w:r>
@@ -4045,7 +4045,7 @@
         <w:tc>
           <w:tcPr>
             <w:tcW w:w="3009" w:type="dxa"/>
-            <w:shd w:val="clear" w:color="auto" w:fill="2563EB"/>
+            <w:shd w:val="clear" w:color="auto" w:fill="0070C0"/>
           </w:tcPr>
           <w:p>
             <w:r>
@@ -4062,7 +4062,7 @@
         <w:tc>
           <w:tcPr>
             <w:tcW w:w="3008" w:type="dxa"/>
-            <w:shd w:val="clear" w:color="auto" w:fill="2563EB"/>
+            <w:shd w:val="clear" w:color="auto" w:fill="0070C0"/>
           </w:tcPr>
           <w:p>
             <w:r>
@@ -4392,7 +4392,7 @@
         <w:tc>
           <w:tcPr>
             <w:tcW w:w="3009" w:type="dxa"/>
-            <w:shd w:val="clear" w:color="auto" w:fill="2563EB"/>
+            <w:shd w:val="clear" w:color="auto" w:fill="0070C0"/>
           </w:tcPr>
           <w:p>
             <w:pPr>
@@ -4412,7 +4412,7 @@
         <w:tc>
           <w:tcPr>
             <w:tcW w:w="3009" w:type="dxa"/>
-            <w:shd w:val="clear" w:color="auto" w:fill="2563EB"/>
+            <w:shd w:val="clear" w:color="auto" w:fill="0070C0"/>
           </w:tcPr>
           <w:p>
             <w:pPr>
@@ -4432,7 +4432,7 @@
         <w:tc>
           <w:tcPr>
             <w:tcW w:w="3008" w:type="dxa"/>
-            <w:shd w:val="clear" w:color="auto" w:fill="2563EB"/>
+            <w:shd w:val="clear" w:color="auto" w:fill="0070C0"/>
           </w:tcPr>
           <w:p>
             <w:pPr>
@@ -4949,7 +4949,7 @@
               <w:bottom w:val="single" w:sz="4" w:space="0" w:color="auto"/>
               <w:right w:val="single" w:sz="4" w:space="0" w:color="auto"/>
             </w:tcBorders>
-            <w:shd w:val="clear" w:color="auto" w:fill="2563EB"/>
+            <w:shd w:val="clear" w:color="auto" w:fill="0070C0"/>
             <w:hideMark/>
           </w:tcPr>
           <w:p>
@@ -4976,7 +4976,7 @@
               <w:bottom w:val="single" w:sz="4" w:space="0" w:color="auto"/>
               <w:right w:val="single" w:sz="4" w:space="0" w:color="auto"/>
             </w:tcBorders>
-            <w:shd w:val="clear" w:color="auto" w:fill="2563EB"/>
+            <w:shd w:val="clear" w:color="auto" w:fill="0070C0"/>
             <w:hideMark/>
           </w:tcPr>
           <w:p>
@@ -5003,7 +5003,7 @@
               <w:bottom w:val="single" w:sz="4" w:space="0" w:color="auto"/>
               <w:right w:val="single" w:sz="4" w:space="0" w:color="auto"/>
             </w:tcBorders>
-            <w:shd w:val="clear" w:color="auto" w:fill="2563EB"/>
+            <w:shd w:val="clear" w:color="auto" w:fill="0070C0"/>
             <w:hideMark/>
           </w:tcPr>
           <w:p>
@@ -6303,17 +6303,7 @@
           <w:sz w:val="24"/>
           <w:szCs w:val="24"/>
         </w:rPr>
-        <w:t>) alapú hi</w:t>
-      </w:r>
-      <w:bookmarkStart w:id="31" w:name="_GoBack"/>
-      <w:bookmarkEnd w:id="31"/>
-      <w:r>
-        <w:rPr>
-          <w:rFonts w:cstheme="minorHAnsi"/>
-          <w:sz w:val="24"/>
-          <w:szCs w:val="24"/>
-        </w:rPr>
-        <w:t xml:space="preserve">telesítést alkalmaz. A </w:t>
+        <w:t xml:space="preserve">) alapú hitelesítést alkalmaz. A </w:t>
       </w:r>
       <w:proofErr w:type="spellStart"/>
       <w:r>
@@ -6396,7 +6386,7 @@
         <w:tc>
           <w:tcPr>
             <w:tcW w:w="3008" w:type="dxa"/>
-            <w:shd w:val="clear" w:color="auto" w:fill="2563EB"/>
+            <w:shd w:val="clear" w:color="auto" w:fill="0070C0"/>
             <w:tcMar>
               <w:top w:w="80" w:type="dxa"/>
               <w:left w:w="120" w:type="dxa"/>
@@ -6437,8 +6427,8 @@
         </w:tc>
         <w:tc>
           <w:tcPr>
-            <w:tcW w:w="3008" w:type="dxa"/>
-            <w:shd w:val="clear" w:color="auto" w:fill="2563EB"/>
+            <w:tcW w:w="3009" w:type="dxa"/>
+            <w:shd w:val="clear" w:color="auto" w:fill="0070C0"/>
             <w:tcMar>
               <w:top w:w="80" w:type="dxa"/>
               <w:left w:w="120" w:type="dxa"/>
@@ -6514,8 +6504,8 @@
         </w:tc>
         <w:tc>
           <w:tcPr>
-            <w:tcW w:w="3008" w:type="dxa"/>
-            <w:shd w:val="clear" w:color="auto" w:fill="2563EB"/>
+            <w:tcW w:w="3009" w:type="dxa"/>
+            <w:shd w:val="clear" w:color="auto" w:fill="0070C0"/>
             <w:tcMar>
               <w:top w:w="80" w:type="dxa"/>
               <w:left w:w="120" w:type="dxa"/>
@@ -6653,7 +6643,7 @@
         </w:tc>
         <w:tc>
           <w:tcPr>
-            <w:tcW w:w="3008" w:type="dxa"/>
+            <w:tcW w:w="3009" w:type="dxa"/>
             <w:shd w:val="clear" w:color="auto" w:fill="auto"/>
             <w:tcMar>
               <w:top w:w="60" w:type="dxa"/>
@@ -6681,7 +6671,7 @@
         </w:tc>
         <w:tc>
           <w:tcPr>
-            <w:tcW w:w="3008" w:type="dxa"/>
+            <w:tcW w:w="3009" w:type="dxa"/>
             <w:shd w:val="clear" w:color="auto" w:fill="auto"/>
             <w:tcMar>
               <w:top w:w="60" w:type="dxa"/>
@@ -6787,7 +6777,7 @@
         </w:tc>
         <w:tc>
           <w:tcPr>
-            <w:tcW w:w="3008" w:type="dxa"/>
+            <w:tcW w:w="3009" w:type="dxa"/>
             <w:shd w:val="clear" w:color="auto" w:fill="auto"/>
             <w:tcMar>
               <w:top w:w="60" w:type="dxa"/>
@@ -6829,6 +6819,36 @@
             </w:r>
           </w:p>
         </w:tc>
+        <w:tc>
+          <w:tcPr>
+            <w:tcW w:w="3009" w:type="dxa"/>
+            <w:shd w:val="clear" w:color="auto" w:fill="auto"/>
+            <w:tcMar>
+              <w:top w:w="60" w:type="dxa"/>
+              <w:left w:w="120" w:type="dxa"/>
+              <w:bottom w:w="60" w:type="dxa"/>
+              <w:right w:w="120" w:type="dxa"/>
+            </w:tcMar>
+          </w:tcPr>
+          <w:p>
+            <w:pPr>
+              <w:jc w:val="both"/>
+              <w:rPr>
+                <w:rFonts w:cstheme="minorHAnsi"/>
+              </w:rPr>
+            </w:pPr>
+            <w:r>
+              <w:rPr>
+                <w:rFonts w:cstheme="minorHAnsi"/>
+                <w:sz w:val="20"/>
+                <w:szCs w:val="20"/>
+              </w:rPr>
+              <w:t>igen (hivatalos)</w:t>
+            </w:r>
+          </w:p>
+        </w:tc>
+      </w:tr>
+      <w:tr>
         <w:tc>
           <w:tcPr>
             <w:tcW w:w="3008" w:type="dxa"/>
@@ -6853,7 +6873,533 @@
                 <w:sz w:val="20"/>
                 <w:szCs w:val="20"/>
               </w:rPr>
-              <w:t>igen (hivatalos)</w:t>
+              <w:t>Ó</w:t>
+            </w:r>
+            <w:r>
+              <w:rPr>
+                <w:rFonts w:cstheme="minorHAnsi"/>
+                <w:sz w:val="20"/>
+                <w:szCs w:val="20"/>
+              </w:rPr>
+              <w:t>rarend szerkeszt</w:t>
+            </w:r>
+            <w:r>
+              <w:rPr>
+                <w:rFonts w:cstheme="minorHAnsi"/>
+                <w:sz w:val="20"/>
+                <w:szCs w:val="20"/>
+              </w:rPr>
+              <w:t>é</w:t>
+            </w:r>
+            <w:r>
+              <w:rPr>
+                <w:rFonts w:cstheme="minorHAnsi"/>
+                <w:sz w:val="20"/>
+                <w:szCs w:val="20"/>
+              </w:rPr>
+              <w:t>se</w:t>
+            </w:r>
+          </w:p>
+        </w:tc>
+        <w:tc>
+          <w:tcPr>
+            <w:tcW w:w="3009" w:type="dxa"/>
+            <w:shd w:val="clear" w:color="auto" w:fill="auto"/>
+            <w:tcMar>
+              <w:top w:w="60" w:type="dxa"/>
+              <w:left w:w="120" w:type="dxa"/>
+              <w:bottom w:w="60" w:type="dxa"/>
+              <w:right w:w="120" w:type="dxa"/>
+            </w:tcMar>
+          </w:tcPr>
+          <w:p>
+            <w:pPr>
+              <w:jc w:val="both"/>
+              <w:rPr>
+                <w:rFonts w:cstheme="minorHAnsi"/>
+              </w:rPr>
+            </w:pPr>
+            <w:r>
+              <w:rPr>
+                <w:rFonts w:cstheme="minorHAnsi"/>
+                <w:sz w:val="20"/>
+                <w:szCs w:val="20"/>
+              </w:rPr>
+              <w:t>nem</w:t>
+            </w:r>
+            <w:bookmarkStart w:id="31" w:name="_GoBack"/>
+            <w:bookmarkEnd w:id="31"/>
+          </w:p>
+        </w:tc>
+        <w:tc>
+          <w:tcPr>
+            <w:tcW w:w="3009" w:type="dxa"/>
+            <w:shd w:val="clear" w:color="auto" w:fill="auto"/>
+            <w:tcMar>
+              <w:top w:w="60" w:type="dxa"/>
+              <w:left w:w="120" w:type="dxa"/>
+              <w:bottom w:w="60" w:type="dxa"/>
+              <w:right w:w="120" w:type="dxa"/>
+            </w:tcMar>
+          </w:tcPr>
+          <w:p>
+            <w:pPr>
+              <w:jc w:val="both"/>
+              <w:rPr>
+                <w:rFonts w:cstheme="minorHAnsi"/>
+              </w:rPr>
+            </w:pPr>
+            <w:r>
+              <w:rPr>
+                <w:rFonts w:cstheme="minorHAnsi"/>
+                <w:sz w:val="20"/>
+                <w:szCs w:val="20"/>
+              </w:rPr>
+              <w:t>igen</w:t>
+            </w:r>
+          </w:p>
+        </w:tc>
+      </w:tr>
+      <w:tr>
+        <w:tc>
+          <w:tcPr>
+            <w:tcW w:w="3008" w:type="dxa"/>
+            <w:shd w:val="clear" w:color="auto" w:fill="auto"/>
+            <w:tcMar>
+              <w:top w:w="60" w:type="dxa"/>
+              <w:left w:w="120" w:type="dxa"/>
+              <w:bottom w:w="60" w:type="dxa"/>
+              <w:right w:w="120" w:type="dxa"/>
+            </w:tcMar>
+          </w:tcPr>
+          <w:p>
+            <w:pPr>
+              <w:jc w:val="both"/>
+              <w:rPr>
+                <w:rFonts w:cstheme="minorHAnsi"/>
+              </w:rPr>
+            </w:pPr>
+            <w:r>
+              <w:rPr>
+                <w:rFonts w:cstheme="minorHAnsi"/>
+                <w:sz w:val="20"/>
+                <w:szCs w:val="20"/>
+              </w:rPr>
+              <w:t>Szavaz</w:t>
+            </w:r>
+            <w:r>
+              <w:rPr>
+                <w:rFonts w:cstheme="minorHAnsi"/>
+                <w:sz w:val="20"/>
+                <w:szCs w:val="20"/>
+              </w:rPr>
+              <w:t>á</w:t>
+            </w:r>
+            <w:r>
+              <w:rPr>
+                <w:rFonts w:cstheme="minorHAnsi"/>
+                <w:sz w:val="20"/>
+                <w:szCs w:val="20"/>
+              </w:rPr>
+              <w:t>s / meger</w:t>
+            </w:r>
+            <w:r>
+              <w:rPr>
+                <w:rFonts w:cstheme="minorHAnsi"/>
+                <w:sz w:val="20"/>
+                <w:szCs w:val="20"/>
+              </w:rPr>
+              <w:t>ő</w:t>
+            </w:r>
+            <w:r>
+              <w:rPr>
+                <w:rFonts w:cstheme="minorHAnsi"/>
+                <w:sz w:val="20"/>
+                <w:szCs w:val="20"/>
+              </w:rPr>
+              <w:t>s</w:t>
+            </w:r>
+            <w:r>
+              <w:rPr>
+                <w:rFonts w:cstheme="minorHAnsi"/>
+                <w:sz w:val="20"/>
+                <w:szCs w:val="20"/>
+              </w:rPr>
+              <w:t>í</w:t>
+            </w:r>
+            <w:r>
+              <w:rPr>
+                <w:rFonts w:cstheme="minorHAnsi"/>
+                <w:sz w:val="20"/>
+                <w:szCs w:val="20"/>
+              </w:rPr>
+              <w:t>t</w:t>
+            </w:r>
+            <w:r>
+              <w:rPr>
+                <w:rFonts w:cstheme="minorHAnsi"/>
+                <w:sz w:val="20"/>
+                <w:szCs w:val="20"/>
+              </w:rPr>
+              <w:t>é</w:t>
+            </w:r>
+            <w:r>
+              <w:rPr>
+                <w:rFonts w:cstheme="minorHAnsi"/>
+                <w:sz w:val="20"/>
+                <w:szCs w:val="20"/>
+              </w:rPr>
+              <w:t>s</w:t>
+            </w:r>
+          </w:p>
+        </w:tc>
+        <w:tc>
+          <w:tcPr>
+            <w:tcW w:w="3009" w:type="dxa"/>
+            <w:shd w:val="clear" w:color="auto" w:fill="auto"/>
+            <w:tcMar>
+              <w:top w:w="60" w:type="dxa"/>
+              <w:left w:w="120" w:type="dxa"/>
+              <w:bottom w:w="60" w:type="dxa"/>
+              <w:right w:w="120" w:type="dxa"/>
+            </w:tcMar>
+          </w:tcPr>
+          <w:p>
+            <w:pPr>
+              <w:jc w:val="both"/>
+              <w:rPr>
+                <w:rFonts w:cstheme="minorHAnsi"/>
+              </w:rPr>
+            </w:pPr>
+            <w:r>
+              <w:rPr>
+                <w:rFonts w:cstheme="minorHAnsi"/>
+                <w:sz w:val="20"/>
+                <w:szCs w:val="20"/>
+              </w:rPr>
+              <w:t>igen</w:t>
+            </w:r>
+          </w:p>
+        </w:tc>
+        <w:tc>
+          <w:tcPr>
+            <w:tcW w:w="3009" w:type="dxa"/>
+            <w:shd w:val="clear" w:color="auto" w:fill="auto"/>
+            <w:tcMar>
+              <w:top w:w="60" w:type="dxa"/>
+              <w:left w:w="120" w:type="dxa"/>
+              <w:bottom w:w="60" w:type="dxa"/>
+              <w:right w:w="120" w:type="dxa"/>
+            </w:tcMar>
+          </w:tcPr>
+          <w:p>
+            <w:pPr>
+              <w:jc w:val="both"/>
+              <w:rPr>
+                <w:rFonts w:cstheme="minorHAnsi"/>
+              </w:rPr>
+            </w:pPr>
+            <w:r>
+              <w:rPr>
+                <w:rFonts w:cstheme="minorHAnsi"/>
+                <w:sz w:val="20"/>
+                <w:szCs w:val="20"/>
+              </w:rPr>
+              <w:t>igen</w:t>
+            </w:r>
+          </w:p>
+        </w:tc>
+      </w:tr>
+      <w:tr>
+        <w:tc>
+          <w:tcPr>
+            <w:tcW w:w="3008" w:type="dxa"/>
+            <w:shd w:val="clear" w:color="auto" w:fill="auto"/>
+            <w:tcMar>
+              <w:top w:w="60" w:type="dxa"/>
+              <w:left w:w="120" w:type="dxa"/>
+              <w:bottom w:w="60" w:type="dxa"/>
+              <w:right w:w="120" w:type="dxa"/>
+            </w:tcMar>
+          </w:tcPr>
+          <w:p>
+            <w:pPr>
+              <w:jc w:val="both"/>
+              <w:rPr>
+                <w:rFonts w:cstheme="minorHAnsi"/>
+              </w:rPr>
+            </w:pPr>
+            <w:r>
+              <w:rPr>
+                <w:rFonts w:cstheme="minorHAnsi"/>
+                <w:sz w:val="20"/>
+                <w:szCs w:val="20"/>
+              </w:rPr>
+              <w:t>Felhaszn</w:t>
+            </w:r>
+            <w:r>
+              <w:rPr>
+                <w:rFonts w:cstheme="minorHAnsi"/>
+                <w:sz w:val="20"/>
+                <w:szCs w:val="20"/>
+              </w:rPr>
+              <w:t>á</w:t>
+            </w:r>
+            <w:r>
+              <w:rPr>
+                <w:rFonts w:cstheme="minorHAnsi"/>
+                <w:sz w:val="20"/>
+                <w:szCs w:val="20"/>
+              </w:rPr>
+              <w:t>l</w:t>
+            </w:r>
+            <w:r>
+              <w:rPr>
+                <w:rFonts w:cstheme="minorHAnsi"/>
+                <w:sz w:val="20"/>
+                <w:szCs w:val="20"/>
+              </w:rPr>
+              <w:t>ó</w:t>
+            </w:r>
+            <w:r>
+              <w:rPr>
+                <w:rFonts w:cstheme="minorHAnsi"/>
+                <w:sz w:val="20"/>
+                <w:szCs w:val="20"/>
+              </w:rPr>
+              <w:t>k kezel</w:t>
+            </w:r>
+            <w:r>
+              <w:rPr>
+                <w:rFonts w:cstheme="minorHAnsi"/>
+                <w:sz w:val="20"/>
+                <w:szCs w:val="20"/>
+              </w:rPr>
+              <w:t>é</w:t>
+            </w:r>
+            <w:r>
+              <w:rPr>
+                <w:rFonts w:cstheme="minorHAnsi"/>
+                <w:sz w:val="20"/>
+                <w:szCs w:val="20"/>
+              </w:rPr>
+              <w:t>se</w:t>
+            </w:r>
+          </w:p>
+        </w:tc>
+        <w:tc>
+          <w:tcPr>
+            <w:tcW w:w="3009" w:type="dxa"/>
+            <w:shd w:val="clear" w:color="auto" w:fill="auto"/>
+            <w:tcMar>
+              <w:top w:w="60" w:type="dxa"/>
+              <w:left w:w="120" w:type="dxa"/>
+              <w:bottom w:w="60" w:type="dxa"/>
+              <w:right w:w="120" w:type="dxa"/>
+            </w:tcMar>
+          </w:tcPr>
+          <w:p>
+            <w:pPr>
+              <w:jc w:val="both"/>
+              <w:rPr>
+                <w:rFonts w:cstheme="minorHAnsi"/>
+              </w:rPr>
+            </w:pPr>
+            <w:r>
+              <w:rPr>
+                <w:rFonts w:cstheme="minorHAnsi"/>
+                <w:sz w:val="20"/>
+                <w:szCs w:val="20"/>
+              </w:rPr>
+              <w:t>nem</w:t>
+            </w:r>
+          </w:p>
+        </w:tc>
+        <w:tc>
+          <w:tcPr>
+            <w:tcW w:w="3009" w:type="dxa"/>
+            <w:shd w:val="clear" w:color="auto" w:fill="auto"/>
+            <w:tcMar>
+              <w:top w:w="60" w:type="dxa"/>
+              <w:left w:w="120" w:type="dxa"/>
+              <w:bottom w:w="60" w:type="dxa"/>
+              <w:right w:w="120" w:type="dxa"/>
+            </w:tcMar>
+          </w:tcPr>
+          <w:p>
+            <w:pPr>
+              <w:jc w:val="both"/>
+              <w:rPr>
+                <w:rFonts w:cstheme="minorHAnsi"/>
+              </w:rPr>
+            </w:pPr>
+            <w:r>
+              <w:rPr>
+                <w:rFonts w:cstheme="minorHAnsi"/>
+                <w:sz w:val="20"/>
+                <w:szCs w:val="20"/>
+              </w:rPr>
+              <w:t xml:space="preserve">nem (csak </w:t>
+            </w:r>
+            <w:proofErr w:type="spellStart"/>
+            <w:r>
+              <w:rPr>
+                <w:rFonts w:cstheme="minorHAnsi"/>
+                <w:sz w:val="20"/>
+                <w:szCs w:val="20"/>
+              </w:rPr>
+              <w:t>admin</w:t>
+            </w:r>
+            <w:proofErr w:type="spellEnd"/>
+            <w:r>
+              <w:rPr>
+                <w:rFonts w:cstheme="minorHAnsi"/>
+                <w:sz w:val="20"/>
+                <w:szCs w:val="20"/>
+              </w:rPr>
+              <w:t>)</w:t>
+            </w:r>
+          </w:p>
+        </w:tc>
+      </w:tr>
+      <w:tr>
+        <w:tc>
+          <w:tcPr>
+            <w:tcW w:w="3008" w:type="dxa"/>
+            <w:shd w:val="clear" w:color="auto" w:fill="auto"/>
+            <w:tcMar>
+              <w:top w:w="60" w:type="dxa"/>
+              <w:left w:w="120" w:type="dxa"/>
+              <w:bottom w:w="60" w:type="dxa"/>
+              <w:right w:w="120" w:type="dxa"/>
+            </w:tcMar>
+          </w:tcPr>
+          <w:p>
+            <w:pPr>
+              <w:jc w:val="both"/>
+              <w:rPr>
+                <w:rFonts w:cstheme="minorHAnsi"/>
+              </w:rPr>
+            </w:pPr>
+            <w:r>
+              <w:rPr>
+                <w:rFonts w:cstheme="minorHAnsi"/>
+                <w:sz w:val="20"/>
+                <w:szCs w:val="20"/>
+              </w:rPr>
+              <w:t>F</w:t>
+            </w:r>
+            <w:r>
+              <w:rPr>
+                <w:rFonts w:cstheme="minorHAnsi"/>
+                <w:sz w:val="20"/>
+                <w:szCs w:val="20"/>
+              </w:rPr>
+              <w:t>ó</w:t>
+            </w:r>
+            <w:r>
+              <w:rPr>
+                <w:rFonts w:cstheme="minorHAnsi"/>
+                <w:sz w:val="20"/>
+                <w:szCs w:val="20"/>
+              </w:rPr>
+              <w:t>kusz id</w:t>
+            </w:r>
+            <w:r>
+              <w:rPr>
+                <w:rFonts w:cstheme="minorHAnsi"/>
+                <w:sz w:val="20"/>
+                <w:szCs w:val="20"/>
+              </w:rPr>
+              <w:t>ő</w:t>
+            </w:r>
+            <w:r>
+              <w:rPr>
+                <w:rFonts w:cstheme="minorHAnsi"/>
+                <w:sz w:val="20"/>
+                <w:szCs w:val="20"/>
+              </w:rPr>
+              <w:t>z</w:t>
+            </w:r>
+            <w:r>
+              <w:rPr>
+                <w:rFonts w:cstheme="minorHAnsi"/>
+                <w:sz w:val="20"/>
+                <w:szCs w:val="20"/>
+              </w:rPr>
+              <w:t>í</w:t>
+            </w:r>
+            <w:r>
+              <w:rPr>
+                <w:rFonts w:cstheme="minorHAnsi"/>
+                <w:sz w:val="20"/>
+                <w:szCs w:val="20"/>
+              </w:rPr>
+              <w:t>t</w:t>
+            </w:r>
+            <w:r>
+              <w:rPr>
+                <w:rFonts w:cstheme="minorHAnsi"/>
+                <w:sz w:val="20"/>
+                <w:szCs w:val="20"/>
+              </w:rPr>
+              <w:t>ő</w:t>
+            </w:r>
+          </w:p>
+        </w:tc>
+        <w:tc>
+          <w:tcPr>
+            <w:tcW w:w="3009" w:type="dxa"/>
+            <w:shd w:val="clear" w:color="auto" w:fill="auto"/>
+            <w:tcMar>
+              <w:top w:w="60" w:type="dxa"/>
+              <w:left w:w="120" w:type="dxa"/>
+              <w:bottom w:w="60" w:type="dxa"/>
+              <w:right w:w="120" w:type="dxa"/>
+            </w:tcMar>
+          </w:tcPr>
+          <w:p>
+            <w:pPr>
+              <w:jc w:val="both"/>
+              <w:rPr>
+                <w:rFonts w:cstheme="minorHAnsi"/>
+              </w:rPr>
+            </w:pPr>
+            <w:r>
+              <w:rPr>
+                <w:rFonts w:cstheme="minorHAnsi"/>
+                <w:sz w:val="20"/>
+                <w:szCs w:val="20"/>
+              </w:rPr>
+              <w:t>igen</w:t>
+            </w:r>
+          </w:p>
+        </w:tc>
+        <w:tc>
+          <w:tcPr>
+            <w:tcW w:w="3009" w:type="dxa"/>
+            <w:shd w:val="clear" w:color="auto" w:fill="auto"/>
+            <w:tcMar>
+              <w:top w:w="60" w:type="dxa"/>
+              <w:left w:w="120" w:type="dxa"/>
+              <w:bottom w:w="60" w:type="dxa"/>
+              <w:right w:w="120" w:type="dxa"/>
+            </w:tcMar>
+          </w:tcPr>
+          <w:p>
+            <w:pPr>
+              <w:jc w:val="both"/>
+              <w:rPr>
+                <w:rFonts w:cstheme="minorHAnsi"/>
+              </w:rPr>
+            </w:pPr>
+            <w:r>
+              <w:rPr>
+                <w:rFonts w:cstheme="minorHAnsi"/>
+                <w:sz w:val="20"/>
+                <w:szCs w:val="20"/>
+              </w:rPr>
+              <w:t>igen</w:t>
             </w:r>
           </w:p>
         </w:tc>
@@ -11241,6 +11787,7 @@
     <w:rsid w:val="007E7CBF"/>
     <w:rsid w:val="008435C4"/>
     <w:rsid w:val="00890334"/>
+    <w:rsid w:val="008F1A94"/>
     <w:rsid w:val="00A46614"/>
     <w:rsid w:val="00B207F3"/>
     <w:rsid w:val="00B66DEA"/>
@@ -12011,7 +12558,7 @@
 </file>
 
 <file path=customXml/itemProps1.xml><?xml version="1.0" encoding="utf-8"?>
-<ds:datastoreItem xmlns:ds="http://schemas.openxmlformats.org/officeDocument/2006/customXml" ds:itemID="{A6B15545-47F6-4497-99F6-85E2F35AB1F9}">
+<ds:datastoreItem xmlns:ds="http://schemas.openxmlformats.org/officeDocument/2006/customXml" ds:itemID="{A575BFFB-A1D6-450A-ADAC-B9AADEA11F7B}">
   <ds:schemaRefs>
     <ds:schemaRef ds:uri="http://schemas.openxmlformats.org/officeDocument/2006/bibliography"/>
   </ds:schemaRefs>

--- a/FeladatRadar_Reszletes_Funkcio_Leiras.docx
+++ b/FeladatRadar_Reszletes_Funkcio_Leiras.docx
@@ -6927,8 +6927,6 @@
               </w:rPr>
               <w:t>nem</w:t>
             </w:r>
-            <w:bookmarkStart w:id="31" w:name="_GoBack"/>
-            <w:bookmarkEnd w:id="31"/>
           </w:p>
         </w:tc>
         <w:tc>
@@ -7405,6 +7403,200 @@
         </w:tc>
       </w:tr>
     </w:tbl>
+    <w:p>
+      <w:pPr>
+        <w:spacing w:before="100" w:beforeAutospacing="1" w:after="100" w:afterAutospacing="1" w:line="240" w:lineRule="auto"/>
+        <w:jc w:val="both"/>
+        <w:rPr>
+          <w:rFonts w:eastAsia="Times New Roman" w:cstheme="minorHAnsi"/>
+          <w:sz w:val="24"/>
+          <w:szCs w:val="24"/>
+          <w:lang w:eastAsia="hu-HU"/>
+        </w:rPr>
+      </w:pPr>
+      <w:r>
+        <w:rPr>
+          <w:rFonts w:eastAsia="Times New Roman" w:cstheme="minorHAnsi"/>
+          <w:sz w:val="24"/>
+          <w:szCs w:val="24"/>
+          <w:lang w:eastAsia="hu-HU"/>
+        </w:rPr>
+        <w:t xml:space="preserve">Az </w:t>
+      </w:r>
+      <w:proofErr w:type="spellStart"/>
+      <w:r>
+        <w:rPr>
+          <w:rFonts w:eastAsia="Times New Roman" w:cstheme="minorHAnsi"/>
+          <w:sz w:val="24"/>
+          <w:szCs w:val="24"/>
+          <w:lang w:eastAsia="hu-HU"/>
+        </w:rPr>
+        <w:t>admin</w:t>
+      </w:r>
+      <w:proofErr w:type="spellEnd"/>
+      <w:r>
+        <w:rPr>
+          <w:rFonts w:eastAsia="Times New Roman" w:cstheme="minorHAnsi"/>
+          <w:sz w:val="24"/>
+          <w:szCs w:val="24"/>
+          <w:lang w:eastAsia="hu-HU"/>
+        </w:rPr>
+        <w:t xml:space="preserve"> szerepkör manuálisan adható a </w:t>
+      </w:r>
+      <w:proofErr w:type="spellStart"/>
+      <w:r>
+        <w:rPr>
+          <w:rFonts w:eastAsia="Times New Roman" w:cstheme="minorHAnsi"/>
+          <w:sz w:val="24"/>
+          <w:szCs w:val="24"/>
+          <w:lang w:eastAsia="hu-HU"/>
+        </w:rPr>
+        <w:t>Users</w:t>
+      </w:r>
+      <w:proofErr w:type="spellEnd"/>
+      <w:r>
+        <w:rPr>
+          <w:rFonts w:eastAsia="Times New Roman" w:cstheme="minorHAnsi"/>
+          <w:sz w:val="24"/>
+          <w:szCs w:val="24"/>
+          <w:lang w:eastAsia="hu-HU"/>
+        </w:rPr>
+        <w:t xml:space="preserve"> tábla </w:t>
+      </w:r>
+      <w:proofErr w:type="spellStart"/>
+      <w:r>
+        <w:rPr>
+          <w:rFonts w:eastAsia="Times New Roman" w:cstheme="minorHAnsi"/>
+          <w:sz w:val="24"/>
+          <w:szCs w:val="24"/>
+          <w:lang w:eastAsia="hu-HU"/>
+        </w:rPr>
+        <w:t>Role</w:t>
+      </w:r>
+      <w:proofErr w:type="spellEnd"/>
+      <w:r>
+        <w:rPr>
+          <w:rFonts w:eastAsia="Times New Roman" w:cstheme="minorHAnsi"/>
+          <w:sz w:val="24"/>
+          <w:szCs w:val="24"/>
+          <w:lang w:eastAsia="hu-HU"/>
+        </w:rPr>
+        <w:t xml:space="preserve"> mezőjének módosításával. </w:t>
+      </w:r>
+      <w:proofErr w:type="spellStart"/>
+      <w:r>
+        <w:rPr>
+          <w:rFonts w:eastAsia="Times New Roman" w:cstheme="minorHAnsi"/>
+          <w:sz w:val="24"/>
+          <w:szCs w:val="24"/>
+          <w:lang w:eastAsia="hu-HU"/>
+        </w:rPr>
+        <w:t>Bannolt</w:t>
+      </w:r>
+      <w:proofErr w:type="spellEnd"/>
+      <w:r>
+        <w:rPr>
+          <w:rFonts w:eastAsia="Times New Roman" w:cstheme="minorHAnsi"/>
+          <w:sz w:val="24"/>
+          <w:szCs w:val="24"/>
+          <w:lang w:eastAsia="hu-HU"/>
+        </w:rPr>
+        <w:t xml:space="preserve"> fiók esetén (</w:t>
+      </w:r>
+      <w:proofErr w:type="spellStart"/>
+      <w:r>
+        <w:rPr>
+          <w:rFonts w:eastAsia="Times New Roman" w:cstheme="minorHAnsi"/>
+          <w:sz w:val="24"/>
+          <w:szCs w:val="24"/>
+          <w:lang w:eastAsia="hu-HU"/>
+        </w:rPr>
+        <w:t>IsActive</w:t>
+      </w:r>
+      <w:proofErr w:type="spellEnd"/>
+      <w:r>
+        <w:rPr>
+          <w:rFonts w:eastAsia="Times New Roman" w:cstheme="minorHAnsi"/>
+          <w:sz w:val="24"/>
+          <w:szCs w:val="24"/>
+          <w:lang w:eastAsia="hu-HU"/>
+        </w:rPr>
+        <w:t>=0) a bejelentkezési kísérlet során a rendszer hibaüzenetet ad vissza, és a felhasználó nem léphet be.</w:t>
+      </w:r>
+    </w:p>
+    <w:p>
+      <w:pPr>
+        <w:pStyle w:val="Cmsor3"/>
+        <w:jc w:val="both"/>
+        <w:rPr>
+          <w:rFonts w:eastAsia="Times New Roman"/>
+          <w:sz w:val="24"/>
+          <w:szCs w:val="24"/>
+          <w:lang w:eastAsia="hu-HU"/>
+        </w:rPr>
+      </w:pPr>
+      <w:bookmarkStart w:id="31" w:name="_Toc223536934"/>
+      <w:r>
+        <w:rPr>
+          <w:rFonts w:eastAsia="Times New Roman"/>
+          <w:lang w:eastAsia="hu-HU"/>
+        </w:rPr>
+        <w:t>2.7.1</w:t>
+      </w:r>
+      <w:r>
+        <w:rPr>
+          <w:rFonts w:eastAsia="Times New Roman"/>
+          <w:lang w:eastAsia="hu-HU"/>
+        </w:rPr>
+        <w:t xml:space="preserve"> Fő konfigurációs értékek</w:t>
+      </w:r>
+      <w:bookmarkEnd w:id="31"/>
+    </w:p>
+    <w:p>
+      <w:pPr>
+        <w:spacing w:before="100" w:beforeAutospacing="1" w:after="100" w:afterAutospacing="1" w:line="240" w:lineRule="auto"/>
+        <w:jc w:val="both"/>
+        <w:rPr>
+          <w:rFonts w:eastAsia="Times New Roman" w:cstheme="minorHAnsi"/>
+          <w:sz w:val="24"/>
+          <w:szCs w:val="24"/>
+          <w:lang w:eastAsia="hu-HU"/>
+        </w:rPr>
+      </w:pPr>
+      <w:r>
+        <w:rPr>
+          <w:rFonts w:eastAsia="Times New Roman" w:cstheme="minorHAnsi"/>
+          <w:sz w:val="24"/>
+          <w:szCs w:val="24"/>
+          <w:lang w:eastAsia="hu-HU"/>
+        </w:rPr>
+        <w:t xml:space="preserve">Az alkalmazás futásához szükséges konfigurációs értékek az </w:t>
+      </w:r>
+      <w:proofErr w:type="spellStart"/>
+      <w:proofErr w:type="gramStart"/>
+      <w:r>
+        <w:rPr>
+          <w:rFonts w:eastAsia="Times New Roman" w:cstheme="minorHAnsi"/>
+          <w:sz w:val="24"/>
+          <w:szCs w:val="24"/>
+          <w:lang w:eastAsia="hu-HU"/>
+        </w:rPr>
+        <w:t>appsettings.json</w:t>
+      </w:r>
+      <w:proofErr w:type="spellEnd"/>
+      <w:proofErr w:type="gramEnd"/>
+      <w:r>
+        <w:rPr>
+          <w:rFonts w:eastAsia="Times New Roman" w:cstheme="minorHAnsi"/>
+          <w:sz w:val="24"/>
+          <w:szCs w:val="24"/>
+          <w:lang w:eastAsia="hu-HU"/>
+        </w:rPr>
+        <w:t xml:space="preserve"> fájlban találhatók.</w:t>
+      </w:r>
+      <w:bookmarkStart w:id="32" w:name="_GoBack"/>
+      <w:bookmarkEnd w:id="32"/>
+    </w:p>
     <w:p>
       <w:pPr>
         <w:pStyle w:val="NormlWeb"/>
@@ -11792,6 +11984,7 @@
     <w:rsid w:val="00B207F3"/>
     <w:rsid w:val="00B66DEA"/>
     <w:rsid w:val="00BB1830"/>
+    <w:rsid w:val="00C001EB"/>
     <w:rsid w:val="00CC2121"/>
     <w:rsid w:val="00D229FD"/>
     <w:rsid w:val="00D609F3"/>
@@ -12558,7 +12751,7 @@
 </file>
 
 <file path=customXml/itemProps1.xml><?xml version="1.0" encoding="utf-8"?>
-<ds:datastoreItem xmlns:ds="http://schemas.openxmlformats.org/officeDocument/2006/customXml" ds:itemID="{A575BFFB-A1D6-450A-ADAC-B9AADEA11F7B}">
+<ds:datastoreItem xmlns:ds="http://schemas.openxmlformats.org/officeDocument/2006/customXml" ds:itemID="{44EBBA12-EF48-4E76-A4B7-EAAFCDEA2881}">
   <ds:schemaRefs>
     <ds:schemaRef ds:uri="http://schemas.openxmlformats.org/officeDocument/2006/bibliography"/>
   </ds:schemaRefs>

--- a/FeladatRadar_Reszletes_Funkcio_Leiras.docx
+++ b/FeladatRadar_Reszletes_Funkcio_Leiras.docx
@@ -10,7 +10,7 @@
           <w:rFonts w:cstheme="minorHAnsi"/>
         </w:rPr>
       </w:pPr>
-      <w:bookmarkStart w:id="0" w:name="_Toc223984708"/>
+      <w:bookmarkStart w:id="0" w:name="_Toc224136675"/>
       <w:r>
         <w:rPr>
           <w:rFonts w:cstheme="minorHAnsi"/>
@@ -86,7 +86,7 @@
             </w:rPr>
             <w:fldChar w:fldCharType="separate"/>
           </w:r>
-          <w:hyperlink w:anchor="_Toc223984708" w:history="1">
+          <w:hyperlink w:anchor="_Toc224136675" w:history="1">
             <w:r>
               <w:rPr>
                 <w:rStyle w:val="Hiperhivatkozs"/>
@@ -114,7 +114,7 @@
                 <w:noProof/>
                 <w:webHidden/>
               </w:rPr>
-              <w:instrText xml:space="preserve"> PAGEREF _Toc223984708 \h </w:instrText>
+              <w:instrText xml:space="preserve"> PAGEREF _Toc224136675 \h </w:instrText>
             </w:r>
             <w:r>
               <w:rPr>
@@ -157,7 +157,7 @@
               <w:lang w:eastAsia="hu-HU"/>
             </w:rPr>
           </w:pPr>
-          <w:hyperlink w:anchor="_Toc223984709" w:history="1">
+          <w:hyperlink w:anchor="_Toc224136676" w:history="1">
             <w:r>
               <w:rPr>
                 <w:rStyle w:val="Hiperhivatkozs"/>
@@ -185,7 +185,7 @@
                 <w:noProof/>
                 <w:webHidden/>
               </w:rPr>
-              <w:instrText xml:space="preserve"> PAGEREF _Toc223984709 \h </w:instrText>
+              <w:instrText xml:space="preserve"> PAGEREF _Toc224136676 \h </w:instrText>
             </w:r>
             <w:r>
               <w:rPr>
@@ -228,7 +228,7 @@
               <w:lang w:eastAsia="hu-HU"/>
             </w:rPr>
           </w:pPr>
-          <w:hyperlink w:anchor="_Toc223984710" w:history="1">
+          <w:hyperlink w:anchor="_Toc224136677" w:history="1">
             <w:r>
               <w:rPr>
                 <w:rStyle w:val="Hiperhivatkozs"/>
@@ -255,7 +255,7 @@
                 <w:noProof/>
                 <w:webHidden/>
               </w:rPr>
-              <w:instrText xml:space="preserve"> PAGEREF _Toc223984710 \h </w:instrText>
+              <w:instrText xml:space="preserve"> PAGEREF _Toc224136677 \h </w:instrText>
             </w:r>
             <w:r>
               <w:rPr>
@@ -298,7 +298,7 @@
               <w:lang w:eastAsia="hu-HU"/>
             </w:rPr>
           </w:pPr>
-          <w:hyperlink w:anchor="_Toc223984711" w:history="1">
+          <w:hyperlink w:anchor="_Toc224136678" w:history="1">
             <w:r>
               <w:rPr>
                 <w:rStyle w:val="Hiperhivatkozs"/>
@@ -325,7 +325,7 @@
                 <w:noProof/>
                 <w:webHidden/>
               </w:rPr>
-              <w:instrText xml:space="preserve"> PAGEREF _Toc223984711 \h </w:instrText>
+              <w:instrText xml:space="preserve"> PAGEREF _Toc224136678 \h </w:instrText>
             </w:r>
             <w:r>
               <w:rPr>
@@ -368,7 +368,7 @@
               <w:lang w:eastAsia="hu-HU"/>
             </w:rPr>
           </w:pPr>
-          <w:hyperlink w:anchor="_Toc223984712" w:history="1">
+          <w:hyperlink w:anchor="_Toc224136679" w:history="1">
             <w:r>
               <w:rPr>
                 <w:rStyle w:val="Hiperhivatkozs"/>
@@ -395,7 +395,7 @@
                 <w:noProof/>
                 <w:webHidden/>
               </w:rPr>
-              <w:instrText xml:space="preserve"> PAGEREF _Toc223984712 \h </w:instrText>
+              <w:instrText xml:space="preserve"> PAGEREF _Toc224136679 \h </w:instrText>
             </w:r>
             <w:r>
               <w:rPr>
@@ -438,7 +438,7 @@
               <w:lang w:eastAsia="hu-HU"/>
             </w:rPr>
           </w:pPr>
-          <w:hyperlink w:anchor="_Toc223984713" w:history="1">
+          <w:hyperlink w:anchor="_Toc224136680" w:history="1">
             <w:r>
               <w:rPr>
                 <w:rStyle w:val="Hiperhivatkozs"/>
@@ -465,7 +465,7 @@
                 <w:noProof/>
                 <w:webHidden/>
               </w:rPr>
-              <w:instrText xml:space="preserve"> PAGEREF _Toc223984713 \h </w:instrText>
+              <w:instrText xml:space="preserve"> PAGEREF _Toc224136680 \h </w:instrText>
             </w:r>
             <w:r>
               <w:rPr>
@@ -508,7 +508,7 @@
               <w:lang w:eastAsia="hu-HU"/>
             </w:rPr>
           </w:pPr>
-          <w:hyperlink w:anchor="_Toc223984714" w:history="1">
+          <w:hyperlink w:anchor="_Toc224136681" w:history="1">
             <w:r>
               <w:rPr>
                 <w:rStyle w:val="Hiperhivatkozs"/>
@@ -535,7 +535,7 @@
                 <w:noProof/>
                 <w:webHidden/>
               </w:rPr>
-              <w:instrText xml:space="preserve"> PAGEREF _Toc223984714 \h </w:instrText>
+              <w:instrText xml:space="preserve"> PAGEREF _Toc224136681 \h </w:instrText>
             </w:r>
             <w:r>
               <w:rPr>
@@ -578,7 +578,7 @@
               <w:lang w:eastAsia="hu-HU"/>
             </w:rPr>
           </w:pPr>
-          <w:hyperlink w:anchor="_Toc223984715" w:history="1">
+          <w:hyperlink w:anchor="_Toc224136682" w:history="1">
             <w:r>
               <w:rPr>
                 <w:rStyle w:val="Hiperhivatkozs"/>
@@ -605,7 +605,7 @@
                 <w:noProof/>
                 <w:webHidden/>
               </w:rPr>
-              <w:instrText xml:space="preserve"> PAGEREF _Toc223984715 \h </w:instrText>
+              <w:instrText xml:space="preserve"> PAGEREF _Toc224136682 \h </w:instrText>
             </w:r>
             <w:r>
               <w:rPr>
@@ -648,7 +648,7 @@
               <w:lang w:eastAsia="hu-HU"/>
             </w:rPr>
           </w:pPr>
-          <w:hyperlink w:anchor="_Toc223984716" w:history="1">
+          <w:hyperlink w:anchor="_Toc224136683" w:history="1">
             <w:r>
               <w:rPr>
                 <w:rStyle w:val="Hiperhivatkozs"/>
@@ -675,7 +675,7 @@
                 <w:noProof/>
                 <w:webHidden/>
               </w:rPr>
-              <w:instrText xml:space="preserve"> PAGEREF _Toc223984716 \h </w:instrText>
+              <w:instrText xml:space="preserve"> PAGEREF _Toc224136683 \h </w:instrText>
             </w:r>
             <w:r>
               <w:rPr>
@@ -718,7 +718,7 @@
               <w:lang w:eastAsia="hu-HU"/>
             </w:rPr>
           </w:pPr>
-          <w:hyperlink w:anchor="_Toc223984717" w:history="1">
+          <w:hyperlink w:anchor="_Toc224136684" w:history="1">
             <w:r>
               <w:rPr>
                 <w:rStyle w:val="Hiperhivatkozs"/>
@@ -745,7 +745,7 @@
                 <w:noProof/>
                 <w:webHidden/>
               </w:rPr>
-              <w:instrText xml:space="preserve"> PAGEREF _Toc223984717 \h </w:instrText>
+              <w:instrText xml:space="preserve"> PAGEREF _Toc224136684 \h </w:instrText>
             </w:r>
             <w:r>
               <w:rPr>
@@ -788,7 +788,7 @@
               <w:lang w:eastAsia="hu-HU"/>
             </w:rPr>
           </w:pPr>
-          <w:hyperlink w:anchor="_Toc223984718" w:history="1">
+          <w:hyperlink w:anchor="_Toc224136685" w:history="1">
             <w:r>
               <w:rPr>
                 <w:rStyle w:val="Hiperhivatkozs"/>
@@ -815,7 +815,7 @@
                 <w:noProof/>
                 <w:webHidden/>
               </w:rPr>
-              <w:instrText xml:space="preserve"> PAGEREF _Toc223984718 \h </w:instrText>
+              <w:instrText xml:space="preserve"> PAGEREF _Toc224136685 \h </w:instrText>
             </w:r>
             <w:r>
               <w:rPr>
@@ -858,7 +858,7 @@
               <w:lang w:eastAsia="hu-HU"/>
             </w:rPr>
           </w:pPr>
-          <w:hyperlink w:anchor="_Toc223984719" w:history="1">
+          <w:hyperlink w:anchor="_Toc224136686" w:history="1">
             <w:r>
               <w:rPr>
                 <w:rStyle w:val="Hiperhivatkozs"/>
@@ -887,7 +887,7 @@
                 <w:noProof/>
                 <w:webHidden/>
               </w:rPr>
-              <w:instrText xml:space="preserve"> PAGEREF _Toc223984719 \h </w:instrText>
+              <w:instrText xml:space="preserve"> PAGEREF _Toc224136686 \h </w:instrText>
             </w:r>
             <w:r>
               <w:rPr>
@@ -930,7 +930,7 @@
               <w:lang w:eastAsia="hu-HU"/>
             </w:rPr>
           </w:pPr>
-          <w:hyperlink w:anchor="_Toc223984720" w:history="1">
+          <w:hyperlink w:anchor="_Toc224136687" w:history="1">
             <w:r>
               <w:rPr>
                 <w:rStyle w:val="Hiperhivatkozs"/>
@@ -957,7 +957,7 @@
                 <w:noProof/>
                 <w:webHidden/>
               </w:rPr>
-              <w:instrText xml:space="preserve"> PAGEREF _Toc223984720 \h </w:instrText>
+              <w:instrText xml:space="preserve"> PAGEREF _Toc224136687 \h </w:instrText>
             </w:r>
             <w:r>
               <w:rPr>
@@ -1000,7 +1000,7 @@
               <w:lang w:eastAsia="hu-HU"/>
             </w:rPr>
           </w:pPr>
-          <w:hyperlink w:anchor="_Toc223984721" w:history="1">
+          <w:hyperlink w:anchor="_Toc224136688" w:history="1">
             <w:r>
               <w:rPr>
                 <w:rStyle w:val="Hiperhivatkozs"/>
@@ -1027,7 +1027,7 @@
                 <w:noProof/>
                 <w:webHidden/>
               </w:rPr>
-              <w:instrText xml:space="preserve"> PAGEREF _Toc223984721 \h </w:instrText>
+              <w:instrText xml:space="preserve"> PAGEREF _Toc224136688 \h </w:instrText>
             </w:r>
             <w:r>
               <w:rPr>
@@ -1070,7 +1070,7 @@
               <w:lang w:eastAsia="hu-HU"/>
             </w:rPr>
           </w:pPr>
-          <w:hyperlink w:anchor="_Toc223984722" w:history="1">
+          <w:hyperlink w:anchor="_Toc224136689" w:history="1">
             <w:r>
               <w:rPr>
                 <w:rStyle w:val="Hiperhivatkozs"/>
@@ -1097,7 +1097,7 @@
                 <w:noProof/>
                 <w:webHidden/>
               </w:rPr>
-              <w:instrText xml:space="preserve"> PAGEREF _Toc223984722 \h </w:instrText>
+              <w:instrText xml:space="preserve"> PAGEREF _Toc224136689 \h </w:instrText>
             </w:r>
             <w:r>
               <w:rPr>
@@ -1140,7 +1140,7 @@
               <w:lang w:eastAsia="hu-HU"/>
             </w:rPr>
           </w:pPr>
-          <w:hyperlink w:anchor="_Toc223984723" w:history="1">
+          <w:hyperlink w:anchor="_Toc224136690" w:history="1">
             <w:r>
               <w:rPr>
                 <w:rStyle w:val="Hiperhivatkozs"/>
@@ -1167,7 +1167,7 @@
                 <w:noProof/>
                 <w:webHidden/>
               </w:rPr>
-              <w:instrText xml:space="preserve"> PAGEREF _Toc223984723 \h </w:instrText>
+              <w:instrText xml:space="preserve"> PAGEREF _Toc224136690 \h </w:instrText>
             </w:r>
             <w:r>
               <w:rPr>
@@ -1210,7 +1210,7 @@
               <w:lang w:eastAsia="hu-HU"/>
             </w:rPr>
           </w:pPr>
-          <w:hyperlink w:anchor="_Toc223984724" w:history="1">
+          <w:hyperlink w:anchor="_Toc224136691" w:history="1">
             <w:r>
               <w:rPr>
                 <w:rStyle w:val="Hiperhivatkozs"/>
@@ -1238,7 +1238,7 @@
                 <w:noProof/>
                 <w:webHidden/>
               </w:rPr>
-              <w:instrText xml:space="preserve"> PAGEREF _Toc223984724 \h </w:instrText>
+              <w:instrText xml:space="preserve"> PAGEREF _Toc224136691 \h </w:instrText>
             </w:r>
             <w:r>
               <w:rPr>
@@ -1281,7 +1281,7 @@
               <w:lang w:eastAsia="hu-HU"/>
             </w:rPr>
           </w:pPr>
-          <w:hyperlink w:anchor="_Toc223984725" w:history="1">
+          <w:hyperlink w:anchor="_Toc224136692" w:history="1">
             <w:r>
               <w:rPr>
                 <w:rStyle w:val="Hiperhivatkozs"/>
@@ -1309,7 +1309,7 @@
                 <w:noProof/>
                 <w:webHidden/>
               </w:rPr>
-              <w:instrText xml:space="preserve"> PAGEREF _Toc223984725 \h </w:instrText>
+              <w:instrText xml:space="preserve"> PAGEREF _Toc224136692 \h </w:instrText>
             </w:r>
             <w:r>
               <w:rPr>
@@ -1352,7 +1352,7 @@
               <w:lang w:eastAsia="hu-HU"/>
             </w:rPr>
           </w:pPr>
-          <w:hyperlink w:anchor="_Toc223984726" w:history="1">
+          <w:hyperlink w:anchor="_Toc224136693" w:history="1">
             <w:r>
               <w:rPr>
                 <w:rStyle w:val="Hiperhivatkozs"/>
@@ -1379,7 +1379,7 @@
                 <w:noProof/>
                 <w:webHidden/>
               </w:rPr>
-              <w:instrText xml:space="preserve"> PAGEREF _Toc223984726 \h </w:instrText>
+              <w:instrText xml:space="preserve"> PAGEREF _Toc224136693 \h </w:instrText>
             </w:r>
             <w:r>
               <w:rPr>
@@ -1422,7 +1422,7 @@
               <w:lang w:eastAsia="hu-HU"/>
             </w:rPr>
           </w:pPr>
-          <w:hyperlink w:anchor="_Toc223984727" w:history="1">
+          <w:hyperlink w:anchor="_Toc224136694" w:history="1">
             <w:r>
               <w:rPr>
                 <w:rStyle w:val="Hiperhivatkozs"/>
@@ -1449,7 +1449,7 @@
                 <w:noProof/>
                 <w:webHidden/>
               </w:rPr>
-              <w:instrText xml:space="preserve"> PAGEREF _Toc223984727 \h </w:instrText>
+              <w:instrText xml:space="preserve"> PAGEREF _Toc224136694 \h </w:instrText>
             </w:r>
             <w:r>
               <w:rPr>
@@ -1492,7 +1492,7 @@
               <w:lang w:eastAsia="hu-HU"/>
             </w:rPr>
           </w:pPr>
-          <w:hyperlink w:anchor="_Toc223984728" w:history="1">
+          <w:hyperlink w:anchor="_Toc224136695" w:history="1">
             <w:r>
               <w:rPr>
                 <w:rStyle w:val="Hiperhivatkozs"/>
@@ -1519,7 +1519,7 @@
                 <w:noProof/>
                 <w:webHidden/>
               </w:rPr>
-              <w:instrText xml:space="preserve"> PAGEREF _Toc223984728 \h </w:instrText>
+              <w:instrText xml:space="preserve"> PAGEREF _Toc224136695 \h </w:instrText>
             </w:r>
             <w:r>
               <w:rPr>
@@ -1562,7 +1562,7 @@
               <w:lang w:eastAsia="hu-HU"/>
             </w:rPr>
           </w:pPr>
-          <w:hyperlink w:anchor="_Toc223984729" w:history="1">
+          <w:hyperlink w:anchor="_Toc224136696" w:history="1">
             <w:r>
               <w:rPr>
                 <w:rStyle w:val="Hiperhivatkozs"/>
@@ -1597,7 +1597,7 @@
                 <w:noProof/>
                 <w:webHidden/>
               </w:rPr>
-              <w:instrText xml:space="preserve"> PAGEREF _Toc223984729 \h </w:instrText>
+              <w:instrText xml:space="preserve"> PAGEREF _Toc224136696 \h </w:instrText>
             </w:r>
             <w:r>
               <w:rPr>
@@ -1640,7 +1640,7 @@
               <w:lang w:eastAsia="hu-HU"/>
             </w:rPr>
           </w:pPr>
-          <w:hyperlink w:anchor="_Toc223984730" w:history="1">
+          <w:hyperlink w:anchor="_Toc224136697" w:history="1">
             <w:r>
               <w:rPr>
                 <w:rStyle w:val="Hiperhivatkozs"/>
@@ -1667,7 +1667,79 @@
                 <w:noProof/>
                 <w:webHidden/>
               </w:rPr>
-              <w:instrText xml:space="preserve"> PAGEREF _Toc223984730 \h </w:instrText>
+              <w:instrText xml:space="preserve"> PAGEREF _Toc224136697 \h </w:instrText>
+            </w:r>
+            <w:r>
+              <w:rPr>
+                <w:noProof/>
+                <w:webHidden/>
+              </w:rPr>
+            </w:r>
+            <w:r>
+              <w:rPr>
+                <w:noProof/>
+                <w:webHidden/>
+              </w:rPr>
+              <w:fldChar w:fldCharType="separate"/>
+            </w:r>
+            <w:r>
+              <w:rPr>
+                <w:noProof/>
+                <w:webHidden/>
+              </w:rPr>
+              <w:t>8</w:t>
+            </w:r>
+            <w:r>
+              <w:rPr>
+                <w:noProof/>
+                <w:webHidden/>
+              </w:rPr>
+              <w:fldChar w:fldCharType="end"/>
+            </w:r>
+          </w:hyperlink>
+        </w:p>
+        <w:p>
+          <w:pPr>
+            <w:pStyle w:val="TJ3"/>
+            <w:tabs>
+              <w:tab w:val="right" w:leader="dot" w:pos="9062"/>
+            </w:tabs>
+            <w:rPr>
+              <w:rFonts w:eastAsiaTheme="minorEastAsia"/>
+              <w:noProof/>
+              <w:lang w:eastAsia="hu-HU"/>
+            </w:rPr>
+          </w:pPr>
+          <w:hyperlink w:anchor="_Toc224136698" w:history="1">
+            <w:r>
+              <w:rPr>
+                <w:rStyle w:val="Hiperhivatkozs"/>
+                <w:rFonts w:eastAsia="Times New Roman"/>
+                <w:noProof/>
+                <w:lang w:eastAsia="hu-HU"/>
+              </w:rPr>
+              <w:t>2.7.1 Fő konfigurációs értékek</w:t>
+            </w:r>
+            <w:r>
+              <w:rPr>
+                <w:noProof/>
+                <w:webHidden/>
+              </w:rPr>
+              <w:tab/>
+            </w:r>
+            <w:r>
+              <w:rPr>
+                <w:noProof/>
+                <w:webHidden/>
+              </w:rPr>
+              <w:fldChar w:fldCharType="begin"/>
+            </w:r>
+            <w:r>
+              <w:rPr>
+                <w:noProof/>
+                <w:webHidden/>
+              </w:rPr>
+              <w:instrText xml:space="preserve"> PAGEREF _Toc224136698 \h </w:instrText>
             </w:r>
             <w:r>
               <w:rPr>
@@ -1738,7 +1810,7 @@
           <w:rFonts w:cstheme="minorHAnsi"/>
         </w:rPr>
       </w:pPr>
-      <w:bookmarkStart w:id="1" w:name="_Toc223984709"/>
+      <w:bookmarkStart w:id="1" w:name="_Toc224136676"/>
       <w:r>
         <w:rPr>
           <w:rFonts w:cstheme="minorHAnsi"/>
@@ -1758,7 +1830,7 @@
           <w:rFonts w:asciiTheme="minorHAnsi" w:hAnsiTheme="minorHAnsi"/>
         </w:rPr>
       </w:pPr>
-      <w:bookmarkStart w:id="2" w:name="_Toc223984710"/>
+      <w:bookmarkStart w:id="2" w:name="_Toc224136677"/>
       <w:r>
         <w:rPr>
           <w:rStyle w:val="Cmsor2Char"/>
@@ -1814,7 +1886,7 @@
         <w:pStyle w:val="Cmsor2"/>
         <w:jc w:val="both"/>
       </w:pPr>
-      <w:bookmarkStart w:id="3" w:name="_Toc223984711"/>
+      <w:bookmarkStart w:id="3" w:name="_Toc224136678"/>
       <w:r>
         <w:rPr>
           <w:rStyle w:val="Kiemels2"/>
@@ -1900,7 +1972,7 @@
         <w:pStyle w:val="Cmsor2"/>
         <w:jc w:val="both"/>
       </w:pPr>
-      <w:bookmarkStart w:id="4" w:name="_Toc223984712"/>
+      <w:bookmarkStart w:id="4" w:name="_Toc224136679"/>
       <w:r>
         <w:rPr>
           <w:rStyle w:val="Kiemels2"/>
@@ -1934,7 +2006,7 @@
           <w:rFonts w:cstheme="minorHAnsi"/>
         </w:rPr>
       </w:pPr>
-      <w:bookmarkStart w:id="5" w:name="_Toc223984713"/>
+      <w:bookmarkStart w:id="5" w:name="_Toc224136680"/>
       <w:r>
         <w:rPr>
           <w:rStyle w:val="Cmsor2Char"/>
@@ -1965,7 +2037,7 @@
         <w:pStyle w:val="Cmsor3"/>
         <w:jc w:val="both"/>
       </w:pPr>
-      <w:bookmarkStart w:id="6" w:name="_Toc223984714"/>
+      <w:bookmarkStart w:id="6" w:name="_Toc224136681"/>
       <w:r>
         <w:t>1.4.1 Tarcsányi Csongor Márk feladatai</w:t>
       </w:r>
@@ -2109,7 +2181,7 @@
         <w:pStyle w:val="Cmsor3"/>
         <w:jc w:val="both"/>
       </w:pPr>
-      <w:bookmarkStart w:id="7" w:name="_Toc223984715"/>
+      <w:bookmarkStart w:id="7" w:name="_Toc224136682"/>
       <w:r>
         <w:t>1.4.2 Lőrincz Antal feladatai</w:t>
       </w:r>
@@ -2184,7 +2256,7 @@
         <w:pStyle w:val="Cmsor3"/>
         <w:jc w:val="both"/>
       </w:pPr>
-      <w:bookmarkStart w:id="8" w:name="_Toc223984716"/>
+      <w:bookmarkStart w:id="8" w:name="_Toc224136683"/>
       <w:r>
         <w:lastRenderedPageBreak/>
         <w:t>1.4.3 Le Tuan Anh (Róbert) feladatai</w:t>
@@ -2290,7 +2362,7 @@
         <w:pStyle w:val="Cmsor3"/>
         <w:jc w:val="both"/>
       </w:pPr>
-      <w:bookmarkStart w:id="9" w:name="_Toc223984717"/>
+      <w:bookmarkStart w:id="9" w:name="_Toc224136684"/>
       <w:r>
         <w:t>1.4.4 Közös fejlesztések</w:t>
       </w:r>
@@ -2366,7 +2438,7 @@
         <w:pStyle w:val="Cmsor2"/>
         <w:jc w:val="both"/>
       </w:pPr>
-      <w:bookmarkStart w:id="10" w:name="_Toc223984718"/>
+      <w:bookmarkStart w:id="10" w:name="_Toc224136685"/>
       <w:r>
         <w:t>1.5 Szükséges adatok a megvalósításhoz</w:t>
       </w:r>
@@ -2505,7 +2577,7 @@
         </w:rPr>
       </w:pPr>
       <w:bookmarkStart w:id="11" w:name="_Toc223536920"/>
-      <w:bookmarkStart w:id="12" w:name="_Toc223984719"/>
+      <w:bookmarkStart w:id="12" w:name="_Toc224136686"/>
       <w:r>
         <w:rPr>
           <w:rFonts w:cstheme="minorHAnsi"/>
@@ -2523,7 +2595,7 @@
         <w:jc w:val="both"/>
       </w:pPr>
       <w:bookmarkStart w:id="13" w:name="_Toc223536921"/>
-      <w:bookmarkStart w:id="14" w:name="_Toc223984720"/>
+      <w:bookmarkStart w:id="14" w:name="_Toc224136687"/>
       <w:r>
         <w:t>2.1 Alkalmazás áttekintés</w:t>
       </w:r>
@@ -2571,7 +2643,7 @@
         <w:jc w:val="both"/>
       </w:pPr>
       <w:bookmarkStart w:id="15" w:name="_Toc223536922"/>
-      <w:bookmarkStart w:id="16" w:name="_Toc223984721"/>
+      <w:bookmarkStart w:id="16" w:name="_Toc224136688"/>
       <w:r>
         <w:t>2.2 Felhasznált szoftverek</w:t>
       </w:r>
@@ -2818,7 +2890,7 @@
         <w:jc w:val="both"/>
       </w:pPr>
       <w:bookmarkStart w:id="17" w:name="_Toc223536923"/>
-      <w:bookmarkStart w:id="18" w:name="_Toc223984722"/>
+      <w:bookmarkStart w:id="18" w:name="_Toc224136689"/>
       <w:r>
         <w:t>2.3 Github</w:t>
       </w:r>
@@ -2849,7 +2921,7 @@
         <w:jc w:val="both"/>
       </w:pPr>
       <w:bookmarkStart w:id="19" w:name="_Toc223536924"/>
-      <w:bookmarkStart w:id="20" w:name="_Toc223984723"/>
+      <w:bookmarkStart w:id="20" w:name="_Toc224136690"/>
       <w:r>
         <w:t>2.4 Fő funkciók</w:t>
       </w:r>
@@ -3017,7 +3089,7 @@
         </w:rPr>
       </w:pPr>
       <w:bookmarkStart w:id="21" w:name="_Toc223536925"/>
-      <w:bookmarkStart w:id="22" w:name="_Toc223984724"/>
+      <w:bookmarkStart w:id="22" w:name="_Toc224136691"/>
       <w:r>
         <w:rPr>
           <w:rFonts w:eastAsia="Arial"/>
@@ -3055,7 +3127,7 @@
         </w:rPr>
       </w:pPr>
       <w:bookmarkStart w:id="23" w:name="_Toc223536926"/>
-      <w:bookmarkStart w:id="24" w:name="_Toc223984725"/>
+      <w:bookmarkStart w:id="24" w:name="_Toc224136692"/>
       <w:r>
         <w:rPr>
           <w:rFonts w:eastAsia="Arial"/>
@@ -3987,7 +4059,7 @@
       <w:pPr>
         <w:pStyle w:val="Cmsor3"/>
       </w:pPr>
-      <w:bookmarkStart w:id="25" w:name="_Toc223984726"/>
+      <w:bookmarkStart w:id="25" w:name="_Toc224136693"/>
       <w:r>
         <w:t>2.5.2 Enrollments tábla (Beiratkozások)</w:t>
       </w:r>
@@ -4350,7 +4422,7 @@
       <w:pPr>
         <w:pStyle w:val="Cmsor3"/>
       </w:pPr>
-      <w:bookmarkStart w:id="26" w:name="_Toc223984727"/>
+      <w:bookmarkStart w:id="26" w:name="_Toc224136694"/>
       <w:r>
         <w:lastRenderedPageBreak/>
         <w:t>2.5.3 Subjects tábla (Tantárgyak)</w:t>
@@ -4902,7 +4974,7 @@
       <w:pPr>
         <w:pStyle w:val="Cmsor3"/>
       </w:pPr>
-      <w:bookmarkStart w:id="27" w:name="_Toc223984728"/>
+      <w:bookmarkStart w:id="27" w:name="_Toc224136695"/>
       <w:r>
         <w:t>2.5.4 ScheduleEntries tábla (Órarend)</w:t>
       </w:r>
@@ -5807,7 +5879,7 @@
       <w:pPr>
         <w:pStyle w:val="Cmsor3"/>
       </w:pPr>
-      <w:bookmarkStart w:id="28" w:name="_Toc223984729"/>
+      <w:bookmarkStart w:id="28" w:name="_Toc224136696"/>
       <w:r>
         <w:t xml:space="preserve">2.5.5 </w:t>
       </w:r>
@@ -6215,7 +6287,7 @@
         <w:jc w:val="both"/>
       </w:pPr>
       <w:bookmarkStart w:id="29" w:name="_Toc223536933"/>
-      <w:bookmarkStart w:id="30" w:name="_Toc223984730"/>
+      <w:bookmarkStart w:id="30" w:name="_Toc224136697"/>
       <w:r>
         <w:t>2</w:t>
       </w:r>
@@ -7536,6 +7608,7 @@
         </w:rPr>
       </w:pPr>
       <w:bookmarkStart w:id="31" w:name="_Toc223536934"/>
+      <w:bookmarkStart w:id="32" w:name="_Toc224136698"/>
       <w:r>
         <w:rPr>
           <w:rFonts w:eastAsia="Times New Roman"/>
@@ -7550,7 +7623,10 @@
         </w:rPr>
         <w:t xml:space="preserve"> Fő konfigurációs értékek</w:t>
       </w:r>
+      <w:bookmarkStart w:id="33" w:name="_GoBack"/>
       <w:bookmarkEnd w:id="31"/>
+      <w:bookmarkEnd w:id="32"/>
+      <w:bookmarkEnd w:id="33"/>
     </w:p>
     <w:p>
       <w:pPr>
@@ -7594,17 +7670,266 @@
         </w:rPr>
         <w:t xml:space="preserve"> fájlban találhatók.</w:t>
       </w:r>
-      <w:bookmarkStart w:id="32" w:name="_GoBack"/>
-      <w:bookmarkEnd w:id="32"/>
     </w:p>
     <w:p>
       <w:pPr>
-        <w:pStyle w:val="NormlWeb"/>
+        <w:numPr>
+          <w:ilvl w:val="0"/>
+          <w:numId w:val="25"/>
+        </w:numPr>
+        <w:spacing w:before="100" w:beforeAutospacing="1" w:after="100" w:afterAutospacing="1" w:line="240" w:lineRule="auto"/>
         <w:jc w:val="both"/>
         <w:rPr>
-          <w:rFonts w:asciiTheme="minorHAnsi" w:hAnsiTheme="minorHAnsi" w:cstheme="minorHAnsi"/>
-        </w:rPr>
-      </w:pPr>
+          <w:rFonts w:eastAsia="Times New Roman" w:cstheme="minorHAnsi"/>
+          <w:sz w:val="24"/>
+          <w:szCs w:val="24"/>
+          <w:lang w:eastAsia="hu-HU"/>
+        </w:rPr>
+      </w:pPr>
+      <w:proofErr w:type="spellStart"/>
+      <w:proofErr w:type="gramStart"/>
+      <w:r>
+        <w:rPr>
+          <w:rFonts w:eastAsia="Times New Roman" w:cstheme="minorHAnsi"/>
+          <w:sz w:val="24"/>
+          <w:szCs w:val="24"/>
+          <w:lang w:eastAsia="hu-HU"/>
+        </w:rPr>
+        <w:t>ConnectionStrings:DefaultConnection</w:t>
+      </w:r>
+      <w:proofErr w:type="spellEnd"/>
+      <w:proofErr w:type="gramEnd"/>
+      <w:r>
+        <w:rPr>
+          <w:rFonts w:eastAsia="Times New Roman" w:cstheme="minorHAnsi"/>
+          <w:sz w:val="24"/>
+          <w:szCs w:val="24"/>
+          <w:lang w:eastAsia="hu-HU"/>
+        </w:rPr>
+        <w:t xml:space="preserve"> – SQL Server kapcsolati </w:t>
+      </w:r>
+      <w:proofErr w:type="spellStart"/>
+      <w:r>
+        <w:rPr>
+          <w:rFonts w:eastAsia="Times New Roman" w:cstheme="minorHAnsi"/>
+          <w:sz w:val="24"/>
+          <w:szCs w:val="24"/>
+          <w:lang w:eastAsia="hu-HU"/>
+        </w:rPr>
+        <w:t>sztring</w:t>
+      </w:r>
+      <w:proofErr w:type="spellEnd"/>
+    </w:p>
+    <w:p>
+      <w:pPr>
+        <w:numPr>
+          <w:ilvl w:val="0"/>
+          <w:numId w:val="25"/>
+        </w:numPr>
+        <w:spacing w:before="100" w:beforeAutospacing="1" w:after="100" w:afterAutospacing="1" w:line="240" w:lineRule="auto"/>
+        <w:jc w:val="both"/>
+        <w:rPr>
+          <w:rFonts w:eastAsia="Times New Roman" w:cstheme="minorHAnsi"/>
+          <w:sz w:val="24"/>
+          <w:szCs w:val="24"/>
+          <w:lang w:eastAsia="hu-HU"/>
+        </w:rPr>
+      </w:pPr>
+      <w:proofErr w:type="spellStart"/>
+      <w:proofErr w:type="gramStart"/>
+      <w:r>
+        <w:rPr>
+          <w:rFonts w:eastAsia="Times New Roman" w:cstheme="minorHAnsi"/>
+          <w:sz w:val="24"/>
+          <w:szCs w:val="24"/>
+          <w:lang w:eastAsia="hu-HU"/>
+        </w:rPr>
+        <w:t>Jwt:Key</w:t>
+      </w:r>
+      <w:proofErr w:type="spellEnd"/>
+      <w:proofErr w:type="gramEnd"/>
+      <w:r>
+        <w:rPr>
+          <w:rFonts w:eastAsia="Times New Roman" w:cstheme="minorHAnsi"/>
+          <w:sz w:val="24"/>
+          <w:szCs w:val="24"/>
+          <w:lang w:eastAsia="hu-HU"/>
+        </w:rPr>
+        <w:t xml:space="preserve"> – JWT aláíráshoz használt titkos kulcs (minimum 32 karakter)</w:t>
+      </w:r>
+    </w:p>
+    <w:p>
+      <w:pPr>
+        <w:numPr>
+          <w:ilvl w:val="0"/>
+          <w:numId w:val="25"/>
+        </w:numPr>
+        <w:spacing w:before="100" w:beforeAutospacing="1" w:after="100" w:afterAutospacing="1" w:line="240" w:lineRule="auto"/>
+        <w:jc w:val="both"/>
+        <w:rPr>
+          <w:rFonts w:eastAsia="Times New Roman" w:cstheme="minorHAnsi"/>
+          <w:sz w:val="24"/>
+          <w:szCs w:val="24"/>
+          <w:lang w:eastAsia="hu-HU"/>
+        </w:rPr>
+      </w:pPr>
+      <w:proofErr w:type="spellStart"/>
+      <w:proofErr w:type="gramStart"/>
+      <w:r>
+        <w:rPr>
+          <w:rFonts w:eastAsia="Times New Roman" w:cstheme="minorHAnsi"/>
+          <w:sz w:val="24"/>
+          <w:szCs w:val="24"/>
+          <w:lang w:eastAsia="hu-HU"/>
+        </w:rPr>
+        <w:t>Jwt:Issuer</w:t>
+      </w:r>
+      <w:proofErr w:type="spellEnd"/>
+      <w:proofErr w:type="gramEnd"/>
+      <w:r>
+        <w:rPr>
+          <w:rFonts w:eastAsia="Times New Roman" w:cstheme="minorHAnsi"/>
+          <w:sz w:val="24"/>
+          <w:szCs w:val="24"/>
+          <w:lang w:eastAsia="hu-HU"/>
+        </w:rPr>
+        <w:t xml:space="preserve"> – A </w:t>
+      </w:r>
+      <w:proofErr w:type="spellStart"/>
+      <w:r>
+        <w:rPr>
+          <w:rFonts w:eastAsia="Times New Roman" w:cstheme="minorHAnsi"/>
+          <w:sz w:val="24"/>
+          <w:szCs w:val="24"/>
+          <w:lang w:eastAsia="hu-HU"/>
+        </w:rPr>
+        <w:t>token</w:t>
+      </w:r>
+      <w:proofErr w:type="spellEnd"/>
+      <w:r>
+        <w:rPr>
+          <w:rFonts w:eastAsia="Times New Roman" w:cstheme="minorHAnsi"/>
+          <w:sz w:val="24"/>
+          <w:szCs w:val="24"/>
+          <w:lang w:eastAsia="hu-HU"/>
+        </w:rPr>
+        <w:t xml:space="preserve"> kibocsátójának neve</w:t>
+      </w:r>
+    </w:p>
+    <w:p>
+      <w:pPr>
+        <w:numPr>
+          <w:ilvl w:val="0"/>
+          <w:numId w:val="25"/>
+        </w:numPr>
+        <w:spacing w:before="100" w:beforeAutospacing="1" w:after="100" w:afterAutospacing="1" w:line="240" w:lineRule="auto"/>
+        <w:jc w:val="both"/>
+        <w:rPr>
+          <w:rFonts w:eastAsia="Times New Roman" w:cstheme="minorHAnsi"/>
+          <w:sz w:val="24"/>
+          <w:szCs w:val="24"/>
+          <w:lang w:eastAsia="hu-HU"/>
+        </w:rPr>
+      </w:pPr>
+      <w:proofErr w:type="spellStart"/>
+      <w:proofErr w:type="gramStart"/>
+      <w:r>
+        <w:rPr>
+          <w:rFonts w:eastAsia="Times New Roman" w:cstheme="minorHAnsi"/>
+          <w:sz w:val="24"/>
+          <w:szCs w:val="24"/>
+          <w:lang w:eastAsia="hu-HU"/>
+        </w:rPr>
+        <w:lastRenderedPageBreak/>
+        <w:t>Jwt:ExpiryInMinutes</w:t>
+      </w:r>
+      <w:proofErr w:type="spellEnd"/>
+      <w:proofErr w:type="gramEnd"/>
+      <w:r>
+        <w:rPr>
+          <w:rFonts w:eastAsia="Times New Roman" w:cstheme="minorHAnsi"/>
+          <w:sz w:val="24"/>
+          <w:szCs w:val="24"/>
+          <w:lang w:eastAsia="hu-HU"/>
+        </w:rPr>
+        <w:t xml:space="preserve"> – </w:t>
+      </w:r>
+      <w:proofErr w:type="spellStart"/>
+      <w:r>
+        <w:rPr>
+          <w:rFonts w:eastAsia="Times New Roman" w:cstheme="minorHAnsi"/>
+          <w:sz w:val="24"/>
+          <w:szCs w:val="24"/>
+          <w:lang w:eastAsia="hu-HU"/>
+        </w:rPr>
+        <w:t>Token</w:t>
+      </w:r>
+      <w:proofErr w:type="spellEnd"/>
+      <w:r>
+        <w:rPr>
+          <w:rFonts w:eastAsia="Times New Roman" w:cstheme="minorHAnsi"/>
+          <w:sz w:val="24"/>
+          <w:szCs w:val="24"/>
+          <w:lang w:eastAsia="hu-HU"/>
+        </w:rPr>
+        <w:t xml:space="preserve"> lejárati ideje percben</w:t>
+      </w:r>
+    </w:p>
+    <w:p>
+      <w:pPr>
+        <w:numPr>
+          <w:ilvl w:val="0"/>
+          <w:numId w:val="25"/>
+        </w:numPr>
+        <w:spacing w:before="100" w:beforeAutospacing="1" w:after="100" w:afterAutospacing="1" w:line="240" w:lineRule="auto"/>
+        <w:jc w:val="both"/>
+        <w:rPr>
+          <w:rFonts w:eastAsia="Times New Roman" w:cstheme="minorHAnsi"/>
+          <w:sz w:val="24"/>
+          <w:szCs w:val="24"/>
+          <w:lang w:eastAsia="hu-HU"/>
+        </w:rPr>
+      </w:pPr>
+      <w:proofErr w:type="spellStart"/>
+      <w:r>
+        <w:rPr>
+          <w:rFonts w:eastAsia="Times New Roman" w:cstheme="minorHAnsi"/>
+          <w:sz w:val="24"/>
+          <w:szCs w:val="24"/>
+          <w:lang w:eastAsia="hu-HU"/>
+        </w:rPr>
+        <w:t>AllowedHosts</w:t>
+      </w:r>
+      <w:proofErr w:type="spellEnd"/>
+      <w:r>
+        <w:rPr>
+          <w:rFonts w:eastAsia="Times New Roman" w:cstheme="minorHAnsi"/>
+          <w:sz w:val="24"/>
+          <w:szCs w:val="24"/>
+          <w:lang w:eastAsia="hu-HU"/>
+        </w:rPr>
+        <w:t xml:space="preserve"> – Engedélyezett </w:t>
+      </w:r>
+      <w:proofErr w:type="spellStart"/>
+      <w:r>
+        <w:rPr>
+          <w:rFonts w:eastAsia="Times New Roman" w:cstheme="minorHAnsi"/>
+          <w:sz w:val="24"/>
+          <w:szCs w:val="24"/>
+          <w:lang w:eastAsia="hu-HU"/>
+        </w:rPr>
+        <w:t>host</w:t>
+      </w:r>
+      <w:proofErr w:type="spellEnd"/>
+      <w:r>
+        <w:rPr>
+          <w:rFonts w:eastAsia="Times New Roman" w:cstheme="minorHAnsi"/>
+          <w:sz w:val="24"/>
+          <w:szCs w:val="24"/>
+          <w:lang w:eastAsia="hu-HU"/>
+        </w:rPr>
+        <w:t xml:space="preserve"> nevek</w:t>
+      </w:r>
     </w:p>
     <w:sectPr>
       <w:headerReference w:type="default" r:id="rId8"/>
@@ -8031,6 +8356,155 @@
     </w:lvl>
   </w:abstractNum>
   <w:abstractNum w:abstractNumId="2" w15:restartNumberingAfterBreak="0">
+    <w:nsid w:val="234829CD"/>
+    <w:multiLevelType w:val="multilevel"/>
+    <w:tmpl w:val="94202478"/>
+    <w:lvl w:ilvl="0">
+      <w:start w:val="1"/>
+      <w:numFmt w:val="bullet"/>
+      <w:lvlText w:val=""/>
+      <w:lvlJc w:val="left"/>
+      <w:pPr>
+        <w:tabs>
+          <w:tab w:val="num" w:pos="720"/>
+        </w:tabs>
+        <w:ind w:left="720" w:hanging="360"/>
+      </w:pPr>
+      <w:rPr>
+        <w:rFonts w:ascii="Symbol" w:hAnsi="Symbol" w:hint="default"/>
+        <w:sz w:val="20"/>
+      </w:rPr>
+    </w:lvl>
+    <w:lvl w:ilvl="1" w:tentative="1">
+      <w:start w:val="1"/>
+      <w:numFmt w:val="bullet"/>
+      <w:lvlText w:val="o"/>
+      <w:lvlJc w:val="left"/>
+      <w:pPr>
+        <w:tabs>
+          <w:tab w:val="num" w:pos="1440"/>
+        </w:tabs>
+        <w:ind w:left="1440" w:hanging="360"/>
+      </w:pPr>
+      <w:rPr>
+        <w:rFonts w:ascii="Courier New" w:hAnsi="Courier New" w:hint="default"/>
+        <w:sz w:val="20"/>
+      </w:rPr>
+    </w:lvl>
+    <w:lvl w:ilvl="2" w:tentative="1">
+      <w:start w:val="1"/>
+      <w:numFmt w:val="bullet"/>
+      <w:lvlText w:val=""/>
+      <w:lvlJc w:val="left"/>
+      <w:pPr>
+        <w:tabs>
+          <w:tab w:val="num" w:pos="2160"/>
+        </w:tabs>
+        <w:ind w:left="2160" w:hanging="360"/>
+      </w:pPr>
+      <w:rPr>
+        <w:rFonts w:ascii="Wingdings" w:hAnsi="Wingdings" w:hint="default"/>
+        <w:sz w:val="20"/>
+      </w:rPr>
+    </w:lvl>
+    <w:lvl w:ilvl="3" w:tentative="1">
+      <w:start w:val="1"/>
+      <w:numFmt w:val="bullet"/>
+      <w:lvlText w:val=""/>
+      <w:lvlJc w:val="left"/>
+      <w:pPr>
+        <w:tabs>
+          <w:tab w:val="num" w:pos="2880"/>
+        </w:tabs>
+        <w:ind w:left="2880" w:hanging="360"/>
+      </w:pPr>
+      <w:rPr>
+        <w:rFonts w:ascii="Wingdings" w:hAnsi="Wingdings" w:hint="default"/>
+        <w:sz w:val="20"/>
+      </w:rPr>
+    </w:lvl>
+    <w:lvl w:ilvl="4" w:tentative="1">
+      <w:start w:val="1"/>
+      <w:numFmt w:val="bullet"/>
+      <w:lvlText w:val=""/>
+      <w:lvlJc w:val="left"/>
+      <w:pPr>
+        <w:tabs>
+          <w:tab w:val="num" w:pos="3600"/>
+        </w:tabs>
+        <w:ind w:left="3600" w:hanging="360"/>
+      </w:pPr>
+      <w:rPr>
+        <w:rFonts w:ascii="Wingdings" w:hAnsi="Wingdings" w:hint="default"/>
+        <w:sz w:val="20"/>
+      </w:rPr>
+    </w:lvl>
+    <w:lvl w:ilvl="5" w:tentative="1">
+      <w:start w:val="1"/>
+      <w:numFmt w:val="bullet"/>
+      <w:lvlText w:val=""/>
+      <w:lvlJc w:val="left"/>
+      <w:pPr>
+        <w:tabs>
+          <w:tab w:val="num" w:pos="4320"/>
+        </w:tabs>
+        <w:ind w:left="4320" w:hanging="360"/>
+      </w:pPr>
+      <w:rPr>
+        <w:rFonts w:ascii="Wingdings" w:hAnsi="Wingdings" w:hint="default"/>
+        <w:sz w:val="20"/>
+      </w:rPr>
+    </w:lvl>
+    <w:lvl w:ilvl="6" w:tentative="1">
+      <w:start w:val="1"/>
+      <w:numFmt w:val="bullet"/>
+      <w:lvlText w:val=""/>
+      <w:lvlJc w:val="left"/>
+      <w:pPr>
+        <w:tabs>
+          <w:tab w:val="num" w:pos="5040"/>
+        </w:tabs>
+        <w:ind w:left="5040" w:hanging="360"/>
+      </w:pPr>
+      <w:rPr>
+        <w:rFonts w:ascii="Wingdings" w:hAnsi="Wingdings" w:hint="default"/>
+        <w:sz w:val="20"/>
+      </w:rPr>
+    </w:lvl>
+    <w:lvl w:ilvl="7" w:tentative="1">
+      <w:start w:val="1"/>
+      <w:numFmt w:val="bullet"/>
+      <w:lvlText w:val=""/>
+      <w:lvlJc w:val="left"/>
+      <w:pPr>
+        <w:tabs>
+          <w:tab w:val="num" w:pos="5760"/>
+        </w:tabs>
+        <w:ind w:left="5760" w:hanging="360"/>
+      </w:pPr>
+      <w:rPr>
+        <w:rFonts w:ascii="Wingdings" w:hAnsi="Wingdings" w:hint="default"/>
+        <w:sz w:val="20"/>
+      </w:rPr>
+    </w:lvl>
+    <w:lvl w:ilvl="8" w:tentative="1">
+      <w:start w:val="1"/>
+      <w:numFmt w:val="bullet"/>
+      <w:lvlText w:val=""/>
+      <w:lvlJc w:val="left"/>
+      <w:pPr>
+        <w:tabs>
+          <w:tab w:val="num" w:pos="6480"/>
+        </w:tabs>
+        <w:ind w:left="6480" w:hanging="360"/>
+      </w:pPr>
+      <w:rPr>
+        <w:rFonts w:ascii="Wingdings" w:hAnsi="Wingdings" w:hint="default"/>
+        <w:sz w:val="20"/>
+      </w:rPr>
+    </w:lvl>
+  </w:abstractNum>
+  <w:abstractNum w:abstractNumId="3" w15:restartNumberingAfterBreak="0">
     <w:nsid w:val="24AD2811"/>
     <w:multiLevelType w:val="multilevel"/>
     <w:tmpl w:val="99B8CB94"/>
@@ -8179,7 +8653,7 @@
       </w:rPr>
     </w:lvl>
   </w:abstractNum>
-  <w:abstractNum w:abstractNumId="3" w15:restartNumberingAfterBreak="0">
+  <w:abstractNum w:abstractNumId="4" w15:restartNumberingAfterBreak="0">
     <w:nsid w:val="276D2882"/>
     <w:multiLevelType w:val="hybridMultilevel"/>
     <w:tmpl w:val="5936DB9A"/>
@@ -8292,7 +8766,7 @@
       </w:rPr>
     </w:lvl>
   </w:abstractNum>
-  <w:abstractNum w:abstractNumId="4" w15:restartNumberingAfterBreak="0">
+  <w:abstractNum w:abstractNumId="5" w15:restartNumberingAfterBreak="0">
     <w:nsid w:val="2FBE3652"/>
     <w:multiLevelType w:val="hybridMultilevel"/>
     <w:tmpl w:val="6CAC7AA8"/>
@@ -8405,7 +8879,7 @@
       </w:rPr>
     </w:lvl>
   </w:abstractNum>
-  <w:abstractNum w:abstractNumId="5" w15:restartNumberingAfterBreak="0">
+  <w:abstractNum w:abstractNumId="6" w15:restartNumberingAfterBreak="0">
     <w:nsid w:val="339E7D8A"/>
     <w:multiLevelType w:val="multilevel"/>
     <w:tmpl w:val="0C7C55C0"/>
@@ -8549,7 +9023,7 @@
       </w:rPr>
     </w:lvl>
   </w:abstractNum>
-  <w:abstractNum w:abstractNumId="6" w15:restartNumberingAfterBreak="0">
+  <w:abstractNum w:abstractNumId="7" w15:restartNumberingAfterBreak="0">
     <w:nsid w:val="33E46D80"/>
     <w:multiLevelType w:val="multilevel"/>
     <w:tmpl w:val="237CCB3C"/>
@@ -8698,7 +9172,7 @@
       </w:rPr>
     </w:lvl>
   </w:abstractNum>
-  <w:abstractNum w:abstractNumId="7" w15:restartNumberingAfterBreak="0">
+  <w:abstractNum w:abstractNumId="8" w15:restartNumberingAfterBreak="0">
     <w:nsid w:val="3D7E3E61"/>
     <w:multiLevelType w:val="multilevel"/>
     <w:tmpl w:val="80687D62"/>
@@ -8847,7 +9321,7 @@
       </w:rPr>
     </w:lvl>
   </w:abstractNum>
-  <w:abstractNum w:abstractNumId="8" w15:restartNumberingAfterBreak="0">
+  <w:abstractNum w:abstractNumId="9" w15:restartNumberingAfterBreak="0">
     <w:nsid w:val="41D84FB3"/>
     <w:multiLevelType w:val="multilevel"/>
     <w:tmpl w:val="B8E0DE96"/>
@@ -8996,7 +9470,7 @@
       </w:rPr>
     </w:lvl>
   </w:abstractNum>
-  <w:abstractNum w:abstractNumId="9" w15:restartNumberingAfterBreak="0">
+  <w:abstractNum w:abstractNumId="10" w15:restartNumberingAfterBreak="0">
     <w:nsid w:val="45697FE6"/>
     <w:multiLevelType w:val="multilevel"/>
     <w:tmpl w:val="C8087F1A"/>
@@ -9145,7 +9619,7 @@
       </w:rPr>
     </w:lvl>
   </w:abstractNum>
-  <w:abstractNum w:abstractNumId="10" w15:restartNumberingAfterBreak="0">
+  <w:abstractNum w:abstractNumId="11" w15:restartNumberingAfterBreak="0">
     <w:nsid w:val="45DC415F"/>
     <w:multiLevelType w:val="multilevel"/>
     <w:tmpl w:val="6D80672A"/>
@@ -9294,7 +9768,7 @@
       </w:rPr>
     </w:lvl>
   </w:abstractNum>
-  <w:abstractNum w:abstractNumId="11" w15:restartNumberingAfterBreak="0">
+  <w:abstractNum w:abstractNumId="12" w15:restartNumberingAfterBreak="0">
     <w:nsid w:val="492B3058"/>
     <w:multiLevelType w:val="hybridMultilevel"/>
     <w:tmpl w:val="BC78F1C6"/>
@@ -9407,7 +9881,7 @@
       </w:rPr>
     </w:lvl>
   </w:abstractNum>
-  <w:abstractNum w:abstractNumId="12" w15:restartNumberingAfterBreak="0">
+  <w:abstractNum w:abstractNumId="13" w15:restartNumberingAfterBreak="0">
     <w:nsid w:val="4AD1090B"/>
     <w:multiLevelType w:val="multilevel"/>
     <w:tmpl w:val="3C5C03A8"/>
@@ -9520,7 +9994,7 @@
       </w:pPr>
     </w:lvl>
   </w:abstractNum>
-  <w:abstractNum w:abstractNumId="13" w15:restartNumberingAfterBreak="0">
+  <w:abstractNum w:abstractNumId="14" w15:restartNumberingAfterBreak="0">
     <w:nsid w:val="4C7206C0"/>
     <w:multiLevelType w:val="multilevel"/>
     <w:tmpl w:val="56E85BDC"/>
@@ -9669,7 +10143,7 @@
       </w:rPr>
     </w:lvl>
   </w:abstractNum>
-  <w:abstractNum w:abstractNumId="14" w15:restartNumberingAfterBreak="0">
+  <w:abstractNum w:abstractNumId="15" w15:restartNumberingAfterBreak="0">
     <w:nsid w:val="568036E5"/>
     <w:multiLevelType w:val="hybridMultilevel"/>
     <w:tmpl w:val="441EBD9E"/>
@@ -9782,7 +10256,7 @@
       </w:rPr>
     </w:lvl>
   </w:abstractNum>
-  <w:abstractNum w:abstractNumId="15" w15:restartNumberingAfterBreak="0">
+  <w:abstractNum w:abstractNumId="16" w15:restartNumberingAfterBreak="0">
     <w:nsid w:val="574E1AC7"/>
     <w:multiLevelType w:val="multilevel"/>
     <w:tmpl w:val="1B0CE38E"/>
@@ -9931,7 +10405,7 @@
       </w:rPr>
     </w:lvl>
   </w:abstractNum>
-  <w:abstractNum w:abstractNumId="16" w15:restartNumberingAfterBreak="0">
+  <w:abstractNum w:abstractNumId="17" w15:restartNumberingAfterBreak="0">
     <w:nsid w:val="58805E15"/>
     <w:multiLevelType w:val="multilevel"/>
     <w:tmpl w:val="4B9AB750"/>
@@ -10080,7 +10554,7 @@
       </w:rPr>
     </w:lvl>
   </w:abstractNum>
-  <w:abstractNum w:abstractNumId="17" w15:restartNumberingAfterBreak="0">
+  <w:abstractNum w:abstractNumId="18" w15:restartNumberingAfterBreak="0">
     <w:nsid w:val="5CAA1D03"/>
     <w:multiLevelType w:val="hybridMultilevel"/>
     <w:tmpl w:val="6F2EA4CA"/>
@@ -10193,7 +10667,7 @@
       </w:rPr>
     </w:lvl>
   </w:abstractNum>
-  <w:abstractNum w:abstractNumId="18" w15:restartNumberingAfterBreak="0">
+  <w:abstractNum w:abstractNumId="19" w15:restartNumberingAfterBreak="0">
     <w:nsid w:val="5E303001"/>
     <w:multiLevelType w:val="multilevel"/>
     <w:tmpl w:val="CBBEF68E"/>
@@ -10342,7 +10816,7 @@
       </w:rPr>
     </w:lvl>
   </w:abstractNum>
-  <w:abstractNum w:abstractNumId="19" w15:restartNumberingAfterBreak="0">
+  <w:abstractNum w:abstractNumId="20" w15:restartNumberingAfterBreak="0">
     <w:nsid w:val="639B7CF0"/>
     <w:multiLevelType w:val="multilevel"/>
     <w:tmpl w:val="D15AF8DC"/>
@@ -10491,7 +10965,7 @@
       </w:rPr>
     </w:lvl>
   </w:abstractNum>
-  <w:abstractNum w:abstractNumId="20" w15:restartNumberingAfterBreak="0">
+  <w:abstractNum w:abstractNumId="21" w15:restartNumberingAfterBreak="0">
     <w:nsid w:val="68387B9B"/>
     <w:multiLevelType w:val="hybridMultilevel"/>
     <w:tmpl w:val="888CD8EC"/>
@@ -10604,7 +11078,7 @@
       </w:rPr>
     </w:lvl>
   </w:abstractNum>
-  <w:abstractNum w:abstractNumId="21" w15:restartNumberingAfterBreak="0">
+  <w:abstractNum w:abstractNumId="22" w15:restartNumberingAfterBreak="0">
     <w:nsid w:val="68694670"/>
     <w:multiLevelType w:val="multilevel"/>
     <w:tmpl w:val="F2261E2C"/>
@@ -10753,7 +11227,7 @@
       </w:rPr>
     </w:lvl>
   </w:abstractNum>
-  <w:abstractNum w:abstractNumId="22" w15:restartNumberingAfterBreak="0">
+  <w:abstractNum w:abstractNumId="23" w15:restartNumberingAfterBreak="0">
     <w:nsid w:val="740E15C0"/>
     <w:multiLevelType w:val="hybridMultilevel"/>
     <w:tmpl w:val="C39AA4DE"/>
@@ -10866,7 +11340,7 @@
       </w:rPr>
     </w:lvl>
   </w:abstractNum>
-  <w:abstractNum w:abstractNumId="23" w15:restartNumberingAfterBreak="0">
+  <w:abstractNum w:abstractNumId="24" w15:restartNumberingAfterBreak="0">
     <w:nsid w:val="76410018"/>
     <w:multiLevelType w:val="hybridMultilevel"/>
     <w:tmpl w:val="B310E846"/>
@@ -10980,76 +11454,79 @@
     </w:lvl>
   </w:abstractNum>
   <w:num w:numId="1">
+    <w:abstractNumId w:val="11"/>
+  </w:num>
+  <w:num w:numId="2">
+    <w:abstractNumId w:val="12"/>
+  </w:num>
+  <w:num w:numId="3">
+    <w:abstractNumId w:val="15"/>
+  </w:num>
+  <w:num w:numId="4">
+    <w:abstractNumId w:val="21"/>
+  </w:num>
+  <w:num w:numId="5">
+    <w:abstractNumId w:val="4"/>
+  </w:num>
+  <w:num w:numId="6">
+    <w:abstractNumId w:val="8"/>
+  </w:num>
+  <w:num w:numId="7">
+    <w:abstractNumId w:val="6"/>
+  </w:num>
+  <w:num w:numId="8">
+    <w:abstractNumId w:val="7"/>
+  </w:num>
+  <w:num w:numId="9">
+    <w:abstractNumId w:val="3"/>
+  </w:num>
+  <w:num w:numId="10">
+    <w:abstractNumId w:val="13"/>
+  </w:num>
+  <w:num w:numId="11">
+    <w:abstractNumId w:val="14"/>
+  </w:num>
+  <w:num w:numId="12">
     <w:abstractNumId w:val="10"/>
   </w:num>
-  <w:num w:numId="2">
-    <w:abstractNumId w:val="11"/>
+  <w:num w:numId="13">
+    <w:abstractNumId w:val="16"/>
   </w:num>
-  <w:num w:numId="3">
-    <w:abstractNumId w:val="14"/>
+  <w:num w:numId="14">
+    <w:abstractNumId w:val="9"/>
   </w:num>
-  <w:num w:numId="4">
+  <w:num w:numId="15">
+    <w:abstractNumId w:val="22"/>
+  </w:num>
+  <w:num w:numId="16">
     <w:abstractNumId w:val="20"/>
   </w:num>
-  <w:num w:numId="5">
-    <w:abstractNumId w:val="3"/>
-  </w:num>
-  <w:num w:numId="6">
-    <w:abstractNumId w:val="7"/>
-  </w:num>
-  <w:num w:numId="7">
-    <w:abstractNumId w:val="5"/>
-  </w:num>
-  <w:num w:numId="8">
-    <w:abstractNumId w:val="6"/>
-  </w:num>
-  <w:num w:numId="9">
-    <w:abstractNumId w:val="2"/>
-  </w:num>
-  <w:num w:numId="10">
-    <w:abstractNumId w:val="12"/>
-  </w:num>
-  <w:num w:numId="11">
-    <w:abstractNumId w:val="13"/>
-  </w:num>
-  <w:num w:numId="12">
-    <w:abstractNumId w:val="9"/>
-  </w:num>
-  <w:num w:numId="13">
-    <w:abstractNumId w:val="15"/>
-  </w:num>
-  <w:num w:numId="14">
-    <w:abstractNumId w:val="8"/>
-  </w:num>
-  <w:num w:numId="15">
-    <w:abstractNumId w:val="21"/>
-  </w:num>
-  <w:num w:numId="16">
+  <w:num w:numId="17">
     <w:abstractNumId w:val="19"/>
-  </w:num>
-  <w:num w:numId="17">
-    <w:abstractNumId w:val="18"/>
   </w:num>
   <w:num w:numId="18">
     <w:abstractNumId w:val="1"/>
   </w:num>
   <w:num w:numId="19">
-    <w:abstractNumId w:val="16"/>
+    <w:abstractNumId w:val="17"/>
   </w:num>
   <w:num w:numId="20">
     <w:abstractNumId w:val="0"/>
   </w:num>
   <w:num w:numId="21">
-    <w:abstractNumId w:val="22"/>
+    <w:abstractNumId w:val="23"/>
   </w:num>
   <w:num w:numId="22">
-    <w:abstractNumId w:val="4"/>
+    <w:abstractNumId w:val="5"/>
   </w:num>
   <w:num w:numId="23">
-    <w:abstractNumId w:val="17"/>
+    <w:abstractNumId w:val="18"/>
   </w:num>
   <w:num w:numId="24">
-    <w:abstractNumId w:val="23"/>
+    <w:abstractNumId w:val="24"/>
+  </w:num>
+  <w:num w:numId="25">
+    <w:abstractNumId w:val="2"/>
   </w:num>
 </w:numbering>
 </file>
@@ -11985,6 +12462,7 @@
     <w:rsid w:val="00B66DEA"/>
     <w:rsid w:val="00BB1830"/>
     <w:rsid w:val="00C001EB"/>
+    <w:rsid w:val="00C75435"/>
     <w:rsid w:val="00CC2121"/>
     <w:rsid w:val="00D229FD"/>
     <w:rsid w:val="00D609F3"/>
@@ -12751,7 +13229,7 @@
 </file>
 
 <file path=customXml/itemProps1.xml><?xml version="1.0" encoding="utf-8"?>
-<ds:datastoreItem xmlns:ds="http://schemas.openxmlformats.org/officeDocument/2006/customXml" ds:itemID="{44EBBA12-EF48-4E76-A4B7-EAAFCDEA2881}">
+<ds:datastoreItem xmlns:ds="http://schemas.openxmlformats.org/officeDocument/2006/customXml" ds:itemID="{A739A0CA-5232-4062-A76F-7239CFBA3A62}">
   <ds:schemaRefs>
     <ds:schemaRef ds:uri="http://schemas.openxmlformats.org/officeDocument/2006/bibliography"/>
   </ds:schemaRefs>

--- a/FeladatRadar_Reszletes_Funkcio_Leiras.docx
+++ b/FeladatRadar_Reszletes_Funkcio_Leiras.docx
@@ -1,6 +1,6 @@
 
 <file path=word/document.xml><?xml version="1.0" encoding="utf-8"?>
-<w:document xmlns:wpc="http://schemas.microsoft.com/office/word/2010/wordprocessingCanvas" xmlns:cx="http://schemas.microsoft.com/office/drawing/2014/chartex" xmlns:cx1="http://schemas.microsoft.com/office/drawing/2015/9/8/chartex" xmlns:cx2="http://schemas.microsoft.com/office/drawing/2015/10/21/chartex" xmlns:cx3="http://schemas.microsoft.com/office/drawing/2016/5/9/chartex" xmlns:cx4="http://schemas.microsoft.com/office/drawing/2016/5/10/chartex" xmlns:cx5="http://schemas.microsoft.com/office/drawing/2016/5/11/chartex" xmlns:cx6="http://schemas.microsoft.com/office/drawing/2016/5/12/chartex" xmlns:cx7="http://schemas.microsoft.com/office/drawing/2016/5/13/chartex" xmlns:cx8="http://schemas.microsoft.com/office/drawing/2016/5/14/chartex" xmlns:mc="http://schemas.openxmlformats.org/markup-compatibility/2006" xmlns:aink="http://schemas.microsoft.com/office/drawing/2016/ink" xmlns:am3d="http://schemas.microsoft.com/office/drawing/2017/model3d" xmlns:o="urn:schemas-microsoft-com:office:office" xmlns:r="http://schemas.openxmlformats.org/officeDocument/2006/relationships" xmlns:m="http://schemas.openxmlformats.org/officeDocument/2006/math" xmlns:v="urn:schemas-microsoft-com:vml" xmlns:wp14="http://schemas.microsoft.com/office/word/2010/wordprocessingDrawing" xmlns:wp="http://schemas.openxmlformats.org/drawingml/2006/wordprocessingDrawing" xmlns:w10="urn:schemas-microsoft-com:office:word" xmlns:w="http://schemas.openxmlformats.org/wordprocessingml/2006/main" xmlns:w14="http://schemas.microsoft.com/office/word/2010/wordml" xmlns:w15="http://schemas.microsoft.com/office/word/2012/wordml" xmlns:w16cid="http://schemas.microsoft.com/office/word/2016/wordml/cid" xmlns:w16se="http://schemas.microsoft.com/office/word/2015/wordml/symex" xmlns:wpg="http://schemas.microsoft.com/office/word/2010/wordprocessingGroup" xmlns:wpi="http://schemas.microsoft.com/office/word/2010/wordprocessingInk" xmlns:wne="http://schemas.microsoft.com/office/word/2006/wordml" xmlns:wps="http://schemas.microsoft.com/office/word/2010/wordprocessingShape" mc:Ignorable="w14 w15 w16se w16cid wp14">
+<w:document xmlns:wpc="http://schemas.microsoft.com/office/word/2010/wordprocessingCanvas" xmlns:cx="http://schemas.microsoft.com/office/drawing/2014/chartex" xmlns:cx1="http://schemas.microsoft.com/office/drawing/2015/9/8/chartex" xmlns:cx2="http://schemas.microsoft.com/office/drawing/2015/10/21/chartex" xmlns:cx3="http://schemas.microsoft.com/office/drawing/2016/5/9/chartex" xmlns:cx4="http://schemas.microsoft.com/office/drawing/2016/5/10/chartex" xmlns:cx5="http://schemas.microsoft.com/office/drawing/2016/5/11/chartex" xmlns:cx6="http://schemas.microsoft.com/office/drawing/2016/5/12/chartex" xmlns:cx7="http://schemas.microsoft.com/office/drawing/2016/5/13/chartex" xmlns:cx8="http://schemas.microsoft.com/office/drawing/2016/5/14/chartex" xmlns:mc="http://schemas.openxmlformats.org/markup-compatibility/2006" xmlns:aink="http://schemas.microsoft.com/office/drawing/2016/ink" xmlns:am3d="http://schemas.microsoft.com/office/drawing/2017/model3d" xmlns:o="urn:schemas-microsoft-com:office:office" xmlns:oel="http://schemas.microsoft.com/office/2019/extlst" xmlns:r="http://schemas.openxmlformats.org/officeDocument/2006/relationships" xmlns:m="http://schemas.openxmlformats.org/officeDocument/2006/math" xmlns:v="urn:schemas-microsoft-com:vml" xmlns:wp14="http://schemas.microsoft.com/office/word/2010/wordprocessingDrawing" xmlns:wp="http://schemas.openxmlformats.org/drawingml/2006/wordprocessingDrawing" xmlns:w10="urn:schemas-microsoft-com:office:word" xmlns:w="http://schemas.openxmlformats.org/wordprocessingml/2006/main" xmlns:w14="http://schemas.microsoft.com/office/word/2010/wordml" xmlns:w15="http://schemas.microsoft.com/office/word/2012/wordml" xmlns:w16cex="http://schemas.microsoft.com/office/word/2018/wordml/cex" xmlns:w16cid="http://schemas.microsoft.com/office/word/2016/wordml/cid" xmlns:w16="http://schemas.microsoft.com/office/word/2018/wordml" xmlns:w16du="http://schemas.microsoft.com/office/word/2023/wordml/word16du" xmlns:w16sdtdh="http://schemas.microsoft.com/office/word/2020/wordml/sdtdatahash" xmlns:w16sdtfl="http://schemas.microsoft.com/office/word/2024/wordml/sdtformatlock" xmlns:w16se="http://schemas.microsoft.com/office/word/2015/wordml/symex" xmlns:wpg="http://schemas.microsoft.com/office/word/2010/wordprocessingGroup" xmlns:wpi="http://schemas.microsoft.com/office/word/2010/wordprocessingInk" xmlns:wne="http://schemas.microsoft.com/office/word/2006/wordml" xmlns:wps="http://schemas.microsoft.com/office/word/2010/wordprocessingShape" mc:Ignorable="w14 w15 w16se w16cid w16 w16cex w16sdtdh w16sdtfl w16du wp14">
   <w:body>
     <w:p/>
     <w:p/>
@@ -54,21 +54,7 @@
         <w:rPr>
           <w:color w:val="333333"/>
         </w:rPr>
-        <w:t>Le Tuan Anh (</w:t>
-      </w:r>
-      <w:proofErr w:type="gramStart"/>
-      <w:r>
-        <w:rPr>
-          <w:color w:val="333333"/>
-        </w:rPr>
-        <w:t>Róbert)  •</w:t>
-      </w:r>
-      <w:proofErr w:type="gramEnd"/>
-      <w:r>
-        <w:rPr>
-          <w:color w:val="333333"/>
-        </w:rPr>
-        <w:t xml:space="preserve">  </w:t>
+        <w:t xml:space="preserve">Le Tuan Anh (Róbert)  •  </w:t>
       </w:r>
       <w:r>
         <w:rPr>
@@ -126,7 +112,7 @@
       <w:sdtContent>
         <w:p>
           <w:pPr>
-            <w:pStyle w:val="Tartalomjegyzkcmsora"/>
+            <w:pStyle w:val="TOCHeading"/>
           </w:pPr>
           <w:r>
             <w:t>Tartalomjegyzék</w:t>
@@ -134,15 +120,16 @@
         </w:p>
         <w:p>
           <w:pPr>
-            <w:pStyle w:val="TJ1"/>
+            <w:pStyle w:val="TOC1"/>
             <w:tabs>
               <w:tab w:val="right" w:leader="dot" w:pos="9060"/>
             </w:tabs>
             <w:rPr>
               <w:rFonts w:asciiTheme="minorHAnsi" w:eastAsiaTheme="minorEastAsia" w:hAnsiTheme="minorHAnsi" w:cstheme="minorBidi"/>
               <w:noProof/>
-              <w:sz w:val="22"/>
-              <w:szCs w:val="22"/>
+              <w:kern w:val="2"/>
+              <w:lang w:val="en-US" w:eastAsia="en-US"/>
+              <w14:ligatures w14:val="standardContextual"/>
             </w:rPr>
           </w:pPr>
           <w:r>
@@ -154,10 +141,10 @@
           <w:r>
             <w:fldChar w:fldCharType="separate"/>
           </w:r>
-          <w:hyperlink w:anchor="_Toc224568933" w:history="1">
-            <w:r>
-              <w:rPr>
-                <w:rStyle w:val="Hiperhivatkozs"/>
+          <w:hyperlink w:anchor="_Toc224682807" w:history="1">
+            <w:r>
+              <w:rPr>
+                <w:rStyle w:val="Hyperlink"/>
                 <w:noProof/>
               </w:rPr>
               <w:t>1. Bevezetés, a téma ismertetése</w:t>
@@ -181,7 +168,7 @@
                 <w:noProof/>
                 <w:webHidden/>
               </w:rPr>
-              <w:instrText xml:space="preserve"> PAGEREF _Toc224568933 \h </w:instrText>
+              <w:instrText xml:space="preserve"> PAGEREF _Toc224682807 \h </w:instrText>
             </w:r>
             <w:r>
               <w:rPr>
@@ -201,7 +188,7 @@
                 <w:noProof/>
                 <w:webHidden/>
               </w:rPr>
-              <w:t>2</w:t>
+              <w:t>3</w:t>
             </w:r>
             <w:r>
               <w:rPr>
@@ -214,21 +201,22 @@
         </w:p>
         <w:p>
           <w:pPr>
-            <w:pStyle w:val="TJ2"/>
+            <w:pStyle w:val="TOC2"/>
             <w:tabs>
               <w:tab w:val="right" w:leader="dot" w:pos="9060"/>
             </w:tabs>
             <w:rPr>
               <w:rFonts w:asciiTheme="minorHAnsi" w:eastAsiaTheme="minorEastAsia" w:hAnsiTheme="minorHAnsi" w:cstheme="minorBidi"/>
               <w:noProof/>
-              <w:sz w:val="22"/>
-              <w:szCs w:val="22"/>
+              <w:kern w:val="2"/>
+              <w:lang w:val="en-US" w:eastAsia="en-US"/>
+              <w14:ligatures w14:val="standardContextual"/>
             </w:rPr>
           </w:pPr>
-          <w:hyperlink w:anchor="_Toc224568934" w:history="1">
-            <w:r>
-              <w:rPr>
-                <w:rStyle w:val="Hiperhivatkozs"/>
+          <w:hyperlink w:anchor="_Toc224682808" w:history="1">
+            <w:r>
+              <w:rPr>
+                <w:rStyle w:val="Hyperlink"/>
                 <w:noProof/>
               </w:rPr>
               <w:t>1.1 A projekt háttere és célja</w:t>
@@ -252,7 +240,7 @@
                 <w:noProof/>
                 <w:webHidden/>
               </w:rPr>
-              <w:instrText xml:space="preserve"> PAGEREF _Toc224568934 \h </w:instrText>
+              <w:instrText xml:space="preserve"> PAGEREF _Toc224682808 \h </w:instrText>
             </w:r>
             <w:r>
               <w:rPr>
@@ -272,7 +260,7 @@
                 <w:noProof/>
                 <w:webHidden/>
               </w:rPr>
-              <w:t>2</w:t>
+              <w:t>3</w:t>
             </w:r>
             <w:r>
               <w:rPr>
@@ -285,21 +273,22 @@
         </w:p>
         <w:p>
           <w:pPr>
-            <w:pStyle w:val="TJ2"/>
+            <w:pStyle w:val="TOC2"/>
             <w:tabs>
               <w:tab w:val="right" w:leader="dot" w:pos="9060"/>
             </w:tabs>
             <w:rPr>
               <w:rFonts w:asciiTheme="minorHAnsi" w:eastAsiaTheme="minorEastAsia" w:hAnsiTheme="minorHAnsi" w:cstheme="minorBidi"/>
               <w:noProof/>
-              <w:sz w:val="22"/>
-              <w:szCs w:val="22"/>
+              <w:kern w:val="2"/>
+              <w:lang w:val="en-US" w:eastAsia="en-US"/>
+              <w14:ligatures w14:val="standardContextual"/>
             </w:rPr>
           </w:pPr>
-          <w:hyperlink w:anchor="_Toc224568935" w:history="1">
-            <w:r>
-              <w:rPr>
-                <w:rStyle w:val="Hiperhivatkozs"/>
+          <w:hyperlink w:anchor="_Toc224682809" w:history="1">
+            <w:r>
+              <w:rPr>
+                <w:rStyle w:val="Hyperlink"/>
                 <w:noProof/>
               </w:rPr>
               <w:t>1.2 Témaválasztás indoklása</w:t>
@@ -323,7 +312,7 @@
                 <w:noProof/>
                 <w:webHidden/>
               </w:rPr>
-              <w:instrText xml:space="preserve"> PAGEREF _Toc224568935 \h </w:instrText>
+              <w:instrText xml:space="preserve"> PAGEREF _Toc224682809 \h </w:instrText>
             </w:r>
             <w:r>
               <w:rPr>
@@ -343,7 +332,7 @@
                 <w:noProof/>
                 <w:webHidden/>
               </w:rPr>
-              <w:t>2</w:t>
+              <w:t>3</w:t>
             </w:r>
             <w:r>
               <w:rPr>
@@ -356,21 +345,22 @@
         </w:p>
         <w:p>
           <w:pPr>
-            <w:pStyle w:val="TJ2"/>
+            <w:pStyle w:val="TOC2"/>
             <w:tabs>
               <w:tab w:val="right" w:leader="dot" w:pos="9060"/>
             </w:tabs>
             <w:rPr>
               <w:rFonts w:asciiTheme="minorHAnsi" w:eastAsiaTheme="minorEastAsia" w:hAnsiTheme="minorHAnsi" w:cstheme="minorBidi"/>
               <w:noProof/>
-              <w:sz w:val="22"/>
-              <w:szCs w:val="22"/>
+              <w:kern w:val="2"/>
+              <w:lang w:val="en-US" w:eastAsia="en-US"/>
+              <w14:ligatures w14:val="standardContextual"/>
             </w:rPr>
           </w:pPr>
-          <w:hyperlink w:anchor="_Toc224568936" w:history="1">
-            <w:r>
-              <w:rPr>
-                <w:rStyle w:val="Hiperhivatkozs"/>
+          <w:hyperlink w:anchor="_Toc224682810" w:history="1">
+            <w:r>
+              <w:rPr>
+                <w:rStyle w:val="Hyperlink"/>
                 <w:noProof/>
               </w:rPr>
               <w:t>1.3 A program funkciói röviden</w:t>
@@ -394,7 +384,7 @@
                 <w:noProof/>
                 <w:webHidden/>
               </w:rPr>
-              <w:instrText xml:space="preserve"> PAGEREF _Toc224568936 \h </w:instrText>
+              <w:instrText xml:space="preserve"> PAGEREF _Toc224682810 \h </w:instrText>
             </w:r>
             <w:r>
               <w:rPr>
@@ -414,7 +404,7 @@
                 <w:noProof/>
                 <w:webHidden/>
               </w:rPr>
-              <w:t>3</w:t>
+              <w:t>4</w:t>
             </w:r>
             <w:r>
               <w:rPr>
@@ -427,21 +417,22 @@
         </w:p>
         <w:p>
           <w:pPr>
-            <w:pStyle w:val="TJ2"/>
+            <w:pStyle w:val="TOC2"/>
             <w:tabs>
               <w:tab w:val="right" w:leader="dot" w:pos="9060"/>
             </w:tabs>
             <w:rPr>
               <w:rFonts w:asciiTheme="minorHAnsi" w:eastAsiaTheme="minorEastAsia" w:hAnsiTheme="minorHAnsi" w:cstheme="minorBidi"/>
               <w:noProof/>
-              <w:sz w:val="22"/>
-              <w:szCs w:val="22"/>
+              <w:kern w:val="2"/>
+              <w:lang w:val="en-US" w:eastAsia="en-US"/>
+              <w14:ligatures w14:val="standardContextual"/>
             </w:rPr>
           </w:pPr>
-          <w:hyperlink w:anchor="_Toc224568937" w:history="1">
-            <w:r>
-              <w:rPr>
-                <w:rStyle w:val="Hiperhivatkozs"/>
+          <w:hyperlink w:anchor="_Toc224682811" w:history="1">
+            <w:r>
+              <w:rPr>
+                <w:rStyle w:val="Hyperlink"/>
                 <w:noProof/>
               </w:rPr>
               <w:t>1.4 Célközönség</w:t>
@@ -465,7 +456,7 @@
                 <w:noProof/>
                 <w:webHidden/>
               </w:rPr>
-              <w:instrText xml:space="preserve"> PAGEREF _Toc224568937 \h </w:instrText>
+              <w:instrText xml:space="preserve"> PAGEREF _Toc224682811 \h </w:instrText>
             </w:r>
             <w:r>
               <w:rPr>
@@ -485,7 +476,7 @@
                 <w:noProof/>
                 <w:webHidden/>
               </w:rPr>
-              <w:t>3</w:t>
+              <w:t>4</w:t>
             </w:r>
             <w:r>
               <w:rPr>
@@ -498,21 +489,22 @@
         </w:p>
         <w:p>
           <w:pPr>
-            <w:pStyle w:val="TJ2"/>
+            <w:pStyle w:val="TOC2"/>
             <w:tabs>
               <w:tab w:val="right" w:leader="dot" w:pos="9060"/>
             </w:tabs>
             <w:rPr>
               <w:rFonts w:asciiTheme="minorHAnsi" w:eastAsiaTheme="minorEastAsia" w:hAnsiTheme="minorHAnsi" w:cstheme="minorBidi"/>
               <w:noProof/>
-              <w:sz w:val="22"/>
-              <w:szCs w:val="22"/>
+              <w:kern w:val="2"/>
+              <w:lang w:val="en-US" w:eastAsia="en-US"/>
+              <w14:ligatures w14:val="standardContextual"/>
             </w:rPr>
           </w:pPr>
-          <w:hyperlink w:anchor="_Toc224568938" w:history="1">
-            <w:r>
-              <w:rPr>
-                <w:rStyle w:val="Hiperhivatkozs"/>
+          <w:hyperlink w:anchor="_Toc224682812" w:history="1">
+            <w:r>
+              <w:rPr>
+                <w:rStyle w:val="Hyperlink"/>
                 <w:noProof/>
               </w:rPr>
               <w:t>1.5 Hasonló meglévő megoldások és miben más a FeladatRadar</w:t>
@@ -536,7 +528,7 @@
                 <w:noProof/>
                 <w:webHidden/>
               </w:rPr>
-              <w:instrText xml:space="preserve"> PAGEREF _Toc224568938 \h </w:instrText>
+              <w:instrText xml:space="preserve"> PAGEREF _Toc224682812 \h </w:instrText>
             </w:r>
             <w:r>
               <w:rPr>
@@ -556,7 +548,7 @@
                 <w:noProof/>
                 <w:webHidden/>
               </w:rPr>
-              <w:t>3</w:t>
+              <w:t>4</w:t>
             </w:r>
             <w:r>
               <w:rPr>
@@ -569,21 +561,22 @@
         </w:p>
         <w:p>
           <w:pPr>
-            <w:pStyle w:val="TJ1"/>
+            <w:pStyle w:val="TOC1"/>
             <w:tabs>
               <w:tab w:val="right" w:leader="dot" w:pos="9060"/>
             </w:tabs>
             <w:rPr>
               <w:rFonts w:asciiTheme="minorHAnsi" w:eastAsiaTheme="minorEastAsia" w:hAnsiTheme="minorHAnsi" w:cstheme="minorBidi"/>
               <w:noProof/>
-              <w:sz w:val="22"/>
-              <w:szCs w:val="22"/>
+              <w:kern w:val="2"/>
+              <w:lang w:val="en-US" w:eastAsia="en-US"/>
+              <w14:ligatures w14:val="standardContextual"/>
             </w:rPr>
           </w:pPr>
-          <w:hyperlink w:anchor="_Toc224568939" w:history="1">
-            <w:r>
-              <w:rPr>
-                <w:rStyle w:val="Hiperhivatkozs"/>
+          <w:hyperlink w:anchor="_Toc224682813" w:history="1">
+            <w:r>
+              <w:rPr>
+                <w:rStyle w:val="Hyperlink"/>
                 <w:noProof/>
               </w:rPr>
               <w:t>2. Fejlesztői dokumentáció</w:t>
@@ -607,7 +600,7 @@
                 <w:noProof/>
                 <w:webHidden/>
               </w:rPr>
-              <w:instrText xml:space="preserve"> PAGEREF _Toc224568939 \h </w:instrText>
+              <w:instrText xml:space="preserve"> PAGEREF _Toc224682813 \h </w:instrText>
             </w:r>
             <w:r>
               <w:rPr>
@@ -627,7 +620,7 @@
                 <w:noProof/>
                 <w:webHidden/>
               </w:rPr>
-              <w:t>5</w:t>
+              <w:t>6</w:t>
             </w:r>
             <w:r>
               <w:rPr>
@@ -640,21 +633,22 @@
         </w:p>
         <w:p>
           <w:pPr>
-            <w:pStyle w:val="TJ2"/>
+            <w:pStyle w:val="TOC2"/>
             <w:tabs>
               <w:tab w:val="right" w:leader="dot" w:pos="9060"/>
             </w:tabs>
             <w:rPr>
               <w:rFonts w:asciiTheme="minorHAnsi" w:eastAsiaTheme="minorEastAsia" w:hAnsiTheme="minorHAnsi" w:cstheme="minorBidi"/>
               <w:noProof/>
-              <w:sz w:val="22"/>
-              <w:szCs w:val="22"/>
+              <w:kern w:val="2"/>
+              <w:lang w:val="en-US" w:eastAsia="en-US"/>
+              <w14:ligatures w14:val="standardContextual"/>
             </w:rPr>
           </w:pPr>
-          <w:hyperlink w:anchor="_Toc224568940" w:history="1">
-            <w:r>
-              <w:rPr>
-                <w:rStyle w:val="Hiperhivatkozs"/>
+          <w:hyperlink w:anchor="_Toc224682814" w:history="1">
+            <w:r>
+              <w:rPr>
+                <w:rStyle w:val="Hyperlink"/>
                 <w:noProof/>
               </w:rPr>
               <w:t>2.1 A fejlesztőkörnyezet ismertetése</w:t>
@@ -678,7 +672,7 @@
                 <w:noProof/>
                 <w:webHidden/>
               </w:rPr>
-              <w:instrText xml:space="preserve"> PAGEREF _Toc224568940 \h </w:instrText>
+              <w:instrText xml:space="preserve"> PAGEREF _Toc224682814 \h </w:instrText>
             </w:r>
             <w:r>
               <w:rPr>
@@ -698,7 +692,7 @@
                 <w:noProof/>
                 <w:webHidden/>
               </w:rPr>
-              <w:t>5</w:t>
+              <w:t>6</w:t>
             </w:r>
             <w:r>
               <w:rPr>
@@ -711,21 +705,22 @@
         </w:p>
         <w:p>
           <w:pPr>
-            <w:pStyle w:val="TJ3"/>
+            <w:pStyle w:val="TOC3"/>
             <w:tabs>
               <w:tab w:val="right" w:leader="dot" w:pos="9060"/>
             </w:tabs>
             <w:rPr>
               <w:rFonts w:asciiTheme="minorHAnsi" w:eastAsiaTheme="minorEastAsia" w:hAnsiTheme="minorHAnsi" w:cstheme="minorBidi"/>
               <w:noProof/>
-              <w:sz w:val="22"/>
-              <w:szCs w:val="22"/>
+              <w:kern w:val="2"/>
+              <w:lang w:val="en-US" w:eastAsia="en-US"/>
+              <w14:ligatures w14:val="standardContextual"/>
             </w:rPr>
           </w:pPr>
-          <w:hyperlink w:anchor="_Toc224568941" w:history="1">
-            <w:r>
-              <w:rPr>
-                <w:rStyle w:val="Hiperhivatkozs"/>
+          <w:hyperlink w:anchor="_Toc224682815" w:history="1">
+            <w:r>
+              <w:rPr>
+                <w:rStyle w:val="Hyperlink"/>
                 <w:noProof/>
               </w:rPr>
               <w:t>2.1.1 Hardverkövetelmények a fejlesztéshez</w:t>
@@ -749,7 +744,7 @@
                 <w:noProof/>
                 <w:webHidden/>
               </w:rPr>
-              <w:instrText xml:space="preserve"> PAGEREF _Toc224568941 \h </w:instrText>
+              <w:instrText xml:space="preserve"> PAGEREF _Toc224682815 \h </w:instrText>
             </w:r>
             <w:r>
               <w:rPr>
@@ -769,7 +764,7 @@
                 <w:noProof/>
                 <w:webHidden/>
               </w:rPr>
-              <w:t>5</w:t>
+              <w:t>6</w:t>
             </w:r>
             <w:r>
               <w:rPr>
@@ -782,21 +777,22 @@
         </w:p>
         <w:p>
           <w:pPr>
-            <w:pStyle w:val="TJ3"/>
+            <w:pStyle w:val="TOC3"/>
             <w:tabs>
               <w:tab w:val="right" w:leader="dot" w:pos="9060"/>
             </w:tabs>
             <w:rPr>
               <w:rFonts w:asciiTheme="minorHAnsi" w:eastAsiaTheme="minorEastAsia" w:hAnsiTheme="minorHAnsi" w:cstheme="minorBidi"/>
               <w:noProof/>
-              <w:sz w:val="22"/>
-              <w:szCs w:val="22"/>
+              <w:kern w:val="2"/>
+              <w:lang w:val="en-US" w:eastAsia="en-US"/>
+              <w14:ligatures w14:val="standardContextual"/>
             </w:rPr>
           </w:pPr>
-          <w:hyperlink w:anchor="_Toc224568942" w:history="1">
-            <w:r>
-              <w:rPr>
-                <w:rStyle w:val="Hiperhivatkozs"/>
+          <w:hyperlink w:anchor="_Toc224682816" w:history="1">
+            <w:r>
+              <w:rPr>
+                <w:rStyle w:val="Hyperlink"/>
                 <w:noProof/>
               </w:rPr>
               <w:t>2.1.2 Felhasznált szoftverek</w:t>
@@ -820,7 +816,7 @@
                 <w:noProof/>
                 <w:webHidden/>
               </w:rPr>
-              <w:instrText xml:space="preserve"> PAGEREF _Toc224568942 \h </w:instrText>
+              <w:instrText xml:space="preserve"> PAGEREF _Toc224682816 \h </w:instrText>
             </w:r>
             <w:r>
               <w:rPr>
@@ -840,7 +836,7 @@
                 <w:noProof/>
                 <w:webHidden/>
               </w:rPr>
-              <w:t>5</w:t>
+              <w:t>6</w:t>
             </w:r>
             <w:r>
               <w:rPr>
@@ -853,21 +849,22 @@
         </w:p>
         <w:p>
           <w:pPr>
-            <w:pStyle w:val="TJ3"/>
+            <w:pStyle w:val="TOC3"/>
             <w:tabs>
               <w:tab w:val="right" w:leader="dot" w:pos="9060"/>
             </w:tabs>
             <w:rPr>
               <w:rFonts w:asciiTheme="minorHAnsi" w:eastAsiaTheme="minorEastAsia" w:hAnsiTheme="minorHAnsi" w:cstheme="minorBidi"/>
               <w:noProof/>
-              <w:sz w:val="22"/>
-              <w:szCs w:val="22"/>
+              <w:kern w:val="2"/>
+              <w:lang w:val="en-US" w:eastAsia="en-US"/>
+              <w14:ligatures w14:val="standardContextual"/>
             </w:rPr>
           </w:pPr>
-          <w:hyperlink w:anchor="_Toc224568943" w:history="1">
-            <w:r>
-              <w:rPr>
-                <w:rStyle w:val="Hiperhivatkozs"/>
+          <w:hyperlink w:anchor="_Toc224682817" w:history="1">
+            <w:r>
+              <w:rPr>
+                <w:rStyle w:val="Hyperlink"/>
                 <w:noProof/>
               </w:rPr>
               <w:t>2.1.3 Programnyelv és keretrendszer választásának indoklása</w:t>
@@ -891,7 +888,7 @@
                 <w:noProof/>
                 <w:webHidden/>
               </w:rPr>
-              <w:instrText xml:space="preserve"> PAGEREF _Toc224568943 \h </w:instrText>
+              <w:instrText xml:space="preserve"> PAGEREF _Toc224682817 \h </w:instrText>
             </w:r>
             <w:r>
               <w:rPr>
@@ -911,7 +908,7 @@
                 <w:noProof/>
                 <w:webHidden/>
               </w:rPr>
-              <w:t>5</w:t>
+              <w:t>6</w:t>
             </w:r>
             <w:r>
               <w:rPr>
@@ -924,21 +921,22 @@
         </w:p>
         <w:p>
           <w:pPr>
-            <w:pStyle w:val="TJ2"/>
+            <w:pStyle w:val="TOC2"/>
             <w:tabs>
               <w:tab w:val="right" w:leader="dot" w:pos="9060"/>
             </w:tabs>
             <w:rPr>
               <w:rFonts w:asciiTheme="minorHAnsi" w:eastAsiaTheme="minorEastAsia" w:hAnsiTheme="minorHAnsi" w:cstheme="minorBidi"/>
               <w:noProof/>
-              <w:sz w:val="22"/>
-              <w:szCs w:val="22"/>
+              <w:kern w:val="2"/>
+              <w:lang w:val="en-US" w:eastAsia="en-US"/>
+              <w14:ligatures w14:val="standardContextual"/>
             </w:rPr>
           </w:pPr>
-          <w:hyperlink w:anchor="_Toc224568944" w:history="1">
-            <w:r>
-              <w:rPr>
-                <w:rStyle w:val="Hiperhivatkozs"/>
+          <w:hyperlink w:anchor="_Toc224682818" w:history="1">
+            <w:r>
+              <w:rPr>
+                <w:rStyle w:val="Hyperlink"/>
                 <w:noProof/>
               </w:rPr>
               <w:t>2.2 Rendszerarchitektúra</w:t>
@@ -950,8 +948,6 @@
               </w:rPr>
               <w:tab/>
             </w:r>
-            <w:bookmarkStart w:id="1" w:name="_GoBack"/>
-            <w:bookmarkEnd w:id="1"/>
             <w:r>
               <w:rPr>
                 <w:noProof/>
@@ -964,7 +960,7 @@
                 <w:noProof/>
                 <w:webHidden/>
               </w:rPr>
-              <w:instrText xml:space="preserve"> PAGEREF _Toc224568944 \h </w:instrText>
+              <w:instrText xml:space="preserve"> PAGEREF _Toc224682818 \h </w:instrText>
             </w:r>
             <w:r>
               <w:rPr>
@@ -984,7 +980,7 @@
                 <w:noProof/>
                 <w:webHidden/>
               </w:rPr>
-              <w:t>6</w:t>
+              <w:t>7</w:t>
             </w:r>
             <w:r>
               <w:rPr>
@@ -997,21 +993,22 @@
         </w:p>
         <w:p>
           <w:pPr>
-            <w:pStyle w:val="TJ3"/>
+            <w:pStyle w:val="TOC3"/>
             <w:tabs>
               <w:tab w:val="right" w:leader="dot" w:pos="9060"/>
             </w:tabs>
             <w:rPr>
               <w:rFonts w:asciiTheme="minorHAnsi" w:eastAsiaTheme="minorEastAsia" w:hAnsiTheme="minorHAnsi" w:cstheme="minorBidi"/>
               <w:noProof/>
-              <w:sz w:val="22"/>
-              <w:szCs w:val="22"/>
+              <w:kern w:val="2"/>
+              <w:lang w:val="en-US" w:eastAsia="en-US"/>
+              <w14:ligatures w14:val="standardContextual"/>
             </w:rPr>
           </w:pPr>
-          <w:hyperlink w:anchor="_Toc224568945" w:history="1">
-            <w:r>
-              <w:rPr>
-                <w:rStyle w:val="Hiperhivatkozs"/>
+          <w:hyperlink w:anchor="_Toc224682819" w:history="1">
+            <w:r>
+              <w:rPr>
+                <w:rStyle w:val="Hyperlink"/>
                 <w:noProof/>
               </w:rPr>
               <w:t>2.2.1 A rendszer felépítése</w:t>
@@ -1035,7 +1032,7 @@
                 <w:noProof/>
                 <w:webHidden/>
               </w:rPr>
-              <w:instrText xml:space="preserve"> PAGEREF _Toc224568945 \h </w:instrText>
+              <w:instrText xml:space="preserve"> PAGEREF _Toc224682819 \h </w:instrText>
             </w:r>
             <w:r>
               <w:rPr>
@@ -1055,7 +1052,7 @@
                 <w:noProof/>
                 <w:webHidden/>
               </w:rPr>
-              <w:t>6</w:t>
+              <w:t>7</w:t>
             </w:r>
             <w:r>
               <w:rPr>
@@ -1068,21 +1065,22 @@
         </w:p>
         <w:p>
           <w:pPr>
-            <w:pStyle w:val="TJ3"/>
+            <w:pStyle w:val="TOC3"/>
             <w:tabs>
               <w:tab w:val="right" w:leader="dot" w:pos="9060"/>
             </w:tabs>
             <w:rPr>
               <w:rFonts w:asciiTheme="minorHAnsi" w:eastAsiaTheme="minorEastAsia" w:hAnsiTheme="minorHAnsi" w:cstheme="minorBidi"/>
               <w:noProof/>
-              <w:sz w:val="22"/>
-              <w:szCs w:val="22"/>
+              <w:kern w:val="2"/>
+              <w:lang w:val="en-US" w:eastAsia="en-US"/>
+              <w14:ligatures w14:val="standardContextual"/>
             </w:rPr>
           </w:pPr>
-          <w:hyperlink w:anchor="_Toc224568946" w:history="1">
-            <w:r>
-              <w:rPr>
-                <w:rStyle w:val="Hiperhivatkozs"/>
+          <w:hyperlink w:anchor="_Toc224682820" w:history="1">
+            <w:r>
+              <w:rPr>
+                <w:rStyle w:val="Hyperlink"/>
                 <w:noProof/>
               </w:rPr>
               <w:t>2.2.2 Projekt- és mappastruktúra</w:t>
@@ -1106,7 +1104,7 @@
                 <w:noProof/>
                 <w:webHidden/>
               </w:rPr>
-              <w:instrText xml:space="preserve"> PAGEREF _Toc224568946 \h </w:instrText>
+              <w:instrText xml:space="preserve"> PAGEREF _Toc224682820 \h </w:instrText>
             </w:r>
             <w:r>
               <w:rPr>
@@ -1139,21 +1137,22 @@
         </w:p>
         <w:p>
           <w:pPr>
-            <w:pStyle w:val="TJ3"/>
+            <w:pStyle w:val="TOC3"/>
             <w:tabs>
               <w:tab w:val="right" w:leader="dot" w:pos="9060"/>
             </w:tabs>
             <w:rPr>
               <w:rFonts w:asciiTheme="minorHAnsi" w:eastAsiaTheme="minorEastAsia" w:hAnsiTheme="minorHAnsi" w:cstheme="minorBidi"/>
               <w:noProof/>
-              <w:sz w:val="22"/>
-              <w:szCs w:val="22"/>
+              <w:kern w:val="2"/>
+              <w:lang w:val="en-US" w:eastAsia="en-US"/>
+              <w14:ligatures w14:val="standardContextual"/>
             </w:rPr>
           </w:pPr>
-          <w:hyperlink w:anchor="_Toc224568947" w:history="1">
-            <w:r>
-              <w:rPr>
-                <w:rStyle w:val="Hiperhivatkozs"/>
+          <w:hyperlink w:anchor="_Toc224682821" w:history="1">
+            <w:r>
+              <w:rPr>
+                <w:rStyle w:val="Hyperlink"/>
                 <w:noProof/>
               </w:rPr>
               <w:t>2.2.3 AdminController és AdminService</w:t>
@@ -1177,7 +1176,7 @@
                 <w:noProof/>
                 <w:webHidden/>
               </w:rPr>
-              <w:instrText xml:space="preserve"> PAGEREF _Toc224568947 \h </w:instrText>
+              <w:instrText xml:space="preserve"> PAGEREF _Toc224682821 \h </w:instrText>
             </w:r>
             <w:r>
               <w:rPr>
@@ -1197,7 +1196,7 @@
                 <w:noProof/>
                 <w:webHidden/>
               </w:rPr>
-              <w:t>7</w:t>
+              <w:t>8</w:t>
             </w:r>
             <w:r>
               <w:rPr>
@@ -1210,21 +1209,22 @@
         </w:p>
         <w:p>
           <w:pPr>
-            <w:pStyle w:val="TJ3"/>
+            <w:pStyle w:val="TOC3"/>
             <w:tabs>
               <w:tab w:val="right" w:leader="dot" w:pos="9060"/>
             </w:tabs>
             <w:rPr>
               <w:rFonts w:asciiTheme="minorHAnsi" w:eastAsiaTheme="minorEastAsia" w:hAnsiTheme="minorHAnsi" w:cstheme="minorBidi"/>
               <w:noProof/>
-              <w:sz w:val="22"/>
-              <w:szCs w:val="22"/>
+              <w:kern w:val="2"/>
+              <w:lang w:val="en-US" w:eastAsia="en-US"/>
+              <w14:ligatures w14:val="standardContextual"/>
             </w:rPr>
           </w:pPr>
-          <w:hyperlink w:anchor="_Toc224568948" w:history="1">
-            <w:r>
-              <w:rPr>
-                <w:rStyle w:val="Hiperhivatkozs"/>
+          <w:hyperlink w:anchor="_Toc224682822" w:history="1">
+            <w:r>
+              <w:rPr>
+                <w:rStyle w:val="Hyperlink"/>
                 <w:noProof/>
               </w:rPr>
               <w:t>2.2.4 Kommunikáció a rétegek között</w:t>
@@ -1248,7 +1248,7 @@
                 <w:noProof/>
                 <w:webHidden/>
               </w:rPr>
-              <w:instrText xml:space="preserve"> PAGEREF _Toc224568948 \h </w:instrText>
+              <w:instrText xml:space="preserve"> PAGEREF _Toc224682822 \h </w:instrText>
             </w:r>
             <w:r>
               <w:rPr>
@@ -1268,7 +1268,727 @@
                 <w:noProof/>
                 <w:webHidden/>
               </w:rPr>
-              <w:t>8</w:t>
+              <w:t>9</w:t>
+            </w:r>
+            <w:r>
+              <w:rPr>
+                <w:noProof/>
+                <w:webHidden/>
+              </w:rPr>
+              <w:fldChar w:fldCharType="end"/>
+            </w:r>
+          </w:hyperlink>
+        </w:p>
+        <w:p>
+          <w:pPr>
+            <w:pStyle w:val="TOC2"/>
+            <w:tabs>
+              <w:tab w:val="right" w:leader="dot" w:pos="9060"/>
+            </w:tabs>
+            <w:rPr>
+              <w:rFonts w:asciiTheme="minorHAnsi" w:eastAsiaTheme="minorEastAsia" w:hAnsiTheme="minorHAnsi" w:cstheme="minorBidi"/>
+              <w:noProof/>
+              <w:kern w:val="2"/>
+              <w:lang w:val="en-US" w:eastAsia="en-US"/>
+              <w14:ligatures w14:val="standardContextual"/>
+            </w:rPr>
+          </w:pPr>
+          <w:hyperlink w:anchor="_Toc224682823" w:history="1">
+            <w:r>
+              <w:rPr>
+                <w:rStyle w:val="Hyperlink"/>
+                <w:noProof/>
+              </w:rPr>
+              <w:t>2.3 Adatbázis-struktúra</w:t>
+            </w:r>
+            <w:r>
+              <w:rPr>
+                <w:noProof/>
+                <w:webHidden/>
+              </w:rPr>
+              <w:tab/>
+            </w:r>
+            <w:r>
+              <w:rPr>
+                <w:noProof/>
+                <w:webHidden/>
+              </w:rPr>
+              <w:fldChar w:fldCharType="begin"/>
+            </w:r>
+            <w:r>
+              <w:rPr>
+                <w:noProof/>
+                <w:webHidden/>
+              </w:rPr>
+              <w:instrText xml:space="preserve"> PAGEREF _Toc224682823 \h </w:instrText>
+            </w:r>
+            <w:r>
+              <w:rPr>
+                <w:noProof/>
+                <w:webHidden/>
+              </w:rPr>
+            </w:r>
+            <w:r>
+              <w:rPr>
+                <w:noProof/>
+                <w:webHidden/>
+              </w:rPr>
+              <w:fldChar w:fldCharType="separate"/>
+            </w:r>
+            <w:r>
+              <w:rPr>
+                <w:noProof/>
+                <w:webHidden/>
+              </w:rPr>
+              <w:t>9</w:t>
+            </w:r>
+            <w:r>
+              <w:rPr>
+                <w:noProof/>
+                <w:webHidden/>
+              </w:rPr>
+              <w:fldChar w:fldCharType="end"/>
+            </w:r>
+          </w:hyperlink>
+        </w:p>
+        <w:p>
+          <w:pPr>
+            <w:pStyle w:val="TOC3"/>
+            <w:tabs>
+              <w:tab w:val="right" w:leader="dot" w:pos="9060"/>
+            </w:tabs>
+            <w:rPr>
+              <w:rFonts w:asciiTheme="minorHAnsi" w:eastAsiaTheme="minorEastAsia" w:hAnsiTheme="minorHAnsi" w:cstheme="minorBidi"/>
+              <w:noProof/>
+              <w:kern w:val="2"/>
+              <w:lang w:val="en-US" w:eastAsia="en-US"/>
+              <w14:ligatures w14:val="standardContextual"/>
+            </w:rPr>
+          </w:pPr>
+          <w:hyperlink w:anchor="_Toc224682824" w:history="1">
+            <w:r>
+              <w:rPr>
+                <w:rStyle w:val="Hyperlink"/>
+                <w:noProof/>
+              </w:rPr>
+              <w:t>2.3.1 Az adatbázis általános ismertetése</w:t>
+            </w:r>
+            <w:r>
+              <w:rPr>
+                <w:noProof/>
+                <w:webHidden/>
+              </w:rPr>
+              <w:tab/>
+            </w:r>
+            <w:r>
+              <w:rPr>
+                <w:noProof/>
+                <w:webHidden/>
+              </w:rPr>
+              <w:fldChar w:fldCharType="begin"/>
+            </w:r>
+            <w:r>
+              <w:rPr>
+                <w:noProof/>
+                <w:webHidden/>
+              </w:rPr>
+              <w:instrText xml:space="preserve"> PAGEREF _Toc224682824 \h </w:instrText>
+            </w:r>
+            <w:r>
+              <w:rPr>
+                <w:noProof/>
+                <w:webHidden/>
+              </w:rPr>
+            </w:r>
+            <w:r>
+              <w:rPr>
+                <w:noProof/>
+                <w:webHidden/>
+              </w:rPr>
+              <w:fldChar w:fldCharType="separate"/>
+            </w:r>
+            <w:r>
+              <w:rPr>
+                <w:noProof/>
+                <w:webHidden/>
+              </w:rPr>
+              <w:t>9</w:t>
+            </w:r>
+            <w:r>
+              <w:rPr>
+                <w:noProof/>
+                <w:webHidden/>
+              </w:rPr>
+              <w:fldChar w:fldCharType="end"/>
+            </w:r>
+          </w:hyperlink>
+        </w:p>
+        <w:p>
+          <w:pPr>
+            <w:pStyle w:val="TOC3"/>
+            <w:tabs>
+              <w:tab w:val="right" w:leader="dot" w:pos="9060"/>
+            </w:tabs>
+            <w:rPr>
+              <w:rFonts w:asciiTheme="minorHAnsi" w:eastAsiaTheme="minorEastAsia" w:hAnsiTheme="minorHAnsi" w:cstheme="minorBidi"/>
+              <w:noProof/>
+              <w:kern w:val="2"/>
+              <w:lang w:val="en-US" w:eastAsia="en-US"/>
+              <w14:ligatures w14:val="standardContextual"/>
+            </w:rPr>
+          </w:pPr>
+          <w:hyperlink w:anchor="_Toc224682825" w:history="1">
+            <w:r>
+              <w:rPr>
+                <w:rStyle w:val="Hyperlink"/>
+                <w:noProof/>
+              </w:rPr>
+              <w:t>2.3.2 AuditLog tábla</w:t>
+            </w:r>
+            <w:r>
+              <w:rPr>
+                <w:noProof/>
+                <w:webHidden/>
+              </w:rPr>
+              <w:tab/>
+            </w:r>
+            <w:r>
+              <w:rPr>
+                <w:noProof/>
+                <w:webHidden/>
+              </w:rPr>
+              <w:fldChar w:fldCharType="begin"/>
+            </w:r>
+            <w:r>
+              <w:rPr>
+                <w:noProof/>
+                <w:webHidden/>
+              </w:rPr>
+              <w:instrText xml:space="preserve"> PAGEREF _Toc224682825 \h </w:instrText>
+            </w:r>
+            <w:r>
+              <w:rPr>
+                <w:noProof/>
+                <w:webHidden/>
+              </w:rPr>
+            </w:r>
+            <w:r>
+              <w:rPr>
+                <w:noProof/>
+                <w:webHidden/>
+              </w:rPr>
+              <w:fldChar w:fldCharType="separate"/>
+            </w:r>
+            <w:r>
+              <w:rPr>
+                <w:noProof/>
+                <w:webHidden/>
+              </w:rPr>
+              <w:t>10</w:t>
+            </w:r>
+            <w:r>
+              <w:rPr>
+                <w:noProof/>
+                <w:webHidden/>
+              </w:rPr>
+              <w:fldChar w:fldCharType="end"/>
+            </w:r>
+          </w:hyperlink>
+        </w:p>
+        <w:p>
+          <w:pPr>
+            <w:pStyle w:val="TOC3"/>
+            <w:tabs>
+              <w:tab w:val="right" w:leader="dot" w:pos="9060"/>
+            </w:tabs>
+            <w:rPr>
+              <w:rFonts w:asciiTheme="minorHAnsi" w:eastAsiaTheme="minorEastAsia" w:hAnsiTheme="minorHAnsi" w:cstheme="minorBidi"/>
+              <w:noProof/>
+              <w:kern w:val="2"/>
+              <w:lang w:val="en-US" w:eastAsia="en-US"/>
+              <w14:ligatures w14:val="standardContextual"/>
+            </w:rPr>
+          </w:pPr>
+          <w:hyperlink w:anchor="_Toc224682826" w:history="1">
+            <w:r>
+              <w:rPr>
+                <w:rStyle w:val="Hyperlink"/>
+                <w:noProof/>
+              </w:rPr>
+              <w:t>szoveg</w:t>
+            </w:r>
+            <w:r>
+              <w:rPr>
+                <w:noProof/>
+                <w:webHidden/>
+              </w:rPr>
+              <w:tab/>
+            </w:r>
+            <w:r>
+              <w:rPr>
+                <w:noProof/>
+                <w:webHidden/>
+              </w:rPr>
+              <w:fldChar w:fldCharType="begin"/>
+            </w:r>
+            <w:r>
+              <w:rPr>
+                <w:noProof/>
+                <w:webHidden/>
+              </w:rPr>
+              <w:instrText xml:space="preserve"> PAGEREF _Toc224682826 \h </w:instrText>
+            </w:r>
+            <w:r>
+              <w:rPr>
+                <w:noProof/>
+                <w:webHidden/>
+              </w:rPr>
+            </w:r>
+            <w:r>
+              <w:rPr>
+                <w:noProof/>
+                <w:webHidden/>
+              </w:rPr>
+              <w:fldChar w:fldCharType="separate"/>
+            </w:r>
+            <w:r>
+              <w:rPr>
+                <w:noProof/>
+                <w:webHidden/>
+              </w:rPr>
+              <w:t>10</w:t>
+            </w:r>
+            <w:r>
+              <w:rPr>
+                <w:noProof/>
+                <w:webHidden/>
+              </w:rPr>
+              <w:fldChar w:fldCharType="end"/>
+            </w:r>
+          </w:hyperlink>
+        </w:p>
+        <w:p>
+          <w:pPr>
+            <w:pStyle w:val="TOC3"/>
+            <w:tabs>
+              <w:tab w:val="right" w:leader="dot" w:pos="9060"/>
+            </w:tabs>
+            <w:rPr>
+              <w:rFonts w:asciiTheme="minorHAnsi" w:eastAsiaTheme="minorEastAsia" w:hAnsiTheme="minorHAnsi" w:cstheme="minorBidi"/>
+              <w:noProof/>
+              <w:kern w:val="2"/>
+              <w:lang w:val="en-US" w:eastAsia="en-US"/>
+              <w14:ligatures w14:val="standardContextual"/>
+            </w:rPr>
+          </w:pPr>
+          <w:hyperlink w:anchor="_Toc224682827" w:history="1">
+            <w:r>
+              <w:rPr>
+                <w:rStyle w:val="Hyperlink"/>
+                <w:noProof/>
+              </w:rPr>
+              <w:t>2.3.3 IsActive oszlop a Users táblában</w:t>
+            </w:r>
+            <w:r>
+              <w:rPr>
+                <w:noProof/>
+                <w:webHidden/>
+              </w:rPr>
+              <w:tab/>
+            </w:r>
+            <w:r>
+              <w:rPr>
+                <w:noProof/>
+                <w:webHidden/>
+              </w:rPr>
+              <w:fldChar w:fldCharType="begin"/>
+            </w:r>
+            <w:r>
+              <w:rPr>
+                <w:noProof/>
+                <w:webHidden/>
+              </w:rPr>
+              <w:instrText xml:space="preserve"> PAGEREF _Toc224682827 \h </w:instrText>
+            </w:r>
+            <w:r>
+              <w:rPr>
+                <w:noProof/>
+                <w:webHidden/>
+              </w:rPr>
+            </w:r>
+            <w:r>
+              <w:rPr>
+                <w:noProof/>
+                <w:webHidden/>
+              </w:rPr>
+              <w:fldChar w:fldCharType="separate"/>
+            </w:r>
+            <w:r>
+              <w:rPr>
+                <w:noProof/>
+                <w:webHidden/>
+              </w:rPr>
+              <w:t>10</w:t>
+            </w:r>
+            <w:r>
+              <w:rPr>
+                <w:noProof/>
+                <w:webHidden/>
+              </w:rPr>
+              <w:fldChar w:fldCharType="end"/>
+            </w:r>
+          </w:hyperlink>
+        </w:p>
+        <w:p>
+          <w:pPr>
+            <w:pStyle w:val="TOC3"/>
+            <w:tabs>
+              <w:tab w:val="right" w:leader="dot" w:pos="9060"/>
+            </w:tabs>
+            <w:rPr>
+              <w:rFonts w:asciiTheme="minorHAnsi" w:eastAsiaTheme="minorEastAsia" w:hAnsiTheme="minorHAnsi" w:cstheme="minorBidi"/>
+              <w:noProof/>
+              <w:kern w:val="2"/>
+              <w:lang w:val="en-US" w:eastAsia="en-US"/>
+              <w14:ligatures w14:val="standardContextual"/>
+            </w:rPr>
+          </w:pPr>
+          <w:hyperlink w:anchor="_Toc224682828" w:history="1">
+            <w:r>
+              <w:rPr>
+                <w:rStyle w:val="Hyperlink"/>
+                <w:noProof/>
+              </w:rPr>
+              <w:t>2.3.4 Admin tárolt eljárások</w:t>
+            </w:r>
+            <w:r>
+              <w:rPr>
+                <w:noProof/>
+                <w:webHidden/>
+              </w:rPr>
+              <w:tab/>
+            </w:r>
+            <w:r>
+              <w:rPr>
+                <w:noProof/>
+                <w:webHidden/>
+              </w:rPr>
+              <w:fldChar w:fldCharType="begin"/>
+            </w:r>
+            <w:r>
+              <w:rPr>
+                <w:noProof/>
+                <w:webHidden/>
+              </w:rPr>
+              <w:instrText xml:space="preserve"> PAGEREF _Toc224682828 \h </w:instrText>
+            </w:r>
+            <w:r>
+              <w:rPr>
+                <w:noProof/>
+                <w:webHidden/>
+              </w:rPr>
+            </w:r>
+            <w:r>
+              <w:rPr>
+                <w:noProof/>
+                <w:webHidden/>
+              </w:rPr>
+              <w:fldChar w:fldCharType="separate"/>
+            </w:r>
+            <w:r>
+              <w:rPr>
+                <w:noProof/>
+                <w:webHidden/>
+              </w:rPr>
+              <w:t>10</w:t>
+            </w:r>
+            <w:r>
+              <w:rPr>
+                <w:noProof/>
+                <w:webHidden/>
+              </w:rPr>
+              <w:fldChar w:fldCharType="end"/>
+            </w:r>
+          </w:hyperlink>
+        </w:p>
+        <w:p>
+          <w:pPr>
+            <w:pStyle w:val="TOC3"/>
+            <w:tabs>
+              <w:tab w:val="right" w:leader="dot" w:pos="9060"/>
+            </w:tabs>
+            <w:rPr>
+              <w:rFonts w:asciiTheme="minorHAnsi" w:eastAsiaTheme="minorEastAsia" w:hAnsiTheme="minorHAnsi" w:cstheme="minorBidi"/>
+              <w:noProof/>
+              <w:kern w:val="2"/>
+              <w:lang w:val="en-US" w:eastAsia="en-US"/>
+              <w14:ligatures w14:val="standardContextual"/>
+            </w:rPr>
+          </w:pPr>
+          <w:hyperlink w:anchor="_Toc224682829" w:history="1">
+            <w:r>
+              <w:rPr>
+                <w:rStyle w:val="Hyperlink"/>
+                <w:noProof/>
+              </w:rPr>
+              <w:t>szoveg</w:t>
+            </w:r>
+            <w:r>
+              <w:rPr>
+                <w:noProof/>
+                <w:webHidden/>
+              </w:rPr>
+              <w:tab/>
+            </w:r>
+            <w:r>
+              <w:rPr>
+                <w:noProof/>
+                <w:webHidden/>
+              </w:rPr>
+              <w:fldChar w:fldCharType="begin"/>
+            </w:r>
+            <w:r>
+              <w:rPr>
+                <w:noProof/>
+                <w:webHidden/>
+              </w:rPr>
+              <w:instrText xml:space="preserve"> PAGEREF _Toc224682829 \h </w:instrText>
+            </w:r>
+            <w:r>
+              <w:rPr>
+                <w:noProof/>
+                <w:webHidden/>
+              </w:rPr>
+            </w:r>
+            <w:r>
+              <w:rPr>
+                <w:noProof/>
+                <w:webHidden/>
+              </w:rPr>
+              <w:fldChar w:fldCharType="separate"/>
+            </w:r>
+            <w:r>
+              <w:rPr>
+                <w:noProof/>
+                <w:webHidden/>
+              </w:rPr>
+              <w:t>10</w:t>
+            </w:r>
+            <w:r>
+              <w:rPr>
+                <w:noProof/>
+                <w:webHidden/>
+              </w:rPr>
+              <w:fldChar w:fldCharType="end"/>
+            </w:r>
+          </w:hyperlink>
+        </w:p>
+        <w:p>
+          <w:pPr>
+            <w:pStyle w:val="TOC3"/>
+            <w:tabs>
+              <w:tab w:val="right" w:leader="dot" w:pos="9060"/>
+            </w:tabs>
+            <w:rPr>
+              <w:rFonts w:asciiTheme="minorHAnsi" w:eastAsiaTheme="minorEastAsia" w:hAnsiTheme="minorHAnsi" w:cstheme="minorBidi"/>
+              <w:noProof/>
+              <w:kern w:val="2"/>
+              <w:lang w:val="en-US" w:eastAsia="en-US"/>
+              <w14:ligatures w14:val="standardContextual"/>
+            </w:rPr>
+          </w:pPr>
+          <w:hyperlink w:anchor="_Toc224682830" w:history="1">
+            <w:r>
+              <w:rPr>
+                <w:rStyle w:val="Hyperlink"/>
+                <w:noProof/>
+              </w:rPr>
+              <w:t>2.3.5 Az adatbázis táblái</w:t>
+            </w:r>
+            <w:r>
+              <w:rPr>
+                <w:noProof/>
+                <w:webHidden/>
+              </w:rPr>
+              <w:tab/>
+            </w:r>
+            <w:r>
+              <w:rPr>
+                <w:noProof/>
+                <w:webHidden/>
+              </w:rPr>
+              <w:fldChar w:fldCharType="begin"/>
+            </w:r>
+            <w:r>
+              <w:rPr>
+                <w:noProof/>
+                <w:webHidden/>
+              </w:rPr>
+              <w:instrText xml:space="preserve"> PAGEREF _Toc224682830 \h </w:instrText>
+            </w:r>
+            <w:r>
+              <w:rPr>
+                <w:noProof/>
+                <w:webHidden/>
+              </w:rPr>
+            </w:r>
+            <w:r>
+              <w:rPr>
+                <w:noProof/>
+                <w:webHidden/>
+              </w:rPr>
+              <w:fldChar w:fldCharType="separate"/>
+            </w:r>
+            <w:r>
+              <w:rPr>
+                <w:noProof/>
+                <w:webHidden/>
+              </w:rPr>
+              <w:t>10</w:t>
+            </w:r>
+            <w:r>
+              <w:rPr>
+                <w:noProof/>
+                <w:webHidden/>
+              </w:rPr>
+              <w:fldChar w:fldCharType="end"/>
+            </w:r>
+          </w:hyperlink>
+        </w:p>
+        <w:p>
+          <w:pPr>
+            <w:pStyle w:val="TOC3"/>
+            <w:tabs>
+              <w:tab w:val="right" w:leader="dot" w:pos="9060"/>
+            </w:tabs>
+            <w:rPr>
+              <w:rFonts w:asciiTheme="minorHAnsi" w:eastAsiaTheme="minorEastAsia" w:hAnsiTheme="minorHAnsi" w:cstheme="minorBidi"/>
+              <w:noProof/>
+              <w:kern w:val="2"/>
+              <w:lang w:val="en-US" w:eastAsia="en-US"/>
+              <w14:ligatures w14:val="standardContextual"/>
+            </w:rPr>
+          </w:pPr>
+          <w:hyperlink w:anchor="_Toc224682831" w:history="1">
+            <w:r>
+              <w:rPr>
+                <w:rStyle w:val="Hyperlink"/>
+                <w:noProof/>
+              </w:rPr>
+              <w:t>2.3.6 Táblák kapcsolatai</w:t>
+            </w:r>
+            <w:r>
+              <w:rPr>
+                <w:noProof/>
+                <w:webHidden/>
+              </w:rPr>
+              <w:tab/>
+            </w:r>
+            <w:r>
+              <w:rPr>
+                <w:noProof/>
+                <w:webHidden/>
+              </w:rPr>
+              <w:fldChar w:fldCharType="begin"/>
+            </w:r>
+            <w:r>
+              <w:rPr>
+                <w:noProof/>
+                <w:webHidden/>
+              </w:rPr>
+              <w:instrText xml:space="preserve"> PAGEREF _Toc224682831 \h </w:instrText>
+            </w:r>
+            <w:r>
+              <w:rPr>
+                <w:noProof/>
+                <w:webHidden/>
+              </w:rPr>
+            </w:r>
+            <w:r>
+              <w:rPr>
+                <w:noProof/>
+                <w:webHidden/>
+              </w:rPr>
+              <w:fldChar w:fldCharType="separate"/>
+            </w:r>
+            <w:r>
+              <w:rPr>
+                <w:noProof/>
+                <w:webHidden/>
+              </w:rPr>
+              <w:t>13</w:t>
+            </w:r>
+            <w:r>
+              <w:rPr>
+                <w:noProof/>
+                <w:webHidden/>
+              </w:rPr>
+              <w:fldChar w:fldCharType="end"/>
+            </w:r>
+          </w:hyperlink>
+        </w:p>
+        <w:p>
+          <w:pPr>
+            <w:pStyle w:val="TOC3"/>
+            <w:tabs>
+              <w:tab w:val="right" w:leader="dot" w:pos="9060"/>
+            </w:tabs>
+            <w:rPr>
+              <w:rFonts w:asciiTheme="minorHAnsi" w:eastAsiaTheme="minorEastAsia" w:hAnsiTheme="minorHAnsi" w:cstheme="minorBidi"/>
+              <w:noProof/>
+              <w:kern w:val="2"/>
+              <w:lang w:val="en-US" w:eastAsia="en-US"/>
+              <w14:ligatures w14:val="standardContextual"/>
+            </w:rPr>
+          </w:pPr>
+          <w:hyperlink w:anchor="_Toc224682832" w:history="1">
+            <w:r>
+              <w:rPr>
+                <w:rStyle w:val="Hyperlink"/>
+                <w:noProof/>
+              </w:rPr>
+              <w:t>2.3.7 Tárolt eljárások áttekintése</w:t>
+            </w:r>
+            <w:r>
+              <w:rPr>
+                <w:noProof/>
+                <w:webHidden/>
+              </w:rPr>
+              <w:tab/>
+            </w:r>
+            <w:r>
+              <w:rPr>
+                <w:noProof/>
+                <w:webHidden/>
+              </w:rPr>
+              <w:fldChar w:fldCharType="begin"/>
+            </w:r>
+            <w:r>
+              <w:rPr>
+                <w:noProof/>
+                <w:webHidden/>
+              </w:rPr>
+              <w:instrText xml:space="preserve"> PAGEREF _Toc224682832 \h </w:instrText>
+            </w:r>
+            <w:r>
+              <w:rPr>
+                <w:noProof/>
+                <w:webHidden/>
+              </w:rPr>
+            </w:r>
+            <w:r>
+              <w:rPr>
+                <w:noProof/>
+                <w:webHidden/>
+              </w:rPr>
+              <w:fldChar w:fldCharType="separate"/>
+            </w:r>
+            <w:r>
+              <w:rPr>
+                <w:noProof/>
+                <w:webHidden/>
+              </w:rPr>
+              <w:t>14</w:t>
             </w:r>
             <w:r>
               <w:rPr>
@@ -1292,30 +2012,30 @@
     </w:sdt>
     <w:p>
       <w:pPr>
-        <w:pStyle w:val="Cmsor1"/>
+        <w:pStyle w:val="Heading1"/>
         <w:pageBreakBefore/>
       </w:pPr>
-      <w:bookmarkStart w:id="2" w:name="_Hlk224567736"/>
-      <w:bookmarkStart w:id="3" w:name="_Toc224564720"/>
-      <w:bookmarkStart w:id="4" w:name="_Toc224568933"/>
+      <w:bookmarkStart w:id="1" w:name="_Hlk224567736"/>
+      <w:bookmarkStart w:id="2" w:name="_Toc224564720"/>
+      <w:bookmarkStart w:id="3" w:name="_Toc224682807"/>
       <w:bookmarkEnd w:id="0"/>
       <w:r>
         <w:lastRenderedPageBreak/>
         <w:t>1. Bevezetés, a téma ismertetése</w:t>
       </w:r>
+      <w:bookmarkEnd w:id="3"/>
+    </w:p>
+    <w:p>
+      <w:pPr>
+        <w:pStyle w:val="Heading2"/>
+      </w:pPr>
+      <w:bookmarkStart w:id="4" w:name="_Toc224564721"/>
+      <w:bookmarkStart w:id="5" w:name="_Toc224682808"/>
+      <w:r>
+        <w:t>1.1 A projekt háttere és célja</w:t>
+      </w:r>
       <w:bookmarkEnd w:id="4"/>
-    </w:p>
-    <w:p>
-      <w:pPr>
-        <w:pStyle w:val="Cmsor2"/>
-      </w:pPr>
-      <w:bookmarkStart w:id="5" w:name="_Toc224564721"/>
-      <w:bookmarkStart w:id="6" w:name="_Toc224568934"/>
-      <w:r>
-        <w:t>1.1 A projekt háttere és célja</w:t>
-      </w:r>
       <w:bookmarkEnd w:id="5"/>
-      <w:bookmarkEnd w:id="6"/>
     </w:p>
     <w:p>
       <w:pPr>
@@ -1337,21 +2057,21 @@
     </w:p>
     <w:p>
       <w:pPr>
-        <w:pStyle w:val="Cmsor2"/>
-      </w:pPr>
-      <w:bookmarkStart w:id="7" w:name="_Toc224564722"/>
-      <w:bookmarkStart w:id="8" w:name="_Toc224568935"/>
+        <w:pStyle w:val="Heading2"/>
+      </w:pPr>
+      <w:bookmarkStart w:id="6" w:name="_Toc224564722"/>
+      <w:bookmarkStart w:id="7" w:name="_Toc224682809"/>
       <w:r>
         <w:t>1.2 Témaválasztás indoklása</w:t>
       </w:r>
+      <w:bookmarkEnd w:id="6"/>
       <w:bookmarkEnd w:id="7"/>
-      <w:bookmarkEnd w:id="8"/>
     </w:p>
     <w:p>
       <w:pPr>
         <w:spacing w:before="80" w:after="120" w:line="360" w:lineRule="auto"/>
       </w:pPr>
-      <w:bookmarkStart w:id="9" w:name="_Toc224564723"/>
+      <w:bookmarkStart w:id="8" w:name="_Toc224564723"/>
       <w:r>
         <w:t xml:space="preserve">A projekt ötlete egy hétköznapi helyzetből született: egyik este, amikor egyikünk betegen feküdt otthon, szembesültünk azzal, hogy senki sem tudta pontosan, mi vár ránk a következő héten. Nem volt egyetlen megbízható felület, ahol mindent egyben láthattunk volna. Ebből a személyes frusztrációból nőtt ki a FeladatRadar ötlete. A mai elérhető rendszerek — mint a Kréta vagy a Google Classroom — merev, intézményi logika szerint működnek: előbbi közösségi és rugalmas feladatkezelés nélküli adminisztrációs eszköz, utóbbi inkább tananyag-megosztásra koncentrál. A FeladatRadar ezzel szemben tudatosan nem kizárólag iskolai célra készült. Minden felhasználó a saját életritmusához igazíthatja: valaki iskolai teendőit követi benne nyomon, valaki sportversenyeit és edzésmenetrendjét szervezi általa, megint más csapatban zajló szabadidős tevékenységeit kezeli benne. A témaválasztást három tényező motiválta: a személyesen megélt probléma, a webes technológiák — különösen az ASP.NET Core és a Blazor — elmélyült megismerésének szakmai ambíciója, valamint az a szándék, hogy olyan platformot építsünk, amely az iskolai közösségünkön túl is valódi hasznosulással bírhat. A fejlesztés során nemcsak </w:t>
       </w:r>
@@ -1365,14 +2085,14 @@
     </w:p>
     <w:p>
       <w:pPr>
-        <w:pStyle w:val="Cmsor2"/>
-      </w:pPr>
-      <w:bookmarkStart w:id="10" w:name="_Toc224568936"/>
+        <w:pStyle w:val="Heading2"/>
+      </w:pPr>
+      <w:bookmarkStart w:id="9" w:name="_Toc224682810"/>
       <w:r>
         <w:t>1.3 A program funkciói röviden</w:t>
       </w:r>
+      <w:bookmarkEnd w:id="8"/>
       <w:bookmarkEnd w:id="9"/>
-      <w:bookmarkEnd w:id="10"/>
     </w:p>
     <w:p>
       <w:pPr>
@@ -1385,7 +2105,7 @@
     </w:p>
     <w:p>
       <w:pPr>
-        <w:pStyle w:val="Listaszerbekezds"/>
+        <w:pStyle w:val="ListParagraph"/>
         <w:numPr>
           <w:ilvl w:val="0"/>
           <w:numId w:val="2"/>
@@ -1398,7 +2118,7 @@
     </w:p>
     <w:p>
       <w:pPr>
-        <w:pStyle w:val="Listaszerbekezds"/>
+        <w:pStyle w:val="ListParagraph"/>
         <w:numPr>
           <w:ilvl w:val="0"/>
           <w:numId w:val="2"/>
@@ -1411,7 +2131,7 @@
     </w:p>
     <w:p>
       <w:pPr>
-        <w:pStyle w:val="Listaszerbekezds"/>
+        <w:pStyle w:val="ListParagraph"/>
         <w:numPr>
           <w:ilvl w:val="0"/>
           <w:numId w:val="2"/>
@@ -1424,7 +2144,7 @@
     </w:p>
     <w:p>
       <w:pPr>
-        <w:pStyle w:val="Listaszerbekezds"/>
+        <w:pStyle w:val="ListParagraph"/>
         <w:numPr>
           <w:ilvl w:val="0"/>
           <w:numId w:val="2"/>
@@ -1437,7 +2157,7 @@
     </w:p>
     <w:p>
       <w:pPr>
-        <w:pStyle w:val="Listaszerbekezds"/>
+        <w:pStyle w:val="ListParagraph"/>
         <w:numPr>
           <w:ilvl w:val="0"/>
           <w:numId w:val="2"/>
@@ -1450,7 +2170,7 @@
     </w:p>
     <w:p>
       <w:pPr>
-        <w:pStyle w:val="Listaszerbekezds"/>
+        <w:pStyle w:val="ListParagraph"/>
         <w:numPr>
           <w:ilvl w:val="0"/>
           <w:numId w:val="2"/>
@@ -1463,7 +2183,7 @@
     </w:p>
     <w:p>
       <w:pPr>
-        <w:pStyle w:val="Listaszerbekezds"/>
+        <w:pStyle w:val="ListParagraph"/>
         <w:numPr>
           <w:ilvl w:val="0"/>
           <w:numId w:val="2"/>
@@ -1476,7 +2196,7 @@
     </w:p>
     <w:p>
       <w:pPr>
-        <w:pStyle w:val="Listaszerbekezds"/>
+        <w:pStyle w:val="ListParagraph"/>
         <w:numPr>
           <w:ilvl w:val="0"/>
           <w:numId w:val="2"/>
@@ -1489,36 +2209,36 @@
     </w:p>
     <w:p>
       <w:pPr>
-        <w:pStyle w:val="Cmsor2"/>
-      </w:pPr>
-      <w:bookmarkStart w:id="11" w:name="_Toc224564724"/>
-      <w:bookmarkStart w:id="12" w:name="_Toc224568937"/>
+        <w:pStyle w:val="Heading2"/>
+      </w:pPr>
+      <w:bookmarkStart w:id="10" w:name="_Toc224564724"/>
+      <w:bookmarkStart w:id="11" w:name="_Toc224682811"/>
       <w:r>
         <w:t>1.4 Célközönség</w:t>
       </w:r>
+      <w:bookmarkEnd w:id="10"/>
       <w:bookmarkEnd w:id="11"/>
-      <w:bookmarkEnd w:id="12"/>
     </w:p>
     <w:p>
       <w:pPr>
         <w:spacing w:before="80" w:after="120" w:line="360" w:lineRule="auto"/>
         <w:jc w:val="both"/>
       </w:pPr>
-      <w:bookmarkStart w:id="13" w:name="_Toc224564725"/>
+      <w:bookmarkStart w:id="12" w:name="_Toc224564725"/>
       <w:r>
         <w:t>Az alkalmazás elsősorban olyan felhasználók számára készült, akik szeretnék szervezettebben kezelni mindennapi feladataikat — legyen szó tanulmányokról, munkáról, sportról vagy bármilyen közösségi tevékenységről. A tanári szerepkör lehetővé teszi, hogy csoportvezetők, edzők vagy szervezők is bekapcsolódjanak: feladatokat és eseményeket hirdessenek meg a csoportjuknak, és szavazásokat indítsanak közös döntések meghozatalához. A felhasználói felület kialakításánál fontos szempont volt a mobil-kompatibilitás: az alkalmazás reszponzív, kisebb képernyőn is jól használható, mivel a legtöbb felhasználó okostelefonról is szívesen követi nyomon a feladatait és eseményeit.</w:t>
       </w:r>
     </w:p>
     <w:p>
       <w:pPr>
-        <w:pStyle w:val="Cmsor2"/>
-      </w:pPr>
-      <w:bookmarkStart w:id="14" w:name="_Toc224568938"/>
+        <w:pStyle w:val="Heading2"/>
+      </w:pPr>
+      <w:bookmarkStart w:id="13" w:name="_Toc224682812"/>
       <w:r>
         <w:t>1.5 Hasonló meglévő megoldások és miben más a FeladatRadar</w:t>
       </w:r>
+      <w:bookmarkEnd w:id="12"/>
       <w:bookmarkEnd w:id="13"/>
-      <w:bookmarkEnd w:id="14"/>
     </w:p>
     <w:p>
       <w:pPr>
@@ -1531,7 +2251,7 @@
     </w:p>
     <w:p>
       <w:pPr>
-        <w:pStyle w:val="Listaszerbekezds"/>
+        <w:pStyle w:val="ListParagraph"/>
         <w:numPr>
           <w:ilvl w:val="0"/>
           <w:numId w:val="2"/>
@@ -1551,7 +2271,7 @@
     </w:p>
     <w:p>
       <w:pPr>
-        <w:pStyle w:val="Listaszerbekezds"/>
+        <w:pStyle w:val="ListParagraph"/>
         <w:numPr>
           <w:ilvl w:val="0"/>
           <w:numId w:val="2"/>
@@ -1571,7 +2291,7 @@
     </w:p>
     <w:p>
       <w:pPr>
-        <w:pStyle w:val="Listaszerbekezds"/>
+        <w:pStyle w:val="ListParagraph"/>
         <w:numPr>
           <w:ilvl w:val="0"/>
           <w:numId w:val="2"/>
@@ -1584,7 +2304,7 @@
     </w:p>
     <w:p>
       <w:pPr>
-        <w:pStyle w:val="Listaszerbekezds"/>
+        <w:pStyle w:val="ListParagraph"/>
         <w:numPr>
           <w:ilvl w:val="0"/>
           <w:numId w:val="2"/>
@@ -1599,47 +2319,47 @@
       <w:pPr>
         <w:spacing w:before="80" w:after="120" w:line="360" w:lineRule="auto"/>
       </w:pPr>
-      <w:bookmarkStart w:id="15" w:name="_Toc224564726"/>
+      <w:bookmarkStart w:id="14" w:name="_Toc224564726"/>
       <w:r>
         <w:t>A FeladatRadar tehát nem egy általános célú feladatkezelő, de nem is csupán iskolai eszköz — olyan integrált platform, amely személyre szabható bármilyen közösség vagy egyéni felhasználó igényeihez, és ezeket a specifikus funkciókat egyetlen, átlátható felületen egyesíti.</w:t>
       </w:r>
     </w:p>
     <w:p>
       <w:pPr>
-        <w:pStyle w:val="Cmsor1"/>
+        <w:pStyle w:val="Heading1"/>
         <w:pageBreakBefore/>
       </w:pPr>
-      <w:bookmarkStart w:id="16" w:name="_Toc224568939"/>
+      <w:bookmarkStart w:id="15" w:name="_Toc224682813"/>
       <w:r>
         <w:lastRenderedPageBreak/>
         <w:t>2. Fejlesztői dokumentáció</w:t>
       </w:r>
+      <w:bookmarkEnd w:id="14"/>
       <w:bookmarkEnd w:id="15"/>
+    </w:p>
+    <w:p>
+      <w:pPr>
+        <w:pStyle w:val="Heading2"/>
+      </w:pPr>
+      <w:bookmarkStart w:id="16" w:name="_Toc224564727"/>
+      <w:bookmarkStart w:id="17" w:name="_Toc224682814"/>
+      <w:r>
+        <w:t>2.1 A fejlesztőkörnyezet ismertetése</w:t>
+      </w:r>
       <w:bookmarkEnd w:id="16"/>
-    </w:p>
-    <w:p>
-      <w:pPr>
-        <w:pStyle w:val="Cmsor2"/>
-      </w:pPr>
-      <w:bookmarkStart w:id="17" w:name="_Toc224564727"/>
-      <w:bookmarkStart w:id="18" w:name="_Toc224568940"/>
-      <w:r>
-        <w:t>2.1 A fejlesztőkörnyezet ismertetése</w:t>
-      </w:r>
       <w:bookmarkEnd w:id="17"/>
+    </w:p>
+    <w:p>
+      <w:pPr>
+        <w:pStyle w:val="Heading3"/>
+      </w:pPr>
+      <w:bookmarkStart w:id="18" w:name="_Toc224564728"/>
+      <w:bookmarkStart w:id="19" w:name="_Toc224682815"/>
+      <w:r>
+        <w:t>2.1.1 Hardverkövetelmények a fejlesztéshez</w:t>
+      </w:r>
       <w:bookmarkEnd w:id="18"/>
-    </w:p>
-    <w:p>
-      <w:pPr>
-        <w:pStyle w:val="Cmsor3"/>
-      </w:pPr>
-      <w:bookmarkStart w:id="19" w:name="_Toc224564728"/>
-      <w:bookmarkStart w:id="20" w:name="_Toc224568941"/>
-      <w:r>
-        <w:t>2.1.1 Hardverkövetelmények a fejlesztéshez</w:t>
-      </w:r>
       <w:bookmarkEnd w:id="19"/>
-      <w:bookmarkEnd w:id="20"/>
     </w:p>
     <w:p>
       <w:pPr>
@@ -1652,7 +2372,7 @@
     </w:p>
     <w:tbl>
       <w:tblPr>
-        <w:tblW w:w="9070" w:type="dxa"/>
+        <w:tblW w:w="9068" w:type="dxa"/>
         <w:tblBorders>
           <w:top w:val="single" w:sz="4" w:space="0" w:color="auto"/>
           <w:left w:val="single" w:sz="4" w:space="0" w:color="auto"/>
@@ -1668,9 +2388,10 @@
         <w:tblLook w:val="0000" w:firstRow="0" w:lastRow="0" w:firstColumn="0" w:lastColumn="0" w:noHBand="0" w:noVBand="0"/>
       </w:tblPr>
       <w:tblGrid>
-        <w:gridCol w:w="2200"/>
-        <w:gridCol w:w="3100"/>
-        <w:gridCol w:w="3770"/>
+        <w:gridCol w:w="1988"/>
+        <w:gridCol w:w="2289"/>
+        <w:gridCol w:w="2580"/>
+        <w:gridCol w:w="2211"/>
       </w:tblGrid>
       <w:tr>
         <w:trPr>
@@ -1678,7 +2399,7 @@
         </w:trPr>
         <w:tc>
           <w:tcPr>
-            <w:tcW w:w="2200" w:type="dxa"/>
+            <w:tcW w:w="1988" w:type="dxa"/>
             <w:tcBorders>
               <w:top w:val="single" w:sz="1" w:space="0" w:color="CCCCCC"/>
               <w:left w:val="single" w:sz="1" w:space="0" w:color="CCCCCC"/>
@@ -1694,35 +2415,14 @@
             </w:tcMar>
           </w:tcPr>
           <w:p>
-            <w:r>
+            <w:pPr>
               <w:rPr>
                 <w:b/>
                 <w:bCs/>
                 <w:sz w:val="20"/>
                 <w:szCs w:val="20"/>
               </w:rPr>
-              <w:t>Összetevő</w:t>
-            </w:r>
-          </w:p>
-        </w:tc>
-        <w:tc>
-          <w:tcPr>
-            <w:tcW w:w="3100" w:type="dxa"/>
-            <w:tcBorders>
-              <w:top w:val="single" w:sz="1" w:space="0" w:color="CCCCCC"/>
-              <w:left w:val="single" w:sz="1" w:space="0" w:color="CCCCCC"/>
-              <w:bottom w:val="single" w:sz="1" w:space="0" w:color="CCCCCC"/>
-              <w:right w:val="single" w:sz="1" w:space="0" w:color="CCCCCC"/>
-            </w:tcBorders>
-            <w:shd w:val="clear" w:color="auto" w:fill="D6E4F7"/>
-            <w:tcMar>
-              <w:top w:w="80" w:type="dxa"/>
-              <w:left w:w="160" w:type="dxa"/>
-              <w:bottom w:w="80" w:type="dxa"/>
-              <w:right w:w="160" w:type="dxa"/>
-            </w:tcMar>
-          </w:tcPr>
-          <w:p>
+            </w:pPr>
             <w:r>
               <w:rPr>
                 <w:b/>
@@ -1730,13 +2430,13 @@
                 <w:sz w:val="20"/>
                 <w:szCs w:val="20"/>
               </w:rPr>
-              <w:t>Minimum</w:t>
-            </w:r>
-          </w:p>
-        </w:tc>
-        <w:tc>
-          <w:tcPr>
-            <w:tcW w:w="3770" w:type="dxa"/>
+              <w:t>Hardver</w:t>
+            </w:r>
+          </w:p>
+        </w:tc>
+        <w:tc>
+          <w:tcPr>
+            <w:tcW w:w="2289" w:type="dxa"/>
             <w:tcBorders>
               <w:top w:val="single" w:sz="1" w:space="0" w:color="CCCCCC"/>
               <w:left w:val="single" w:sz="1" w:space="0" w:color="CCCCCC"/>
@@ -1752,14 +2452,90 @@
             </w:tcMar>
           </w:tcPr>
           <w:p>
-            <w:r>
+            <w:pPr>
               <w:rPr>
                 <w:b/>
                 <w:bCs/>
                 <w:sz w:val="20"/>
                 <w:szCs w:val="20"/>
               </w:rPr>
-              <w:t>Ajánlott (fejlesztéshez)</w:t>
+            </w:pPr>
+            <w:r>
+              <w:rPr>
+                <w:b/>
+                <w:bCs/>
+                <w:sz w:val="20"/>
+                <w:szCs w:val="20"/>
+              </w:rPr>
+              <w:t>Anti</w:t>
+            </w:r>
+          </w:p>
+        </w:tc>
+        <w:tc>
+          <w:tcPr>
+            <w:tcW w:w="2580" w:type="dxa"/>
+            <w:tcBorders>
+              <w:top w:val="single" w:sz="1" w:space="0" w:color="CCCCCC"/>
+              <w:left w:val="single" w:sz="1" w:space="0" w:color="CCCCCC"/>
+              <w:bottom w:val="single" w:sz="1" w:space="0" w:color="CCCCCC"/>
+              <w:right w:val="single" w:sz="1" w:space="0" w:color="CCCCCC"/>
+            </w:tcBorders>
+            <w:shd w:val="clear" w:color="auto" w:fill="D6E4F7"/>
+            <w:tcMar>
+              <w:top w:w="80" w:type="dxa"/>
+              <w:left w:w="160" w:type="dxa"/>
+              <w:bottom w:w="80" w:type="dxa"/>
+              <w:right w:w="160" w:type="dxa"/>
+            </w:tcMar>
+          </w:tcPr>
+          <w:p>
+            <w:pPr>
+              <w:rPr>
+                <w:b/>
+                <w:bCs/>
+                <w:sz w:val="20"/>
+                <w:szCs w:val="20"/>
+              </w:rPr>
+            </w:pPr>
+            <w:r>
+              <w:rPr>
+                <w:b/>
+                <w:bCs/>
+                <w:sz w:val="20"/>
+                <w:szCs w:val="20"/>
+              </w:rPr>
+              <w:t>Csongi</w:t>
+            </w:r>
+          </w:p>
+        </w:tc>
+        <w:tc>
+          <w:tcPr>
+            <w:tcW w:w="2211" w:type="dxa"/>
+            <w:tcBorders>
+              <w:top w:val="single" w:sz="1" w:space="0" w:color="CCCCCC"/>
+              <w:left w:val="single" w:sz="1" w:space="0" w:color="CCCCCC"/>
+              <w:bottom w:val="single" w:sz="1" w:space="0" w:color="CCCCCC"/>
+              <w:right w:val="single" w:sz="1" w:space="0" w:color="CCCCCC"/>
+            </w:tcBorders>
+            <w:shd w:val="clear" w:color="auto" w:fill="D6E4F7"/>
+          </w:tcPr>
+          <w:p>
+            <w:pPr>
+              <w:rPr>
+                <w:b/>
+                <w:bCs/>
+                <w:sz w:val="20"/>
+                <w:szCs w:val="20"/>
+              </w:rPr>
+            </w:pPr>
+            <w:r>
+              <w:rPr>
+                <w:b/>
+                <w:bCs/>
+                <w:sz w:val="20"/>
+                <w:szCs w:val="20"/>
+              </w:rPr>
+              <w:t>Robi</w:t>
             </w:r>
           </w:p>
         </w:tc>
@@ -1767,85 +2543,151 @@
       <w:tr>
         <w:tc>
           <w:tcPr>
-            <w:tcW w:w="2200" w:type="dxa"/>
-            <w:tcBorders>
-              <w:top w:val="single" w:sz="1" w:space="0" w:color="CCCCCC"/>
-              <w:left w:val="single" w:sz="1" w:space="0" w:color="CCCCCC"/>
-              <w:bottom w:val="single" w:sz="1" w:space="0" w:color="CCCCCC"/>
-              <w:right w:val="single" w:sz="1" w:space="0" w:color="CCCCCC"/>
-            </w:tcBorders>
-            <w:tcMar>
-              <w:top w:w="80" w:type="dxa"/>
-              <w:left w:w="160" w:type="dxa"/>
-              <w:bottom w:w="80" w:type="dxa"/>
-              <w:right w:w="160" w:type="dxa"/>
-            </w:tcMar>
-          </w:tcPr>
-          <w:p>
-            <w:r>
-              <w:rPr>
-                <w:sz w:val="20"/>
-                <w:szCs w:val="20"/>
-              </w:rPr>
-              <w:t>Processzor</w:t>
-            </w:r>
-          </w:p>
-        </w:tc>
-        <w:tc>
-          <w:tcPr>
-            <w:tcW w:w="3100" w:type="dxa"/>
-            <w:tcBorders>
-              <w:top w:val="single" w:sz="1" w:space="0" w:color="CCCCCC"/>
-              <w:left w:val="single" w:sz="1" w:space="0" w:color="CCCCCC"/>
-              <w:bottom w:val="single" w:sz="1" w:space="0" w:color="CCCCCC"/>
-              <w:right w:val="single" w:sz="1" w:space="0" w:color="CCCCCC"/>
-            </w:tcBorders>
-            <w:tcMar>
-              <w:top w:w="80" w:type="dxa"/>
-              <w:left w:w="160" w:type="dxa"/>
-              <w:bottom w:w="80" w:type="dxa"/>
-              <w:right w:w="160" w:type="dxa"/>
-            </w:tcMar>
-          </w:tcPr>
-          <w:p/>
-        </w:tc>
-        <w:tc>
-          <w:tcPr>
-            <w:tcW w:w="3770" w:type="dxa"/>
-            <w:tcBorders>
-              <w:top w:val="single" w:sz="1" w:space="0" w:color="CCCCCC"/>
-              <w:left w:val="single" w:sz="1" w:space="0" w:color="CCCCCC"/>
-              <w:bottom w:val="single" w:sz="1" w:space="0" w:color="CCCCCC"/>
-              <w:right w:val="single" w:sz="1" w:space="0" w:color="CCCCCC"/>
-            </w:tcBorders>
-            <w:tcMar>
-              <w:top w:w="80" w:type="dxa"/>
-              <w:left w:w="160" w:type="dxa"/>
-              <w:bottom w:w="80" w:type="dxa"/>
-              <w:right w:w="160" w:type="dxa"/>
-            </w:tcMar>
-          </w:tcPr>
-          <w:p/>
+            <w:tcW w:w="1988" w:type="dxa"/>
+            <w:tcBorders>
+              <w:top w:val="single" w:sz="1" w:space="0" w:color="CCCCCC"/>
+              <w:left w:val="single" w:sz="1" w:space="0" w:color="CCCCCC"/>
+              <w:bottom w:val="single" w:sz="1" w:space="0" w:color="CCCCCC"/>
+              <w:right w:val="single" w:sz="1" w:space="0" w:color="CCCCCC"/>
+            </w:tcBorders>
+            <w:tcMar>
+              <w:top w:w="80" w:type="dxa"/>
+              <w:left w:w="160" w:type="dxa"/>
+              <w:bottom w:w="80" w:type="dxa"/>
+              <w:right w:w="160" w:type="dxa"/>
+            </w:tcMar>
+          </w:tcPr>
+          <w:p>
+            <w:pPr>
+              <w:rPr>
+                <w:sz w:val="20"/>
+                <w:szCs w:val="20"/>
+              </w:rPr>
+            </w:pPr>
+            <w:r>
+              <w:rPr>
+                <w:sz w:val="20"/>
+                <w:szCs w:val="20"/>
+              </w:rPr>
+              <w:t>CPU</w:t>
+            </w:r>
+          </w:p>
+        </w:tc>
+        <w:tc>
+          <w:tcPr>
+            <w:tcW w:w="2289" w:type="dxa"/>
+            <w:tcBorders>
+              <w:top w:val="single" w:sz="1" w:space="0" w:color="CCCCCC"/>
+              <w:left w:val="single" w:sz="1" w:space="0" w:color="CCCCCC"/>
+              <w:bottom w:val="single" w:sz="1" w:space="0" w:color="CCCCCC"/>
+              <w:right w:val="single" w:sz="1" w:space="0" w:color="CCCCCC"/>
+            </w:tcBorders>
+            <w:tcMar>
+              <w:top w:w="80" w:type="dxa"/>
+              <w:left w:w="160" w:type="dxa"/>
+              <w:bottom w:w="80" w:type="dxa"/>
+              <w:right w:w="160" w:type="dxa"/>
+            </w:tcMar>
+          </w:tcPr>
+          <w:p>
+            <w:pPr>
+              <w:rPr>
+                <w:sz w:val="20"/>
+                <w:szCs w:val="20"/>
+              </w:rPr>
+            </w:pPr>
+            <w:r>
+              <w:rPr>
+                <w:sz w:val="20"/>
+                <w:szCs w:val="20"/>
+              </w:rPr>
+              <w:t>Intel Core i5-10400f</w:t>
+            </w:r>
+          </w:p>
+        </w:tc>
+        <w:tc>
+          <w:tcPr>
+            <w:tcW w:w="2580" w:type="dxa"/>
+            <w:tcBorders>
+              <w:top w:val="single" w:sz="1" w:space="0" w:color="CCCCCC"/>
+              <w:left w:val="single" w:sz="1" w:space="0" w:color="CCCCCC"/>
+              <w:bottom w:val="single" w:sz="1" w:space="0" w:color="CCCCCC"/>
+              <w:right w:val="single" w:sz="1" w:space="0" w:color="CCCCCC"/>
+            </w:tcBorders>
+            <w:tcMar>
+              <w:top w:w="80" w:type="dxa"/>
+              <w:left w:w="160" w:type="dxa"/>
+              <w:bottom w:w="80" w:type="dxa"/>
+              <w:right w:w="160" w:type="dxa"/>
+            </w:tcMar>
+          </w:tcPr>
+          <w:p>
+            <w:pPr>
+              <w:rPr>
+                <w:sz w:val="20"/>
+                <w:szCs w:val="20"/>
+              </w:rPr>
+            </w:pPr>
+            <w:r>
+              <w:rPr>
+                <w:sz w:val="20"/>
+                <w:szCs w:val="20"/>
+              </w:rPr>
+              <w:t>Intel Core i5-1135G7</w:t>
+            </w:r>
+          </w:p>
+        </w:tc>
+        <w:tc>
+          <w:tcPr>
+            <w:tcW w:w="2211" w:type="dxa"/>
+            <w:tcBorders>
+              <w:top w:val="single" w:sz="1" w:space="0" w:color="CCCCCC"/>
+              <w:left w:val="single" w:sz="1" w:space="0" w:color="CCCCCC"/>
+              <w:bottom w:val="single" w:sz="1" w:space="0" w:color="CCCCCC"/>
+              <w:right w:val="single" w:sz="1" w:space="0" w:color="CCCCCC"/>
+            </w:tcBorders>
+          </w:tcPr>
+          <w:p>
+            <w:pPr>
+              <w:rPr>
+                <w:sz w:val="20"/>
+                <w:szCs w:val="20"/>
+              </w:rPr>
+            </w:pPr>
+            <w:r>
+              <w:rPr>
+                <w:sz w:val="20"/>
+                <w:szCs w:val="20"/>
+              </w:rPr>
+              <w:t>Intel Core i9-12900kf</w:t>
+            </w:r>
+          </w:p>
         </w:tc>
       </w:tr>
       <w:tr>
         <w:tc>
           <w:tcPr>
-            <w:tcW w:w="2200" w:type="dxa"/>
-            <w:tcBorders>
-              <w:top w:val="single" w:sz="1" w:space="0" w:color="CCCCCC"/>
-              <w:left w:val="single" w:sz="1" w:space="0" w:color="CCCCCC"/>
-              <w:bottom w:val="single" w:sz="1" w:space="0" w:color="CCCCCC"/>
-              <w:right w:val="single" w:sz="1" w:space="0" w:color="CCCCCC"/>
-            </w:tcBorders>
-            <w:tcMar>
-              <w:top w:w="80" w:type="dxa"/>
-              <w:left w:w="160" w:type="dxa"/>
-              <w:bottom w:w="80" w:type="dxa"/>
-              <w:right w:w="160" w:type="dxa"/>
-            </w:tcMar>
-          </w:tcPr>
-          <w:p>
+            <w:tcW w:w="1988" w:type="dxa"/>
+            <w:tcBorders>
+              <w:top w:val="single" w:sz="1" w:space="0" w:color="CCCCCC"/>
+              <w:left w:val="single" w:sz="1" w:space="0" w:color="CCCCCC"/>
+              <w:bottom w:val="single" w:sz="1" w:space="0" w:color="CCCCCC"/>
+              <w:right w:val="single" w:sz="1" w:space="0" w:color="CCCCCC"/>
+            </w:tcBorders>
+            <w:tcMar>
+              <w:top w:w="80" w:type="dxa"/>
+              <w:left w:w="160" w:type="dxa"/>
+              <w:bottom w:w="80" w:type="dxa"/>
+              <w:right w:w="160" w:type="dxa"/>
+            </w:tcMar>
+          </w:tcPr>
+          <w:p>
+            <w:pPr>
+              <w:rPr>
+                <w:sz w:val="20"/>
+                <w:szCs w:val="20"/>
+              </w:rPr>
+            </w:pPr>
             <w:r>
               <w:rPr>
                 <w:sz w:val="20"/>
@@ -1857,123 +2699,250 @@
         </w:tc>
         <w:tc>
           <w:tcPr>
-            <w:tcW w:w="3100" w:type="dxa"/>
-            <w:tcBorders>
-              <w:top w:val="single" w:sz="1" w:space="0" w:color="CCCCCC"/>
-              <w:left w:val="single" w:sz="1" w:space="0" w:color="CCCCCC"/>
-              <w:bottom w:val="single" w:sz="1" w:space="0" w:color="CCCCCC"/>
-              <w:right w:val="single" w:sz="1" w:space="0" w:color="CCCCCC"/>
-            </w:tcBorders>
-            <w:tcMar>
-              <w:top w:w="80" w:type="dxa"/>
-              <w:left w:w="160" w:type="dxa"/>
-              <w:bottom w:w="80" w:type="dxa"/>
-              <w:right w:w="160" w:type="dxa"/>
-            </w:tcMar>
-          </w:tcPr>
-          <w:p/>
-        </w:tc>
-        <w:tc>
-          <w:tcPr>
-            <w:tcW w:w="3770" w:type="dxa"/>
-            <w:tcBorders>
-              <w:top w:val="single" w:sz="1" w:space="0" w:color="CCCCCC"/>
-              <w:left w:val="single" w:sz="1" w:space="0" w:color="CCCCCC"/>
-              <w:bottom w:val="single" w:sz="1" w:space="0" w:color="CCCCCC"/>
-              <w:right w:val="single" w:sz="1" w:space="0" w:color="CCCCCC"/>
-            </w:tcBorders>
-            <w:tcMar>
-              <w:top w:w="80" w:type="dxa"/>
-              <w:left w:w="160" w:type="dxa"/>
-              <w:bottom w:w="80" w:type="dxa"/>
-              <w:right w:w="160" w:type="dxa"/>
-            </w:tcMar>
-          </w:tcPr>
-          <w:p/>
+            <w:tcW w:w="2289" w:type="dxa"/>
+            <w:tcBorders>
+              <w:top w:val="single" w:sz="1" w:space="0" w:color="CCCCCC"/>
+              <w:left w:val="single" w:sz="1" w:space="0" w:color="CCCCCC"/>
+              <w:bottom w:val="single" w:sz="1" w:space="0" w:color="CCCCCC"/>
+              <w:right w:val="single" w:sz="1" w:space="0" w:color="CCCCCC"/>
+            </w:tcBorders>
+            <w:tcMar>
+              <w:top w:w="80" w:type="dxa"/>
+              <w:left w:w="160" w:type="dxa"/>
+              <w:bottom w:w="80" w:type="dxa"/>
+              <w:right w:w="160" w:type="dxa"/>
+            </w:tcMar>
+          </w:tcPr>
+          <w:p>
+            <w:pPr>
+              <w:rPr>
+                <w:sz w:val="20"/>
+                <w:szCs w:val="20"/>
+              </w:rPr>
+            </w:pPr>
+            <w:r>
+              <w:rPr>
+                <w:sz w:val="20"/>
+                <w:szCs w:val="20"/>
+              </w:rPr>
+              <w:t>32Gb DDR4</w:t>
+            </w:r>
+          </w:p>
+        </w:tc>
+        <w:tc>
+          <w:tcPr>
+            <w:tcW w:w="2580" w:type="dxa"/>
+            <w:tcBorders>
+              <w:top w:val="single" w:sz="1" w:space="0" w:color="CCCCCC"/>
+              <w:left w:val="single" w:sz="1" w:space="0" w:color="CCCCCC"/>
+              <w:bottom w:val="single" w:sz="1" w:space="0" w:color="CCCCCC"/>
+              <w:right w:val="single" w:sz="1" w:space="0" w:color="CCCCCC"/>
+            </w:tcBorders>
+            <w:tcMar>
+              <w:top w:w="80" w:type="dxa"/>
+              <w:left w:w="160" w:type="dxa"/>
+              <w:bottom w:w="80" w:type="dxa"/>
+              <w:right w:w="160" w:type="dxa"/>
+            </w:tcMar>
+          </w:tcPr>
+          <w:p>
+            <w:pPr>
+              <w:rPr>
+                <w:sz w:val="20"/>
+                <w:szCs w:val="20"/>
+              </w:rPr>
+            </w:pPr>
+            <w:r>
+              <w:rPr>
+                <w:sz w:val="20"/>
+                <w:szCs w:val="20"/>
+              </w:rPr>
+              <w:t>24Gb DDR4</w:t>
+            </w:r>
+          </w:p>
+        </w:tc>
+        <w:tc>
+          <w:tcPr>
+            <w:tcW w:w="2211" w:type="dxa"/>
+            <w:tcBorders>
+              <w:top w:val="single" w:sz="1" w:space="0" w:color="CCCCCC"/>
+              <w:left w:val="single" w:sz="1" w:space="0" w:color="CCCCCC"/>
+              <w:bottom w:val="single" w:sz="1" w:space="0" w:color="CCCCCC"/>
+              <w:right w:val="single" w:sz="1" w:space="0" w:color="CCCCCC"/>
+            </w:tcBorders>
+          </w:tcPr>
+          <w:p>
+            <w:pPr>
+              <w:rPr>
+                <w:sz w:val="20"/>
+                <w:szCs w:val="20"/>
+              </w:rPr>
+            </w:pPr>
+            <w:r>
+              <w:rPr>
+                <w:sz w:val="20"/>
+                <w:szCs w:val="20"/>
+              </w:rPr>
+              <w:t>32</w:t>
+            </w:r>
+            <w:r>
+              <w:rPr>
+                <w:sz w:val="20"/>
+                <w:szCs w:val="20"/>
+              </w:rPr>
+              <w:t>Gb DDR5</w:t>
+            </w:r>
+          </w:p>
         </w:tc>
       </w:tr>
       <w:tr>
         <w:tc>
           <w:tcPr>
-            <w:tcW w:w="2200" w:type="dxa"/>
-            <w:tcBorders>
-              <w:top w:val="single" w:sz="1" w:space="0" w:color="CCCCCC"/>
-              <w:left w:val="single" w:sz="1" w:space="0" w:color="CCCCCC"/>
-              <w:bottom w:val="single" w:sz="1" w:space="0" w:color="CCCCCC"/>
-              <w:right w:val="single" w:sz="1" w:space="0" w:color="CCCCCC"/>
-            </w:tcBorders>
-            <w:tcMar>
-              <w:top w:w="80" w:type="dxa"/>
-              <w:left w:w="160" w:type="dxa"/>
-              <w:bottom w:w="80" w:type="dxa"/>
-              <w:right w:w="160" w:type="dxa"/>
-            </w:tcMar>
-          </w:tcPr>
-          <w:p>
-            <w:r>
-              <w:rPr>
-                <w:sz w:val="20"/>
-                <w:szCs w:val="20"/>
-              </w:rPr>
-              <w:t>Tárhely</w:t>
-            </w:r>
-          </w:p>
-        </w:tc>
-        <w:tc>
-          <w:tcPr>
-            <w:tcW w:w="3100" w:type="dxa"/>
-            <w:tcBorders>
-              <w:top w:val="single" w:sz="1" w:space="0" w:color="CCCCCC"/>
-              <w:left w:val="single" w:sz="1" w:space="0" w:color="CCCCCC"/>
-              <w:bottom w:val="single" w:sz="1" w:space="0" w:color="CCCCCC"/>
-              <w:right w:val="single" w:sz="1" w:space="0" w:color="CCCCCC"/>
-            </w:tcBorders>
-            <w:tcMar>
-              <w:top w:w="80" w:type="dxa"/>
-              <w:left w:w="160" w:type="dxa"/>
-              <w:bottom w:w="80" w:type="dxa"/>
-              <w:right w:w="160" w:type="dxa"/>
-            </w:tcMar>
-          </w:tcPr>
-          <w:p/>
-        </w:tc>
-        <w:tc>
-          <w:tcPr>
-            <w:tcW w:w="3770" w:type="dxa"/>
-            <w:tcBorders>
-              <w:top w:val="single" w:sz="1" w:space="0" w:color="CCCCCC"/>
-              <w:left w:val="single" w:sz="1" w:space="0" w:color="CCCCCC"/>
-              <w:bottom w:val="single" w:sz="1" w:space="0" w:color="CCCCCC"/>
-              <w:right w:val="single" w:sz="1" w:space="0" w:color="CCCCCC"/>
-            </w:tcBorders>
-            <w:tcMar>
-              <w:top w:w="80" w:type="dxa"/>
-              <w:left w:w="160" w:type="dxa"/>
-              <w:bottom w:w="80" w:type="dxa"/>
-              <w:right w:w="160" w:type="dxa"/>
-            </w:tcMar>
-          </w:tcPr>
-          <w:p/>
+            <w:tcW w:w="1988" w:type="dxa"/>
+            <w:tcBorders>
+              <w:top w:val="single" w:sz="1" w:space="0" w:color="CCCCCC"/>
+              <w:left w:val="single" w:sz="1" w:space="0" w:color="CCCCCC"/>
+              <w:bottom w:val="single" w:sz="1" w:space="0" w:color="CCCCCC"/>
+              <w:right w:val="single" w:sz="1" w:space="0" w:color="CCCCCC"/>
+            </w:tcBorders>
+            <w:tcMar>
+              <w:top w:w="80" w:type="dxa"/>
+              <w:left w:w="160" w:type="dxa"/>
+              <w:bottom w:w="80" w:type="dxa"/>
+              <w:right w:w="160" w:type="dxa"/>
+            </w:tcMar>
+          </w:tcPr>
+          <w:p>
+            <w:pPr>
+              <w:rPr>
+                <w:sz w:val="20"/>
+                <w:szCs w:val="20"/>
+              </w:rPr>
+            </w:pPr>
+            <w:r>
+              <w:rPr>
+                <w:sz w:val="20"/>
+                <w:szCs w:val="20"/>
+              </w:rPr>
+              <w:t>GPU</w:t>
+            </w:r>
+          </w:p>
+        </w:tc>
+        <w:tc>
+          <w:tcPr>
+            <w:tcW w:w="2289" w:type="dxa"/>
+            <w:tcBorders>
+              <w:top w:val="single" w:sz="1" w:space="0" w:color="CCCCCC"/>
+              <w:left w:val="single" w:sz="1" w:space="0" w:color="CCCCCC"/>
+              <w:bottom w:val="single" w:sz="1" w:space="0" w:color="CCCCCC"/>
+              <w:right w:val="single" w:sz="1" w:space="0" w:color="CCCCCC"/>
+            </w:tcBorders>
+            <w:tcMar>
+              <w:top w:w="80" w:type="dxa"/>
+              <w:left w:w="160" w:type="dxa"/>
+              <w:bottom w:w="80" w:type="dxa"/>
+              <w:right w:w="160" w:type="dxa"/>
+            </w:tcMar>
+          </w:tcPr>
+          <w:p>
+            <w:pPr>
+              <w:rPr>
+                <w:sz w:val="20"/>
+                <w:szCs w:val="20"/>
+              </w:rPr>
+            </w:pPr>
+            <w:r>
+              <w:rPr>
+                <w:sz w:val="20"/>
+                <w:szCs w:val="20"/>
+              </w:rPr>
+              <w:t>GTX 1050Ti</w:t>
+            </w:r>
+          </w:p>
+        </w:tc>
+        <w:tc>
+          <w:tcPr>
+            <w:tcW w:w="2580" w:type="dxa"/>
+            <w:tcBorders>
+              <w:top w:val="single" w:sz="1" w:space="0" w:color="CCCCCC"/>
+              <w:left w:val="single" w:sz="1" w:space="0" w:color="CCCCCC"/>
+              <w:bottom w:val="single" w:sz="1" w:space="0" w:color="CCCCCC"/>
+              <w:right w:val="single" w:sz="1" w:space="0" w:color="CCCCCC"/>
+            </w:tcBorders>
+            <w:tcMar>
+              <w:top w:w="80" w:type="dxa"/>
+              <w:left w:w="160" w:type="dxa"/>
+              <w:bottom w:w="80" w:type="dxa"/>
+              <w:right w:w="160" w:type="dxa"/>
+            </w:tcMar>
+          </w:tcPr>
+          <w:p>
+            <w:pPr>
+              <w:rPr>
+                <w:sz w:val="20"/>
+                <w:szCs w:val="20"/>
+              </w:rPr>
+            </w:pPr>
+            <w:r>
+              <w:rPr>
+                <w:sz w:val="20"/>
+                <w:szCs w:val="20"/>
+              </w:rPr>
+              <w:t>Intel iris Xe</w:t>
+            </w:r>
+          </w:p>
+        </w:tc>
+        <w:tc>
+          <w:tcPr>
+            <w:tcW w:w="2211" w:type="dxa"/>
+            <w:tcBorders>
+              <w:top w:val="single" w:sz="1" w:space="0" w:color="CCCCCC"/>
+              <w:left w:val="single" w:sz="1" w:space="0" w:color="CCCCCC"/>
+              <w:bottom w:val="single" w:sz="1" w:space="0" w:color="CCCCCC"/>
+              <w:right w:val="single" w:sz="1" w:space="0" w:color="CCCCCC"/>
+            </w:tcBorders>
+          </w:tcPr>
+          <w:p>
+            <w:pPr>
+              <w:rPr>
+                <w:sz w:val="20"/>
+                <w:szCs w:val="20"/>
+              </w:rPr>
+            </w:pPr>
+            <w:r>
+              <w:rPr>
+                <w:sz w:val="20"/>
+                <w:szCs w:val="20"/>
+              </w:rPr>
+              <w:t xml:space="preserve">RTX 3070Ti </w:t>
+            </w:r>
+          </w:p>
         </w:tc>
       </w:tr>
       <w:tr>
         <w:tc>
           <w:tcPr>
-            <w:tcW w:w="2200" w:type="dxa"/>
-            <w:tcBorders>
-              <w:top w:val="single" w:sz="1" w:space="0" w:color="CCCCCC"/>
-              <w:left w:val="single" w:sz="1" w:space="0" w:color="CCCCCC"/>
-              <w:bottom w:val="single" w:sz="1" w:space="0" w:color="CCCCCC"/>
-              <w:right w:val="single" w:sz="1" w:space="0" w:color="CCCCCC"/>
-            </w:tcBorders>
-            <w:tcMar>
-              <w:top w:w="80" w:type="dxa"/>
-              <w:left w:w="160" w:type="dxa"/>
-              <w:bottom w:w="80" w:type="dxa"/>
-              <w:right w:w="160" w:type="dxa"/>
-            </w:tcMar>
-          </w:tcPr>
-          <w:p>
+            <w:tcW w:w="1988" w:type="dxa"/>
+            <w:tcBorders>
+              <w:top w:val="single" w:sz="1" w:space="0" w:color="CCCCCC"/>
+              <w:left w:val="single" w:sz="1" w:space="0" w:color="CCCCCC"/>
+              <w:bottom w:val="single" w:sz="1" w:space="0" w:color="CCCCCC"/>
+              <w:right w:val="single" w:sz="1" w:space="0" w:color="CCCCCC"/>
+            </w:tcBorders>
+            <w:tcMar>
+              <w:top w:w="80" w:type="dxa"/>
+              <w:left w:w="160" w:type="dxa"/>
+              <w:bottom w:w="80" w:type="dxa"/>
+              <w:right w:w="160" w:type="dxa"/>
+            </w:tcMar>
+          </w:tcPr>
+          <w:p>
+            <w:pPr>
+              <w:rPr>
+                <w:sz w:val="20"/>
+                <w:szCs w:val="20"/>
+              </w:rPr>
+            </w:pPr>
             <w:r>
               <w:rPr>
                 <w:sz w:val="20"/>
@@ -1985,117 +2954,91 @@
         </w:tc>
         <w:tc>
           <w:tcPr>
-            <w:tcW w:w="3100" w:type="dxa"/>
-            <w:tcBorders>
-              <w:top w:val="single" w:sz="1" w:space="0" w:color="CCCCCC"/>
-              <w:left w:val="single" w:sz="1" w:space="0" w:color="CCCCCC"/>
-              <w:bottom w:val="single" w:sz="1" w:space="0" w:color="CCCCCC"/>
-              <w:right w:val="single" w:sz="1" w:space="0" w:color="CCCCCC"/>
-            </w:tcBorders>
-            <w:tcMar>
-              <w:top w:w="80" w:type="dxa"/>
-              <w:left w:w="160" w:type="dxa"/>
-              <w:bottom w:w="80" w:type="dxa"/>
-              <w:right w:w="160" w:type="dxa"/>
-            </w:tcMar>
-          </w:tcPr>
-          <w:p/>
-        </w:tc>
-        <w:tc>
-          <w:tcPr>
-            <w:tcW w:w="3770" w:type="dxa"/>
-            <w:tcBorders>
-              <w:top w:val="single" w:sz="1" w:space="0" w:color="CCCCCC"/>
-              <w:left w:val="single" w:sz="1" w:space="0" w:color="CCCCCC"/>
-              <w:bottom w:val="single" w:sz="1" w:space="0" w:color="CCCCCC"/>
-              <w:right w:val="single" w:sz="1" w:space="0" w:color="CCCCCC"/>
-            </w:tcBorders>
-            <w:tcMar>
-              <w:top w:w="80" w:type="dxa"/>
-              <w:left w:w="160" w:type="dxa"/>
-              <w:bottom w:w="80" w:type="dxa"/>
-              <w:right w:w="160" w:type="dxa"/>
-            </w:tcMar>
-          </w:tcPr>
-          <w:p/>
-        </w:tc>
-      </w:tr>
-      <w:tr>
-        <w:tc>
-          <w:tcPr>
-            <w:tcW w:w="2200" w:type="dxa"/>
-            <w:tcBorders>
-              <w:top w:val="single" w:sz="1" w:space="0" w:color="CCCCCC"/>
-              <w:left w:val="single" w:sz="1" w:space="0" w:color="CCCCCC"/>
-              <w:bottom w:val="single" w:sz="1" w:space="0" w:color="CCCCCC"/>
-              <w:right w:val="single" w:sz="1" w:space="0" w:color="CCCCCC"/>
-            </w:tcBorders>
-            <w:tcMar>
-              <w:top w:w="80" w:type="dxa"/>
-              <w:left w:w="160" w:type="dxa"/>
-              <w:bottom w:w="80" w:type="dxa"/>
-              <w:right w:w="160" w:type="dxa"/>
-            </w:tcMar>
-          </w:tcPr>
-          <w:p>
-            <w:r>
-              <w:rPr>
-                <w:sz w:val="20"/>
-                <w:szCs w:val="20"/>
-              </w:rPr>
-              <w:t>Internetkapcsolat</w:t>
-            </w:r>
-          </w:p>
-        </w:tc>
-        <w:tc>
-          <w:tcPr>
-            <w:tcW w:w="3100" w:type="dxa"/>
-            <w:tcBorders>
-              <w:top w:val="single" w:sz="1" w:space="0" w:color="CCCCCC"/>
-              <w:left w:val="single" w:sz="1" w:space="0" w:color="CCCCCC"/>
-              <w:bottom w:val="single" w:sz="1" w:space="0" w:color="CCCCCC"/>
-              <w:right w:val="single" w:sz="1" w:space="0" w:color="CCCCCC"/>
-            </w:tcBorders>
-            <w:tcMar>
-              <w:top w:w="80" w:type="dxa"/>
-              <w:left w:w="160" w:type="dxa"/>
-              <w:bottom w:w="80" w:type="dxa"/>
-              <w:right w:w="160" w:type="dxa"/>
-            </w:tcMar>
-          </w:tcPr>
-          <w:p>
-            <w:r>
-              <w:rPr>
-                <w:sz w:val="20"/>
-                <w:szCs w:val="20"/>
-              </w:rPr>
-              <w:t>NuGet csomagok letöltéséhez szükséges</w:t>
-            </w:r>
-          </w:p>
-        </w:tc>
-        <w:tc>
-          <w:tcPr>
-            <w:tcW w:w="3770" w:type="dxa"/>
-            <w:tcBorders>
-              <w:top w:val="single" w:sz="1" w:space="0" w:color="CCCCCC"/>
-              <w:left w:val="single" w:sz="1" w:space="0" w:color="CCCCCC"/>
-              <w:bottom w:val="single" w:sz="1" w:space="0" w:color="CCCCCC"/>
-              <w:right w:val="single" w:sz="1" w:space="0" w:color="CCCCCC"/>
-            </w:tcBorders>
-            <w:tcMar>
-              <w:top w:w="80" w:type="dxa"/>
-              <w:left w:w="160" w:type="dxa"/>
-              <w:bottom w:w="80" w:type="dxa"/>
-              <w:right w:w="160" w:type="dxa"/>
-            </w:tcMar>
-          </w:tcPr>
-          <w:p>
-            <w:r>
-              <w:rPr>
-                <w:sz w:val="20"/>
-                <w:szCs w:val="20"/>
-              </w:rPr>
-              <w:t>Szélessávú, stabil kapcsolat</w:t>
+            <w:tcW w:w="2289" w:type="dxa"/>
+            <w:tcBorders>
+              <w:top w:val="single" w:sz="1" w:space="0" w:color="CCCCCC"/>
+              <w:left w:val="single" w:sz="1" w:space="0" w:color="CCCCCC"/>
+              <w:bottom w:val="single" w:sz="1" w:space="0" w:color="CCCCCC"/>
+              <w:right w:val="single" w:sz="1" w:space="0" w:color="CCCCCC"/>
+            </w:tcBorders>
+            <w:tcMar>
+              <w:top w:w="80" w:type="dxa"/>
+              <w:left w:w="160" w:type="dxa"/>
+              <w:bottom w:w="80" w:type="dxa"/>
+              <w:right w:w="160" w:type="dxa"/>
+            </w:tcMar>
+          </w:tcPr>
+          <w:p>
+            <w:pPr>
+              <w:rPr>
+                <w:sz w:val="20"/>
+                <w:szCs w:val="20"/>
+              </w:rPr>
+            </w:pPr>
+            <w:r>
+              <w:rPr>
+                <w:sz w:val="20"/>
+                <w:szCs w:val="20"/>
+              </w:rPr>
+              <w:t>1920x1080</w:t>
+            </w:r>
+          </w:p>
+        </w:tc>
+        <w:tc>
+          <w:tcPr>
+            <w:tcW w:w="2580" w:type="dxa"/>
+            <w:tcBorders>
+              <w:top w:val="single" w:sz="1" w:space="0" w:color="CCCCCC"/>
+              <w:left w:val="single" w:sz="1" w:space="0" w:color="CCCCCC"/>
+              <w:bottom w:val="single" w:sz="1" w:space="0" w:color="CCCCCC"/>
+              <w:right w:val="single" w:sz="1" w:space="0" w:color="CCCCCC"/>
+            </w:tcBorders>
+            <w:tcMar>
+              <w:top w:w="80" w:type="dxa"/>
+              <w:left w:w="160" w:type="dxa"/>
+              <w:bottom w:w="80" w:type="dxa"/>
+              <w:right w:w="160" w:type="dxa"/>
+            </w:tcMar>
+          </w:tcPr>
+          <w:p>
+            <w:pPr>
+              <w:rPr>
+                <w:sz w:val="20"/>
+                <w:szCs w:val="20"/>
+              </w:rPr>
+            </w:pPr>
+            <w:r>
+              <w:rPr>
+                <w:sz w:val="20"/>
+                <w:szCs w:val="20"/>
+              </w:rPr>
+              <w:t>1920x1080</w:t>
+            </w:r>
+          </w:p>
+        </w:tc>
+        <w:tc>
+          <w:tcPr>
+            <w:tcW w:w="2211" w:type="dxa"/>
+            <w:tcBorders>
+              <w:top w:val="single" w:sz="1" w:space="0" w:color="CCCCCC"/>
+              <w:left w:val="single" w:sz="1" w:space="0" w:color="CCCCCC"/>
+              <w:bottom w:val="single" w:sz="1" w:space="0" w:color="CCCCCC"/>
+              <w:right w:val="single" w:sz="1" w:space="0" w:color="CCCCCC"/>
+            </w:tcBorders>
+          </w:tcPr>
+          <w:p>
+            <w:pPr>
+              <w:rPr>
+                <w:sz w:val="20"/>
+                <w:szCs w:val="20"/>
+              </w:rPr>
+            </w:pPr>
+            <w:r>
+              <w:rPr>
+                <w:sz w:val="20"/>
+                <w:szCs w:val="20"/>
+              </w:rPr>
+              <w:t>1920x1080</w:t>
             </w:r>
           </w:p>
         </w:tc>
@@ -2104,15 +3047,15 @@
     <w:p/>
     <w:p>
       <w:pPr>
-        <w:pStyle w:val="Cmsor3"/>
-      </w:pPr>
-      <w:bookmarkStart w:id="21" w:name="_Toc224564729"/>
-      <w:bookmarkStart w:id="22" w:name="_Toc224568942"/>
+        <w:pStyle w:val="Heading3"/>
+      </w:pPr>
+      <w:bookmarkStart w:id="20" w:name="_Toc224564729"/>
+      <w:bookmarkStart w:id="21" w:name="_Toc224682816"/>
       <w:r>
         <w:t>2.1.2 Felhasznált szoftverek</w:t>
       </w:r>
+      <w:bookmarkEnd w:id="20"/>
       <w:bookmarkEnd w:id="21"/>
-      <w:bookmarkEnd w:id="22"/>
     </w:p>
     <w:tbl>
       <w:tblPr>
@@ -2246,6 +3189,13 @@
             </w:tcMar>
           </w:tcPr>
           <w:p>
+            <w:pPr>
+              <w:jc w:val="both"/>
+              <w:rPr>
+                <w:sz w:val="20"/>
+                <w:szCs w:val="20"/>
+              </w:rPr>
+            </w:pPr>
             <w:r>
               <w:rPr>
                 <w:sz w:val="20"/>
@@ -2271,7 +3221,22 @@
               <w:right w:w="160" w:type="dxa"/>
             </w:tcMar>
           </w:tcPr>
-          <w:p/>
+          <w:p>
+            <w:pPr>
+              <w:jc w:val="both"/>
+              <w:rPr>
+                <w:sz w:val="20"/>
+                <w:szCs w:val="20"/>
+              </w:rPr>
+            </w:pPr>
+            <w:r>
+              <w:rPr>
+                <w:sz w:val="20"/>
+                <w:szCs w:val="20"/>
+              </w:rPr>
+              <w:t>17.x</w:t>
+            </w:r>
+          </w:p>
         </w:tc>
         <w:tc>
           <w:tcPr>
@@ -2290,6 +3255,13 @@
             </w:tcMar>
           </w:tcPr>
           <w:p>
+            <w:pPr>
+              <w:jc w:val="both"/>
+              <w:rPr>
+                <w:sz w:val="20"/>
+                <w:szCs w:val="20"/>
+              </w:rPr>
+            </w:pPr>
             <w:r>
               <w:rPr>
                 <w:sz w:val="20"/>
@@ -2318,6 +3290,13 @@
             </w:tcMar>
           </w:tcPr>
           <w:p>
+            <w:pPr>
+              <w:jc w:val="both"/>
+              <w:rPr>
+                <w:sz w:val="20"/>
+                <w:szCs w:val="20"/>
+              </w:rPr>
+            </w:pPr>
             <w:r>
               <w:rPr>
                 <w:sz w:val="20"/>
@@ -2343,7 +3322,22 @@
               <w:right w:w="160" w:type="dxa"/>
             </w:tcMar>
           </w:tcPr>
-          <w:p/>
+          <w:p>
+            <w:pPr>
+              <w:jc w:val="both"/>
+              <w:rPr>
+                <w:sz w:val="20"/>
+                <w:szCs w:val="20"/>
+              </w:rPr>
+            </w:pPr>
+            <w:r>
+              <w:rPr>
+                <w:sz w:val="20"/>
+                <w:szCs w:val="20"/>
+              </w:rPr>
+              <w:t>16.x</w:t>
+            </w:r>
+          </w:p>
         </w:tc>
         <w:tc>
           <w:tcPr>
@@ -2362,6 +3356,13 @@
             </w:tcMar>
           </w:tcPr>
           <w:p>
+            <w:pPr>
+              <w:jc w:val="both"/>
+              <w:rPr>
+                <w:sz w:val="20"/>
+                <w:szCs w:val="20"/>
+              </w:rPr>
+            </w:pPr>
             <w:r>
               <w:rPr>
                 <w:sz w:val="20"/>
@@ -2390,12 +3391,19 @@
             </w:tcMar>
           </w:tcPr>
           <w:p>
-            <w:r>
-              <w:rPr>
-                <w:sz w:val="20"/>
-                <w:szCs w:val="20"/>
-              </w:rPr>
-              <w:t>SQL Server Management Studio</w:t>
+            <w:pPr>
+              <w:jc w:val="both"/>
+              <w:rPr>
+                <w:sz w:val="20"/>
+                <w:szCs w:val="20"/>
+              </w:rPr>
+            </w:pPr>
+            <w:r>
+              <w:rPr>
+                <w:sz w:val="20"/>
+                <w:szCs w:val="20"/>
+              </w:rPr>
+              <w:t>SQL Server Management Studio 21</w:t>
             </w:r>
           </w:p>
         </w:tc>
@@ -2415,7 +3423,22 @@
               <w:right w:w="160" w:type="dxa"/>
             </w:tcMar>
           </w:tcPr>
-          <w:p/>
+          <w:p>
+            <w:pPr>
+              <w:jc w:val="both"/>
+              <w:rPr>
+                <w:sz w:val="20"/>
+                <w:szCs w:val="20"/>
+              </w:rPr>
+            </w:pPr>
+            <w:r>
+              <w:rPr>
+                <w:sz w:val="20"/>
+                <w:szCs w:val="20"/>
+              </w:rPr>
+              <w:t>21.x</w:t>
+            </w:r>
+          </w:p>
         </w:tc>
         <w:tc>
           <w:tcPr>
@@ -2434,6 +3457,13 @@
             </w:tcMar>
           </w:tcPr>
           <w:p>
+            <w:pPr>
+              <w:jc w:val="both"/>
+              <w:rPr>
+                <w:sz w:val="20"/>
+                <w:szCs w:val="20"/>
+              </w:rPr>
+            </w:pPr>
             <w:r>
               <w:rPr>
                 <w:sz w:val="20"/>
@@ -2462,12 +3492,19 @@
             </w:tcMar>
           </w:tcPr>
           <w:p>
-            <w:r>
-              <w:rPr>
-                <w:sz w:val="20"/>
-                <w:szCs w:val="20"/>
-              </w:rPr>
-              <w:t>Git</w:t>
+            <w:pPr>
+              <w:jc w:val="both"/>
+              <w:rPr>
+                <w:sz w:val="20"/>
+                <w:szCs w:val="20"/>
+              </w:rPr>
+            </w:pPr>
+            <w:r>
+              <w:rPr>
+                <w:sz w:val="20"/>
+                <w:szCs w:val="20"/>
+              </w:rPr>
+              <w:t>GitHub</w:t>
             </w:r>
           </w:p>
         </w:tc>
@@ -2487,7 +3524,22 @@
               <w:right w:w="160" w:type="dxa"/>
             </w:tcMar>
           </w:tcPr>
-          <w:p/>
+          <w:p>
+            <w:pPr>
+              <w:jc w:val="both"/>
+              <w:rPr>
+                <w:sz w:val="20"/>
+                <w:szCs w:val="20"/>
+              </w:rPr>
+            </w:pPr>
+            <w:r>
+              <w:rPr>
+                <w:sz w:val="20"/>
+                <w:szCs w:val="20"/>
+              </w:rPr>
+              <w:t>2.51.0</w:t>
+            </w:r>
+          </w:p>
         </w:tc>
         <w:tc>
           <w:tcPr>
@@ -2506,12 +3558,19 @@
             </w:tcMar>
           </w:tcPr>
           <w:p>
-            <w:r>
-              <w:rPr>
-                <w:sz w:val="20"/>
-                <w:szCs w:val="20"/>
-              </w:rPr>
-              <w:t>Verziókövetés</w:t>
+            <w:pPr>
+              <w:jc w:val="both"/>
+              <w:rPr>
+                <w:sz w:val="20"/>
+                <w:szCs w:val="20"/>
+              </w:rPr>
+            </w:pPr>
+            <w:r>
+              <w:rPr>
+                <w:sz w:val="20"/>
+                <w:szCs w:val="20"/>
+              </w:rPr>
+              <w:t>Közös kódtároló, branch-alapú munka</w:t>
             </w:r>
           </w:p>
         </w:tc>
@@ -2534,12 +3593,19 @@
             </w:tcMar>
           </w:tcPr>
           <w:p>
-            <w:r>
-              <w:rPr>
-                <w:sz w:val="20"/>
-                <w:szCs w:val="20"/>
-              </w:rPr>
-              <w:t>GitHub</w:t>
+            <w:pPr>
+              <w:jc w:val="both"/>
+              <w:rPr>
+                <w:sz w:val="20"/>
+                <w:szCs w:val="20"/>
+              </w:rPr>
+            </w:pPr>
+            <w:r>
+              <w:rPr>
+                <w:sz w:val="20"/>
+                <w:szCs w:val="20"/>
+              </w:rPr>
+              <w:t>.NET SDK</w:t>
             </w:r>
           </w:p>
         </w:tc>
@@ -2559,7 +3625,22 @@
               <w:right w:w="160" w:type="dxa"/>
             </w:tcMar>
           </w:tcPr>
-          <w:p/>
+          <w:p>
+            <w:pPr>
+              <w:jc w:val="both"/>
+              <w:rPr>
+                <w:sz w:val="20"/>
+                <w:szCs w:val="20"/>
+              </w:rPr>
+            </w:pPr>
+            <w:r>
+              <w:rPr>
+                <w:sz w:val="20"/>
+                <w:szCs w:val="20"/>
+              </w:rPr>
+              <w:t>9.0</w:t>
+            </w:r>
+          </w:p>
         </w:tc>
         <w:tc>
           <w:tcPr>
@@ -2578,78 +3659,13 @@
             </w:tcMar>
           </w:tcPr>
           <w:p>
-            <w:r>
-              <w:rPr>
-                <w:sz w:val="20"/>
-                <w:szCs w:val="20"/>
-              </w:rPr>
-              <w:t>Közös kódtároló, branch-alapú munka</w:t>
-            </w:r>
-          </w:p>
-        </w:tc>
-      </w:tr>
-      <w:tr>
-        <w:tc>
-          <w:tcPr>
-            <w:tcW w:w="2800" w:type="dxa"/>
-            <w:tcBorders>
-              <w:top w:val="single" w:sz="1" w:space="0" w:color="CCCCCC"/>
-              <w:left w:val="single" w:sz="1" w:space="0" w:color="CCCCCC"/>
-              <w:bottom w:val="single" w:sz="1" w:space="0" w:color="CCCCCC"/>
-              <w:right w:val="single" w:sz="1" w:space="0" w:color="CCCCCC"/>
-            </w:tcBorders>
-            <w:tcMar>
-              <w:top w:w="80" w:type="dxa"/>
-              <w:left w:w="160" w:type="dxa"/>
-              <w:bottom w:w="80" w:type="dxa"/>
-              <w:right w:w="160" w:type="dxa"/>
-            </w:tcMar>
-          </w:tcPr>
-          <w:p>
-            <w:r>
-              <w:rPr>
-                <w:sz w:val="20"/>
-                <w:szCs w:val="20"/>
-              </w:rPr>
-              <w:t>.NET SDK</w:t>
-            </w:r>
-          </w:p>
-        </w:tc>
-        <w:tc>
-          <w:tcPr>
-            <w:tcW w:w="1400" w:type="dxa"/>
-            <w:tcBorders>
-              <w:top w:val="single" w:sz="1" w:space="0" w:color="CCCCCC"/>
-              <w:left w:val="single" w:sz="1" w:space="0" w:color="CCCCCC"/>
-              <w:bottom w:val="single" w:sz="1" w:space="0" w:color="CCCCCC"/>
-              <w:right w:val="single" w:sz="1" w:space="0" w:color="CCCCCC"/>
-            </w:tcBorders>
-            <w:tcMar>
-              <w:top w:w="80" w:type="dxa"/>
-              <w:left w:w="160" w:type="dxa"/>
-              <w:bottom w:w="80" w:type="dxa"/>
-              <w:right w:w="160" w:type="dxa"/>
-            </w:tcMar>
-          </w:tcPr>
-          <w:p/>
-        </w:tc>
-        <w:tc>
-          <w:tcPr>
-            <w:tcW w:w="4870" w:type="dxa"/>
-            <w:tcBorders>
-              <w:top w:val="single" w:sz="1" w:space="0" w:color="CCCCCC"/>
-              <w:left w:val="single" w:sz="1" w:space="0" w:color="CCCCCC"/>
-              <w:bottom w:val="single" w:sz="1" w:space="0" w:color="CCCCCC"/>
-              <w:right w:val="single" w:sz="1" w:space="0" w:color="CCCCCC"/>
-            </w:tcBorders>
-            <w:tcMar>
-              <w:top w:w="80" w:type="dxa"/>
-              <w:left w:w="160" w:type="dxa"/>
-              <w:bottom w:w="80" w:type="dxa"/>
-              <w:right w:w="160" w:type="dxa"/>
-            </w:tcMar>
-          </w:tcPr>
-          <w:p>
+            <w:pPr>
+              <w:jc w:val="both"/>
+              <w:rPr>
+                <w:sz w:val="20"/>
+                <w:szCs w:val="20"/>
+              </w:rPr>
+            </w:pPr>
             <w:r>
               <w:rPr>
                 <w:sz w:val="20"/>
@@ -2664,15 +3680,15 @@
     <w:p/>
     <w:p>
       <w:pPr>
-        <w:pStyle w:val="Cmsor3"/>
-      </w:pPr>
-      <w:bookmarkStart w:id="23" w:name="_Toc224564730"/>
-      <w:bookmarkStart w:id="24" w:name="_Toc224568943"/>
+        <w:pStyle w:val="Heading3"/>
+      </w:pPr>
+      <w:bookmarkStart w:id="22" w:name="_Toc224564730"/>
+      <w:bookmarkStart w:id="23" w:name="_Toc224682817"/>
       <w:r>
         <w:t>2.1.3 Programnyelv és keretrendszer választásának indoklása</w:t>
       </w:r>
+      <w:bookmarkEnd w:id="22"/>
       <w:bookmarkEnd w:id="23"/>
-      <w:bookmarkEnd w:id="24"/>
     </w:p>
     <w:p>
       <w:pPr>
@@ -2685,7 +3701,7 @@
     </w:p>
     <w:p>
       <w:pPr>
-        <w:pStyle w:val="Listaszerbekezds"/>
+        <w:pStyle w:val="ListParagraph"/>
         <w:numPr>
           <w:ilvl w:val="0"/>
           <w:numId w:val="2"/>
@@ -2698,7 +3714,7 @@
     </w:p>
     <w:p>
       <w:pPr>
-        <w:pStyle w:val="Listaszerbekezds"/>
+        <w:pStyle w:val="ListParagraph"/>
         <w:numPr>
           <w:ilvl w:val="0"/>
           <w:numId w:val="2"/>
@@ -2711,7 +3727,7 @@
     </w:p>
     <w:p>
       <w:pPr>
-        <w:pStyle w:val="Listaszerbekezds"/>
+        <w:pStyle w:val="ListParagraph"/>
         <w:numPr>
           <w:ilvl w:val="0"/>
           <w:numId w:val="2"/>
@@ -2719,13 +3735,12 @@
         <w:spacing w:before="60" w:after="80" w:line="320" w:lineRule="auto"/>
       </w:pPr>
       <w:r>
-        <w:lastRenderedPageBreak/>
         <w:t>Blazor Server: lehetővé teszi, hogy a frontend C# nyelven készüljön, nem szükséges külön JavaScript keretrendszer (React, Angular) tanulása. A valós idejű SignalR kapcsolatnak köszönhetően az UI interaktív és reszponzív.</w:t>
       </w:r>
     </w:p>
     <w:p>
       <w:pPr>
-        <w:pStyle w:val="Listaszerbekezds"/>
+        <w:pStyle w:val="ListParagraph"/>
         <w:numPr>
           <w:ilvl w:val="0"/>
           <w:numId w:val="2"/>
@@ -2733,12 +3748,13 @@
         <w:spacing w:before="60" w:after="80" w:line="320" w:lineRule="auto"/>
       </w:pPr>
       <w:r>
+        <w:lastRenderedPageBreak/>
         <w:t>Dapper: könnyű, teljesítményközpontú ORM-könyvtár SQL Server felett. Az Entity Framework Core-hoz képest finomabb SQL-kontrollt biztosít, ami a tárolt eljárásokkal való munkához ideális.</w:t>
       </w:r>
     </w:p>
     <w:p>
       <w:pPr>
-        <w:pStyle w:val="Listaszerbekezds"/>
+        <w:pStyle w:val="ListParagraph"/>
         <w:numPr>
           <w:ilvl w:val="0"/>
           <w:numId w:val="2"/>
@@ -2760,27 +3776,27 @@
     </w:p>
     <w:p>
       <w:pPr>
-        <w:pStyle w:val="Cmsor2"/>
-      </w:pPr>
-      <w:bookmarkStart w:id="25" w:name="_Toc224564731"/>
-      <w:bookmarkStart w:id="26" w:name="_Toc224568944"/>
+        <w:pStyle w:val="Heading2"/>
+      </w:pPr>
+      <w:bookmarkStart w:id="24" w:name="_Toc224564731"/>
+      <w:bookmarkStart w:id="25" w:name="_Toc224682818"/>
       <w:r>
         <w:t>2.2 Rendszerarchitektúra</w:t>
       </w:r>
+      <w:bookmarkEnd w:id="24"/>
       <w:bookmarkEnd w:id="25"/>
+    </w:p>
+    <w:p>
+      <w:pPr>
+        <w:pStyle w:val="Heading3"/>
+      </w:pPr>
+      <w:bookmarkStart w:id="26" w:name="_Toc224564732"/>
+      <w:bookmarkStart w:id="27" w:name="_Toc224682819"/>
+      <w:r>
+        <w:t>2.2.1 A rendszer felépítése</w:t>
+      </w:r>
       <w:bookmarkEnd w:id="26"/>
-    </w:p>
-    <w:p>
-      <w:pPr>
-        <w:pStyle w:val="Cmsor3"/>
-      </w:pPr>
-      <w:bookmarkStart w:id="27" w:name="_Toc224564732"/>
-      <w:bookmarkStart w:id="28" w:name="_Toc224568945"/>
-      <w:r>
-        <w:t>2.2.1 A rendszer felépítése</w:t>
-      </w:r>
       <w:bookmarkEnd w:id="27"/>
-      <w:bookmarkEnd w:id="28"/>
     </w:p>
     <w:p>
       <w:pPr>
@@ -2793,7 +3809,7 @@
     </w:p>
     <w:p>
       <w:pPr>
-        <w:pStyle w:val="Listaszerbekezds"/>
+        <w:pStyle w:val="ListParagraph"/>
         <w:numPr>
           <w:ilvl w:val="0"/>
           <w:numId w:val="2"/>
@@ -2806,7 +3822,7 @@
     </w:p>
     <w:p>
       <w:pPr>
-        <w:pStyle w:val="Listaszerbekezds"/>
+        <w:pStyle w:val="ListParagraph"/>
         <w:numPr>
           <w:ilvl w:val="0"/>
           <w:numId w:val="2"/>
@@ -2819,7 +3835,7 @@
     </w:p>
     <w:p>
       <w:pPr>
-        <w:pStyle w:val="Listaszerbekezds"/>
+        <w:pStyle w:val="ListParagraph"/>
         <w:numPr>
           <w:ilvl w:val="0"/>
           <w:numId w:val="2"/>
@@ -2858,16 +3874,15 @@
     </w:p>
     <w:p>
       <w:pPr>
-        <w:pStyle w:val="Cmsor3"/>
-      </w:pPr>
-      <w:bookmarkStart w:id="29" w:name="_Toc224564733"/>
-      <w:bookmarkStart w:id="30" w:name="_Toc224568946"/>
-      <w:r>
-        <w:lastRenderedPageBreak/>
+        <w:pStyle w:val="Heading3"/>
+      </w:pPr>
+      <w:bookmarkStart w:id="28" w:name="_Toc224564733"/>
+      <w:bookmarkStart w:id="29" w:name="_Toc224682820"/>
+      <w:r>
         <w:t>2.2.2 Projekt- és mappastruktúra</w:t>
       </w:r>
+      <w:bookmarkEnd w:id="28"/>
       <w:bookmarkEnd w:id="29"/>
-      <w:bookmarkEnd w:id="30"/>
     </w:p>
     <w:p>
       <w:pPr>
@@ -2901,15 +3916,16 @@
     </w:p>
     <w:p>
       <w:pPr>
-        <w:pStyle w:val="Cmsor3"/>
-      </w:pPr>
-      <w:bookmarkStart w:id="31" w:name="_Toc224564734"/>
-      <w:bookmarkStart w:id="32" w:name="_Toc224568947"/>
-      <w:r>
+        <w:pStyle w:val="Heading3"/>
+      </w:pPr>
+      <w:bookmarkStart w:id="30" w:name="_Toc224564734"/>
+      <w:bookmarkStart w:id="31" w:name="_Toc224682821"/>
+      <w:r>
+        <w:lastRenderedPageBreak/>
         <w:t>2.2.3 AdminController és AdminService</w:t>
       </w:r>
+      <w:bookmarkEnd w:id="30"/>
       <w:bookmarkEnd w:id="31"/>
-      <w:bookmarkEnd w:id="32"/>
     </w:p>
     <w:p>
       <w:pPr>
@@ -2917,15 +3933,7 @@
         <w:jc w:val="both"/>
       </w:pPr>
       <w:r>
-        <w:t>Az Admin funkciók a backend oldalon az AdminController (Controllers/AdminController.cs) és az AdminService (Services/AdminService.cs) párossal valósulnak meg. A teljes controller az [</w:t>
-      </w:r>
-      <w:proofErr w:type="gramStart"/>
-      <w:r>
-        <w:t>Authorize(</w:t>
-      </w:r>
-      <w:proofErr w:type="gramEnd"/>
-      <w:r>
-        <w:t>Roles = "Admin")] attribútummal van védve, ami azt jelenti, hogy kizárólag Admin szerepkörű JWT-tokennel érhető el.</w:t>
+        <w:t>Az Admin funkciók a backend oldalon az AdminController (Controllers/AdminController.cs) és az AdminService (Services/AdminService.cs) párossal valósulnak meg. A teljes controller az [Authorize(Roles = "Admin")] attribútummal van védve, ami azt jelenti, hogy kizárólag Admin szerepkörű JWT-tokennel érhető el.</w:t>
       </w:r>
     </w:p>
     <w:p>
@@ -2939,7 +3947,7 @@
     </w:p>
     <w:p>
       <w:pPr>
-        <w:pStyle w:val="Listaszerbekezds"/>
+        <w:pStyle w:val="ListParagraph"/>
         <w:numPr>
           <w:ilvl w:val="0"/>
           <w:numId w:val="2"/>
@@ -2952,7 +3960,7 @@
     </w:p>
     <w:p>
       <w:pPr>
-        <w:pStyle w:val="Listaszerbekezds"/>
+        <w:pStyle w:val="ListParagraph"/>
         <w:numPr>
           <w:ilvl w:val="0"/>
           <w:numId w:val="2"/>
@@ -2965,7 +3973,7 @@
     </w:p>
     <w:p>
       <w:pPr>
-        <w:pStyle w:val="Listaszerbekezds"/>
+        <w:pStyle w:val="ListParagraph"/>
         <w:numPr>
           <w:ilvl w:val="0"/>
           <w:numId w:val="2"/>
@@ -2978,7 +3986,7 @@
     </w:p>
     <w:p>
       <w:pPr>
-        <w:pStyle w:val="Listaszerbekezds"/>
+        <w:pStyle w:val="ListParagraph"/>
         <w:numPr>
           <w:ilvl w:val="0"/>
           <w:numId w:val="2"/>
@@ -2991,7 +3999,7 @@
     </w:p>
     <w:p>
       <w:pPr>
-        <w:pStyle w:val="Listaszerbekezds"/>
+        <w:pStyle w:val="ListParagraph"/>
         <w:numPr>
           <w:ilvl w:val="0"/>
           <w:numId w:val="2"/>
@@ -3004,7 +4012,7 @@
     </w:p>
     <w:p>
       <w:pPr>
-        <w:pStyle w:val="Listaszerbekezds"/>
+        <w:pStyle w:val="ListParagraph"/>
         <w:numPr>
           <w:ilvl w:val="0"/>
           <w:numId w:val="2"/>
@@ -3017,7 +4025,7 @@
     </w:p>
     <w:p>
       <w:pPr>
-        <w:pStyle w:val="Listaszerbekezds"/>
+        <w:pStyle w:val="ListParagraph"/>
         <w:numPr>
           <w:ilvl w:val="0"/>
           <w:numId w:val="2"/>
@@ -3030,7 +4038,7 @@
     </w:p>
     <w:p>
       <w:pPr>
-        <w:pStyle w:val="Listaszerbekezds"/>
+        <w:pStyle w:val="ListParagraph"/>
         <w:numPr>
           <w:ilvl w:val="0"/>
           <w:numId w:val="2"/>
@@ -3043,7 +4051,7 @@
     </w:p>
     <w:p>
       <w:pPr>
-        <w:pStyle w:val="Listaszerbekezds"/>
+        <w:pStyle w:val="ListParagraph"/>
         <w:numPr>
           <w:ilvl w:val="0"/>
           <w:numId w:val="2"/>
@@ -3069,29 +4077,24 @@
         <w:jc w:val="both"/>
       </w:pPr>
       <w:r>
+        <w:t xml:space="preserve">Az AdminService a Dapper micro-ORM-et használja, konzisztensen a projekt többi Service osztályával. A DI regisztráció a Program.cs-ben a builder.Services.AddScoped&lt;IAdminService, AdminService&gt;() sorral történik. A </w:t>
+      </w:r>
+      <w:r>
         <w:lastRenderedPageBreak/>
-        <w:t xml:space="preserve">Az AdminService a Dapper micro-ORM-et használja, konzisztensen a projekt többi Service osztályával. A DI regisztráció a Program.cs-ben a </w:t>
-      </w:r>
-      <w:proofErr w:type="gramStart"/>
-      <w:r>
-        <w:t>builder.Services.AddScoped</w:t>
-      </w:r>
-      <w:proofErr w:type="gramEnd"/>
-      <w:r>
-        <w:t>&lt;IAdminService, AdminService&gt;() sorral történik. A frontend oldalon a FeladatRadar.frontend/Service/AdminService.cs HttpClient-en keresztül hívja az API végpontokat, és a FeladatRadar.frontend /Models/AdminModels.cs tartalmazza a szükséges DTO osztályokat (AdminUserDto, SystemStatsDto, AdminGroupDto, AuditLogEntry).</w:t>
-      </w:r>
-    </w:p>
-    <w:p>
-      <w:pPr>
-        <w:pStyle w:val="Cmsor3"/>
-      </w:pPr>
-      <w:bookmarkStart w:id="33" w:name="_Toc224564735"/>
-      <w:bookmarkStart w:id="34" w:name="_Toc224568948"/>
+        <w:t>frontend oldalon a FeladatRadar.frontend/Service/AdminService.cs HttpClient-en keresztül hívja az API végpontokat, és a FeladatRadar.frontend /Models/AdminModels.cs tartalmazza a szükséges DTO osztályokat (AdminUserDto, SystemStatsDto, AdminGroupDto, AuditLogEntry).</w:t>
+      </w:r>
+    </w:p>
+    <w:p>
+      <w:pPr>
+        <w:pStyle w:val="Heading3"/>
+      </w:pPr>
+      <w:bookmarkStart w:id="32" w:name="_Toc224564735"/>
+      <w:bookmarkStart w:id="33" w:name="_Toc224682822"/>
       <w:r>
         <w:t>2.2.4 Kommunikáció a rétegek között</w:t>
       </w:r>
+      <w:bookmarkEnd w:id="32"/>
       <w:bookmarkEnd w:id="33"/>
-      <w:bookmarkEnd w:id="34"/>
     </w:p>
     <w:p>
       <w:pPr>
@@ -3452,17 +4455,7 @@
           <w:sz w:val="18"/>
           <w:szCs w:val="18"/>
         </w:rPr>
-        <w:t xml:space="preserve"> </w:t>
-      </w:r>
-      <w:proofErr w:type="gramStart"/>
-      <w:r>
-        <w:rPr>
-          <w:rFonts w:ascii="Cascadia Mono" w:eastAsia="Times New Roman" w:hAnsi="Cascadia Mono" w:cs="Courier New"/>
-          <w:color w:val="000000"/>
-          <w:sz w:val="18"/>
-          <w:szCs w:val="18"/>
-        </w:rPr>
-        <w:t>(!</w:t>
+        <w:t xml:space="preserve"> (!</w:t>
       </w:r>
       <w:r>
         <w:rPr>
@@ -3473,7 +4466,6 @@
         </w:rPr>
         <w:t>string</w:t>
       </w:r>
-      <w:proofErr w:type="gramEnd"/>
       <w:r>
         <w:rPr>
           <w:rFonts w:ascii="Cascadia Mono" w:eastAsia="Times New Roman" w:hAnsi="Cascadia Mono" w:cs="Courier New"/>
@@ -3573,27 +4565,7 @@
           <w:sz w:val="18"/>
           <w:szCs w:val="18"/>
         </w:rPr>
-        <w:t xml:space="preserve">         _</w:t>
-      </w:r>
-      <w:proofErr w:type="gramStart"/>
-      <w:r>
-        <w:rPr>
-          <w:rFonts w:ascii="Cascadia Mono" w:eastAsia="Times New Roman" w:hAnsi="Cascadia Mono" w:cs="Courier New"/>
-          <w:color w:val="000000"/>
-          <w:sz w:val="18"/>
-          <w:szCs w:val="18"/>
-        </w:rPr>
-        <w:t>httpClient.DefaultRequestHeaders.Authorization</w:t>
-      </w:r>
-      <w:proofErr w:type="gramEnd"/>
-      <w:r>
-        <w:rPr>
-          <w:rFonts w:ascii="Cascadia Mono" w:eastAsia="Times New Roman" w:hAnsi="Cascadia Mono" w:cs="Courier New"/>
-          <w:color w:val="000000"/>
-          <w:sz w:val="18"/>
-          <w:szCs w:val="18"/>
-        </w:rPr>
-        <w:t xml:space="preserve"> =</w:t>
+        <w:t xml:space="preserve">         _httpClient.DefaultRequestHeaders.Authorization =</w:t>
       </w:r>
     </w:p>
     <w:p>
@@ -3650,7 +4622,6 @@
         </w:rPr>
         <w:t xml:space="preserve"> </w:t>
       </w:r>
-      <w:proofErr w:type="gramStart"/>
       <w:r>
         <w:rPr>
           <w:rFonts w:ascii="Cascadia Mono" w:eastAsia="Times New Roman" w:hAnsi="Cascadia Mono" w:cs="Courier New"/>
@@ -3669,7 +4640,6 @@
         </w:rPr>
         <w:t>(</w:t>
       </w:r>
-      <w:proofErr w:type="gramEnd"/>
       <w:r>
         <w:rPr>
           <w:rFonts w:ascii="Cascadia Mono" w:eastAsia="Times New Roman" w:hAnsi="Cascadia Mono" w:cs="Courier New"/>
@@ -3963,8 +4933,5633 @@
       <w:r>
         <w:t>A backend minden védett végponton ellenőrzi a JWT-token érvényességét az [Authorize] attribútummal. A token tartalmaz felhasználói azonosítót (sub claim), felhasználónevet, e-mail-t és szerepkört (role claim), amelyeket a Controller az autentikált HttpContext.User objektumból olvas ki.</w:t>
       </w:r>
+      <w:bookmarkEnd w:id="1"/>
       <w:bookmarkEnd w:id="2"/>
-      <w:bookmarkEnd w:id="3"/>
+    </w:p>
+    <w:p>
+      <w:pPr>
+        <w:pStyle w:val="Heading2"/>
+      </w:pPr>
+      <w:bookmarkStart w:id="34" w:name="_Toc224682823"/>
+      <w:r>
+        <w:t>2.3 Adatbázis-struktúra</w:t>
+      </w:r>
+      <w:bookmarkEnd w:id="34"/>
+    </w:p>
+    <w:p>
+      <w:pPr>
+        <w:pStyle w:val="Heading3"/>
+      </w:pPr>
+      <w:bookmarkStart w:id="35" w:name="_Toc224637256"/>
+      <w:bookmarkStart w:id="36" w:name="_Toc224682824"/>
+      <w:r>
+        <w:t>2.3.1 Az adatbázis általános ismertetése</w:t>
+      </w:r>
+      <w:bookmarkEnd w:id="35"/>
+      <w:bookmarkEnd w:id="36"/>
+    </w:p>
+    <w:p>
+      <w:pPr>
+        <w:spacing w:before="80" w:after="120" w:line="360" w:lineRule="auto"/>
+        <w:jc w:val="both"/>
+      </w:pPr>
+      <w:r>
+        <w:t>Az adatbázis neve: FeladatRadar. SQL Server 2022-es (Developer Edition) szerveren fut, helyi (localhost) telepítésben. Az összes adatmanipuláció kizárólag tárolt eljárásokon (Stored Procedures) keresztül történik — közvetlen SQL-utasítás a backend kódjából nem kerül kiadásra, kivéve egy átmeneti UncompleteTask műveletet, amelynek SP-változata a projekt befejezésekor kerül hozzáadásra.</w:t>
+      </w:r>
+    </w:p>
+    <w:p>
+      <w:pPr>
+        <w:spacing w:before="80" w:after="120" w:line="360" w:lineRule="auto"/>
+        <w:jc w:val="both"/>
+      </w:pPr>
+      <w:r>
+        <w:t>A Dapper mini-ORM segítségével a Service osztályok DynamicParameters objektumba csomagolják a paramétereket, majd a connection.QueryAsync&lt;T&gt; vagy connection.QueryFirstOrDefaultAsync&lt;dynamic&gt; metódusok hívják meg a tárolt eljárásokat.</w:t>
+      </w:r>
+    </w:p>
+    <w:p>
+      <w:pPr>
+        <w:pStyle w:val="Heading3"/>
+      </w:pPr>
+      <w:bookmarkStart w:id="37" w:name="_Toc224637257"/>
+      <w:bookmarkStart w:id="38" w:name="_Toc224682825"/>
+      <w:r>
+        <w:lastRenderedPageBreak/>
+        <w:t>2.3.2 AuditLog tábla</w:t>
+      </w:r>
+      <w:bookmarkEnd w:id="37"/>
+      <w:bookmarkEnd w:id="38"/>
+    </w:p>
+    <w:p>
+      <w:pPr>
+        <w:pStyle w:val="Heading3"/>
+      </w:pPr>
+      <w:bookmarkStart w:id="39" w:name="_Toc224682826"/>
+      <w:r>
+        <w:t>szoveg</w:t>
+      </w:r>
+      <w:bookmarkEnd w:id="39"/>
+    </w:p>
+    <w:p>
+      <w:pPr>
+        <w:pStyle w:val="Heading3"/>
+      </w:pPr>
+      <w:bookmarkStart w:id="40" w:name="_Toc224637258"/>
+      <w:bookmarkStart w:id="41" w:name="_Toc224682827"/>
+      <w:r>
+        <w:t>2.3.3 IsActive oszlop a Users táblában</w:t>
+      </w:r>
+      <w:bookmarkEnd w:id="40"/>
+      <w:bookmarkEnd w:id="41"/>
+    </w:p>
+    <w:p>
+      <w:pPr>
+        <w:spacing w:before="80" w:after="120" w:line="360" w:lineRule="auto"/>
+        <w:jc w:val="both"/>
+      </w:pPr>
+      <w:r>
+        <w:t>A felhasználók letiltásának támogatására a Users tábla kiegészült egy IsActive (BIT, NOT NULL, DEFAULT 1) oszloppal. Az aktív felhasználók IsActive értéke 1, a letiltottaké 0. Ez a soft-delete megközelítés lehetővé teszi, hogy a felhasználó adatai és hivatkozásai megmaradjanak a rendszerben anélkül, hogy be tudna jelentkezni.</w:t>
+      </w:r>
+    </w:p>
+    <w:p>
+      <w:pPr>
+        <w:pStyle w:val="Heading3"/>
+      </w:pPr>
+      <w:bookmarkStart w:id="42" w:name="_Toc224637259"/>
+      <w:bookmarkStart w:id="43" w:name="_Toc224682828"/>
+      <w:r>
+        <w:t>2.3.4 Admin tárolt eljárások</w:t>
+      </w:r>
+      <w:bookmarkEnd w:id="42"/>
+      <w:bookmarkEnd w:id="43"/>
+    </w:p>
+    <w:p>
+      <w:pPr>
+        <w:pStyle w:val="Heading3"/>
+      </w:pPr>
+      <w:bookmarkStart w:id="44" w:name="_Toc224637260"/>
+      <w:bookmarkStart w:id="45" w:name="_Toc224682829"/>
+      <w:r>
+        <w:t>szoveg</w:t>
+      </w:r>
+      <w:bookmarkEnd w:id="45"/>
+    </w:p>
+    <w:p>
+      <w:pPr>
+        <w:pStyle w:val="Heading3"/>
+      </w:pPr>
+      <w:bookmarkStart w:id="46" w:name="_Toc224682830"/>
+      <w:r>
+        <w:t>2.3.5 Az adatbázis táblái</w:t>
+      </w:r>
+      <w:bookmarkEnd w:id="44"/>
+      <w:bookmarkEnd w:id="46"/>
+    </w:p>
+    <w:p>
+      <w:pPr>
+        <w:spacing w:before="80" w:after="120" w:line="360" w:lineRule="auto"/>
+        <w:jc w:val="both"/>
+      </w:pPr>
+      <w:r>
+        <w:t>Az alábbiakban az összes tábla részletes leírása következik.</w:t>
+      </w:r>
+    </w:p>
+    <w:p>
+      <w:pPr>
+        <w:spacing w:before="200" w:after="80" w:line="360" w:lineRule="auto"/>
+        <w:jc w:val="both"/>
+      </w:pPr>
+      <w:r>
+        <w:rPr>
+          <w:b/>
+          <w:bCs/>
+        </w:rPr>
+        <w:t>Users tábla</w:t>
+      </w:r>
+    </w:p>
+    <w:p>
+      <w:pPr>
+        <w:spacing w:before="80" w:after="120" w:line="360" w:lineRule="auto"/>
+        <w:jc w:val="both"/>
+      </w:pPr>
+      <w:r>
+        <w:t>A rendszer összes felhasználóját tárolja, szerepkör szerinti megkülönböztetéssel.</w:t>
+      </w:r>
+    </w:p>
+    <w:tbl>
+      <w:tblPr>
+        <w:tblW w:w="9070" w:type="dxa"/>
+        <w:tblBorders>
+          <w:top w:val="single" w:sz="4" w:space="0" w:color="auto"/>
+          <w:left w:val="single" w:sz="4" w:space="0" w:color="auto"/>
+          <w:bottom w:val="single" w:sz="4" w:space="0" w:color="auto"/>
+          <w:right w:val="single" w:sz="4" w:space="0" w:color="auto"/>
+          <w:insideH w:val="single" w:sz="4" w:space="0" w:color="auto"/>
+          <w:insideV w:val="single" w:sz="4" w:space="0" w:color="auto"/>
+        </w:tblBorders>
+        <w:tblCellMar>
+          <w:left w:w="10" w:type="dxa"/>
+          <w:right w:w="10" w:type="dxa"/>
+        </w:tblCellMar>
+        <w:tblLook w:val="04A0" w:firstRow="1" w:lastRow="0" w:firstColumn="1" w:lastColumn="0" w:noHBand="0" w:noVBand="1"/>
+      </w:tblPr>
+      <w:tblGrid>
+        <w:gridCol w:w="1847"/>
+        <w:gridCol w:w="1443"/>
+        <w:gridCol w:w="2784"/>
+        <w:gridCol w:w="2996"/>
+      </w:tblGrid>
+      <w:tr>
+        <w:trPr>
+          <w:tblHeader/>
+        </w:trPr>
+        <w:tc>
+          <w:tcPr>
+            <w:tcW w:w="1900" w:type="dxa"/>
+            <w:tcBorders>
+              <w:top w:val="single" w:sz="1" w:space="0" w:color="CCCCCC"/>
+              <w:left w:val="single" w:sz="1" w:space="0" w:color="CCCCCC"/>
+              <w:bottom w:val="single" w:sz="1" w:space="0" w:color="CCCCCC"/>
+              <w:right w:val="single" w:sz="1" w:space="0" w:color="CCCCCC"/>
+            </w:tcBorders>
+            <w:shd w:val="clear" w:color="auto" w:fill="D6E4F7"/>
+            <w:tcMar>
+              <w:top w:w="80" w:type="dxa"/>
+              <w:left w:w="160" w:type="dxa"/>
+              <w:bottom w:w="80" w:type="dxa"/>
+              <w:right w:w="160" w:type="dxa"/>
+            </w:tcMar>
+          </w:tcPr>
+          <w:p>
+            <w:r>
+              <w:rPr>
+                <w:b/>
+                <w:bCs/>
+                <w:sz w:val="20"/>
+                <w:szCs w:val="20"/>
+              </w:rPr>
+              <w:t>Mező neve</w:t>
+            </w:r>
+          </w:p>
+        </w:tc>
+        <w:tc>
+          <w:tcPr>
+            <w:tcW w:w="1200" w:type="dxa"/>
+            <w:tcBorders>
+              <w:top w:val="single" w:sz="1" w:space="0" w:color="CCCCCC"/>
+              <w:left w:val="single" w:sz="1" w:space="0" w:color="CCCCCC"/>
+              <w:bottom w:val="single" w:sz="1" w:space="0" w:color="CCCCCC"/>
+              <w:right w:val="single" w:sz="1" w:space="0" w:color="CCCCCC"/>
+            </w:tcBorders>
+            <w:shd w:val="clear" w:color="auto" w:fill="D6E4F7"/>
+            <w:tcMar>
+              <w:top w:w="80" w:type="dxa"/>
+              <w:left w:w="160" w:type="dxa"/>
+              <w:bottom w:w="80" w:type="dxa"/>
+              <w:right w:w="160" w:type="dxa"/>
+            </w:tcMar>
+          </w:tcPr>
+          <w:p>
+            <w:r>
+              <w:rPr>
+                <w:b/>
+                <w:bCs/>
+                <w:sz w:val="20"/>
+                <w:szCs w:val="20"/>
+              </w:rPr>
+              <w:t>Típus</w:t>
+            </w:r>
+          </w:p>
+        </w:tc>
+        <w:tc>
+          <w:tcPr>
+            <w:tcW w:w="2570" w:type="dxa"/>
+            <w:tcBorders>
+              <w:top w:val="single" w:sz="1" w:space="0" w:color="CCCCCC"/>
+              <w:left w:val="single" w:sz="1" w:space="0" w:color="CCCCCC"/>
+              <w:bottom w:val="single" w:sz="1" w:space="0" w:color="CCCCCC"/>
+              <w:right w:val="single" w:sz="1" w:space="0" w:color="CCCCCC"/>
+            </w:tcBorders>
+            <w:shd w:val="clear" w:color="auto" w:fill="D6E4F7"/>
+            <w:tcMar>
+              <w:top w:w="80" w:type="dxa"/>
+              <w:left w:w="160" w:type="dxa"/>
+              <w:bottom w:w="80" w:type="dxa"/>
+              <w:right w:w="160" w:type="dxa"/>
+            </w:tcMar>
+          </w:tcPr>
+          <w:p>
+            <w:r>
+              <w:rPr>
+                <w:b/>
+                <w:bCs/>
+                <w:sz w:val="20"/>
+                <w:szCs w:val="20"/>
+              </w:rPr>
+              <w:t>Hossz/Korlát</w:t>
+            </w:r>
+          </w:p>
+        </w:tc>
+        <w:tc>
+          <w:tcPr>
+            <w:tcW w:w="3400" w:type="dxa"/>
+            <w:tcBorders>
+              <w:top w:val="single" w:sz="1" w:space="0" w:color="CCCCCC"/>
+              <w:left w:val="single" w:sz="1" w:space="0" w:color="CCCCCC"/>
+              <w:bottom w:val="single" w:sz="1" w:space="0" w:color="CCCCCC"/>
+              <w:right w:val="single" w:sz="1" w:space="0" w:color="CCCCCC"/>
+            </w:tcBorders>
+            <w:shd w:val="clear" w:color="auto" w:fill="D6E4F7"/>
+            <w:tcMar>
+              <w:top w:w="80" w:type="dxa"/>
+              <w:left w:w="160" w:type="dxa"/>
+              <w:bottom w:w="80" w:type="dxa"/>
+              <w:right w:w="160" w:type="dxa"/>
+            </w:tcMar>
+          </w:tcPr>
+          <w:p>
+            <w:r>
+              <w:rPr>
+                <w:b/>
+                <w:bCs/>
+                <w:sz w:val="20"/>
+                <w:szCs w:val="20"/>
+              </w:rPr>
+              <w:t>Leírás</w:t>
+            </w:r>
+          </w:p>
+        </w:tc>
+      </w:tr>
+      <w:tr>
+        <w:tc>
+          <w:tcPr>
+            <w:tcW w:w="1900" w:type="dxa"/>
+            <w:tcBorders>
+              <w:top w:val="single" w:sz="1" w:space="0" w:color="CCCCCC"/>
+              <w:left w:val="single" w:sz="1" w:space="0" w:color="CCCCCC"/>
+              <w:bottom w:val="single" w:sz="1" w:space="0" w:color="CCCCCC"/>
+              <w:right w:val="single" w:sz="1" w:space="0" w:color="CCCCCC"/>
+            </w:tcBorders>
+            <w:tcMar>
+              <w:top w:w="80" w:type="dxa"/>
+              <w:left w:w="160" w:type="dxa"/>
+              <w:bottom w:w="80" w:type="dxa"/>
+              <w:right w:w="160" w:type="dxa"/>
+            </w:tcMar>
+          </w:tcPr>
+          <w:p>
+            <w:r>
+              <w:rPr>
+                <w:sz w:val="20"/>
+                <w:szCs w:val="20"/>
+              </w:rPr>
+              <w:t>UserID</w:t>
+            </w:r>
+          </w:p>
+        </w:tc>
+        <w:tc>
+          <w:tcPr>
+            <w:tcW w:w="1200" w:type="dxa"/>
+            <w:tcBorders>
+              <w:top w:val="single" w:sz="1" w:space="0" w:color="CCCCCC"/>
+              <w:left w:val="single" w:sz="1" w:space="0" w:color="CCCCCC"/>
+              <w:bottom w:val="single" w:sz="1" w:space="0" w:color="CCCCCC"/>
+              <w:right w:val="single" w:sz="1" w:space="0" w:color="CCCCCC"/>
+            </w:tcBorders>
+            <w:tcMar>
+              <w:top w:w="80" w:type="dxa"/>
+              <w:left w:w="160" w:type="dxa"/>
+              <w:bottom w:w="80" w:type="dxa"/>
+              <w:right w:w="160" w:type="dxa"/>
+            </w:tcMar>
+          </w:tcPr>
+          <w:p>
+            <w:r>
+              <w:rPr>
+                <w:sz w:val="20"/>
+                <w:szCs w:val="20"/>
+              </w:rPr>
+              <w:t>INT</w:t>
+            </w:r>
+          </w:p>
+        </w:tc>
+        <w:tc>
+          <w:tcPr>
+            <w:tcW w:w="2570" w:type="dxa"/>
+            <w:tcBorders>
+              <w:top w:val="single" w:sz="1" w:space="0" w:color="CCCCCC"/>
+              <w:left w:val="single" w:sz="1" w:space="0" w:color="CCCCCC"/>
+              <w:bottom w:val="single" w:sz="1" w:space="0" w:color="CCCCCC"/>
+              <w:right w:val="single" w:sz="1" w:space="0" w:color="CCCCCC"/>
+            </w:tcBorders>
+            <w:tcMar>
+              <w:top w:w="80" w:type="dxa"/>
+              <w:left w:w="160" w:type="dxa"/>
+              <w:bottom w:w="80" w:type="dxa"/>
+              <w:right w:w="160" w:type="dxa"/>
+            </w:tcMar>
+          </w:tcPr>
+          <w:p>
+            <w:r>
+              <w:rPr>
+                <w:sz w:val="20"/>
+                <w:szCs w:val="20"/>
+              </w:rPr>
+              <w:t>PK, IDENTITY</w:t>
+            </w:r>
+          </w:p>
+        </w:tc>
+        <w:tc>
+          <w:tcPr>
+            <w:tcW w:w="3400" w:type="dxa"/>
+            <w:tcBorders>
+              <w:top w:val="single" w:sz="1" w:space="0" w:color="CCCCCC"/>
+              <w:left w:val="single" w:sz="1" w:space="0" w:color="CCCCCC"/>
+              <w:bottom w:val="single" w:sz="1" w:space="0" w:color="CCCCCC"/>
+              <w:right w:val="single" w:sz="1" w:space="0" w:color="CCCCCC"/>
+            </w:tcBorders>
+            <w:tcMar>
+              <w:top w:w="80" w:type="dxa"/>
+              <w:left w:w="160" w:type="dxa"/>
+              <w:bottom w:w="80" w:type="dxa"/>
+              <w:right w:w="160" w:type="dxa"/>
+            </w:tcMar>
+          </w:tcPr>
+          <w:p>
+            <w:r>
+              <w:rPr>
+                <w:sz w:val="20"/>
+                <w:szCs w:val="20"/>
+              </w:rPr>
+              <w:t>Egyedi azonosító (auto-increment)</w:t>
+            </w:r>
+          </w:p>
+        </w:tc>
+      </w:tr>
+      <w:tr>
+        <w:tc>
+          <w:tcPr>
+            <w:tcW w:w="1900" w:type="dxa"/>
+            <w:tcBorders>
+              <w:top w:val="single" w:sz="1" w:space="0" w:color="CCCCCC"/>
+              <w:left w:val="single" w:sz="1" w:space="0" w:color="CCCCCC"/>
+              <w:bottom w:val="single" w:sz="1" w:space="0" w:color="CCCCCC"/>
+              <w:right w:val="single" w:sz="1" w:space="0" w:color="CCCCCC"/>
+            </w:tcBorders>
+            <w:tcMar>
+              <w:top w:w="80" w:type="dxa"/>
+              <w:left w:w="160" w:type="dxa"/>
+              <w:bottom w:w="80" w:type="dxa"/>
+              <w:right w:w="160" w:type="dxa"/>
+            </w:tcMar>
+          </w:tcPr>
+          <w:p>
+            <w:r>
+              <w:rPr>
+                <w:sz w:val="20"/>
+                <w:szCs w:val="20"/>
+              </w:rPr>
+              <w:t>Username</w:t>
+            </w:r>
+          </w:p>
+        </w:tc>
+        <w:tc>
+          <w:tcPr>
+            <w:tcW w:w="1200" w:type="dxa"/>
+            <w:tcBorders>
+              <w:top w:val="single" w:sz="1" w:space="0" w:color="CCCCCC"/>
+              <w:left w:val="single" w:sz="1" w:space="0" w:color="CCCCCC"/>
+              <w:bottom w:val="single" w:sz="1" w:space="0" w:color="CCCCCC"/>
+              <w:right w:val="single" w:sz="1" w:space="0" w:color="CCCCCC"/>
+            </w:tcBorders>
+            <w:tcMar>
+              <w:top w:w="80" w:type="dxa"/>
+              <w:left w:w="160" w:type="dxa"/>
+              <w:bottom w:w="80" w:type="dxa"/>
+              <w:right w:w="160" w:type="dxa"/>
+            </w:tcMar>
+          </w:tcPr>
+          <w:p>
+            <w:r>
+              <w:rPr>
+                <w:sz w:val="20"/>
+                <w:szCs w:val="20"/>
+              </w:rPr>
+              <w:t>NVARCHAR</w:t>
+            </w:r>
+          </w:p>
+        </w:tc>
+        <w:tc>
+          <w:tcPr>
+            <w:tcW w:w="2570" w:type="dxa"/>
+            <w:tcBorders>
+              <w:top w:val="single" w:sz="1" w:space="0" w:color="CCCCCC"/>
+              <w:left w:val="single" w:sz="1" w:space="0" w:color="CCCCCC"/>
+              <w:bottom w:val="single" w:sz="1" w:space="0" w:color="CCCCCC"/>
+              <w:right w:val="single" w:sz="1" w:space="0" w:color="CCCCCC"/>
+            </w:tcBorders>
+            <w:tcMar>
+              <w:top w:w="80" w:type="dxa"/>
+              <w:left w:w="160" w:type="dxa"/>
+              <w:bottom w:w="80" w:type="dxa"/>
+              <w:right w:w="160" w:type="dxa"/>
+            </w:tcMar>
+          </w:tcPr>
+          <w:p>
+            <w:r>
+              <w:rPr>
+                <w:sz w:val="20"/>
+                <w:szCs w:val="20"/>
+              </w:rPr>
+              <w:t>50, NOT NULL, UNIQUE</w:t>
+            </w:r>
+          </w:p>
+        </w:tc>
+        <w:tc>
+          <w:tcPr>
+            <w:tcW w:w="3400" w:type="dxa"/>
+            <w:tcBorders>
+              <w:top w:val="single" w:sz="1" w:space="0" w:color="CCCCCC"/>
+              <w:left w:val="single" w:sz="1" w:space="0" w:color="CCCCCC"/>
+              <w:bottom w:val="single" w:sz="1" w:space="0" w:color="CCCCCC"/>
+              <w:right w:val="single" w:sz="1" w:space="0" w:color="CCCCCC"/>
+            </w:tcBorders>
+            <w:tcMar>
+              <w:top w:w="80" w:type="dxa"/>
+              <w:left w:w="160" w:type="dxa"/>
+              <w:bottom w:w="80" w:type="dxa"/>
+              <w:right w:w="160" w:type="dxa"/>
+            </w:tcMar>
+          </w:tcPr>
+          <w:p>
+            <w:r>
+              <w:rPr>
+                <w:sz w:val="20"/>
+                <w:szCs w:val="20"/>
+              </w:rPr>
+              <w:t>Bejelentkezési név</w:t>
+            </w:r>
+          </w:p>
+        </w:tc>
+      </w:tr>
+      <w:tr>
+        <w:tc>
+          <w:tcPr>
+            <w:tcW w:w="1900" w:type="dxa"/>
+            <w:tcBorders>
+              <w:top w:val="single" w:sz="1" w:space="0" w:color="CCCCCC"/>
+              <w:left w:val="single" w:sz="1" w:space="0" w:color="CCCCCC"/>
+              <w:bottom w:val="single" w:sz="1" w:space="0" w:color="CCCCCC"/>
+              <w:right w:val="single" w:sz="1" w:space="0" w:color="CCCCCC"/>
+            </w:tcBorders>
+            <w:tcMar>
+              <w:top w:w="80" w:type="dxa"/>
+              <w:left w:w="160" w:type="dxa"/>
+              <w:bottom w:w="80" w:type="dxa"/>
+              <w:right w:w="160" w:type="dxa"/>
+            </w:tcMar>
+          </w:tcPr>
+          <w:p>
+            <w:r>
+              <w:rPr>
+                <w:sz w:val="20"/>
+                <w:szCs w:val="20"/>
+              </w:rPr>
+              <w:t>PasswordHash</w:t>
+            </w:r>
+          </w:p>
+        </w:tc>
+        <w:tc>
+          <w:tcPr>
+            <w:tcW w:w="1200" w:type="dxa"/>
+            <w:tcBorders>
+              <w:top w:val="single" w:sz="1" w:space="0" w:color="CCCCCC"/>
+              <w:left w:val="single" w:sz="1" w:space="0" w:color="CCCCCC"/>
+              <w:bottom w:val="single" w:sz="1" w:space="0" w:color="CCCCCC"/>
+              <w:right w:val="single" w:sz="1" w:space="0" w:color="CCCCCC"/>
+            </w:tcBorders>
+            <w:tcMar>
+              <w:top w:w="80" w:type="dxa"/>
+              <w:left w:w="160" w:type="dxa"/>
+              <w:bottom w:w="80" w:type="dxa"/>
+              <w:right w:w="160" w:type="dxa"/>
+            </w:tcMar>
+          </w:tcPr>
+          <w:p>
+            <w:r>
+              <w:rPr>
+                <w:sz w:val="20"/>
+                <w:szCs w:val="20"/>
+              </w:rPr>
+              <w:t>NVARCHAR</w:t>
+            </w:r>
+          </w:p>
+        </w:tc>
+        <w:tc>
+          <w:tcPr>
+            <w:tcW w:w="2570" w:type="dxa"/>
+            <w:tcBorders>
+              <w:top w:val="single" w:sz="1" w:space="0" w:color="CCCCCC"/>
+              <w:left w:val="single" w:sz="1" w:space="0" w:color="CCCCCC"/>
+              <w:bottom w:val="single" w:sz="1" w:space="0" w:color="CCCCCC"/>
+              <w:right w:val="single" w:sz="1" w:space="0" w:color="CCCCCC"/>
+            </w:tcBorders>
+            <w:tcMar>
+              <w:top w:w="80" w:type="dxa"/>
+              <w:left w:w="160" w:type="dxa"/>
+              <w:bottom w:w="80" w:type="dxa"/>
+              <w:right w:w="160" w:type="dxa"/>
+            </w:tcMar>
+          </w:tcPr>
+          <w:p>
+            <w:r>
+              <w:rPr>
+                <w:sz w:val="20"/>
+                <w:szCs w:val="20"/>
+              </w:rPr>
+              <w:t>255, NOT NULL</w:t>
+            </w:r>
+          </w:p>
+        </w:tc>
+        <w:tc>
+          <w:tcPr>
+            <w:tcW w:w="3400" w:type="dxa"/>
+            <w:tcBorders>
+              <w:top w:val="single" w:sz="1" w:space="0" w:color="CCCCCC"/>
+              <w:left w:val="single" w:sz="1" w:space="0" w:color="CCCCCC"/>
+              <w:bottom w:val="single" w:sz="1" w:space="0" w:color="CCCCCC"/>
+              <w:right w:val="single" w:sz="1" w:space="0" w:color="CCCCCC"/>
+            </w:tcBorders>
+            <w:tcMar>
+              <w:top w:w="80" w:type="dxa"/>
+              <w:left w:w="160" w:type="dxa"/>
+              <w:bottom w:w="80" w:type="dxa"/>
+              <w:right w:w="160" w:type="dxa"/>
+            </w:tcMar>
+          </w:tcPr>
+          <w:p>
+            <w:r>
+              <w:rPr>
+                <w:sz w:val="20"/>
+                <w:szCs w:val="20"/>
+              </w:rPr>
+              <w:t>BCrypt hash (cost=11)</w:t>
+            </w:r>
+          </w:p>
+        </w:tc>
+      </w:tr>
+      <w:tr>
+        <w:tc>
+          <w:tcPr>
+            <w:tcW w:w="1900" w:type="dxa"/>
+            <w:tcBorders>
+              <w:top w:val="single" w:sz="1" w:space="0" w:color="CCCCCC"/>
+              <w:left w:val="single" w:sz="1" w:space="0" w:color="CCCCCC"/>
+              <w:bottom w:val="single" w:sz="1" w:space="0" w:color="CCCCCC"/>
+              <w:right w:val="single" w:sz="1" w:space="0" w:color="CCCCCC"/>
+            </w:tcBorders>
+            <w:tcMar>
+              <w:top w:w="80" w:type="dxa"/>
+              <w:left w:w="160" w:type="dxa"/>
+              <w:bottom w:w="80" w:type="dxa"/>
+              <w:right w:w="160" w:type="dxa"/>
+            </w:tcMar>
+          </w:tcPr>
+          <w:p>
+            <w:r>
+              <w:rPr>
+                <w:sz w:val="20"/>
+                <w:szCs w:val="20"/>
+              </w:rPr>
+              <w:t>Email</w:t>
+            </w:r>
+          </w:p>
+        </w:tc>
+        <w:tc>
+          <w:tcPr>
+            <w:tcW w:w="1200" w:type="dxa"/>
+            <w:tcBorders>
+              <w:top w:val="single" w:sz="1" w:space="0" w:color="CCCCCC"/>
+              <w:left w:val="single" w:sz="1" w:space="0" w:color="CCCCCC"/>
+              <w:bottom w:val="single" w:sz="1" w:space="0" w:color="CCCCCC"/>
+              <w:right w:val="single" w:sz="1" w:space="0" w:color="CCCCCC"/>
+            </w:tcBorders>
+            <w:tcMar>
+              <w:top w:w="80" w:type="dxa"/>
+              <w:left w:w="160" w:type="dxa"/>
+              <w:bottom w:w="80" w:type="dxa"/>
+              <w:right w:w="160" w:type="dxa"/>
+            </w:tcMar>
+          </w:tcPr>
+          <w:p>
+            <w:r>
+              <w:rPr>
+                <w:sz w:val="20"/>
+                <w:szCs w:val="20"/>
+              </w:rPr>
+              <w:t>NVARCHAR</w:t>
+            </w:r>
+          </w:p>
+        </w:tc>
+        <w:tc>
+          <w:tcPr>
+            <w:tcW w:w="2570" w:type="dxa"/>
+            <w:tcBorders>
+              <w:top w:val="single" w:sz="1" w:space="0" w:color="CCCCCC"/>
+              <w:left w:val="single" w:sz="1" w:space="0" w:color="CCCCCC"/>
+              <w:bottom w:val="single" w:sz="1" w:space="0" w:color="CCCCCC"/>
+              <w:right w:val="single" w:sz="1" w:space="0" w:color="CCCCCC"/>
+            </w:tcBorders>
+            <w:tcMar>
+              <w:top w:w="80" w:type="dxa"/>
+              <w:left w:w="160" w:type="dxa"/>
+              <w:bottom w:w="80" w:type="dxa"/>
+              <w:right w:w="160" w:type="dxa"/>
+            </w:tcMar>
+          </w:tcPr>
+          <w:p>
+            <w:r>
+              <w:rPr>
+                <w:sz w:val="20"/>
+                <w:szCs w:val="20"/>
+              </w:rPr>
+              <w:t>150, NOT NULL, UNIQUE</w:t>
+            </w:r>
+          </w:p>
+        </w:tc>
+        <w:tc>
+          <w:tcPr>
+            <w:tcW w:w="3400" w:type="dxa"/>
+            <w:tcBorders>
+              <w:top w:val="single" w:sz="1" w:space="0" w:color="CCCCCC"/>
+              <w:left w:val="single" w:sz="1" w:space="0" w:color="CCCCCC"/>
+              <w:bottom w:val="single" w:sz="1" w:space="0" w:color="CCCCCC"/>
+              <w:right w:val="single" w:sz="1" w:space="0" w:color="CCCCCC"/>
+            </w:tcBorders>
+            <w:tcMar>
+              <w:top w:w="80" w:type="dxa"/>
+              <w:left w:w="160" w:type="dxa"/>
+              <w:bottom w:w="80" w:type="dxa"/>
+              <w:right w:w="160" w:type="dxa"/>
+            </w:tcMar>
+          </w:tcPr>
+          <w:p>
+            <w:r>
+              <w:rPr>
+                <w:sz w:val="20"/>
+                <w:szCs w:val="20"/>
+              </w:rPr>
+              <w:t>Egyedi e-mail cím</w:t>
+            </w:r>
+          </w:p>
+        </w:tc>
+      </w:tr>
+      <w:tr>
+        <w:tc>
+          <w:tcPr>
+            <w:tcW w:w="1900" w:type="dxa"/>
+            <w:tcBorders>
+              <w:top w:val="single" w:sz="1" w:space="0" w:color="CCCCCC"/>
+              <w:left w:val="single" w:sz="1" w:space="0" w:color="CCCCCC"/>
+              <w:bottom w:val="single" w:sz="1" w:space="0" w:color="CCCCCC"/>
+              <w:right w:val="single" w:sz="1" w:space="0" w:color="CCCCCC"/>
+            </w:tcBorders>
+            <w:tcMar>
+              <w:top w:w="80" w:type="dxa"/>
+              <w:left w:w="160" w:type="dxa"/>
+              <w:bottom w:w="80" w:type="dxa"/>
+              <w:right w:w="160" w:type="dxa"/>
+            </w:tcMar>
+          </w:tcPr>
+          <w:p>
+            <w:r>
+              <w:rPr>
+                <w:sz w:val="20"/>
+                <w:szCs w:val="20"/>
+              </w:rPr>
+              <w:t>FirstName</w:t>
+            </w:r>
+          </w:p>
+        </w:tc>
+        <w:tc>
+          <w:tcPr>
+            <w:tcW w:w="1200" w:type="dxa"/>
+            <w:tcBorders>
+              <w:top w:val="single" w:sz="1" w:space="0" w:color="CCCCCC"/>
+              <w:left w:val="single" w:sz="1" w:space="0" w:color="CCCCCC"/>
+              <w:bottom w:val="single" w:sz="1" w:space="0" w:color="CCCCCC"/>
+              <w:right w:val="single" w:sz="1" w:space="0" w:color="CCCCCC"/>
+            </w:tcBorders>
+            <w:tcMar>
+              <w:top w:w="80" w:type="dxa"/>
+              <w:left w:w="160" w:type="dxa"/>
+              <w:bottom w:w="80" w:type="dxa"/>
+              <w:right w:w="160" w:type="dxa"/>
+            </w:tcMar>
+          </w:tcPr>
+          <w:p>
+            <w:r>
+              <w:rPr>
+                <w:sz w:val="20"/>
+                <w:szCs w:val="20"/>
+              </w:rPr>
+              <w:t>NVARCHAR</w:t>
+            </w:r>
+          </w:p>
+        </w:tc>
+        <w:tc>
+          <w:tcPr>
+            <w:tcW w:w="2570" w:type="dxa"/>
+            <w:tcBorders>
+              <w:top w:val="single" w:sz="1" w:space="0" w:color="CCCCCC"/>
+              <w:left w:val="single" w:sz="1" w:space="0" w:color="CCCCCC"/>
+              <w:bottom w:val="single" w:sz="1" w:space="0" w:color="CCCCCC"/>
+              <w:right w:val="single" w:sz="1" w:space="0" w:color="CCCCCC"/>
+            </w:tcBorders>
+            <w:tcMar>
+              <w:top w:w="80" w:type="dxa"/>
+              <w:left w:w="160" w:type="dxa"/>
+              <w:bottom w:w="80" w:type="dxa"/>
+              <w:right w:w="160" w:type="dxa"/>
+            </w:tcMar>
+          </w:tcPr>
+          <w:p>
+            <w:r>
+              <w:rPr>
+                <w:sz w:val="20"/>
+                <w:szCs w:val="20"/>
+              </w:rPr>
+              <w:t>50, NOT NULL</w:t>
+            </w:r>
+          </w:p>
+        </w:tc>
+        <w:tc>
+          <w:tcPr>
+            <w:tcW w:w="3400" w:type="dxa"/>
+            <w:tcBorders>
+              <w:top w:val="single" w:sz="1" w:space="0" w:color="CCCCCC"/>
+              <w:left w:val="single" w:sz="1" w:space="0" w:color="CCCCCC"/>
+              <w:bottom w:val="single" w:sz="1" w:space="0" w:color="CCCCCC"/>
+              <w:right w:val="single" w:sz="1" w:space="0" w:color="CCCCCC"/>
+            </w:tcBorders>
+            <w:tcMar>
+              <w:top w:w="80" w:type="dxa"/>
+              <w:left w:w="160" w:type="dxa"/>
+              <w:bottom w:w="80" w:type="dxa"/>
+              <w:right w:w="160" w:type="dxa"/>
+            </w:tcMar>
+          </w:tcPr>
+          <w:p>
+            <w:r>
+              <w:rPr>
+                <w:sz w:val="20"/>
+                <w:szCs w:val="20"/>
+              </w:rPr>
+              <w:t>Keresztnév</w:t>
+            </w:r>
+          </w:p>
+        </w:tc>
+      </w:tr>
+      <w:tr>
+        <w:tc>
+          <w:tcPr>
+            <w:tcW w:w="1900" w:type="dxa"/>
+            <w:tcBorders>
+              <w:top w:val="single" w:sz="1" w:space="0" w:color="CCCCCC"/>
+              <w:left w:val="single" w:sz="1" w:space="0" w:color="CCCCCC"/>
+              <w:bottom w:val="single" w:sz="1" w:space="0" w:color="CCCCCC"/>
+              <w:right w:val="single" w:sz="1" w:space="0" w:color="CCCCCC"/>
+            </w:tcBorders>
+            <w:tcMar>
+              <w:top w:w="80" w:type="dxa"/>
+              <w:left w:w="160" w:type="dxa"/>
+              <w:bottom w:w="80" w:type="dxa"/>
+              <w:right w:w="160" w:type="dxa"/>
+            </w:tcMar>
+          </w:tcPr>
+          <w:p>
+            <w:r>
+              <w:rPr>
+                <w:sz w:val="20"/>
+                <w:szCs w:val="20"/>
+              </w:rPr>
+              <w:t>LastName</w:t>
+            </w:r>
+          </w:p>
+        </w:tc>
+        <w:tc>
+          <w:tcPr>
+            <w:tcW w:w="1200" w:type="dxa"/>
+            <w:tcBorders>
+              <w:top w:val="single" w:sz="1" w:space="0" w:color="CCCCCC"/>
+              <w:left w:val="single" w:sz="1" w:space="0" w:color="CCCCCC"/>
+              <w:bottom w:val="single" w:sz="1" w:space="0" w:color="CCCCCC"/>
+              <w:right w:val="single" w:sz="1" w:space="0" w:color="CCCCCC"/>
+            </w:tcBorders>
+            <w:tcMar>
+              <w:top w:w="80" w:type="dxa"/>
+              <w:left w:w="160" w:type="dxa"/>
+              <w:bottom w:w="80" w:type="dxa"/>
+              <w:right w:w="160" w:type="dxa"/>
+            </w:tcMar>
+          </w:tcPr>
+          <w:p>
+            <w:r>
+              <w:rPr>
+                <w:sz w:val="20"/>
+                <w:szCs w:val="20"/>
+              </w:rPr>
+              <w:t>NVARCHAR</w:t>
+            </w:r>
+          </w:p>
+        </w:tc>
+        <w:tc>
+          <w:tcPr>
+            <w:tcW w:w="2570" w:type="dxa"/>
+            <w:tcBorders>
+              <w:top w:val="single" w:sz="1" w:space="0" w:color="CCCCCC"/>
+              <w:left w:val="single" w:sz="1" w:space="0" w:color="CCCCCC"/>
+              <w:bottom w:val="single" w:sz="1" w:space="0" w:color="CCCCCC"/>
+              <w:right w:val="single" w:sz="1" w:space="0" w:color="CCCCCC"/>
+            </w:tcBorders>
+            <w:tcMar>
+              <w:top w:w="80" w:type="dxa"/>
+              <w:left w:w="160" w:type="dxa"/>
+              <w:bottom w:w="80" w:type="dxa"/>
+              <w:right w:w="160" w:type="dxa"/>
+            </w:tcMar>
+          </w:tcPr>
+          <w:p>
+            <w:r>
+              <w:rPr>
+                <w:sz w:val="20"/>
+                <w:szCs w:val="20"/>
+              </w:rPr>
+              <w:t>50, NOT NULL</w:t>
+            </w:r>
+          </w:p>
+        </w:tc>
+        <w:tc>
+          <w:tcPr>
+            <w:tcW w:w="3400" w:type="dxa"/>
+            <w:tcBorders>
+              <w:top w:val="single" w:sz="1" w:space="0" w:color="CCCCCC"/>
+              <w:left w:val="single" w:sz="1" w:space="0" w:color="CCCCCC"/>
+              <w:bottom w:val="single" w:sz="1" w:space="0" w:color="CCCCCC"/>
+              <w:right w:val="single" w:sz="1" w:space="0" w:color="CCCCCC"/>
+            </w:tcBorders>
+            <w:tcMar>
+              <w:top w:w="80" w:type="dxa"/>
+              <w:left w:w="160" w:type="dxa"/>
+              <w:bottom w:w="80" w:type="dxa"/>
+              <w:right w:w="160" w:type="dxa"/>
+            </w:tcMar>
+          </w:tcPr>
+          <w:p>
+            <w:r>
+              <w:rPr>
+                <w:sz w:val="20"/>
+                <w:szCs w:val="20"/>
+              </w:rPr>
+              <w:t>Vezetéknév</w:t>
+            </w:r>
+          </w:p>
+        </w:tc>
+      </w:tr>
+      <w:tr>
+        <w:tc>
+          <w:tcPr>
+            <w:tcW w:w="1900" w:type="dxa"/>
+            <w:tcBorders>
+              <w:top w:val="single" w:sz="1" w:space="0" w:color="CCCCCC"/>
+              <w:left w:val="single" w:sz="1" w:space="0" w:color="CCCCCC"/>
+              <w:bottom w:val="single" w:sz="1" w:space="0" w:color="CCCCCC"/>
+              <w:right w:val="single" w:sz="1" w:space="0" w:color="CCCCCC"/>
+            </w:tcBorders>
+            <w:tcMar>
+              <w:top w:w="80" w:type="dxa"/>
+              <w:left w:w="160" w:type="dxa"/>
+              <w:bottom w:w="80" w:type="dxa"/>
+              <w:right w:w="160" w:type="dxa"/>
+            </w:tcMar>
+          </w:tcPr>
+          <w:p>
+            <w:r>
+              <w:rPr>
+                <w:sz w:val="20"/>
+                <w:szCs w:val="20"/>
+              </w:rPr>
+              <w:t>UserRole</w:t>
+            </w:r>
+          </w:p>
+        </w:tc>
+        <w:tc>
+          <w:tcPr>
+            <w:tcW w:w="1200" w:type="dxa"/>
+            <w:tcBorders>
+              <w:top w:val="single" w:sz="1" w:space="0" w:color="CCCCCC"/>
+              <w:left w:val="single" w:sz="1" w:space="0" w:color="CCCCCC"/>
+              <w:bottom w:val="single" w:sz="1" w:space="0" w:color="CCCCCC"/>
+              <w:right w:val="single" w:sz="1" w:space="0" w:color="CCCCCC"/>
+            </w:tcBorders>
+            <w:tcMar>
+              <w:top w:w="80" w:type="dxa"/>
+              <w:left w:w="160" w:type="dxa"/>
+              <w:bottom w:w="80" w:type="dxa"/>
+              <w:right w:w="160" w:type="dxa"/>
+            </w:tcMar>
+          </w:tcPr>
+          <w:p>
+            <w:r>
+              <w:rPr>
+                <w:sz w:val="20"/>
+                <w:szCs w:val="20"/>
+              </w:rPr>
+              <w:t>NVARCHAR</w:t>
+            </w:r>
+          </w:p>
+        </w:tc>
+        <w:tc>
+          <w:tcPr>
+            <w:tcW w:w="2570" w:type="dxa"/>
+            <w:tcBorders>
+              <w:top w:val="single" w:sz="1" w:space="0" w:color="CCCCCC"/>
+              <w:left w:val="single" w:sz="1" w:space="0" w:color="CCCCCC"/>
+              <w:bottom w:val="single" w:sz="1" w:space="0" w:color="CCCCCC"/>
+              <w:right w:val="single" w:sz="1" w:space="0" w:color="CCCCCC"/>
+            </w:tcBorders>
+            <w:tcMar>
+              <w:top w:w="80" w:type="dxa"/>
+              <w:left w:w="160" w:type="dxa"/>
+              <w:bottom w:w="80" w:type="dxa"/>
+              <w:right w:w="160" w:type="dxa"/>
+            </w:tcMar>
+          </w:tcPr>
+          <w:p>
+            <w:r>
+              <w:rPr>
+                <w:sz w:val="20"/>
+                <w:szCs w:val="20"/>
+              </w:rPr>
+              <w:t>20, CHECK IN ('Student','Teacher','Admin')</w:t>
+            </w:r>
+          </w:p>
+        </w:tc>
+        <w:tc>
+          <w:tcPr>
+            <w:tcW w:w="3400" w:type="dxa"/>
+            <w:tcBorders>
+              <w:top w:val="single" w:sz="1" w:space="0" w:color="CCCCCC"/>
+              <w:left w:val="single" w:sz="1" w:space="0" w:color="CCCCCC"/>
+              <w:bottom w:val="single" w:sz="1" w:space="0" w:color="CCCCCC"/>
+              <w:right w:val="single" w:sz="1" w:space="0" w:color="CCCCCC"/>
+            </w:tcBorders>
+            <w:tcMar>
+              <w:top w:w="80" w:type="dxa"/>
+              <w:left w:w="160" w:type="dxa"/>
+              <w:bottom w:w="80" w:type="dxa"/>
+              <w:right w:w="160" w:type="dxa"/>
+            </w:tcMar>
+          </w:tcPr>
+          <w:p>
+            <w:r>
+              <w:rPr>
+                <w:sz w:val="20"/>
+                <w:szCs w:val="20"/>
+              </w:rPr>
+              <w:t>Szerepkör</w:t>
+            </w:r>
+          </w:p>
+        </w:tc>
+      </w:tr>
+      <w:tr>
+        <w:tc>
+          <w:tcPr>
+            <w:tcW w:w="1900" w:type="dxa"/>
+            <w:tcBorders>
+              <w:top w:val="single" w:sz="1" w:space="0" w:color="CCCCCC"/>
+              <w:left w:val="single" w:sz="1" w:space="0" w:color="CCCCCC"/>
+              <w:bottom w:val="single" w:sz="1" w:space="0" w:color="CCCCCC"/>
+              <w:right w:val="single" w:sz="1" w:space="0" w:color="CCCCCC"/>
+            </w:tcBorders>
+            <w:tcMar>
+              <w:top w:w="80" w:type="dxa"/>
+              <w:left w:w="160" w:type="dxa"/>
+              <w:bottom w:w="80" w:type="dxa"/>
+              <w:right w:w="160" w:type="dxa"/>
+            </w:tcMar>
+          </w:tcPr>
+          <w:p>
+            <w:r>
+              <w:rPr>
+                <w:sz w:val="20"/>
+                <w:szCs w:val="20"/>
+              </w:rPr>
+              <w:t>CreatedAt</w:t>
+            </w:r>
+          </w:p>
+        </w:tc>
+        <w:tc>
+          <w:tcPr>
+            <w:tcW w:w="1200" w:type="dxa"/>
+            <w:tcBorders>
+              <w:top w:val="single" w:sz="1" w:space="0" w:color="CCCCCC"/>
+              <w:left w:val="single" w:sz="1" w:space="0" w:color="CCCCCC"/>
+              <w:bottom w:val="single" w:sz="1" w:space="0" w:color="CCCCCC"/>
+              <w:right w:val="single" w:sz="1" w:space="0" w:color="CCCCCC"/>
+            </w:tcBorders>
+            <w:tcMar>
+              <w:top w:w="80" w:type="dxa"/>
+              <w:left w:w="160" w:type="dxa"/>
+              <w:bottom w:w="80" w:type="dxa"/>
+              <w:right w:w="160" w:type="dxa"/>
+            </w:tcMar>
+          </w:tcPr>
+          <w:p>
+            <w:r>
+              <w:rPr>
+                <w:sz w:val="20"/>
+                <w:szCs w:val="20"/>
+              </w:rPr>
+              <w:t>DATETIME</w:t>
+            </w:r>
+          </w:p>
+        </w:tc>
+        <w:tc>
+          <w:tcPr>
+            <w:tcW w:w="2570" w:type="dxa"/>
+            <w:tcBorders>
+              <w:top w:val="single" w:sz="1" w:space="0" w:color="CCCCCC"/>
+              <w:left w:val="single" w:sz="1" w:space="0" w:color="CCCCCC"/>
+              <w:bottom w:val="single" w:sz="1" w:space="0" w:color="CCCCCC"/>
+              <w:right w:val="single" w:sz="1" w:space="0" w:color="CCCCCC"/>
+            </w:tcBorders>
+            <w:tcMar>
+              <w:top w:w="80" w:type="dxa"/>
+              <w:left w:w="160" w:type="dxa"/>
+              <w:bottom w:w="80" w:type="dxa"/>
+              <w:right w:w="160" w:type="dxa"/>
+            </w:tcMar>
+          </w:tcPr>
+          <w:p>
+            <w:r>
+              <w:rPr>
+                <w:sz w:val="20"/>
+                <w:szCs w:val="20"/>
+              </w:rPr>
+              <w:t>DEFAULT GETDATE()</w:t>
+            </w:r>
+          </w:p>
+        </w:tc>
+        <w:tc>
+          <w:tcPr>
+            <w:tcW w:w="3400" w:type="dxa"/>
+            <w:tcBorders>
+              <w:top w:val="single" w:sz="1" w:space="0" w:color="CCCCCC"/>
+              <w:left w:val="single" w:sz="1" w:space="0" w:color="CCCCCC"/>
+              <w:bottom w:val="single" w:sz="1" w:space="0" w:color="CCCCCC"/>
+              <w:right w:val="single" w:sz="1" w:space="0" w:color="CCCCCC"/>
+            </w:tcBorders>
+            <w:tcMar>
+              <w:top w:w="80" w:type="dxa"/>
+              <w:left w:w="160" w:type="dxa"/>
+              <w:bottom w:w="80" w:type="dxa"/>
+              <w:right w:w="160" w:type="dxa"/>
+            </w:tcMar>
+          </w:tcPr>
+          <w:p>
+            <w:r>
+              <w:rPr>
+                <w:sz w:val="20"/>
+                <w:szCs w:val="20"/>
+              </w:rPr>
+              <w:t>Regisztráció időpontja</w:t>
+            </w:r>
+          </w:p>
+        </w:tc>
+      </w:tr>
+    </w:tbl>
+    <w:p/>
+    <w:p>
+      <w:pPr>
+        <w:spacing w:before="200" w:after="80" w:line="360" w:lineRule="auto"/>
+        <w:jc w:val="both"/>
+      </w:pPr>
+      <w:r>
+        <w:rPr>
+          <w:b/>
+          <w:bCs/>
+        </w:rPr>
+        <w:t>Subjects tábla</w:t>
+      </w:r>
+    </w:p>
+    <w:p>
+      <w:pPr>
+        <w:spacing w:before="80" w:after="120" w:line="360" w:lineRule="auto"/>
+        <w:jc w:val="both"/>
+      </w:pPr>
+      <w:r>
+        <w:t>Az elérhető tantárgyakat tárolja. Adminisztrátor hozza létre, diákok felvehetik.</w:t>
+      </w:r>
+    </w:p>
+    <w:tbl>
+      <w:tblPr>
+        <w:tblW w:w="9070" w:type="dxa"/>
+        <w:tblBorders>
+          <w:top w:val="single" w:sz="4" w:space="0" w:color="auto"/>
+          <w:left w:val="single" w:sz="4" w:space="0" w:color="auto"/>
+          <w:bottom w:val="single" w:sz="4" w:space="0" w:color="auto"/>
+          <w:right w:val="single" w:sz="4" w:space="0" w:color="auto"/>
+          <w:insideH w:val="single" w:sz="4" w:space="0" w:color="auto"/>
+          <w:insideV w:val="single" w:sz="4" w:space="0" w:color="auto"/>
+        </w:tblBorders>
+        <w:tblCellMar>
+          <w:left w:w="10" w:type="dxa"/>
+          <w:right w:w="10" w:type="dxa"/>
+        </w:tblCellMar>
+        <w:tblLook w:val="04A0" w:firstRow="1" w:lastRow="0" w:firstColumn="1" w:lastColumn="0" w:noHBand="0" w:noVBand="1"/>
+      </w:tblPr>
+      <w:tblGrid>
+        <w:gridCol w:w="2043"/>
+        <w:gridCol w:w="1443"/>
+        <w:gridCol w:w="2438"/>
+        <w:gridCol w:w="3146"/>
+      </w:tblGrid>
+      <w:tr>
+        <w:trPr>
+          <w:tblHeader/>
+        </w:trPr>
+        <w:tc>
+          <w:tcPr>
+            <w:tcW w:w="1900" w:type="dxa"/>
+            <w:tcBorders>
+              <w:top w:val="single" w:sz="1" w:space="0" w:color="CCCCCC"/>
+              <w:left w:val="single" w:sz="1" w:space="0" w:color="CCCCCC"/>
+              <w:bottom w:val="single" w:sz="1" w:space="0" w:color="CCCCCC"/>
+              <w:right w:val="single" w:sz="1" w:space="0" w:color="CCCCCC"/>
+            </w:tcBorders>
+            <w:shd w:val="clear" w:color="auto" w:fill="D6E4F7"/>
+            <w:tcMar>
+              <w:top w:w="80" w:type="dxa"/>
+              <w:left w:w="160" w:type="dxa"/>
+              <w:bottom w:w="80" w:type="dxa"/>
+              <w:right w:w="160" w:type="dxa"/>
+            </w:tcMar>
+          </w:tcPr>
+          <w:p>
+            <w:r>
+              <w:rPr>
+                <w:b/>
+                <w:bCs/>
+                <w:sz w:val="20"/>
+                <w:szCs w:val="20"/>
+              </w:rPr>
+              <w:t>Mező neve</w:t>
+            </w:r>
+          </w:p>
+        </w:tc>
+        <w:tc>
+          <w:tcPr>
+            <w:tcW w:w="1200" w:type="dxa"/>
+            <w:tcBorders>
+              <w:top w:val="single" w:sz="1" w:space="0" w:color="CCCCCC"/>
+              <w:left w:val="single" w:sz="1" w:space="0" w:color="CCCCCC"/>
+              <w:bottom w:val="single" w:sz="1" w:space="0" w:color="CCCCCC"/>
+              <w:right w:val="single" w:sz="1" w:space="0" w:color="CCCCCC"/>
+            </w:tcBorders>
+            <w:shd w:val="clear" w:color="auto" w:fill="D6E4F7"/>
+            <w:tcMar>
+              <w:top w:w="80" w:type="dxa"/>
+              <w:left w:w="160" w:type="dxa"/>
+              <w:bottom w:w="80" w:type="dxa"/>
+              <w:right w:w="160" w:type="dxa"/>
+            </w:tcMar>
+          </w:tcPr>
+          <w:p>
+            <w:r>
+              <w:rPr>
+                <w:b/>
+                <w:bCs/>
+                <w:sz w:val="20"/>
+                <w:szCs w:val="20"/>
+              </w:rPr>
+              <w:t>Típus</w:t>
+            </w:r>
+          </w:p>
+        </w:tc>
+        <w:tc>
+          <w:tcPr>
+            <w:tcW w:w="2570" w:type="dxa"/>
+            <w:tcBorders>
+              <w:top w:val="single" w:sz="1" w:space="0" w:color="CCCCCC"/>
+              <w:left w:val="single" w:sz="1" w:space="0" w:color="CCCCCC"/>
+              <w:bottom w:val="single" w:sz="1" w:space="0" w:color="CCCCCC"/>
+              <w:right w:val="single" w:sz="1" w:space="0" w:color="CCCCCC"/>
+            </w:tcBorders>
+            <w:shd w:val="clear" w:color="auto" w:fill="D6E4F7"/>
+            <w:tcMar>
+              <w:top w:w="80" w:type="dxa"/>
+              <w:left w:w="160" w:type="dxa"/>
+              <w:bottom w:w="80" w:type="dxa"/>
+              <w:right w:w="160" w:type="dxa"/>
+            </w:tcMar>
+          </w:tcPr>
+          <w:p>
+            <w:r>
+              <w:rPr>
+                <w:b/>
+                <w:bCs/>
+                <w:sz w:val="20"/>
+                <w:szCs w:val="20"/>
+              </w:rPr>
+              <w:t>Hossz/Korlát</w:t>
+            </w:r>
+          </w:p>
+        </w:tc>
+        <w:tc>
+          <w:tcPr>
+            <w:tcW w:w="3400" w:type="dxa"/>
+            <w:tcBorders>
+              <w:top w:val="single" w:sz="1" w:space="0" w:color="CCCCCC"/>
+              <w:left w:val="single" w:sz="1" w:space="0" w:color="CCCCCC"/>
+              <w:bottom w:val="single" w:sz="1" w:space="0" w:color="CCCCCC"/>
+              <w:right w:val="single" w:sz="1" w:space="0" w:color="CCCCCC"/>
+            </w:tcBorders>
+            <w:shd w:val="clear" w:color="auto" w:fill="D6E4F7"/>
+            <w:tcMar>
+              <w:top w:w="80" w:type="dxa"/>
+              <w:left w:w="160" w:type="dxa"/>
+              <w:bottom w:w="80" w:type="dxa"/>
+              <w:right w:w="160" w:type="dxa"/>
+            </w:tcMar>
+          </w:tcPr>
+          <w:p>
+            <w:r>
+              <w:rPr>
+                <w:b/>
+                <w:bCs/>
+                <w:sz w:val="20"/>
+                <w:szCs w:val="20"/>
+              </w:rPr>
+              <w:t>Leírás</w:t>
+            </w:r>
+          </w:p>
+        </w:tc>
+      </w:tr>
+      <w:tr>
+        <w:tc>
+          <w:tcPr>
+            <w:tcW w:w="1900" w:type="dxa"/>
+            <w:tcBorders>
+              <w:top w:val="single" w:sz="1" w:space="0" w:color="CCCCCC"/>
+              <w:left w:val="single" w:sz="1" w:space="0" w:color="CCCCCC"/>
+              <w:bottom w:val="single" w:sz="1" w:space="0" w:color="CCCCCC"/>
+              <w:right w:val="single" w:sz="1" w:space="0" w:color="CCCCCC"/>
+            </w:tcBorders>
+            <w:tcMar>
+              <w:top w:w="80" w:type="dxa"/>
+              <w:left w:w="160" w:type="dxa"/>
+              <w:bottom w:w="80" w:type="dxa"/>
+              <w:right w:w="160" w:type="dxa"/>
+            </w:tcMar>
+          </w:tcPr>
+          <w:p>
+            <w:r>
+              <w:rPr>
+                <w:sz w:val="20"/>
+                <w:szCs w:val="20"/>
+              </w:rPr>
+              <w:t>SubjectID</w:t>
+            </w:r>
+          </w:p>
+        </w:tc>
+        <w:tc>
+          <w:tcPr>
+            <w:tcW w:w="1200" w:type="dxa"/>
+            <w:tcBorders>
+              <w:top w:val="single" w:sz="1" w:space="0" w:color="CCCCCC"/>
+              <w:left w:val="single" w:sz="1" w:space="0" w:color="CCCCCC"/>
+              <w:bottom w:val="single" w:sz="1" w:space="0" w:color="CCCCCC"/>
+              <w:right w:val="single" w:sz="1" w:space="0" w:color="CCCCCC"/>
+            </w:tcBorders>
+            <w:tcMar>
+              <w:top w:w="80" w:type="dxa"/>
+              <w:left w:w="160" w:type="dxa"/>
+              <w:bottom w:w="80" w:type="dxa"/>
+              <w:right w:w="160" w:type="dxa"/>
+            </w:tcMar>
+          </w:tcPr>
+          <w:p>
+            <w:r>
+              <w:rPr>
+                <w:sz w:val="20"/>
+                <w:szCs w:val="20"/>
+              </w:rPr>
+              <w:t>INT</w:t>
+            </w:r>
+          </w:p>
+        </w:tc>
+        <w:tc>
+          <w:tcPr>
+            <w:tcW w:w="2570" w:type="dxa"/>
+            <w:tcBorders>
+              <w:top w:val="single" w:sz="1" w:space="0" w:color="CCCCCC"/>
+              <w:left w:val="single" w:sz="1" w:space="0" w:color="CCCCCC"/>
+              <w:bottom w:val="single" w:sz="1" w:space="0" w:color="CCCCCC"/>
+              <w:right w:val="single" w:sz="1" w:space="0" w:color="CCCCCC"/>
+            </w:tcBorders>
+            <w:tcMar>
+              <w:top w:w="80" w:type="dxa"/>
+              <w:left w:w="160" w:type="dxa"/>
+              <w:bottom w:w="80" w:type="dxa"/>
+              <w:right w:w="160" w:type="dxa"/>
+            </w:tcMar>
+          </w:tcPr>
+          <w:p>
+            <w:r>
+              <w:rPr>
+                <w:sz w:val="20"/>
+                <w:szCs w:val="20"/>
+              </w:rPr>
+              <w:t>PK, IDENTITY</w:t>
+            </w:r>
+          </w:p>
+        </w:tc>
+        <w:tc>
+          <w:tcPr>
+            <w:tcW w:w="3400" w:type="dxa"/>
+            <w:tcBorders>
+              <w:top w:val="single" w:sz="1" w:space="0" w:color="CCCCCC"/>
+              <w:left w:val="single" w:sz="1" w:space="0" w:color="CCCCCC"/>
+              <w:bottom w:val="single" w:sz="1" w:space="0" w:color="CCCCCC"/>
+              <w:right w:val="single" w:sz="1" w:space="0" w:color="CCCCCC"/>
+            </w:tcBorders>
+            <w:tcMar>
+              <w:top w:w="80" w:type="dxa"/>
+              <w:left w:w="160" w:type="dxa"/>
+              <w:bottom w:w="80" w:type="dxa"/>
+              <w:right w:w="160" w:type="dxa"/>
+            </w:tcMar>
+          </w:tcPr>
+          <w:p>
+            <w:r>
+              <w:rPr>
+                <w:sz w:val="20"/>
+                <w:szCs w:val="20"/>
+              </w:rPr>
+              <w:t>Egyedi azonosító</w:t>
+            </w:r>
+          </w:p>
+        </w:tc>
+      </w:tr>
+      <w:tr>
+        <w:tc>
+          <w:tcPr>
+            <w:tcW w:w="1900" w:type="dxa"/>
+            <w:tcBorders>
+              <w:top w:val="single" w:sz="1" w:space="0" w:color="CCCCCC"/>
+              <w:left w:val="single" w:sz="1" w:space="0" w:color="CCCCCC"/>
+              <w:bottom w:val="single" w:sz="1" w:space="0" w:color="CCCCCC"/>
+              <w:right w:val="single" w:sz="1" w:space="0" w:color="CCCCCC"/>
+            </w:tcBorders>
+            <w:tcMar>
+              <w:top w:w="80" w:type="dxa"/>
+              <w:left w:w="160" w:type="dxa"/>
+              <w:bottom w:w="80" w:type="dxa"/>
+              <w:right w:w="160" w:type="dxa"/>
+            </w:tcMar>
+          </w:tcPr>
+          <w:p>
+            <w:r>
+              <w:rPr>
+                <w:sz w:val="20"/>
+                <w:szCs w:val="20"/>
+              </w:rPr>
+              <w:t>SubjectCode</w:t>
+            </w:r>
+          </w:p>
+        </w:tc>
+        <w:tc>
+          <w:tcPr>
+            <w:tcW w:w="1200" w:type="dxa"/>
+            <w:tcBorders>
+              <w:top w:val="single" w:sz="1" w:space="0" w:color="CCCCCC"/>
+              <w:left w:val="single" w:sz="1" w:space="0" w:color="CCCCCC"/>
+              <w:bottom w:val="single" w:sz="1" w:space="0" w:color="CCCCCC"/>
+              <w:right w:val="single" w:sz="1" w:space="0" w:color="CCCCCC"/>
+            </w:tcBorders>
+            <w:tcMar>
+              <w:top w:w="80" w:type="dxa"/>
+              <w:left w:w="160" w:type="dxa"/>
+              <w:bottom w:w="80" w:type="dxa"/>
+              <w:right w:w="160" w:type="dxa"/>
+            </w:tcMar>
+          </w:tcPr>
+          <w:p>
+            <w:r>
+              <w:rPr>
+                <w:sz w:val="20"/>
+                <w:szCs w:val="20"/>
+              </w:rPr>
+              <w:t>NVARCHAR</w:t>
+            </w:r>
+          </w:p>
+        </w:tc>
+        <w:tc>
+          <w:tcPr>
+            <w:tcW w:w="2570" w:type="dxa"/>
+            <w:tcBorders>
+              <w:top w:val="single" w:sz="1" w:space="0" w:color="CCCCCC"/>
+              <w:left w:val="single" w:sz="1" w:space="0" w:color="CCCCCC"/>
+              <w:bottom w:val="single" w:sz="1" w:space="0" w:color="CCCCCC"/>
+              <w:right w:val="single" w:sz="1" w:space="0" w:color="CCCCCC"/>
+            </w:tcBorders>
+            <w:tcMar>
+              <w:top w:w="80" w:type="dxa"/>
+              <w:left w:w="160" w:type="dxa"/>
+              <w:bottom w:w="80" w:type="dxa"/>
+              <w:right w:w="160" w:type="dxa"/>
+            </w:tcMar>
+          </w:tcPr>
+          <w:p>
+            <w:r>
+              <w:rPr>
+                <w:sz w:val="20"/>
+                <w:szCs w:val="20"/>
+              </w:rPr>
+              <w:t>20, NOT NULL</w:t>
+            </w:r>
+          </w:p>
+        </w:tc>
+        <w:tc>
+          <w:tcPr>
+            <w:tcW w:w="3400" w:type="dxa"/>
+            <w:tcBorders>
+              <w:top w:val="single" w:sz="1" w:space="0" w:color="CCCCCC"/>
+              <w:left w:val="single" w:sz="1" w:space="0" w:color="CCCCCC"/>
+              <w:bottom w:val="single" w:sz="1" w:space="0" w:color="CCCCCC"/>
+              <w:right w:val="single" w:sz="1" w:space="0" w:color="CCCCCC"/>
+            </w:tcBorders>
+            <w:tcMar>
+              <w:top w:w="80" w:type="dxa"/>
+              <w:left w:w="160" w:type="dxa"/>
+              <w:bottom w:w="80" w:type="dxa"/>
+              <w:right w:w="160" w:type="dxa"/>
+            </w:tcMar>
+          </w:tcPr>
+          <w:p>
+            <w:r>
+              <w:rPr>
+                <w:sz w:val="20"/>
+                <w:szCs w:val="20"/>
+              </w:rPr>
+              <w:t>Tantárgykód (pl. MATE-101)</w:t>
+            </w:r>
+          </w:p>
+        </w:tc>
+      </w:tr>
+      <w:tr>
+        <w:tc>
+          <w:tcPr>
+            <w:tcW w:w="1900" w:type="dxa"/>
+            <w:tcBorders>
+              <w:top w:val="single" w:sz="1" w:space="0" w:color="CCCCCC"/>
+              <w:left w:val="single" w:sz="1" w:space="0" w:color="CCCCCC"/>
+              <w:bottom w:val="single" w:sz="1" w:space="0" w:color="CCCCCC"/>
+              <w:right w:val="single" w:sz="1" w:space="0" w:color="CCCCCC"/>
+            </w:tcBorders>
+            <w:tcMar>
+              <w:top w:w="80" w:type="dxa"/>
+              <w:left w:w="160" w:type="dxa"/>
+              <w:bottom w:w="80" w:type="dxa"/>
+              <w:right w:w="160" w:type="dxa"/>
+            </w:tcMar>
+          </w:tcPr>
+          <w:p>
+            <w:r>
+              <w:rPr>
+                <w:sz w:val="20"/>
+                <w:szCs w:val="20"/>
+              </w:rPr>
+              <w:t>SubjectName</w:t>
+            </w:r>
+          </w:p>
+        </w:tc>
+        <w:tc>
+          <w:tcPr>
+            <w:tcW w:w="1200" w:type="dxa"/>
+            <w:tcBorders>
+              <w:top w:val="single" w:sz="1" w:space="0" w:color="CCCCCC"/>
+              <w:left w:val="single" w:sz="1" w:space="0" w:color="CCCCCC"/>
+              <w:bottom w:val="single" w:sz="1" w:space="0" w:color="CCCCCC"/>
+              <w:right w:val="single" w:sz="1" w:space="0" w:color="CCCCCC"/>
+            </w:tcBorders>
+            <w:tcMar>
+              <w:top w:w="80" w:type="dxa"/>
+              <w:left w:w="160" w:type="dxa"/>
+              <w:bottom w:w="80" w:type="dxa"/>
+              <w:right w:w="160" w:type="dxa"/>
+            </w:tcMar>
+          </w:tcPr>
+          <w:p>
+            <w:r>
+              <w:rPr>
+                <w:sz w:val="20"/>
+                <w:szCs w:val="20"/>
+              </w:rPr>
+              <w:t>NVARCHAR</w:t>
+            </w:r>
+          </w:p>
+        </w:tc>
+        <w:tc>
+          <w:tcPr>
+            <w:tcW w:w="2570" w:type="dxa"/>
+            <w:tcBorders>
+              <w:top w:val="single" w:sz="1" w:space="0" w:color="CCCCCC"/>
+              <w:left w:val="single" w:sz="1" w:space="0" w:color="CCCCCC"/>
+              <w:bottom w:val="single" w:sz="1" w:space="0" w:color="CCCCCC"/>
+              <w:right w:val="single" w:sz="1" w:space="0" w:color="CCCCCC"/>
+            </w:tcBorders>
+            <w:tcMar>
+              <w:top w:w="80" w:type="dxa"/>
+              <w:left w:w="160" w:type="dxa"/>
+              <w:bottom w:w="80" w:type="dxa"/>
+              <w:right w:w="160" w:type="dxa"/>
+            </w:tcMar>
+          </w:tcPr>
+          <w:p>
+            <w:r>
+              <w:rPr>
+                <w:sz w:val="20"/>
+                <w:szCs w:val="20"/>
+              </w:rPr>
+              <w:t>200, NOT NULL</w:t>
+            </w:r>
+          </w:p>
+        </w:tc>
+        <w:tc>
+          <w:tcPr>
+            <w:tcW w:w="3400" w:type="dxa"/>
+            <w:tcBorders>
+              <w:top w:val="single" w:sz="1" w:space="0" w:color="CCCCCC"/>
+              <w:left w:val="single" w:sz="1" w:space="0" w:color="CCCCCC"/>
+              <w:bottom w:val="single" w:sz="1" w:space="0" w:color="CCCCCC"/>
+              <w:right w:val="single" w:sz="1" w:space="0" w:color="CCCCCC"/>
+            </w:tcBorders>
+            <w:tcMar>
+              <w:top w:w="80" w:type="dxa"/>
+              <w:left w:w="160" w:type="dxa"/>
+              <w:bottom w:w="80" w:type="dxa"/>
+              <w:right w:w="160" w:type="dxa"/>
+            </w:tcMar>
+          </w:tcPr>
+          <w:p>
+            <w:r>
+              <w:rPr>
+                <w:sz w:val="20"/>
+                <w:szCs w:val="20"/>
+              </w:rPr>
+              <w:t>Tantárgy neve</w:t>
+            </w:r>
+          </w:p>
+        </w:tc>
+      </w:tr>
+      <w:tr>
+        <w:tc>
+          <w:tcPr>
+            <w:tcW w:w="1900" w:type="dxa"/>
+            <w:tcBorders>
+              <w:top w:val="single" w:sz="1" w:space="0" w:color="CCCCCC"/>
+              <w:left w:val="single" w:sz="1" w:space="0" w:color="CCCCCC"/>
+              <w:bottom w:val="single" w:sz="1" w:space="0" w:color="CCCCCC"/>
+              <w:right w:val="single" w:sz="1" w:space="0" w:color="CCCCCC"/>
+            </w:tcBorders>
+            <w:tcMar>
+              <w:top w:w="80" w:type="dxa"/>
+              <w:left w:w="160" w:type="dxa"/>
+              <w:bottom w:w="80" w:type="dxa"/>
+              <w:right w:w="160" w:type="dxa"/>
+            </w:tcMar>
+          </w:tcPr>
+          <w:p>
+            <w:r>
+              <w:rPr>
+                <w:sz w:val="20"/>
+                <w:szCs w:val="20"/>
+              </w:rPr>
+              <w:t>Description</w:t>
+            </w:r>
+          </w:p>
+        </w:tc>
+        <w:tc>
+          <w:tcPr>
+            <w:tcW w:w="1200" w:type="dxa"/>
+            <w:tcBorders>
+              <w:top w:val="single" w:sz="1" w:space="0" w:color="CCCCCC"/>
+              <w:left w:val="single" w:sz="1" w:space="0" w:color="CCCCCC"/>
+              <w:bottom w:val="single" w:sz="1" w:space="0" w:color="CCCCCC"/>
+              <w:right w:val="single" w:sz="1" w:space="0" w:color="CCCCCC"/>
+            </w:tcBorders>
+            <w:tcMar>
+              <w:top w:w="80" w:type="dxa"/>
+              <w:left w:w="160" w:type="dxa"/>
+              <w:bottom w:w="80" w:type="dxa"/>
+              <w:right w:w="160" w:type="dxa"/>
+            </w:tcMar>
+          </w:tcPr>
+          <w:p>
+            <w:r>
+              <w:rPr>
+                <w:sz w:val="20"/>
+                <w:szCs w:val="20"/>
+              </w:rPr>
+              <w:t>NVARCHAR</w:t>
+            </w:r>
+          </w:p>
+        </w:tc>
+        <w:tc>
+          <w:tcPr>
+            <w:tcW w:w="2570" w:type="dxa"/>
+            <w:tcBorders>
+              <w:top w:val="single" w:sz="1" w:space="0" w:color="CCCCCC"/>
+              <w:left w:val="single" w:sz="1" w:space="0" w:color="CCCCCC"/>
+              <w:bottom w:val="single" w:sz="1" w:space="0" w:color="CCCCCC"/>
+              <w:right w:val="single" w:sz="1" w:space="0" w:color="CCCCCC"/>
+            </w:tcBorders>
+            <w:tcMar>
+              <w:top w:w="80" w:type="dxa"/>
+              <w:left w:w="160" w:type="dxa"/>
+              <w:bottom w:w="80" w:type="dxa"/>
+              <w:right w:w="160" w:type="dxa"/>
+            </w:tcMar>
+          </w:tcPr>
+          <w:p>
+            <w:r>
+              <w:rPr>
+                <w:sz w:val="20"/>
+                <w:szCs w:val="20"/>
+              </w:rPr>
+              <w:t>500, NULL</w:t>
+            </w:r>
+          </w:p>
+        </w:tc>
+        <w:tc>
+          <w:tcPr>
+            <w:tcW w:w="3400" w:type="dxa"/>
+            <w:tcBorders>
+              <w:top w:val="single" w:sz="1" w:space="0" w:color="CCCCCC"/>
+              <w:left w:val="single" w:sz="1" w:space="0" w:color="CCCCCC"/>
+              <w:bottom w:val="single" w:sz="1" w:space="0" w:color="CCCCCC"/>
+              <w:right w:val="single" w:sz="1" w:space="0" w:color="CCCCCC"/>
+            </w:tcBorders>
+            <w:tcMar>
+              <w:top w:w="80" w:type="dxa"/>
+              <w:left w:w="160" w:type="dxa"/>
+              <w:bottom w:w="80" w:type="dxa"/>
+              <w:right w:w="160" w:type="dxa"/>
+            </w:tcMar>
+          </w:tcPr>
+          <w:p>
+            <w:r>
+              <w:rPr>
+                <w:sz w:val="20"/>
+                <w:szCs w:val="20"/>
+              </w:rPr>
+              <w:t>Rövid leírás</w:t>
+            </w:r>
+          </w:p>
+        </w:tc>
+      </w:tr>
+      <w:tr>
+        <w:tc>
+          <w:tcPr>
+            <w:tcW w:w="1900" w:type="dxa"/>
+            <w:tcBorders>
+              <w:top w:val="single" w:sz="1" w:space="0" w:color="CCCCCC"/>
+              <w:left w:val="single" w:sz="1" w:space="0" w:color="CCCCCC"/>
+              <w:bottom w:val="single" w:sz="1" w:space="0" w:color="CCCCCC"/>
+              <w:right w:val="single" w:sz="1" w:space="0" w:color="CCCCCC"/>
+            </w:tcBorders>
+            <w:tcMar>
+              <w:top w:w="80" w:type="dxa"/>
+              <w:left w:w="160" w:type="dxa"/>
+              <w:bottom w:w="80" w:type="dxa"/>
+              <w:right w:w="160" w:type="dxa"/>
+            </w:tcMar>
+          </w:tcPr>
+          <w:p>
+            <w:r>
+              <w:rPr>
+                <w:sz w:val="20"/>
+                <w:szCs w:val="20"/>
+              </w:rPr>
+              <w:lastRenderedPageBreak/>
+              <w:t>Credits</w:t>
+            </w:r>
+          </w:p>
+        </w:tc>
+        <w:tc>
+          <w:tcPr>
+            <w:tcW w:w="1200" w:type="dxa"/>
+            <w:tcBorders>
+              <w:top w:val="single" w:sz="1" w:space="0" w:color="CCCCCC"/>
+              <w:left w:val="single" w:sz="1" w:space="0" w:color="CCCCCC"/>
+              <w:bottom w:val="single" w:sz="1" w:space="0" w:color="CCCCCC"/>
+              <w:right w:val="single" w:sz="1" w:space="0" w:color="CCCCCC"/>
+            </w:tcBorders>
+            <w:tcMar>
+              <w:top w:w="80" w:type="dxa"/>
+              <w:left w:w="160" w:type="dxa"/>
+              <w:bottom w:w="80" w:type="dxa"/>
+              <w:right w:w="160" w:type="dxa"/>
+            </w:tcMar>
+          </w:tcPr>
+          <w:p>
+            <w:r>
+              <w:rPr>
+                <w:sz w:val="20"/>
+                <w:szCs w:val="20"/>
+              </w:rPr>
+              <w:t>INT</w:t>
+            </w:r>
+          </w:p>
+        </w:tc>
+        <w:tc>
+          <w:tcPr>
+            <w:tcW w:w="2570" w:type="dxa"/>
+            <w:tcBorders>
+              <w:top w:val="single" w:sz="1" w:space="0" w:color="CCCCCC"/>
+              <w:left w:val="single" w:sz="1" w:space="0" w:color="CCCCCC"/>
+              <w:bottom w:val="single" w:sz="1" w:space="0" w:color="CCCCCC"/>
+              <w:right w:val="single" w:sz="1" w:space="0" w:color="CCCCCC"/>
+            </w:tcBorders>
+            <w:tcMar>
+              <w:top w:w="80" w:type="dxa"/>
+              <w:left w:w="160" w:type="dxa"/>
+              <w:bottom w:w="80" w:type="dxa"/>
+              <w:right w:w="160" w:type="dxa"/>
+            </w:tcMar>
+          </w:tcPr>
+          <w:p>
+            <w:r>
+              <w:rPr>
+                <w:sz w:val="20"/>
+                <w:szCs w:val="20"/>
+              </w:rPr>
+              <w:t>DEFAULT 0</w:t>
+            </w:r>
+          </w:p>
+        </w:tc>
+        <w:tc>
+          <w:tcPr>
+            <w:tcW w:w="3400" w:type="dxa"/>
+            <w:tcBorders>
+              <w:top w:val="single" w:sz="1" w:space="0" w:color="CCCCCC"/>
+              <w:left w:val="single" w:sz="1" w:space="0" w:color="CCCCCC"/>
+              <w:bottom w:val="single" w:sz="1" w:space="0" w:color="CCCCCC"/>
+              <w:right w:val="single" w:sz="1" w:space="0" w:color="CCCCCC"/>
+            </w:tcBorders>
+            <w:tcMar>
+              <w:top w:w="80" w:type="dxa"/>
+              <w:left w:w="160" w:type="dxa"/>
+              <w:bottom w:w="80" w:type="dxa"/>
+              <w:right w:w="160" w:type="dxa"/>
+            </w:tcMar>
+          </w:tcPr>
+          <w:p>
+            <w:r>
+              <w:rPr>
+                <w:sz w:val="20"/>
+                <w:szCs w:val="20"/>
+              </w:rPr>
+              <w:t>Kreditszám</w:t>
+            </w:r>
+          </w:p>
+        </w:tc>
+      </w:tr>
+      <w:tr>
+        <w:tc>
+          <w:tcPr>
+            <w:tcW w:w="1900" w:type="dxa"/>
+            <w:tcBorders>
+              <w:top w:val="single" w:sz="1" w:space="0" w:color="CCCCCC"/>
+              <w:left w:val="single" w:sz="1" w:space="0" w:color="CCCCCC"/>
+              <w:bottom w:val="single" w:sz="1" w:space="0" w:color="CCCCCC"/>
+              <w:right w:val="single" w:sz="1" w:space="0" w:color="CCCCCC"/>
+            </w:tcBorders>
+            <w:tcMar>
+              <w:top w:w="80" w:type="dxa"/>
+              <w:left w:w="160" w:type="dxa"/>
+              <w:bottom w:w="80" w:type="dxa"/>
+              <w:right w:w="160" w:type="dxa"/>
+            </w:tcMar>
+          </w:tcPr>
+          <w:p>
+            <w:r>
+              <w:rPr>
+                <w:sz w:val="20"/>
+                <w:szCs w:val="20"/>
+              </w:rPr>
+              <w:t>MaxStudents</w:t>
+            </w:r>
+          </w:p>
+        </w:tc>
+        <w:tc>
+          <w:tcPr>
+            <w:tcW w:w="1200" w:type="dxa"/>
+            <w:tcBorders>
+              <w:top w:val="single" w:sz="1" w:space="0" w:color="CCCCCC"/>
+              <w:left w:val="single" w:sz="1" w:space="0" w:color="CCCCCC"/>
+              <w:bottom w:val="single" w:sz="1" w:space="0" w:color="CCCCCC"/>
+              <w:right w:val="single" w:sz="1" w:space="0" w:color="CCCCCC"/>
+            </w:tcBorders>
+            <w:tcMar>
+              <w:top w:w="80" w:type="dxa"/>
+              <w:left w:w="160" w:type="dxa"/>
+              <w:bottom w:w="80" w:type="dxa"/>
+              <w:right w:w="160" w:type="dxa"/>
+            </w:tcMar>
+          </w:tcPr>
+          <w:p>
+            <w:r>
+              <w:rPr>
+                <w:sz w:val="20"/>
+                <w:szCs w:val="20"/>
+              </w:rPr>
+              <w:t>INT</w:t>
+            </w:r>
+          </w:p>
+        </w:tc>
+        <w:tc>
+          <w:tcPr>
+            <w:tcW w:w="2570" w:type="dxa"/>
+            <w:tcBorders>
+              <w:top w:val="single" w:sz="1" w:space="0" w:color="CCCCCC"/>
+              <w:left w:val="single" w:sz="1" w:space="0" w:color="CCCCCC"/>
+              <w:bottom w:val="single" w:sz="1" w:space="0" w:color="CCCCCC"/>
+              <w:right w:val="single" w:sz="1" w:space="0" w:color="CCCCCC"/>
+            </w:tcBorders>
+            <w:tcMar>
+              <w:top w:w="80" w:type="dxa"/>
+              <w:left w:w="160" w:type="dxa"/>
+              <w:bottom w:w="80" w:type="dxa"/>
+              <w:right w:w="160" w:type="dxa"/>
+            </w:tcMar>
+          </w:tcPr>
+          <w:p>
+            <w:r>
+              <w:rPr>
+                <w:sz w:val="20"/>
+                <w:szCs w:val="20"/>
+              </w:rPr>
+              <w:t>DEFAULT 30</w:t>
+            </w:r>
+          </w:p>
+        </w:tc>
+        <w:tc>
+          <w:tcPr>
+            <w:tcW w:w="3400" w:type="dxa"/>
+            <w:tcBorders>
+              <w:top w:val="single" w:sz="1" w:space="0" w:color="CCCCCC"/>
+              <w:left w:val="single" w:sz="1" w:space="0" w:color="CCCCCC"/>
+              <w:bottom w:val="single" w:sz="1" w:space="0" w:color="CCCCCC"/>
+              <w:right w:val="single" w:sz="1" w:space="0" w:color="CCCCCC"/>
+            </w:tcBorders>
+            <w:tcMar>
+              <w:top w:w="80" w:type="dxa"/>
+              <w:left w:w="160" w:type="dxa"/>
+              <w:bottom w:w="80" w:type="dxa"/>
+              <w:right w:w="160" w:type="dxa"/>
+            </w:tcMar>
+          </w:tcPr>
+          <w:p>
+            <w:r>
+              <w:rPr>
+                <w:sz w:val="20"/>
+                <w:szCs w:val="20"/>
+              </w:rPr>
+              <w:t>Max. létszám</w:t>
+            </w:r>
+          </w:p>
+        </w:tc>
+      </w:tr>
+      <w:tr>
+        <w:tc>
+          <w:tcPr>
+            <w:tcW w:w="1900" w:type="dxa"/>
+            <w:tcBorders>
+              <w:top w:val="single" w:sz="1" w:space="0" w:color="CCCCCC"/>
+              <w:left w:val="single" w:sz="1" w:space="0" w:color="CCCCCC"/>
+              <w:bottom w:val="single" w:sz="1" w:space="0" w:color="CCCCCC"/>
+              <w:right w:val="single" w:sz="1" w:space="0" w:color="CCCCCC"/>
+            </w:tcBorders>
+            <w:tcMar>
+              <w:top w:w="80" w:type="dxa"/>
+              <w:left w:w="160" w:type="dxa"/>
+              <w:bottom w:w="80" w:type="dxa"/>
+              <w:right w:w="160" w:type="dxa"/>
+            </w:tcMar>
+          </w:tcPr>
+          <w:p>
+            <w:r>
+              <w:rPr>
+                <w:sz w:val="20"/>
+                <w:szCs w:val="20"/>
+              </w:rPr>
+              <w:t>CurrentEnrollments</w:t>
+            </w:r>
+          </w:p>
+        </w:tc>
+        <w:tc>
+          <w:tcPr>
+            <w:tcW w:w="1200" w:type="dxa"/>
+            <w:tcBorders>
+              <w:top w:val="single" w:sz="1" w:space="0" w:color="CCCCCC"/>
+              <w:left w:val="single" w:sz="1" w:space="0" w:color="CCCCCC"/>
+              <w:bottom w:val="single" w:sz="1" w:space="0" w:color="CCCCCC"/>
+              <w:right w:val="single" w:sz="1" w:space="0" w:color="CCCCCC"/>
+            </w:tcBorders>
+            <w:tcMar>
+              <w:top w:w="80" w:type="dxa"/>
+              <w:left w:w="160" w:type="dxa"/>
+              <w:bottom w:w="80" w:type="dxa"/>
+              <w:right w:w="160" w:type="dxa"/>
+            </w:tcMar>
+          </w:tcPr>
+          <w:p>
+            <w:r>
+              <w:rPr>
+                <w:sz w:val="20"/>
+                <w:szCs w:val="20"/>
+              </w:rPr>
+              <w:t>INT</w:t>
+            </w:r>
+          </w:p>
+        </w:tc>
+        <w:tc>
+          <w:tcPr>
+            <w:tcW w:w="2570" w:type="dxa"/>
+            <w:tcBorders>
+              <w:top w:val="single" w:sz="1" w:space="0" w:color="CCCCCC"/>
+              <w:left w:val="single" w:sz="1" w:space="0" w:color="CCCCCC"/>
+              <w:bottom w:val="single" w:sz="1" w:space="0" w:color="CCCCCC"/>
+              <w:right w:val="single" w:sz="1" w:space="0" w:color="CCCCCC"/>
+            </w:tcBorders>
+            <w:tcMar>
+              <w:top w:w="80" w:type="dxa"/>
+              <w:left w:w="160" w:type="dxa"/>
+              <w:bottom w:w="80" w:type="dxa"/>
+              <w:right w:w="160" w:type="dxa"/>
+            </w:tcMar>
+          </w:tcPr>
+          <w:p>
+            <w:r>
+              <w:rPr>
+                <w:sz w:val="20"/>
+                <w:szCs w:val="20"/>
+              </w:rPr>
+              <w:t>DEFAULT 0</w:t>
+            </w:r>
+          </w:p>
+        </w:tc>
+        <w:tc>
+          <w:tcPr>
+            <w:tcW w:w="3400" w:type="dxa"/>
+            <w:tcBorders>
+              <w:top w:val="single" w:sz="1" w:space="0" w:color="CCCCCC"/>
+              <w:left w:val="single" w:sz="1" w:space="0" w:color="CCCCCC"/>
+              <w:bottom w:val="single" w:sz="1" w:space="0" w:color="CCCCCC"/>
+              <w:right w:val="single" w:sz="1" w:space="0" w:color="CCCCCC"/>
+            </w:tcBorders>
+            <w:tcMar>
+              <w:top w:w="80" w:type="dxa"/>
+              <w:left w:w="160" w:type="dxa"/>
+              <w:bottom w:w="80" w:type="dxa"/>
+              <w:right w:w="160" w:type="dxa"/>
+            </w:tcMar>
+          </w:tcPr>
+          <w:p>
+            <w:r>
+              <w:rPr>
+                <w:sz w:val="20"/>
+                <w:szCs w:val="20"/>
+              </w:rPr>
+              <w:t>Aktuális beiratkozók</w:t>
+            </w:r>
+          </w:p>
+        </w:tc>
+      </w:tr>
+      <w:tr>
+        <w:tc>
+          <w:tcPr>
+            <w:tcW w:w="1900" w:type="dxa"/>
+            <w:tcBorders>
+              <w:top w:val="single" w:sz="1" w:space="0" w:color="CCCCCC"/>
+              <w:left w:val="single" w:sz="1" w:space="0" w:color="CCCCCC"/>
+              <w:bottom w:val="single" w:sz="1" w:space="0" w:color="CCCCCC"/>
+              <w:right w:val="single" w:sz="1" w:space="0" w:color="CCCCCC"/>
+            </w:tcBorders>
+            <w:tcMar>
+              <w:top w:w="80" w:type="dxa"/>
+              <w:left w:w="160" w:type="dxa"/>
+              <w:bottom w:w="80" w:type="dxa"/>
+              <w:right w:w="160" w:type="dxa"/>
+            </w:tcMar>
+          </w:tcPr>
+          <w:p>
+            <w:r>
+              <w:rPr>
+                <w:sz w:val="20"/>
+                <w:szCs w:val="20"/>
+              </w:rPr>
+              <w:t>Status</w:t>
+            </w:r>
+          </w:p>
+        </w:tc>
+        <w:tc>
+          <w:tcPr>
+            <w:tcW w:w="1200" w:type="dxa"/>
+            <w:tcBorders>
+              <w:top w:val="single" w:sz="1" w:space="0" w:color="CCCCCC"/>
+              <w:left w:val="single" w:sz="1" w:space="0" w:color="CCCCCC"/>
+              <w:bottom w:val="single" w:sz="1" w:space="0" w:color="CCCCCC"/>
+              <w:right w:val="single" w:sz="1" w:space="0" w:color="CCCCCC"/>
+            </w:tcBorders>
+            <w:tcMar>
+              <w:top w:w="80" w:type="dxa"/>
+              <w:left w:w="160" w:type="dxa"/>
+              <w:bottom w:w="80" w:type="dxa"/>
+              <w:right w:w="160" w:type="dxa"/>
+            </w:tcMar>
+          </w:tcPr>
+          <w:p>
+            <w:r>
+              <w:rPr>
+                <w:sz w:val="20"/>
+                <w:szCs w:val="20"/>
+              </w:rPr>
+              <w:t>NVARCHAR</w:t>
+            </w:r>
+          </w:p>
+        </w:tc>
+        <w:tc>
+          <w:tcPr>
+            <w:tcW w:w="2570" w:type="dxa"/>
+            <w:tcBorders>
+              <w:top w:val="single" w:sz="1" w:space="0" w:color="CCCCCC"/>
+              <w:left w:val="single" w:sz="1" w:space="0" w:color="CCCCCC"/>
+              <w:bottom w:val="single" w:sz="1" w:space="0" w:color="CCCCCC"/>
+              <w:right w:val="single" w:sz="1" w:space="0" w:color="CCCCCC"/>
+            </w:tcBorders>
+            <w:tcMar>
+              <w:top w:w="80" w:type="dxa"/>
+              <w:left w:w="160" w:type="dxa"/>
+              <w:bottom w:w="80" w:type="dxa"/>
+              <w:right w:w="160" w:type="dxa"/>
+            </w:tcMar>
+          </w:tcPr>
+          <w:p>
+            <w:r>
+              <w:rPr>
+                <w:sz w:val="20"/>
+                <w:szCs w:val="20"/>
+              </w:rPr>
+              <w:t>20, DEFAULT 'Active'</w:t>
+            </w:r>
+          </w:p>
+        </w:tc>
+        <w:tc>
+          <w:tcPr>
+            <w:tcW w:w="3400" w:type="dxa"/>
+            <w:tcBorders>
+              <w:top w:val="single" w:sz="1" w:space="0" w:color="CCCCCC"/>
+              <w:left w:val="single" w:sz="1" w:space="0" w:color="CCCCCC"/>
+              <w:bottom w:val="single" w:sz="1" w:space="0" w:color="CCCCCC"/>
+              <w:right w:val="single" w:sz="1" w:space="0" w:color="CCCCCC"/>
+            </w:tcBorders>
+            <w:tcMar>
+              <w:top w:w="80" w:type="dxa"/>
+              <w:left w:w="160" w:type="dxa"/>
+              <w:bottom w:w="80" w:type="dxa"/>
+              <w:right w:w="160" w:type="dxa"/>
+            </w:tcMar>
+          </w:tcPr>
+          <w:p>
+            <w:r>
+              <w:rPr>
+                <w:sz w:val="20"/>
+                <w:szCs w:val="20"/>
+              </w:rPr>
+              <w:t>Aktív/Inaktív</w:t>
+            </w:r>
+          </w:p>
+        </w:tc>
+      </w:tr>
+      <w:tr>
+        <w:tc>
+          <w:tcPr>
+            <w:tcW w:w="1900" w:type="dxa"/>
+            <w:tcBorders>
+              <w:top w:val="single" w:sz="1" w:space="0" w:color="CCCCCC"/>
+              <w:left w:val="single" w:sz="1" w:space="0" w:color="CCCCCC"/>
+              <w:bottom w:val="single" w:sz="1" w:space="0" w:color="CCCCCC"/>
+              <w:right w:val="single" w:sz="1" w:space="0" w:color="CCCCCC"/>
+            </w:tcBorders>
+            <w:tcMar>
+              <w:top w:w="80" w:type="dxa"/>
+              <w:left w:w="160" w:type="dxa"/>
+              <w:bottom w:w="80" w:type="dxa"/>
+              <w:right w:w="160" w:type="dxa"/>
+            </w:tcMar>
+          </w:tcPr>
+          <w:p>
+            <w:r>
+              <w:rPr>
+                <w:sz w:val="20"/>
+                <w:szCs w:val="20"/>
+              </w:rPr>
+              <w:t>TeacherID</w:t>
+            </w:r>
+          </w:p>
+        </w:tc>
+        <w:tc>
+          <w:tcPr>
+            <w:tcW w:w="1200" w:type="dxa"/>
+            <w:tcBorders>
+              <w:top w:val="single" w:sz="1" w:space="0" w:color="CCCCCC"/>
+              <w:left w:val="single" w:sz="1" w:space="0" w:color="CCCCCC"/>
+              <w:bottom w:val="single" w:sz="1" w:space="0" w:color="CCCCCC"/>
+              <w:right w:val="single" w:sz="1" w:space="0" w:color="CCCCCC"/>
+            </w:tcBorders>
+            <w:tcMar>
+              <w:top w:w="80" w:type="dxa"/>
+              <w:left w:w="160" w:type="dxa"/>
+              <w:bottom w:w="80" w:type="dxa"/>
+              <w:right w:w="160" w:type="dxa"/>
+            </w:tcMar>
+          </w:tcPr>
+          <w:p>
+            <w:r>
+              <w:rPr>
+                <w:sz w:val="20"/>
+                <w:szCs w:val="20"/>
+              </w:rPr>
+              <w:t>INT</w:t>
+            </w:r>
+          </w:p>
+        </w:tc>
+        <w:tc>
+          <w:tcPr>
+            <w:tcW w:w="2570" w:type="dxa"/>
+            <w:tcBorders>
+              <w:top w:val="single" w:sz="1" w:space="0" w:color="CCCCCC"/>
+              <w:left w:val="single" w:sz="1" w:space="0" w:color="CCCCCC"/>
+              <w:bottom w:val="single" w:sz="1" w:space="0" w:color="CCCCCC"/>
+              <w:right w:val="single" w:sz="1" w:space="0" w:color="CCCCCC"/>
+            </w:tcBorders>
+            <w:tcMar>
+              <w:top w:w="80" w:type="dxa"/>
+              <w:left w:w="160" w:type="dxa"/>
+              <w:bottom w:w="80" w:type="dxa"/>
+              <w:right w:w="160" w:type="dxa"/>
+            </w:tcMar>
+          </w:tcPr>
+          <w:p>
+            <w:r>
+              <w:rPr>
+                <w:sz w:val="20"/>
+                <w:szCs w:val="20"/>
+              </w:rPr>
+              <w:t>FK → Users, NULL</w:t>
+            </w:r>
+          </w:p>
+        </w:tc>
+        <w:tc>
+          <w:tcPr>
+            <w:tcW w:w="3400" w:type="dxa"/>
+            <w:tcBorders>
+              <w:top w:val="single" w:sz="1" w:space="0" w:color="CCCCCC"/>
+              <w:left w:val="single" w:sz="1" w:space="0" w:color="CCCCCC"/>
+              <w:bottom w:val="single" w:sz="1" w:space="0" w:color="CCCCCC"/>
+              <w:right w:val="single" w:sz="1" w:space="0" w:color="CCCCCC"/>
+            </w:tcBorders>
+            <w:tcMar>
+              <w:top w:w="80" w:type="dxa"/>
+              <w:left w:w="160" w:type="dxa"/>
+              <w:bottom w:w="80" w:type="dxa"/>
+              <w:right w:w="160" w:type="dxa"/>
+            </w:tcMar>
+          </w:tcPr>
+          <w:p>
+            <w:r>
+              <w:rPr>
+                <w:sz w:val="20"/>
+                <w:szCs w:val="20"/>
+              </w:rPr>
+              <w:t>Felelős tanár (opcionális)</w:t>
+            </w:r>
+          </w:p>
+        </w:tc>
+      </w:tr>
+    </w:tbl>
+    <w:p/>
+    <w:p>
+      <w:pPr>
+        <w:spacing w:before="200" w:after="80" w:line="360" w:lineRule="auto"/>
+        <w:jc w:val="both"/>
+      </w:pPr>
+      <w:r>
+        <w:rPr>
+          <w:b/>
+          <w:bCs/>
+        </w:rPr>
+        <w:t>Enrollments tábla</w:t>
+      </w:r>
+    </w:p>
+    <w:p>
+      <w:pPr>
+        <w:spacing w:before="80" w:after="120" w:line="360" w:lineRule="auto"/>
+        <w:jc w:val="both"/>
+      </w:pPr>
+      <w:r>
+        <w:t>Tárolja, hogy melyik diák melyik tantárgyat veszi fel.</w:t>
+      </w:r>
+    </w:p>
+    <w:tbl>
+      <w:tblPr>
+        <w:tblW w:w="9070" w:type="dxa"/>
+        <w:tblBorders>
+          <w:top w:val="single" w:sz="4" w:space="0" w:color="auto"/>
+          <w:left w:val="single" w:sz="4" w:space="0" w:color="auto"/>
+          <w:bottom w:val="single" w:sz="4" w:space="0" w:color="auto"/>
+          <w:right w:val="single" w:sz="4" w:space="0" w:color="auto"/>
+          <w:insideH w:val="single" w:sz="4" w:space="0" w:color="auto"/>
+          <w:insideV w:val="single" w:sz="4" w:space="0" w:color="auto"/>
+        </w:tblBorders>
+        <w:tblCellMar>
+          <w:left w:w="10" w:type="dxa"/>
+          <w:right w:w="10" w:type="dxa"/>
+        </w:tblCellMar>
+        <w:tblLook w:val="04A0" w:firstRow="1" w:lastRow="0" w:firstColumn="1" w:lastColumn="0" w:noHBand="0" w:noVBand="1"/>
+      </w:tblPr>
+      <w:tblGrid>
+        <w:gridCol w:w="2100"/>
+        <w:gridCol w:w="2100"/>
+        <w:gridCol w:w="4870"/>
+      </w:tblGrid>
+      <w:tr>
+        <w:trPr>
+          <w:tblHeader/>
+        </w:trPr>
+        <w:tc>
+          <w:tcPr>
+            <w:tcW w:w="2100" w:type="dxa"/>
+            <w:tcBorders>
+              <w:top w:val="single" w:sz="1" w:space="0" w:color="CCCCCC"/>
+              <w:left w:val="single" w:sz="1" w:space="0" w:color="CCCCCC"/>
+              <w:bottom w:val="single" w:sz="1" w:space="0" w:color="CCCCCC"/>
+              <w:right w:val="single" w:sz="1" w:space="0" w:color="CCCCCC"/>
+            </w:tcBorders>
+            <w:shd w:val="clear" w:color="auto" w:fill="D6E4F7"/>
+            <w:tcMar>
+              <w:top w:w="80" w:type="dxa"/>
+              <w:left w:w="160" w:type="dxa"/>
+              <w:bottom w:w="80" w:type="dxa"/>
+              <w:right w:w="160" w:type="dxa"/>
+            </w:tcMar>
+          </w:tcPr>
+          <w:p>
+            <w:r>
+              <w:rPr>
+                <w:b/>
+                <w:bCs/>
+                <w:sz w:val="20"/>
+                <w:szCs w:val="20"/>
+              </w:rPr>
+              <w:t>Mező neve</w:t>
+            </w:r>
+          </w:p>
+        </w:tc>
+        <w:tc>
+          <w:tcPr>
+            <w:tcW w:w="2100" w:type="dxa"/>
+            <w:tcBorders>
+              <w:top w:val="single" w:sz="1" w:space="0" w:color="CCCCCC"/>
+              <w:left w:val="single" w:sz="1" w:space="0" w:color="CCCCCC"/>
+              <w:bottom w:val="single" w:sz="1" w:space="0" w:color="CCCCCC"/>
+              <w:right w:val="single" w:sz="1" w:space="0" w:color="CCCCCC"/>
+            </w:tcBorders>
+            <w:shd w:val="clear" w:color="auto" w:fill="D6E4F7"/>
+            <w:tcMar>
+              <w:top w:w="80" w:type="dxa"/>
+              <w:left w:w="160" w:type="dxa"/>
+              <w:bottom w:w="80" w:type="dxa"/>
+              <w:right w:w="160" w:type="dxa"/>
+            </w:tcMar>
+          </w:tcPr>
+          <w:p>
+            <w:r>
+              <w:rPr>
+                <w:b/>
+                <w:bCs/>
+                <w:sz w:val="20"/>
+                <w:szCs w:val="20"/>
+              </w:rPr>
+              <w:t>Típus</w:t>
+            </w:r>
+          </w:p>
+        </w:tc>
+        <w:tc>
+          <w:tcPr>
+            <w:tcW w:w="4870" w:type="dxa"/>
+            <w:tcBorders>
+              <w:top w:val="single" w:sz="1" w:space="0" w:color="CCCCCC"/>
+              <w:left w:val="single" w:sz="1" w:space="0" w:color="CCCCCC"/>
+              <w:bottom w:val="single" w:sz="1" w:space="0" w:color="CCCCCC"/>
+              <w:right w:val="single" w:sz="1" w:space="0" w:color="CCCCCC"/>
+            </w:tcBorders>
+            <w:shd w:val="clear" w:color="auto" w:fill="D6E4F7"/>
+            <w:tcMar>
+              <w:top w:w="80" w:type="dxa"/>
+              <w:left w:w="160" w:type="dxa"/>
+              <w:bottom w:w="80" w:type="dxa"/>
+              <w:right w:w="160" w:type="dxa"/>
+            </w:tcMar>
+          </w:tcPr>
+          <w:p>
+            <w:r>
+              <w:rPr>
+                <w:b/>
+                <w:bCs/>
+                <w:sz w:val="20"/>
+                <w:szCs w:val="20"/>
+              </w:rPr>
+              <w:t>Leírás</w:t>
+            </w:r>
+          </w:p>
+        </w:tc>
+      </w:tr>
+      <w:tr>
+        <w:tc>
+          <w:tcPr>
+            <w:tcW w:w="2100" w:type="dxa"/>
+            <w:tcBorders>
+              <w:top w:val="single" w:sz="1" w:space="0" w:color="CCCCCC"/>
+              <w:left w:val="single" w:sz="1" w:space="0" w:color="CCCCCC"/>
+              <w:bottom w:val="single" w:sz="1" w:space="0" w:color="CCCCCC"/>
+              <w:right w:val="single" w:sz="1" w:space="0" w:color="CCCCCC"/>
+            </w:tcBorders>
+            <w:tcMar>
+              <w:top w:w="80" w:type="dxa"/>
+              <w:left w:w="160" w:type="dxa"/>
+              <w:bottom w:w="80" w:type="dxa"/>
+              <w:right w:w="160" w:type="dxa"/>
+            </w:tcMar>
+          </w:tcPr>
+          <w:p>
+            <w:r>
+              <w:rPr>
+                <w:sz w:val="20"/>
+                <w:szCs w:val="20"/>
+              </w:rPr>
+              <w:t>EnrollmentID</w:t>
+            </w:r>
+          </w:p>
+        </w:tc>
+        <w:tc>
+          <w:tcPr>
+            <w:tcW w:w="2100" w:type="dxa"/>
+            <w:tcBorders>
+              <w:top w:val="single" w:sz="1" w:space="0" w:color="CCCCCC"/>
+              <w:left w:val="single" w:sz="1" w:space="0" w:color="CCCCCC"/>
+              <w:bottom w:val="single" w:sz="1" w:space="0" w:color="CCCCCC"/>
+              <w:right w:val="single" w:sz="1" w:space="0" w:color="CCCCCC"/>
+            </w:tcBorders>
+            <w:tcMar>
+              <w:top w:w="80" w:type="dxa"/>
+              <w:left w:w="160" w:type="dxa"/>
+              <w:bottom w:w="80" w:type="dxa"/>
+              <w:right w:w="160" w:type="dxa"/>
+            </w:tcMar>
+          </w:tcPr>
+          <w:p>
+            <w:r>
+              <w:rPr>
+                <w:sz w:val="20"/>
+                <w:szCs w:val="20"/>
+              </w:rPr>
+              <w:t>INT PK</w:t>
+            </w:r>
+          </w:p>
+        </w:tc>
+        <w:tc>
+          <w:tcPr>
+            <w:tcW w:w="4870" w:type="dxa"/>
+            <w:tcBorders>
+              <w:top w:val="single" w:sz="1" w:space="0" w:color="CCCCCC"/>
+              <w:left w:val="single" w:sz="1" w:space="0" w:color="CCCCCC"/>
+              <w:bottom w:val="single" w:sz="1" w:space="0" w:color="CCCCCC"/>
+              <w:right w:val="single" w:sz="1" w:space="0" w:color="CCCCCC"/>
+            </w:tcBorders>
+            <w:tcMar>
+              <w:top w:w="80" w:type="dxa"/>
+              <w:left w:w="160" w:type="dxa"/>
+              <w:bottom w:w="80" w:type="dxa"/>
+              <w:right w:w="160" w:type="dxa"/>
+            </w:tcMar>
+          </w:tcPr>
+          <w:p>
+            <w:r>
+              <w:rPr>
+                <w:sz w:val="20"/>
+                <w:szCs w:val="20"/>
+              </w:rPr>
+              <w:t>Egyedi azonosító</w:t>
+            </w:r>
+          </w:p>
+        </w:tc>
+      </w:tr>
+      <w:tr>
+        <w:tc>
+          <w:tcPr>
+            <w:tcW w:w="2100" w:type="dxa"/>
+            <w:tcBorders>
+              <w:top w:val="single" w:sz="1" w:space="0" w:color="CCCCCC"/>
+              <w:left w:val="single" w:sz="1" w:space="0" w:color="CCCCCC"/>
+              <w:bottom w:val="single" w:sz="1" w:space="0" w:color="CCCCCC"/>
+              <w:right w:val="single" w:sz="1" w:space="0" w:color="CCCCCC"/>
+            </w:tcBorders>
+            <w:tcMar>
+              <w:top w:w="80" w:type="dxa"/>
+              <w:left w:w="160" w:type="dxa"/>
+              <w:bottom w:w="80" w:type="dxa"/>
+              <w:right w:w="160" w:type="dxa"/>
+            </w:tcMar>
+          </w:tcPr>
+          <w:p>
+            <w:r>
+              <w:rPr>
+                <w:sz w:val="20"/>
+                <w:szCs w:val="20"/>
+              </w:rPr>
+              <w:t>StudentID</w:t>
+            </w:r>
+          </w:p>
+        </w:tc>
+        <w:tc>
+          <w:tcPr>
+            <w:tcW w:w="2100" w:type="dxa"/>
+            <w:tcBorders>
+              <w:top w:val="single" w:sz="1" w:space="0" w:color="CCCCCC"/>
+              <w:left w:val="single" w:sz="1" w:space="0" w:color="CCCCCC"/>
+              <w:bottom w:val="single" w:sz="1" w:space="0" w:color="CCCCCC"/>
+              <w:right w:val="single" w:sz="1" w:space="0" w:color="CCCCCC"/>
+            </w:tcBorders>
+            <w:tcMar>
+              <w:top w:w="80" w:type="dxa"/>
+              <w:left w:w="160" w:type="dxa"/>
+              <w:bottom w:w="80" w:type="dxa"/>
+              <w:right w:w="160" w:type="dxa"/>
+            </w:tcMar>
+          </w:tcPr>
+          <w:p>
+            <w:r>
+              <w:rPr>
+                <w:sz w:val="20"/>
+                <w:szCs w:val="20"/>
+              </w:rPr>
+              <w:t>INT FK</w:t>
+            </w:r>
+          </w:p>
+        </w:tc>
+        <w:tc>
+          <w:tcPr>
+            <w:tcW w:w="4870" w:type="dxa"/>
+            <w:tcBorders>
+              <w:top w:val="single" w:sz="1" w:space="0" w:color="CCCCCC"/>
+              <w:left w:val="single" w:sz="1" w:space="0" w:color="CCCCCC"/>
+              <w:bottom w:val="single" w:sz="1" w:space="0" w:color="CCCCCC"/>
+              <w:right w:val="single" w:sz="1" w:space="0" w:color="CCCCCC"/>
+            </w:tcBorders>
+            <w:tcMar>
+              <w:top w:w="80" w:type="dxa"/>
+              <w:left w:w="160" w:type="dxa"/>
+              <w:bottom w:w="80" w:type="dxa"/>
+              <w:right w:w="160" w:type="dxa"/>
+            </w:tcMar>
+          </w:tcPr>
+          <w:p>
+            <w:r>
+              <w:rPr>
+                <w:sz w:val="20"/>
+                <w:szCs w:val="20"/>
+              </w:rPr>
+              <w:t>FK → Users(UserID)</w:t>
+            </w:r>
+          </w:p>
+        </w:tc>
+      </w:tr>
+      <w:tr>
+        <w:tc>
+          <w:tcPr>
+            <w:tcW w:w="2100" w:type="dxa"/>
+            <w:tcBorders>
+              <w:top w:val="single" w:sz="1" w:space="0" w:color="CCCCCC"/>
+              <w:left w:val="single" w:sz="1" w:space="0" w:color="CCCCCC"/>
+              <w:bottom w:val="single" w:sz="1" w:space="0" w:color="CCCCCC"/>
+              <w:right w:val="single" w:sz="1" w:space="0" w:color="CCCCCC"/>
+            </w:tcBorders>
+            <w:tcMar>
+              <w:top w:w="80" w:type="dxa"/>
+              <w:left w:w="160" w:type="dxa"/>
+              <w:bottom w:w="80" w:type="dxa"/>
+              <w:right w:w="160" w:type="dxa"/>
+            </w:tcMar>
+          </w:tcPr>
+          <w:p>
+            <w:r>
+              <w:rPr>
+                <w:sz w:val="20"/>
+                <w:szCs w:val="20"/>
+              </w:rPr>
+              <w:t>SubjectID</w:t>
+            </w:r>
+          </w:p>
+        </w:tc>
+        <w:tc>
+          <w:tcPr>
+            <w:tcW w:w="2100" w:type="dxa"/>
+            <w:tcBorders>
+              <w:top w:val="single" w:sz="1" w:space="0" w:color="CCCCCC"/>
+              <w:left w:val="single" w:sz="1" w:space="0" w:color="CCCCCC"/>
+              <w:bottom w:val="single" w:sz="1" w:space="0" w:color="CCCCCC"/>
+              <w:right w:val="single" w:sz="1" w:space="0" w:color="CCCCCC"/>
+            </w:tcBorders>
+            <w:tcMar>
+              <w:top w:w="80" w:type="dxa"/>
+              <w:left w:w="160" w:type="dxa"/>
+              <w:bottom w:w="80" w:type="dxa"/>
+              <w:right w:w="160" w:type="dxa"/>
+            </w:tcMar>
+          </w:tcPr>
+          <w:p>
+            <w:r>
+              <w:rPr>
+                <w:sz w:val="20"/>
+                <w:szCs w:val="20"/>
+              </w:rPr>
+              <w:t>INT FK</w:t>
+            </w:r>
+          </w:p>
+        </w:tc>
+        <w:tc>
+          <w:tcPr>
+            <w:tcW w:w="4870" w:type="dxa"/>
+            <w:tcBorders>
+              <w:top w:val="single" w:sz="1" w:space="0" w:color="CCCCCC"/>
+              <w:left w:val="single" w:sz="1" w:space="0" w:color="CCCCCC"/>
+              <w:bottom w:val="single" w:sz="1" w:space="0" w:color="CCCCCC"/>
+              <w:right w:val="single" w:sz="1" w:space="0" w:color="CCCCCC"/>
+            </w:tcBorders>
+            <w:tcMar>
+              <w:top w:w="80" w:type="dxa"/>
+              <w:left w:w="160" w:type="dxa"/>
+              <w:bottom w:w="80" w:type="dxa"/>
+              <w:right w:w="160" w:type="dxa"/>
+            </w:tcMar>
+          </w:tcPr>
+          <w:p>
+            <w:r>
+              <w:rPr>
+                <w:sz w:val="20"/>
+                <w:szCs w:val="20"/>
+              </w:rPr>
+              <w:t>FK → Subjects(SubjectID)</w:t>
+            </w:r>
+          </w:p>
+        </w:tc>
+      </w:tr>
+      <w:tr>
+        <w:tc>
+          <w:tcPr>
+            <w:tcW w:w="2100" w:type="dxa"/>
+            <w:tcBorders>
+              <w:top w:val="single" w:sz="1" w:space="0" w:color="CCCCCC"/>
+              <w:left w:val="single" w:sz="1" w:space="0" w:color="CCCCCC"/>
+              <w:bottom w:val="single" w:sz="1" w:space="0" w:color="CCCCCC"/>
+              <w:right w:val="single" w:sz="1" w:space="0" w:color="CCCCCC"/>
+            </w:tcBorders>
+            <w:tcMar>
+              <w:top w:w="80" w:type="dxa"/>
+              <w:left w:w="160" w:type="dxa"/>
+              <w:bottom w:w="80" w:type="dxa"/>
+              <w:right w:w="160" w:type="dxa"/>
+            </w:tcMar>
+          </w:tcPr>
+          <w:p>
+            <w:r>
+              <w:rPr>
+                <w:sz w:val="20"/>
+                <w:szCs w:val="20"/>
+              </w:rPr>
+              <w:t>EnrolledAt</w:t>
+            </w:r>
+          </w:p>
+        </w:tc>
+        <w:tc>
+          <w:tcPr>
+            <w:tcW w:w="2100" w:type="dxa"/>
+            <w:tcBorders>
+              <w:top w:val="single" w:sz="1" w:space="0" w:color="CCCCCC"/>
+              <w:left w:val="single" w:sz="1" w:space="0" w:color="CCCCCC"/>
+              <w:bottom w:val="single" w:sz="1" w:space="0" w:color="CCCCCC"/>
+              <w:right w:val="single" w:sz="1" w:space="0" w:color="CCCCCC"/>
+            </w:tcBorders>
+            <w:tcMar>
+              <w:top w:w="80" w:type="dxa"/>
+              <w:left w:w="160" w:type="dxa"/>
+              <w:bottom w:w="80" w:type="dxa"/>
+              <w:right w:w="160" w:type="dxa"/>
+            </w:tcMar>
+          </w:tcPr>
+          <w:p>
+            <w:r>
+              <w:rPr>
+                <w:sz w:val="20"/>
+                <w:szCs w:val="20"/>
+              </w:rPr>
+              <w:t>DATETIME</w:t>
+            </w:r>
+          </w:p>
+        </w:tc>
+        <w:tc>
+          <w:tcPr>
+            <w:tcW w:w="4870" w:type="dxa"/>
+            <w:tcBorders>
+              <w:top w:val="single" w:sz="1" w:space="0" w:color="CCCCCC"/>
+              <w:left w:val="single" w:sz="1" w:space="0" w:color="CCCCCC"/>
+              <w:bottom w:val="single" w:sz="1" w:space="0" w:color="CCCCCC"/>
+              <w:right w:val="single" w:sz="1" w:space="0" w:color="CCCCCC"/>
+            </w:tcBorders>
+            <w:tcMar>
+              <w:top w:w="80" w:type="dxa"/>
+              <w:left w:w="160" w:type="dxa"/>
+              <w:bottom w:w="80" w:type="dxa"/>
+              <w:right w:w="160" w:type="dxa"/>
+            </w:tcMar>
+          </w:tcPr>
+          <w:p>
+            <w:r>
+              <w:rPr>
+                <w:sz w:val="20"/>
+                <w:szCs w:val="20"/>
+              </w:rPr>
+              <w:t>Beiratkozás időpontja</w:t>
+            </w:r>
+          </w:p>
+        </w:tc>
+      </w:tr>
+      <w:tr>
+        <w:tc>
+          <w:tcPr>
+            <w:tcW w:w="2100" w:type="dxa"/>
+            <w:tcBorders>
+              <w:top w:val="single" w:sz="1" w:space="0" w:color="CCCCCC"/>
+              <w:left w:val="single" w:sz="1" w:space="0" w:color="CCCCCC"/>
+              <w:bottom w:val="single" w:sz="1" w:space="0" w:color="CCCCCC"/>
+              <w:right w:val="single" w:sz="1" w:space="0" w:color="CCCCCC"/>
+            </w:tcBorders>
+            <w:tcMar>
+              <w:top w:w="80" w:type="dxa"/>
+              <w:left w:w="160" w:type="dxa"/>
+              <w:bottom w:w="80" w:type="dxa"/>
+              <w:right w:w="160" w:type="dxa"/>
+            </w:tcMar>
+          </w:tcPr>
+          <w:p>
+            <w:r>
+              <w:rPr>
+                <w:sz w:val="20"/>
+                <w:szCs w:val="20"/>
+              </w:rPr>
+              <w:t>EnrollmentStatus</w:t>
+            </w:r>
+          </w:p>
+        </w:tc>
+        <w:tc>
+          <w:tcPr>
+            <w:tcW w:w="2100" w:type="dxa"/>
+            <w:tcBorders>
+              <w:top w:val="single" w:sz="1" w:space="0" w:color="CCCCCC"/>
+              <w:left w:val="single" w:sz="1" w:space="0" w:color="CCCCCC"/>
+              <w:bottom w:val="single" w:sz="1" w:space="0" w:color="CCCCCC"/>
+              <w:right w:val="single" w:sz="1" w:space="0" w:color="CCCCCC"/>
+            </w:tcBorders>
+            <w:tcMar>
+              <w:top w:w="80" w:type="dxa"/>
+              <w:left w:w="160" w:type="dxa"/>
+              <w:bottom w:w="80" w:type="dxa"/>
+              <w:right w:w="160" w:type="dxa"/>
+            </w:tcMar>
+          </w:tcPr>
+          <w:p>
+            <w:r>
+              <w:rPr>
+                <w:sz w:val="20"/>
+                <w:szCs w:val="20"/>
+              </w:rPr>
+              <w:t>NVARCHAR(20)</w:t>
+            </w:r>
+          </w:p>
+        </w:tc>
+        <w:tc>
+          <w:tcPr>
+            <w:tcW w:w="4870" w:type="dxa"/>
+            <w:tcBorders>
+              <w:top w:val="single" w:sz="1" w:space="0" w:color="CCCCCC"/>
+              <w:left w:val="single" w:sz="1" w:space="0" w:color="CCCCCC"/>
+              <w:bottom w:val="single" w:sz="1" w:space="0" w:color="CCCCCC"/>
+              <w:right w:val="single" w:sz="1" w:space="0" w:color="CCCCCC"/>
+            </w:tcBorders>
+            <w:tcMar>
+              <w:top w:w="80" w:type="dxa"/>
+              <w:left w:w="160" w:type="dxa"/>
+              <w:bottom w:w="80" w:type="dxa"/>
+              <w:right w:w="160" w:type="dxa"/>
+            </w:tcMar>
+          </w:tcPr>
+          <w:p>
+            <w:r>
+              <w:rPr>
+                <w:sz w:val="20"/>
+                <w:szCs w:val="20"/>
+              </w:rPr>
+              <w:t>Active / Dropped — DEFAULT 'Active'</w:t>
+            </w:r>
+          </w:p>
+        </w:tc>
+      </w:tr>
+    </w:tbl>
+    <w:p/>
+    <w:p>
+      <w:pPr>
+        <w:spacing w:before="200" w:after="80" w:line="360" w:lineRule="auto"/>
+        <w:jc w:val="both"/>
+        <w:rPr>
+          <w:color w:val="000000" w:themeColor="text1"/>
+        </w:rPr>
+      </w:pPr>
+      <w:r>
+        <w:rPr>
+          <w:b/>
+          <w:bCs/>
+          <w:color w:val="000000" w:themeColor="text1"/>
+        </w:rPr>
+        <w:t>ScheduleEntries tábla</w:t>
+      </w:r>
+    </w:p>
+    <w:p>
+      <w:pPr>
+        <w:spacing w:before="80" w:after="120" w:line="360" w:lineRule="auto"/>
+        <w:jc w:val="both"/>
+        <w:rPr>
+          <w:color w:val="000000" w:themeColor="text1"/>
+        </w:rPr>
+      </w:pPr>
+      <w:r>
+        <w:rPr>
+          <w:color w:val="000000" w:themeColor="text1"/>
+        </w:rPr>
+        <w:t>A diákok egyéni órarendjének bejegyzéseit tárolja, ismétlődési támogatással.</w:t>
+      </w:r>
+    </w:p>
+    <w:p>
+      <w:r>
+        <w:t>tabla</w:t>
+      </w:r>
+    </w:p>
+    <w:p>
+      <w:pPr>
+        <w:spacing w:before="200" w:after="80" w:line="360" w:lineRule="auto"/>
+        <w:jc w:val="both"/>
+      </w:pPr>
+      <w:r>
+        <w:rPr>
+          <w:b/>
+          <w:bCs/>
+        </w:rPr>
+        <w:t>Tasks tábla</w:t>
+      </w:r>
+    </w:p>
+    <w:p>
+      <w:pPr>
+        <w:spacing w:before="80" w:after="120" w:line="360" w:lineRule="auto"/>
+        <w:jc w:val="both"/>
+      </w:pPr>
+      <w:r>
+        <w:t>A diákok feladatait tárolja. Támogatja az ismétlődő feladatokat szülő-gyermek kapcsolattal.</w:t>
+      </w:r>
+    </w:p>
+    <w:tbl>
+      <w:tblPr>
+        <w:tblW w:w="9070" w:type="dxa"/>
+        <w:tblBorders>
+          <w:top w:val="single" w:sz="4" w:space="0" w:color="auto"/>
+          <w:left w:val="single" w:sz="4" w:space="0" w:color="auto"/>
+          <w:bottom w:val="single" w:sz="4" w:space="0" w:color="auto"/>
+          <w:right w:val="single" w:sz="4" w:space="0" w:color="auto"/>
+          <w:insideH w:val="single" w:sz="4" w:space="0" w:color="auto"/>
+          <w:insideV w:val="single" w:sz="4" w:space="0" w:color="auto"/>
+        </w:tblBorders>
+        <w:tblCellMar>
+          <w:left w:w="10" w:type="dxa"/>
+          <w:right w:w="10" w:type="dxa"/>
+        </w:tblCellMar>
+        <w:tblLook w:val="04A0" w:firstRow="1" w:lastRow="0" w:firstColumn="1" w:lastColumn="0" w:noHBand="0" w:noVBand="1"/>
+      </w:tblPr>
+      <w:tblGrid>
+        <w:gridCol w:w="2198"/>
+        <w:gridCol w:w="1910"/>
+        <w:gridCol w:w="4962"/>
+      </w:tblGrid>
+      <w:tr>
+        <w:trPr>
+          <w:tblHeader/>
+        </w:trPr>
+        <w:tc>
+          <w:tcPr>
+            <w:tcW w:w="2200" w:type="dxa"/>
+            <w:tcBorders>
+              <w:top w:val="single" w:sz="1" w:space="0" w:color="CCCCCC"/>
+              <w:left w:val="single" w:sz="1" w:space="0" w:color="CCCCCC"/>
+              <w:bottom w:val="single" w:sz="1" w:space="0" w:color="CCCCCC"/>
+              <w:right w:val="single" w:sz="1" w:space="0" w:color="CCCCCC"/>
+            </w:tcBorders>
+            <w:shd w:val="clear" w:color="auto" w:fill="D6E4F7"/>
+            <w:tcMar>
+              <w:top w:w="80" w:type="dxa"/>
+              <w:left w:w="160" w:type="dxa"/>
+              <w:bottom w:w="80" w:type="dxa"/>
+              <w:right w:w="160" w:type="dxa"/>
+            </w:tcMar>
+          </w:tcPr>
+          <w:p>
+            <w:r>
+              <w:rPr>
+                <w:b/>
+                <w:bCs/>
+                <w:sz w:val="20"/>
+                <w:szCs w:val="20"/>
+              </w:rPr>
+              <w:t>Mező neve</w:t>
+            </w:r>
+          </w:p>
+        </w:tc>
+        <w:tc>
+          <w:tcPr>
+            <w:tcW w:w="1800" w:type="dxa"/>
+            <w:tcBorders>
+              <w:top w:val="single" w:sz="1" w:space="0" w:color="CCCCCC"/>
+              <w:left w:val="single" w:sz="1" w:space="0" w:color="CCCCCC"/>
+              <w:bottom w:val="single" w:sz="1" w:space="0" w:color="CCCCCC"/>
+              <w:right w:val="single" w:sz="1" w:space="0" w:color="CCCCCC"/>
+            </w:tcBorders>
+            <w:shd w:val="clear" w:color="auto" w:fill="D6E4F7"/>
+            <w:tcMar>
+              <w:top w:w="80" w:type="dxa"/>
+              <w:left w:w="160" w:type="dxa"/>
+              <w:bottom w:w="80" w:type="dxa"/>
+              <w:right w:w="160" w:type="dxa"/>
+            </w:tcMar>
+          </w:tcPr>
+          <w:p>
+            <w:r>
+              <w:rPr>
+                <w:b/>
+                <w:bCs/>
+                <w:sz w:val="20"/>
+                <w:szCs w:val="20"/>
+              </w:rPr>
+              <w:t>Típus</w:t>
+            </w:r>
+          </w:p>
+        </w:tc>
+        <w:tc>
+          <w:tcPr>
+            <w:tcW w:w="5070" w:type="dxa"/>
+            <w:tcBorders>
+              <w:top w:val="single" w:sz="1" w:space="0" w:color="CCCCCC"/>
+              <w:left w:val="single" w:sz="1" w:space="0" w:color="CCCCCC"/>
+              <w:bottom w:val="single" w:sz="1" w:space="0" w:color="CCCCCC"/>
+              <w:right w:val="single" w:sz="1" w:space="0" w:color="CCCCCC"/>
+            </w:tcBorders>
+            <w:shd w:val="clear" w:color="auto" w:fill="D6E4F7"/>
+            <w:tcMar>
+              <w:top w:w="80" w:type="dxa"/>
+              <w:left w:w="160" w:type="dxa"/>
+              <w:bottom w:w="80" w:type="dxa"/>
+              <w:right w:w="160" w:type="dxa"/>
+            </w:tcMar>
+          </w:tcPr>
+          <w:p>
+            <w:r>
+              <w:rPr>
+                <w:b/>
+                <w:bCs/>
+                <w:sz w:val="20"/>
+                <w:szCs w:val="20"/>
+              </w:rPr>
+              <w:t>Leírás</w:t>
+            </w:r>
+          </w:p>
+        </w:tc>
+      </w:tr>
+      <w:tr>
+        <w:tc>
+          <w:tcPr>
+            <w:tcW w:w="2200" w:type="dxa"/>
+            <w:tcBorders>
+              <w:top w:val="single" w:sz="1" w:space="0" w:color="CCCCCC"/>
+              <w:left w:val="single" w:sz="1" w:space="0" w:color="CCCCCC"/>
+              <w:bottom w:val="single" w:sz="1" w:space="0" w:color="CCCCCC"/>
+              <w:right w:val="single" w:sz="1" w:space="0" w:color="CCCCCC"/>
+            </w:tcBorders>
+            <w:tcMar>
+              <w:top w:w="80" w:type="dxa"/>
+              <w:left w:w="160" w:type="dxa"/>
+              <w:bottom w:w="80" w:type="dxa"/>
+              <w:right w:w="160" w:type="dxa"/>
+            </w:tcMar>
+          </w:tcPr>
+          <w:p>
+            <w:r>
+              <w:rPr>
+                <w:sz w:val="20"/>
+                <w:szCs w:val="20"/>
+              </w:rPr>
+              <w:t>TaskID</w:t>
+            </w:r>
+          </w:p>
+        </w:tc>
+        <w:tc>
+          <w:tcPr>
+            <w:tcW w:w="1800" w:type="dxa"/>
+            <w:tcBorders>
+              <w:top w:val="single" w:sz="1" w:space="0" w:color="CCCCCC"/>
+              <w:left w:val="single" w:sz="1" w:space="0" w:color="CCCCCC"/>
+              <w:bottom w:val="single" w:sz="1" w:space="0" w:color="CCCCCC"/>
+              <w:right w:val="single" w:sz="1" w:space="0" w:color="CCCCCC"/>
+            </w:tcBorders>
+            <w:tcMar>
+              <w:top w:w="80" w:type="dxa"/>
+              <w:left w:w="160" w:type="dxa"/>
+              <w:bottom w:w="80" w:type="dxa"/>
+              <w:right w:w="160" w:type="dxa"/>
+            </w:tcMar>
+          </w:tcPr>
+          <w:p>
+            <w:r>
+              <w:rPr>
+                <w:sz w:val="20"/>
+                <w:szCs w:val="20"/>
+              </w:rPr>
+              <w:t>INT PK</w:t>
+            </w:r>
+          </w:p>
+        </w:tc>
+        <w:tc>
+          <w:tcPr>
+            <w:tcW w:w="5070" w:type="dxa"/>
+            <w:tcBorders>
+              <w:top w:val="single" w:sz="1" w:space="0" w:color="CCCCCC"/>
+              <w:left w:val="single" w:sz="1" w:space="0" w:color="CCCCCC"/>
+              <w:bottom w:val="single" w:sz="1" w:space="0" w:color="CCCCCC"/>
+              <w:right w:val="single" w:sz="1" w:space="0" w:color="CCCCCC"/>
+            </w:tcBorders>
+            <w:tcMar>
+              <w:top w:w="80" w:type="dxa"/>
+              <w:left w:w="160" w:type="dxa"/>
+              <w:bottom w:w="80" w:type="dxa"/>
+              <w:right w:w="160" w:type="dxa"/>
+            </w:tcMar>
+          </w:tcPr>
+          <w:p>
+            <w:r>
+              <w:rPr>
+                <w:sz w:val="20"/>
+                <w:szCs w:val="20"/>
+              </w:rPr>
+              <w:t>Egyedi azonosító</w:t>
+            </w:r>
+          </w:p>
+        </w:tc>
+      </w:tr>
+      <w:tr>
+        <w:tc>
+          <w:tcPr>
+            <w:tcW w:w="2200" w:type="dxa"/>
+            <w:tcBorders>
+              <w:top w:val="single" w:sz="1" w:space="0" w:color="CCCCCC"/>
+              <w:left w:val="single" w:sz="1" w:space="0" w:color="CCCCCC"/>
+              <w:bottom w:val="single" w:sz="1" w:space="0" w:color="CCCCCC"/>
+              <w:right w:val="single" w:sz="1" w:space="0" w:color="CCCCCC"/>
+            </w:tcBorders>
+            <w:tcMar>
+              <w:top w:w="80" w:type="dxa"/>
+              <w:left w:w="160" w:type="dxa"/>
+              <w:bottom w:w="80" w:type="dxa"/>
+              <w:right w:w="160" w:type="dxa"/>
+            </w:tcMar>
+          </w:tcPr>
+          <w:p>
+            <w:r>
+              <w:rPr>
+                <w:sz w:val="20"/>
+                <w:szCs w:val="20"/>
+              </w:rPr>
+              <w:t>CreatedBy / StudentID</w:t>
+            </w:r>
+          </w:p>
+        </w:tc>
+        <w:tc>
+          <w:tcPr>
+            <w:tcW w:w="1800" w:type="dxa"/>
+            <w:tcBorders>
+              <w:top w:val="single" w:sz="1" w:space="0" w:color="CCCCCC"/>
+              <w:left w:val="single" w:sz="1" w:space="0" w:color="CCCCCC"/>
+              <w:bottom w:val="single" w:sz="1" w:space="0" w:color="CCCCCC"/>
+              <w:right w:val="single" w:sz="1" w:space="0" w:color="CCCCCC"/>
+            </w:tcBorders>
+            <w:tcMar>
+              <w:top w:w="80" w:type="dxa"/>
+              <w:left w:w="160" w:type="dxa"/>
+              <w:bottom w:w="80" w:type="dxa"/>
+              <w:right w:w="160" w:type="dxa"/>
+            </w:tcMar>
+          </w:tcPr>
+          <w:p>
+            <w:r>
+              <w:rPr>
+                <w:sz w:val="20"/>
+                <w:szCs w:val="20"/>
+              </w:rPr>
+              <w:t>INT FK</w:t>
+            </w:r>
+          </w:p>
+        </w:tc>
+        <w:tc>
+          <w:tcPr>
+            <w:tcW w:w="5070" w:type="dxa"/>
+            <w:tcBorders>
+              <w:top w:val="single" w:sz="1" w:space="0" w:color="CCCCCC"/>
+              <w:left w:val="single" w:sz="1" w:space="0" w:color="CCCCCC"/>
+              <w:bottom w:val="single" w:sz="1" w:space="0" w:color="CCCCCC"/>
+              <w:right w:val="single" w:sz="1" w:space="0" w:color="CCCCCC"/>
+            </w:tcBorders>
+            <w:tcMar>
+              <w:top w:w="80" w:type="dxa"/>
+              <w:left w:w="160" w:type="dxa"/>
+              <w:bottom w:w="80" w:type="dxa"/>
+              <w:right w:w="160" w:type="dxa"/>
+            </w:tcMar>
+          </w:tcPr>
+          <w:p>
+            <w:r>
+              <w:rPr>
+                <w:sz w:val="20"/>
+                <w:szCs w:val="20"/>
+              </w:rPr>
+              <w:t>FK → Users</w:t>
+            </w:r>
+          </w:p>
+        </w:tc>
+      </w:tr>
+      <w:tr>
+        <w:tc>
+          <w:tcPr>
+            <w:tcW w:w="2200" w:type="dxa"/>
+            <w:tcBorders>
+              <w:top w:val="single" w:sz="1" w:space="0" w:color="CCCCCC"/>
+              <w:left w:val="single" w:sz="1" w:space="0" w:color="CCCCCC"/>
+              <w:bottom w:val="single" w:sz="1" w:space="0" w:color="CCCCCC"/>
+              <w:right w:val="single" w:sz="1" w:space="0" w:color="CCCCCC"/>
+            </w:tcBorders>
+            <w:tcMar>
+              <w:top w:w="80" w:type="dxa"/>
+              <w:left w:w="160" w:type="dxa"/>
+              <w:bottom w:w="80" w:type="dxa"/>
+              <w:right w:w="160" w:type="dxa"/>
+            </w:tcMar>
+          </w:tcPr>
+          <w:p>
+            <w:r>
+              <w:rPr>
+                <w:sz w:val="20"/>
+                <w:szCs w:val="20"/>
+              </w:rPr>
+              <w:t>SubjectID</w:t>
+            </w:r>
+          </w:p>
+        </w:tc>
+        <w:tc>
+          <w:tcPr>
+            <w:tcW w:w="1800" w:type="dxa"/>
+            <w:tcBorders>
+              <w:top w:val="single" w:sz="1" w:space="0" w:color="CCCCCC"/>
+              <w:left w:val="single" w:sz="1" w:space="0" w:color="CCCCCC"/>
+              <w:bottom w:val="single" w:sz="1" w:space="0" w:color="CCCCCC"/>
+              <w:right w:val="single" w:sz="1" w:space="0" w:color="CCCCCC"/>
+            </w:tcBorders>
+            <w:tcMar>
+              <w:top w:w="80" w:type="dxa"/>
+              <w:left w:w="160" w:type="dxa"/>
+              <w:bottom w:w="80" w:type="dxa"/>
+              <w:right w:w="160" w:type="dxa"/>
+            </w:tcMar>
+          </w:tcPr>
+          <w:p>
+            <w:r>
+              <w:rPr>
+                <w:sz w:val="20"/>
+                <w:szCs w:val="20"/>
+              </w:rPr>
+              <w:t>INT FK</w:t>
+            </w:r>
+          </w:p>
+        </w:tc>
+        <w:tc>
+          <w:tcPr>
+            <w:tcW w:w="5070" w:type="dxa"/>
+            <w:tcBorders>
+              <w:top w:val="single" w:sz="1" w:space="0" w:color="CCCCCC"/>
+              <w:left w:val="single" w:sz="1" w:space="0" w:color="CCCCCC"/>
+              <w:bottom w:val="single" w:sz="1" w:space="0" w:color="CCCCCC"/>
+              <w:right w:val="single" w:sz="1" w:space="0" w:color="CCCCCC"/>
+            </w:tcBorders>
+            <w:tcMar>
+              <w:top w:w="80" w:type="dxa"/>
+              <w:left w:w="160" w:type="dxa"/>
+              <w:bottom w:w="80" w:type="dxa"/>
+              <w:right w:w="160" w:type="dxa"/>
+            </w:tcMar>
+          </w:tcPr>
+          <w:p>
+            <w:r>
+              <w:rPr>
+                <w:sz w:val="20"/>
+                <w:szCs w:val="20"/>
+              </w:rPr>
+              <w:t>FK → Subjects</w:t>
+            </w:r>
+          </w:p>
+        </w:tc>
+      </w:tr>
+      <w:tr>
+        <w:tc>
+          <w:tcPr>
+            <w:tcW w:w="2200" w:type="dxa"/>
+            <w:tcBorders>
+              <w:top w:val="single" w:sz="1" w:space="0" w:color="CCCCCC"/>
+              <w:left w:val="single" w:sz="1" w:space="0" w:color="CCCCCC"/>
+              <w:bottom w:val="single" w:sz="1" w:space="0" w:color="CCCCCC"/>
+              <w:right w:val="single" w:sz="1" w:space="0" w:color="CCCCCC"/>
+            </w:tcBorders>
+            <w:tcMar>
+              <w:top w:w="80" w:type="dxa"/>
+              <w:left w:w="160" w:type="dxa"/>
+              <w:bottom w:w="80" w:type="dxa"/>
+              <w:right w:w="160" w:type="dxa"/>
+            </w:tcMar>
+          </w:tcPr>
+          <w:p>
+            <w:r>
+              <w:rPr>
+                <w:sz w:val="20"/>
+                <w:szCs w:val="20"/>
+              </w:rPr>
+              <w:t>Title</w:t>
+            </w:r>
+          </w:p>
+        </w:tc>
+        <w:tc>
+          <w:tcPr>
+            <w:tcW w:w="1800" w:type="dxa"/>
+            <w:tcBorders>
+              <w:top w:val="single" w:sz="1" w:space="0" w:color="CCCCCC"/>
+              <w:left w:val="single" w:sz="1" w:space="0" w:color="CCCCCC"/>
+              <w:bottom w:val="single" w:sz="1" w:space="0" w:color="CCCCCC"/>
+              <w:right w:val="single" w:sz="1" w:space="0" w:color="CCCCCC"/>
+            </w:tcBorders>
+            <w:tcMar>
+              <w:top w:w="80" w:type="dxa"/>
+              <w:left w:w="160" w:type="dxa"/>
+              <w:bottom w:w="80" w:type="dxa"/>
+              <w:right w:w="160" w:type="dxa"/>
+            </w:tcMar>
+          </w:tcPr>
+          <w:p>
+            <w:r>
+              <w:rPr>
+                <w:sz w:val="20"/>
+                <w:szCs w:val="20"/>
+              </w:rPr>
+              <w:t>NVARCHAR(200)</w:t>
+            </w:r>
+          </w:p>
+        </w:tc>
+        <w:tc>
+          <w:tcPr>
+            <w:tcW w:w="5070" w:type="dxa"/>
+            <w:tcBorders>
+              <w:top w:val="single" w:sz="1" w:space="0" w:color="CCCCCC"/>
+              <w:left w:val="single" w:sz="1" w:space="0" w:color="CCCCCC"/>
+              <w:bottom w:val="single" w:sz="1" w:space="0" w:color="CCCCCC"/>
+              <w:right w:val="single" w:sz="1" w:space="0" w:color="CCCCCC"/>
+            </w:tcBorders>
+            <w:tcMar>
+              <w:top w:w="80" w:type="dxa"/>
+              <w:left w:w="160" w:type="dxa"/>
+              <w:bottom w:w="80" w:type="dxa"/>
+              <w:right w:w="160" w:type="dxa"/>
+            </w:tcMar>
+          </w:tcPr>
+          <w:p>
+            <w:r>
+              <w:rPr>
+                <w:sz w:val="20"/>
+                <w:szCs w:val="20"/>
+              </w:rPr>
+              <w:t>Feladat neve</w:t>
+            </w:r>
+          </w:p>
+        </w:tc>
+      </w:tr>
+      <w:tr>
+        <w:tc>
+          <w:tcPr>
+            <w:tcW w:w="2200" w:type="dxa"/>
+            <w:tcBorders>
+              <w:top w:val="single" w:sz="1" w:space="0" w:color="CCCCCC"/>
+              <w:left w:val="single" w:sz="1" w:space="0" w:color="CCCCCC"/>
+              <w:bottom w:val="single" w:sz="1" w:space="0" w:color="CCCCCC"/>
+              <w:right w:val="single" w:sz="1" w:space="0" w:color="CCCCCC"/>
+            </w:tcBorders>
+            <w:tcMar>
+              <w:top w:w="80" w:type="dxa"/>
+              <w:left w:w="160" w:type="dxa"/>
+              <w:bottom w:w="80" w:type="dxa"/>
+              <w:right w:w="160" w:type="dxa"/>
+            </w:tcMar>
+          </w:tcPr>
+          <w:p>
+            <w:r>
+              <w:rPr>
+                <w:sz w:val="20"/>
+                <w:szCs w:val="20"/>
+              </w:rPr>
+              <w:t>Description</w:t>
+            </w:r>
+          </w:p>
+        </w:tc>
+        <w:tc>
+          <w:tcPr>
+            <w:tcW w:w="1800" w:type="dxa"/>
+            <w:tcBorders>
+              <w:top w:val="single" w:sz="1" w:space="0" w:color="CCCCCC"/>
+              <w:left w:val="single" w:sz="1" w:space="0" w:color="CCCCCC"/>
+              <w:bottom w:val="single" w:sz="1" w:space="0" w:color="CCCCCC"/>
+              <w:right w:val="single" w:sz="1" w:space="0" w:color="CCCCCC"/>
+            </w:tcBorders>
+            <w:tcMar>
+              <w:top w:w="80" w:type="dxa"/>
+              <w:left w:w="160" w:type="dxa"/>
+              <w:bottom w:w="80" w:type="dxa"/>
+              <w:right w:w="160" w:type="dxa"/>
+            </w:tcMar>
+          </w:tcPr>
+          <w:p>
+            <w:r>
+              <w:rPr>
+                <w:sz w:val="20"/>
+                <w:szCs w:val="20"/>
+              </w:rPr>
+              <w:t>NVARCHAR(500)</w:t>
+            </w:r>
+          </w:p>
+        </w:tc>
+        <w:tc>
+          <w:tcPr>
+            <w:tcW w:w="5070" w:type="dxa"/>
+            <w:tcBorders>
+              <w:top w:val="single" w:sz="1" w:space="0" w:color="CCCCCC"/>
+              <w:left w:val="single" w:sz="1" w:space="0" w:color="CCCCCC"/>
+              <w:bottom w:val="single" w:sz="1" w:space="0" w:color="CCCCCC"/>
+              <w:right w:val="single" w:sz="1" w:space="0" w:color="CCCCCC"/>
+            </w:tcBorders>
+            <w:tcMar>
+              <w:top w:w="80" w:type="dxa"/>
+              <w:left w:w="160" w:type="dxa"/>
+              <w:bottom w:w="80" w:type="dxa"/>
+              <w:right w:w="160" w:type="dxa"/>
+            </w:tcMar>
+          </w:tcPr>
+          <w:p>
+            <w:r>
+              <w:rPr>
+                <w:sz w:val="20"/>
+                <w:szCs w:val="20"/>
+              </w:rPr>
+              <w:t>Részletes leírás (opcionális)</w:t>
+            </w:r>
+          </w:p>
+        </w:tc>
+      </w:tr>
+      <w:tr>
+        <w:tc>
+          <w:tcPr>
+            <w:tcW w:w="2200" w:type="dxa"/>
+            <w:tcBorders>
+              <w:top w:val="single" w:sz="1" w:space="0" w:color="CCCCCC"/>
+              <w:left w:val="single" w:sz="1" w:space="0" w:color="CCCCCC"/>
+              <w:bottom w:val="single" w:sz="1" w:space="0" w:color="CCCCCC"/>
+              <w:right w:val="single" w:sz="1" w:space="0" w:color="CCCCCC"/>
+            </w:tcBorders>
+            <w:tcMar>
+              <w:top w:w="80" w:type="dxa"/>
+              <w:left w:w="160" w:type="dxa"/>
+              <w:bottom w:w="80" w:type="dxa"/>
+              <w:right w:w="160" w:type="dxa"/>
+            </w:tcMar>
+          </w:tcPr>
+          <w:p>
+            <w:r>
+              <w:rPr>
+                <w:sz w:val="20"/>
+                <w:szCs w:val="20"/>
+              </w:rPr>
+              <w:t>DueDate</w:t>
+            </w:r>
+          </w:p>
+        </w:tc>
+        <w:tc>
+          <w:tcPr>
+            <w:tcW w:w="1800" w:type="dxa"/>
+            <w:tcBorders>
+              <w:top w:val="single" w:sz="1" w:space="0" w:color="CCCCCC"/>
+              <w:left w:val="single" w:sz="1" w:space="0" w:color="CCCCCC"/>
+              <w:bottom w:val="single" w:sz="1" w:space="0" w:color="CCCCCC"/>
+              <w:right w:val="single" w:sz="1" w:space="0" w:color="CCCCCC"/>
+            </w:tcBorders>
+            <w:tcMar>
+              <w:top w:w="80" w:type="dxa"/>
+              <w:left w:w="160" w:type="dxa"/>
+              <w:bottom w:w="80" w:type="dxa"/>
+              <w:right w:w="160" w:type="dxa"/>
+            </w:tcMar>
+          </w:tcPr>
+          <w:p>
+            <w:r>
+              <w:rPr>
+                <w:sz w:val="20"/>
+                <w:szCs w:val="20"/>
+              </w:rPr>
+              <w:t>DATETIME</w:t>
+            </w:r>
+          </w:p>
+        </w:tc>
+        <w:tc>
+          <w:tcPr>
+            <w:tcW w:w="5070" w:type="dxa"/>
+            <w:tcBorders>
+              <w:top w:val="single" w:sz="1" w:space="0" w:color="CCCCCC"/>
+              <w:left w:val="single" w:sz="1" w:space="0" w:color="CCCCCC"/>
+              <w:bottom w:val="single" w:sz="1" w:space="0" w:color="CCCCCC"/>
+              <w:right w:val="single" w:sz="1" w:space="0" w:color="CCCCCC"/>
+            </w:tcBorders>
+            <w:tcMar>
+              <w:top w:w="80" w:type="dxa"/>
+              <w:left w:w="160" w:type="dxa"/>
+              <w:bottom w:w="80" w:type="dxa"/>
+              <w:right w:w="160" w:type="dxa"/>
+            </w:tcMar>
+          </w:tcPr>
+          <w:p>
+            <w:r>
+              <w:rPr>
+                <w:sz w:val="20"/>
+                <w:szCs w:val="20"/>
+              </w:rPr>
+              <w:t>Határidő</w:t>
+            </w:r>
+          </w:p>
+        </w:tc>
+      </w:tr>
+      <w:tr>
+        <w:tc>
+          <w:tcPr>
+            <w:tcW w:w="2200" w:type="dxa"/>
+            <w:tcBorders>
+              <w:top w:val="single" w:sz="1" w:space="0" w:color="CCCCCC"/>
+              <w:left w:val="single" w:sz="1" w:space="0" w:color="CCCCCC"/>
+              <w:bottom w:val="single" w:sz="1" w:space="0" w:color="CCCCCC"/>
+              <w:right w:val="single" w:sz="1" w:space="0" w:color="CCCCCC"/>
+            </w:tcBorders>
+            <w:tcMar>
+              <w:top w:w="80" w:type="dxa"/>
+              <w:left w:w="160" w:type="dxa"/>
+              <w:bottom w:w="80" w:type="dxa"/>
+              <w:right w:w="160" w:type="dxa"/>
+            </w:tcMar>
+          </w:tcPr>
+          <w:p>
+            <w:r>
+              <w:rPr>
+                <w:sz w:val="20"/>
+                <w:szCs w:val="20"/>
+              </w:rPr>
+              <w:t>TaskType</w:t>
+            </w:r>
+          </w:p>
+        </w:tc>
+        <w:tc>
+          <w:tcPr>
+            <w:tcW w:w="1800" w:type="dxa"/>
+            <w:tcBorders>
+              <w:top w:val="single" w:sz="1" w:space="0" w:color="CCCCCC"/>
+              <w:left w:val="single" w:sz="1" w:space="0" w:color="CCCCCC"/>
+              <w:bottom w:val="single" w:sz="1" w:space="0" w:color="CCCCCC"/>
+              <w:right w:val="single" w:sz="1" w:space="0" w:color="CCCCCC"/>
+            </w:tcBorders>
+            <w:tcMar>
+              <w:top w:w="80" w:type="dxa"/>
+              <w:left w:w="160" w:type="dxa"/>
+              <w:bottom w:w="80" w:type="dxa"/>
+              <w:right w:w="160" w:type="dxa"/>
+            </w:tcMar>
+          </w:tcPr>
+          <w:p>
+            <w:r>
+              <w:rPr>
+                <w:sz w:val="20"/>
+                <w:szCs w:val="20"/>
+              </w:rPr>
+              <w:t>NVARCHAR(50)</w:t>
+            </w:r>
+          </w:p>
+        </w:tc>
+        <w:tc>
+          <w:tcPr>
+            <w:tcW w:w="5070" w:type="dxa"/>
+            <w:tcBorders>
+              <w:top w:val="single" w:sz="1" w:space="0" w:color="CCCCCC"/>
+              <w:left w:val="single" w:sz="1" w:space="0" w:color="CCCCCC"/>
+              <w:bottom w:val="single" w:sz="1" w:space="0" w:color="CCCCCC"/>
+              <w:right w:val="single" w:sz="1" w:space="0" w:color="CCCCCC"/>
+            </w:tcBorders>
+            <w:tcMar>
+              <w:top w:w="80" w:type="dxa"/>
+              <w:left w:w="160" w:type="dxa"/>
+              <w:bottom w:w="80" w:type="dxa"/>
+              <w:right w:w="160" w:type="dxa"/>
+            </w:tcMar>
+          </w:tcPr>
+          <w:p>
+            <w:r>
+              <w:rPr>
+                <w:sz w:val="20"/>
+                <w:szCs w:val="20"/>
+              </w:rPr>
+              <w:t>Exam / Homework / Project / Other</w:t>
+            </w:r>
+          </w:p>
+        </w:tc>
+      </w:tr>
+      <w:tr>
+        <w:tc>
+          <w:tcPr>
+            <w:tcW w:w="2200" w:type="dxa"/>
+            <w:tcBorders>
+              <w:top w:val="single" w:sz="1" w:space="0" w:color="CCCCCC"/>
+              <w:left w:val="single" w:sz="1" w:space="0" w:color="CCCCCC"/>
+              <w:bottom w:val="single" w:sz="1" w:space="0" w:color="CCCCCC"/>
+              <w:right w:val="single" w:sz="1" w:space="0" w:color="CCCCCC"/>
+            </w:tcBorders>
+            <w:tcMar>
+              <w:top w:w="80" w:type="dxa"/>
+              <w:left w:w="160" w:type="dxa"/>
+              <w:bottom w:w="80" w:type="dxa"/>
+              <w:right w:w="160" w:type="dxa"/>
+            </w:tcMar>
+          </w:tcPr>
+          <w:p>
+            <w:r>
+              <w:rPr>
+                <w:sz w:val="20"/>
+                <w:szCs w:val="20"/>
+              </w:rPr>
+              <w:t>IsCompleted</w:t>
+            </w:r>
+          </w:p>
+        </w:tc>
+        <w:tc>
+          <w:tcPr>
+            <w:tcW w:w="1800" w:type="dxa"/>
+            <w:tcBorders>
+              <w:top w:val="single" w:sz="1" w:space="0" w:color="CCCCCC"/>
+              <w:left w:val="single" w:sz="1" w:space="0" w:color="CCCCCC"/>
+              <w:bottom w:val="single" w:sz="1" w:space="0" w:color="CCCCCC"/>
+              <w:right w:val="single" w:sz="1" w:space="0" w:color="CCCCCC"/>
+            </w:tcBorders>
+            <w:tcMar>
+              <w:top w:w="80" w:type="dxa"/>
+              <w:left w:w="160" w:type="dxa"/>
+              <w:bottom w:w="80" w:type="dxa"/>
+              <w:right w:w="160" w:type="dxa"/>
+            </w:tcMar>
+          </w:tcPr>
+          <w:p>
+            <w:r>
+              <w:rPr>
+                <w:sz w:val="20"/>
+                <w:szCs w:val="20"/>
+              </w:rPr>
+              <w:t>BIT</w:t>
+            </w:r>
+          </w:p>
+        </w:tc>
+        <w:tc>
+          <w:tcPr>
+            <w:tcW w:w="5070" w:type="dxa"/>
+            <w:tcBorders>
+              <w:top w:val="single" w:sz="1" w:space="0" w:color="CCCCCC"/>
+              <w:left w:val="single" w:sz="1" w:space="0" w:color="CCCCCC"/>
+              <w:bottom w:val="single" w:sz="1" w:space="0" w:color="CCCCCC"/>
+              <w:right w:val="single" w:sz="1" w:space="0" w:color="CCCCCC"/>
+            </w:tcBorders>
+            <w:tcMar>
+              <w:top w:w="80" w:type="dxa"/>
+              <w:left w:w="160" w:type="dxa"/>
+              <w:bottom w:w="80" w:type="dxa"/>
+              <w:right w:w="160" w:type="dxa"/>
+            </w:tcMar>
+          </w:tcPr>
+          <w:p>
+            <w:r>
+              <w:rPr>
+                <w:sz w:val="20"/>
+                <w:szCs w:val="20"/>
+              </w:rPr>
+              <w:t>0=elvégzendő, 1=kész</w:t>
+            </w:r>
+          </w:p>
+        </w:tc>
+      </w:tr>
+      <w:tr>
+        <w:tc>
+          <w:tcPr>
+            <w:tcW w:w="2200" w:type="dxa"/>
+            <w:tcBorders>
+              <w:top w:val="single" w:sz="1" w:space="0" w:color="CCCCCC"/>
+              <w:left w:val="single" w:sz="1" w:space="0" w:color="CCCCCC"/>
+              <w:bottom w:val="single" w:sz="1" w:space="0" w:color="CCCCCC"/>
+              <w:right w:val="single" w:sz="1" w:space="0" w:color="CCCCCC"/>
+            </w:tcBorders>
+            <w:tcMar>
+              <w:top w:w="80" w:type="dxa"/>
+              <w:left w:w="160" w:type="dxa"/>
+              <w:bottom w:w="80" w:type="dxa"/>
+              <w:right w:w="160" w:type="dxa"/>
+            </w:tcMar>
+          </w:tcPr>
+          <w:p>
+            <w:r>
+              <w:rPr>
+                <w:sz w:val="20"/>
+                <w:szCs w:val="20"/>
+              </w:rPr>
+              <w:t>CompletedAt</w:t>
+            </w:r>
+          </w:p>
+        </w:tc>
+        <w:tc>
+          <w:tcPr>
+            <w:tcW w:w="1800" w:type="dxa"/>
+            <w:tcBorders>
+              <w:top w:val="single" w:sz="1" w:space="0" w:color="CCCCCC"/>
+              <w:left w:val="single" w:sz="1" w:space="0" w:color="CCCCCC"/>
+              <w:bottom w:val="single" w:sz="1" w:space="0" w:color="CCCCCC"/>
+              <w:right w:val="single" w:sz="1" w:space="0" w:color="CCCCCC"/>
+            </w:tcBorders>
+            <w:tcMar>
+              <w:top w:w="80" w:type="dxa"/>
+              <w:left w:w="160" w:type="dxa"/>
+              <w:bottom w:w="80" w:type="dxa"/>
+              <w:right w:w="160" w:type="dxa"/>
+            </w:tcMar>
+          </w:tcPr>
+          <w:p>
+            <w:r>
+              <w:rPr>
+                <w:sz w:val="20"/>
+                <w:szCs w:val="20"/>
+              </w:rPr>
+              <w:t>DATETIME</w:t>
+            </w:r>
+          </w:p>
+        </w:tc>
+        <w:tc>
+          <w:tcPr>
+            <w:tcW w:w="5070" w:type="dxa"/>
+            <w:tcBorders>
+              <w:top w:val="single" w:sz="1" w:space="0" w:color="CCCCCC"/>
+              <w:left w:val="single" w:sz="1" w:space="0" w:color="CCCCCC"/>
+              <w:bottom w:val="single" w:sz="1" w:space="0" w:color="CCCCCC"/>
+              <w:right w:val="single" w:sz="1" w:space="0" w:color="CCCCCC"/>
+            </w:tcBorders>
+            <w:tcMar>
+              <w:top w:w="80" w:type="dxa"/>
+              <w:left w:w="160" w:type="dxa"/>
+              <w:bottom w:w="80" w:type="dxa"/>
+              <w:right w:w="160" w:type="dxa"/>
+            </w:tcMar>
+          </w:tcPr>
+          <w:p>
+            <w:r>
+              <w:rPr>
+                <w:sz w:val="20"/>
+                <w:szCs w:val="20"/>
+              </w:rPr>
+              <w:t>Teljesítés időpontja (NULL ha nem kész)</w:t>
+            </w:r>
+          </w:p>
+        </w:tc>
+      </w:tr>
+      <w:tr>
+        <w:tc>
+          <w:tcPr>
+            <w:tcW w:w="2200" w:type="dxa"/>
+            <w:tcBorders>
+              <w:top w:val="single" w:sz="1" w:space="0" w:color="CCCCCC"/>
+              <w:left w:val="single" w:sz="1" w:space="0" w:color="CCCCCC"/>
+              <w:bottom w:val="single" w:sz="1" w:space="0" w:color="CCCCCC"/>
+              <w:right w:val="single" w:sz="1" w:space="0" w:color="CCCCCC"/>
+            </w:tcBorders>
+            <w:tcMar>
+              <w:top w:w="80" w:type="dxa"/>
+              <w:left w:w="160" w:type="dxa"/>
+              <w:bottom w:w="80" w:type="dxa"/>
+              <w:right w:w="160" w:type="dxa"/>
+            </w:tcMar>
+          </w:tcPr>
+          <w:p>
+            <w:r>
+              <w:rPr>
+                <w:sz w:val="20"/>
+                <w:szCs w:val="20"/>
+              </w:rPr>
+              <w:lastRenderedPageBreak/>
+              <w:t>RecurrenceType</w:t>
+            </w:r>
+          </w:p>
+        </w:tc>
+        <w:tc>
+          <w:tcPr>
+            <w:tcW w:w="1800" w:type="dxa"/>
+            <w:tcBorders>
+              <w:top w:val="single" w:sz="1" w:space="0" w:color="CCCCCC"/>
+              <w:left w:val="single" w:sz="1" w:space="0" w:color="CCCCCC"/>
+              <w:bottom w:val="single" w:sz="1" w:space="0" w:color="CCCCCC"/>
+              <w:right w:val="single" w:sz="1" w:space="0" w:color="CCCCCC"/>
+            </w:tcBorders>
+            <w:tcMar>
+              <w:top w:w="80" w:type="dxa"/>
+              <w:left w:w="160" w:type="dxa"/>
+              <w:bottom w:w="80" w:type="dxa"/>
+              <w:right w:w="160" w:type="dxa"/>
+            </w:tcMar>
+          </w:tcPr>
+          <w:p>
+            <w:r>
+              <w:rPr>
+                <w:sz w:val="20"/>
+                <w:szCs w:val="20"/>
+              </w:rPr>
+              <w:t>NVARCHAR(20)</w:t>
+            </w:r>
+          </w:p>
+        </w:tc>
+        <w:tc>
+          <w:tcPr>
+            <w:tcW w:w="5070" w:type="dxa"/>
+            <w:tcBorders>
+              <w:top w:val="single" w:sz="1" w:space="0" w:color="CCCCCC"/>
+              <w:left w:val="single" w:sz="1" w:space="0" w:color="CCCCCC"/>
+              <w:bottom w:val="single" w:sz="1" w:space="0" w:color="CCCCCC"/>
+              <w:right w:val="single" w:sz="1" w:space="0" w:color="CCCCCC"/>
+            </w:tcBorders>
+            <w:tcMar>
+              <w:top w:w="80" w:type="dxa"/>
+              <w:left w:w="160" w:type="dxa"/>
+              <w:bottom w:w="80" w:type="dxa"/>
+              <w:right w:w="160" w:type="dxa"/>
+            </w:tcMar>
+          </w:tcPr>
+          <w:p>
+            <w:r>
+              <w:rPr>
+                <w:sz w:val="20"/>
+                <w:szCs w:val="20"/>
+              </w:rPr>
+              <w:t>None / Weekly / Biweekly / Monthly</w:t>
+            </w:r>
+          </w:p>
+        </w:tc>
+      </w:tr>
+      <w:tr>
+        <w:tc>
+          <w:tcPr>
+            <w:tcW w:w="2200" w:type="dxa"/>
+            <w:tcBorders>
+              <w:top w:val="single" w:sz="1" w:space="0" w:color="CCCCCC"/>
+              <w:left w:val="single" w:sz="1" w:space="0" w:color="CCCCCC"/>
+              <w:bottom w:val="single" w:sz="1" w:space="0" w:color="CCCCCC"/>
+              <w:right w:val="single" w:sz="1" w:space="0" w:color="CCCCCC"/>
+            </w:tcBorders>
+            <w:tcMar>
+              <w:top w:w="80" w:type="dxa"/>
+              <w:left w:w="160" w:type="dxa"/>
+              <w:bottom w:w="80" w:type="dxa"/>
+              <w:right w:w="160" w:type="dxa"/>
+            </w:tcMar>
+          </w:tcPr>
+          <w:p>
+            <w:r>
+              <w:rPr>
+                <w:sz w:val="20"/>
+                <w:szCs w:val="20"/>
+              </w:rPr>
+              <w:t>RecurrenceEndDate</w:t>
+            </w:r>
+          </w:p>
+        </w:tc>
+        <w:tc>
+          <w:tcPr>
+            <w:tcW w:w="1800" w:type="dxa"/>
+            <w:tcBorders>
+              <w:top w:val="single" w:sz="1" w:space="0" w:color="CCCCCC"/>
+              <w:left w:val="single" w:sz="1" w:space="0" w:color="CCCCCC"/>
+              <w:bottom w:val="single" w:sz="1" w:space="0" w:color="CCCCCC"/>
+              <w:right w:val="single" w:sz="1" w:space="0" w:color="CCCCCC"/>
+            </w:tcBorders>
+            <w:tcMar>
+              <w:top w:w="80" w:type="dxa"/>
+              <w:left w:w="160" w:type="dxa"/>
+              <w:bottom w:w="80" w:type="dxa"/>
+              <w:right w:w="160" w:type="dxa"/>
+            </w:tcMar>
+          </w:tcPr>
+          <w:p>
+            <w:r>
+              <w:rPr>
+                <w:sz w:val="20"/>
+                <w:szCs w:val="20"/>
+              </w:rPr>
+              <w:t>DATE</w:t>
+            </w:r>
+          </w:p>
+        </w:tc>
+        <w:tc>
+          <w:tcPr>
+            <w:tcW w:w="5070" w:type="dxa"/>
+            <w:tcBorders>
+              <w:top w:val="single" w:sz="1" w:space="0" w:color="CCCCCC"/>
+              <w:left w:val="single" w:sz="1" w:space="0" w:color="CCCCCC"/>
+              <w:bottom w:val="single" w:sz="1" w:space="0" w:color="CCCCCC"/>
+              <w:right w:val="single" w:sz="1" w:space="0" w:color="CCCCCC"/>
+            </w:tcBorders>
+            <w:tcMar>
+              <w:top w:w="80" w:type="dxa"/>
+              <w:left w:w="160" w:type="dxa"/>
+              <w:bottom w:w="80" w:type="dxa"/>
+              <w:right w:w="160" w:type="dxa"/>
+            </w:tcMar>
+          </w:tcPr>
+          <w:p>
+            <w:r>
+              <w:rPr>
+                <w:sz w:val="20"/>
+                <w:szCs w:val="20"/>
+              </w:rPr>
+              <w:t>Ismétlődés vége (opcionális)</w:t>
+            </w:r>
+          </w:p>
+        </w:tc>
+      </w:tr>
+      <w:tr>
+        <w:tc>
+          <w:tcPr>
+            <w:tcW w:w="2200" w:type="dxa"/>
+            <w:tcBorders>
+              <w:top w:val="single" w:sz="1" w:space="0" w:color="CCCCCC"/>
+              <w:left w:val="single" w:sz="1" w:space="0" w:color="CCCCCC"/>
+              <w:bottom w:val="single" w:sz="1" w:space="0" w:color="CCCCCC"/>
+              <w:right w:val="single" w:sz="1" w:space="0" w:color="CCCCCC"/>
+            </w:tcBorders>
+            <w:tcMar>
+              <w:top w:w="80" w:type="dxa"/>
+              <w:left w:w="160" w:type="dxa"/>
+              <w:bottom w:w="80" w:type="dxa"/>
+              <w:right w:w="160" w:type="dxa"/>
+            </w:tcMar>
+          </w:tcPr>
+          <w:p>
+            <w:r>
+              <w:rPr>
+                <w:sz w:val="20"/>
+                <w:szCs w:val="20"/>
+              </w:rPr>
+              <w:t>ParentTaskID</w:t>
+            </w:r>
+          </w:p>
+        </w:tc>
+        <w:tc>
+          <w:tcPr>
+            <w:tcW w:w="1800" w:type="dxa"/>
+            <w:tcBorders>
+              <w:top w:val="single" w:sz="1" w:space="0" w:color="CCCCCC"/>
+              <w:left w:val="single" w:sz="1" w:space="0" w:color="CCCCCC"/>
+              <w:bottom w:val="single" w:sz="1" w:space="0" w:color="CCCCCC"/>
+              <w:right w:val="single" w:sz="1" w:space="0" w:color="CCCCCC"/>
+            </w:tcBorders>
+            <w:tcMar>
+              <w:top w:w="80" w:type="dxa"/>
+              <w:left w:w="160" w:type="dxa"/>
+              <w:bottom w:w="80" w:type="dxa"/>
+              <w:right w:w="160" w:type="dxa"/>
+            </w:tcMar>
+          </w:tcPr>
+          <w:p>
+            <w:r>
+              <w:rPr>
+                <w:sz w:val="20"/>
+                <w:szCs w:val="20"/>
+              </w:rPr>
+              <w:t>INT FK</w:t>
+            </w:r>
+          </w:p>
+        </w:tc>
+        <w:tc>
+          <w:tcPr>
+            <w:tcW w:w="5070" w:type="dxa"/>
+            <w:tcBorders>
+              <w:top w:val="single" w:sz="1" w:space="0" w:color="CCCCCC"/>
+              <w:left w:val="single" w:sz="1" w:space="0" w:color="CCCCCC"/>
+              <w:bottom w:val="single" w:sz="1" w:space="0" w:color="CCCCCC"/>
+              <w:right w:val="single" w:sz="1" w:space="0" w:color="CCCCCC"/>
+            </w:tcBorders>
+            <w:tcMar>
+              <w:top w:w="80" w:type="dxa"/>
+              <w:left w:w="160" w:type="dxa"/>
+              <w:bottom w:w="80" w:type="dxa"/>
+              <w:right w:w="160" w:type="dxa"/>
+            </w:tcMar>
+          </w:tcPr>
+          <w:p>
+            <w:r>
+              <w:rPr>
+                <w:sz w:val="20"/>
+                <w:szCs w:val="20"/>
+              </w:rPr>
+              <w:t>Ismétlődő sorozat gyökérfeladata (NULL az alap)</w:t>
+            </w:r>
+          </w:p>
+        </w:tc>
+      </w:tr>
+      <w:tr>
+        <w:tc>
+          <w:tcPr>
+            <w:tcW w:w="2200" w:type="dxa"/>
+            <w:tcBorders>
+              <w:top w:val="single" w:sz="1" w:space="0" w:color="CCCCCC"/>
+              <w:left w:val="single" w:sz="1" w:space="0" w:color="CCCCCC"/>
+              <w:bottom w:val="single" w:sz="1" w:space="0" w:color="CCCCCC"/>
+              <w:right w:val="single" w:sz="1" w:space="0" w:color="CCCCCC"/>
+            </w:tcBorders>
+            <w:tcMar>
+              <w:top w:w="80" w:type="dxa"/>
+              <w:left w:w="160" w:type="dxa"/>
+              <w:bottom w:w="80" w:type="dxa"/>
+              <w:right w:w="160" w:type="dxa"/>
+            </w:tcMar>
+          </w:tcPr>
+          <w:p>
+            <w:r>
+              <w:rPr>
+                <w:sz w:val="20"/>
+                <w:szCs w:val="20"/>
+              </w:rPr>
+              <w:t>CreatedAt</w:t>
+            </w:r>
+          </w:p>
+        </w:tc>
+        <w:tc>
+          <w:tcPr>
+            <w:tcW w:w="1800" w:type="dxa"/>
+            <w:tcBorders>
+              <w:top w:val="single" w:sz="1" w:space="0" w:color="CCCCCC"/>
+              <w:left w:val="single" w:sz="1" w:space="0" w:color="CCCCCC"/>
+              <w:bottom w:val="single" w:sz="1" w:space="0" w:color="CCCCCC"/>
+              <w:right w:val="single" w:sz="1" w:space="0" w:color="CCCCCC"/>
+            </w:tcBorders>
+            <w:tcMar>
+              <w:top w:w="80" w:type="dxa"/>
+              <w:left w:w="160" w:type="dxa"/>
+              <w:bottom w:w="80" w:type="dxa"/>
+              <w:right w:w="160" w:type="dxa"/>
+            </w:tcMar>
+          </w:tcPr>
+          <w:p>
+            <w:r>
+              <w:rPr>
+                <w:sz w:val="20"/>
+                <w:szCs w:val="20"/>
+              </w:rPr>
+              <w:t>DATETIME</w:t>
+            </w:r>
+          </w:p>
+        </w:tc>
+        <w:tc>
+          <w:tcPr>
+            <w:tcW w:w="5070" w:type="dxa"/>
+            <w:tcBorders>
+              <w:top w:val="single" w:sz="1" w:space="0" w:color="CCCCCC"/>
+              <w:left w:val="single" w:sz="1" w:space="0" w:color="CCCCCC"/>
+              <w:bottom w:val="single" w:sz="1" w:space="0" w:color="CCCCCC"/>
+              <w:right w:val="single" w:sz="1" w:space="0" w:color="CCCCCC"/>
+            </w:tcBorders>
+            <w:tcMar>
+              <w:top w:w="80" w:type="dxa"/>
+              <w:left w:w="160" w:type="dxa"/>
+              <w:bottom w:w="80" w:type="dxa"/>
+              <w:right w:w="160" w:type="dxa"/>
+            </w:tcMar>
+          </w:tcPr>
+          <w:p>
+            <w:r>
+              <w:rPr>
+                <w:sz w:val="20"/>
+                <w:szCs w:val="20"/>
+              </w:rPr>
+              <w:t>Létrehozás időpontja</w:t>
+            </w:r>
+          </w:p>
+        </w:tc>
+      </w:tr>
+    </w:tbl>
+    <w:p/>
+    <w:p>
+      <w:pPr>
+        <w:spacing w:before="200" w:after="80" w:line="360" w:lineRule="auto"/>
+        <w:jc w:val="both"/>
+      </w:pPr>
+      <w:r>
+        <w:rPr>
+          <w:b/>
+          <w:bCs/>
+        </w:rPr>
+        <w:t>Groups tábla</w:t>
+      </w:r>
+    </w:p>
+    <w:p>
+      <w:pPr>
+        <w:spacing w:before="80" w:after="120" w:line="360" w:lineRule="auto"/>
+        <w:jc w:val="both"/>
+      </w:pPr>
+      <w:r>
+        <w:t>A tanulói csoportokat tárolja. Minden csoportnak van egy tulajdonosa.</w:t>
+      </w:r>
+    </w:p>
+    <w:p>
+      <w:r>
+        <w:br w:type="page"/>
+      </w:r>
+    </w:p>
+    <w:tbl>
+      <w:tblPr>
+        <w:tblW w:w="9070" w:type="dxa"/>
+        <w:tblBorders>
+          <w:top w:val="single" w:sz="4" w:space="0" w:color="auto"/>
+          <w:left w:val="single" w:sz="4" w:space="0" w:color="auto"/>
+          <w:bottom w:val="single" w:sz="4" w:space="0" w:color="auto"/>
+          <w:right w:val="single" w:sz="4" w:space="0" w:color="auto"/>
+          <w:insideH w:val="single" w:sz="4" w:space="0" w:color="auto"/>
+          <w:insideV w:val="single" w:sz="4" w:space="0" w:color="auto"/>
+        </w:tblBorders>
+        <w:tblCellMar>
+          <w:left w:w="10" w:type="dxa"/>
+          <w:right w:w="10" w:type="dxa"/>
+        </w:tblCellMar>
+        <w:tblLook w:val="04A0" w:firstRow="1" w:lastRow="0" w:firstColumn="1" w:lastColumn="0" w:noHBand="0" w:noVBand="1"/>
+      </w:tblPr>
+      <w:tblGrid>
+        <w:gridCol w:w="2100"/>
+        <w:gridCol w:w="2600"/>
+        <w:gridCol w:w="4370"/>
+      </w:tblGrid>
+      <w:tr>
+        <w:trPr>
+          <w:tblHeader/>
+        </w:trPr>
+        <w:tc>
+          <w:tcPr>
+            <w:tcW w:w="2100" w:type="dxa"/>
+            <w:tcBorders>
+              <w:top w:val="single" w:sz="1" w:space="0" w:color="CCCCCC"/>
+              <w:left w:val="single" w:sz="1" w:space="0" w:color="CCCCCC"/>
+              <w:bottom w:val="single" w:sz="1" w:space="0" w:color="CCCCCC"/>
+              <w:right w:val="single" w:sz="1" w:space="0" w:color="CCCCCC"/>
+            </w:tcBorders>
+            <w:shd w:val="clear" w:color="auto" w:fill="D6E4F7"/>
+            <w:tcMar>
+              <w:top w:w="80" w:type="dxa"/>
+              <w:left w:w="160" w:type="dxa"/>
+              <w:bottom w:w="80" w:type="dxa"/>
+              <w:right w:w="160" w:type="dxa"/>
+            </w:tcMar>
+          </w:tcPr>
+          <w:p>
+            <w:r>
+              <w:rPr>
+                <w:b/>
+                <w:bCs/>
+                <w:sz w:val="20"/>
+                <w:szCs w:val="20"/>
+              </w:rPr>
+              <w:lastRenderedPageBreak/>
+              <w:t>Mező neve</w:t>
+            </w:r>
+          </w:p>
+        </w:tc>
+        <w:tc>
+          <w:tcPr>
+            <w:tcW w:w="2600" w:type="dxa"/>
+            <w:tcBorders>
+              <w:top w:val="single" w:sz="1" w:space="0" w:color="CCCCCC"/>
+              <w:left w:val="single" w:sz="1" w:space="0" w:color="CCCCCC"/>
+              <w:bottom w:val="single" w:sz="1" w:space="0" w:color="CCCCCC"/>
+              <w:right w:val="single" w:sz="1" w:space="0" w:color="CCCCCC"/>
+            </w:tcBorders>
+            <w:shd w:val="clear" w:color="auto" w:fill="D6E4F7"/>
+            <w:tcMar>
+              <w:top w:w="80" w:type="dxa"/>
+              <w:left w:w="160" w:type="dxa"/>
+              <w:bottom w:w="80" w:type="dxa"/>
+              <w:right w:w="160" w:type="dxa"/>
+            </w:tcMar>
+          </w:tcPr>
+          <w:p>
+            <w:r>
+              <w:rPr>
+                <w:b/>
+                <w:bCs/>
+                <w:sz w:val="20"/>
+                <w:szCs w:val="20"/>
+              </w:rPr>
+              <w:t>Típus</w:t>
+            </w:r>
+          </w:p>
+        </w:tc>
+        <w:tc>
+          <w:tcPr>
+            <w:tcW w:w="4370" w:type="dxa"/>
+            <w:tcBorders>
+              <w:top w:val="single" w:sz="1" w:space="0" w:color="CCCCCC"/>
+              <w:left w:val="single" w:sz="1" w:space="0" w:color="CCCCCC"/>
+              <w:bottom w:val="single" w:sz="1" w:space="0" w:color="CCCCCC"/>
+              <w:right w:val="single" w:sz="1" w:space="0" w:color="CCCCCC"/>
+            </w:tcBorders>
+            <w:shd w:val="clear" w:color="auto" w:fill="D6E4F7"/>
+            <w:tcMar>
+              <w:top w:w="80" w:type="dxa"/>
+              <w:left w:w="160" w:type="dxa"/>
+              <w:bottom w:w="80" w:type="dxa"/>
+              <w:right w:w="160" w:type="dxa"/>
+            </w:tcMar>
+          </w:tcPr>
+          <w:p>
+            <w:r>
+              <w:rPr>
+                <w:b/>
+                <w:bCs/>
+                <w:sz w:val="20"/>
+                <w:szCs w:val="20"/>
+              </w:rPr>
+              <w:t>Leírás</w:t>
+            </w:r>
+          </w:p>
+        </w:tc>
+      </w:tr>
+      <w:tr>
+        <w:tc>
+          <w:tcPr>
+            <w:tcW w:w="2100" w:type="dxa"/>
+            <w:tcBorders>
+              <w:top w:val="single" w:sz="1" w:space="0" w:color="CCCCCC"/>
+              <w:left w:val="single" w:sz="1" w:space="0" w:color="CCCCCC"/>
+              <w:bottom w:val="single" w:sz="1" w:space="0" w:color="CCCCCC"/>
+              <w:right w:val="single" w:sz="1" w:space="0" w:color="CCCCCC"/>
+            </w:tcBorders>
+            <w:tcMar>
+              <w:top w:w="80" w:type="dxa"/>
+              <w:left w:w="160" w:type="dxa"/>
+              <w:bottom w:w="80" w:type="dxa"/>
+              <w:right w:w="160" w:type="dxa"/>
+            </w:tcMar>
+          </w:tcPr>
+          <w:p>
+            <w:pPr>
+              <w:jc w:val="both"/>
+              <w:rPr>
+                <w:sz w:val="20"/>
+                <w:szCs w:val="20"/>
+              </w:rPr>
+            </w:pPr>
+            <w:r>
+              <w:rPr>
+                <w:sz w:val="20"/>
+                <w:szCs w:val="20"/>
+              </w:rPr>
+              <w:t>GroupID</w:t>
+            </w:r>
+          </w:p>
+        </w:tc>
+        <w:tc>
+          <w:tcPr>
+            <w:tcW w:w="2600" w:type="dxa"/>
+            <w:tcBorders>
+              <w:top w:val="single" w:sz="1" w:space="0" w:color="CCCCCC"/>
+              <w:left w:val="single" w:sz="1" w:space="0" w:color="CCCCCC"/>
+              <w:bottom w:val="single" w:sz="1" w:space="0" w:color="CCCCCC"/>
+              <w:right w:val="single" w:sz="1" w:space="0" w:color="CCCCCC"/>
+            </w:tcBorders>
+            <w:tcMar>
+              <w:top w:w="80" w:type="dxa"/>
+              <w:left w:w="160" w:type="dxa"/>
+              <w:bottom w:w="80" w:type="dxa"/>
+              <w:right w:w="160" w:type="dxa"/>
+            </w:tcMar>
+          </w:tcPr>
+          <w:p>
+            <w:pPr>
+              <w:jc w:val="both"/>
+              <w:rPr>
+                <w:sz w:val="20"/>
+                <w:szCs w:val="20"/>
+              </w:rPr>
+            </w:pPr>
+            <w:r>
+              <w:rPr>
+                <w:sz w:val="20"/>
+                <w:szCs w:val="20"/>
+              </w:rPr>
+              <w:t>INT PK</w:t>
+            </w:r>
+          </w:p>
+        </w:tc>
+        <w:tc>
+          <w:tcPr>
+            <w:tcW w:w="4370" w:type="dxa"/>
+            <w:tcBorders>
+              <w:top w:val="single" w:sz="1" w:space="0" w:color="CCCCCC"/>
+              <w:left w:val="single" w:sz="1" w:space="0" w:color="CCCCCC"/>
+              <w:bottom w:val="single" w:sz="1" w:space="0" w:color="CCCCCC"/>
+              <w:right w:val="single" w:sz="1" w:space="0" w:color="CCCCCC"/>
+            </w:tcBorders>
+            <w:tcMar>
+              <w:top w:w="80" w:type="dxa"/>
+              <w:left w:w="160" w:type="dxa"/>
+              <w:bottom w:w="80" w:type="dxa"/>
+              <w:right w:w="160" w:type="dxa"/>
+            </w:tcMar>
+          </w:tcPr>
+          <w:p>
+            <w:pPr>
+              <w:jc w:val="both"/>
+              <w:rPr>
+                <w:sz w:val="20"/>
+                <w:szCs w:val="20"/>
+              </w:rPr>
+            </w:pPr>
+            <w:r>
+              <w:rPr>
+                <w:sz w:val="20"/>
+                <w:szCs w:val="20"/>
+              </w:rPr>
+              <w:t>Egyedi azonosító</w:t>
+            </w:r>
+          </w:p>
+        </w:tc>
+      </w:tr>
+      <w:tr>
+        <w:tc>
+          <w:tcPr>
+            <w:tcW w:w="2100" w:type="dxa"/>
+            <w:tcBorders>
+              <w:top w:val="single" w:sz="1" w:space="0" w:color="CCCCCC"/>
+              <w:left w:val="single" w:sz="1" w:space="0" w:color="CCCCCC"/>
+              <w:bottom w:val="single" w:sz="1" w:space="0" w:color="CCCCCC"/>
+              <w:right w:val="single" w:sz="1" w:space="0" w:color="CCCCCC"/>
+            </w:tcBorders>
+            <w:tcMar>
+              <w:top w:w="80" w:type="dxa"/>
+              <w:left w:w="160" w:type="dxa"/>
+              <w:bottom w:w="80" w:type="dxa"/>
+              <w:right w:w="160" w:type="dxa"/>
+            </w:tcMar>
+          </w:tcPr>
+          <w:p>
+            <w:pPr>
+              <w:jc w:val="both"/>
+              <w:rPr>
+                <w:sz w:val="20"/>
+                <w:szCs w:val="20"/>
+              </w:rPr>
+            </w:pPr>
+            <w:r>
+              <w:rPr>
+                <w:sz w:val="20"/>
+                <w:szCs w:val="20"/>
+              </w:rPr>
+              <w:t>Name</w:t>
+            </w:r>
+          </w:p>
+        </w:tc>
+        <w:tc>
+          <w:tcPr>
+            <w:tcW w:w="2600" w:type="dxa"/>
+            <w:tcBorders>
+              <w:top w:val="single" w:sz="1" w:space="0" w:color="CCCCCC"/>
+              <w:left w:val="single" w:sz="1" w:space="0" w:color="CCCCCC"/>
+              <w:bottom w:val="single" w:sz="1" w:space="0" w:color="CCCCCC"/>
+              <w:right w:val="single" w:sz="1" w:space="0" w:color="CCCCCC"/>
+            </w:tcBorders>
+            <w:tcMar>
+              <w:top w:w="80" w:type="dxa"/>
+              <w:left w:w="160" w:type="dxa"/>
+              <w:bottom w:w="80" w:type="dxa"/>
+              <w:right w:w="160" w:type="dxa"/>
+            </w:tcMar>
+          </w:tcPr>
+          <w:p>
+            <w:pPr>
+              <w:jc w:val="both"/>
+              <w:rPr>
+                <w:sz w:val="20"/>
+                <w:szCs w:val="20"/>
+              </w:rPr>
+            </w:pPr>
+            <w:r>
+              <w:rPr>
+                <w:sz w:val="20"/>
+                <w:szCs w:val="20"/>
+              </w:rPr>
+              <w:t>NVARCHAR(100)</w:t>
+            </w:r>
+          </w:p>
+        </w:tc>
+        <w:tc>
+          <w:tcPr>
+            <w:tcW w:w="4370" w:type="dxa"/>
+            <w:tcBorders>
+              <w:top w:val="single" w:sz="1" w:space="0" w:color="CCCCCC"/>
+              <w:left w:val="single" w:sz="1" w:space="0" w:color="CCCCCC"/>
+              <w:bottom w:val="single" w:sz="1" w:space="0" w:color="CCCCCC"/>
+              <w:right w:val="single" w:sz="1" w:space="0" w:color="CCCCCC"/>
+            </w:tcBorders>
+            <w:tcMar>
+              <w:top w:w="80" w:type="dxa"/>
+              <w:left w:w="160" w:type="dxa"/>
+              <w:bottom w:w="80" w:type="dxa"/>
+              <w:right w:w="160" w:type="dxa"/>
+            </w:tcMar>
+          </w:tcPr>
+          <w:p>
+            <w:pPr>
+              <w:jc w:val="both"/>
+              <w:rPr>
+                <w:sz w:val="20"/>
+                <w:szCs w:val="20"/>
+              </w:rPr>
+            </w:pPr>
+            <w:r>
+              <w:rPr>
+                <w:sz w:val="20"/>
+                <w:szCs w:val="20"/>
+              </w:rPr>
+              <w:t>Csoport neve</w:t>
+            </w:r>
+          </w:p>
+        </w:tc>
+      </w:tr>
+      <w:tr>
+        <w:tc>
+          <w:tcPr>
+            <w:tcW w:w="2100" w:type="dxa"/>
+            <w:tcBorders>
+              <w:top w:val="single" w:sz="1" w:space="0" w:color="CCCCCC"/>
+              <w:left w:val="single" w:sz="1" w:space="0" w:color="CCCCCC"/>
+              <w:bottom w:val="single" w:sz="1" w:space="0" w:color="CCCCCC"/>
+              <w:right w:val="single" w:sz="1" w:space="0" w:color="CCCCCC"/>
+            </w:tcBorders>
+            <w:tcMar>
+              <w:top w:w="80" w:type="dxa"/>
+              <w:left w:w="160" w:type="dxa"/>
+              <w:bottom w:w="80" w:type="dxa"/>
+              <w:right w:w="160" w:type="dxa"/>
+            </w:tcMar>
+          </w:tcPr>
+          <w:p>
+            <w:pPr>
+              <w:jc w:val="both"/>
+              <w:rPr>
+                <w:sz w:val="20"/>
+                <w:szCs w:val="20"/>
+              </w:rPr>
+            </w:pPr>
+            <w:r>
+              <w:rPr>
+                <w:color w:val="000000"/>
+                <w:sz w:val="20"/>
+                <w:szCs w:val="20"/>
+                <w:highlight w:val="white"/>
+              </w:rPr>
+              <w:t>Description</w:t>
+            </w:r>
+          </w:p>
+        </w:tc>
+        <w:tc>
+          <w:tcPr>
+            <w:tcW w:w="2600" w:type="dxa"/>
+            <w:tcBorders>
+              <w:top w:val="single" w:sz="1" w:space="0" w:color="CCCCCC"/>
+              <w:left w:val="single" w:sz="1" w:space="0" w:color="CCCCCC"/>
+              <w:bottom w:val="single" w:sz="1" w:space="0" w:color="CCCCCC"/>
+              <w:right w:val="single" w:sz="1" w:space="0" w:color="CCCCCC"/>
+            </w:tcBorders>
+            <w:tcMar>
+              <w:top w:w="80" w:type="dxa"/>
+              <w:left w:w="160" w:type="dxa"/>
+              <w:bottom w:w="80" w:type="dxa"/>
+              <w:right w:w="160" w:type="dxa"/>
+            </w:tcMar>
+          </w:tcPr>
+          <w:p>
+            <w:pPr>
+              <w:jc w:val="both"/>
+              <w:rPr>
+                <w:sz w:val="20"/>
+                <w:szCs w:val="20"/>
+              </w:rPr>
+            </w:pPr>
+            <w:r>
+              <w:rPr>
+                <w:sz w:val="20"/>
+                <w:szCs w:val="20"/>
+              </w:rPr>
+              <w:t>NVARCHAR(500)</w:t>
+            </w:r>
+          </w:p>
+        </w:tc>
+        <w:tc>
+          <w:tcPr>
+            <w:tcW w:w="4370" w:type="dxa"/>
+            <w:tcBorders>
+              <w:top w:val="single" w:sz="1" w:space="0" w:color="CCCCCC"/>
+              <w:left w:val="single" w:sz="1" w:space="0" w:color="CCCCCC"/>
+              <w:bottom w:val="single" w:sz="1" w:space="0" w:color="CCCCCC"/>
+              <w:right w:val="single" w:sz="1" w:space="0" w:color="CCCCCC"/>
+            </w:tcBorders>
+            <w:tcMar>
+              <w:top w:w="80" w:type="dxa"/>
+              <w:left w:w="160" w:type="dxa"/>
+              <w:bottom w:w="80" w:type="dxa"/>
+              <w:right w:w="160" w:type="dxa"/>
+            </w:tcMar>
+          </w:tcPr>
+          <w:p>
+            <w:pPr>
+              <w:jc w:val="both"/>
+              <w:rPr>
+                <w:sz w:val="20"/>
+                <w:szCs w:val="20"/>
+              </w:rPr>
+            </w:pPr>
+            <w:r>
+              <w:rPr>
+                <w:sz w:val="20"/>
+                <w:szCs w:val="20"/>
+              </w:rPr>
+              <w:t>FK → Users (tulajdonos)</w:t>
+            </w:r>
+          </w:p>
+        </w:tc>
+      </w:tr>
+      <w:tr>
+        <w:tc>
+          <w:tcPr>
+            <w:tcW w:w="2100" w:type="dxa"/>
+            <w:tcBorders>
+              <w:top w:val="single" w:sz="1" w:space="0" w:color="CCCCCC"/>
+              <w:left w:val="single" w:sz="1" w:space="0" w:color="CCCCCC"/>
+              <w:bottom w:val="single" w:sz="1" w:space="0" w:color="CCCCCC"/>
+              <w:right w:val="single" w:sz="1" w:space="0" w:color="CCCCCC"/>
+            </w:tcBorders>
+            <w:tcMar>
+              <w:top w:w="80" w:type="dxa"/>
+              <w:left w:w="160" w:type="dxa"/>
+              <w:bottom w:w="80" w:type="dxa"/>
+              <w:right w:w="160" w:type="dxa"/>
+            </w:tcMar>
+          </w:tcPr>
+          <w:p>
+            <w:pPr>
+              <w:jc w:val="both"/>
+              <w:rPr>
+                <w:sz w:val="20"/>
+                <w:szCs w:val="20"/>
+              </w:rPr>
+            </w:pPr>
+            <w:r>
+              <w:rPr>
+                <w:color w:val="000000"/>
+                <w:sz w:val="20"/>
+                <w:szCs w:val="20"/>
+                <w:highlight w:val="white"/>
+              </w:rPr>
+              <w:t>OwnerId</w:t>
+            </w:r>
+          </w:p>
+        </w:tc>
+        <w:tc>
+          <w:tcPr>
+            <w:tcW w:w="2600" w:type="dxa"/>
+            <w:tcBorders>
+              <w:top w:val="single" w:sz="1" w:space="0" w:color="CCCCCC"/>
+              <w:left w:val="single" w:sz="1" w:space="0" w:color="CCCCCC"/>
+              <w:bottom w:val="single" w:sz="1" w:space="0" w:color="CCCCCC"/>
+              <w:right w:val="single" w:sz="1" w:space="0" w:color="CCCCCC"/>
+            </w:tcBorders>
+            <w:tcMar>
+              <w:top w:w="80" w:type="dxa"/>
+              <w:left w:w="160" w:type="dxa"/>
+              <w:bottom w:w="80" w:type="dxa"/>
+              <w:right w:w="160" w:type="dxa"/>
+            </w:tcMar>
+          </w:tcPr>
+          <w:p>
+            <w:pPr>
+              <w:jc w:val="both"/>
+              <w:rPr>
+                <w:sz w:val="20"/>
+                <w:szCs w:val="20"/>
+              </w:rPr>
+            </w:pPr>
+            <w:r>
+              <w:rPr>
+                <w:sz w:val="20"/>
+                <w:szCs w:val="20"/>
+              </w:rPr>
+              <w:t>INT FK</w:t>
+            </w:r>
+          </w:p>
+        </w:tc>
+        <w:tc>
+          <w:tcPr>
+            <w:tcW w:w="4370" w:type="dxa"/>
+            <w:tcBorders>
+              <w:top w:val="single" w:sz="1" w:space="0" w:color="CCCCCC"/>
+              <w:left w:val="single" w:sz="1" w:space="0" w:color="CCCCCC"/>
+              <w:bottom w:val="single" w:sz="1" w:space="0" w:color="CCCCCC"/>
+              <w:right w:val="single" w:sz="1" w:space="0" w:color="CCCCCC"/>
+            </w:tcBorders>
+            <w:tcMar>
+              <w:top w:w="80" w:type="dxa"/>
+              <w:left w:w="160" w:type="dxa"/>
+              <w:bottom w:w="80" w:type="dxa"/>
+              <w:right w:w="160" w:type="dxa"/>
+            </w:tcMar>
+          </w:tcPr>
+          <w:p>
+            <w:pPr>
+              <w:jc w:val="both"/>
+              <w:rPr>
+                <w:sz w:val="20"/>
+                <w:szCs w:val="20"/>
+              </w:rPr>
+            </w:pPr>
+            <w:r>
+              <w:rPr>
+                <w:sz w:val="20"/>
+                <w:szCs w:val="20"/>
+              </w:rPr>
+              <w:t>csoport vezető azonosító</w:t>
+            </w:r>
+          </w:p>
+        </w:tc>
+      </w:tr>
+      <w:tr>
+        <w:tc>
+          <w:tcPr>
+            <w:tcW w:w="2100" w:type="dxa"/>
+            <w:tcBorders>
+              <w:top w:val="single" w:sz="1" w:space="0" w:color="CCCCCC"/>
+              <w:left w:val="single" w:sz="1" w:space="0" w:color="CCCCCC"/>
+              <w:bottom w:val="single" w:sz="1" w:space="0" w:color="CCCCCC"/>
+              <w:right w:val="single" w:sz="1" w:space="0" w:color="CCCCCC"/>
+            </w:tcBorders>
+            <w:tcMar>
+              <w:top w:w="80" w:type="dxa"/>
+              <w:left w:w="160" w:type="dxa"/>
+              <w:bottom w:w="80" w:type="dxa"/>
+              <w:right w:w="160" w:type="dxa"/>
+            </w:tcMar>
+          </w:tcPr>
+          <w:p>
+            <w:pPr>
+              <w:jc w:val="both"/>
+              <w:rPr>
+                <w:sz w:val="20"/>
+                <w:szCs w:val="20"/>
+              </w:rPr>
+            </w:pPr>
+            <w:r>
+              <w:rPr>
+                <w:color w:val="000000"/>
+                <w:sz w:val="20"/>
+                <w:szCs w:val="20"/>
+                <w:highlight w:val="white"/>
+              </w:rPr>
+              <w:t>InviteCode</w:t>
+            </w:r>
+          </w:p>
+        </w:tc>
+        <w:tc>
+          <w:tcPr>
+            <w:tcW w:w="2600" w:type="dxa"/>
+            <w:tcBorders>
+              <w:top w:val="single" w:sz="1" w:space="0" w:color="CCCCCC"/>
+              <w:left w:val="single" w:sz="1" w:space="0" w:color="CCCCCC"/>
+              <w:bottom w:val="single" w:sz="1" w:space="0" w:color="CCCCCC"/>
+              <w:right w:val="single" w:sz="1" w:space="0" w:color="CCCCCC"/>
+            </w:tcBorders>
+            <w:tcMar>
+              <w:top w:w="80" w:type="dxa"/>
+              <w:left w:w="160" w:type="dxa"/>
+              <w:bottom w:w="80" w:type="dxa"/>
+              <w:right w:w="160" w:type="dxa"/>
+            </w:tcMar>
+          </w:tcPr>
+          <w:p>
+            <w:pPr>
+              <w:jc w:val="both"/>
+              <w:rPr>
+                <w:sz w:val="20"/>
+                <w:szCs w:val="20"/>
+              </w:rPr>
+            </w:pPr>
+            <w:r>
+              <w:rPr>
+                <w:sz w:val="20"/>
+                <w:szCs w:val="20"/>
+              </w:rPr>
+              <w:t>NVARCHAR(20)</w:t>
+            </w:r>
+          </w:p>
+        </w:tc>
+        <w:tc>
+          <w:tcPr>
+            <w:tcW w:w="4370" w:type="dxa"/>
+            <w:tcBorders>
+              <w:top w:val="single" w:sz="1" w:space="0" w:color="CCCCCC"/>
+              <w:left w:val="single" w:sz="1" w:space="0" w:color="CCCCCC"/>
+              <w:bottom w:val="single" w:sz="1" w:space="0" w:color="CCCCCC"/>
+              <w:right w:val="single" w:sz="1" w:space="0" w:color="CCCCCC"/>
+            </w:tcBorders>
+            <w:tcMar>
+              <w:top w:w="80" w:type="dxa"/>
+              <w:left w:w="160" w:type="dxa"/>
+              <w:bottom w:w="80" w:type="dxa"/>
+              <w:right w:w="160" w:type="dxa"/>
+            </w:tcMar>
+          </w:tcPr>
+          <w:p>
+            <w:pPr>
+              <w:jc w:val="both"/>
+              <w:rPr>
+                <w:sz w:val="20"/>
+                <w:szCs w:val="20"/>
+              </w:rPr>
+            </w:pPr>
+            <w:r>
+              <w:rPr>
+                <w:sz w:val="20"/>
+                <w:szCs w:val="20"/>
+              </w:rPr>
+              <w:t>M</w:t>
+            </w:r>
+            <w:r>
+              <w:rPr>
+                <w:sz w:val="20"/>
+                <w:szCs w:val="20"/>
+              </w:rPr>
+              <w:t>eghívói kód</w:t>
+            </w:r>
+          </w:p>
+        </w:tc>
+      </w:tr>
+      <w:tr>
+        <w:tc>
+          <w:tcPr>
+            <w:tcW w:w="2100" w:type="dxa"/>
+            <w:tcBorders>
+              <w:top w:val="single" w:sz="1" w:space="0" w:color="CCCCCC"/>
+              <w:left w:val="single" w:sz="1" w:space="0" w:color="CCCCCC"/>
+              <w:bottom w:val="single" w:sz="1" w:space="0" w:color="CCCCCC"/>
+              <w:right w:val="single" w:sz="1" w:space="0" w:color="CCCCCC"/>
+            </w:tcBorders>
+            <w:tcMar>
+              <w:top w:w="80" w:type="dxa"/>
+              <w:left w:w="160" w:type="dxa"/>
+              <w:bottom w:w="80" w:type="dxa"/>
+              <w:right w:w="160" w:type="dxa"/>
+            </w:tcMar>
+          </w:tcPr>
+          <w:p>
+            <w:pPr>
+              <w:jc w:val="both"/>
+              <w:rPr>
+                <w:sz w:val="20"/>
+                <w:szCs w:val="20"/>
+              </w:rPr>
+            </w:pPr>
+            <w:r>
+              <w:rPr>
+                <w:sz w:val="20"/>
+                <w:szCs w:val="20"/>
+              </w:rPr>
+              <w:t>CreatedAt</w:t>
+            </w:r>
+          </w:p>
+        </w:tc>
+        <w:tc>
+          <w:tcPr>
+            <w:tcW w:w="2600" w:type="dxa"/>
+            <w:tcBorders>
+              <w:top w:val="single" w:sz="1" w:space="0" w:color="CCCCCC"/>
+              <w:left w:val="single" w:sz="1" w:space="0" w:color="CCCCCC"/>
+              <w:bottom w:val="single" w:sz="1" w:space="0" w:color="CCCCCC"/>
+              <w:right w:val="single" w:sz="1" w:space="0" w:color="CCCCCC"/>
+            </w:tcBorders>
+            <w:tcMar>
+              <w:top w:w="80" w:type="dxa"/>
+              <w:left w:w="160" w:type="dxa"/>
+              <w:bottom w:w="80" w:type="dxa"/>
+              <w:right w:w="160" w:type="dxa"/>
+            </w:tcMar>
+          </w:tcPr>
+          <w:p>
+            <w:pPr>
+              <w:jc w:val="both"/>
+              <w:rPr>
+                <w:sz w:val="20"/>
+                <w:szCs w:val="20"/>
+              </w:rPr>
+            </w:pPr>
+            <w:r>
+              <w:rPr>
+                <w:sz w:val="20"/>
+                <w:szCs w:val="20"/>
+              </w:rPr>
+              <w:t>DATETIME</w:t>
+            </w:r>
+          </w:p>
+        </w:tc>
+        <w:tc>
+          <w:tcPr>
+            <w:tcW w:w="4370" w:type="dxa"/>
+            <w:tcBorders>
+              <w:top w:val="single" w:sz="1" w:space="0" w:color="CCCCCC"/>
+              <w:left w:val="single" w:sz="1" w:space="0" w:color="CCCCCC"/>
+              <w:bottom w:val="single" w:sz="1" w:space="0" w:color="CCCCCC"/>
+              <w:right w:val="single" w:sz="1" w:space="0" w:color="CCCCCC"/>
+            </w:tcBorders>
+            <w:tcMar>
+              <w:top w:w="80" w:type="dxa"/>
+              <w:left w:w="160" w:type="dxa"/>
+              <w:bottom w:w="80" w:type="dxa"/>
+              <w:right w:w="160" w:type="dxa"/>
+            </w:tcMar>
+          </w:tcPr>
+          <w:p>
+            <w:pPr>
+              <w:jc w:val="both"/>
+              <w:rPr>
+                <w:sz w:val="20"/>
+                <w:szCs w:val="20"/>
+              </w:rPr>
+            </w:pPr>
+            <w:r>
+              <w:rPr>
+                <w:sz w:val="20"/>
+                <w:szCs w:val="20"/>
+              </w:rPr>
+              <w:t>Létrehozás időpontja</w:t>
+            </w:r>
+          </w:p>
+        </w:tc>
+      </w:tr>
+    </w:tbl>
+    <w:p/>
+    <w:p>
+      <w:pPr>
+        <w:spacing w:before="200" w:after="80" w:line="360" w:lineRule="auto"/>
+        <w:jc w:val="both"/>
+      </w:pPr>
+      <w:r>
+        <w:rPr>
+          <w:b/>
+          <w:bCs/>
+        </w:rPr>
+        <w:t>GroupMembers tábla</w:t>
+      </w:r>
+    </w:p>
+    <w:p>
+      <w:pPr>
+        <w:spacing w:before="80" w:after="120" w:line="360" w:lineRule="auto"/>
+        <w:jc w:val="both"/>
+      </w:pPr>
+      <w:r>
+        <w:t>Tárolja a csoport tagjait és belépési idejüket.</w:t>
+      </w:r>
+    </w:p>
+    <w:tbl>
+      <w:tblPr>
+        <w:tblW w:w="9070" w:type="dxa"/>
+        <w:tblBorders>
+          <w:top w:val="single" w:sz="4" w:space="0" w:color="auto"/>
+          <w:left w:val="single" w:sz="4" w:space="0" w:color="auto"/>
+          <w:bottom w:val="single" w:sz="4" w:space="0" w:color="auto"/>
+          <w:right w:val="single" w:sz="4" w:space="0" w:color="auto"/>
+          <w:insideH w:val="single" w:sz="4" w:space="0" w:color="auto"/>
+          <w:insideV w:val="single" w:sz="4" w:space="0" w:color="auto"/>
+        </w:tblBorders>
+        <w:tblCellMar>
+          <w:left w:w="10" w:type="dxa"/>
+          <w:right w:w="10" w:type="dxa"/>
+        </w:tblCellMar>
+        <w:tblLook w:val="04A0" w:firstRow="1" w:lastRow="0" w:firstColumn="1" w:lastColumn="0" w:noHBand="0" w:noVBand="1"/>
+      </w:tblPr>
+      <w:tblGrid>
+        <w:gridCol w:w="2100"/>
+        <w:gridCol w:w="1900"/>
+        <w:gridCol w:w="5070"/>
+      </w:tblGrid>
+      <w:tr>
+        <w:trPr>
+          <w:tblHeader/>
+        </w:trPr>
+        <w:tc>
+          <w:tcPr>
+            <w:tcW w:w="2100" w:type="dxa"/>
+            <w:tcBorders>
+              <w:top w:val="single" w:sz="1" w:space="0" w:color="CCCCCC"/>
+              <w:left w:val="single" w:sz="1" w:space="0" w:color="CCCCCC"/>
+              <w:bottom w:val="single" w:sz="1" w:space="0" w:color="CCCCCC"/>
+              <w:right w:val="single" w:sz="1" w:space="0" w:color="CCCCCC"/>
+            </w:tcBorders>
+            <w:shd w:val="clear" w:color="auto" w:fill="D6E4F7"/>
+            <w:tcMar>
+              <w:top w:w="80" w:type="dxa"/>
+              <w:left w:w="160" w:type="dxa"/>
+              <w:bottom w:w="80" w:type="dxa"/>
+              <w:right w:w="160" w:type="dxa"/>
+            </w:tcMar>
+          </w:tcPr>
+          <w:p>
+            <w:r>
+              <w:rPr>
+                <w:b/>
+                <w:bCs/>
+                <w:sz w:val="20"/>
+                <w:szCs w:val="20"/>
+              </w:rPr>
+              <w:t>Mező neve</w:t>
+            </w:r>
+          </w:p>
+        </w:tc>
+        <w:tc>
+          <w:tcPr>
+            <w:tcW w:w="1900" w:type="dxa"/>
+            <w:tcBorders>
+              <w:top w:val="single" w:sz="1" w:space="0" w:color="CCCCCC"/>
+              <w:left w:val="single" w:sz="1" w:space="0" w:color="CCCCCC"/>
+              <w:bottom w:val="single" w:sz="1" w:space="0" w:color="CCCCCC"/>
+              <w:right w:val="single" w:sz="1" w:space="0" w:color="CCCCCC"/>
+            </w:tcBorders>
+            <w:shd w:val="clear" w:color="auto" w:fill="D6E4F7"/>
+            <w:tcMar>
+              <w:top w:w="80" w:type="dxa"/>
+              <w:left w:w="160" w:type="dxa"/>
+              <w:bottom w:w="80" w:type="dxa"/>
+              <w:right w:w="160" w:type="dxa"/>
+            </w:tcMar>
+          </w:tcPr>
+          <w:p>
+            <w:r>
+              <w:rPr>
+                <w:b/>
+                <w:bCs/>
+                <w:sz w:val="20"/>
+                <w:szCs w:val="20"/>
+              </w:rPr>
+              <w:t>Típus</w:t>
+            </w:r>
+          </w:p>
+        </w:tc>
+        <w:tc>
+          <w:tcPr>
+            <w:tcW w:w="5070" w:type="dxa"/>
+            <w:tcBorders>
+              <w:top w:val="single" w:sz="1" w:space="0" w:color="CCCCCC"/>
+              <w:left w:val="single" w:sz="1" w:space="0" w:color="CCCCCC"/>
+              <w:bottom w:val="single" w:sz="1" w:space="0" w:color="CCCCCC"/>
+              <w:right w:val="single" w:sz="1" w:space="0" w:color="CCCCCC"/>
+            </w:tcBorders>
+            <w:shd w:val="clear" w:color="auto" w:fill="D6E4F7"/>
+            <w:tcMar>
+              <w:top w:w="80" w:type="dxa"/>
+              <w:left w:w="160" w:type="dxa"/>
+              <w:bottom w:w="80" w:type="dxa"/>
+              <w:right w:w="160" w:type="dxa"/>
+            </w:tcMar>
+          </w:tcPr>
+          <w:p>
+            <w:r>
+              <w:rPr>
+                <w:b/>
+                <w:bCs/>
+                <w:sz w:val="20"/>
+                <w:szCs w:val="20"/>
+              </w:rPr>
+              <w:t>Leírás</w:t>
+            </w:r>
+          </w:p>
+        </w:tc>
+      </w:tr>
+      <w:tr>
+        <w:tc>
+          <w:tcPr>
+            <w:tcW w:w="2100" w:type="dxa"/>
+            <w:tcBorders>
+              <w:top w:val="single" w:sz="1" w:space="0" w:color="CCCCCC"/>
+              <w:left w:val="single" w:sz="1" w:space="0" w:color="CCCCCC"/>
+              <w:bottom w:val="single" w:sz="1" w:space="0" w:color="CCCCCC"/>
+              <w:right w:val="single" w:sz="1" w:space="0" w:color="CCCCCC"/>
+            </w:tcBorders>
+            <w:tcMar>
+              <w:top w:w="80" w:type="dxa"/>
+              <w:left w:w="160" w:type="dxa"/>
+              <w:bottom w:w="80" w:type="dxa"/>
+              <w:right w:w="160" w:type="dxa"/>
+            </w:tcMar>
+          </w:tcPr>
+          <w:p>
+            <w:r>
+              <w:rPr>
+                <w:sz w:val="20"/>
+                <w:szCs w:val="20"/>
+              </w:rPr>
+              <w:t>MemberID</w:t>
+            </w:r>
+          </w:p>
+        </w:tc>
+        <w:tc>
+          <w:tcPr>
+            <w:tcW w:w="1900" w:type="dxa"/>
+            <w:tcBorders>
+              <w:top w:val="single" w:sz="1" w:space="0" w:color="CCCCCC"/>
+              <w:left w:val="single" w:sz="1" w:space="0" w:color="CCCCCC"/>
+              <w:bottom w:val="single" w:sz="1" w:space="0" w:color="CCCCCC"/>
+              <w:right w:val="single" w:sz="1" w:space="0" w:color="CCCCCC"/>
+            </w:tcBorders>
+            <w:tcMar>
+              <w:top w:w="80" w:type="dxa"/>
+              <w:left w:w="160" w:type="dxa"/>
+              <w:bottom w:w="80" w:type="dxa"/>
+              <w:right w:w="160" w:type="dxa"/>
+            </w:tcMar>
+          </w:tcPr>
+          <w:p>
+            <w:r>
+              <w:rPr>
+                <w:sz w:val="20"/>
+                <w:szCs w:val="20"/>
+              </w:rPr>
+              <w:t>INT PK</w:t>
+            </w:r>
+          </w:p>
+        </w:tc>
+        <w:tc>
+          <w:tcPr>
+            <w:tcW w:w="5070" w:type="dxa"/>
+            <w:tcBorders>
+              <w:top w:val="single" w:sz="1" w:space="0" w:color="CCCCCC"/>
+              <w:left w:val="single" w:sz="1" w:space="0" w:color="CCCCCC"/>
+              <w:bottom w:val="single" w:sz="1" w:space="0" w:color="CCCCCC"/>
+              <w:right w:val="single" w:sz="1" w:space="0" w:color="CCCCCC"/>
+            </w:tcBorders>
+            <w:tcMar>
+              <w:top w:w="80" w:type="dxa"/>
+              <w:left w:w="160" w:type="dxa"/>
+              <w:bottom w:w="80" w:type="dxa"/>
+              <w:right w:w="160" w:type="dxa"/>
+            </w:tcMar>
+          </w:tcPr>
+          <w:p>
+            <w:r>
+              <w:rPr>
+                <w:sz w:val="20"/>
+                <w:szCs w:val="20"/>
+              </w:rPr>
+              <w:t>Egyedi azonosító</w:t>
+            </w:r>
+          </w:p>
+        </w:tc>
+      </w:tr>
+      <w:tr>
+        <w:tc>
+          <w:tcPr>
+            <w:tcW w:w="2100" w:type="dxa"/>
+            <w:tcBorders>
+              <w:top w:val="single" w:sz="1" w:space="0" w:color="CCCCCC"/>
+              <w:left w:val="single" w:sz="1" w:space="0" w:color="CCCCCC"/>
+              <w:bottom w:val="single" w:sz="1" w:space="0" w:color="CCCCCC"/>
+              <w:right w:val="single" w:sz="1" w:space="0" w:color="CCCCCC"/>
+            </w:tcBorders>
+            <w:tcMar>
+              <w:top w:w="80" w:type="dxa"/>
+              <w:left w:w="160" w:type="dxa"/>
+              <w:bottom w:w="80" w:type="dxa"/>
+              <w:right w:w="160" w:type="dxa"/>
+            </w:tcMar>
+          </w:tcPr>
+          <w:p>
+            <w:r>
+              <w:rPr>
+                <w:sz w:val="20"/>
+                <w:szCs w:val="20"/>
+              </w:rPr>
+              <w:t>GroupID</w:t>
+            </w:r>
+          </w:p>
+        </w:tc>
+        <w:tc>
+          <w:tcPr>
+            <w:tcW w:w="1900" w:type="dxa"/>
+            <w:tcBorders>
+              <w:top w:val="single" w:sz="1" w:space="0" w:color="CCCCCC"/>
+              <w:left w:val="single" w:sz="1" w:space="0" w:color="CCCCCC"/>
+              <w:bottom w:val="single" w:sz="1" w:space="0" w:color="CCCCCC"/>
+              <w:right w:val="single" w:sz="1" w:space="0" w:color="CCCCCC"/>
+            </w:tcBorders>
+            <w:tcMar>
+              <w:top w:w="80" w:type="dxa"/>
+              <w:left w:w="160" w:type="dxa"/>
+              <w:bottom w:w="80" w:type="dxa"/>
+              <w:right w:w="160" w:type="dxa"/>
+            </w:tcMar>
+          </w:tcPr>
+          <w:p>
+            <w:r>
+              <w:rPr>
+                <w:sz w:val="20"/>
+                <w:szCs w:val="20"/>
+              </w:rPr>
+              <w:t>INT FK</w:t>
+            </w:r>
+          </w:p>
+        </w:tc>
+        <w:tc>
+          <w:tcPr>
+            <w:tcW w:w="5070" w:type="dxa"/>
+            <w:tcBorders>
+              <w:top w:val="single" w:sz="1" w:space="0" w:color="CCCCCC"/>
+              <w:left w:val="single" w:sz="1" w:space="0" w:color="CCCCCC"/>
+              <w:bottom w:val="single" w:sz="1" w:space="0" w:color="CCCCCC"/>
+              <w:right w:val="single" w:sz="1" w:space="0" w:color="CCCCCC"/>
+            </w:tcBorders>
+            <w:tcMar>
+              <w:top w:w="80" w:type="dxa"/>
+              <w:left w:w="160" w:type="dxa"/>
+              <w:bottom w:w="80" w:type="dxa"/>
+              <w:right w:w="160" w:type="dxa"/>
+            </w:tcMar>
+          </w:tcPr>
+          <w:p>
+            <w:r>
+              <w:rPr>
+                <w:sz w:val="20"/>
+                <w:szCs w:val="20"/>
+              </w:rPr>
+              <w:t>FK → Groups</w:t>
+            </w:r>
+          </w:p>
+        </w:tc>
+      </w:tr>
+      <w:tr>
+        <w:tc>
+          <w:tcPr>
+            <w:tcW w:w="2100" w:type="dxa"/>
+            <w:tcBorders>
+              <w:top w:val="single" w:sz="1" w:space="0" w:color="CCCCCC"/>
+              <w:left w:val="single" w:sz="1" w:space="0" w:color="CCCCCC"/>
+              <w:bottom w:val="single" w:sz="1" w:space="0" w:color="CCCCCC"/>
+              <w:right w:val="single" w:sz="1" w:space="0" w:color="CCCCCC"/>
+            </w:tcBorders>
+            <w:tcMar>
+              <w:top w:w="80" w:type="dxa"/>
+              <w:left w:w="160" w:type="dxa"/>
+              <w:bottom w:w="80" w:type="dxa"/>
+              <w:right w:w="160" w:type="dxa"/>
+            </w:tcMar>
+          </w:tcPr>
+          <w:p>
+            <w:r>
+              <w:rPr>
+                <w:sz w:val="20"/>
+                <w:szCs w:val="20"/>
+              </w:rPr>
+              <w:t>UserID</w:t>
+            </w:r>
+          </w:p>
+        </w:tc>
+        <w:tc>
+          <w:tcPr>
+            <w:tcW w:w="1900" w:type="dxa"/>
+            <w:tcBorders>
+              <w:top w:val="single" w:sz="1" w:space="0" w:color="CCCCCC"/>
+              <w:left w:val="single" w:sz="1" w:space="0" w:color="CCCCCC"/>
+              <w:bottom w:val="single" w:sz="1" w:space="0" w:color="CCCCCC"/>
+              <w:right w:val="single" w:sz="1" w:space="0" w:color="CCCCCC"/>
+            </w:tcBorders>
+            <w:tcMar>
+              <w:top w:w="80" w:type="dxa"/>
+              <w:left w:w="160" w:type="dxa"/>
+              <w:bottom w:w="80" w:type="dxa"/>
+              <w:right w:w="160" w:type="dxa"/>
+            </w:tcMar>
+          </w:tcPr>
+          <w:p>
+            <w:r>
+              <w:rPr>
+                <w:sz w:val="20"/>
+                <w:szCs w:val="20"/>
+              </w:rPr>
+              <w:t>INT FK</w:t>
+            </w:r>
+          </w:p>
+        </w:tc>
+        <w:tc>
+          <w:tcPr>
+            <w:tcW w:w="5070" w:type="dxa"/>
+            <w:tcBorders>
+              <w:top w:val="single" w:sz="1" w:space="0" w:color="CCCCCC"/>
+              <w:left w:val="single" w:sz="1" w:space="0" w:color="CCCCCC"/>
+              <w:bottom w:val="single" w:sz="1" w:space="0" w:color="CCCCCC"/>
+              <w:right w:val="single" w:sz="1" w:space="0" w:color="CCCCCC"/>
+            </w:tcBorders>
+            <w:tcMar>
+              <w:top w:w="80" w:type="dxa"/>
+              <w:left w:w="160" w:type="dxa"/>
+              <w:bottom w:w="80" w:type="dxa"/>
+              <w:right w:w="160" w:type="dxa"/>
+            </w:tcMar>
+          </w:tcPr>
+          <w:p>
+            <w:r>
+              <w:rPr>
+                <w:sz w:val="20"/>
+                <w:szCs w:val="20"/>
+              </w:rPr>
+              <w:t>FK → Users</w:t>
+            </w:r>
+          </w:p>
+        </w:tc>
+      </w:tr>
+      <w:tr>
+        <w:tc>
+          <w:tcPr>
+            <w:tcW w:w="2100" w:type="dxa"/>
+            <w:tcBorders>
+              <w:top w:val="single" w:sz="1" w:space="0" w:color="CCCCCC"/>
+              <w:left w:val="single" w:sz="1" w:space="0" w:color="CCCCCC"/>
+              <w:bottom w:val="single" w:sz="1" w:space="0" w:color="CCCCCC"/>
+              <w:right w:val="single" w:sz="1" w:space="0" w:color="CCCCCC"/>
+            </w:tcBorders>
+            <w:tcMar>
+              <w:top w:w="80" w:type="dxa"/>
+              <w:left w:w="160" w:type="dxa"/>
+              <w:bottom w:w="80" w:type="dxa"/>
+              <w:right w:w="160" w:type="dxa"/>
+            </w:tcMar>
+          </w:tcPr>
+          <w:p>
+            <w:pPr>
+              <w:jc w:val="both"/>
+              <w:rPr>
+                <w:sz w:val="20"/>
+                <w:szCs w:val="20"/>
+              </w:rPr>
+            </w:pPr>
+            <w:r>
+              <w:rPr>
+                <w:sz w:val="20"/>
+                <w:szCs w:val="20"/>
+              </w:rPr>
+              <w:t>Role</w:t>
+            </w:r>
+          </w:p>
+        </w:tc>
+        <w:tc>
+          <w:tcPr>
+            <w:tcW w:w="1900" w:type="dxa"/>
+            <w:tcBorders>
+              <w:top w:val="single" w:sz="1" w:space="0" w:color="CCCCCC"/>
+              <w:left w:val="single" w:sz="1" w:space="0" w:color="CCCCCC"/>
+              <w:bottom w:val="single" w:sz="1" w:space="0" w:color="CCCCCC"/>
+              <w:right w:val="single" w:sz="1" w:space="0" w:color="CCCCCC"/>
+            </w:tcBorders>
+            <w:tcMar>
+              <w:top w:w="80" w:type="dxa"/>
+              <w:left w:w="160" w:type="dxa"/>
+              <w:bottom w:w="80" w:type="dxa"/>
+              <w:right w:w="160" w:type="dxa"/>
+            </w:tcMar>
+          </w:tcPr>
+          <w:p>
+            <w:pPr>
+              <w:jc w:val="both"/>
+              <w:rPr>
+                <w:sz w:val="20"/>
+                <w:szCs w:val="20"/>
+              </w:rPr>
+            </w:pPr>
+            <w:r>
+              <w:rPr>
+                <w:sz w:val="20"/>
+                <w:szCs w:val="20"/>
+              </w:rPr>
+              <w:t>NVARCHAR(20)</w:t>
+            </w:r>
+          </w:p>
+        </w:tc>
+        <w:tc>
+          <w:tcPr>
+            <w:tcW w:w="5070" w:type="dxa"/>
+            <w:tcBorders>
+              <w:top w:val="single" w:sz="1" w:space="0" w:color="CCCCCC"/>
+              <w:left w:val="single" w:sz="1" w:space="0" w:color="CCCCCC"/>
+              <w:bottom w:val="single" w:sz="1" w:space="0" w:color="CCCCCC"/>
+              <w:right w:val="single" w:sz="1" w:space="0" w:color="CCCCCC"/>
+            </w:tcBorders>
+            <w:tcMar>
+              <w:top w:w="80" w:type="dxa"/>
+              <w:left w:w="160" w:type="dxa"/>
+              <w:bottom w:w="80" w:type="dxa"/>
+              <w:right w:w="160" w:type="dxa"/>
+            </w:tcMar>
+          </w:tcPr>
+          <w:p>
+            <w:pPr>
+              <w:jc w:val="both"/>
+              <w:rPr>
+                <w:sz w:val="20"/>
+                <w:szCs w:val="20"/>
+              </w:rPr>
+            </w:pPr>
+            <w:r>
+              <w:rPr>
+                <w:sz w:val="20"/>
+                <w:szCs w:val="20"/>
+              </w:rPr>
+              <w:t>Szerepkör</w:t>
+            </w:r>
+          </w:p>
+        </w:tc>
+      </w:tr>
+      <w:tr>
+        <w:tc>
+          <w:tcPr>
+            <w:tcW w:w="2100" w:type="dxa"/>
+            <w:tcBorders>
+              <w:top w:val="single" w:sz="1" w:space="0" w:color="CCCCCC"/>
+              <w:left w:val="single" w:sz="1" w:space="0" w:color="CCCCCC"/>
+              <w:bottom w:val="single" w:sz="1" w:space="0" w:color="CCCCCC"/>
+              <w:right w:val="single" w:sz="1" w:space="0" w:color="CCCCCC"/>
+            </w:tcBorders>
+            <w:tcMar>
+              <w:top w:w="80" w:type="dxa"/>
+              <w:left w:w="160" w:type="dxa"/>
+              <w:bottom w:w="80" w:type="dxa"/>
+              <w:right w:w="160" w:type="dxa"/>
+            </w:tcMar>
+          </w:tcPr>
+          <w:p>
+            <w:pPr>
+              <w:rPr>
+                <w:sz w:val="20"/>
+                <w:szCs w:val="20"/>
+              </w:rPr>
+            </w:pPr>
+            <w:r>
+              <w:rPr>
+                <w:sz w:val="20"/>
+                <w:szCs w:val="20"/>
+              </w:rPr>
+              <w:t>JoinedAt</w:t>
+            </w:r>
+          </w:p>
+        </w:tc>
+        <w:tc>
+          <w:tcPr>
+            <w:tcW w:w="1900" w:type="dxa"/>
+            <w:tcBorders>
+              <w:top w:val="single" w:sz="1" w:space="0" w:color="CCCCCC"/>
+              <w:left w:val="single" w:sz="1" w:space="0" w:color="CCCCCC"/>
+              <w:bottom w:val="single" w:sz="1" w:space="0" w:color="CCCCCC"/>
+              <w:right w:val="single" w:sz="1" w:space="0" w:color="CCCCCC"/>
+            </w:tcBorders>
+            <w:tcMar>
+              <w:top w:w="80" w:type="dxa"/>
+              <w:left w:w="160" w:type="dxa"/>
+              <w:bottom w:w="80" w:type="dxa"/>
+              <w:right w:w="160" w:type="dxa"/>
+            </w:tcMar>
+          </w:tcPr>
+          <w:p>
+            <w:pPr>
+              <w:rPr>
+                <w:sz w:val="20"/>
+                <w:szCs w:val="20"/>
+              </w:rPr>
+            </w:pPr>
+            <w:r>
+              <w:rPr>
+                <w:sz w:val="20"/>
+                <w:szCs w:val="20"/>
+              </w:rPr>
+              <w:t>DATETIME</w:t>
+            </w:r>
+          </w:p>
+        </w:tc>
+        <w:tc>
+          <w:tcPr>
+            <w:tcW w:w="5070" w:type="dxa"/>
+            <w:tcBorders>
+              <w:top w:val="single" w:sz="1" w:space="0" w:color="CCCCCC"/>
+              <w:left w:val="single" w:sz="1" w:space="0" w:color="CCCCCC"/>
+              <w:bottom w:val="single" w:sz="1" w:space="0" w:color="CCCCCC"/>
+              <w:right w:val="single" w:sz="1" w:space="0" w:color="CCCCCC"/>
+            </w:tcBorders>
+            <w:tcMar>
+              <w:top w:w="80" w:type="dxa"/>
+              <w:left w:w="160" w:type="dxa"/>
+              <w:bottom w:w="80" w:type="dxa"/>
+              <w:right w:w="160" w:type="dxa"/>
+            </w:tcMar>
+          </w:tcPr>
+          <w:p>
+            <w:pPr>
+              <w:rPr>
+                <w:sz w:val="20"/>
+                <w:szCs w:val="20"/>
+              </w:rPr>
+            </w:pPr>
+            <w:r>
+              <w:rPr>
+                <w:sz w:val="20"/>
+                <w:szCs w:val="20"/>
+              </w:rPr>
+              <w:t>Csatlakozás időpontja</w:t>
+            </w:r>
+          </w:p>
+        </w:tc>
+      </w:tr>
+    </w:tbl>
+    <w:p/>
+    <w:p>
+      <w:pPr>
+        <w:spacing w:before="200" w:after="80" w:line="360" w:lineRule="auto"/>
+        <w:jc w:val="both"/>
+        <w:rPr>
+          <w:color w:val="000000" w:themeColor="text1"/>
+        </w:rPr>
+      </w:pPr>
+      <w:r>
+        <w:rPr>
+          <w:b/>
+          <w:bCs/>
+          <w:color w:val="000000" w:themeColor="text1"/>
+        </w:rPr>
+        <w:t>GroupInvites tábla</w:t>
+      </w:r>
+    </w:p>
+    <w:p>
+      <w:pPr>
+        <w:spacing w:before="80" w:after="120" w:line="360" w:lineRule="auto"/>
+        <w:jc w:val="both"/>
+        <w:rPr>
+          <w:color w:val="000000" w:themeColor="text1"/>
+        </w:rPr>
+      </w:pPr>
+      <w:r>
+        <w:rPr>
+          <w:color w:val="000000" w:themeColor="text1"/>
+        </w:rPr>
+        <w:t>A csoportba való meghívásokat tárolja, amíg a meghívott nem fogadja el vagy utasítja vissza.</w:t>
+      </w:r>
+    </w:p>
+    <w:p>
+      <w:r>
+        <w:t>tabla</w:t>
+      </w:r>
+    </w:p>
+    <w:p>
+      <w:pPr>
+        <w:spacing w:before="200" w:after="80" w:line="360" w:lineRule="auto"/>
+        <w:jc w:val="both"/>
+        <w:rPr>
+          <w:color w:val="000000" w:themeColor="text1"/>
+        </w:rPr>
+      </w:pPr>
+      <w:r>
+        <w:rPr>
+          <w:b/>
+          <w:bCs/>
+          <w:color w:val="000000" w:themeColor="text1"/>
+        </w:rPr>
+        <w:t>GroupScheduleEntries tábla</w:t>
+      </w:r>
+    </w:p>
+    <w:p>
+      <w:pPr>
+        <w:spacing w:before="80" w:after="120" w:line="360" w:lineRule="auto"/>
+        <w:jc w:val="both"/>
+        <w:rPr>
+          <w:color w:val="000000" w:themeColor="text1"/>
+        </w:rPr>
+      </w:pPr>
+      <w:r>
+        <w:rPr>
+          <w:color w:val="000000" w:themeColor="text1"/>
+        </w:rPr>
+        <w:t>A csoport közös órarendjének bejegyzéseit tárolja.</w:t>
+      </w:r>
+    </w:p>
+    <w:p>
+      <w:pPr>
+        <w:rPr>
+          <w:color w:val="000000" w:themeColor="text1"/>
+        </w:rPr>
+      </w:pPr>
+      <w:r>
+        <w:rPr>
+          <w:color w:val="000000" w:themeColor="text1"/>
+        </w:rPr>
+        <w:t>tabla</w:t>
+      </w:r>
+    </w:p>
+    <w:p>
+      <w:pPr>
+        <w:spacing w:before="200" w:after="80" w:line="360" w:lineRule="auto"/>
+        <w:jc w:val="both"/>
+        <w:rPr>
+          <w:color w:val="000000" w:themeColor="text1"/>
+        </w:rPr>
+      </w:pPr>
+      <w:r>
+        <w:rPr>
+          <w:b/>
+          <w:bCs/>
+          <w:color w:val="000000" w:themeColor="text1"/>
+        </w:rPr>
+        <w:t>Polls és PollOptions táblák</w:t>
+      </w:r>
+    </w:p>
+    <w:p>
+      <w:pPr>
+        <w:spacing w:before="80" w:after="120" w:line="360" w:lineRule="auto"/>
+        <w:jc w:val="both"/>
+        <w:rPr>
+          <w:color w:val="000000" w:themeColor="text1"/>
+        </w:rPr>
+      </w:pPr>
+      <w:r>
+        <w:rPr>
+          <w:color w:val="000000" w:themeColor="text1"/>
+        </w:rPr>
+        <w:t>A csoporton belüli szavazásokat és a szavazási opciókat tárolják.</w:t>
+      </w:r>
+    </w:p>
+    <w:p>
+      <w:pPr>
+        <w:rPr>
+          <w:color w:val="000000" w:themeColor="text1"/>
+        </w:rPr>
+      </w:pPr>
+      <w:r>
+        <w:rPr>
+          <w:color w:val="000000" w:themeColor="text1"/>
+        </w:rPr>
+        <w:t>tabla</w:t>
+      </w:r>
+    </w:p>
+    <w:p>
+      <w:pPr>
+        <w:spacing w:before="200" w:after="80" w:line="360" w:lineRule="auto"/>
+        <w:jc w:val="both"/>
+        <w:rPr>
+          <w:color w:val="000000" w:themeColor="text1"/>
+        </w:rPr>
+      </w:pPr>
+      <w:r>
+        <w:rPr>
+          <w:b/>
+          <w:bCs/>
+          <w:color w:val="000000" w:themeColor="text1"/>
+        </w:rPr>
+        <w:t>TeacherExams tábla</w:t>
+      </w:r>
+    </w:p>
+    <w:p>
+      <w:pPr>
+        <w:spacing w:before="80" w:after="120" w:line="360" w:lineRule="auto"/>
+        <w:jc w:val="both"/>
+        <w:rPr>
+          <w:color w:val="000000" w:themeColor="text1"/>
+        </w:rPr>
+      </w:pPr>
+      <w:r>
+        <w:rPr>
+          <w:color w:val="000000" w:themeColor="text1"/>
+        </w:rPr>
+        <w:t>A tanárok által csoportnak meghirdetett dolgozatokat tárolja.</w:t>
+      </w:r>
+    </w:p>
+    <w:p>
+      <w:r>
+        <w:t>tabla</w:t>
+      </w:r>
+    </w:p>
+    <w:p>
+      <w:pPr>
+        <w:pStyle w:val="Heading3"/>
+        <w:rPr>
+          <w:color w:val="68A3E8"/>
+        </w:rPr>
+      </w:pPr>
+      <w:bookmarkStart w:id="47" w:name="_Toc224637261"/>
+      <w:bookmarkStart w:id="48" w:name="_Toc224682831"/>
+      <w:r>
+        <w:rPr>
+          <w:color w:val="68A3E8"/>
+        </w:rPr>
+        <w:t>2.3.6 Táblák kapcsolatai</w:t>
+      </w:r>
+      <w:bookmarkEnd w:id="47"/>
+      <w:bookmarkEnd w:id="48"/>
+    </w:p>
+    <w:p>
+      <w:pPr>
+        <w:spacing w:before="80" w:after="120" w:line="360" w:lineRule="auto"/>
+        <w:jc w:val="both"/>
+        <w:rPr>
+          <w:color w:val="000000" w:themeColor="text1"/>
+        </w:rPr>
+      </w:pPr>
+      <w:r>
+        <w:rPr>
+          <w:color w:val="000000" w:themeColor="text1"/>
+        </w:rPr>
+        <w:lastRenderedPageBreak/>
+        <w:t>Az alábbi táblázat összefoglalja a legfontosabb idegen kulcs kapcsolatokat:</w:t>
+      </w:r>
+    </w:p>
+    <w:p>
+      <w:pPr>
+        <w:rPr>
+          <w:color w:val="000000" w:themeColor="text1"/>
+        </w:rPr>
+      </w:pPr>
+      <w:r>
+        <w:rPr>
+          <w:color w:val="000000" w:themeColor="text1"/>
+        </w:rPr>
+        <w:t>tabla</w:t>
+      </w:r>
+    </w:p>
+    <w:p>
+      <w:pPr>
+        <w:pStyle w:val="Heading3"/>
+        <w:rPr>
+          <w:color w:val="68A3E8"/>
+        </w:rPr>
+      </w:pPr>
+      <w:bookmarkStart w:id="49" w:name="_Toc224637262"/>
+      <w:bookmarkStart w:id="50" w:name="_Toc224682832"/>
+      <w:r>
+        <w:rPr>
+          <w:color w:val="68A3E8"/>
+        </w:rPr>
+        <w:t>2.3.</w:t>
+      </w:r>
+      <w:r>
+        <w:rPr>
+          <w:color w:val="68A3E8"/>
+        </w:rPr>
+        <w:t>7</w:t>
+      </w:r>
+      <w:r>
+        <w:rPr>
+          <w:color w:val="68A3E8"/>
+        </w:rPr>
+        <w:t xml:space="preserve"> Tárolt eljárások áttekintése</w:t>
+      </w:r>
+      <w:bookmarkEnd w:id="49"/>
+      <w:bookmarkEnd w:id="50"/>
+    </w:p>
+    <w:p>
+      <w:pPr>
+        <w:spacing w:before="80" w:after="120" w:line="360" w:lineRule="auto"/>
+        <w:jc w:val="both"/>
+        <w:rPr>
+          <w:color w:val="000000" w:themeColor="text1"/>
+        </w:rPr>
+      </w:pPr>
+      <w:r>
+        <w:rPr>
+          <w:color w:val="000000" w:themeColor="text1"/>
+        </w:rPr>
+        <w:t>A projekt kizárólag tárolt eljárásokon keresztül kezeli az adatokat. Az alábbi táblázat összefoglalja az összes SP-t és azok szerepét:</w:t>
+      </w:r>
+    </w:p>
+    <w:p>
+      <w:pPr>
+        <w:spacing w:before="80" w:after="120" w:line="360" w:lineRule="auto"/>
+        <w:jc w:val="both"/>
+      </w:pPr>
+      <w:r>
+        <w:t>tabla</w:t>
+      </w:r>
     </w:p>
     <w:sectPr>
       <w:headerReference w:type="default" r:id="rId8"/>
@@ -3979,7 +10574,7 @@
 </file>
 
 <file path=word/endnotes.xml><?xml version="1.0" encoding="utf-8"?>
-<w:endnotes xmlns:wpc="http://schemas.microsoft.com/office/word/2010/wordprocessingCanvas" xmlns:cx="http://schemas.microsoft.com/office/drawing/2014/chartex" xmlns:cx1="http://schemas.microsoft.com/office/drawing/2015/9/8/chartex" xmlns:cx2="http://schemas.microsoft.com/office/drawing/2015/10/21/chartex" xmlns:cx3="http://schemas.microsoft.com/office/drawing/2016/5/9/chartex" xmlns:cx4="http://schemas.microsoft.com/office/drawing/2016/5/10/chartex" xmlns:cx5="http://schemas.microsoft.com/office/drawing/2016/5/11/chartex" xmlns:cx6="http://schemas.microsoft.com/office/drawing/2016/5/12/chartex" xmlns:cx7="http://schemas.microsoft.com/office/drawing/2016/5/13/chartex" xmlns:cx8="http://schemas.microsoft.com/office/drawing/2016/5/14/chartex" xmlns:mc="http://schemas.openxmlformats.org/markup-compatibility/2006" xmlns:aink="http://schemas.microsoft.com/office/drawing/2016/ink" xmlns:am3d="http://schemas.microsoft.com/office/drawing/2017/model3d" xmlns:o="urn:schemas-microsoft-com:office:office" xmlns:r="http://schemas.openxmlformats.org/officeDocument/2006/relationships" xmlns:m="http://schemas.openxmlformats.org/officeDocument/2006/math" xmlns:v="urn:schemas-microsoft-com:vml" xmlns:wp14="http://schemas.microsoft.com/office/word/2010/wordprocessingDrawing" xmlns:wp="http://schemas.openxmlformats.org/drawingml/2006/wordprocessingDrawing" xmlns:w10="urn:schemas-microsoft-com:office:word" xmlns:w="http://schemas.openxmlformats.org/wordprocessingml/2006/main" xmlns:w14="http://schemas.microsoft.com/office/word/2010/wordml" xmlns:w15="http://schemas.microsoft.com/office/word/2012/wordml" xmlns:w16cid="http://schemas.microsoft.com/office/word/2016/wordml/cid" xmlns:w16se="http://schemas.microsoft.com/office/word/2015/wordml/symex" xmlns:wpg="http://schemas.microsoft.com/office/word/2010/wordprocessingGroup" xmlns:wpi="http://schemas.microsoft.com/office/word/2010/wordprocessingInk" xmlns:wne="http://schemas.microsoft.com/office/word/2006/wordml" xmlns:wps="http://schemas.microsoft.com/office/word/2010/wordprocessingShape" mc:Ignorable="w14 w15 w16se w16cid wp14">
+<w:endnotes xmlns:wpc="http://schemas.microsoft.com/office/word/2010/wordprocessingCanvas" xmlns:cx="http://schemas.microsoft.com/office/drawing/2014/chartex" xmlns:cx1="http://schemas.microsoft.com/office/drawing/2015/9/8/chartex" xmlns:cx2="http://schemas.microsoft.com/office/drawing/2015/10/21/chartex" xmlns:cx3="http://schemas.microsoft.com/office/drawing/2016/5/9/chartex" xmlns:cx4="http://schemas.microsoft.com/office/drawing/2016/5/10/chartex" xmlns:cx5="http://schemas.microsoft.com/office/drawing/2016/5/11/chartex" xmlns:cx6="http://schemas.microsoft.com/office/drawing/2016/5/12/chartex" xmlns:cx7="http://schemas.microsoft.com/office/drawing/2016/5/13/chartex" xmlns:cx8="http://schemas.microsoft.com/office/drawing/2016/5/14/chartex" xmlns:mc="http://schemas.openxmlformats.org/markup-compatibility/2006" xmlns:aink="http://schemas.microsoft.com/office/drawing/2016/ink" xmlns:am3d="http://schemas.microsoft.com/office/drawing/2017/model3d" xmlns:o="urn:schemas-microsoft-com:office:office" xmlns:oel="http://schemas.microsoft.com/office/2019/extlst" xmlns:r="http://schemas.openxmlformats.org/officeDocument/2006/relationships" xmlns:m="http://schemas.openxmlformats.org/officeDocument/2006/math" xmlns:v="urn:schemas-microsoft-com:vml" xmlns:wp14="http://schemas.microsoft.com/office/word/2010/wordprocessingDrawing" xmlns:wp="http://schemas.openxmlformats.org/drawingml/2006/wordprocessingDrawing" xmlns:w10="urn:schemas-microsoft-com:office:word" xmlns:w="http://schemas.openxmlformats.org/wordprocessingml/2006/main" xmlns:w14="http://schemas.microsoft.com/office/word/2010/wordml" xmlns:w15="http://schemas.microsoft.com/office/word/2012/wordml" xmlns:w16cex="http://schemas.microsoft.com/office/word/2018/wordml/cex" xmlns:w16cid="http://schemas.microsoft.com/office/word/2016/wordml/cid" xmlns:w16="http://schemas.microsoft.com/office/word/2018/wordml" xmlns:w16du="http://schemas.microsoft.com/office/word/2023/wordml/word16du" xmlns:w16sdtdh="http://schemas.microsoft.com/office/word/2020/wordml/sdtdatahash" xmlns:w16sdtfl="http://schemas.microsoft.com/office/word/2024/wordml/sdtformatlock" xmlns:w16se="http://schemas.microsoft.com/office/word/2015/wordml/symex" xmlns:wpg="http://schemas.microsoft.com/office/word/2010/wordprocessingGroup" xmlns:wpi="http://schemas.microsoft.com/office/word/2010/wordprocessingInk" xmlns:wne="http://schemas.microsoft.com/office/word/2006/wordml" xmlns:wps="http://schemas.microsoft.com/office/word/2010/wordprocessingShape" mc:Ignorable="w14 w15 w16se w16cid w16 w16cex w16sdtdh w16sdtfl w16du wp14">
   <w:endnote w:type="separator" w:id="-1">
     <w:p>
       <w:r>
@@ -3998,7 +10593,7 @@
 </file>
 
 <file path=word/footer1.xml><?xml version="1.0" encoding="utf-8"?>
-<w:ftr xmlns:wpc="http://schemas.microsoft.com/office/word/2010/wordprocessingCanvas" xmlns:cx="http://schemas.microsoft.com/office/drawing/2014/chartex" xmlns:cx1="http://schemas.microsoft.com/office/drawing/2015/9/8/chartex" xmlns:cx2="http://schemas.microsoft.com/office/drawing/2015/10/21/chartex" xmlns:cx3="http://schemas.microsoft.com/office/drawing/2016/5/9/chartex" xmlns:cx4="http://schemas.microsoft.com/office/drawing/2016/5/10/chartex" xmlns:cx5="http://schemas.microsoft.com/office/drawing/2016/5/11/chartex" xmlns:cx6="http://schemas.microsoft.com/office/drawing/2016/5/12/chartex" xmlns:cx7="http://schemas.microsoft.com/office/drawing/2016/5/13/chartex" xmlns:cx8="http://schemas.microsoft.com/office/drawing/2016/5/14/chartex" xmlns:mc="http://schemas.openxmlformats.org/markup-compatibility/2006" xmlns:aink="http://schemas.microsoft.com/office/drawing/2016/ink" xmlns:am3d="http://schemas.microsoft.com/office/drawing/2017/model3d" xmlns:o="urn:schemas-microsoft-com:office:office" xmlns:r="http://schemas.openxmlformats.org/officeDocument/2006/relationships" xmlns:m="http://schemas.openxmlformats.org/officeDocument/2006/math" xmlns:v="urn:schemas-microsoft-com:vml" xmlns:wp14="http://schemas.microsoft.com/office/word/2010/wordprocessingDrawing" xmlns:wp="http://schemas.openxmlformats.org/drawingml/2006/wordprocessingDrawing" xmlns:w10="urn:schemas-microsoft-com:office:word" xmlns:w="http://schemas.openxmlformats.org/wordprocessingml/2006/main" xmlns:w14="http://schemas.microsoft.com/office/word/2010/wordml" xmlns:w15="http://schemas.microsoft.com/office/word/2012/wordml" xmlns:w16cid="http://schemas.microsoft.com/office/word/2016/wordml/cid" xmlns:w16se="http://schemas.microsoft.com/office/word/2015/wordml/symex" xmlns:wpg="http://schemas.microsoft.com/office/word/2010/wordprocessingGroup" xmlns:wpi="http://schemas.microsoft.com/office/word/2010/wordprocessingInk" xmlns:wne="http://schemas.microsoft.com/office/word/2006/wordml" xmlns:wps="http://schemas.microsoft.com/office/word/2010/wordprocessingShape" mc:Ignorable="w14 w15 w16se w16cid wp14">
+<w:ftr xmlns:wpc="http://schemas.microsoft.com/office/word/2010/wordprocessingCanvas" xmlns:cx="http://schemas.microsoft.com/office/drawing/2014/chartex" xmlns:cx1="http://schemas.microsoft.com/office/drawing/2015/9/8/chartex" xmlns:cx2="http://schemas.microsoft.com/office/drawing/2015/10/21/chartex" xmlns:cx3="http://schemas.microsoft.com/office/drawing/2016/5/9/chartex" xmlns:cx4="http://schemas.microsoft.com/office/drawing/2016/5/10/chartex" xmlns:cx5="http://schemas.microsoft.com/office/drawing/2016/5/11/chartex" xmlns:cx6="http://schemas.microsoft.com/office/drawing/2016/5/12/chartex" xmlns:cx7="http://schemas.microsoft.com/office/drawing/2016/5/13/chartex" xmlns:cx8="http://schemas.microsoft.com/office/drawing/2016/5/14/chartex" xmlns:mc="http://schemas.openxmlformats.org/markup-compatibility/2006" xmlns:aink="http://schemas.microsoft.com/office/drawing/2016/ink" xmlns:am3d="http://schemas.microsoft.com/office/drawing/2017/model3d" xmlns:o="urn:schemas-microsoft-com:office:office" xmlns:oel="http://schemas.microsoft.com/office/2019/extlst" xmlns:r="http://schemas.openxmlformats.org/officeDocument/2006/relationships" xmlns:m="http://schemas.openxmlformats.org/officeDocument/2006/math" xmlns:v="urn:schemas-microsoft-com:vml" xmlns:wp14="http://schemas.microsoft.com/office/word/2010/wordprocessingDrawing" xmlns:wp="http://schemas.openxmlformats.org/drawingml/2006/wordprocessingDrawing" xmlns:w10="urn:schemas-microsoft-com:office:word" xmlns:w="http://schemas.openxmlformats.org/wordprocessingml/2006/main" xmlns:w14="http://schemas.microsoft.com/office/word/2010/wordml" xmlns:w15="http://schemas.microsoft.com/office/word/2012/wordml" xmlns:w16cex="http://schemas.microsoft.com/office/word/2018/wordml/cex" xmlns:w16cid="http://schemas.microsoft.com/office/word/2016/wordml/cid" xmlns:w16="http://schemas.microsoft.com/office/word/2018/wordml" xmlns:w16du="http://schemas.microsoft.com/office/word/2023/wordml/word16du" xmlns:w16sdtdh="http://schemas.microsoft.com/office/word/2020/wordml/sdtdatahash" xmlns:w16sdtfl="http://schemas.microsoft.com/office/word/2024/wordml/sdtformatlock" xmlns:w16se="http://schemas.microsoft.com/office/word/2015/wordml/symex" xmlns:wpg="http://schemas.microsoft.com/office/word/2010/wordprocessingGroup" xmlns:wpi="http://schemas.microsoft.com/office/word/2010/wordprocessingInk" xmlns:wne="http://schemas.microsoft.com/office/word/2006/wordml" xmlns:wps="http://schemas.microsoft.com/office/word/2010/wordprocessingShape" mc:Ignorable="w14 w15 w16se w16cid w16 w16cex w16sdtdh w16sdtfl w16du wp14">
   <w:p>
     <w:pPr>
       <w:pBdr>
@@ -4053,7 +10648,7 @@
 </file>
 
 <file path=word/footnotes.xml><?xml version="1.0" encoding="utf-8"?>
-<w:footnotes xmlns:wpc="http://schemas.microsoft.com/office/word/2010/wordprocessingCanvas" xmlns:cx="http://schemas.microsoft.com/office/drawing/2014/chartex" xmlns:cx1="http://schemas.microsoft.com/office/drawing/2015/9/8/chartex" xmlns:cx2="http://schemas.microsoft.com/office/drawing/2015/10/21/chartex" xmlns:cx3="http://schemas.microsoft.com/office/drawing/2016/5/9/chartex" xmlns:cx4="http://schemas.microsoft.com/office/drawing/2016/5/10/chartex" xmlns:cx5="http://schemas.microsoft.com/office/drawing/2016/5/11/chartex" xmlns:cx6="http://schemas.microsoft.com/office/drawing/2016/5/12/chartex" xmlns:cx7="http://schemas.microsoft.com/office/drawing/2016/5/13/chartex" xmlns:cx8="http://schemas.microsoft.com/office/drawing/2016/5/14/chartex" xmlns:mc="http://schemas.openxmlformats.org/markup-compatibility/2006" xmlns:aink="http://schemas.microsoft.com/office/drawing/2016/ink" xmlns:am3d="http://schemas.microsoft.com/office/drawing/2017/model3d" xmlns:o="urn:schemas-microsoft-com:office:office" xmlns:r="http://schemas.openxmlformats.org/officeDocument/2006/relationships" xmlns:m="http://schemas.openxmlformats.org/officeDocument/2006/math" xmlns:v="urn:schemas-microsoft-com:vml" xmlns:wp14="http://schemas.microsoft.com/office/word/2010/wordprocessingDrawing" xmlns:wp="http://schemas.openxmlformats.org/drawingml/2006/wordprocessingDrawing" xmlns:w10="urn:schemas-microsoft-com:office:word" xmlns:w="http://schemas.openxmlformats.org/wordprocessingml/2006/main" xmlns:w14="http://schemas.microsoft.com/office/word/2010/wordml" xmlns:w15="http://schemas.microsoft.com/office/word/2012/wordml" xmlns:w16cid="http://schemas.microsoft.com/office/word/2016/wordml/cid" xmlns:w16se="http://schemas.microsoft.com/office/word/2015/wordml/symex" xmlns:wpg="http://schemas.microsoft.com/office/word/2010/wordprocessingGroup" xmlns:wpi="http://schemas.microsoft.com/office/word/2010/wordprocessingInk" xmlns:wne="http://schemas.microsoft.com/office/word/2006/wordml" xmlns:wps="http://schemas.microsoft.com/office/word/2010/wordprocessingShape" mc:Ignorable="w14 w15 w16se w16cid wp14">
+<w:footnotes xmlns:wpc="http://schemas.microsoft.com/office/word/2010/wordprocessingCanvas" xmlns:cx="http://schemas.microsoft.com/office/drawing/2014/chartex" xmlns:cx1="http://schemas.microsoft.com/office/drawing/2015/9/8/chartex" xmlns:cx2="http://schemas.microsoft.com/office/drawing/2015/10/21/chartex" xmlns:cx3="http://schemas.microsoft.com/office/drawing/2016/5/9/chartex" xmlns:cx4="http://schemas.microsoft.com/office/drawing/2016/5/10/chartex" xmlns:cx5="http://schemas.microsoft.com/office/drawing/2016/5/11/chartex" xmlns:cx6="http://schemas.microsoft.com/office/drawing/2016/5/12/chartex" xmlns:cx7="http://schemas.microsoft.com/office/drawing/2016/5/13/chartex" xmlns:cx8="http://schemas.microsoft.com/office/drawing/2016/5/14/chartex" xmlns:mc="http://schemas.openxmlformats.org/markup-compatibility/2006" xmlns:aink="http://schemas.microsoft.com/office/drawing/2016/ink" xmlns:am3d="http://schemas.microsoft.com/office/drawing/2017/model3d" xmlns:o="urn:schemas-microsoft-com:office:office" xmlns:oel="http://schemas.microsoft.com/office/2019/extlst" xmlns:r="http://schemas.openxmlformats.org/officeDocument/2006/relationships" xmlns:m="http://schemas.openxmlformats.org/officeDocument/2006/math" xmlns:v="urn:schemas-microsoft-com:vml" xmlns:wp14="http://schemas.microsoft.com/office/word/2010/wordprocessingDrawing" xmlns:wp="http://schemas.openxmlformats.org/drawingml/2006/wordprocessingDrawing" xmlns:w10="urn:schemas-microsoft-com:office:word" xmlns:w="http://schemas.openxmlformats.org/wordprocessingml/2006/main" xmlns:w14="http://schemas.microsoft.com/office/word/2010/wordml" xmlns:w15="http://schemas.microsoft.com/office/word/2012/wordml" xmlns:w16cex="http://schemas.microsoft.com/office/word/2018/wordml/cex" xmlns:w16cid="http://schemas.microsoft.com/office/word/2016/wordml/cid" xmlns:w16="http://schemas.microsoft.com/office/word/2018/wordml" xmlns:w16du="http://schemas.microsoft.com/office/word/2023/wordml/word16du" xmlns:w16sdtdh="http://schemas.microsoft.com/office/word/2020/wordml/sdtdatahash" xmlns:w16sdtfl="http://schemas.microsoft.com/office/word/2024/wordml/sdtformatlock" xmlns:w16se="http://schemas.microsoft.com/office/word/2015/wordml/symex" xmlns:wpg="http://schemas.microsoft.com/office/word/2010/wordprocessingGroup" xmlns:wpi="http://schemas.microsoft.com/office/word/2010/wordprocessingInk" xmlns:wne="http://schemas.microsoft.com/office/word/2006/wordml" xmlns:wps="http://schemas.microsoft.com/office/word/2010/wordprocessingShape" mc:Ignorable="w14 w15 w16se w16cid w16 w16cex w16sdtdh w16sdtfl w16du wp14">
   <w:footnote w:type="separator" w:id="-1">
     <w:p>
       <w:r>
@@ -4072,7 +10667,7 @@
 </file>
 
 <file path=word/header1.xml><?xml version="1.0" encoding="utf-8"?>
-<w:hdr xmlns:wpc="http://schemas.microsoft.com/office/word/2010/wordprocessingCanvas" xmlns:cx="http://schemas.microsoft.com/office/drawing/2014/chartex" xmlns:cx1="http://schemas.microsoft.com/office/drawing/2015/9/8/chartex" xmlns:cx2="http://schemas.microsoft.com/office/drawing/2015/10/21/chartex" xmlns:cx3="http://schemas.microsoft.com/office/drawing/2016/5/9/chartex" xmlns:cx4="http://schemas.microsoft.com/office/drawing/2016/5/10/chartex" xmlns:cx5="http://schemas.microsoft.com/office/drawing/2016/5/11/chartex" xmlns:cx6="http://schemas.microsoft.com/office/drawing/2016/5/12/chartex" xmlns:cx7="http://schemas.microsoft.com/office/drawing/2016/5/13/chartex" xmlns:cx8="http://schemas.microsoft.com/office/drawing/2016/5/14/chartex" xmlns:mc="http://schemas.openxmlformats.org/markup-compatibility/2006" xmlns:aink="http://schemas.microsoft.com/office/drawing/2016/ink" xmlns:am3d="http://schemas.microsoft.com/office/drawing/2017/model3d" xmlns:o="urn:schemas-microsoft-com:office:office" xmlns:r="http://schemas.openxmlformats.org/officeDocument/2006/relationships" xmlns:m="http://schemas.openxmlformats.org/officeDocument/2006/math" xmlns:v="urn:schemas-microsoft-com:vml" xmlns:wp14="http://schemas.microsoft.com/office/word/2010/wordprocessingDrawing" xmlns:wp="http://schemas.openxmlformats.org/drawingml/2006/wordprocessingDrawing" xmlns:w10="urn:schemas-microsoft-com:office:word" xmlns:w="http://schemas.openxmlformats.org/wordprocessingml/2006/main" xmlns:w14="http://schemas.microsoft.com/office/word/2010/wordml" xmlns:w15="http://schemas.microsoft.com/office/word/2012/wordml" xmlns:w16cid="http://schemas.microsoft.com/office/word/2016/wordml/cid" xmlns:w16se="http://schemas.microsoft.com/office/word/2015/wordml/symex" xmlns:wpg="http://schemas.microsoft.com/office/word/2010/wordprocessingGroup" xmlns:wpi="http://schemas.microsoft.com/office/word/2010/wordprocessingInk" xmlns:wne="http://schemas.microsoft.com/office/word/2006/wordml" xmlns:wps="http://schemas.microsoft.com/office/word/2010/wordprocessingShape" mc:Ignorable="w14 w15 w16se w16cid wp14">
+<w:hdr xmlns:wpc="http://schemas.microsoft.com/office/word/2010/wordprocessingCanvas" xmlns:cx="http://schemas.microsoft.com/office/drawing/2014/chartex" xmlns:cx1="http://schemas.microsoft.com/office/drawing/2015/9/8/chartex" xmlns:cx2="http://schemas.microsoft.com/office/drawing/2015/10/21/chartex" xmlns:cx3="http://schemas.microsoft.com/office/drawing/2016/5/9/chartex" xmlns:cx4="http://schemas.microsoft.com/office/drawing/2016/5/10/chartex" xmlns:cx5="http://schemas.microsoft.com/office/drawing/2016/5/11/chartex" xmlns:cx6="http://schemas.microsoft.com/office/drawing/2016/5/12/chartex" xmlns:cx7="http://schemas.microsoft.com/office/drawing/2016/5/13/chartex" xmlns:cx8="http://schemas.microsoft.com/office/drawing/2016/5/14/chartex" xmlns:mc="http://schemas.openxmlformats.org/markup-compatibility/2006" xmlns:aink="http://schemas.microsoft.com/office/drawing/2016/ink" xmlns:am3d="http://schemas.microsoft.com/office/drawing/2017/model3d" xmlns:o="urn:schemas-microsoft-com:office:office" xmlns:oel="http://schemas.microsoft.com/office/2019/extlst" xmlns:r="http://schemas.openxmlformats.org/officeDocument/2006/relationships" xmlns:m="http://schemas.openxmlformats.org/officeDocument/2006/math" xmlns:v="urn:schemas-microsoft-com:vml" xmlns:wp14="http://schemas.microsoft.com/office/word/2010/wordprocessingDrawing" xmlns:wp="http://schemas.openxmlformats.org/drawingml/2006/wordprocessingDrawing" xmlns:w10="urn:schemas-microsoft-com:office:word" xmlns:w="http://schemas.openxmlformats.org/wordprocessingml/2006/main" xmlns:w14="http://schemas.microsoft.com/office/word/2010/wordml" xmlns:w15="http://schemas.microsoft.com/office/word/2012/wordml" xmlns:w16cex="http://schemas.microsoft.com/office/word/2018/wordml/cex" xmlns:w16cid="http://schemas.microsoft.com/office/word/2016/wordml/cid" xmlns:w16="http://schemas.microsoft.com/office/word/2018/wordml" xmlns:w16du="http://schemas.microsoft.com/office/word/2023/wordml/word16du" xmlns:w16sdtdh="http://schemas.microsoft.com/office/word/2020/wordml/sdtdatahash" xmlns:w16sdtfl="http://schemas.microsoft.com/office/word/2024/wordml/sdtformatlock" xmlns:w16se="http://schemas.microsoft.com/office/word/2015/wordml/symex" xmlns:wpg="http://schemas.microsoft.com/office/word/2010/wordprocessingGroup" xmlns:wpi="http://schemas.microsoft.com/office/word/2010/wordprocessingInk" xmlns:wne="http://schemas.microsoft.com/office/word/2006/wordml" xmlns:wps="http://schemas.microsoft.com/office/word/2010/wordprocessingShape" mc:Ignorable="w14 w15 w16se w16cid w16 w16cex w16sdtdh w16sdtfl w16du wp14">
   <w:p>
     <w:pPr>
       <w:pBdr>
@@ -4093,7 +10688,7 @@
 </file>
 
 <file path=word/numbering.xml><?xml version="1.0" encoding="utf-8"?>
-<w:numbering xmlns:wpc="http://schemas.microsoft.com/office/word/2010/wordprocessingCanvas" xmlns:cx="http://schemas.microsoft.com/office/drawing/2014/chartex" xmlns:cx1="http://schemas.microsoft.com/office/drawing/2015/9/8/chartex" xmlns:cx2="http://schemas.microsoft.com/office/drawing/2015/10/21/chartex" xmlns:cx3="http://schemas.microsoft.com/office/drawing/2016/5/9/chartex" xmlns:cx4="http://schemas.microsoft.com/office/drawing/2016/5/10/chartex" xmlns:cx5="http://schemas.microsoft.com/office/drawing/2016/5/11/chartex" xmlns:cx6="http://schemas.microsoft.com/office/drawing/2016/5/12/chartex" xmlns:cx7="http://schemas.microsoft.com/office/drawing/2016/5/13/chartex" xmlns:cx8="http://schemas.microsoft.com/office/drawing/2016/5/14/chartex" xmlns:mc="http://schemas.openxmlformats.org/markup-compatibility/2006" xmlns:aink="http://schemas.microsoft.com/office/drawing/2016/ink" xmlns:am3d="http://schemas.microsoft.com/office/drawing/2017/model3d" xmlns:o="urn:schemas-microsoft-com:office:office" xmlns:r="http://schemas.openxmlformats.org/officeDocument/2006/relationships" xmlns:m="http://schemas.openxmlformats.org/officeDocument/2006/math" xmlns:v="urn:schemas-microsoft-com:vml" xmlns:wp14="http://schemas.microsoft.com/office/word/2010/wordprocessingDrawing" xmlns:wp="http://schemas.openxmlformats.org/drawingml/2006/wordprocessingDrawing" xmlns:w10="urn:schemas-microsoft-com:office:word" xmlns:w="http://schemas.openxmlformats.org/wordprocessingml/2006/main" xmlns:w14="http://schemas.microsoft.com/office/word/2010/wordml" xmlns:w15="http://schemas.microsoft.com/office/word/2012/wordml" xmlns:w16cid="http://schemas.microsoft.com/office/word/2016/wordml/cid" xmlns:w16se="http://schemas.microsoft.com/office/word/2015/wordml/symex" xmlns:wpg="http://schemas.microsoft.com/office/word/2010/wordprocessingGroup" xmlns:wpi="http://schemas.microsoft.com/office/word/2010/wordprocessingInk" xmlns:wne="http://schemas.microsoft.com/office/word/2006/wordml" xmlns:wps="http://schemas.microsoft.com/office/word/2010/wordprocessingShape" mc:Ignorable="w14 w15 w16se w16cid wp14">
+<w:numbering xmlns:wpc="http://schemas.microsoft.com/office/word/2010/wordprocessingCanvas" xmlns:cx="http://schemas.microsoft.com/office/drawing/2014/chartex" xmlns:cx1="http://schemas.microsoft.com/office/drawing/2015/9/8/chartex" xmlns:cx2="http://schemas.microsoft.com/office/drawing/2015/10/21/chartex" xmlns:cx3="http://schemas.microsoft.com/office/drawing/2016/5/9/chartex" xmlns:cx4="http://schemas.microsoft.com/office/drawing/2016/5/10/chartex" xmlns:cx5="http://schemas.microsoft.com/office/drawing/2016/5/11/chartex" xmlns:cx6="http://schemas.microsoft.com/office/drawing/2016/5/12/chartex" xmlns:cx7="http://schemas.microsoft.com/office/drawing/2016/5/13/chartex" xmlns:cx8="http://schemas.microsoft.com/office/drawing/2016/5/14/chartex" xmlns:mc="http://schemas.openxmlformats.org/markup-compatibility/2006" xmlns:aink="http://schemas.microsoft.com/office/drawing/2016/ink" xmlns:am3d="http://schemas.microsoft.com/office/drawing/2017/model3d" xmlns:o="urn:schemas-microsoft-com:office:office" xmlns:oel="http://schemas.microsoft.com/office/2019/extlst" xmlns:r="http://schemas.openxmlformats.org/officeDocument/2006/relationships" xmlns:m="http://schemas.openxmlformats.org/officeDocument/2006/math" xmlns:v="urn:schemas-microsoft-com:vml" xmlns:wp14="http://schemas.microsoft.com/office/word/2010/wordprocessingDrawing" xmlns:wp="http://schemas.openxmlformats.org/drawingml/2006/wordprocessingDrawing" xmlns:w10="urn:schemas-microsoft-com:office:word" xmlns:w="http://schemas.openxmlformats.org/wordprocessingml/2006/main" xmlns:w14="http://schemas.microsoft.com/office/word/2010/wordml" xmlns:w15="http://schemas.microsoft.com/office/word/2012/wordml" xmlns:w16cex="http://schemas.microsoft.com/office/word/2018/wordml/cex" xmlns:w16cid="http://schemas.microsoft.com/office/word/2016/wordml/cid" xmlns:w16="http://schemas.microsoft.com/office/word/2018/wordml" xmlns:w16du="http://schemas.microsoft.com/office/word/2023/wordml/word16du" xmlns:w16sdtdh="http://schemas.microsoft.com/office/word/2020/wordml/sdtdatahash" xmlns:w16sdtfl="http://schemas.microsoft.com/office/word/2024/wordml/sdtformatlock" xmlns:w16se="http://schemas.microsoft.com/office/word/2015/wordml/symex" xmlns:wpg="http://schemas.microsoft.com/office/word/2010/wordprocessingGroup" xmlns:wpi="http://schemas.microsoft.com/office/word/2010/wordprocessingInk" xmlns:wne="http://schemas.microsoft.com/office/word/2006/wordml" xmlns:wps="http://schemas.microsoft.com/office/word/2010/wordprocessingShape" mc:Ignorable="w14 w15 w16se w16cid w16 w16cex w16sdtdh w16sdtfl w16du wp14">
   <w:abstractNum w:abstractNumId="0" w15:restartNumberingAfterBreak="0">
     <w:nsid w:val="2C6C716A"/>
     <w:multiLevelType w:val="hybridMultilevel"/>
@@ -4292,19 +10887,19 @@
       <w:lvlJc w:val="left"/>
     </w:lvl>
   </w:abstractNum>
-  <w:num w:numId="1">
+  <w:num w:numId="1" w16cid:durableId="852770379">
     <w:abstractNumId w:val="1"/>
     <w:lvlOverride w:ilvl="0">
       <w:startOverride w:val="1"/>
     </w:lvlOverride>
   </w:num>
-  <w:num w:numId="2">
+  <w:num w:numId="2" w16cid:durableId="1686592142">
     <w:abstractNumId w:val="0"/>
     <w:lvlOverride w:ilvl="0">
       <w:startOverride w:val="1"/>
     </w:lvlOverride>
   </w:num>
-  <w:num w:numId="3">
+  <w:num w:numId="3" w16cid:durableId="1530803674">
     <w:abstractNumId w:val="2"/>
     <w:lvlOverride w:ilvl="0">
       <w:startOverride w:val="1"/>
@@ -4314,7 +10909,7 @@
 </file>
 
 <file path=word/styles.xml><?xml version="1.0" encoding="utf-8"?>
-<w:styles xmlns:mc="http://schemas.openxmlformats.org/markup-compatibility/2006" xmlns:r="http://schemas.openxmlformats.org/officeDocument/2006/relationships" xmlns:w="http://schemas.openxmlformats.org/wordprocessingml/2006/main" xmlns:w14="http://schemas.microsoft.com/office/word/2010/wordml" xmlns:w15="http://schemas.microsoft.com/office/word/2012/wordml" xmlns:w16cid="http://schemas.microsoft.com/office/word/2016/wordml/cid" xmlns:w16se="http://schemas.microsoft.com/office/word/2015/wordml/symex" mc:Ignorable="w14 w15 w16se w16cid">
+<w:styles xmlns:mc="http://schemas.openxmlformats.org/markup-compatibility/2006" xmlns:r="http://schemas.openxmlformats.org/officeDocument/2006/relationships" xmlns:w="http://schemas.openxmlformats.org/wordprocessingml/2006/main" xmlns:w14="http://schemas.microsoft.com/office/word/2010/wordml" xmlns:w15="http://schemas.microsoft.com/office/word/2012/wordml" xmlns:w16cex="http://schemas.microsoft.com/office/word/2018/wordml/cex" xmlns:w16cid="http://schemas.microsoft.com/office/word/2016/wordml/cid" xmlns:w16="http://schemas.microsoft.com/office/word/2018/wordml" xmlns:w16du="http://schemas.microsoft.com/office/word/2023/wordml/word16du" xmlns:w16sdtdh="http://schemas.microsoft.com/office/word/2020/wordml/sdtdatahash" xmlns:w16sdtfl="http://schemas.microsoft.com/office/word/2024/wordml/sdtformatlock" xmlns:w16se="http://schemas.microsoft.com/office/word/2015/wordml/symex" mc:Ignorable="w14 w15 w16se w16cid w16 w16cex w16sdtdh w16sdtfl w16du">
   <w:docDefaults>
     <w:rPrDefault>
       <w:rPr>
@@ -4326,7 +10921,7 @@
     </w:rPrDefault>
     <w:pPrDefault/>
   </w:docDefaults>
-  <w:latentStyles w:defLockedState="0" w:defUIPriority="99" w:defSemiHidden="0" w:defUnhideWhenUsed="0" w:defQFormat="0" w:count="375">
+  <w:latentStyles w:defLockedState="0" w:defUIPriority="99" w:defSemiHidden="0" w:defUnhideWhenUsed="0" w:defQFormat="0" w:count="376">
     <w:lsdException w:name="Normal" w:uiPriority="0" w:qFormat="1"/>
     <w:lsdException w:name="heading 1" w:uiPriority="9" w:qFormat="1"/>
     <w:lsdException w:name="heading 2" w:semiHidden="1" w:uiPriority="9" w:unhideWhenUsed="1" w:qFormat="1"/>
@@ -4702,12 +11297,13 @@
     <w:lsdException w:name="Smart Hyperlink" w:semiHidden="1" w:unhideWhenUsed="1"/>
     <w:lsdException w:name="Hashtag" w:semiHidden="1" w:unhideWhenUsed="1"/>
     <w:lsdException w:name="Unresolved Mention" w:semiHidden="1" w:unhideWhenUsed="1"/>
+    <w:lsdException w:name="Smart Link" w:semiHidden="1" w:unhideWhenUsed="1"/>
   </w:latentStyles>
-  <w:style w:type="paragraph" w:default="1" w:styleId="Norml">
+  <w:style w:type="paragraph" w:default="1" w:styleId="Normal">
     <w:name w:val="Normal"/>
     <w:qFormat/>
   </w:style>
-  <w:style w:type="paragraph" w:styleId="Cmsor1">
+  <w:style w:type="paragraph" w:styleId="Heading1">
     <w:name w:val="heading 1"/>
     <w:uiPriority w:val="9"/>
     <w:qFormat/>
@@ -4723,8 +11319,9 @@
       <w:szCs w:val="36"/>
     </w:rPr>
   </w:style>
-  <w:style w:type="paragraph" w:styleId="Cmsor2">
+  <w:style w:type="paragraph" w:styleId="Heading2">
     <w:name w:val="heading 2"/>
+    <w:link w:val="Heading2Char"/>
     <w:uiPriority w:val="9"/>
     <w:unhideWhenUsed/>
     <w:qFormat/>
@@ -4740,8 +11337,9 @@
       <w:szCs w:val="28"/>
     </w:rPr>
   </w:style>
-  <w:style w:type="paragraph" w:styleId="Cmsor3">
+  <w:style w:type="paragraph" w:styleId="Heading3">
     <w:name w:val="heading 3"/>
+    <w:link w:val="Heading3Char"/>
     <w:uiPriority w:val="9"/>
     <w:unhideWhenUsed/>
     <w:qFormat/>
@@ -4755,7 +11353,7 @@
       <w:color w:val="3A80C4"/>
     </w:rPr>
   </w:style>
-  <w:style w:type="paragraph" w:styleId="Cmsor4">
+  <w:style w:type="paragraph" w:styleId="Heading4">
     <w:name w:val="heading 4"/>
     <w:uiPriority w:val="9"/>
     <w:semiHidden/>
@@ -4773,7 +11371,7 @@
       <w:szCs w:val="22"/>
     </w:rPr>
   </w:style>
-  <w:style w:type="paragraph" w:styleId="Cmsor5">
+  <w:style w:type="paragraph" w:styleId="Heading5">
     <w:name w:val="heading 5"/>
     <w:uiPriority w:val="9"/>
     <w:semiHidden/>
@@ -4786,7 +11384,7 @@
       <w:color w:val="2E74B5"/>
     </w:rPr>
   </w:style>
-  <w:style w:type="paragraph" w:styleId="Cmsor6">
+  <w:style w:type="paragraph" w:styleId="Heading6">
     <w:name w:val="heading 6"/>
     <w:uiPriority w:val="9"/>
     <w:semiHidden/>
@@ -4799,13 +11397,12 @@
       <w:color w:val="1F4D78"/>
     </w:rPr>
   </w:style>
-  <w:style w:type="character" w:default="1" w:styleId="Bekezdsalapbettpusa">
+  <w:style w:type="character" w:default="1" w:styleId="DefaultParagraphFont">
     <w:name w:val="Default Paragraph Font"/>
     <w:uiPriority w:val="1"/>
-    <w:semiHidden/>
     <w:unhideWhenUsed/>
   </w:style>
-  <w:style w:type="table" w:default="1" w:styleId="Normltblzat">
+  <w:style w:type="table" w:default="1" w:styleId="TableNormal">
     <w:name w:val="Normal Table"/>
     <w:uiPriority w:val="99"/>
     <w:semiHidden/>
@@ -4820,13 +11417,13 @@
       </w:tblCellMar>
     </w:tblPr>
   </w:style>
-  <w:style w:type="numbering" w:default="1" w:styleId="Nemlista">
+  <w:style w:type="numbering" w:default="1" w:styleId="NoList">
     <w:name w:val="No List"/>
     <w:uiPriority w:val="99"/>
     <w:semiHidden/>
     <w:unhideWhenUsed/>
   </w:style>
-  <w:style w:type="paragraph" w:styleId="Cm">
+  <w:style w:type="paragraph" w:styleId="Title">
     <w:name w:val="Title"/>
     <w:uiPriority w:val="10"/>
     <w:qFormat/>
@@ -4843,11 +11440,11 @@
       <w:bCs/>
     </w:rPr>
   </w:style>
-  <w:style w:type="paragraph" w:styleId="Listaszerbekezds">
+  <w:style w:type="paragraph" w:styleId="ListParagraph">
     <w:name w:val="List Paragraph"/>
     <w:qFormat/>
   </w:style>
-  <w:style w:type="character" w:styleId="Hiperhivatkozs">
+  <w:style w:type="character" w:styleId="Hyperlink">
     <w:name w:val="Hyperlink"/>
     <w:uiPriority w:val="99"/>
     <w:unhideWhenUsed/>
@@ -4856,7 +11453,7 @@
       <w:u w:val="single"/>
     </w:rPr>
   </w:style>
-  <w:style w:type="character" w:styleId="Lbjegyzet-hivatkozs">
+  <w:style w:type="character" w:styleId="FootnoteReference">
     <w:name w:val="footnote reference"/>
     <w:uiPriority w:val="99"/>
     <w:semiHidden/>
@@ -4865,9 +11462,9 @@
       <w:vertAlign w:val="superscript"/>
     </w:rPr>
   </w:style>
-  <w:style w:type="paragraph" w:styleId="Lbjegyzetszveg">
+  <w:style w:type="paragraph" w:styleId="FootnoteText">
     <w:name w:val="footnote text"/>
-    <w:link w:val="LbjegyzetszvegChar"/>
+    <w:link w:val="FootnoteTextChar"/>
     <w:uiPriority w:val="99"/>
     <w:semiHidden/>
     <w:unhideWhenUsed/>
@@ -4876,9 +11473,9 @@
       <w:szCs w:val="20"/>
     </w:rPr>
   </w:style>
-  <w:style w:type="character" w:customStyle="1" w:styleId="LbjegyzetszvegChar">
-    <w:name w:val="Lábjegyzetszöveg Char"/>
-    <w:link w:val="Lbjegyzetszveg"/>
+  <w:style w:type="character" w:customStyle="1" w:styleId="FootnoteTextChar">
+    <w:name w:val="Footnote Text Char"/>
+    <w:link w:val="FootnoteText"/>
     <w:uiPriority w:val="99"/>
     <w:semiHidden/>
     <w:unhideWhenUsed/>
@@ -4887,10 +11484,10 @@
       <w:szCs w:val="20"/>
     </w:rPr>
   </w:style>
-  <w:style w:type="paragraph" w:styleId="TJ1">
+  <w:style w:type="paragraph" w:styleId="TOC1">
     <w:name w:val="toc 1"/>
-    <w:basedOn w:val="Norml"/>
-    <w:next w:val="Norml"/>
+    <w:basedOn w:val="Normal"/>
+    <w:next w:val="Normal"/>
     <w:autoRedefine/>
     <w:uiPriority w:val="39"/>
     <w:unhideWhenUsed/>
@@ -4899,10 +11496,10 @@
       <w:spacing w:after="100"/>
     </w:pPr>
   </w:style>
-  <w:style w:type="paragraph" w:styleId="TJ2">
+  <w:style w:type="paragraph" w:styleId="TOC2">
     <w:name w:val="toc 2"/>
-    <w:basedOn w:val="Norml"/>
-    <w:next w:val="Norml"/>
+    <w:basedOn w:val="Normal"/>
+    <w:next w:val="Normal"/>
     <w:autoRedefine/>
     <w:uiPriority w:val="39"/>
     <w:unhideWhenUsed/>
@@ -4912,10 +11509,10 @@
       <w:ind w:left="240"/>
     </w:pPr>
   </w:style>
-  <w:style w:type="paragraph" w:styleId="TJ3">
+  <w:style w:type="paragraph" w:styleId="TOC3">
     <w:name w:val="toc 3"/>
-    <w:basedOn w:val="Norml"/>
-    <w:next w:val="Norml"/>
+    <w:basedOn w:val="Normal"/>
+    <w:next w:val="Normal"/>
     <w:autoRedefine/>
     <w:uiPriority w:val="39"/>
     <w:unhideWhenUsed/>
@@ -4925,10 +11522,10 @@
       <w:ind w:left="480"/>
     </w:pPr>
   </w:style>
-  <w:style w:type="paragraph" w:styleId="HTML-kntformzott">
+  <w:style w:type="paragraph" w:styleId="HTMLPreformatted">
     <w:name w:val="HTML Preformatted"/>
-    <w:basedOn w:val="Norml"/>
-    <w:link w:val="HTML-kntformzottChar"/>
+    <w:basedOn w:val="Normal"/>
+    <w:link w:val="HTMLPreformattedChar"/>
     <w:uiPriority w:val="99"/>
     <w:semiHidden/>
     <w:unhideWhenUsed/>
@@ -4959,10 +11556,10 @@
       <w:szCs w:val="20"/>
     </w:rPr>
   </w:style>
-  <w:style w:type="character" w:customStyle="1" w:styleId="HTML-kntformzottChar">
-    <w:name w:val="HTML-ként formázott Char"/>
-    <w:basedOn w:val="Bekezdsalapbettpusa"/>
-    <w:link w:val="HTML-kntformzott"/>
+  <w:style w:type="character" w:customStyle="1" w:styleId="HTMLPreformattedChar">
+    <w:name w:val="HTML Preformatted Char"/>
+    <w:basedOn w:val="DefaultParagraphFont"/>
+    <w:link w:val="HTMLPreformatted"/>
     <w:uiPriority w:val="99"/>
     <w:semiHidden/>
     <w:rsid w:val="00BF7C6D"/>
@@ -4972,10 +11569,10 @@
       <w:szCs w:val="20"/>
     </w:rPr>
   </w:style>
-  <w:style w:type="paragraph" w:styleId="Tartalomjegyzkcmsora">
+  <w:style w:type="paragraph" w:styleId="TOCHeading">
     <w:name w:val="TOC Heading"/>
-    <w:basedOn w:val="Cmsor1"/>
-    <w:next w:val="Norml"/>
+    <w:basedOn w:val="Heading1"/>
+    <w:next w:val="Normal"/>
     <w:uiPriority w:val="39"/>
     <w:unhideWhenUsed/>
     <w:qFormat/>
@@ -4995,10 +11592,10 @@
       <w:szCs w:val="32"/>
     </w:rPr>
   </w:style>
-  <w:style w:type="paragraph" w:styleId="TJ4">
+  <w:style w:type="paragraph" w:styleId="TOC4">
     <w:name w:val="toc 4"/>
-    <w:basedOn w:val="Norml"/>
-    <w:next w:val="Norml"/>
+    <w:basedOn w:val="Normal"/>
+    <w:next w:val="Normal"/>
     <w:autoRedefine/>
     <w:uiPriority w:val="39"/>
     <w:unhideWhenUsed/>
@@ -5013,10 +11610,10 @@
       <w:szCs w:val="22"/>
     </w:rPr>
   </w:style>
-  <w:style w:type="paragraph" w:styleId="TJ5">
+  <w:style w:type="paragraph" w:styleId="TOC5">
     <w:name w:val="toc 5"/>
-    <w:basedOn w:val="Norml"/>
-    <w:next w:val="Norml"/>
+    <w:basedOn w:val="Normal"/>
+    <w:next w:val="Normal"/>
     <w:autoRedefine/>
     <w:uiPriority w:val="39"/>
     <w:unhideWhenUsed/>
@@ -5031,10 +11628,10 @@
       <w:szCs w:val="22"/>
     </w:rPr>
   </w:style>
-  <w:style w:type="paragraph" w:styleId="TJ6">
+  <w:style w:type="paragraph" w:styleId="TOC6">
     <w:name w:val="toc 6"/>
-    <w:basedOn w:val="Norml"/>
-    <w:next w:val="Norml"/>
+    <w:basedOn w:val="Normal"/>
+    <w:next w:val="Normal"/>
     <w:autoRedefine/>
     <w:uiPriority w:val="39"/>
     <w:unhideWhenUsed/>
@@ -5049,10 +11646,10 @@
       <w:szCs w:val="22"/>
     </w:rPr>
   </w:style>
-  <w:style w:type="paragraph" w:styleId="TJ7">
+  <w:style w:type="paragraph" w:styleId="TOC7">
     <w:name w:val="toc 7"/>
-    <w:basedOn w:val="Norml"/>
-    <w:next w:val="Norml"/>
+    <w:basedOn w:val="Normal"/>
+    <w:next w:val="Normal"/>
     <w:autoRedefine/>
     <w:uiPriority w:val="39"/>
     <w:unhideWhenUsed/>
@@ -5067,10 +11664,10 @@
       <w:szCs w:val="22"/>
     </w:rPr>
   </w:style>
-  <w:style w:type="paragraph" w:styleId="TJ8">
+  <w:style w:type="paragraph" w:styleId="TOC8">
     <w:name w:val="toc 8"/>
-    <w:basedOn w:val="Norml"/>
-    <w:next w:val="Norml"/>
+    <w:basedOn w:val="Normal"/>
+    <w:next w:val="Normal"/>
     <w:autoRedefine/>
     <w:uiPriority w:val="39"/>
     <w:unhideWhenUsed/>
@@ -5085,10 +11682,10 @@
       <w:szCs w:val="22"/>
     </w:rPr>
   </w:style>
-  <w:style w:type="paragraph" w:styleId="TJ9">
+  <w:style w:type="paragraph" w:styleId="TOC9">
     <w:name w:val="toc 9"/>
-    <w:basedOn w:val="Norml"/>
-    <w:next w:val="Norml"/>
+    <w:basedOn w:val="Normal"/>
+    <w:next w:val="Normal"/>
     <w:autoRedefine/>
     <w:uiPriority w:val="39"/>
     <w:unhideWhenUsed/>
@@ -5103,9 +11700,9 @@
       <w:szCs w:val="22"/>
     </w:rPr>
   </w:style>
-  <w:style w:type="character" w:styleId="Feloldatlanmegemlts">
+  <w:style w:type="character" w:styleId="UnresolvedMention">
     <w:name w:val="Unresolved Mention"/>
-    <w:basedOn w:val="Bekezdsalapbettpusa"/>
+    <w:basedOn w:val="DefaultParagraphFont"/>
     <w:uiPriority w:val="99"/>
     <w:semiHidden/>
     <w:unhideWhenUsed/>
@@ -5113,6 +11710,32 @@
     <w:rPr>
       <w:color w:val="605E5C"/>
       <w:shd w:val="clear" w:color="auto" w:fill="E1DFDD"/>
+    </w:rPr>
+  </w:style>
+  <w:style w:type="character" w:customStyle="1" w:styleId="Heading3Char">
+    <w:name w:val="Heading 3 Char"/>
+    <w:basedOn w:val="DefaultParagraphFont"/>
+    <w:link w:val="Heading3"/>
+    <w:uiPriority w:val="9"/>
+    <w:rsid w:val="005010EB"/>
+    <w:rPr>
+      <w:b/>
+      <w:bCs/>
+      <w:color w:val="3A80C4"/>
+    </w:rPr>
+  </w:style>
+  <w:style w:type="character" w:customStyle="1" w:styleId="Heading2Char">
+    <w:name w:val="Heading 2 Char"/>
+    <w:basedOn w:val="DefaultParagraphFont"/>
+    <w:link w:val="Heading2"/>
+    <w:uiPriority w:val="9"/>
+    <w:rsid w:val="00C27F1E"/>
+    <w:rPr>
+      <w:b/>
+      <w:bCs/>
+      <w:color w:val="2563A8"/>
+      <w:sz w:val="28"/>
+      <w:szCs w:val="28"/>
     </w:rPr>
   </w:style>
 </w:styles>

--- a/FeladatRadar_Reszletes_Funkcio_Leiras.docx
+++ b/FeladatRadar_Reszletes_Funkcio_Leiras.docx
@@ -2015,15 +2015,15 @@
         <w:pStyle w:val="Heading1"/>
         <w:pageBreakBefore/>
       </w:pPr>
-      <w:bookmarkStart w:id="1" w:name="_Hlk224567736"/>
-      <w:bookmarkStart w:id="2" w:name="_Toc224564720"/>
-      <w:bookmarkStart w:id="3" w:name="_Toc224682807"/>
+      <w:bookmarkStart w:id="1" w:name="_Toc224682807"/>
+      <w:bookmarkStart w:id="2" w:name="_Hlk224567736"/>
+      <w:bookmarkStart w:id="3" w:name="_Toc224564720"/>
       <w:bookmarkEnd w:id="0"/>
       <w:r>
         <w:lastRenderedPageBreak/>
         <w:t>1. Bevezetés, a téma ismertetése</w:t>
       </w:r>
-      <w:bookmarkEnd w:id="3"/>
+      <w:bookmarkEnd w:id="1"/>
     </w:p>
     <w:p>
       <w:pPr>
@@ -4933,8 +4933,8 @@
       <w:r>
         <w:t>A backend minden védett végponton ellenőrzi a JWT-token érvényességét az [Authorize] attribútummal. A token tartalmaz felhasználói azonosítót (sub claim), felhasználónevet, e-mail-t és szerepkört (role claim), amelyeket a Controller az autentikált HttpContext.User objektumból olvas ki.</w:t>
       </w:r>
-      <w:bookmarkEnd w:id="1"/>
       <w:bookmarkEnd w:id="2"/>
+      <w:bookmarkEnd w:id="3"/>
     </w:p>
     <w:p>
       <w:pPr>
@@ -5036,22 +5036,22 @@
       <w:pPr>
         <w:pStyle w:val="Heading3"/>
       </w:pPr>
-      <w:bookmarkStart w:id="44" w:name="_Toc224637260"/>
-      <w:bookmarkStart w:id="45" w:name="_Toc224682829"/>
+      <w:bookmarkStart w:id="44" w:name="_Toc224682829"/>
+      <w:bookmarkStart w:id="45" w:name="_Toc224637260"/>
       <w:r>
         <w:t>szoveg</w:t>
       </w:r>
+      <w:bookmarkEnd w:id="44"/>
+    </w:p>
+    <w:p>
+      <w:pPr>
+        <w:pStyle w:val="Heading3"/>
+      </w:pPr>
+      <w:bookmarkStart w:id="46" w:name="_Toc224682830"/>
+      <w:r>
+        <w:t>2.3.5 Az adatbázis táblái</w:t>
+      </w:r>
       <w:bookmarkEnd w:id="45"/>
-    </w:p>
-    <w:p>
-      <w:pPr>
-        <w:pStyle w:val="Heading3"/>
-      </w:pPr>
-      <w:bookmarkStart w:id="46" w:name="_Toc224682830"/>
-      <w:r>
-        <w:t>2.3.5 Az adatbázis táblái</w:t>
-      </w:r>
-      <w:bookmarkEnd w:id="44"/>
       <w:bookmarkEnd w:id="46"/>
     </w:p>
     <w:p>
@@ -10328,11 +10328,773 @@
         <w:t>A csoportba való meghívásokat tárolja, amíg a meghívott nem fogadja el vagy utasítja vissza.</w:t>
       </w:r>
     </w:p>
-    <w:p>
-      <w:r>
-        <w:t>tabla</w:t>
-      </w:r>
-    </w:p>
+    <w:tbl>
+      <w:tblPr>
+        <w:tblW w:w="9070" w:type="dxa"/>
+        <w:tblBorders>
+          <w:top w:val="single" w:sz="4" w:space="0" w:color="auto"/>
+          <w:left w:val="single" w:sz="4" w:space="0" w:color="auto"/>
+          <w:bottom w:val="single" w:sz="4" w:space="0" w:color="auto"/>
+          <w:right w:val="single" w:sz="4" w:space="0" w:color="auto"/>
+          <w:insideH w:val="single" w:sz="4" w:space="0" w:color="auto"/>
+          <w:insideV w:val="single" w:sz="4" w:space="0" w:color="auto"/>
+        </w:tblBorders>
+        <w:tblCellMar>
+          <w:left w:w="10" w:type="dxa"/>
+          <w:right w:w="10" w:type="dxa"/>
+        </w:tblCellMar>
+        <w:tblLook w:val="04A0" w:firstRow="1" w:lastRow="0" w:firstColumn="1" w:lastColumn="0" w:noHBand="0" w:noVBand="1"/>
+      </w:tblPr>
+      <w:tblGrid>
+        <w:gridCol w:w="2098"/>
+        <w:gridCol w:w="1910"/>
+        <w:gridCol w:w="5062"/>
+      </w:tblGrid>
+      <w:tr>
+        <w:trPr>
+          <w:tblHeader/>
+        </w:trPr>
+        <w:tc>
+          <w:tcPr>
+            <w:tcW w:w="2100" w:type="dxa"/>
+            <w:tcBorders>
+              <w:top w:val="single" w:sz="2" w:space="0" w:color="CCCCCC"/>
+              <w:left w:val="single" w:sz="2" w:space="0" w:color="CCCCCC"/>
+              <w:bottom w:val="single" w:sz="2" w:space="0" w:color="CCCCCC"/>
+              <w:right w:val="single" w:sz="2" w:space="0" w:color="CCCCCC"/>
+            </w:tcBorders>
+            <w:shd w:val="clear" w:color="auto" w:fill="D6E4F7"/>
+            <w:tcMar>
+              <w:top w:w="80" w:type="dxa"/>
+              <w:left w:w="160" w:type="dxa"/>
+              <w:bottom w:w="80" w:type="dxa"/>
+              <w:right w:w="160" w:type="dxa"/>
+            </w:tcMar>
+            <w:hideMark/>
+          </w:tcPr>
+          <w:p>
+            <w:pPr>
+              <w:spacing w:before="200" w:after="80" w:line="360" w:lineRule="auto"/>
+              <w:jc w:val="both"/>
+              <w:rPr>
+                <w:sz w:val="20"/>
+                <w:szCs w:val="20"/>
+              </w:rPr>
+            </w:pPr>
+            <w:r>
+              <w:rPr>
+                <w:b/>
+                <w:bCs/>
+                <w:sz w:val="20"/>
+                <w:szCs w:val="20"/>
+              </w:rPr>
+              <w:t>Mező neve</w:t>
+            </w:r>
+          </w:p>
+        </w:tc>
+        <w:tc>
+          <w:tcPr>
+            <w:tcW w:w="1900" w:type="dxa"/>
+            <w:tcBorders>
+              <w:top w:val="single" w:sz="2" w:space="0" w:color="CCCCCC"/>
+              <w:left w:val="single" w:sz="2" w:space="0" w:color="CCCCCC"/>
+              <w:bottom w:val="single" w:sz="2" w:space="0" w:color="CCCCCC"/>
+              <w:right w:val="single" w:sz="2" w:space="0" w:color="CCCCCC"/>
+            </w:tcBorders>
+            <w:shd w:val="clear" w:color="auto" w:fill="D6E4F7"/>
+            <w:tcMar>
+              <w:top w:w="80" w:type="dxa"/>
+              <w:left w:w="160" w:type="dxa"/>
+              <w:bottom w:w="80" w:type="dxa"/>
+              <w:right w:w="160" w:type="dxa"/>
+            </w:tcMar>
+            <w:hideMark/>
+          </w:tcPr>
+          <w:p>
+            <w:pPr>
+              <w:spacing w:before="200" w:after="80" w:line="360" w:lineRule="auto"/>
+              <w:jc w:val="both"/>
+              <w:rPr>
+                <w:sz w:val="20"/>
+                <w:szCs w:val="20"/>
+              </w:rPr>
+            </w:pPr>
+            <w:r>
+              <w:rPr>
+                <w:b/>
+                <w:bCs/>
+                <w:sz w:val="20"/>
+                <w:szCs w:val="20"/>
+              </w:rPr>
+              <w:t>Típus</w:t>
+            </w:r>
+          </w:p>
+        </w:tc>
+        <w:tc>
+          <w:tcPr>
+            <w:tcW w:w="5070" w:type="dxa"/>
+            <w:tcBorders>
+              <w:top w:val="single" w:sz="2" w:space="0" w:color="CCCCCC"/>
+              <w:left w:val="single" w:sz="2" w:space="0" w:color="CCCCCC"/>
+              <w:bottom w:val="single" w:sz="2" w:space="0" w:color="CCCCCC"/>
+              <w:right w:val="single" w:sz="2" w:space="0" w:color="CCCCCC"/>
+            </w:tcBorders>
+            <w:shd w:val="clear" w:color="auto" w:fill="D6E4F7"/>
+            <w:tcMar>
+              <w:top w:w="80" w:type="dxa"/>
+              <w:left w:w="160" w:type="dxa"/>
+              <w:bottom w:w="80" w:type="dxa"/>
+              <w:right w:w="160" w:type="dxa"/>
+            </w:tcMar>
+            <w:hideMark/>
+          </w:tcPr>
+          <w:p>
+            <w:pPr>
+              <w:spacing w:before="200" w:after="80" w:line="360" w:lineRule="auto"/>
+              <w:jc w:val="both"/>
+              <w:rPr>
+                <w:sz w:val="20"/>
+                <w:szCs w:val="20"/>
+              </w:rPr>
+            </w:pPr>
+            <w:r>
+              <w:rPr>
+                <w:b/>
+                <w:bCs/>
+                <w:sz w:val="20"/>
+                <w:szCs w:val="20"/>
+              </w:rPr>
+              <w:t>Leírás</w:t>
+            </w:r>
+          </w:p>
+        </w:tc>
+      </w:tr>
+      <w:tr>
+        <w:tc>
+          <w:tcPr>
+            <w:tcW w:w="2100" w:type="dxa"/>
+            <w:tcBorders>
+              <w:top w:val="single" w:sz="2" w:space="0" w:color="CCCCCC"/>
+              <w:left w:val="single" w:sz="2" w:space="0" w:color="CCCCCC"/>
+              <w:bottom w:val="single" w:sz="2" w:space="0" w:color="CCCCCC"/>
+              <w:right w:val="single" w:sz="2" w:space="0" w:color="CCCCCC"/>
+            </w:tcBorders>
+            <w:tcMar>
+              <w:top w:w="80" w:type="dxa"/>
+              <w:left w:w="160" w:type="dxa"/>
+              <w:bottom w:w="80" w:type="dxa"/>
+              <w:right w:w="160" w:type="dxa"/>
+            </w:tcMar>
+            <w:hideMark/>
+          </w:tcPr>
+          <w:p>
+            <w:pPr>
+              <w:spacing w:before="200" w:after="80" w:line="360" w:lineRule="auto"/>
+              <w:rPr>
+                <w:sz w:val="20"/>
+                <w:szCs w:val="20"/>
+              </w:rPr>
+            </w:pPr>
+            <w:r>
+              <w:rPr>
+                <w:sz w:val="20"/>
+                <w:szCs w:val="20"/>
+              </w:rPr>
+              <w:t>InviteID</w:t>
+            </w:r>
+          </w:p>
+        </w:tc>
+        <w:tc>
+          <w:tcPr>
+            <w:tcW w:w="1900" w:type="dxa"/>
+            <w:tcBorders>
+              <w:top w:val="single" w:sz="2" w:space="0" w:color="CCCCCC"/>
+              <w:left w:val="single" w:sz="2" w:space="0" w:color="CCCCCC"/>
+              <w:bottom w:val="single" w:sz="2" w:space="0" w:color="CCCCCC"/>
+              <w:right w:val="single" w:sz="2" w:space="0" w:color="CCCCCC"/>
+            </w:tcBorders>
+            <w:tcMar>
+              <w:top w:w="80" w:type="dxa"/>
+              <w:left w:w="160" w:type="dxa"/>
+              <w:bottom w:w="80" w:type="dxa"/>
+              <w:right w:w="160" w:type="dxa"/>
+            </w:tcMar>
+            <w:hideMark/>
+          </w:tcPr>
+          <w:p>
+            <w:pPr>
+              <w:spacing w:before="200" w:after="80" w:line="360" w:lineRule="auto"/>
+              <w:rPr>
+                <w:sz w:val="20"/>
+                <w:szCs w:val="20"/>
+              </w:rPr>
+            </w:pPr>
+            <w:r>
+              <w:rPr>
+                <w:sz w:val="20"/>
+                <w:szCs w:val="20"/>
+              </w:rPr>
+              <w:t>INT PK</w:t>
+            </w:r>
+          </w:p>
+        </w:tc>
+        <w:tc>
+          <w:tcPr>
+            <w:tcW w:w="5070" w:type="dxa"/>
+            <w:tcBorders>
+              <w:top w:val="single" w:sz="2" w:space="0" w:color="CCCCCC"/>
+              <w:left w:val="single" w:sz="2" w:space="0" w:color="CCCCCC"/>
+              <w:bottom w:val="single" w:sz="2" w:space="0" w:color="CCCCCC"/>
+              <w:right w:val="single" w:sz="2" w:space="0" w:color="CCCCCC"/>
+            </w:tcBorders>
+            <w:tcMar>
+              <w:top w:w="80" w:type="dxa"/>
+              <w:left w:w="160" w:type="dxa"/>
+              <w:bottom w:w="80" w:type="dxa"/>
+              <w:right w:w="160" w:type="dxa"/>
+            </w:tcMar>
+            <w:hideMark/>
+          </w:tcPr>
+          <w:p>
+            <w:pPr>
+              <w:spacing w:before="200" w:after="80" w:line="360" w:lineRule="auto"/>
+              <w:rPr>
+                <w:sz w:val="20"/>
+                <w:szCs w:val="20"/>
+              </w:rPr>
+            </w:pPr>
+            <w:r>
+              <w:rPr>
+                <w:sz w:val="20"/>
+                <w:szCs w:val="20"/>
+              </w:rPr>
+              <w:t>Egyedi azonosító</w:t>
+            </w:r>
+          </w:p>
+        </w:tc>
+      </w:tr>
+      <w:tr>
+        <w:tc>
+          <w:tcPr>
+            <w:tcW w:w="2100" w:type="dxa"/>
+            <w:tcBorders>
+              <w:top w:val="single" w:sz="2" w:space="0" w:color="CCCCCC"/>
+              <w:left w:val="single" w:sz="2" w:space="0" w:color="CCCCCC"/>
+              <w:bottom w:val="single" w:sz="2" w:space="0" w:color="CCCCCC"/>
+              <w:right w:val="single" w:sz="2" w:space="0" w:color="CCCCCC"/>
+            </w:tcBorders>
+            <w:tcMar>
+              <w:top w:w="80" w:type="dxa"/>
+              <w:left w:w="160" w:type="dxa"/>
+              <w:bottom w:w="80" w:type="dxa"/>
+              <w:right w:w="160" w:type="dxa"/>
+            </w:tcMar>
+            <w:hideMark/>
+          </w:tcPr>
+          <w:p>
+            <w:pPr>
+              <w:spacing w:before="200" w:after="80" w:line="360" w:lineRule="auto"/>
+              <w:rPr>
+                <w:sz w:val="20"/>
+                <w:szCs w:val="20"/>
+              </w:rPr>
+            </w:pPr>
+            <w:r>
+              <w:rPr>
+                <w:sz w:val="20"/>
+                <w:szCs w:val="20"/>
+              </w:rPr>
+              <w:t>GroupID</w:t>
+            </w:r>
+          </w:p>
+        </w:tc>
+        <w:tc>
+          <w:tcPr>
+            <w:tcW w:w="1900" w:type="dxa"/>
+            <w:tcBorders>
+              <w:top w:val="single" w:sz="2" w:space="0" w:color="CCCCCC"/>
+              <w:left w:val="single" w:sz="2" w:space="0" w:color="CCCCCC"/>
+              <w:bottom w:val="single" w:sz="2" w:space="0" w:color="CCCCCC"/>
+              <w:right w:val="single" w:sz="2" w:space="0" w:color="CCCCCC"/>
+            </w:tcBorders>
+            <w:tcMar>
+              <w:top w:w="80" w:type="dxa"/>
+              <w:left w:w="160" w:type="dxa"/>
+              <w:bottom w:w="80" w:type="dxa"/>
+              <w:right w:w="160" w:type="dxa"/>
+            </w:tcMar>
+            <w:hideMark/>
+          </w:tcPr>
+          <w:p>
+            <w:pPr>
+              <w:spacing w:before="200" w:after="80" w:line="360" w:lineRule="auto"/>
+              <w:rPr>
+                <w:sz w:val="20"/>
+                <w:szCs w:val="20"/>
+              </w:rPr>
+            </w:pPr>
+            <w:r>
+              <w:rPr>
+                <w:sz w:val="20"/>
+                <w:szCs w:val="20"/>
+              </w:rPr>
+              <w:t>INT FK</w:t>
+            </w:r>
+          </w:p>
+        </w:tc>
+        <w:tc>
+          <w:tcPr>
+            <w:tcW w:w="5070" w:type="dxa"/>
+            <w:tcBorders>
+              <w:top w:val="single" w:sz="2" w:space="0" w:color="CCCCCC"/>
+              <w:left w:val="single" w:sz="2" w:space="0" w:color="CCCCCC"/>
+              <w:bottom w:val="single" w:sz="2" w:space="0" w:color="CCCCCC"/>
+              <w:right w:val="single" w:sz="2" w:space="0" w:color="CCCCCC"/>
+            </w:tcBorders>
+            <w:tcMar>
+              <w:top w:w="80" w:type="dxa"/>
+              <w:left w:w="160" w:type="dxa"/>
+              <w:bottom w:w="80" w:type="dxa"/>
+              <w:right w:w="160" w:type="dxa"/>
+            </w:tcMar>
+            <w:hideMark/>
+          </w:tcPr>
+          <w:p>
+            <w:pPr>
+              <w:spacing w:before="200" w:after="80" w:line="360" w:lineRule="auto"/>
+              <w:rPr>
+                <w:sz w:val="20"/>
+                <w:szCs w:val="20"/>
+              </w:rPr>
+            </w:pPr>
+            <w:r>
+              <w:rPr>
+                <w:sz w:val="20"/>
+                <w:szCs w:val="20"/>
+              </w:rPr>
+              <w:t>FK → Groups</w:t>
+            </w:r>
+          </w:p>
+        </w:tc>
+      </w:tr>
+      <w:tr>
+        <w:tc>
+          <w:tcPr>
+            <w:tcW w:w="2100" w:type="dxa"/>
+            <w:tcBorders>
+              <w:top w:val="single" w:sz="2" w:space="0" w:color="CCCCCC"/>
+              <w:left w:val="single" w:sz="2" w:space="0" w:color="CCCCCC"/>
+              <w:bottom w:val="single" w:sz="2" w:space="0" w:color="CCCCCC"/>
+              <w:right w:val="single" w:sz="2" w:space="0" w:color="CCCCCC"/>
+            </w:tcBorders>
+            <w:tcMar>
+              <w:top w:w="80" w:type="dxa"/>
+              <w:left w:w="160" w:type="dxa"/>
+              <w:bottom w:w="80" w:type="dxa"/>
+              <w:right w:w="160" w:type="dxa"/>
+            </w:tcMar>
+            <w:hideMark/>
+          </w:tcPr>
+          <w:p>
+            <w:pPr>
+              <w:spacing w:before="200" w:after="80" w:line="360" w:lineRule="auto"/>
+              <w:rPr>
+                <w:sz w:val="20"/>
+                <w:szCs w:val="20"/>
+              </w:rPr>
+            </w:pPr>
+            <w:r>
+              <w:rPr>
+                <w:sz w:val="20"/>
+                <w:szCs w:val="20"/>
+              </w:rPr>
+              <w:t>InvitedEmail</w:t>
+            </w:r>
+          </w:p>
+        </w:tc>
+        <w:tc>
+          <w:tcPr>
+            <w:tcW w:w="1900" w:type="dxa"/>
+            <w:tcBorders>
+              <w:top w:val="single" w:sz="2" w:space="0" w:color="CCCCCC"/>
+              <w:left w:val="single" w:sz="2" w:space="0" w:color="CCCCCC"/>
+              <w:bottom w:val="single" w:sz="2" w:space="0" w:color="CCCCCC"/>
+              <w:right w:val="single" w:sz="2" w:space="0" w:color="CCCCCC"/>
+            </w:tcBorders>
+            <w:tcMar>
+              <w:top w:w="80" w:type="dxa"/>
+              <w:left w:w="160" w:type="dxa"/>
+              <w:bottom w:w="80" w:type="dxa"/>
+              <w:right w:w="160" w:type="dxa"/>
+            </w:tcMar>
+            <w:hideMark/>
+          </w:tcPr>
+          <w:p>
+            <w:pPr>
+              <w:spacing w:before="200" w:after="80" w:line="360" w:lineRule="auto"/>
+              <w:rPr>
+                <w:sz w:val="20"/>
+                <w:szCs w:val="20"/>
+              </w:rPr>
+            </w:pPr>
+            <w:r>
+              <w:rPr>
+                <w:sz w:val="20"/>
+                <w:szCs w:val="20"/>
+              </w:rPr>
+              <w:t>NVARCHAR(200)</w:t>
+            </w:r>
+          </w:p>
+        </w:tc>
+        <w:tc>
+          <w:tcPr>
+            <w:tcW w:w="5070" w:type="dxa"/>
+            <w:tcBorders>
+              <w:top w:val="single" w:sz="2" w:space="0" w:color="CCCCCC"/>
+              <w:left w:val="single" w:sz="2" w:space="0" w:color="CCCCCC"/>
+              <w:bottom w:val="single" w:sz="2" w:space="0" w:color="CCCCCC"/>
+              <w:right w:val="single" w:sz="2" w:space="0" w:color="CCCCCC"/>
+            </w:tcBorders>
+            <w:tcMar>
+              <w:top w:w="80" w:type="dxa"/>
+              <w:left w:w="160" w:type="dxa"/>
+              <w:bottom w:w="80" w:type="dxa"/>
+              <w:right w:w="160" w:type="dxa"/>
+            </w:tcMar>
+            <w:hideMark/>
+          </w:tcPr>
+          <w:p>
+            <w:pPr>
+              <w:spacing w:before="200" w:after="80" w:line="360" w:lineRule="auto"/>
+              <w:rPr>
+                <w:sz w:val="20"/>
+                <w:szCs w:val="20"/>
+              </w:rPr>
+            </w:pPr>
+            <w:r>
+              <w:rPr>
+                <w:sz w:val="20"/>
+                <w:szCs w:val="20"/>
+              </w:rPr>
+              <w:t>FK → Groups</w:t>
+            </w:r>
+          </w:p>
+        </w:tc>
+      </w:tr>
+      <w:tr>
+        <w:tc>
+          <w:tcPr>
+            <w:tcW w:w="2100" w:type="dxa"/>
+            <w:tcBorders>
+              <w:top w:val="single" w:sz="2" w:space="0" w:color="CCCCCC"/>
+              <w:left w:val="single" w:sz="2" w:space="0" w:color="CCCCCC"/>
+              <w:bottom w:val="single" w:sz="2" w:space="0" w:color="CCCCCC"/>
+              <w:right w:val="single" w:sz="2" w:space="0" w:color="CCCCCC"/>
+            </w:tcBorders>
+            <w:tcMar>
+              <w:top w:w="80" w:type="dxa"/>
+              <w:left w:w="160" w:type="dxa"/>
+              <w:bottom w:w="80" w:type="dxa"/>
+              <w:right w:w="160" w:type="dxa"/>
+            </w:tcMar>
+            <w:hideMark/>
+          </w:tcPr>
+          <w:p>
+            <w:pPr>
+              <w:spacing w:before="200" w:after="80" w:line="360" w:lineRule="auto"/>
+              <w:rPr>
+                <w:sz w:val="20"/>
+                <w:szCs w:val="20"/>
+              </w:rPr>
+            </w:pPr>
+            <w:r>
+              <w:rPr>
+                <w:sz w:val="20"/>
+                <w:szCs w:val="20"/>
+              </w:rPr>
+              <w:t>InvitedBy</w:t>
+            </w:r>
+          </w:p>
+        </w:tc>
+        <w:tc>
+          <w:tcPr>
+            <w:tcW w:w="1900" w:type="dxa"/>
+            <w:tcBorders>
+              <w:top w:val="single" w:sz="2" w:space="0" w:color="CCCCCC"/>
+              <w:left w:val="single" w:sz="2" w:space="0" w:color="CCCCCC"/>
+              <w:bottom w:val="single" w:sz="2" w:space="0" w:color="CCCCCC"/>
+              <w:right w:val="single" w:sz="2" w:space="0" w:color="CCCCCC"/>
+            </w:tcBorders>
+            <w:tcMar>
+              <w:top w:w="80" w:type="dxa"/>
+              <w:left w:w="160" w:type="dxa"/>
+              <w:bottom w:w="80" w:type="dxa"/>
+              <w:right w:w="160" w:type="dxa"/>
+            </w:tcMar>
+            <w:hideMark/>
+          </w:tcPr>
+          <w:p>
+            <w:pPr>
+              <w:spacing w:before="200" w:after="80" w:line="360" w:lineRule="auto"/>
+              <w:rPr>
+                <w:sz w:val="20"/>
+                <w:szCs w:val="20"/>
+              </w:rPr>
+            </w:pPr>
+            <w:r>
+              <w:rPr>
+                <w:sz w:val="20"/>
+                <w:szCs w:val="20"/>
+              </w:rPr>
+              <w:t>INT FK</w:t>
+            </w:r>
+          </w:p>
+        </w:tc>
+        <w:tc>
+          <w:tcPr>
+            <w:tcW w:w="5070" w:type="dxa"/>
+            <w:tcBorders>
+              <w:top w:val="single" w:sz="2" w:space="0" w:color="CCCCCC"/>
+              <w:left w:val="single" w:sz="2" w:space="0" w:color="CCCCCC"/>
+              <w:bottom w:val="single" w:sz="2" w:space="0" w:color="CCCCCC"/>
+              <w:right w:val="single" w:sz="2" w:space="0" w:color="CCCCCC"/>
+            </w:tcBorders>
+            <w:tcMar>
+              <w:top w:w="80" w:type="dxa"/>
+              <w:left w:w="160" w:type="dxa"/>
+              <w:bottom w:w="80" w:type="dxa"/>
+              <w:right w:w="160" w:type="dxa"/>
+            </w:tcMar>
+            <w:hideMark/>
+          </w:tcPr>
+          <w:p>
+            <w:pPr>
+              <w:spacing w:before="200" w:after="80" w:line="360" w:lineRule="auto"/>
+              <w:rPr>
+                <w:sz w:val="20"/>
+                <w:szCs w:val="20"/>
+              </w:rPr>
+            </w:pPr>
+            <w:r>
+              <w:rPr>
+                <w:sz w:val="20"/>
+                <w:szCs w:val="20"/>
+              </w:rPr>
+              <w:t>FK → Users (meghívó)</w:t>
+            </w:r>
+          </w:p>
+        </w:tc>
+      </w:tr>
+      <w:tr>
+        <w:tc>
+          <w:tcPr>
+            <w:tcW w:w="2100" w:type="dxa"/>
+            <w:tcBorders>
+              <w:top w:val="single" w:sz="2" w:space="0" w:color="CCCCCC"/>
+              <w:left w:val="single" w:sz="2" w:space="0" w:color="CCCCCC"/>
+              <w:bottom w:val="single" w:sz="2" w:space="0" w:color="CCCCCC"/>
+              <w:right w:val="single" w:sz="2" w:space="0" w:color="CCCCCC"/>
+            </w:tcBorders>
+            <w:tcMar>
+              <w:top w:w="80" w:type="dxa"/>
+              <w:left w:w="160" w:type="dxa"/>
+              <w:bottom w:w="80" w:type="dxa"/>
+              <w:right w:w="160" w:type="dxa"/>
+            </w:tcMar>
+            <w:hideMark/>
+          </w:tcPr>
+          <w:p>
+            <w:pPr>
+              <w:spacing w:before="200" w:after="80" w:line="360" w:lineRule="auto"/>
+              <w:rPr>
+                <w:sz w:val="20"/>
+                <w:szCs w:val="20"/>
+              </w:rPr>
+            </w:pPr>
+            <w:r>
+              <w:rPr>
+                <w:sz w:val="20"/>
+                <w:szCs w:val="20"/>
+              </w:rPr>
+              <w:t>CreatedAt</w:t>
+            </w:r>
+          </w:p>
+        </w:tc>
+        <w:tc>
+          <w:tcPr>
+            <w:tcW w:w="1900" w:type="dxa"/>
+            <w:tcBorders>
+              <w:top w:val="single" w:sz="2" w:space="0" w:color="CCCCCC"/>
+              <w:left w:val="single" w:sz="2" w:space="0" w:color="CCCCCC"/>
+              <w:bottom w:val="single" w:sz="2" w:space="0" w:color="CCCCCC"/>
+              <w:right w:val="single" w:sz="2" w:space="0" w:color="CCCCCC"/>
+            </w:tcBorders>
+            <w:tcMar>
+              <w:top w:w="80" w:type="dxa"/>
+              <w:left w:w="160" w:type="dxa"/>
+              <w:bottom w:w="80" w:type="dxa"/>
+              <w:right w:w="160" w:type="dxa"/>
+            </w:tcMar>
+            <w:hideMark/>
+          </w:tcPr>
+          <w:p>
+            <w:pPr>
+              <w:spacing w:before="200" w:after="80" w:line="360" w:lineRule="auto"/>
+              <w:rPr>
+                <w:sz w:val="20"/>
+                <w:szCs w:val="20"/>
+              </w:rPr>
+            </w:pPr>
+            <w:r>
+              <w:rPr>
+                <w:sz w:val="20"/>
+                <w:szCs w:val="20"/>
+              </w:rPr>
+              <w:t>DATETIME</w:t>
+            </w:r>
+          </w:p>
+        </w:tc>
+        <w:tc>
+          <w:tcPr>
+            <w:tcW w:w="5070" w:type="dxa"/>
+            <w:tcBorders>
+              <w:top w:val="single" w:sz="2" w:space="0" w:color="CCCCCC"/>
+              <w:left w:val="single" w:sz="2" w:space="0" w:color="CCCCCC"/>
+              <w:bottom w:val="single" w:sz="2" w:space="0" w:color="CCCCCC"/>
+              <w:right w:val="single" w:sz="2" w:space="0" w:color="CCCCCC"/>
+            </w:tcBorders>
+            <w:tcMar>
+              <w:top w:w="80" w:type="dxa"/>
+              <w:left w:w="160" w:type="dxa"/>
+              <w:bottom w:w="80" w:type="dxa"/>
+              <w:right w:w="160" w:type="dxa"/>
+            </w:tcMar>
+            <w:hideMark/>
+          </w:tcPr>
+          <w:p>
+            <w:pPr>
+              <w:spacing w:before="200" w:after="80" w:line="360" w:lineRule="auto"/>
+              <w:rPr>
+                <w:sz w:val="20"/>
+                <w:szCs w:val="20"/>
+              </w:rPr>
+            </w:pPr>
+            <w:r>
+              <w:rPr>
+                <w:sz w:val="20"/>
+                <w:szCs w:val="20"/>
+              </w:rPr>
+              <w:t>Meghívás időpontja</w:t>
+            </w:r>
+          </w:p>
+        </w:tc>
+      </w:tr>
+      <w:tr>
+        <w:tc>
+          <w:tcPr>
+            <w:tcW w:w="2100" w:type="dxa"/>
+            <w:tcBorders>
+              <w:top w:val="single" w:sz="2" w:space="0" w:color="CCCCCC"/>
+              <w:left w:val="single" w:sz="2" w:space="0" w:color="CCCCCC"/>
+              <w:bottom w:val="single" w:sz="2" w:space="0" w:color="CCCCCC"/>
+              <w:right w:val="single" w:sz="2" w:space="0" w:color="CCCCCC"/>
+            </w:tcBorders>
+            <w:tcMar>
+              <w:top w:w="80" w:type="dxa"/>
+              <w:left w:w="160" w:type="dxa"/>
+              <w:bottom w:w="80" w:type="dxa"/>
+              <w:right w:w="160" w:type="dxa"/>
+            </w:tcMar>
+            <w:hideMark/>
+          </w:tcPr>
+          <w:p>
+            <w:pPr>
+              <w:spacing w:before="200" w:after="80" w:line="360" w:lineRule="auto"/>
+              <w:rPr>
+                <w:sz w:val="20"/>
+                <w:szCs w:val="20"/>
+              </w:rPr>
+            </w:pPr>
+            <w:r>
+              <w:rPr>
+                <w:sz w:val="20"/>
+                <w:szCs w:val="20"/>
+              </w:rPr>
+              <w:lastRenderedPageBreak/>
+              <w:t>Status</w:t>
+            </w:r>
+          </w:p>
+        </w:tc>
+        <w:tc>
+          <w:tcPr>
+            <w:tcW w:w="1900" w:type="dxa"/>
+            <w:tcBorders>
+              <w:top w:val="single" w:sz="2" w:space="0" w:color="CCCCCC"/>
+              <w:left w:val="single" w:sz="2" w:space="0" w:color="CCCCCC"/>
+              <w:bottom w:val="single" w:sz="2" w:space="0" w:color="CCCCCC"/>
+              <w:right w:val="single" w:sz="2" w:space="0" w:color="CCCCCC"/>
+            </w:tcBorders>
+            <w:tcMar>
+              <w:top w:w="80" w:type="dxa"/>
+              <w:left w:w="160" w:type="dxa"/>
+              <w:bottom w:w="80" w:type="dxa"/>
+              <w:right w:w="160" w:type="dxa"/>
+            </w:tcMar>
+            <w:hideMark/>
+          </w:tcPr>
+          <w:p>
+            <w:pPr>
+              <w:spacing w:before="200" w:after="80" w:line="360" w:lineRule="auto"/>
+              <w:rPr>
+                <w:sz w:val="20"/>
+                <w:szCs w:val="20"/>
+              </w:rPr>
+            </w:pPr>
+            <w:r>
+              <w:rPr>
+                <w:sz w:val="20"/>
+                <w:szCs w:val="20"/>
+              </w:rPr>
+              <w:t>NVARCHAR(20)</w:t>
+            </w:r>
+          </w:p>
+        </w:tc>
+        <w:tc>
+          <w:tcPr>
+            <w:tcW w:w="5070" w:type="dxa"/>
+            <w:tcBorders>
+              <w:top w:val="single" w:sz="2" w:space="0" w:color="CCCCCC"/>
+              <w:left w:val="single" w:sz="2" w:space="0" w:color="CCCCCC"/>
+              <w:bottom w:val="single" w:sz="2" w:space="0" w:color="CCCCCC"/>
+              <w:right w:val="single" w:sz="2" w:space="0" w:color="CCCCCC"/>
+            </w:tcBorders>
+            <w:tcMar>
+              <w:top w:w="80" w:type="dxa"/>
+              <w:left w:w="160" w:type="dxa"/>
+              <w:bottom w:w="80" w:type="dxa"/>
+              <w:right w:w="160" w:type="dxa"/>
+            </w:tcMar>
+            <w:hideMark/>
+          </w:tcPr>
+          <w:p>
+            <w:pPr>
+              <w:spacing w:before="200" w:after="80" w:line="360" w:lineRule="auto"/>
+              <w:rPr>
+                <w:sz w:val="20"/>
+                <w:szCs w:val="20"/>
+              </w:rPr>
+            </w:pPr>
+            <w:r>
+              <w:rPr>
+                <w:sz w:val="20"/>
+                <w:szCs w:val="20"/>
+              </w:rPr>
+              <w:t>Pending / Accepted / Declined</w:t>
+            </w:r>
+          </w:p>
+        </w:tc>
+      </w:tr>
+    </w:tbl>
     <w:p>
       <w:pPr>
         <w:spacing w:before="200" w:after="80" w:line="360" w:lineRule="auto"/>
@@ -10410,19 +11172,449 @@
         <w:t>A csoporton belüli szavazásokat és a szavazási opciókat tárolják.</w:t>
       </w:r>
     </w:p>
-    <w:p>
-      <w:pPr>
-        <w:rPr>
-          <w:color w:val="000000" w:themeColor="text1"/>
-        </w:rPr>
-      </w:pPr>
-      <w:r>
-        <w:rPr>
-          <w:color w:val="000000" w:themeColor="text1"/>
-        </w:rPr>
-        <w:t>tabla</w:t>
-      </w:r>
-    </w:p>
+    <w:tbl>
+      <w:tblPr>
+        <w:tblW w:w="9070" w:type="dxa"/>
+        <w:tblBorders>
+          <w:top w:val="single" w:sz="4" w:space="0" w:color="auto"/>
+          <w:left w:val="single" w:sz="4" w:space="0" w:color="auto"/>
+          <w:bottom w:val="single" w:sz="4" w:space="0" w:color="auto"/>
+          <w:right w:val="single" w:sz="4" w:space="0" w:color="auto"/>
+          <w:insideH w:val="single" w:sz="4" w:space="0" w:color="auto"/>
+          <w:insideV w:val="single" w:sz="4" w:space="0" w:color="auto"/>
+        </w:tblBorders>
+        <w:tblCellMar>
+          <w:left w:w="10" w:type="dxa"/>
+          <w:right w:w="10" w:type="dxa"/>
+        </w:tblCellMar>
+        <w:tblLook w:val="04A0" w:firstRow="1" w:lastRow="0" w:firstColumn="1" w:lastColumn="0" w:noHBand="0" w:noVBand="1"/>
+      </w:tblPr>
+      <w:tblGrid>
+        <w:gridCol w:w="1700"/>
+        <w:gridCol w:w="3700"/>
+        <w:gridCol w:w="3670"/>
+      </w:tblGrid>
+      <w:tr>
+        <w:trPr>
+          <w:tblHeader/>
+        </w:trPr>
+        <w:tc>
+          <w:tcPr>
+            <w:tcW w:w="1700" w:type="dxa"/>
+            <w:tcBorders>
+              <w:top w:val="single" w:sz="1" w:space="0" w:color="CCCCCC"/>
+              <w:left w:val="single" w:sz="1" w:space="0" w:color="CCCCCC"/>
+              <w:bottom w:val="single" w:sz="1" w:space="0" w:color="CCCCCC"/>
+              <w:right w:val="single" w:sz="1" w:space="0" w:color="CCCCCC"/>
+            </w:tcBorders>
+            <w:shd w:val="clear" w:color="auto" w:fill="D6E4F7"/>
+            <w:tcMar>
+              <w:top w:w="80" w:type="dxa"/>
+              <w:left w:w="160" w:type="dxa"/>
+              <w:bottom w:w="80" w:type="dxa"/>
+              <w:right w:w="160" w:type="dxa"/>
+            </w:tcMar>
+          </w:tcPr>
+          <w:p>
+            <w:pPr>
+              <w:rPr>
+                <w:color w:val="0D0D0D" w:themeColor="text1" w:themeTint="F2"/>
+              </w:rPr>
+            </w:pPr>
+            <w:r>
+              <w:rPr>
+                <w:b/>
+                <w:bCs/>
+                <w:color w:val="0D0D0D" w:themeColor="text1" w:themeTint="F2"/>
+                <w:sz w:val="20"/>
+                <w:szCs w:val="20"/>
+              </w:rPr>
+              <w:t>Tábla</w:t>
+            </w:r>
+          </w:p>
+        </w:tc>
+        <w:tc>
+          <w:tcPr>
+            <w:tcW w:w="3700" w:type="dxa"/>
+            <w:tcBorders>
+              <w:top w:val="single" w:sz="1" w:space="0" w:color="CCCCCC"/>
+              <w:left w:val="single" w:sz="1" w:space="0" w:color="CCCCCC"/>
+              <w:bottom w:val="single" w:sz="1" w:space="0" w:color="CCCCCC"/>
+              <w:right w:val="single" w:sz="1" w:space="0" w:color="CCCCCC"/>
+            </w:tcBorders>
+            <w:shd w:val="clear" w:color="auto" w:fill="D6E4F7"/>
+            <w:tcMar>
+              <w:top w:w="80" w:type="dxa"/>
+              <w:left w:w="160" w:type="dxa"/>
+              <w:bottom w:w="80" w:type="dxa"/>
+              <w:right w:w="160" w:type="dxa"/>
+            </w:tcMar>
+          </w:tcPr>
+          <w:p>
+            <w:pPr>
+              <w:rPr>
+                <w:color w:val="0D0D0D" w:themeColor="text1" w:themeTint="F2"/>
+              </w:rPr>
+            </w:pPr>
+            <w:r>
+              <w:rPr>
+                <w:b/>
+                <w:bCs/>
+                <w:color w:val="0D0D0D" w:themeColor="text1" w:themeTint="F2"/>
+                <w:sz w:val="20"/>
+                <w:szCs w:val="20"/>
+              </w:rPr>
+              <w:t>Fontosabb mezők</w:t>
+            </w:r>
+          </w:p>
+        </w:tc>
+        <w:tc>
+          <w:tcPr>
+            <w:tcW w:w="3670" w:type="dxa"/>
+            <w:tcBorders>
+              <w:top w:val="single" w:sz="1" w:space="0" w:color="CCCCCC"/>
+              <w:left w:val="single" w:sz="1" w:space="0" w:color="CCCCCC"/>
+              <w:bottom w:val="single" w:sz="1" w:space="0" w:color="CCCCCC"/>
+              <w:right w:val="single" w:sz="1" w:space="0" w:color="CCCCCC"/>
+            </w:tcBorders>
+            <w:shd w:val="clear" w:color="auto" w:fill="D6E4F7"/>
+            <w:tcMar>
+              <w:top w:w="80" w:type="dxa"/>
+              <w:left w:w="160" w:type="dxa"/>
+              <w:bottom w:w="80" w:type="dxa"/>
+              <w:right w:w="160" w:type="dxa"/>
+            </w:tcMar>
+          </w:tcPr>
+          <w:p>
+            <w:pPr>
+              <w:rPr>
+                <w:color w:val="0D0D0D" w:themeColor="text1" w:themeTint="F2"/>
+              </w:rPr>
+            </w:pPr>
+            <w:r>
+              <w:rPr>
+                <w:b/>
+                <w:bCs/>
+                <w:color w:val="0D0D0D" w:themeColor="text1" w:themeTint="F2"/>
+                <w:sz w:val="20"/>
+                <w:szCs w:val="20"/>
+              </w:rPr>
+              <w:t>Leírás</w:t>
+            </w:r>
+          </w:p>
+        </w:tc>
+      </w:tr>
+      <w:tr>
+        <w:tc>
+          <w:tcPr>
+            <w:tcW w:w="1700" w:type="dxa"/>
+            <w:tcBorders>
+              <w:top w:val="single" w:sz="1" w:space="0" w:color="CCCCCC"/>
+              <w:left w:val="single" w:sz="1" w:space="0" w:color="CCCCCC"/>
+              <w:bottom w:val="single" w:sz="1" w:space="0" w:color="CCCCCC"/>
+              <w:right w:val="single" w:sz="1" w:space="0" w:color="CCCCCC"/>
+            </w:tcBorders>
+            <w:tcMar>
+              <w:top w:w="80" w:type="dxa"/>
+              <w:left w:w="160" w:type="dxa"/>
+              <w:bottom w:w="80" w:type="dxa"/>
+              <w:right w:w="160" w:type="dxa"/>
+            </w:tcMar>
+          </w:tcPr>
+          <w:p>
+            <w:pPr>
+              <w:rPr>
+                <w:color w:val="0D0D0D" w:themeColor="text1" w:themeTint="F2"/>
+              </w:rPr>
+            </w:pPr>
+            <w:r>
+              <w:rPr>
+                <w:color w:val="0D0D0D" w:themeColor="text1" w:themeTint="F2"/>
+                <w:sz w:val="20"/>
+                <w:szCs w:val="20"/>
+              </w:rPr>
+              <w:t>Polls</w:t>
+            </w:r>
+          </w:p>
+        </w:tc>
+        <w:tc>
+          <w:tcPr>
+            <w:tcW w:w="3700" w:type="dxa"/>
+            <w:tcBorders>
+              <w:top w:val="single" w:sz="1" w:space="0" w:color="CCCCCC"/>
+              <w:left w:val="single" w:sz="1" w:space="0" w:color="CCCCCC"/>
+              <w:bottom w:val="single" w:sz="1" w:space="0" w:color="CCCCCC"/>
+              <w:right w:val="single" w:sz="1" w:space="0" w:color="CCCCCC"/>
+            </w:tcBorders>
+            <w:tcMar>
+              <w:top w:w="80" w:type="dxa"/>
+              <w:left w:w="160" w:type="dxa"/>
+              <w:bottom w:w="80" w:type="dxa"/>
+              <w:right w:w="160" w:type="dxa"/>
+            </w:tcMar>
+          </w:tcPr>
+          <w:p>
+            <w:pPr>
+              <w:rPr>
+                <w:color w:val="0D0D0D" w:themeColor="text1" w:themeTint="F2"/>
+              </w:rPr>
+            </w:pPr>
+            <w:r>
+              <w:rPr>
+                <w:color w:val="0D0D0D" w:themeColor="text1" w:themeTint="F2"/>
+                <w:sz w:val="20"/>
+                <w:szCs w:val="20"/>
+              </w:rPr>
+              <w:t>PollID, GroupID, CreatedBy, Question,</w:t>
+            </w:r>
+            <w:r>
+              <w:rPr>
+                <w:color w:val="0D0D0D" w:themeColor="text1" w:themeTint="F2"/>
+                <w:sz w:val="20"/>
+                <w:szCs w:val="20"/>
+              </w:rPr>
+              <w:t>CreatedAt,</w:t>
+            </w:r>
+            <w:r>
+              <w:rPr>
+                <w:color w:val="0D0D0D" w:themeColor="text1" w:themeTint="F2"/>
+                <w:sz w:val="20"/>
+                <w:szCs w:val="20"/>
+              </w:rPr>
+              <w:t xml:space="preserve"> ExpiresAt, IsActive</w:t>
+            </w:r>
+          </w:p>
+        </w:tc>
+        <w:tc>
+          <w:tcPr>
+            <w:tcW w:w="3670" w:type="dxa"/>
+            <w:tcBorders>
+              <w:top w:val="single" w:sz="1" w:space="0" w:color="CCCCCC"/>
+              <w:left w:val="single" w:sz="1" w:space="0" w:color="CCCCCC"/>
+              <w:bottom w:val="single" w:sz="1" w:space="0" w:color="CCCCCC"/>
+              <w:right w:val="single" w:sz="1" w:space="0" w:color="CCCCCC"/>
+            </w:tcBorders>
+            <w:tcMar>
+              <w:top w:w="80" w:type="dxa"/>
+              <w:left w:w="160" w:type="dxa"/>
+              <w:bottom w:w="80" w:type="dxa"/>
+              <w:right w:w="160" w:type="dxa"/>
+            </w:tcMar>
+          </w:tcPr>
+          <w:p>
+            <w:pPr>
+              <w:rPr>
+                <w:color w:val="0D0D0D" w:themeColor="text1" w:themeTint="F2"/>
+              </w:rPr>
+            </w:pPr>
+            <w:r>
+              <w:rPr>
+                <w:color w:val="0D0D0D" w:themeColor="text1" w:themeTint="F2"/>
+                <w:sz w:val="20"/>
+                <w:szCs w:val="20"/>
+              </w:rPr>
+              <w:t>Szavazás fejadata</w:t>
+            </w:r>
+          </w:p>
+        </w:tc>
+      </w:tr>
+      <w:tr>
+        <w:tc>
+          <w:tcPr>
+            <w:tcW w:w="1700" w:type="dxa"/>
+            <w:tcBorders>
+              <w:top w:val="single" w:sz="1" w:space="0" w:color="CCCCCC"/>
+              <w:left w:val="single" w:sz="1" w:space="0" w:color="CCCCCC"/>
+              <w:bottom w:val="single" w:sz="1" w:space="0" w:color="CCCCCC"/>
+              <w:right w:val="single" w:sz="1" w:space="0" w:color="CCCCCC"/>
+            </w:tcBorders>
+            <w:tcMar>
+              <w:top w:w="80" w:type="dxa"/>
+              <w:left w:w="160" w:type="dxa"/>
+              <w:bottom w:w="80" w:type="dxa"/>
+              <w:right w:w="160" w:type="dxa"/>
+            </w:tcMar>
+          </w:tcPr>
+          <w:p>
+            <w:pPr>
+              <w:rPr>
+                <w:color w:val="0D0D0D" w:themeColor="text1" w:themeTint="F2"/>
+              </w:rPr>
+            </w:pPr>
+            <w:r>
+              <w:rPr>
+                <w:color w:val="0D0D0D" w:themeColor="text1" w:themeTint="F2"/>
+                <w:sz w:val="20"/>
+                <w:szCs w:val="20"/>
+              </w:rPr>
+              <w:t>PollOptions</w:t>
+            </w:r>
+          </w:p>
+        </w:tc>
+        <w:tc>
+          <w:tcPr>
+            <w:tcW w:w="3700" w:type="dxa"/>
+            <w:tcBorders>
+              <w:top w:val="single" w:sz="1" w:space="0" w:color="CCCCCC"/>
+              <w:left w:val="single" w:sz="1" w:space="0" w:color="CCCCCC"/>
+              <w:bottom w:val="single" w:sz="1" w:space="0" w:color="CCCCCC"/>
+              <w:right w:val="single" w:sz="1" w:space="0" w:color="CCCCCC"/>
+            </w:tcBorders>
+            <w:tcMar>
+              <w:top w:w="80" w:type="dxa"/>
+              <w:left w:w="160" w:type="dxa"/>
+              <w:bottom w:w="80" w:type="dxa"/>
+              <w:right w:w="160" w:type="dxa"/>
+            </w:tcMar>
+          </w:tcPr>
+          <w:p>
+            <w:pPr>
+              <w:rPr>
+                <w:color w:val="0D0D0D" w:themeColor="text1" w:themeTint="F2"/>
+              </w:rPr>
+            </w:pPr>
+            <w:r>
+              <w:rPr>
+                <w:color w:val="0D0D0D" w:themeColor="text1" w:themeTint="F2"/>
+                <w:sz w:val="20"/>
+                <w:szCs w:val="20"/>
+              </w:rPr>
+              <w:t>OptionID, PollID, OptionText, VoteCount</w:t>
+            </w:r>
+          </w:p>
+        </w:tc>
+        <w:tc>
+          <w:tcPr>
+            <w:tcW w:w="3670" w:type="dxa"/>
+            <w:tcBorders>
+              <w:top w:val="single" w:sz="1" w:space="0" w:color="CCCCCC"/>
+              <w:left w:val="single" w:sz="1" w:space="0" w:color="CCCCCC"/>
+              <w:bottom w:val="single" w:sz="1" w:space="0" w:color="CCCCCC"/>
+              <w:right w:val="single" w:sz="1" w:space="0" w:color="CCCCCC"/>
+            </w:tcBorders>
+            <w:tcMar>
+              <w:top w:w="80" w:type="dxa"/>
+              <w:left w:w="160" w:type="dxa"/>
+              <w:bottom w:w="80" w:type="dxa"/>
+              <w:right w:w="160" w:type="dxa"/>
+            </w:tcMar>
+          </w:tcPr>
+          <w:p>
+            <w:pPr>
+              <w:rPr>
+                <w:color w:val="0D0D0D" w:themeColor="text1" w:themeTint="F2"/>
+              </w:rPr>
+            </w:pPr>
+            <w:r>
+              <w:rPr>
+                <w:color w:val="0D0D0D" w:themeColor="text1" w:themeTint="F2"/>
+                <w:sz w:val="20"/>
+                <w:szCs w:val="20"/>
+              </w:rPr>
+              <w:t>Szavazható lehetőségek</w:t>
+            </w:r>
+          </w:p>
+        </w:tc>
+      </w:tr>
+      <w:tr>
+        <w:tc>
+          <w:tcPr>
+            <w:tcW w:w="1700" w:type="dxa"/>
+            <w:tcBorders>
+              <w:top w:val="single" w:sz="1" w:space="0" w:color="CCCCCC"/>
+              <w:left w:val="single" w:sz="1" w:space="0" w:color="CCCCCC"/>
+              <w:bottom w:val="single" w:sz="1" w:space="0" w:color="CCCCCC"/>
+              <w:right w:val="single" w:sz="1" w:space="0" w:color="CCCCCC"/>
+            </w:tcBorders>
+            <w:tcMar>
+              <w:top w:w="80" w:type="dxa"/>
+              <w:left w:w="160" w:type="dxa"/>
+              <w:bottom w:w="80" w:type="dxa"/>
+              <w:right w:w="160" w:type="dxa"/>
+            </w:tcMar>
+          </w:tcPr>
+          <w:p>
+            <w:pPr>
+              <w:rPr>
+                <w:color w:val="0D0D0D" w:themeColor="text1" w:themeTint="F2"/>
+              </w:rPr>
+            </w:pPr>
+            <w:r>
+              <w:rPr>
+                <w:color w:val="0D0D0D" w:themeColor="text1" w:themeTint="F2"/>
+                <w:sz w:val="20"/>
+                <w:szCs w:val="20"/>
+              </w:rPr>
+              <w:t>PollVotes</w:t>
+            </w:r>
+          </w:p>
+        </w:tc>
+        <w:tc>
+          <w:tcPr>
+            <w:tcW w:w="3700" w:type="dxa"/>
+            <w:tcBorders>
+              <w:top w:val="single" w:sz="1" w:space="0" w:color="CCCCCC"/>
+              <w:left w:val="single" w:sz="1" w:space="0" w:color="CCCCCC"/>
+              <w:bottom w:val="single" w:sz="1" w:space="0" w:color="CCCCCC"/>
+              <w:right w:val="single" w:sz="1" w:space="0" w:color="CCCCCC"/>
+            </w:tcBorders>
+            <w:tcMar>
+              <w:top w:w="80" w:type="dxa"/>
+              <w:left w:w="160" w:type="dxa"/>
+              <w:bottom w:w="80" w:type="dxa"/>
+              <w:right w:w="160" w:type="dxa"/>
+            </w:tcMar>
+          </w:tcPr>
+          <w:p>
+            <w:pPr>
+              <w:rPr>
+                <w:color w:val="0D0D0D" w:themeColor="text1" w:themeTint="F2"/>
+              </w:rPr>
+            </w:pPr>
+            <w:r>
+              <w:rPr>
+                <w:color w:val="0D0D0D" w:themeColor="text1" w:themeTint="F2"/>
+                <w:sz w:val="20"/>
+                <w:szCs w:val="20"/>
+              </w:rPr>
+              <w:t>VoteID, PollID, OptionID, UserID, VotedAt</w:t>
+            </w:r>
+          </w:p>
+        </w:tc>
+        <w:tc>
+          <w:tcPr>
+            <w:tcW w:w="3670" w:type="dxa"/>
+            <w:tcBorders>
+              <w:top w:val="single" w:sz="1" w:space="0" w:color="CCCCCC"/>
+              <w:left w:val="single" w:sz="1" w:space="0" w:color="CCCCCC"/>
+              <w:bottom w:val="single" w:sz="1" w:space="0" w:color="CCCCCC"/>
+              <w:right w:val="single" w:sz="1" w:space="0" w:color="CCCCCC"/>
+            </w:tcBorders>
+            <w:tcMar>
+              <w:top w:w="80" w:type="dxa"/>
+              <w:left w:w="160" w:type="dxa"/>
+              <w:bottom w:w="80" w:type="dxa"/>
+              <w:right w:w="160" w:type="dxa"/>
+            </w:tcMar>
+          </w:tcPr>
+          <w:p>
+            <w:pPr>
+              <w:rPr>
+                <w:color w:val="0D0D0D" w:themeColor="text1" w:themeTint="F2"/>
+              </w:rPr>
+            </w:pPr>
+            <w:r>
+              <w:rPr>
+                <w:color w:val="0D0D0D" w:themeColor="text1" w:themeTint="F2"/>
+                <w:sz w:val="20"/>
+                <w:szCs w:val="20"/>
+              </w:rPr>
+              <w:t>Leadott szavazatok (egy felhasználó, egy szavazat)</w:t>
+            </w:r>
+          </w:p>
+        </w:tc>
+      </w:tr>
+    </w:tbl>
     <w:p>
       <w:pPr>
         <w:spacing w:before="200" w:after="80" w:line="360" w:lineRule="auto"/>
@@ -10455,11 +11647,930 @@
         <w:t>A tanárok által csoportnak meghirdetett dolgozatokat tárolja.</w:t>
       </w:r>
     </w:p>
-    <w:p>
-      <w:r>
-        <w:t>tabla</w:t>
-      </w:r>
-    </w:p>
+    <w:tbl>
+      <w:tblPr>
+        <w:tblW w:w="9070" w:type="dxa"/>
+        <w:tblBorders>
+          <w:top w:val="single" w:sz="4" w:space="0" w:color="auto"/>
+          <w:left w:val="single" w:sz="4" w:space="0" w:color="auto"/>
+          <w:bottom w:val="single" w:sz="4" w:space="0" w:color="auto"/>
+          <w:right w:val="single" w:sz="4" w:space="0" w:color="auto"/>
+          <w:insideH w:val="single" w:sz="4" w:space="0" w:color="auto"/>
+          <w:insideV w:val="single" w:sz="4" w:space="0" w:color="auto"/>
+        </w:tblBorders>
+        <w:tblCellMar>
+          <w:left w:w="10" w:type="dxa"/>
+          <w:right w:w="10" w:type="dxa"/>
+        </w:tblCellMar>
+        <w:tblLook w:val="04A0" w:firstRow="1" w:lastRow="0" w:firstColumn="1" w:lastColumn="0" w:noHBand="0" w:noVBand="1"/>
+      </w:tblPr>
+      <w:tblGrid>
+        <w:gridCol w:w="2099"/>
+        <w:gridCol w:w="1910"/>
+        <w:gridCol w:w="5061"/>
+      </w:tblGrid>
+      <w:tr>
+        <w:trPr>
+          <w:tblHeader/>
+        </w:trPr>
+        <w:tc>
+          <w:tcPr>
+            <w:tcW w:w="2099" w:type="dxa"/>
+            <w:tcBorders>
+              <w:top w:val="single" w:sz="1" w:space="0" w:color="CCCCCC"/>
+              <w:left w:val="single" w:sz="1" w:space="0" w:color="CCCCCC"/>
+              <w:bottom w:val="single" w:sz="1" w:space="0" w:color="CCCCCC"/>
+              <w:right w:val="single" w:sz="1" w:space="0" w:color="CCCCCC"/>
+            </w:tcBorders>
+            <w:shd w:val="clear" w:color="auto" w:fill="D6E4F7"/>
+            <w:tcMar>
+              <w:top w:w="80" w:type="dxa"/>
+              <w:left w:w="160" w:type="dxa"/>
+              <w:bottom w:w="80" w:type="dxa"/>
+              <w:right w:w="160" w:type="dxa"/>
+            </w:tcMar>
+          </w:tcPr>
+          <w:p>
+            <w:pPr>
+              <w:rPr>
+                <w:color w:val="0D0D0D" w:themeColor="text1" w:themeTint="F2"/>
+              </w:rPr>
+            </w:pPr>
+            <w:bookmarkStart w:id="47" w:name="_Toc224637261"/>
+            <w:bookmarkStart w:id="48" w:name="_Toc224682831"/>
+            <w:r>
+              <w:rPr>
+                <w:b/>
+                <w:bCs/>
+                <w:color w:val="0D0D0D" w:themeColor="text1" w:themeTint="F2"/>
+                <w:sz w:val="20"/>
+                <w:szCs w:val="20"/>
+              </w:rPr>
+              <w:t>Mező neve</w:t>
+            </w:r>
+          </w:p>
+        </w:tc>
+        <w:tc>
+          <w:tcPr>
+            <w:tcW w:w="1910" w:type="dxa"/>
+            <w:tcBorders>
+              <w:top w:val="single" w:sz="1" w:space="0" w:color="CCCCCC"/>
+              <w:left w:val="single" w:sz="1" w:space="0" w:color="CCCCCC"/>
+              <w:bottom w:val="single" w:sz="1" w:space="0" w:color="CCCCCC"/>
+              <w:right w:val="single" w:sz="1" w:space="0" w:color="CCCCCC"/>
+            </w:tcBorders>
+            <w:shd w:val="clear" w:color="auto" w:fill="D6E4F7"/>
+            <w:tcMar>
+              <w:top w:w="80" w:type="dxa"/>
+              <w:left w:w="160" w:type="dxa"/>
+              <w:bottom w:w="80" w:type="dxa"/>
+              <w:right w:w="160" w:type="dxa"/>
+            </w:tcMar>
+          </w:tcPr>
+          <w:p>
+            <w:pPr>
+              <w:rPr>
+                <w:color w:val="0D0D0D" w:themeColor="text1" w:themeTint="F2"/>
+              </w:rPr>
+            </w:pPr>
+            <w:r>
+              <w:rPr>
+                <w:b/>
+                <w:bCs/>
+                <w:color w:val="0D0D0D" w:themeColor="text1" w:themeTint="F2"/>
+                <w:sz w:val="20"/>
+                <w:szCs w:val="20"/>
+              </w:rPr>
+              <w:t>Típus</w:t>
+            </w:r>
+          </w:p>
+        </w:tc>
+        <w:tc>
+          <w:tcPr>
+            <w:tcW w:w="5061" w:type="dxa"/>
+            <w:tcBorders>
+              <w:top w:val="single" w:sz="1" w:space="0" w:color="CCCCCC"/>
+              <w:left w:val="single" w:sz="1" w:space="0" w:color="CCCCCC"/>
+              <w:bottom w:val="single" w:sz="1" w:space="0" w:color="CCCCCC"/>
+              <w:right w:val="single" w:sz="1" w:space="0" w:color="CCCCCC"/>
+            </w:tcBorders>
+            <w:shd w:val="clear" w:color="auto" w:fill="D6E4F7"/>
+            <w:tcMar>
+              <w:top w:w="80" w:type="dxa"/>
+              <w:left w:w="160" w:type="dxa"/>
+              <w:bottom w:w="80" w:type="dxa"/>
+              <w:right w:w="160" w:type="dxa"/>
+            </w:tcMar>
+          </w:tcPr>
+          <w:p>
+            <w:pPr>
+              <w:rPr>
+                <w:color w:val="0D0D0D" w:themeColor="text1" w:themeTint="F2"/>
+              </w:rPr>
+            </w:pPr>
+            <w:r>
+              <w:rPr>
+                <w:b/>
+                <w:bCs/>
+                <w:color w:val="0D0D0D" w:themeColor="text1" w:themeTint="F2"/>
+                <w:sz w:val="20"/>
+                <w:szCs w:val="20"/>
+              </w:rPr>
+              <w:t>Leírás</w:t>
+            </w:r>
+          </w:p>
+        </w:tc>
+      </w:tr>
+      <w:tr>
+        <w:tc>
+          <w:tcPr>
+            <w:tcW w:w="2099" w:type="dxa"/>
+            <w:tcBorders>
+              <w:top w:val="single" w:sz="1" w:space="0" w:color="CCCCCC"/>
+              <w:left w:val="single" w:sz="1" w:space="0" w:color="CCCCCC"/>
+              <w:bottom w:val="single" w:sz="1" w:space="0" w:color="CCCCCC"/>
+              <w:right w:val="single" w:sz="1" w:space="0" w:color="CCCCCC"/>
+            </w:tcBorders>
+            <w:tcMar>
+              <w:top w:w="80" w:type="dxa"/>
+              <w:left w:w="160" w:type="dxa"/>
+              <w:bottom w:w="80" w:type="dxa"/>
+              <w:right w:w="160" w:type="dxa"/>
+            </w:tcMar>
+          </w:tcPr>
+          <w:p>
+            <w:pPr>
+              <w:rPr>
+                <w:color w:val="0D0D0D" w:themeColor="text1" w:themeTint="F2"/>
+              </w:rPr>
+            </w:pPr>
+            <w:r>
+              <w:rPr>
+                <w:color w:val="0D0D0D" w:themeColor="text1" w:themeTint="F2"/>
+                <w:sz w:val="20"/>
+                <w:szCs w:val="20"/>
+              </w:rPr>
+              <w:t>ExamID</w:t>
+            </w:r>
+          </w:p>
+        </w:tc>
+        <w:tc>
+          <w:tcPr>
+            <w:tcW w:w="1910" w:type="dxa"/>
+            <w:tcBorders>
+              <w:top w:val="single" w:sz="1" w:space="0" w:color="CCCCCC"/>
+              <w:left w:val="single" w:sz="1" w:space="0" w:color="CCCCCC"/>
+              <w:bottom w:val="single" w:sz="1" w:space="0" w:color="CCCCCC"/>
+              <w:right w:val="single" w:sz="1" w:space="0" w:color="CCCCCC"/>
+            </w:tcBorders>
+            <w:tcMar>
+              <w:top w:w="80" w:type="dxa"/>
+              <w:left w:w="160" w:type="dxa"/>
+              <w:bottom w:w="80" w:type="dxa"/>
+              <w:right w:w="160" w:type="dxa"/>
+            </w:tcMar>
+          </w:tcPr>
+          <w:p>
+            <w:pPr>
+              <w:rPr>
+                <w:color w:val="0D0D0D" w:themeColor="text1" w:themeTint="F2"/>
+              </w:rPr>
+            </w:pPr>
+            <w:r>
+              <w:rPr>
+                <w:color w:val="0D0D0D" w:themeColor="text1" w:themeTint="F2"/>
+                <w:sz w:val="20"/>
+                <w:szCs w:val="20"/>
+              </w:rPr>
+              <w:t>INT PK</w:t>
+            </w:r>
+          </w:p>
+        </w:tc>
+        <w:tc>
+          <w:tcPr>
+            <w:tcW w:w="5061" w:type="dxa"/>
+            <w:tcBorders>
+              <w:top w:val="single" w:sz="1" w:space="0" w:color="CCCCCC"/>
+              <w:left w:val="single" w:sz="1" w:space="0" w:color="CCCCCC"/>
+              <w:bottom w:val="single" w:sz="1" w:space="0" w:color="CCCCCC"/>
+              <w:right w:val="single" w:sz="1" w:space="0" w:color="CCCCCC"/>
+            </w:tcBorders>
+            <w:tcMar>
+              <w:top w:w="80" w:type="dxa"/>
+              <w:left w:w="160" w:type="dxa"/>
+              <w:bottom w:w="80" w:type="dxa"/>
+              <w:right w:w="160" w:type="dxa"/>
+            </w:tcMar>
+          </w:tcPr>
+          <w:p>
+            <w:pPr>
+              <w:rPr>
+                <w:color w:val="0D0D0D" w:themeColor="text1" w:themeTint="F2"/>
+              </w:rPr>
+            </w:pPr>
+            <w:r>
+              <w:rPr>
+                <w:color w:val="0D0D0D" w:themeColor="text1" w:themeTint="F2"/>
+                <w:sz w:val="20"/>
+                <w:szCs w:val="20"/>
+              </w:rPr>
+              <w:t>Egyedi azonosító</w:t>
+            </w:r>
+          </w:p>
+        </w:tc>
+      </w:tr>
+      <w:tr>
+        <w:tc>
+          <w:tcPr>
+            <w:tcW w:w="2099" w:type="dxa"/>
+            <w:tcBorders>
+              <w:top w:val="single" w:sz="1" w:space="0" w:color="CCCCCC"/>
+              <w:left w:val="single" w:sz="1" w:space="0" w:color="CCCCCC"/>
+              <w:bottom w:val="single" w:sz="1" w:space="0" w:color="CCCCCC"/>
+              <w:right w:val="single" w:sz="1" w:space="0" w:color="CCCCCC"/>
+            </w:tcBorders>
+            <w:tcMar>
+              <w:top w:w="80" w:type="dxa"/>
+              <w:left w:w="160" w:type="dxa"/>
+              <w:bottom w:w="80" w:type="dxa"/>
+              <w:right w:w="160" w:type="dxa"/>
+            </w:tcMar>
+          </w:tcPr>
+          <w:p>
+            <w:pPr>
+              <w:rPr>
+                <w:color w:val="0D0D0D" w:themeColor="text1" w:themeTint="F2"/>
+              </w:rPr>
+            </w:pPr>
+            <w:r>
+              <w:rPr>
+                <w:color w:val="0D0D0D" w:themeColor="text1" w:themeTint="F2"/>
+                <w:sz w:val="20"/>
+                <w:szCs w:val="20"/>
+              </w:rPr>
+              <w:t>GroupID</w:t>
+            </w:r>
+          </w:p>
+        </w:tc>
+        <w:tc>
+          <w:tcPr>
+            <w:tcW w:w="1910" w:type="dxa"/>
+            <w:tcBorders>
+              <w:top w:val="single" w:sz="1" w:space="0" w:color="CCCCCC"/>
+              <w:left w:val="single" w:sz="1" w:space="0" w:color="CCCCCC"/>
+              <w:bottom w:val="single" w:sz="1" w:space="0" w:color="CCCCCC"/>
+              <w:right w:val="single" w:sz="1" w:space="0" w:color="CCCCCC"/>
+            </w:tcBorders>
+            <w:tcMar>
+              <w:top w:w="80" w:type="dxa"/>
+              <w:left w:w="160" w:type="dxa"/>
+              <w:bottom w:w="80" w:type="dxa"/>
+              <w:right w:w="160" w:type="dxa"/>
+            </w:tcMar>
+          </w:tcPr>
+          <w:p>
+            <w:pPr>
+              <w:rPr>
+                <w:color w:val="0D0D0D" w:themeColor="text1" w:themeTint="F2"/>
+              </w:rPr>
+            </w:pPr>
+            <w:r>
+              <w:rPr>
+                <w:color w:val="0D0D0D" w:themeColor="text1" w:themeTint="F2"/>
+                <w:sz w:val="20"/>
+                <w:szCs w:val="20"/>
+              </w:rPr>
+              <w:t>INT FK</w:t>
+            </w:r>
+          </w:p>
+        </w:tc>
+        <w:tc>
+          <w:tcPr>
+            <w:tcW w:w="5061" w:type="dxa"/>
+            <w:tcBorders>
+              <w:top w:val="single" w:sz="1" w:space="0" w:color="CCCCCC"/>
+              <w:left w:val="single" w:sz="1" w:space="0" w:color="CCCCCC"/>
+              <w:bottom w:val="single" w:sz="1" w:space="0" w:color="CCCCCC"/>
+              <w:right w:val="single" w:sz="1" w:space="0" w:color="CCCCCC"/>
+            </w:tcBorders>
+            <w:tcMar>
+              <w:top w:w="80" w:type="dxa"/>
+              <w:left w:w="160" w:type="dxa"/>
+              <w:bottom w:w="80" w:type="dxa"/>
+              <w:right w:w="160" w:type="dxa"/>
+            </w:tcMar>
+          </w:tcPr>
+          <w:p>
+            <w:pPr>
+              <w:rPr>
+                <w:color w:val="0D0D0D" w:themeColor="text1" w:themeTint="F2"/>
+              </w:rPr>
+            </w:pPr>
+            <w:r>
+              <w:rPr>
+                <w:color w:val="0D0D0D" w:themeColor="text1" w:themeTint="F2"/>
+                <w:sz w:val="20"/>
+                <w:szCs w:val="20"/>
+              </w:rPr>
+              <w:t>FK → Groups</w:t>
+            </w:r>
+          </w:p>
+        </w:tc>
+      </w:tr>
+      <w:tr>
+        <w:tc>
+          <w:tcPr>
+            <w:tcW w:w="2099" w:type="dxa"/>
+            <w:tcBorders>
+              <w:top w:val="single" w:sz="1" w:space="0" w:color="CCCCCC"/>
+              <w:left w:val="single" w:sz="1" w:space="0" w:color="CCCCCC"/>
+              <w:bottom w:val="single" w:sz="1" w:space="0" w:color="CCCCCC"/>
+              <w:right w:val="single" w:sz="1" w:space="0" w:color="CCCCCC"/>
+            </w:tcBorders>
+            <w:tcMar>
+              <w:top w:w="80" w:type="dxa"/>
+              <w:left w:w="160" w:type="dxa"/>
+              <w:bottom w:w="80" w:type="dxa"/>
+              <w:right w:w="160" w:type="dxa"/>
+            </w:tcMar>
+          </w:tcPr>
+          <w:p>
+            <w:pPr>
+              <w:rPr>
+                <w:color w:val="0D0D0D" w:themeColor="text1" w:themeTint="F2"/>
+              </w:rPr>
+            </w:pPr>
+            <w:r>
+              <w:rPr>
+                <w:color w:val="0D0D0D" w:themeColor="text1" w:themeTint="F2"/>
+                <w:sz w:val="20"/>
+                <w:szCs w:val="20"/>
+              </w:rPr>
+              <w:t>CreatedBy</w:t>
+            </w:r>
+          </w:p>
+        </w:tc>
+        <w:tc>
+          <w:tcPr>
+            <w:tcW w:w="1910" w:type="dxa"/>
+            <w:tcBorders>
+              <w:top w:val="single" w:sz="1" w:space="0" w:color="CCCCCC"/>
+              <w:left w:val="single" w:sz="1" w:space="0" w:color="CCCCCC"/>
+              <w:bottom w:val="single" w:sz="1" w:space="0" w:color="CCCCCC"/>
+              <w:right w:val="single" w:sz="1" w:space="0" w:color="CCCCCC"/>
+            </w:tcBorders>
+            <w:tcMar>
+              <w:top w:w="80" w:type="dxa"/>
+              <w:left w:w="160" w:type="dxa"/>
+              <w:bottom w:w="80" w:type="dxa"/>
+              <w:right w:w="160" w:type="dxa"/>
+            </w:tcMar>
+          </w:tcPr>
+          <w:p>
+            <w:pPr>
+              <w:rPr>
+                <w:color w:val="0D0D0D" w:themeColor="text1" w:themeTint="F2"/>
+              </w:rPr>
+            </w:pPr>
+            <w:r>
+              <w:rPr>
+                <w:color w:val="0D0D0D" w:themeColor="text1" w:themeTint="F2"/>
+                <w:sz w:val="20"/>
+                <w:szCs w:val="20"/>
+              </w:rPr>
+              <w:t>INT FK</w:t>
+            </w:r>
+          </w:p>
+        </w:tc>
+        <w:tc>
+          <w:tcPr>
+            <w:tcW w:w="5061" w:type="dxa"/>
+            <w:tcBorders>
+              <w:top w:val="single" w:sz="1" w:space="0" w:color="CCCCCC"/>
+              <w:left w:val="single" w:sz="1" w:space="0" w:color="CCCCCC"/>
+              <w:bottom w:val="single" w:sz="1" w:space="0" w:color="CCCCCC"/>
+              <w:right w:val="single" w:sz="1" w:space="0" w:color="CCCCCC"/>
+            </w:tcBorders>
+            <w:tcMar>
+              <w:top w:w="80" w:type="dxa"/>
+              <w:left w:w="160" w:type="dxa"/>
+              <w:bottom w:w="80" w:type="dxa"/>
+              <w:right w:w="160" w:type="dxa"/>
+            </w:tcMar>
+          </w:tcPr>
+          <w:p>
+            <w:pPr>
+              <w:rPr>
+                <w:color w:val="0D0D0D" w:themeColor="text1" w:themeTint="F2"/>
+              </w:rPr>
+            </w:pPr>
+            <w:r>
+              <w:rPr>
+                <w:color w:val="0D0D0D" w:themeColor="text1" w:themeTint="F2"/>
+                <w:sz w:val="20"/>
+                <w:szCs w:val="20"/>
+              </w:rPr>
+              <w:t>FK → Users (tanár)</w:t>
+            </w:r>
+          </w:p>
+        </w:tc>
+      </w:tr>
+      <w:tr>
+        <w:tc>
+          <w:tcPr>
+            <w:tcW w:w="2099" w:type="dxa"/>
+            <w:tcBorders>
+              <w:top w:val="single" w:sz="1" w:space="0" w:color="CCCCCC"/>
+              <w:left w:val="single" w:sz="1" w:space="0" w:color="CCCCCC"/>
+              <w:bottom w:val="single" w:sz="1" w:space="0" w:color="CCCCCC"/>
+              <w:right w:val="single" w:sz="1" w:space="0" w:color="CCCCCC"/>
+            </w:tcBorders>
+            <w:tcMar>
+              <w:top w:w="80" w:type="dxa"/>
+              <w:left w:w="160" w:type="dxa"/>
+              <w:bottom w:w="80" w:type="dxa"/>
+              <w:right w:w="160" w:type="dxa"/>
+            </w:tcMar>
+          </w:tcPr>
+          <w:p>
+            <w:pPr>
+              <w:rPr>
+                <w:color w:val="0D0D0D" w:themeColor="text1" w:themeTint="F2"/>
+              </w:rPr>
+            </w:pPr>
+            <w:r>
+              <w:rPr>
+                <w:color w:val="0D0D0D" w:themeColor="text1" w:themeTint="F2"/>
+                <w:sz w:val="20"/>
+                <w:szCs w:val="20"/>
+              </w:rPr>
+              <w:t>Title</w:t>
+            </w:r>
+          </w:p>
+        </w:tc>
+        <w:tc>
+          <w:tcPr>
+            <w:tcW w:w="1910" w:type="dxa"/>
+            <w:tcBorders>
+              <w:top w:val="single" w:sz="1" w:space="0" w:color="CCCCCC"/>
+              <w:left w:val="single" w:sz="1" w:space="0" w:color="CCCCCC"/>
+              <w:bottom w:val="single" w:sz="1" w:space="0" w:color="CCCCCC"/>
+              <w:right w:val="single" w:sz="1" w:space="0" w:color="CCCCCC"/>
+            </w:tcBorders>
+            <w:tcMar>
+              <w:top w:w="80" w:type="dxa"/>
+              <w:left w:w="160" w:type="dxa"/>
+              <w:bottom w:w="80" w:type="dxa"/>
+              <w:right w:w="160" w:type="dxa"/>
+            </w:tcMar>
+          </w:tcPr>
+          <w:p>
+            <w:pPr>
+              <w:rPr>
+                <w:color w:val="0D0D0D" w:themeColor="text1" w:themeTint="F2"/>
+              </w:rPr>
+            </w:pPr>
+            <w:r>
+              <w:rPr>
+                <w:color w:val="0D0D0D" w:themeColor="text1" w:themeTint="F2"/>
+                <w:sz w:val="20"/>
+                <w:szCs w:val="20"/>
+              </w:rPr>
+              <w:t>NVARCHAR(200)</w:t>
+            </w:r>
+          </w:p>
+        </w:tc>
+        <w:tc>
+          <w:tcPr>
+            <w:tcW w:w="5061" w:type="dxa"/>
+            <w:tcBorders>
+              <w:top w:val="single" w:sz="1" w:space="0" w:color="CCCCCC"/>
+              <w:left w:val="single" w:sz="1" w:space="0" w:color="CCCCCC"/>
+              <w:bottom w:val="single" w:sz="1" w:space="0" w:color="CCCCCC"/>
+              <w:right w:val="single" w:sz="1" w:space="0" w:color="CCCCCC"/>
+            </w:tcBorders>
+            <w:tcMar>
+              <w:top w:w="80" w:type="dxa"/>
+              <w:left w:w="160" w:type="dxa"/>
+              <w:bottom w:w="80" w:type="dxa"/>
+              <w:right w:w="160" w:type="dxa"/>
+            </w:tcMar>
+          </w:tcPr>
+          <w:p>
+            <w:pPr>
+              <w:rPr>
+                <w:color w:val="0D0D0D" w:themeColor="text1" w:themeTint="F2"/>
+              </w:rPr>
+            </w:pPr>
+            <w:r>
+              <w:rPr>
+                <w:color w:val="0D0D0D" w:themeColor="text1" w:themeTint="F2"/>
+                <w:sz w:val="20"/>
+                <w:szCs w:val="20"/>
+              </w:rPr>
+              <w:t>Dolgozat neve</w:t>
+            </w:r>
+          </w:p>
+        </w:tc>
+      </w:tr>
+      <w:tr>
+        <w:tc>
+          <w:tcPr>
+            <w:tcW w:w="2099" w:type="dxa"/>
+            <w:tcBorders>
+              <w:top w:val="single" w:sz="1" w:space="0" w:color="CCCCCC"/>
+              <w:left w:val="single" w:sz="1" w:space="0" w:color="CCCCCC"/>
+              <w:bottom w:val="single" w:sz="1" w:space="0" w:color="CCCCCC"/>
+              <w:right w:val="single" w:sz="1" w:space="0" w:color="CCCCCC"/>
+            </w:tcBorders>
+            <w:tcMar>
+              <w:top w:w="80" w:type="dxa"/>
+              <w:left w:w="160" w:type="dxa"/>
+              <w:bottom w:w="80" w:type="dxa"/>
+              <w:right w:w="160" w:type="dxa"/>
+            </w:tcMar>
+          </w:tcPr>
+          <w:p>
+            <w:pPr>
+              <w:rPr>
+                <w:color w:val="0D0D0D" w:themeColor="text1" w:themeTint="F2"/>
+              </w:rPr>
+            </w:pPr>
+            <w:r>
+              <w:rPr>
+                <w:color w:val="0D0D0D" w:themeColor="text1" w:themeTint="F2"/>
+                <w:sz w:val="20"/>
+                <w:szCs w:val="20"/>
+              </w:rPr>
+              <w:t>Description</w:t>
+            </w:r>
+          </w:p>
+        </w:tc>
+        <w:tc>
+          <w:tcPr>
+            <w:tcW w:w="1910" w:type="dxa"/>
+            <w:tcBorders>
+              <w:top w:val="single" w:sz="1" w:space="0" w:color="CCCCCC"/>
+              <w:left w:val="single" w:sz="1" w:space="0" w:color="CCCCCC"/>
+              <w:bottom w:val="single" w:sz="1" w:space="0" w:color="CCCCCC"/>
+              <w:right w:val="single" w:sz="1" w:space="0" w:color="CCCCCC"/>
+            </w:tcBorders>
+            <w:tcMar>
+              <w:top w:w="80" w:type="dxa"/>
+              <w:left w:w="160" w:type="dxa"/>
+              <w:bottom w:w="80" w:type="dxa"/>
+              <w:right w:w="160" w:type="dxa"/>
+            </w:tcMar>
+          </w:tcPr>
+          <w:p>
+            <w:pPr>
+              <w:rPr>
+                <w:color w:val="0D0D0D" w:themeColor="text1" w:themeTint="F2"/>
+              </w:rPr>
+            </w:pPr>
+            <w:r>
+              <w:rPr>
+                <w:color w:val="0D0D0D" w:themeColor="text1" w:themeTint="F2"/>
+                <w:sz w:val="20"/>
+                <w:szCs w:val="20"/>
+              </w:rPr>
+              <w:t>NVARCHAR(500)</w:t>
+            </w:r>
+          </w:p>
+        </w:tc>
+        <w:tc>
+          <w:tcPr>
+            <w:tcW w:w="5061" w:type="dxa"/>
+            <w:tcBorders>
+              <w:top w:val="single" w:sz="1" w:space="0" w:color="CCCCCC"/>
+              <w:left w:val="single" w:sz="1" w:space="0" w:color="CCCCCC"/>
+              <w:bottom w:val="single" w:sz="1" w:space="0" w:color="CCCCCC"/>
+              <w:right w:val="single" w:sz="1" w:space="0" w:color="CCCCCC"/>
+            </w:tcBorders>
+            <w:tcMar>
+              <w:top w:w="80" w:type="dxa"/>
+              <w:left w:w="160" w:type="dxa"/>
+              <w:bottom w:w="80" w:type="dxa"/>
+              <w:right w:w="160" w:type="dxa"/>
+            </w:tcMar>
+          </w:tcPr>
+          <w:p>
+            <w:pPr>
+              <w:rPr>
+                <w:color w:val="0D0D0D" w:themeColor="text1" w:themeTint="F2"/>
+              </w:rPr>
+            </w:pPr>
+            <w:r>
+              <w:rPr>
+                <w:color w:val="0D0D0D" w:themeColor="text1" w:themeTint="F2"/>
+                <w:sz w:val="20"/>
+                <w:szCs w:val="20"/>
+              </w:rPr>
+              <w:t>Leírás (opcionális)</w:t>
+            </w:r>
+          </w:p>
+        </w:tc>
+      </w:tr>
+      <w:tr>
+        <w:tc>
+          <w:tcPr>
+            <w:tcW w:w="2099" w:type="dxa"/>
+            <w:tcBorders>
+              <w:top w:val="single" w:sz="1" w:space="0" w:color="CCCCCC"/>
+              <w:left w:val="single" w:sz="1" w:space="0" w:color="CCCCCC"/>
+              <w:bottom w:val="single" w:sz="1" w:space="0" w:color="CCCCCC"/>
+              <w:right w:val="single" w:sz="1" w:space="0" w:color="CCCCCC"/>
+            </w:tcBorders>
+            <w:tcMar>
+              <w:top w:w="80" w:type="dxa"/>
+              <w:left w:w="160" w:type="dxa"/>
+              <w:bottom w:w="80" w:type="dxa"/>
+              <w:right w:w="160" w:type="dxa"/>
+            </w:tcMar>
+          </w:tcPr>
+          <w:p>
+            <w:pPr>
+              <w:rPr>
+                <w:color w:val="0D0D0D" w:themeColor="text1" w:themeTint="F2"/>
+              </w:rPr>
+            </w:pPr>
+            <w:r>
+              <w:rPr>
+                <w:color w:val="0D0D0D" w:themeColor="text1" w:themeTint="F2"/>
+                <w:sz w:val="20"/>
+                <w:szCs w:val="20"/>
+              </w:rPr>
+              <w:t>ExamDate</w:t>
+            </w:r>
+          </w:p>
+        </w:tc>
+        <w:tc>
+          <w:tcPr>
+            <w:tcW w:w="1910" w:type="dxa"/>
+            <w:tcBorders>
+              <w:top w:val="single" w:sz="1" w:space="0" w:color="CCCCCC"/>
+              <w:left w:val="single" w:sz="1" w:space="0" w:color="CCCCCC"/>
+              <w:bottom w:val="single" w:sz="1" w:space="0" w:color="CCCCCC"/>
+              <w:right w:val="single" w:sz="1" w:space="0" w:color="CCCCCC"/>
+            </w:tcBorders>
+            <w:tcMar>
+              <w:top w:w="80" w:type="dxa"/>
+              <w:left w:w="160" w:type="dxa"/>
+              <w:bottom w:w="80" w:type="dxa"/>
+              <w:right w:w="160" w:type="dxa"/>
+            </w:tcMar>
+          </w:tcPr>
+          <w:p>
+            <w:pPr>
+              <w:rPr>
+                <w:color w:val="0D0D0D" w:themeColor="text1" w:themeTint="F2"/>
+              </w:rPr>
+            </w:pPr>
+            <w:r>
+              <w:rPr>
+                <w:color w:val="0D0D0D" w:themeColor="text1" w:themeTint="F2"/>
+                <w:sz w:val="20"/>
+                <w:szCs w:val="20"/>
+              </w:rPr>
+              <w:t>DATETIME</w:t>
+            </w:r>
+          </w:p>
+        </w:tc>
+        <w:tc>
+          <w:tcPr>
+            <w:tcW w:w="5061" w:type="dxa"/>
+            <w:tcBorders>
+              <w:top w:val="single" w:sz="1" w:space="0" w:color="CCCCCC"/>
+              <w:left w:val="single" w:sz="1" w:space="0" w:color="CCCCCC"/>
+              <w:bottom w:val="single" w:sz="1" w:space="0" w:color="CCCCCC"/>
+              <w:right w:val="single" w:sz="1" w:space="0" w:color="CCCCCC"/>
+            </w:tcBorders>
+            <w:tcMar>
+              <w:top w:w="80" w:type="dxa"/>
+              <w:left w:w="160" w:type="dxa"/>
+              <w:bottom w:w="80" w:type="dxa"/>
+              <w:right w:w="160" w:type="dxa"/>
+            </w:tcMar>
+          </w:tcPr>
+          <w:p>
+            <w:pPr>
+              <w:rPr>
+                <w:color w:val="0D0D0D" w:themeColor="text1" w:themeTint="F2"/>
+              </w:rPr>
+            </w:pPr>
+            <w:r>
+              <w:rPr>
+                <w:color w:val="0D0D0D" w:themeColor="text1" w:themeTint="F2"/>
+                <w:sz w:val="20"/>
+                <w:szCs w:val="20"/>
+              </w:rPr>
+              <w:t>Dolgozat időpontja</w:t>
+            </w:r>
+          </w:p>
+        </w:tc>
+      </w:tr>
+      <w:tr>
+        <w:tc>
+          <w:tcPr>
+            <w:tcW w:w="2099" w:type="dxa"/>
+            <w:tcBorders>
+              <w:top w:val="single" w:sz="1" w:space="0" w:color="CCCCCC"/>
+              <w:left w:val="single" w:sz="1" w:space="0" w:color="CCCCCC"/>
+              <w:bottom w:val="single" w:sz="1" w:space="0" w:color="CCCCCC"/>
+              <w:right w:val="single" w:sz="1" w:space="0" w:color="CCCCCC"/>
+            </w:tcBorders>
+            <w:tcMar>
+              <w:top w:w="80" w:type="dxa"/>
+              <w:left w:w="160" w:type="dxa"/>
+              <w:bottom w:w="80" w:type="dxa"/>
+              <w:right w:w="160" w:type="dxa"/>
+            </w:tcMar>
+          </w:tcPr>
+          <w:p>
+            <w:pPr>
+              <w:rPr>
+                <w:color w:val="0D0D0D" w:themeColor="text1" w:themeTint="F2"/>
+              </w:rPr>
+            </w:pPr>
+            <w:r>
+              <w:rPr>
+                <w:color w:val="0D0D0D" w:themeColor="text1" w:themeTint="F2"/>
+                <w:sz w:val="20"/>
+                <w:szCs w:val="20"/>
+              </w:rPr>
+              <w:t>SubjectName</w:t>
+            </w:r>
+          </w:p>
+        </w:tc>
+        <w:tc>
+          <w:tcPr>
+            <w:tcW w:w="1910" w:type="dxa"/>
+            <w:tcBorders>
+              <w:top w:val="single" w:sz="1" w:space="0" w:color="CCCCCC"/>
+              <w:left w:val="single" w:sz="1" w:space="0" w:color="CCCCCC"/>
+              <w:bottom w:val="single" w:sz="1" w:space="0" w:color="CCCCCC"/>
+              <w:right w:val="single" w:sz="1" w:space="0" w:color="CCCCCC"/>
+            </w:tcBorders>
+            <w:tcMar>
+              <w:top w:w="80" w:type="dxa"/>
+              <w:left w:w="160" w:type="dxa"/>
+              <w:bottom w:w="80" w:type="dxa"/>
+              <w:right w:w="160" w:type="dxa"/>
+            </w:tcMar>
+          </w:tcPr>
+          <w:p>
+            <w:pPr>
+              <w:rPr>
+                <w:color w:val="0D0D0D" w:themeColor="text1" w:themeTint="F2"/>
+              </w:rPr>
+            </w:pPr>
+            <w:r>
+              <w:rPr>
+                <w:color w:val="0D0D0D" w:themeColor="text1" w:themeTint="F2"/>
+                <w:sz w:val="20"/>
+                <w:szCs w:val="20"/>
+              </w:rPr>
+              <w:t>NVARCHAR(200)</w:t>
+            </w:r>
+          </w:p>
+        </w:tc>
+        <w:tc>
+          <w:tcPr>
+            <w:tcW w:w="5061" w:type="dxa"/>
+            <w:tcBorders>
+              <w:top w:val="single" w:sz="1" w:space="0" w:color="CCCCCC"/>
+              <w:left w:val="single" w:sz="1" w:space="0" w:color="CCCCCC"/>
+              <w:bottom w:val="single" w:sz="1" w:space="0" w:color="CCCCCC"/>
+              <w:right w:val="single" w:sz="1" w:space="0" w:color="CCCCCC"/>
+            </w:tcBorders>
+            <w:tcMar>
+              <w:top w:w="80" w:type="dxa"/>
+              <w:left w:w="160" w:type="dxa"/>
+              <w:bottom w:w="80" w:type="dxa"/>
+              <w:right w:w="160" w:type="dxa"/>
+            </w:tcMar>
+          </w:tcPr>
+          <w:p>
+            <w:pPr>
+              <w:rPr>
+                <w:color w:val="0D0D0D" w:themeColor="text1" w:themeTint="F2"/>
+              </w:rPr>
+            </w:pPr>
+            <w:r>
+              <w:rPr>
+                <w:color w:val="0D0D0D" w:themeColor="text1" w:themeTint="F2"/>
+                <w:sz w:val="20"/>
+                <w:szCs w:val="20"/>
+              </w:rPr>
+              <w:t>Tantárgy neve (szabad szöveg)</w:t>
+            </w:r>
+          </w:p>
+        </w:tc>
+      </w:tr>
+      <w:tr>
+        <w:tc>
+          <w:tcPr>
+            <w:tcW w:w="2099" w:type="dxa"/>
+            <w:tcBorders>
+              <w:top w:val="single" w:sz="1" w:space="0" w:color="CCCCCC"/>
+              <w:left w:val="single" w:sz="1" w:space="0" w:color="CCCCCC"/>
+              <w:bottom w:val="single" w:sz="1" w:space="0" w:color="CCCCCC"/>
+              <w:right w:val="single" w:sz="1" w:space="0" w:color="CCCCCC"/>
+            </w:tcBorders>
+            <w:tcMar>
+              <w:top w:w="80" w:type="dxa"/>
+              <w:left w:w="160" w:type="dxa"/>
+              <w:bottom w:w="80" w:type="dxa"/>
+              <w:right w:w="160" w:type="dxa"/>
+            </w:tcMar>
+          </w:tcPr>
+          <w:p>
+            <w:pPr>
+              <w:rPr>
+                <w:color w:val="0D0D0D" w:themeColor="text1" w:themeTint="F2"/>
+                <w:sz w:val="20"/>
+                <w:szCs w:val="20"/>
+              </w:rPr>
+            </w:pPr>
+            <w:r>
+              <w:rPr>
+                <w:color w:val="0D0D0D" w:themeColor="text1" w:themeTint="F2"/>
+                <w:sz w:val="20"/>
+                <w:szCs w:val="20"/>
+              </w:rPr>
+              <w:t>CreatedAt</w:t>
+            </w:r>
+          </w:p>
+        </w:tc>
+        <w:tc>
+          <w:tcPr>
+            <w:tcW w:w="1910" w:type="dxa"/>
+            <w:tcBorders>
+              <w:top w:val="single" w:sz="1" w:space="0" w:color="CCCCCC"/>
+              <w:left w:val="single" w:sz="1" w:space="0" w:color="CCCCCC"/>
+              <w:bottom w:val="single" w:sz="1" w:space="0" w:color="CCCCCC"/>
+              <w:right w:val="single" w:sz="1" w:space="0" w:color="CCCCCC"/>
+            </w:tcBorders>
+            <w:tcMar>
+              <w:top w:w="80" w:type="dxa"/>
+              <w:left w:w="160" w:type="dxa"/>
+              <w:bottom w:w="80" w:type="dxa"/>
+              <w:right w:w="160" w:type="dxa"/>
+            </w:tcMar>
+          </w:tcPr>
+          <w:p>
+            <w:pPr>
+              <w:rPr>
+                <w:color w:val="0D0D0D" w:themeColor="text1" w:themeTint="F2"/>
+                <w:sz w:val="20"/>
+                <w:szCs w:val="20"/>
+              </w:rPr>
+            </w:pPr>
+            <w:r>
+              <w:rPr>
+                <w:color w:val="0D0D0D" w:themeColor="text1" w:themeTint="F2"/>
+                <w:sz w:val="20"/>
+                <w:szCs w:val="20"/>
+              </w:rPr>
+              <w:t>DATETIME</w:t>
+            </w:r>
+          </w:p>
+        </w:tc>
+        <w:tc>
+          <w:tcPr>
+            <w:tcW w:w="5061" w:type="dxa"/>
+            <w:tcBorders>
+              <w:top w:val="single" w:sz="1" w:space="0" w:color="CCCCCC"/>
+              <w:left w:val="single" w:sz="1" w:space="0" w:color="CCCCCC"/>
+              <w:bottom w:val="single" w:sz="1" w:space="0" w:color="CCCCCC"/>
+              <w:right w:val="single" w:sz="1" w:space="0" w:color="CCCCCC"/>
+            </w:tcBorders>
+            <w:tcMar>
+              <w:top w:w="80" w:type="dxa"/>
+              <w:left w:w="160" w:type="dxa"/>
+              <w:bottom w:w="80" w:type="dxa"/>
+              <w:right w:w="160" w:type="dxa"/>
+            </w:tcMar>
+          </w:tcPr>
+          <w:p>
+            <w:pPr>
+              <w:rPr>
+                <w:color w:val="0D0D0D" w:themeColor="text1" w:themeTint="F2"/>
+                <w:sz w:val="20"/>
+                <w:szCs w:val="20"/>
+              </w:rPr>
+            </w:pPr>
+            <w:r>
+              <w:rPr>
+                <w:sz w:val="20"/>
+                <w:szCs w:val="20"/>
+              </w:rPr>
+              <w:t>Létrehozás időpontja</w:t>
+            </w:r>
+          </w:p>
+        </w:tc>
+      </w:tr>
+    </w:tbl>
     <w:p>
       <w:pPr>
         <w:pStyle w:val="Heading3"/>
@@ -10467,8 +12578,6 @@
           <w:color w:val="68A3E8"/>
         </w:rPr>
       </w:pPr>
-      <w:bookmarkStart w:id="47" w:name="_Toc224637261"/>
-      <w:bookmarkStart w:id="48" w:name="_Toc224682831"/>
       <w:r>
         <w:rPr>
           <w:color w:val="68A3E8"/>
@@ -10490,7 +12599,6 @@
         <w:rPr>
           <w:color w:val="000000" w:themeColor="text1"/>
         </w:rPr>
-        <w:lastRenderedPageBreak/>
         <w:t>Az alábbi táblázat összefoglalja a legfontosabb idegen kulcs kapcsolatokat:</w:t>
       </w:r>
     </w:p>
@@ -10549,6 +12657,7 @@
         <w:rPr>
           <w:color w:val="000000" w:themeColor="text1"/>
         </w:rPr>
+        <w:lastRenderedPageBreak/>
         <w:t>A projekt kizárólag tárolt eljárásokon keresztül kezeli az adatokat. Az alábbi táblázat összefoglalja az összes SP-t és azok szerepét:</w:t>
       </w:r>
     </w:p>
@@ -10558,8 +12667,650 @@
         <w:jc w:val="both"/>
       </w:pPr>
       <w:r>
-        <w:t>tabla</w:t>
-      </w:r>
+        <w:t>T</w:t>
+      </w:r>
+      <w:r>
+        <w:t>abla</w:t>
+      </w:r>
+    </w:p>
+    <w:p>
+      <w:pPr>
+        <w:pStyle w:val="Heading2"/>
+      </w:pPr>
+      <w:bookmarkStart w:id="51" w:name="_Toc224637263"/>
+      <w:r>
+        <w:t>2.4 Autentikáció és jogosultságkezelés</w:t>
+      </w:r>
+      <w:bookmarkEnd w:id="51"/>
+    </w:p>
+    <w:p>
+      <w:pPr>
+        <w:pStyle w:val="Heading3"/>
+      </w:pPr>
+      <w:bookmarkStart w:id="52" w:name="_Toc224637264"/>
+      <w:r>
+        <w:t>2.4.1 JWT-token alapú autentikáció</w:t>
+      </w:r>
+      <w:bookmarkEnd w:id="52"/>
+    </w:p>
+    <w:p>
+      <w:pPr>
+        <w:spacing w:before="80" w:after="120" w:line="360" w:lineRule="auto"/>
+        <w:jc w:val="both"/>
+      </w:pPr>
+      <w:r>
+        <w:t>A FeladatRadar JWT (JSON Web Token) alapú autentikációt alkalmaz. A bejelentkezés folyamata a következő:</w:t>
+      </w:r>
+    </w:p>
+    <w:p>
+      <w:pPr>
+        <w:pStyle w:val="ListParagraph"/>
+        <w:numPr>
+          <w:ilvl w:val="0"/>
+          <w:numId w:val="4"/>
+        </w:numPr>
+        <w:spacing w:before="60" w:after="80" w:line="320" w:lineRule="auto"/>
+      </w:pPr>
+      <w:r>
+        <w:t>A felhasználó a /api/auth/login végpontra POST-kérést küld a felhasználónevével és jelszavával.</w:t>
+      </w:r>
+    </w:p>
+    <w:p>
+      <w:pPr>
+        <w:pStyle w:val="ListParagraph"/>
+        <w:numPr>
+          <w:ilvl w:val="0"/>
+          <w:numId w:val="4"/>
+        </w:numPr>
+        <w:spacing w:before="60" w:after="80" w:line="320" w:lineRule="auto"/>
+      </w:pPr>
+      <w:r>
+        <w:t>A backend az sp_LoginUser tárolt eljárással lekéri a felhasználó adatait az adatbázisból.</w:t>
+      </w:r>
+    </w:p>
+    <w:p>
+      <w:pPr>
+        <w:pStyle w:val="ListParagraph"/>
+        <w:numPr>
+          <w:ilvl w:val="0"/>
+          <w:numId w:val="4"/>
+        </w:numPr>
+        <w:spacing w:before="60" w:after="80" w:line="320" w:lineRule="auto"/>
+      </w:pPr>
+      <w:r>
+        <w:t>A BCrypt.Net könyvtár Verify() metódusával összehasonlítja a beküldött jelszót a tárolt hash értékkel.</w:t>
+      </w:r>
+    </w:p>
+    <w:p>
+      <w:pPr>
+        <w:pStyle w:val="ListParagraph"/>
+        <w:numPr>
+          <w:ilvl w:val="0"/>
+          <w:numId w:val="4"/>
+        </w:numPr>
+        <w:spacing w:before="60" w:after="80" w:line="320" w:lineRule="auto"/>
+      </w:pPr>
+      <w:r>
+        <w:t>Sikeres ellenőrzés esetén a GenerateJwtToken() metódus elkészíti a tokent, amely tartalmazza: a felhasználó ID-ját (sub claim), nevét, e-mailjét, szerepkörét (role claim) és az egyedi Jti azonosítót.</w:t>
+      </w:r>
+    </w:p>
+    <w:p>
+      <w:pPr>
+        <w:pStyle w:val="ListParagraph"/>
+        <w:numPr>
+          <w:ilvl w:val="0"/>
+          <w:numId w:val="4"/>
+        </w:numPr>
+        <w:spacing w:before="60" w:after="80" w:line="320" w:lineRule="auto"/>
+        <w:rPr>
+          <w:color w:val="0D0D0D" w:themeColor="text1" w:themeTint="F2"/>
+        </w:rPr>
+      </w:pPr>
+      <w:r>
+        <w:rPr>
+          <w:color w:val="0D0D0D" w:themeColor="text1" w:themeTint="F2"/>
+        </w:rPr>
+        <w:t>A token a frontend oldalán Blazored.LocalStorage segítségével kerül tárolásra (authToken kulcs alatt).</w:t>
+      </w:r>
+    </w:p>
+    <w:p>
+      <w:pPr>
+        <w:pStyle w:val="ListParagraph"/>
+        <w:numPr>
+          <w:ilvl w:val="0"/>
+          <w:numId w:val="4"/>
+        </w:numPr>
+        <w:spacing w:before="60" w:after="80" w:line="320" w:lineRule="auto"/>
+      </w:pPr>
+      <w:r>
+        <w:t>Minden következő API-kérés Bearer tokenként csatolja ezt a tokent az Authorization fejlécben.</w:t>
+      </w:r>
+    </w:p>
+    <w:p>
+      <w:pPr>
+        <w:spacing w:before="80" w:after="120" w:line="360" w:lineRule="auto"/>
+        <w:jc w:val="both"/>
+      </w:pPr>
+      <w:r>
+        <w:t>A token érvényességi ideje az appsettings.json fájlban konfigurálható (ExpirationMinutes). A ClockSkew értéke nulla, tehát a token pontosan a megadott időpontban jár le, nem 5 perc késéssel.</w:t>
+      </w:r>
+    </w:p>
+    <w:p>
+      <w:pPr>
+        <w:pStyle w:val="Heading3"/>
+      </w:pPr>
+      <w:bookmarkStart w:id="53" w:name="_Toc224637265"/>
+      <w:r>
+        <w:t>2.4.2 Szerepkör-alapú hozzáférés-szabályozás (RBAC)</w:t>
+      </w:r>
+      <w:bookmarkEnd w:id="53"/>
+    </w:p>
+    <w:p>
+      <w:pPr>
+        <w:spacing w:before="80" w:after="120" w:line="360" w:lineRule="auto"/>
+        <w:jc w:val="both"/>
+      </w:pPr>
+      <w:r>
+        <w:t>A FeladatRadar három szerepkört különböztet meg:</w:t>
+      </w:r>
+    </w:p>
+    <w:tbl>
+      <w:tblPr>
+        <w:tblW w:w="9070" w:type="dxa"/>
+        <w:tblBorders>
+          <w:top w:val="single" w:sz="4" w:space="0" w:color="auto"/>
+          <w:left w:val="single" w:sz="4" w:space="0" w:color="auto"/>
+          <w:bottom w:val="single" w:sz="4" w:space="0" w:color="auto"/>
+          <w:right w:val="single" w:sz="4" w:space="0" w:color="auto"/>
+          <w:insideH w:val="single" w:sz="4" w:space="0" w:color="auto"/>
+          <w:insideV w:val="single" w:sz="4" w:space="0" w:color="auto"/>
+        </w:tblBorders>
+        <w:tblCellMar>
+          <w:left w:w="10" w:type="dxa"/>
+          <w:right w:w="10" w:type="dxa"/>
+        </w:tblCellMar>
+        <w:tblLook w:val="04A0" w:firstRow="1" w:lastRow="0" w:firstColumn="1" w:lastColumn="0" w:noHBand="0" w:noVBand="1"/>
+      </w:tblPr>
+      <w:tblGrid>
+        <w:gridCol w:w="1500"/>
+        <w:gridCol w:w="3000"/>
+        <w:gridCol w:w="4570"/>
+      </w:tblGrid>
+      <w:tr>
+        <w:trPr>
+          <w:tblHeader/>
+        </w:trPr>
+        <w:tc>
+          <w:tcPr>
+            <w:tcW w:w="1500" w:type="dxa"/>
+            <w:tcBorders>
+              <w:top w:val="single" w:sz="1" w:space="0" w:color="CCCCCC"/>
+              <w:left w:val="single" w:sz="1" w:space="0" w:color="CCCCCC"/>
+              <w:bottom w:val="single" w:sz="1" w:space="0" w:color="CCCCCC"/>
+              <w:right w:val="single" w:sz="1" w:space="0" w:color="CCCCCC"/>
+            </w:tcBorders>
+            <w:shd w:val="clear" w:color="auto" w:fill="D6E4F7"/>
+            <w:tcMar>
+              <w:top w:w="80" w:type="dxa"/>
+              <w:left w:w="160" w:type="dxa"/>
+              <w:bottom w:w="80" w:type="dxa"/>
+              <w:right w:w="160" w:type="dxa"/>
+            </w:tcMar>
+          </w:tcPr>
+          <w:p>
+            <w:r>
+              <w:rPr>
+                <w:b/>
+                <w:bCs/>
+                <w:sz w:val="20"/>
+                <w:szCs w:val="20"/>
+              </w:rPr>
+              <w:t>Szerepkör</w:t>
+            </w:r>
+          </w:p>
+        </w:tc>
+        <w:tc>
+          <w:tcPr>
+            <w:tcW w:w="3000" w:type="dxa"/>
+            <w:tcBorders>
+              <w:top w:val="single" w:sz="1" w:space="0" w:color="CCCCCC"/>
+              <w:left w:val="single" w:sz="1" w:space="0" w:color="CCCCCC"/>
+              <w:bottom w:val="single" w:sz="1" w:space="0" w:color="CCCCCC"/>
+              <w:right w:val="single" w:sz="1" w:space="0" w:color="CCCCCC"/>
+            </w:tcBorders>
+            <w:shd w:val="clear" w:color="auto" w:fill="D6E4F7"/>
+            <w:tcMar>
+              <w:top w:w="80" w:type="dxa"/>
+              <w:left w:w="160" w:type="dxa"/>
+              <w:bottom w:w="80" w:type="dxa"/>
+              <w:right w:w="160" w:type="dxa"/>
+            </w:tcMar>
+          </w:tcPr>
+          <w:p>
+            <w:r>
+              <w:rPr>
+                <w:b/>
+                <w:bCs/>
+                <w:sz w:val="20"/>
+                <w:szCs w:val="20"/>
+              </w:rPr>
+              <w:t>Leírás</w:t>
+            </w:r>
+          </w:p>
+        </w:tc>
+        <w:tc>
+          <w:tcPr>
+            <w:tcW w:w="4570" w:type="dxa"/>
+            <w:tcBorders>
+              <w:top w:val="single" w:sz="1" w:space="0" w:color="CCCCCC"/>
+              <w:left w:val="single" w:sz="1" w:space="0" w:color="CCCCCC"/>
+              <w:bottom w:val="single" w:sz="1" w:space="0" w:color="CCCCCC"/>
+              <w:right w:val="single" w:sz="1" w:space="0" w:color="CCCCCC"/>
+            </w:tcBorders>
+            <w:shd w:val="clear" w:color="auto" w:fill="D6E4F7"/>
+            <w:tcMar>
+              <w:top w:w="80" w:type="dxa"/>
+              <w:left w:w="160" w:type="dxa"/>
+              <w:bottom w:w="80" w:type="dxa"/>
+              <w:right w:w="160" w:type="dxa"/>
+            </w:tcMar>
+          </w:tcPr>
+          <w:p>
+            <w:r>
+              <w:rPr>
+                <w:b/>
+                <w:bCs/>
+                <w:sz w:val="20"/>
+                <w:szCs w:val="20"/>
+              </w:rPr>
+              <w:t>Elérhető végpontok</w:t>
+            </w:r>
+          </w:p>
+        </w:tc>
+      </w:tr>
+      <w:tr>
+        <w:tc>
+          <w:tcPr>
+            <w:tcW w:w="1500" w:type="dxa"/>
+            <w:tcBorders>
+              <w:top w:val="single" w:sz="1" w:space="0" w:color="CCCCCC"/>
+              <w:left w:val="single" w:sz="1" w:space="0" w:color="CCCCCC"/>
+              <w:bottom w:val="single" w:sz="1" w:space="0" w:color="CCCCCC"/>
+              <w:right w:val="single" w:sz="1" w:space="0" w:color="CCCCCC"/>
+            </w:tcBorders>
+            <w:tcMar>
+              <w:top w:w="80" w:type="dxa"/>
+              <w:left w:w="160" w:type="dxa"/>
+              <w:bottom w:w="80" w:type="dxa"/>
+              <w:right w:w="160" w:type="dxa"/>
+            </w:tcMar>
+          </w:tcPr>
+          <w:p>
+            <w:r>
+              <w:rPr>
+                <w:sz w:val="20"/>
+                <w:szCs w:val="20"/>
+              </w:rPr>
+              <w:t>Student</w:t>
+            </w:r>
+          </w:p>
+        </w:tc>
+        <w:tc>
+          <w:tcPr>
+            <w:tcW w:w="3000" w:type="dxa"/>
+            <w:tcBorders>
+              <w:top w:val="single" w:sz="1" w:space="0" w:color="CCCCCC"/>
+              <w:left w:val="single" w:sz="1" w:space="0" w:color="CCCCCC"/>
+              <w:bottom w:val="single" w:sz="1" w:space="0" w:color="CCCCCC"/>
+              <w:right w:val="single" w:sz="1" w:space="0" w:color="CCCCCC"/>
+            </w:tcBorders>
+            <w:tcMar>
+              <w:top w:w="80" w:type="dxa"/>
+              <w:left w:w="160" w:type="dxa"/>
+              <w:bottom w:w="80" w:type="dxa"/>
+              <w:right w:w="160" w:type="dxa"/>
+            </w:tcMar>
+          </w:tcPr>
+          <w:p>
+            <w:r>
+              <w:rPr>
+                <w:sz w:val="20"/>
+                <w:szCs w:val="20"/>
+              </w:rPr>
+              <w:t>Diák – az alapfelhasználó</w:t>
+            </w:r>
+          </w:p>
+        </w:tc>
+        <w:tc>
+          <w:tcPr>
+            <w:tcW w:w="4570" w:type="dxa"/>
+            <w:tcBorders>
+              <w:top w:val="single" w:sz="1" w:space="0" w:color="CCCCCC"/>
+              <w:left w:val="single" w:sz="1" w:space="0" w:color="CCCCCC"/>
+              <w:bottom w:val="single" w:sz="1" w:space="0" w:color="CCCCCC"/>
+              <w:right w:val="single" w:sz="1" w:space="0" w:color="CCCCCC"/>
+            </w:tcBorders>
+            <w:tcMar>
+              <w:top w:w="80" w:type="dxa"/>
+              <w:left w:w="160" w:type="dxa"/>
+              <w:bottom w:w="80" w:type="dxa"/>
+              <w:right w:w="160" w:type="dxa"/>
+            </w:tcMar>
+          </w:tcPr>
+          <w:p>
+            <w:r>
+              <w:rPr>
+                <w:sz w:val="20"/>
+                <w:szCs w:val="20"/>
+              </w:rPr>
+              <w:t>Saját feladatok, órarend, tantárgyak, csoportok</w:t>
+            </w:r>
+          </w:p>
+        </w:tc>
+      </w:tr>
+      <w:tr>
+        <w:tc>
+          <w:tcPr>
+            <w:tcW w:w="1500" w:type="dxa"/>
+            <w:tcBorders>
+              <w:top w:val="single" w:sz="1" w:space="0" w:color="CCCCCC"/>
+              <w:left w:val="single" w:sz="1" w:space="0" w:color="CCCCCC"/>
+              <w:bottom w:val="single" w:sz="1" w:space="0" w:color="CCCCCC"/>
+              <w:right w:val="single" w:sz="1" w:space="0" w:color="CCCCCC"/>
+            </w:tcBorders>
+            <w:tcMar>
+              <w:top w:w="80" w:type="dxa"/>
+              <w:left w:w="160" w:type="dxa"/>
+              <w:bottom w:w="80" w:type="dxa"/>
+              <w:right w:w="160" w:type="dxa"/>
+            </w:tcMar>
+          </w:tcPr>
+          <w:p>
+            <w:r>
+              <w:rPr>
+                <w:sz w:val="20"/>
+                <w:szCs w:val="20"/>
+              </w:rPr>
+              <w:t>Teacher</w:t>
+            </w:r>
+          </w:p>
+        </w:tc>
+        <w:tc>
+          <w:tcPr>
+            <w:tcW w:w="3000" w:type="dxa"/>
+            <w:tcBorders>
+              <w:top w:val="single" w:sz="1" w:space="0" w:color="CCCCCC"/>
+              <w:left w:val="single" w:sz="1" w:space="0" w:color="CCCCCC"/>
+              <w:bottom w:val="single" w:sz="1" w:space="0" w:color="CCCCCC"/>
+              <w:right w:val="single" w:sz="1" w:space="0" w:color="CCCCCC"/>
+            </w:tcBorders>
+            <w:tcMar>
+              <w:top w:w="80" w:type="dxa"/>
+              <w:left w:w="160" w:type="dxa"/>
+              <w:bottom w:w="80" w:type="dxa"/>
+              <w:right w:w="160" w:type="dxa"/>
+            </w:tcMar>
+          </w:tcPr>
+          <w:p>
+            <w:r>
+              <w:rPr>
+                <w:sz w:val="20"/>
+                <w:szCs w:val="20"/>
+              </w:rPr>
+              <w:t>Tanár – kibővített jogok</w:t>
+            </w:r>
+          </w:p>
+        </w:tc>
+        <w:tc>
+          <w:tcPr>
+            <w:tcW w:w="4570" w:type="dxa"/>
+            <w:tcBorders>
+              <w:top w:val="single" w:sz="1" w:space="0" w:color="CCCCCC"/>
+              <w:left w:val="single" w:sz="1" w:space="0" w:color="CCCCCC"/>
+              <w:bottom w:val="single" w:sz="1" w:space="0" w:color="CCCCCC"/>
+              <w:right w:val="single" w:sz="1" w:space="0" w:color="CCCCCC"/>
+            </w:tcBorders>
+            <w:tcMar>
+              <w:top w:w="80" w:type="dxa"/>
+              <w:left w:w="160" w:type="dxa"/>
+              <w:bottom w:w="80" w:type="dxa"/>
+              <w:right w:w="160" w:type="dxa"/>
+            </w:tcMar>
+          </w:tcPr>
+          <w:p>
+            <w:r>
+              <w:rPr>
+                <w:sz w:val="20"/>
+                <w:szCs w:val="20"/>
+              </w:rPr>
+              <w:t>Dolgozat és szavazás létrehozása csoportban</w:t>
+            </w:r>
+          </w:p>
+        </w:tc>
+      </w:tr>
+      <w:tr>
+        <w:tc>
+          <w:tcPr>
+            <w:tcW w:w="1500" w:type="dxa"/>
+            <w:tcBorders>
+              <w:top w:val="single" w:sz="1" w:space="0" w:color="CCCCCC"/>
+              <w:left w:val="single" w:sz="1" w:space="0" w:color="CCCCCC"/>
+              <w:bottom w:val="single" w:sz="1" w:space="0" w:color="CCCCCC"/>
+              <w:right w:val="single" w:sz="1" w:space="0" w:color="CCCCCC"/>
+            </w:tcBorders>
+            <w:tcMar>
+              <w:top w:w="80" w:type="dxa"/>
+              <w:left w:w="160" w:type="dxa"/>
+              <w:bottom w:w="80" w:type="dxa"/>
+              <w:right w:w="160" w:type="dxa"/>
+            </w:tcMar>
+          </w:tcPr>
+          <w:p>
+            <w:r>
+              <w:rPr>
+                <w:sz w:val="20"/>
+                <w:szCs w:val="20"/>
+              </w:rPr>
+              <w:t>Admin</w:t>
+            </w:r>
+          </w:p>
+        </w:tc>
+        <w:tc>
+          <w:tcPr>
+            <w:tcW w:w="3000" w:type="dxa"/>
+            <w:tcBorders>
+              <w:top w:val="single" w:sz="1" w:space="0" w:color="CCCCCC"/>
+              <w:left w:val="single" w:sz="1" w:space="0" w:color="CCCCCC"/>
+              <w:bottom w:val="single" w:sz="1" w:space="0" w:color="CCCCCC"/>
+              <w:right w:val="single" w:sz="1" w:space="0" w:color="CCCCCC"/>
+            </w:tcBorders>
+            <w:tcMar>
+              <w:top w:w="80" w:type="dxa"/>
+              <w:left w:w="160" w:type="dxa"/>
+              <w:bottom w:w="80" w:type="dxa"/>
+              <w:right w:w="160" w:type="dxa"/>
+            </w:tcMar>
+          </w:tcPr>
+          <w:p>
+            <w:r>
+              <w:rPr>
+                <w:sz w:val="20"/>
+                <w:szCs w:val="20"/>
+              </w:rPr>
+              <w:t>Adminisztrátor</w:t>
+            </w:r>
+          </w:p>
+        </w:tc>
+        <w:tc>
+          <w:tcPr>
+            <w:tcW w:w="4570" w:type="dxa"/>
+            <w:tcBorders>
+              <w:top w:val="single" w:sz="1" w:space="0" w:color="CCCCCC"/>
+              <w:left w:val="single" w:sz="1" w:space="0" w:color="CCCCCC"/>
+              <w:bottom w:val="single" w:sz="1" w:space="0" w:color="CCCCCC"/>
+              <w:right w:val="single" w:sz="1" w:space="0" w:color="CCCCCC"/>
+            </w:tcBorders>
+            <w:tcMar>
+              <w:top w:w="80" w:type="dxa"/>
+              <w:left w:w="160" w:type="dxa"/>
+              <w:bottom w:w="80" w:type="dxa"/>
+              <w:right w:w="160" w:type="dxa"/>
+            </w:tcMar>
+          </w:tcPr>
+          <w:p>
+            <w:r>
+              <w:rPr>
+                <w:sz w:val="20"/>
+                <w:szCs w:val="20"/>
+              </w:rPr>
+              <w:t>Tantárgyak kezelése, rendszerszintű műveletek</w:t>
+            </w:r>
+          </w:p>
+        </w:tc>
+      </w:tr>
+    </w:tbl>
+    <w:p>
+      <w:pPr>
+        <w:pStyle w:val="Heading2"/>
+      </w:pPr>
+      <w:bookmarkStart w:id="54" w:name="_Toc224637280"/>
+      <w:r>
+        <w:t>2.7 Frontend komponensek részletes bemutatása</w:t>
+      </w:r>
+      <w:bookmarkEnd w:id="54"/>
+    </w:p>
+    <w:p>
+      <w:pPr>
+        <w:pStyle w:val="Heading3"/>
+      </w:pPr>
+      <w:bookmarkStart w:id="55" w:name="_Toc224637281"/>
+      <w:r>
+        <w:lastRenderedPageBreak/>
+        <w:t>2.7.1 Oldal-architektúra és navigáció</w:t>
+      </w:r>
+      <w:bookmarkEnd w:id="55"/>
+    </w:p>
+    <w:p>
+      <w:pPr>
+        <w:spacing w:before="80" w:after="120" w:line="360" w:lineRule="auto"/>
+        <w:jc w:val="both"/>
+      </w:pPr>
+      <w:r>
+        <w:t>A Blazor Server alkalmazásban minden oldal egy .razor fájl a FeladatRadar.frontend/Components/Pages/ mappában. Az App.razor és Routes.razor fájlok kezelik a routing-ot. A MainLayout.razor biztosítja az egységes oldal-elrendezést (sidebar + fő tartalom), amelyet az összes oldal örököl.</w:t>
+      </w:r>
+    </w:p>
+    <w:p>
+      <w:pPr>
+        <w:spacing w:before="80" w:after="120" w:line="360" w:lineRule="auto"/>
+        <w:jc w:val="both"/>
+      </w:pPr>
+      <w:r>
+        <w:t>Minden oldal elején AuthService.IsAuthenticated ellenőrzéssel indul — ha a felhasználó nincs bejelentkezve, a Navigation.NavigateTo("/login") hívással a bejelentkező oldalra irányítja át. Ez a minta biztosítja, hogy a védett oldalak ne legyenek elérhetők autentikáció nélkül.</w:t>
+      </w:r>
+    </w:p>
+    <w:p>
+      <w:pPr>
+        <w:pStyle w:val="Heading3"/>
+      </w:pPr>
+      <w:bookmarkStart w:id="56" w:name="_Toc224637282"/>
+      <w:r>
+        <w:t>2.7.2 Login.razor és Register.razor</w:t>
+      </w:r>
+      <w:bookmarkEnd w:id="56"/>
+    </w:p>
+    <w:p>
+      <w:pPr>
+        <w:spacing w:before="80" w:after="120" w:line="360" w:lineRule="auto"/>
+        <w:jc w:val="both"/>
+      </w:pPr>
+      <w:r>
+        <w:t>A bejelentkező és regisztrációs oldalak az egyetlen két nyilvánosan elérhető oldal az alkalmazásban. A Login.razor felhasználónevet és jelszót kér, POST-kéréssel hívja az /api/auth/login végpontot, és siker esetén a tokent localStorage-ban tárolja, majd a /dashboard oldalra navigál. Hiba esetén piros hibaüzenet jelenik meg az űrlap felett.</w:t>
+      </w:r>
+    </w:p>
+    <w:p>
+      <w:pPr>
+        <w:spacing w:before="80" w:after="120" w:line="360" w:lineRule="auto"/>
+        <w:jc w:val="both"/>
+      </w:pPr>
+      <w:r>
+        <w:t>A Register.razor részletesebb validációt hajt végre: ellenőrzi, hogy a jelszó és a jelszó-megerősítés egyezik-e, a felhasználónév legalább 3 karakteres-e, az e-mail cím formátuma érvényes-e, és hogy a felhasználó kiválasztott-e szerepkört. A validáció C# kódban történik a @code blokkban, nem HTML5 required attribútumokkal, így pontosabb hibaüzenetek adhatók.</w:t>
+      </w:r>
+    </w:p>
+    <w:p>
+      <w:pPr>
+        <w:pStyle w:val="Heading3"/>
+      </w:pPr>
+      <w:bookmarkStart w:id="57" w:name="_Toc224637283"/>
+      <w:r>
+        <w:t>2.7.3 Dashboard.razor</w:t>
+      </w:r>
+      <w:bookmarkEnd w:id="57"/>
+    </w:p>
+    <w:p>
+      <w:pPr>
+        <w:spacing w:before="80" w:after="120" w:line="360" w:lineRule="auto"/>
+        <w:jc w:val="both"/>
+      </w:pPr>
+      <w:r>
+        <w:t>A főoldal összefoglaló nézetet nyújt a bejelentkezett felhasználónak. Négy statisztikai kártyán megjeleníti az összes feladat számát, a befejezett feladatok arányát, a soron következő határidőt és a felvett tantárgyak számát. Alul három panel jelenik meg: a legközelebbi határidős feladatok listája, a mai naphoz tartozó órarend-bejegyzések, és a beérkező csoportos meghívások száma. Ez az oldal az összes service párhuzamos hívásával tölt be (Task.GetAsync, Schedule.GetAsync, Group.GetInvitesAsync).</w:t>
+      </w:r>
+    </w:p>
+    <w:p>
+      <w:pPr>
+        <w:pStyle w:val="Heading3"/>
+      </w:pPr>
+      <w:bookmarkStart w:id="58" w:name="_Toc224637284"/>
+      <w:r>
+        <w:t xml:space="preserve">2.7.4 Naptar.razor </w:t>
+      </w:r>
+      <w:bookmarkEnd w:id="58"/>
+    </w:p>
+    <w:p>
+      <w:pPr>
+        <w:spacing w:before="80" w:after="120" w:line="360" w:lineRule="auto"/>
+        <w:jc w:val="both"/>
+      </w:pPr>
+      <w:r>
+        <w:t xml:space="preserve">A Naptár oldal a projekt leghosszabb és legkomplexebb komponense. Három nézetet kínál: havi, heti és napi nézet, amelyek között gombokkal lehet váltani. A havi nézetben az adott hónap napjai rácsszerűen jelennek meg, és a feladatokhoz ill. órarend-bejegyzésekhez tartozó színes "pontok" jelzik a terheltséget. A heti nézet naponta </w:t>
+      </w:r>
+      <w:r>
+        <w:lastRenderedPageBreak/>
+        <w:t>oszlopokba rendezi a bejegyzéseket. A napi nézet az aktuális naphoz tartozó összes eseményt sorolja fel időrendben.</w:t>
+      </w:r>
+    </w:p>
+    <w:p>
+      <w:pPr>
+        <w:spacing w:before="80" w:after="120" w:line="360" w:lineRule="auto"/>
+        <w:jc w:val="both"/>
+      </w:pPr>
+      <w:r>
+        <w:t>Navigálni az előző/következő hét vagy hónap gombokkal, ill. a mai nap gombbal lehet. A bal oldali panelen "Közelgő feladatok" lista jelenik meg — a következő 7 napban esedékes, nem teljesített feladatok. Az "Új bejegyzés" modal ablakon választható, hogy órarend-bejegyzést vagy feladatot akar-e a felhasználó felvenni, és a beviteli mezők ennek megfelelően változnak.</w:t>
+      </w:r>
+    </w:p>
+    <w:p>
+      <w:pPr>
+        <w:pStyle w:val="Heading3"/>
+      </w:pPr>
+      <w:bookmarkStart w:id="59" w:name="_Toc224637285"/>
+      <w:r>
+        <w:t>2.7.5 Feladatok.razor</w:t>
+      </w:r>
+      <w:bookmarkEnd w:id="59"/>
+    </w:p>
+    <w:p>
+      <w:pPr>
+        <w:spacing w:before="80" w:after="120" w:line="360" w:lineRule="auto"/>
+        <w:jc w:val="both"/>
+      </w:pPr>
+      <w:r>
+        <w:t>A feladatkezelő oldal táblázatos formában listázza az összes feladatot, szűrhető típus (Exam, Homework, Project, Other) és státusz (Elvégzendő / Kész) szerint. Minden sor végén található egy "Kész" / "Visszavon" gomb és egy "Törlés" gomb. Új feladat hozzáadásához egy modális párbeszédablak nyílik meg, ahol meg kell adni a tantárgyat (saját felvett tantárgyak közül választva), a feladat nevét, határidőt, típust és az ismétlődési beállításokat.</w:t>
+      </w:r>
+    </w:p>
+    <w:p>
+      <w:pPr>
+        <w:spacing w:before="80" w:after="120" w:line="360" w:lineRule="auto"/>
+        <w:jc w:val="both"/>
+      </w:pPr>
     </w:p>
     <w:sectPr>
       <w:headerReference w:type="default" r:id="rId8"/>
@@ -10887,6 +13638,60 @@
       <w:lvlJc w:val="left"/>
     </w:lvl>
   </w:abstractNum>
+  <w:abstractNum w:abstractNumId="3" w15:restartNumberingAfterBreak="0">
+    <w:nsid w:val="7E653417"/>
+    <w:multiLevelType w:val="hybridMultilevel"/>
+    <w:tmpl w:val="28781214"/>
+    <w:lvl w:ilvl="0" w:tplc="0470AC40">
+      <w:start w:val="1"/>
+      <w:numFmt w:val="decimal"/>
+      <w:lvlText w:val="%1."/>
+      <w:lvlJc w:val="left"/>
+      <w:pPr>
+        <w:ind w:left="540" w:hanging="260"/>
+      </w:pPr>
+    </w:lvl>
+    <w:lvl w:ilvl="1" w:tplc="8662ED68">
+      <w:numFmt w:val="decimal"/>
+      <w:lvlText w:val=""/>
+      <w:lvlJc w:val="left"/>
+    </w:lvl>
+    <w:lvl w:ilvl="2" w:tplc="2E7A8732">
+      <w:numFmt w:val="decimal"/>
+      <w:lvlText w:val=""/>
+      <w:lvlJc w:val="left"/>
+    </w:lvl>
+    <w:lvl w:ilvl="3" w:tplc="3260F13A">
+      <w:numFmt w:val="decimal"/>
+      <w:lvlText w:val=""/>
+      <w:lvlJc w:val="left"/>
+    </w:lvl>
+    <w:lvl w:ilvl="4" w:tplc="04940F42">
+      <w:numFmt w:val="decimal"/>
+      <w:lvlText w:val=""/>
+      <w:lvlJc w:val="left"/>
+    </w:lvl>
+    <w:lvl w:ilvl="5" w:tplc="D584DFAA">
+      <w:numFmt w:val="decimal"/>
+      <w:lvlText w:val=""/>
+      <w:lvlJc w:val="left"/>
+    </w:lvl>
+    <w:lvl w:ilvl="6" w:tplc="000893C4">
+      <w:numFmt w:val="decimal"/>
+      <w:lvlText w:val=""/>
+      <w:lvlJc w:val="left"/>
+    </w:lvl>
+    <w:lvl w:ilvl="7" w:tplc="5DB2D5EC">
+      <w:numFmt w:val="decimal"/>
+      <w:lvlText w:val=""/>
+      <w:lvlJc w:val="left"/>
+    </w:lvl>
+    <w:lvl w:ilvl="8" w:tplc="6E82CFFC">
+      <w:numFmt w:val="decimal"/>
+      <w:lvlText w:val=""/>
+      <w:lvlJc w:val="left"/>
+    </w:lvl>
+  </w:abstractNum>
   <w:num w:numId="1" w16cid:durableId="852770379">
     <w:abstractNumId w:val="1"/>
     <w:lvlOverride w:ilvl="0">
@@ -10901,6 +13706,12 @@
   </w:num>
   <w:num w:numId="3" w16cid:durableId="1530803674">
     <w:abstractNumId w:val="2"/>
+    <w:lvlOverride w:ilvl="0">
+      <w:startOverride w:val="1"/>
+    </w:lvlOverride>
+  </w:num>
+  <w:num w:numId="4" w16cid:durableId="1989045584">
+    <w:abstractNumId w:val="3"/>
     <w:lvlOverride w:ilvl="0">
       <w:startOverride w:val="1"/>
     </w:lvlOverride>

--- a/FeladatRadar_Reszletes_Funkcio_Leiras.docx
+++ b/FeladatRadar_Reszletes_Funkcio_Leiras.docx
@@ -14211,6 +14211,7 @@
   <w:style w:type="character" w:default="1" w:styleId="DefaultParagraphFont">
     <w:name w:val="Default Paragraph Font"/>
     <w:uiPriority w:val="1"/>
+    <w:semiHidden/>
     <w:unhideWhenUsed/>
   </w:style>
   <w:style w:type="table" w:default="1" w:styleId="TableNormal">
